--- a/docs/manual/elsereno-manual.docx
+++ b/docs/manual/elsereno-manual.docx
@@ -2,22 +2,6 @@
 <file path=word/document.xml><?xml version="1.0" encoding="utf-8"?>
 <w:document xmlns:w="http://schemas.openxmlformats.org/wordprocessingml/2006/main" xmlns:m="http://schemas.openxmlformats.org/officeDocument/2006/math" xmlns:r="http://schemas.openxmlformats.org/officeDocument/2006/relationships" xmlns:o="urn:schemas-microsoft-com:office:office" xmlns:v="urn:schemas-microsoft-com:vml" xmlns:w10="urn:schemas-microsoft-com:office:word" xmlns:a="http://schemas.openxmlformats.org/drawingml/2006/main" xmlns:pic="http://schemas.openxmlformats.org/drawingml/2006/picture" xmlns:wp="http://schemas.openxmlformats.org/drawingml/2006/wordprocessingDrawing">
   <w:body>
-    <w:p>
-      <w:pPr>
-        <w:pStyle w:val="Title"/>
-      </w:pPr>
-      <w:r>
-        <w:t xml:space="preserve">ElSereno — Manual de casos de uso</w:t>
-      </w:r>
-    </w:p>
-    <w:p>
-      <w:pPr>
-        <w:pStyle w:val="Author"/>
-      </w:pPr>
-      <w:r>
-        <w:t xml:space="preserve">Operator manual v1.2 · 2026-04-22</w:t>
-      </w:r>
-    </w:p>
     <w:sdt>
       <w:sdtPr>
         <w:docPartObj>
@@ -44,7 +28,7 @@
         </w:p>
       </w:sdtContent>
     </w:sdt>
-    <w:bookmarkStart w:id="65" w:name="elsereno-manual-de-casos-de-uso"/>
+    <w:bookmarkStart w:id="78" w:name="elsereno-manual-de-casos-de-uso"/>
     <w:p>
       <w:pPr>
         <w:pStyle w:val="Heading1"/>
@@ -429,7 +413,7 @@
       </w:r>
     </w:p>
     <w:bookmarkEnd w:id="9"/>
-    <w:bookmarkStart w:id="17" w:name="instalación-primer-arranque"/>
+    <w:bookmarkStart w:id="19" w:name="instalación-primer-arranque"/>
     <w:p>
       <w:pPr>
         <w:pStyle w:val="Heading2"/>
@@ -438,13 +422,13 @@
         <w:t xml:space="preserve">1. Instalación + primer arranque</w:t>
       </w:r>
     </w:p>
-    <w:bookmarkStart w:id="10" w:name="instalación-desde-release-firmada"/>
+    <w:bookmarkStart w:id="10" w:name="instalación-desde-release-firmada-v1.8.0"/>
     <w:p>
       <w:pPr>
         <w:pStyle w:val="Heading3"/>
       </w:pPr>
       <w:r>
-        <w:t xml:space="preserve">1.1 Instalación desde release firmada</w:t>
+        <w:t xml:space="preserve">1.1 Instalación desde release firmada (v1.8.0+)</w:t>
       </w:r>
     </w:p>
     <w:p>
@@ -453,15 +437,6 @@
       </w:pPr>
       <w:r>
         <w:rPr>
-          <w:rStyle w:val="CommentTok"/>
-        </w:rPr>
-        <w:t xml:space="preserve"># Descargar la última versión + bundle cosign</w:t>
-      </w:r>
-      <w:r>
-        <w:br/>
-      </w:r>
-      <w:r>
-        <w:rPr>
           <w:rStyle w:val="VariableTok"/>
         </w:rPr>
         <w:t xml:space="preserve">VERSION</w:t>
@@ -476,7 +451,7 @@
         <w:rPr>
           <w:rStyle w:val="NormalTok"/>
         </w:rPr>
-        <w:t xml:space="preserve">1.1.0</w:t>
+        <w:t xml:space="preserve">1.8.0</w:t>
       </w:r>
       <w:r>
         <w:br/>
@@ -573,6 +548,15 @@
       </w:r>
       <w:r>
         <w:rPr>
+          <w:rStyle w:val="CommentTok"/>
+        </w:rPr>
+        <w:t xml:space="preserve"># Descargar el tarball + checksums + SBOM</w:t>
+      </w:r>
+      <w:r>
+        <w:br/>
+      </w:r>
+      <w:r>
+        <w:rPr>
           <w:rStyle w:val="ExtensionTok"/>
         </w:rPr>
         <w:t xml:space="preserve">curl</w:t>
@@ -621,6 +605,21 @@
       </w:r>
       <w:r>
         <w:rPr>
+          <w:rStyle w:val="DataTypeTok"/>
+        </w:rPr>
+        <w:t xml:space="preserve">\</w:t>
+      </w:r>
+      <w:r>
+        <w:br/>
+      </w:r>
+      <w:r>
+        <w:rPr>
+          <w:rStyle w:val="NormalTok"/>
+        </w:rPr>
+        <w:t xml:space="preserve">  </w:t>
+      </w:r>
+      <w:r>
+        <w:rPr>
           <w:rStyle w:val="StringTok"/>
         </w:rPr>
         <w:t xml:space="preserve">"</w:t>
@@ -698,7 +697,7 @@
         <w:rPr>
           <w:rStyle w:val="NormalTok"/>
         </w:rPr>
-        <w:t xml:space="preserve"> checksums.txt         </w:t>
+        <w:t xml:space="preserve"> checksums.txt </w:t>
       </w:r>
       <w:r>
         <w:rPr>
@@ -743,12 +742,51 @@
         <w:rPr>
           <w:rStyle w:val="NormalTok"/>
         </w:rPr>
-        <w:t xml:space="preserve"> checksums.txt.bundle  </w:t>
+        <w:t xml:space="preserve"> </w:t>
       </w:r>
       <w:r>
         <w:rPr>
           <w:rStyle w:val="StringTok"/>
         </w:rPr>
+        <w:t xml:space="preserve">"elsereno_</w:t>
+      </w:r>
+      <w:r>
+        <w:rPr>
+          <w:rStyle w:val="VariableTok"/>
+        </w:rPr>
+        <w:t xml:space="preserve">${VERSION}</w:t>
+      </w:r>
+      <w:r>
+        <w:rPr>
+          <w:rStyle w:val="StringTok"/>
+        </w:rPr>
+        <w:t xml:space="preserve">.tar.gz.cyclonedx.json"</w:t>
+      </w:r>
+      <w:r>
+        <w:rPr>
+          <w:rStyle w:val="NormalTok"/>
+        </w:rPr>
+        <w:t xml:space="preserve"> </w:t>
+      </w:r>
+      <w:r>
+        <w:rPr>
+          <w:rStyle w:val="DataTypeTok"/>
+        </w:rPr>
+        <w:t xml:space="preserve">\</w:t>
+      </w:r>
+      <w:r>
+        <w:br/>
+      </w:r>
+      <w:r>
+        <w:rPr>
+          <w:rStyle w:val="NormalTok"/>
+        </w:rPr>
+        <w:t xml:space="preserve">  </w:t>
+      </w:r>
+      <w:r>
+        <w:rPr>
+          <w:rStyle w:val="StringTok"/>
+        </w:rPr>
         <w:t xml:space="preserve">"</w:t>
       </w:r>
       <w:r>
@@ -761,19 +799,55 @@
         <w:rPr>
           <w:rStyle w:val="StringTok"/>
         </w:rPr>
-        <w:t xml:space="preserve">/checksums.txt.bundle"</w:t>
-      </w:r>
-      <w:r>
-        <w:br/>
-      </w:r>
-      <w:r>
-        <w:br/>
-      </w:r>
-      <w:r>
-        <w:rPr>
-          <w:rStyle w:val="CommentTok"/>
-        </w:rPr>
-        <w:t xml:space="preserve"># Integridad sha256 + firma cosign keyless</w:t>
+        <w:t xml:space="preserve">/elsereno_</w:t>
+      </w:r>
+      <w:r>
+        <w:rPr>
+          <w:rStyle w:val="VariableTok"/>
+        </w:rPr>
+        <w:t xml:space="preserve">${VERSION}</w:t>
+      </w:r>
+      <w:r>
+        <w:rPr>
+          <w:rStyle w:val="StringTok"/>
+        </w:rPr>
+        <w:t xml:space="preserve">_</w:t>
+      </w:r>
+      <w:r>
+        <w:rPr>
+          <w:rStyle w:val="VariableTok"/>
+        </w:rPr>
+        <w:t xml:space="preserve">${OS}</w:t>
+      </w:r>
+      <w:r>
+        <w:rPr>
+          <w:rStyle w:val="StringTok"/>
+        </w:rPr>
+        <w:t xml:space="preserve">_</w:t>
+      </w:r>
+      <w:r>
+        <w:rPr>
+          <w:rStyle w:val="VariableTok"/>
+        </w:rPr>
+        <w:t xml:space="preserve">${ARCH}</w:t>
+      </w:r>
+      <w:r>
+        <w:rPr>
+          <w:rStyle w:val="StringTok"/>
+        </w:rPr>
+        <w:t xml:space="preserve">.tar.gz.cyclonedx.json"</w:t>
+      </w:r>
+      <w:r>
+        <w:br/>
+      </w:r>
+      <w:r>
+        <w:br/>
+      </w:r>
+      <w:r>
+        <w:rPr>
+          <w:rStyle w:val="CommentTok"/>
+        </w:rPr>
+        <w:t xml:space="preserve"># Integridad SHA-256</w:t>
       </w:r>
       <w:r>
         <w:br/>
@@ -824,16 +898,764 @@
         <w:br/>
       </w:r>
       <w:r>
+        <w:br/>
+      </w:r>
+      <w:r>
+        <w:rPr>
+          <w:rStyle w:val="CommentTok"/>
+        </w:rPr>
+        <w:t xml:space="preserve"># Desempaquetar</w:t>
+      </w:r>
+      <w:r>
+        <w:br/>
+      </w:r>
+      <w:r>
+        <w:rPr>
+          <w:rStyle w:val="FunctionTok"/>
+        </w:rPr>
+        <w:t xml:space="preserve">tar</w:t>
+      </w:r>
+      <w:r>
+        <w:rPr>
+          <w:rStyle w:val="NormalTok"/>
+        </w:rPr>
+        <w:t xml:space="preserve"> xzf </w:t>
+      </w:r>
+      <w:r>
+        <w:rPr>
+          <w:rStyle w:val="StringTok"/>
+        </w:rPr>
+        <w:t xml:space="preserve">"elsereno_</w:t>
+      </w:r>
+      <w:r>
+        <w:rPr>
+          <w:rStyle w:val="VariableTok"/>
+        </w:rPr>
+        <w:t xml:space="preserve">${VERSION}</w:t>
+      </w:r>
+      <w:r>
+        <w:rPr>
+          <w:rStyle w:val="StringTok"/>
+        </w:rPr>
+        <w:t xml:space="preserve">.tar.gz"</w:t>
+      </w:r>
+      <w:r>
+        <w:br/>
+      </w:r>
+      <w:r>
+        <w:br/>
+      </w:r>
+      <w:r>
+        <w:rPr>
+          <w:rStyle w:val="CommentTok"/>
+        </w:rPr>
+        <w:t xml:space="preserve"># Dos binarios dentro del tar:</w:t>
+      </w:r>
+      <w:r>
+        <w:br/>
+      </w:r>
+      <w:r>
+        <w:rPr>
+          <w:rStyle w:val="CommentTok"/>
+        </w:rPr>
+        <w:t xml:space="preserve">#   elsereno            — build por defecto (read-only, safe)</w:t>
+      </w:r>
+      <w:r>
+        <w:br/>
+      </w:r>
+      <w:r>
+        <w:rPr>
+          <w:rStyle w:val="CommentTok"/>
+        </w:rPr>
+        <w:t xml:space="preserve">#   elsereno-offensive  — build -tags offensive (write/exploit/…)</w:t>
+      </w:r>
+      <w:r>
+        <w:br/>
+      </w:r>
+      <w:r>
         <w:rPr>
           <w:rStyle w:val="ExtensionTok"/>
         </w:rPr>
-        <w:t xml:space="preserve">cosign</w:t>
-      </w:r>
-      <w:r>
-        <w:rPr>
-          <w:rStyle w:val="NormalTok"/>
-        </w:rPr>
-        <w:t xml:space="preserve"> verify-blob </w:t>
+        <w:t xml:space="preserve">./elsereno_</w:t>
+      </w:r>
+      <w:r>
+        <w:rPr>
+          <w:rStyle w:val="VariableTok"/>
+        </w:rPr>
+        <w:t xml:space="preserve">${VERSION}</w:t>
+      </w:r>
+      <w:r>
+        <w:rPr>
+          <w:rStyle w:val="ExtensionTok"/>
+        </w:rPr>
+        <w:t xml:space="preserve">_</w:t>
+      </w:r>
+      <w:r>
+        <w:rPr>
+          <w:rStyle w:val="VariableTok"/>
+        </w:rPr>
+        <w:t xml:space="preserve">${OS}</w:t>
+      </w:r>
+      <w:r>
+        <w:rPr>
+          <w:rStyle w:val="ExtensionTok"/>
+        </w:rPr>
+        <w:t xml:space="preserve">_</w:t>
+      </w:r>
+      <w:r>
+        <w:rPr>
+          <w:rStyle w:val="VariableTok"/>
+        </w:rPr>
+        <w:t xml:space="preserve">${ARCH}</w:t>
+      </w:r>
+      <w:r>
+        <w:rPr>
+          <w:rStyle w:val="ExtensionTok"/>
+        </w:rPr>
+        <w:t xml:space="preserve">/elsereno</w:t>
+      </w:r>
+      <w:r>
+        <w:rPr>
+          <w:rStyle w:val="NormalTok"/>
+        </w:rPr>
+        <w:t xml:space="preserve"> version</w:t>
+      </w:r>
+      <w:r>
+        <w:br/>
+      </w:r>
+      <w:r>
+        <w:rPr>
+          <w:rStyle w:val="ExtensionTok"/>
+        </w:rPr>
+        <w:t xml:space="preserve">./elsereno_</w:t>
+      </w:r>
+      <w:r>
+        <w:rPr>
+          <w:rStyle w:val="VariableTok"/>
+        </w:rPr>
+        <w:t xml:space="preserve">${VERSION}</w:t>
+      </w:r>
+      <w:r>
+        <w:rPr>
+          <w:rStyle w:val="ExtensionTok"/>
+        </w:rPr>
+        <w:t xml:space="preserve">_</w:t>
+      </w:r>
+      <w:r>
+        <w:rPr>
+          <w:rStyle w:val="VariableTok"/>
+        </w:rPr>
+        <w:t xml:space="preserve">${OS}</w:t>
+      </w:r>
+      <w:r>
+        <w:rPr>
+          <w:rStyle w:val="ExtensionTok"/>
+        </w:rPr>
+        <w:t xml:space="preserve">_</w:t>
+      </w:r>
+      <w:r>
+        <w:rPr>
+          <w:rStyle w:val="VariableTok"/>
+        </w:rPr>
+        <w:t xml:space="preserve">${ARCH}</w:t>
+      </w:r>
+      <w:r>
+        <w:rPr>
+          <w:rStyle w:val="ExtensionTok"/>
+        </w:rPr>
+        <w:t xml:space="preserve">/elsereno</w:t>
+      </w:r>
+      <w:r>
+        <w:rPr>
+          <w:rStyle w:val="NormalTok"/>
+        </w:rPr>
+        <w:t xml:space="preserve"> plugins list </w:t>
+      </w:r>
+      <w:r>
+        <w:rPr>
+          <w:rStyle w:val="KeywordTok"/>
+        </w:rPr>
+        <w:t xml:space="preserve">|</w:t>
+      </w:r>
+      <w:r>
+        <w:rPr>
+          <w:rStyle w:val="NormalTok"/>
+        </w:rPr>
+        <w:t xml:space="preserve"> </w:t>
+      </w:r>
+      <w:r>
+        <w:rPr>
+          <w:rStyle w:val="FunctionTok"/>
+        </w:rPr>
+        <w:t xml:space="preserve">wc</w:t>
+      </w:r>
+      <w:r>
+        <w:rPr>
+          <w:rStyle w:val="NormalTok"/>
+        </w:rPr>
+        <w:t xml:space="preserve"> </w:t>
+      </w:r>
+      <w:r>
+        <w:rPr>
+          <w:rStyle w:val="AttributeTok"/>
+        </w:rPr>
+        <w:t xml:space="preserve">-l</w:t>
+      </w:r>
+      <w:r>
+        <w:rPr>
+          <w:rStyle w:val="NormalTok"/>
+        </w:rPr>
+        <w:t xml:space="preserve">   </w:t>
+      </w:r>
+      <w:r>
+        <w:rPr>
+          <w:rStyle w:val="CommentTok"/>
+        </w:rPr>
+        <w:t xml:space="preserve"># 17</w:t>
+      </w:r>
+    </w:p>
+    <w:bookmarkEnd w:id="10"/>
+    <w:bookmarkStart w:id="11" w:name="verificar-el-tag-gpg-firmado"/>
+    <w:p>
+      <w:pPr>
+        <w:pStyle w:val="Heading3"/>
+      </w:pPr>
+      <w:r>
+        <w:t xml:space="preserve">1.2 Verificar el tag GPG firmado</w:t>
+      </w:r>
+    </w:p>
+    <w:p>
+      <w:pPr>
+        <w:pStyle w:val="FirstParagraph"/>
+      </w:pPr>
+      <w:r>
+        <w:t xml:space="preserve">El tag</w:t>
+      </w:r>
+      <w:r>
+        <w:t xml:space="preserve"> </w:t>
+      </w:r>
+      <w:r>
+        <w:rPr>
+          <w:rStyle w:val="VerbatimChar"/>
+        </w:rPr>
+        <w:t xml:space="preserve">v1.8.0</w:t>
+      </w:r>
+      <w:r>
+        <w:t xml:space="preserve"> </w:t>
+      </w:r>
+      <w:r>
+        <w:t xml:space="preserve">está firmado con la clave del maintainer. Es el</w:t>
+      </w:r>
+      <w:r>
+        <w:t xml:space="preserve"> </w:t>
+      </w:r>
+      <w:r>
+        <w:t xml:space="preserve">método de verificación canónico desde v1.8.0 (cosign keyless /</w:t>
+      </w:r>
+      <w:r>
+        <w:t xml:space="preserve"> </w:t>
+      </w:r>
+      <w:r>
+        <w:t xml:space="preserve">SLSA requieren CI facturada y no aplican al free-tier flow).</w:t>
+      </w:r>
+    </w:p>
+    <w:p>
+      <w:pPr>
+        <w:pStyle w:val="SourceCode"/>
+      </w:pPr>
+      <w:r>
+        <w:rPr>
+          <w:rStyle w:val="CommentTok"/>
+        </w:rPr>
+        <w:t xml:space="preserve"># Importar la clave pública</w:t>
+      </w:r>
+      <w:r>
+        <w:br/>
+      </w:r>
+      <w:r>
+        <w:rPr>
+          <w:rStyle w:val="ExtensionTok"/>
+        </w:rPr>
+        <w:t xml:space="preserve">curl</w:t>
+      </w:r>
+      <w:r>
+        <w:rPr>
+          <w:rStyle w:val="NormalTok"/>
+        </w:rPr>
+        <w:t xml:space="preserve"> </w:t>
+      </w:r>
+      <w:r>
+        <w:rPr>
+          <w:rStyle w:val="AttributeTok"/>
+        </w:rPr>
+        <w:t xml:space="preserve">-fL</w:t>
+      </w:r>
+      <w:r>
+        <w:rPr>
+          <w:rStyle w:val="NormalTok"/>
+        </w:rPr>
+        <w:t xml:space="preserve"> https://github.com/RobinR00T.gpg </w:t>
+      </w:r>
+      <w:r>
+        <w:rPr>
+          <w:rStyle w:val="KeywordTok"/>
+        </w:rPr>
+        <w:t xml:space="preserve">|</w:t>
+      </w:r>
+      <w:r>
+        <w:rPr>
+          <w:rStyle w:val="NormalTok"/>
+        </w:rPr>
+        <w:t xml:space="preserve"> </w:t>
+      </w:r>
+      <w:r>
+        <w:rPr>
+          <w:rStyle w:val="ExtensionTok"/>
+        </w:rPr>
+        <w:t xml:space="preserve">gpg</w:t>
+      </w:r>
+      <w:r>
+        <w:rPr>
+          <w:rStyle w:val="NormalTok"/>
+        </w:rPr>
+        <w:t xml:space="preserve"> </w:t>
+      </w:r>
+      <w:r>
+        <w:rPr>
+          <w:rStyle w:val="AttributeTok"/>
+        </w:rPr>
+        <w:t xml:space="preserve">--import</w:t>
+      </w:r>
+      <w:r>
+        <w:br/>
+      </w:r>
+      <w:r>
+        <w:br/>
+      </w:r>
+      <w:r>
+        <w:rPr>
+          <w:rStyle w:val="CommentTok"/>
+        </w:rPr>
+        <w:t xml:space="preserve"># O pedirla al keyserver (si está publicada):</w:t>
+      </w:r>
+      <w:r>
+        <w:br/>
+      </w:r>
+      <w:r>
+        <w:rPr>
+          <w:rStyle w:val="ExtensionTok"/>
+        </w:rPr>
+        <w:t xml:space="preserve">gpg</w:t>
+      </w:r>
+      <w:r>
+        <w:rPr>
+          <w:rStyle w:val="NormalTok"/>
+        </w:rPr>
+        <w:t xml:space="preserve"> </w:t>
+      </w:r>
+      <w:r>
+        <w:rPr>
+          <w:rStyle w:val="AttributeTok"/>
+        </w:rPr>
+        <w:t xml:space="preserve">--keyserver</w:t>
+      </w:r>
+      <w:r>
+        <w:rPr>
+          <w:rStyle w:val="NormalTok"/>
+        </w:rPr>
+        <w:t xml:space="preserve"> keys.openpgp.org </w:t>
+      </w:r>
+      <w:r>
+        <w:rPr>
+          <w:rStyle w:val="AttributeTok"/>
+        </w:rPr>
+        <w:t xml:space="preserve">--recv-keys</w:t>
+      </w:r>
+      <w:r>
+        <w:rPr>
+          <w:rStyle w:val="NormalTok"/>
+        </w:rPr>
+        <w:t xml:space="preserve"> ACE3B86BACACE7D6</w:t>
+      </w:r>
+      <w:r>
+        <w:br/>
+      </w:r>
+      <w:r>
+        <w:br/>
+      </w:r>
+      <w:r>
+        <w:rPr>
+          <w:rStyle w:val="CommentTok"/>
+        </w:rPr>
+        <w:t xml:space="preserve"># Clonar + verificar</w:t>
+      </w:r>
+      <w:r>
+        <w:br/>
+      </w:r>
+      <w:r>
+        <w:rPr>
+          <w:rStyle w:val="FunctionTok"/>
+        </w:rPr>
+        <w:t xml:space="preserve">git</w:t>
+      </w:r>
+      <w:r>
+        <w:rPr>
+          <w:rStyle w:val="NormalTok"/>
+        </w:rPr>
+        <w:t xml:space="preserve"> clone https://github.com/RobinR00T/elSereno.git</w:t>
+      </w:r>
+      <w:r>
+        <w:br/>
+      </w:r>
+      <w:r>
+        <w:rPr>
+          <w:rStyle w:val="BuiltInTok"/>
+        </w:rPr>
+        <w:t xml:space="preserve">cd</w:t>
+      </w:r>
+      <w:r>
+        <w:rPr>
+          <w:rStyle w:val="NormalTok"/>
+        </w:rPr>
+        <w:t xml:space="preserve"> elSereno</w:t>
+      </w:r>
+      <w:r>
+        <w:br/>
+      </w:r>
+      <w:r>
+        <w:rPr>
+          <w:rStyle w:val="FunctionTok"/>
+        </w:rPr>
+        <w:t xml:space="preserve">git</w:t>
+      </w:r>
+      <w:r>
+        <w:rPr>
+          <w:rStyle w:val="NormalTok"/>
+        </w:rPr>
+        <w:t xml:space="preserve"> tag </w:t>
+      </w:r>
+      <w:r>
+        <w:rPr>
+          <w:rStyle w:val="AttributeTok"/>
+        </w:rPr>
+        <w:t xml:space="preserve">-v</w:t>
+      </w:r>
+      <w:r>
+        <w:rPr>
+          <w:rStyle w:val="NormalTok"/>
+        </w:rPr>
+        <w:t xml:space="preserve"> v1.8.0</w:t>
+      </w:r>
+      <w:r>
+        <w:br/>
+      </w:r>
+      <w:r>
+        <w:rPr>
+          <w:rStyle w:val="CommentTok"/>
+        </w:rPr>
+        <w:t xml:space="preserve"># → "Good signature from Daniel Solís Agea &lt;daniel.solis@zynap.com&gt;"</w:t>
+      </w:r>
+    </w:p>
+    <w:bookmarkEnd w:id="11"/>
+    <w:bookmarkStart w:id="12" w:name="build-desde-fuentes-reproducible"/>
+    <w:p>
+      <w:pPr>
+        <w:pStyle w:val="Heading3"/>
+      </w:pPr>
+      <w:r>
+        <w:t xml:space="preserve">1.3 Build desde fuentes (reproducible)</w:t>
+      </w:r>
+    </w:p>
+    <w:p>
+      <w:pPr>
+        <w:pStyle w:val="SourceCode"/>
+      </w:pPr>
+      <w:r>
+        <w:rPr>
+          <w:rStyle w:val="FunctionTok"/>
+        </w:rPr>
+        <w:t xml:space="preserve">git</w:t>
+      </w:r>
+      <w:r>
+        <w:rPr>
+          <w:rStyle w:val="NormalTok"/>
+        </w:rPr>
+        <w:t xml:space="preserve"> clone https://github.com/RobinR00T/elSereno.git</w:t>
+      </w:r>
+      <w:r>
+        <w:br/>
+      </w:r>
+      <w:r>
+        <w:rPr>
+          <w:rStyle w:val="BuiltInTok"/>
+        </w:rPr>
+        <w:t xml:space="preserve">cd</w:t>
+      </w:r>
+      <w:r>
+        <w:rPr>
+          <w:rStyle w:val="NormalTok"/>
+        </w:rPr>
+        <w:t xml:space="preserve"> elSereno</w:t>
+      </w:r>
+      <w:r>
+        <w:br/>
+      </w:r>
+      <w:r>
+        <w:rPr>
+          <w:rStyle w:val="FunctionTok"/>
+        </w:rPr>
+        <w:t xml:space="preserve">git</w:t>
+      </w:r>
+      <w:r>
+        <w:rPr>
+          <w:rStyle w:val="NormalTok"/>
+        </w:rPr>
+        <w:t xml:space="preserve"> checkout v1.8.0</w:t>
+      </w:r>
+      <w:r>
+        <w:br/>
+      </w:r>
+      <w:r>
+        <w:br/>
+      </w:r>
+      <w:r>
+        <w:rPr>
+          <w:rStyle w:val="CommentTok"/>
+        </w:rPr>
+        <w:t xml:space="preserve"># Build default</w:t>
+      </w:r>
+      <w:r>
+        <w:br/>
+      </w:r>
+      <w:r>
+        <w:rPr>
+          <w:rStyle w:val="FunctionTok"/>
+        </w:rPr>
+        <w:t xml:space="preserve">make</w:t>
+      </w:r>
+      <w:r>
+        <w:rPr>
+          <w:rStyle w:val="NormalTok"/>
+        </w:rPr>
+        <w:t xml:space="preserve"> build          </w:t>
+      </w:r>
+      <w:r>
+        <w:rPr>
+          <w:rStyle w:val="CommentTok"/>
+        </w:rPr>
+        <w:t xml:space="preserve"># → bin/elsereno</w:t>
+      </w:r>
+      <w:r>
+        <w:br/>
+      </w:r>
+      <w:r>
+        <w:br/>
+      </w:r>
+      <w:r>
+        <w:rPr>
+          <w:rStyle w:val="CommentTok"/>
+        </w:rPr>
+        <w:t xml:space="preserve"># Build offensive</w:t>
+      </w:r>
+      <w:r>
+        <w:br/>
+      </w:r>
+      <w:r>
+        <w:rPr>
+          <w:rStyle w:val="FunctionTok"/>
+        </w:rPr>
+        <w:t xml:space="preserve">make</w:t>
+      </w:r>
+      <w:r>
+        <w:rPr>
+          <w:rStyle w:val="NormalTok"/>
+        </w:rPr>
+        <w:t xml:space="preserve"> build-offensive  </w:t>
+      </w:r>
+      <w:r>
+        <w:rPr>
+          <w:rStyle w:val="CommentTok"/>
+        </w:rPr>
+        <w:t xml:space="preserve"># → bin/elsereno-offensive</w:t>
+      </w:r>
+      <w:r>
+        <w:br/>
+      </w:r>
+      <w:r>
+        <w:br/>
+      </w:r>
+      <w:r>
+        <w:rPr>
+          <w:rStyle w:val="CommentTok"/>
+        </w:rPr>
+        <w:t xml:space="preserve"># O todo vía goreleaser (mismo flujo que la release oficial):</w:t>
+      </w:r>
+      <w:r>
+        <w:br/>
+      </w:r>
+      <w:r>
+        <w:rPr>
+          <w:rStyle w:val="ExtensionTok"/>
+        </w:rPr>
+        <w:t xml:space="preserve">goreleaser</w:t>
+      </w:r>
+      <w:r>
+        <w:rPr>
+          <w:rStyle w:val="NormalTok"/>
+        </w:rPr>
+        <w:t xml:space="preserve"> release </w:t>
+      </w:r>
+      <w:r>
+        <w:rPr>
+          <w:rStyle w:val="AttributeTok"/>
+        </w:rPr>
+        <w:t xml:space="preserve">--clean</w:t>
+      </w:r>
+      <w:r>
+        <w:rPr>
+          <w:rStyle w:val="NormalTok"/>
+        </w:rPr>
+        <w:t xml:space="preserve"> </w:t>
+      </w:r>
+      <w:r>
+        <w:rPr>
+          <w:rStyle w:val="AttributeTok"/>
+        </w:rPr>
+        <w:t xml:space="preserve">--skip</w:t>
+      </w:r>
+      <w:r>
+        <w:rPr>
+          <w:rStyle w:val="OperatorTok"/>
+        </w:rPr>
+        <w:t xml:space="preserve">=</w:t>
+      </w:r>
+      <w:r>
+        <w:rPr>
+          <w:rStyle w:val="NormalTok"/>
+        </w:rPr>
+        <w:t xml:space="preserve">publish,sign,docker,validate</w:t>
+      </w:r>
+      <w:r>
+        <w:br/>
+      </w:r>
+      <w:r>
+        <w:rPr>
+          <w:rStyle w:val="ExtensionTok"/>
+        </w:rPr>
+        <w:t xml:space="preserve">shasum</w:t>
+      </w:r>
+      <w:r>
+        <w:rPr>
+          <w:rStyle w:val="NormalTok"/>
+        </w:rPr>
+        <w:t xml:space="preserve"> </w:t>
+      </w:r>
+      <w:r>
+        <w:rPr>
+          <w:rStyle w:val="AttributeTok"/>
+        </w:rPr>
+        <w:t xml:space="preserve">-a</w:t>
+      </w:r>
+      <w:r>
+        <w:rPr>
+          <w:rStyle w:val="NormalTok"/>
+        </w:rPr>
+        <w:t xml:space="preserve"> 256 dist/elsereno_</w:t>
+      </w:r>
+      <w:r>
+        <w:rPr>
+          <w:rStyle w:val="PreprocessorTok"/>
+        </w:rPr>
+        <w:t xml:space="preserve">*</w:t>
+      </w:r>
+      <w:r>
+        <w:rPr>
+          <w:rStyle w:val="NormalTok"/>
+        </w:rPr>
+        <w:t xml:space="preserve">.tar.gz</w:t>
+      </w:r>
+      <w:r>
+        <w:br/>
+      </w:r>
+      <w:r>
+        <w:rPr>
+          <w:rStyle w:val="CommentTok"/>
+        </w:rPr>
+        <w:t xml:space="preserve"># → debe coincidir con checksums.txt de la release publicada</w:t>
+      </w:r>
+    </w:p>
+    <w:bookmarkEnd w:id="12"/>
+    <w:bookmarkStart w:id="13" w:name="X9f36325be88893e1b808e4fb09fc1f2ceaec5df"/>
+    <w:p>
+      <w:pPr>
+        <w:pStyle w:val="Heading3"/>
+      </w:pPr>
+      <w:r>
+        <w:t xml:space="preserve">1.4 Docker (v1.1–v1.7 — sólo si restaurás Actions billing)</w:t>
+      </w:r>
+    </w:p>
+    <w:p>
+      <w:pPr>
+        <w:pStyle w:val="FirstParagraph"/>
+      </w:pPr>
+      <w:r>
+        <w:t xml:space="preserve">El docker image en</w:t>
+      </w:r>
+      <w:r>
+        <w:t xml:space="preserve"> </w:t>
+      </w:r>
+      <w:r>
+        <w:rPr>
+          <w:rStyle w:val="VerbatimChar"/>
+        </w:rPr>
+        <w:t xml:space="preserve">ghcr.io/robinr00t/elsereno:*</w:t>
+      </w:r>
+      <w:r>
+        <w:t xml:space="preserve"> </w:t>
+      </w:r>
+      <w:r>
+        <w:t xml:space="preserve">queda en</w:t>
+      </w:r>
+      <w:r>
+        <w:t xml:space="preserve"> </w:t>
+      </w:r>
+      <w:r>
+        <w:t xml:space="preserve">releases anteriores con Actions activo. Para v1.8.0 no hay</w:t>
+      </w:r>
+      <w:r>
+        <w:t xml:space="preserve"> </w:t>
+      </w:r>
+      <w:r>
+        <w:t xml:space="preserve">imagen pública (sin CI billing). Para build local:</w:t>
+      </w:r>
+    </w:p>
+    <w:p>
+      <w:pPr>
+        <w:pStyle w:val="SourceCode"/>
+      </w:pPr>
+      <w:r>
+        <w:rPr>
+          <w:rStyle w:val="ExtensionTok"/>
+        </w:rPr>
+        <w:t xml:space="preserve">docker</w:t>
+      </w:r>
+      <w:r>
+        <w:rPr>
+          <w:rStyle w:val="NormalTok"/>
+        </w:rPr>
+        <w:t xml:space="preserve"> buildx build </w:t>
+      </w:r>
+      <w:r>
+        <w:rPr>
+          <w:rStyle w:val="AttributeTok"/>
+        </w:rPr>
+        <w:t xml:space="preserve">--platform</w:t>
+      </w:r>
+      <w:r>
+        <w:rPr>
+          <w:rStyle w:val="NormalTok"/>
+        </w:rPr>
+        <w:t xml:space="preserve"> linux/amd64,linux/arm64 </w:t>
       </w:r>
       <w:r>
         <w:rPr>
@@ -854,34 +1676,212 @@
         <w:rPr>
           <w:rStyle w:val="AttributeTok"/>
         </w:rPr>
-        <w:t xml:space="preserve">--bundle</w:t>
-      </w:r>
-      <w:r>
-        <w:rPr>
-          <w:rStyle w:val="NormalTok"/>
-        </w:rPr>
-        <w:t xml:space="preserve"> checksums.txt.bundle </w:t>
-      </w:r>
-      <w:r>
-        <w:rPr>
-          <w:rStyle w:val="DataTypeTok"/>
-        </w:rPr>
-        <w:t xml:space="preserve">\</w:t>
-      </w:r>
-      <w:r>
-        <w:br/>
-      </w:r>
-      <w:r>
-        <w:rPr>
-          <w:rStyle w:val="NormalTok"/>
-        </w:rPr>
-        <w:t xml:space="preserve">  </w:t>
-      </w:r>
-      <w:r>
-        <w:rPr>
-          <w:rStyle w:val="AttributeTok"/>
-        </w:rPr>
-        <w:t xml:space="preserve">--certificate-identity-regexp</w:t>
+        <w:t xml:space="preserve">-t</w:t>
+      </w:r>
+      <w:r>
+        <w:rPr>
+          <w:rStyle w:val="NormalTok"/>
+        </w:rPr>
+        <w:t xml:space="preserve"> local/elsereno:v1.8.0 .</w:t>
+      </w:r>
+      <w:r>
+        <w:br/>
+      </w:r>
+      <w:r>
+        <w:rPr>
+          <w:rStyle w:val="ExtensionTok"/>
+        </w:rPr>
+        <w:t xml:space="preserve">docker</w:t>
+      </w:r>
+      <w:r>
+        <w:rPr>
+          <w:rStyle w:val="NormalTok"/>
+        </w:rPr>
+        <w:t xml:space="preserve"> run </w:t>
+      </w:r>
+      <w:r>
+        <w:rPr>
+          <w:rStyle w:val="AttributeTok"/>
+        </w:rPr>
+        <w:t xml:space="preserve">--rm</w:t>
+      </w:r>
+      <w:r>
+        <w:rPr>
+          <w:rStyle w:val="NormalTok"/>
+        </w:rPr>
+        <w:t xml:space="preserve"> local/elsereno:v1.8.0 version</w:t>
+      </w:r>
+    </w:p>
+    <w:bookmarkEnd w:id="13"/>
+    <w:bookmarkStart w:id="14" w:name="primer-arranque-vault-dashboard"/>
+    <w:p>
+      <w:pPr>
+        <w:pStyle w:val="Heading3"/>
+      </w:pPr>
+      <w:r>
+        <w:t xml:space="preserve">1.5 Primer arranque — vault + dashboard</w:t>
+      </w:r>
+    </w:p>
+    <w:p>
+      <w:pPr>
+        <w:pStyle w:val="SourceCode"/>
+      </w:pPr>
+      <w:r>
+        <w:rPr>
+          <w:rStyle w:val="CommentTok"/>
+        </w:rPr>
+        <w:t xml:space="preserve"># Inicializa el vault cifrado (Argon2id + AES-GCM)</w:t>
+      </w:r>
+      <w:r>
+        <w:br/>
+      </w:r>
+      <w:r>
+        <w:rPr>
+          <w:rStyle w:val="ExtensionTok"/>
+        </w:rPr>
+        <w:t xml:space="preserve">elsereno</w:t>
+      </w:r>
+      <w:r>
+        <w:rPr>
+          <w:rStyle w:val="NormalTok"/>
+        </w:rPr>
+        <w:t xml:space="preserve"> vault init</w:t>
+      </w:r>
+      <w:r>
+        <w:br/>
+      </w:r>
+      <w:r>
+        <w:rPr>
+          <w:rStyle w:val="CommentTok"/>
+        </w:rPr>
+        <w:t xml:space="preserve"># Pide passphrase dos veces</w:t>
+      </w:r>
+      <w:r>
+        <w:br/>
+      </w:r>
+      <w:r>
+        <w:br/>
+      </w:r>
+      <w:r>
+        <w:rPr>
+          <w:rStyle w:val="CommentTok"/>
+        </w:rPr>
+        <w:t xml:space="preserve"># Desbloquea interactivamente</w:t>
+      </w:r>
+      <w:r>
+        <w:br/>
+      </w:r>
+      <w:r>
+        <w:rPr>
+          <w:rStyle w:val="ExtensionTok"/>
+        </w:rPr>
+        <w:t xml:space="preserve">elsereno</w:t>
+      </w:r>
+      <w:r>
+        <w:rPr>
+          <w:rStyle w:val="NormalTok"/>
+        </w:rPr>
+        <w:t xml:space="preserve"> vault unlock</w:t>
+      </w:r>
+      <w:r>
+        <w:br/>
+      </w:r>
+      <w:r>
+        <w:br/>
+      </w:r>
+      <w:r>
+        <w:rPr>
+          <w:rStyle w:val="CommentTok"/>
+        </w:rPr>
+        <w:t xml:space="preserve"># Arranca el dashboard HTTP en loopback (requiere vault desbloqueado)</w:t>
+      </w:r>
+      <w:r>
+        <w:br/>
+      </w:r>
+      <w:r>
+        <w:rPr>
+          <w:rStyle w:val="ExtensionTok"/>
+        </w:rPr>
+        <w:t xml:space="preserve">elsereno</w:t>
+      </w:r>
+      <w:r>
+        <w:rPr>
+          <w:rStyle w:val="NormalTok"/>
+        </w:rPr>
+        <w:t xml:space="preserve"> serve </w:t>
+      </w:r>
+      <w:r>
+        <w:rPr>
+          <w:rStyle w:val="AttributeTok"/>
+        </w:rPr>
+        <w:t xml:space="preserve">--addr</w:t>
+      </w:r>
+      <w:r>
+        <w:rPr>
+          <w:rStyle w:val="NormalTok"/>
+        </w:rPr>
+        <w:t xml:space="preserve"> 127.0.0.1:8787</w:t>
+      </w:r>
+      <w:r>
+        <w:br/>
+      </w:r>
+      <w:r>
+        <w:br/>
+      </w:r>
+      <w:r>
+        <w:rPr>
+          <w:rStyle w:val="CommentTok"/>
+        </w:rPr>
+        <w:t xml:space="preserve"># En otra terminal</w:t>
+      </w:r>
+      <w:r>
+        <w:br/>
+      </w:r>
+      <w:r>
+        <w:rPr>
+          <w:rStyle w:val="ExtensionTok"/>
+        </w:rPr>
+        <w:t xml:space="preserve">open</w:t>
+      </w:r>
+      <w:r>
+        <w:rPr>
+          <w:rStyle w:val="NormalTok"/>
+        </w:rPr>
+        <w:t xml:space="preserve"> http://127.0.0.1:8787</w:t>
+      </w:r>
+    </w:p>
+    <w:p>
+      <w:pPr>
+        <w:pStyle w:val="FirstParagraph"/>
+      </w:pPr>
+      <w:r>
+        <w:t xml:space="preserve">Para arranque no-interactivo (CI, agente, docker):</w:t>
+      </w:r>
+    </w:p>
+    <w:p>
+      <w:pPr>
+        <w:pStyle w:val="SourceCode"/>
+      </w:pPr>
+      <w:r>
+        <w:rPr>
+          <w:rStyle w:val="BuiltInTok"/>
+        </w:rPr>
+        <w:t xml:space="preserve">umask</w:t>
+      </w:r>
+      <w:r>
+        <w:rPr>
+          <w:rStyle w:val="NormalTok"/>
+        </w:rPr>
+        <w:t xml:space="preserve"> 077</w:t>
+      </w:r>
+      <w:r>
+        <w:br/>
+      </w:r>
+      <w:r>
+        <w:rPr>
+          <w:rStyle w:val="BuiltInTok"/>
+        </w:rPr>
+        <w:t xml:space="preserve">printf</w:t>
       </w:r>
       <w:r>
         <w:rPr>
@@ -893,70 +1893,49 @@
         <w:rPr>
           <w:rStyle w:val="StringTok"/>
         </w:rPr>
-        <w:t xml:space="preserve">'https://github.com/RobinR00T/elSereno/.*'</w:t>
-      </w:r>
-      <w:r>
-        <w:rPr>
-          <w:rStyle w:val="NormalTok"/>
-        </w:rPr>
-        <w:t xml:space="preserve"> </w:t>
-      </w:r>
-      <w:r>
-        <w:rPr>
-          <w:rStyle w:val="DataTypeTok"/>
-        </w:rPr>
-        <w:t xml:space="preserve">\</w:t>
-      </w:r>
-      <w:r>
-        <w:br/>
-      </w:r>
-      <w:r>
-        <w:rPr>
-          <w:rStyle w:val="NormalTok"/>
-        </w:rPr>
-        <w:t xml:space="preserve">  </w:t>
-      </w:r>
-      <w:r>
-        <w:rPr>
-          <w:rStyle w:val="AttributeTok"/>
-        </w:rPr>
-        <w:t xml:space="preserve">--certificate-oidc-issuer</w:t>
-      </w:r>
-      <w:r>
-        <w:rPr>
-          <w:rStyle w:val="NormalTok"/>
-        </w:rPr>
-        <w:t xml:space="preserve">     </w:t>
+        <w:t xml:space="preserve">'%s'</w:t>
+      </w:r>
+      <w:r>
+        <w:rPr>
+          <w:rStyle w:val="NormalTok"/>
+        </w:rPr>
+        <w:t xml:space="preserve"> </w:t>
       </w:r>
       <w:r>
         <w:rPr>
           <w:rStyle w:val="StringTok"/>
         </w:rPr>
-        <w:t xml:space="preserve">'https://token.actions.githubusercontent.com'</w:t>
-      </w:r>
-      <w:r>
-        <w:rPr>
-          <w:rStyle w:val="NormalTok"/>
-        </w:rPr>
-        <w:t xml:space="preserve"> </w:t>
-      </w:r>
-      <w:r>
-        <w:rPr>
-          <w:rStyle w:val="DataTypeTok"/>
-        </w:rPr>
-        <w:t xml:space="preserve">\</w:t>
-      </w:r>
-      <w:r>
-        <w:br/>
-      </w:r>
-      <w:r>
-        <w:rPr>
-          <w:rStyle w:val="NormalTok"/>
-        </w:rPr>
-        <w:t xml:space="preserve">  checksums.txt</w:t>
-      </w:r>
-      <w:r>
-        <w:br/>
+        <w:t xml:space="preserve">"</w:t>
+      </w:r>
+      <w:r>
+        <w:rPr>
+          <w:rStyle w:val="VariableTok"/>
+        </w:rPr>
+        <w:t xml:space="preserve">$MY_PASSPHRASE</w:t>
+      </w:r>
+      <w:r>
+        <w:rPr>
+          <w:rStyle w:val="StringTok"/>
+        </w:rPr>
+        <w:t xml:space="preserve">"</w:t>
+      </w:r>
+      <w:r>
+        <w:rPr>
+          <w:rStyle w:val="NormalTok"/>
+        </w:rPr>
+        <w:t xml:space="preserve"> </w:t>
+      </w:r>
+      <w:r>
+        <w:rPr>
+          <w:rStyle w:val="OperatorTok"/>
+        </w:rPr>
+        <w:t xml:space="preserve">&gt;</w:t>
+      </w:r>
+      <w:r>
+        <w:rPr>
+          <w:rStyle w:val="NormalTok"/>
+        </w:rPr>
+        <w:t xml:space="preserve"> ~/.elsereno/dev.pp</w:t>
       </w:r>
       <w:r>
         <w:br/>
@@ -965,31 +1944,537 @@
         <w:rPr>
           <w:rStyle w:val="FunctionTok"/>
         </w:rPr>
-        <w:t xml:space="preserve">tar</w:t>
-      </w:r>
-      <w:r>
-        <w:rPr>
-          <w:rStyle w:val="NormalTok"/>
-        </w:rPr>
-        <w:t xml:space="preserve"> xzf </w:t>
+        <w:t xml:space="preserve">chmod</w:t>
+      </w:r>
+      <w:r>
+        <w:rPr>
+          <w:rStyle w:val="NormalTok"/>
+        </w:rPr>
+        <w:t xml:space="preserve"> 0600 ~/.elsereno/dev.pp</w:t>
+      </w:r>
+      <w:r>
+        <w:br/>
+      </w:r>
+      <w:r>
+        <w:rPr>
+          <w:rStyle w:val="ExtensionTok"/>
+        </w:rPr>
+        <w:t xml:space="preserve">elsereno</w:t>
+      </w:r>
+      <w:r>
+        <w:rPr>
+          <w:rStyle w:val="NormalTok"/>
+        </w:rPr>
+        <w:t xml:space="preserve"> vault init   </w:t>
+      </w:r>
+      <w:r>
+        <w:rPr>
+          <w:rStyle w:val="AttributeTok"/>
+        </w:rPr>
+        <w:t xml:space="preserve">--vault-passphrase-file</w:t>
+      </w:r>
+      <w:r>
+        <w:rPr>
+          <w:rStyle w:val="NormalTok"/>
+        </w:rPr>
+        <w:t xml:space="preserve"> ~/.elsereno/dev.pp</w:t>
+      </w:r>
+      <w:r>
+        <w:br/>
+      </w:r>
+      <w:r>
+        <w:rPr>
+          <w:rStyle w:val="ExtensionTok"/>
+        </w:rPr>
+        <w:t xml:space="preserve">elsereno</w:t>
+      </w:r>
+      <w:r>
+        <w:rPr>
+          <w:rStyle w:val="NormalTok"/>
+        </w:rPr>
+        <w:t xml:space="preserve"> serve        </w:t>
+      </w:r>
+      <w:r>
+        <w:rPr>
+          <w:rStyle w:val="AttributeTok"/>
+        </w:rPr>
+        <w:t xml:space="preserve">--vault-passphrase-file</w:t>
+      </w:r>
+      <w:r>
+        <w:rPr>
+          <w:rStyle w:val="NormalTok"/>
+        </w:rPr>
+        <w:t xml:space="preserve"> ~/.elsereno/dev.pp</w:t>
+      </w:r>
+    </w:p>
+    <w:bookmarkEnd w:id="14"/>
+    <w:bookmarkStart w:id="18" w:name="dashboard-con-postgres-opcional-v1.2"/>
+    <w:p>
+      <w:pPr>
+        <w:pStyle w:val="Heading3"/>
+      </w:pPr>
+      <w:r>
+        <w:t xml:space="preserve">1.6 Dashboard con Postgres (opcional, v1.2+)</w:t>
+      </w:r>
+    </w:p>
+    <w:p>
+      <w:pPr>
+        <w:pStyle w:val="FirstParagraph"/>
+      </w:pPr>
+      <w:r>
+        <w:t xml:space="preserve">Sin</w:t>
+      </w:r>
+      <w:r>
+        <w:t xml:space="preserve"> </w:t>
+      </w:r>
+      <w:r>
+        <w:rPr>
+          <w:rStyle w:val="VerbatimChar"/>
+        </w:rPr>
+        <w:t xml:space="preserve">$DATABASE_URL</w:t>
+      </w:r>
+      <w:r>
+        <w:t xml:space="preserve">, los paneles de findings/triage/runs</w:t>
+      </w:r>
+      <w:r>
+        <w:t xml:space="preserve"> </w:t>
+      </w:r>
+      <w:r>
+        <w:t xml:space="preserve">responden 503 y la UI muestra</w:t>
+      </w:r>
+      <w:r>
+        <w:t xml:space="preserve"> </w:t>
+      </w:r>
+      <w:r>
+        <w:t xml:space="preserve">“backend unavailable”</w:t>
+      </w:r>
+      <w:r>
+        <w:t xml:space="preserve">. Los paneles</w:t>
+      </w:r>
+      <w:r>
+        <w:t xml:space="preserve"> </w:t>
+      </w:r>
+      <w:r>
+        <w:t xml:space="preserve">overview / plugins / live-feed / security siguen funcionando</w:t>
+      </w:r>
+      <w:r>
+        <w:t xml:space="preserve"> </w:t>
+      </w:r>
+      <w:r>
+        <w:t xml:space="preserve">100% sin BD — la BD es sólo para historia persistida.</w:t>
+      </w:r>
+    </w:p>
+    <w:bookmarkStart w:id="15" w:name="con-el-script-helper-scriptsdev-db.sh"/>
+    <w:p>
+      <w:pPr>
+        <w:pStyle w:val="Heading4"/>
+      </w:pPr>
+      <w:r>
+        <w:t xml:space="preserve">1.6.1 Con el script helper (</w:t>
+      </w:r>
+      <w:r>
+        <w:rPr>
+          <w:rStyle w:val="VerbatimChar"/>
+        </w:rPr>
+        <w:t xml:space="preserve">scripts/dev-db.sh</w:t>
+      </w:r>
+      <w:r>
+        <w:t xml:space="preserve">)</w:t>
+      </w:r>
+    </w:p>
+    <w:p>
+      <w:pPr>
+        <w:pStyle w:val="FirstParagraph"/>
+      </w:pPr>
+      <w:r>
+        <w:t xml:space="preserve">ElSereno ships un script que arranca la dev-db + espera health</w:t>
+      </w:r>
+      <w:r>
+        <w:t xml:space="preserve"> </w:t>
+      </w:r>
+      <w:r>
+        <w:t xml:space="preserve">+ aplica migrations + deja el</w:t>
+      </w:r>
+      <w:r>
+        <w:t xml:space="preserve"> </w:t>
+      </w:r>
+      <w:r>
+        <w:rPr>
+          <w:rStyle w:val="VerbatimChar"/>
+        </w:rPr>
+        <w:t xml:space="preserve">DATABASE_URL</w:t>
+      </w:r>
+      <w:r>
+        <w:t xml:space="preserve"> </w:t>
+      </w:r>
+      <w:r>
+        <w:t xml:space="preserve">en un fichero 0600:</w:t>
+      </w:r>
+    </w:p>
+    <w:p>
+      <w:pPr>
+        <w:pStyle w:val="SourceCode"/>
+      </w:pPr>
+      <w:r>
+        <w:rPr>
+          <w:rStyle w:val="CommentTok"/>
+        </w:rPr>
+        <w:t xml:space="preserve"># Arranca Postgres 16 en loopback 5433 + aplica migrations</w:t>
+      </w:r>
+      <w:r>
+        <w:br/>
+      </w:r>
+      <w:r>
+        <w:rPr>
+          <w:rStyle w:val="ExtensionTok"/>
+        </w:rPr>
+        <w:t xml:space="preserve">scripts/dev-db.sh</w:t>
+      </w:r>
+      <w:r>
+        <w:rPr>
+          <w:rStyle w:val="NormalTok"/>
+        </w:rPr>
+        <w:t xml:space="preserve"> up</w:t>
+      </w:r>
+      <w:r>
+        <w:br/>
+      </w:r>
+      <w:r>
+        <w:br/>
+      </w:r>
+      <w:r>
+        <w:rPr>
+          <w:rStyle w:val="CommentTok"/>
+        </w:rPr>
+        <w:t xml:space="preserve"># Otros verbs</w:t>
+      </w:r>
+      <w:r>
+        <w:br/>
+      </w:r>
+      <w:r>
+        <w:rPr>
+          <w:rStyle w:val="ExtensionTok"/>
+        </w:rPr>
+        <w:t xml:space="preserve">scripts/dev-db.sh</w:t>
+      </w:r>
+      <w:r>
+        <w:rPr>
+          <w:rStyle w:val="NormalTok"/>
+        </w:rPr>
+        <w:t xml:space="preserve"> status   </w:t>
+      </w:r>
+      <w:r>
+        <w:rPr>
+          <w:rStyle w:val="CommentTok"/>
+        </w:rPr>
+        <w:t xml:space="preserve"># ps + pg_isready</w:t>
+      </w:r>
+      <w:r>
+        <w:br/>
+      </w:r>
+      <w:r>
+        <w:rPr>
+          <w:rStyle w:val="ExtensionTok"/>
+        </w:rPr>
+        <w:t xml:space="preserve">scripts/dev-db.sh</w:t>
+      </w:r>
+      <w:r>
+        <w:rPr>
+          <w:rStyle w:val="NormalTok"/>
+        </w:rPr>
+        <w:t xml:space="preserve"> env      </w:t>
+      </w:r>
+      <w:r>
+        <w:rPr>
+          <w:rStyle w:val="CommentTok"/>
+        </w:rPr>
+        <w:t xml:space="preserve"># imprime la línea export DATABASE_URL=...</w:t>
+      </w:r>
+      <w:r>
+        <w:br/>
+      </w:r>
+      <w:r>
+        <w:rPr>
+          <w:rStyle w:val="ExtensionTok"/>
+        </w:rPr>
+        <w:t xml:space="preserve">scripts/dev-db.sh</w:t>
+      </w:r>
+      <w:r>
+        <w:rPr>
+          <w:rStyle w:val="NormalTok"/>
+        </w:rPr>
+        <w:t xml:space="preserve"> down     </w:t>
+      </w:r>
+      <w:r>
+        <w:rPr>
+          <w:rStyle w:val="CommentTok"/>
+        </w:rPr>
+        <w:t xml:space="preserve"># para el contenedor (volumen preservado)</w:t>
+      </w:r>
+      <w:r>
+        <w:br/>
+      </w:r>
+      <w:r>
+        <w:rPr>
+          <w:rStyle w:val="ExtensionTok"/>
+        </w:rPr>
+        <w:t xml:space="preserve">scripts/dev-db.sh</w:t>
+      </w:r>
+      <w:r>
+        <w:rPr>
+          <w:rStyle w:val="NormalTok"/>
+        </w:rPr>
+        <w:t xml:space="preserve"> reset    </w:t>
+      </w:r>
+      <w:r>
+        <w:rPr>
+          <w:rStyle w:val="CommentTok"/>
+        </w:rPr>
+        <w:t xml:space="preserve"># borra el volumen + re-up + migrate</w:t>
+      </w:r>
+    </w:p>
+    <w:p>
+      <w:pPr>
+        <w:pStyle w:val="FirstParagraph"/>
+      </w:pPr>
+      <w:r>
+        <w:t xml:space="preserve">El script escribe</w:t>
+      </w:r>
+      <w:r>
+        <w:t xml:space="preserve"> </w:t>
+      </w:r>
+      <w:r>
+        <w:rPr>
+          <w:rStyle w:val="VerbatimChar"/>
+        </w:rPr>
+        <w:t xml:space="preserve">~/.elsereno/dev-db.env</w:t>
+      </w:r>
+      <w:r>
+        <w:t xml:space="preserve"> </w:t>
+      </w:r>
+      <w:r>
+        <w:t xml:space="preserve">con:</w:t>
+      </w:r>
+    </w:p>
+    <w:p>
+      <w:pPr>
+        <w:pStyle w:val="SourceCode"/>
+      </w:pPr>
+      <w:r>
+        <w:rPr>
+          <w:rStyle w:val="VerbatimChar"/>
+        </w:rPr>
+        <w:t xml:space="preserve">DATABASE_URL=postgres://elsereno@127.0.0.1:5433/elsereno?sslmode=disable</w:t>
+      </w:r>
+    </w:p>
+    <w:p>
+      <w:pPr>
+        <w:pStyle w:val="FirstParagraph"/>
+      </w:pPr>
+      <w:r>
+        <w:t xml:space="preserve">Para cargarlo en tu shell + arrancar serve:</w:t>
+      </w:r>
+    </w:p>
+    <w:p>
+      <w:pPr>
+        <w:pStyle w:val="SourceCode"/>
+      </w:pPr>
+      <w:r>
+        <w:rPr>
+          <w:rStyle w:val="BuiltInTok"/>
+        </w:rPr>
+        <w:t xml:space="preserve">export</w:t>
+      </w:r>
+      <w:r>
+        <w:rPr>
+          <w:rStyle w:val="NormalTok"/>
+        </w:rPr>
+        <w:t xml:space="preserve"> </w:t>
+      </w:r>
+      <w:r>
+        <w:rPr>
+          <w:rStyle w:val="VariableTok"/>
+        </w:rPr>
+        <w:t xml:space="preserve">$(</w:t>
+      </w:r>
+      <w:r>
+        <w:rPr>
+          <w:rStyle w:val="FunctionTok"/>
+        </w:rPr>
+        <w:t xml:space="preserve">grep</w:t>
+      </w:r>
+      <w:r>
+        <w:rPr>
+          <w:rStyle w:val="NormalTok"/>
+        </w:rPr>
+        <w:t xml:space="preserve"> </w:t>
+      </w:r>
+      <w:r>
+        <w:rPr>
+          <w:rStyle w:val="AttributeTok"/>
+        </w:rPr>
+        <w:t xml:space="preserve">-v</w:t>
+      </w:r>
+      <w:r>
+        <w:rPr>
+          <w:rStyle w:val="NormalTok"/>
+        </w:rPr>
+        <w:t xml:space="preserve"> </w:t>
       </w:r>
       <w:r>
         <w:rPr>
           <w:rStyle w:val="StringTok"/>
         </w:rPr>
-        <w:t xml:space="preserve">"elsereno_</w:t>
+        <w:t xml:space="preserve">'^#'</w:t>
+      </w:r>
+      <w:r>
+        <w:rPr>
+          <w:rStyle w:val="NormalTok"/>
+        </w:rPr>
+        <w:t xml:space="preserve"> ~/.elsereno/dev-db.env </w:t>
+      </w:r>
+      <w:r>
+        <w:rPr>
+          <w:rStyle w:val="KeywordTok"/>
+        </w:rPr>
+        <w:t xml:space="preserve">|</w:t>
+      </w:r>
+      <w:r>
+        <w:rPr>
+          <w:rStyle w:val="NormalTok"/>
+        </w:rPr>
+        <w:t xml:space="preserve"> </w:t>
+      </w:r>
+      <w:r>
+        <w:rPr>
+          <w:rStyle w:val="FunctionTok"/>
+        </w:rPr>
+        <w:t xml:space="preserve">xargs</w:t>
       </w:r>
       <w:r>
         <w:rPr>
           <w:rStyle w:val="VariableTok"/>
         </w:rPr>
-        <w:t xml:space="preserve">${VERSION}</w:t>
+        <w:t xml:space="preserve">)</w:t>
+      </w:r>
+      <w:r>
+        <w:br/>
+      </w:r>
+      <w:r>
+        <w:rPr>
+          <w:rStyle w:val="ExtensionTok"/>
+        </w:rPr>
+        <w:t xml:space="preserve">elsereno</w:t>
+      </w:r>
+      <w:r>
+        <w:rPr>
+          <w:rStyle w:val="NormalTok"/>
+        </w:rPr>
+        <w:t xml:space="preserve"> serve </w:t>
+      </w:r>
+      <w:r>
+        <w:rPr>
+          <w:rStyle w:val="AttributeTok"/>
+        </w:rPr>
+        <w:t xml:space="preserve">--vault-passphrase-file</w:t>
+      </w:r>
+      <w:r>
+        <w:rPr>
+          <w:rStyle w:val="NormalTok"/>
+        </w:rPr>
+        <w:t xml:space="preserve"> ~/.elsereno/dev.pp</w:t>
+      </w:r>
+    </w:p>
+    <w:bookmarkEnd w:id="15"/>
+    <w:bookmarkStart w:id="16" w:name="manual-sin-script"/>
+    <w:p>
+      <w:pPr>
+        <w:pStyle w:val="Heading4"/>
+      </w:pPr>
+      <w:r>
+        <w:t xml:space="preserve">1.6.2 Manual (sin script)</w:t>
+      </w:r>
+    </w:p>
+    <w:p>
+      <w:pPr>
+        <w:pStyle w:val="FirstParagraph"/>
+      </w:pPr>
+      <w:r>
+        <w:t xml:space="preserve">Si prefieres no usar el script:</w:t>
+      </w:r>
+    </w:p>
+    <w:p>
+      <w:pPr>
+        <w:pStyle w:val="SourceCode"/>
+      </w:pPr>
+      <w:r>
+        <w:rPr>
+          <w:rStyle w:val="ExtensionTok"/>
+        </w:rPr>
+        <w:t xml:space="preserve">docker</w:t>
+      </w:r>
+      <w:r>
+        <w:rPr>
+          <w:rStyle w:val="NormalTok"/>
+        </w:rPr>
+        <w:t xml:space="preserve"> compose </w:t>
+      </w:r>
+      <w:r>
+        <w:rPr>
+          <w:rStyle w:val="AttributeTok"/>
+        </w:rPr>
+        <w:t xml:space="preserve">-f</w:t>
+      </w:r>
+      <w:r>
+        <w:rPr>
+          <w:rStyle w:val="NormalTok"/>
+        </w:rPr>
+        <w:t xml:space="preserve"> docker-compose.dev.yml up </w:t>
+      </w:r>
+      <w:r>
+        <w:rPr>
+          <w:rStyle w:val="AttributeTok"/>
+        </w:rPr>
+        <w:t xml:space="preserve">-d</w:t>
+      </w:r>
+      <w:r>
+        <w:rPr>
+          <w:rStyle w:val="NormalTok"/>
+        </w:rPr>
+        <w:t xml:space="preserve"> db</w:t>
+      </w:r>
+      <w:r>
+        <w:br/>
+      </w:r>
+      <w:r>
+        <w:rPr>
+          <w:rStyle w:val="BuiltInTok"/>
+        </w:rPr>
+        <w:t xml:space="preserve">export</w:t>
+      </w:r>
+      <w:r>
+        <w:rPr>
+          <w:rStyle w:val="NormalTok"/>
+        </w:rPr>
+        <w:t xml:space="preserve"> </w:t>
+      </w:r>
+      <w:r>
+        <w:rPr>
+          <w:rStyle w:val="VariableTok"/>
+        </w:rPr>
+        <w:t xml:space="preserve">DATABASE_URL</w:t>
+      </w:r>
+      <w:r>
+        <w:rPr>
+          <w:rStyle w:val="OperatorTok"/>
+        </w:rPr>
+        <w:t xml:space="preserve">=</w:t>
       </w:r>
       <w:r>
         <w:rPr>
           <w:rStyle w:val="StringTok"/>
         </w:rPr>
-        <w:t xml:space="preserve">.tar.gz"</w:t>
+        <w:t xml:space="preserve">"postgres://elsereno@127.0.0.1:5433/elsereno?sslmode=disable"</w:t>
       </w:r>
       <w:r>
         <w:br/>
@@ -998,1001 +2483,38 @@
         <w:rPr>
           <w:rStyle w:val="ExtensionTok"/>
         </w:rPr>
-        <w:t xml:space="preserve">./elsereno</w:t>
-      </w:r>
-      <w:r>
-        <w:rPr>
-          <w:rStyle w:val="NormalTok"/>
-        </w:rPr>
-        <w:t xml:space="preserve"> version</w:t>
-      </w:r>
-    </w:p>
-    <w:bookmarkEnd w:id="10"/>
-    <w:bookmarkStart w:id="11" w:name="instalación-por-docker-multi-arch-sbom"/>
-    <w:p>
-      <w:pPr>
-        <w:pStyle w:val="Heading3"/>
-      </w:pPr>
-      <w:r>
-        <w:t xml:space="preserve">1.2 Instalación por docker (multi-arch + SBOM)</w:t>
-      </w:r>
-    </w:p>
-    <w:p>
-      <w:pPr>
-        <w:pStyle w:val="SourceCode"/>
-      </w:pPr>
+        <w:t xml:space="preserve">elsereno</w:t>
+      </w:r>
+      <w:r>
+        <w:rPr>
+          <w:rStyle w:val="NormalTok"/>
+        </w:rPr>
+        <w:t xml:space="preserve"> db migrate up</w:t>
+      </w:r>
+      <w:r>
+        <w:br/>
+      </w:r>
       <w:r>
         <w:rPr>
           <w:rStyle w:val="ExtensionTok"/>
         </w:rPr>
-        <w:t xml:space="preserve">docker</w:t>
-      </w:r>
-      <w:r>
-        <w:rPr>
-          <w:rStyle w:val="NormalTok"/>
-        </w:rPr>
-        <w:t xml:space="preserve"> pull ghcr.io/robinr00t/elsereno:latest</w:t>
-      </w:r>
-      <w:r>
-        <w:br/>
-      </w:r>
-      <w:r>
-        <w:br/>
-      </w:r>
-      <w:r>
-        <w:rPr>
-          <w:rStyle w:val="CommentTok"/>
-        </w:rPr>
-        <w:t xml:space="preserve"># Verifica la firma del manifiesto</w:t>
-      </w:r>
-      <w:r>
-        <w:br/>
-      </w:r>
-      <w:r>
-        <w:rPr>
-          <w:rStyle w:val="ExtensionTok"/>
-        </w:rPr>
-        <w:t xml:space="preserve">cosign</w:t>
-      </w:r>
-      <w:r>
-        <w:rPr>
-          <w:rStyle w:val="NormalTok"/>
-        </w:rPr>
-        <w:t xml:space="preserve"> verify ghcr.io/robinr00t/elsereno:latest </w:t>
-      </w:r>
-      <w:r>
-        <w:rPr>
-          <w:rStyle w:val="DataTypeTok"/>
-        </w:rPr>
-        <w:t xml:space="preserve">\</w:t>
-      </w:r>
-      <w:r>
-        <w:br/>
-      </w:r>
-      <w:r>
-        <w:rPr>
-          <w:rStyle w:val="NormalTok"/>
-        </w:rPr>
-        <w:t xml:space="preserve">  </w:t>
-      </w:r>
-      <w:r>
-        <w:rPr>
-          <w:rStyle w:val="AttributeTok"/>
-        </w:rPr>
-        <w:t xml:space="preserve">--certificate-identity-regexp</w:t>
-      </w:r>
-      <w:r>
-        <w:rPr>
-          <w:rStyle w:val="NormalTok"/>
-        </w:rPr>
-        <w:t xml:space="preserve"> </w:t>
-      </w:r>
-      <w:r>
-        <w:rPr>
-          <w:rStyle w:val="StringTok"/>
-        </w:rPr>
-        <w:t xml:space="preserve">'https://github.com/RobinR00T/elSereno/.*'</w:t>
-      </w:r>
-      <w:r>
-        <w:rPr>
-          <w:rStyle w:val="NormalTok"/>
-        </w:rPr>
-        <w:t xml:space="preserve"> </w:t>
-      </w:r>
-      <w:r>
-        <w:rPr>
-          <w:rStyle w:val="DataTypeTok"/>
-        </w:rPr>
-        <w:t xml:space="preserve">\</w:t>
-      </w:r>
-      <w:r>
-        <w:br/>
-      </w:r>
-      <w:r>
-        <w:rPr>
-          <w:rStyle w:val="NormalTok"/>
-        </w:rPr>
-        <w:t xml:space="preserve">  </w:t>
-      </w:r>
-      <w:r>
-        <w:rPr>
-          <w:rStyle w:val="AttributeTok"/>
-        </w:rPr>
-        <w:t xml:space="preserve">--certificate-oidc-issuer</w:t>
-      </w:r>
-      <w:r>
-        <w:rPr>
-          <w:rStyle w:val="NormalTok"/>
-        </w:rPr>
-        <w:t xml:space="preserve">     </w:t>
-      </w:r>
-      <w:r>
-        <w:rPr>
-          <w:rStyle w:val="StringTok"/>
-        </w:rPr>
-        <w:t xml:space="preserve">'https://token.actions.githubusercontent.com'</w:t>
-      </w:r>
-      <w:r>
-        <w:br/>
-      </w:r>
-      <w:r>
-        <w:br/>
-      </w:r>
-      <w:r>
-        <w:rPr>
-          <w:rStyle w:val="CommentTok"/>
-        </w:rPr>
-        <w:t xml:space="preserve"># Descarga + cuenta componentes del SBOM</w:t>
-      </w:r>
-      <w:r>
-        <w:br/>
-      </w:r>
-      <w:r>
-        <w:rPr>
-          <w:rStyle w:val="ExtensionTok"/>
-        </w:rPr>
-        <w:t xml:space="preserve">cosign</w:t>
-      </w:r>
-      <w:r>
-        <w:rPr>
-          <w:rStyle w:val="NormalTok"/>
-        </w:rPr>
-        <w:t xml:space="preserve"> download sbom ghcr.io/robinr00t/elsereno:latest </w:t>
-      </w:r>
-      <w:r>
-        <w:rPr>
-          <w:rStyle w:val="KeywordTok"/>
-        </w:rPr>
-        <w:t xml:space="preserve">|</w:t>
-      </w:r>
-      <w:r>
-        <w:rPr>
-          <w:rStyle w:val="NormalTok"/>
-        </w:rPr>
-        <w:t xml:space="preserve"> </w:t>
-      </w:r>
-      <w:r>
-        <w:rPr>
-          <w:rStyle w:val="ExtensionTok"/>
-        </w:rPr>
-        <w:t xml:space="preserve">jq</w:t>
-      </w:r>
-      <w:r>
-        <w:rPr>
-          <w:rStyle w:val="NormalTok"/>
-        </w:rPr>
-        <w:t xml:space="preserve"> </w:t>
-      </w:r>
-      <w:r>
-        <w:rPr>
-          <w:rStyle w:val="StringTok"/>
-        </w:rPr>
-        <w:t xml:space="preserve">'.components | length'</w:t>
-      </w:r>
-    </w:p>
-    <w:bookmarkEnd w:id="11"/>
-    <w:bookmarkStart w:id="12" w:name="primer-arranque-vault-dashboard"/>
-    <w:p>
-      <w:pPr>
-        <w:pStyle w:val="Heading3"/>
-      </w:pPr>
-      <w:r>
-        <w:t xml:space="preserve">1.3 Primer arranque — vault + dashboard</w:t>
-      </w:r>
-    </w:p>
-    <w:p>
-      <w:pPr>
-        <w:pStyle w:val="SourceCode"/>
-      </w:pPr>
-      <w:r>
-        <w:rPr>
-          <w:rStyle w:val="CommentTok"/>
-        </w:rPr>
-        <w:t xml:space="preserve"># Inicializa el vault cifrado (Argon2id + AES-GCM)</w:t>
-      </w:r>
-      <w:r>
-        <w:br/>
-      </w:r>
-      <w:r>
-        <w:rPr>
-          <w:rStyle w:val="ExtensionTok"/>
-        </w:rPr>
         <w:t xml:space="preserve">elsereno</w:t>
       </w:r>
       <w:r>
         <w:rPr>
           <w:rStyle w:val="NormalTok"/>
         </w:rPr>
-        <w:t xml:space="preserve"> vault init</w:t>
-      </w:r>
-      <w:r>
-        <w:br/>
-      </w:r>
-      <w:r>
-        <w:rPr>
-          <w:rStyle w:val="CommentTok"/>
-        </w:rPr>
-        <w:t xml:space="preserve"># Pide passphrase dos veces</w:t>
-      </w:r>
-      <w:r>
-        <w:br/>
-      </w:r>
-      <w:r>
-        <w:br/>
-      </w:r>
-      <w:r>
-        <w:rPr>
-          <w:rStyle w:val="CommentTok"/>
-        </w:rPr>
-        <w:t xml:space="preserve"># Desbloquea interactivamente</w:t>
-      </w:r>
-      <w:r>
-        <w:br/>
-      </w:r>
-      <w:r>
-        <w:rPr>
-          <w:rStyle w:val="ExtensionTok"/>
-        </w:rPr>
-        <w:t xml:space="preserve">elsereno</w:t>
-      </w:r>
-      <w:r>
-        <w:rPr>
-          <w:rStyle w:val="NormalTok"/>
-        </w:rPr>
-        <w:t xml:space="preserve"> vault unlock</w:t>
-      </w:r>
-      <w:r>
-        <w:br/>
-      </w:r>
-      <w:r>
-        <w:br/>
-      </w:r>
-      <w:r>
-        <w:rPr>
-          <w:rStyle w:val="CommentTok"/>
-        </w:rPr>
-        <w:t xml:space="preserve"># Arranca el dashboard HTTP en loopback (requiere vault desbloqueado)</w:t>
-      </w:r>
-      <w:r>
-        <w:br/>
-      </w:r>
-      <w:r>
-        <w:rPr>
-          <w:rStyle w:val="ExtensionTok"/>
-        </w:rPr>
-        <w:t xml:space="preserve">elsereno</w:t>
-      </w:r>
-      <w:r>
-        <w:rPr>
-          <w:rStyle w:val="NormalTok"/>
-        </w:rPr>
-        <w:t xml:space="preserve"> serve </w:t>
-      </w:r>
-      <w:r>
-        <w:rPr>
-          <w:rStyle w:val="AttributeTok"/>
-        </w:rPr>
-        <w:t xml:space="preserve">--addr</w:t>
-      </w:r>
-      <w:r>
-        <w:rPr>
-          <w:rStyle w:val="NormalTok"/>
-        </w:rPr>
-        <w:t xml:space="preserve"> 127.0.0.1:8787</w:t>
-      </w:r>
-      <w:r>
-        <w:br/>
-      </w:r>
-      <w:r>
-        <w:br/>
-      </w:r>
-      <w:r>
-        <w:rPr>
-          <w:rStyle w:val="CommentTok"/>
-        </w:rPr>
-        <w:t xml:space="preserve"># En otra terminal</w:t>
-      </w:r>
-      <w:r>
-        <w:br/>
-      </w:r>
-      <w:r>
-        <w:rPr>
-          <w:rStyle w:val="ExtensionTok"/>
-        </w:rPr>
-        <w:t xml:space="preserve">open</w:t>
-      </w:r>
-      <w:r>
-        <w:rPr>
-          <w:rStyle w:val="NormalTok"/>
-        </w:rPr>
-        <w:t xml:space="preserve"> http://127.0.0.1:8787</w:t>
-      </w:r>
-    </w:p>
-    <w:p>
-      <w:pPr>
-        <w:pStyle w:val="FirstParagraph"/>
-      </w:pPr>
-      <w:r>
-        <w:t xml:space="preserve">Para arranque no-interactivo (CI, agente, docker):</w:t>
-      </w:r>
-    </w:p>
-    <w:p>
-      <w:pPr>
-        <w:pStyle w:val="SourceCode"/>
-      </w:pPr>
-      <w:r>
-        <w:rPr>
-          <w:rStyle w:val="BuiltInTok"/>
-        </w:rPr>
-        <w:t xml:space="preserve">umask</w:t>
-      </w:r>
-      <w:r>
-        <w:rPr>
-          <w:rStyle w:val="NormalTok"/>
-        </w:rPr>
-        <w:t xml:space="preserve"> 077</w:t>
-      </w:r>
-      <w:r>
-        <w:br/>
-      </w:r>
-      <w:r>
-        <w:rPr>
-          <w:rStyle w:val="BuiltInTok"/>
-        </w:rPr>
-        <w:t xml:space="preserve">printf</w:t>
-      </w:r>
-      <w:r>
-        <w:rPr>
-          <w:rStyle w:val="NormalTok"/>
-        </w:rPr>
-        <w:t xml:space="preserve"> </w:t>
-      </w:r>
-      <w:r>
-        <w:rPr>
-          <w:rStyle w:val="StringTok"/>
-        </w:rPr>
-        <w:t xml:space="preserve">'%s'</w:t>
-      </w:r>
-      <w:r>
-        <w:rPr>
-          <w:rStyle w:val="NormalTok"/>
-        </w:rPr>
-        <w:t xml:space="preserve"> </w:t>
-      </w:r>
-      <w:r>
-        <w:rPr>
-          <w:rStyle w:val="StringTok"/>
-        </w:rPr>
-        <w:t xml:space="preserve">"</w:t>
-      </w:r>
-      <w:r>
-        <w:rPr>
-          <w:rStyle w:val="VariableTok"/>
-        </w:rPr>
-        <w:t xml:space="preserve">$MY_PASSPHRASE</w:t>
-      </w:r>
-      <w:r>
-        <w:rPr>
-          <w:rStyle w:val="StringTok"/>
-        </w:rPr>
-        <w:t xml:space="preserve">"</w:t>
-      </w:r>
-      <w:r>
-        <w:rPr>
-          <w:rStyle w:val="NormalTok"/>
-        </w:rPr>
-        <w:t xml:space="preserve"> </w:t>
-      </w:r>
-      <w:r>
-        <w:rPr>
-          <w:rStyle w:val="OperatorTok"/>
-        </w:rPr>
-        <w:t xml:space="preserve">&gt;</w:t>
-      </w:r>
-      <w:r>
-        <w:rPr>
-          <w:rStyle w:val="NormalTok"/>
-        </w:rPr>
-        <w:t xml:space="preserve"> ~/.elsereno/dev.pp</w:t>
-      </w:r>
-      <w:r>
-        <w:br/>
-      </w:r>
-      <w:r>
-        <w:rPr>
-          <w:rStyle w:val="FunctionTok"/>
-        </w:rPr>
-        <w:t xml:space="preserve">chmod</w:t>
-      </w:r>
-      <w:r>
-        <w:rPr>
-          <w:rStyle w:val="NormalTok"/>
-        </w:rPr>
-        <w:t xml:space="preserve"> 0600 ~/.elsereno/dev.pp</w:t>
-      </w:r>
-      <w:r>
-        <w:br/>
-      </w:r>
-      <w:r>
-        <w:rPr>
-          <w:rStyle w:val="ExtensionTok"/>
-        </w:rPr>
-        <w:t xml:space="preserve">elsereno</w:t>
-      </w:r>
-      <w:r>
-        <w:rPr>
-          <w:rStyle w:val="NormalTok"/>
-        </w:rPr>
-        <w:t xml:space="preserve"> vault init   </w:t>
-      </w:r>
-      <w:r>
-        <w:rPr>
-          <w:rStyle w:val="AttributeTok"/>
-        </w:rPr>
-        <w:t xml:space="preserve">--vault-passphrase-file</w:t>
-      </w:r>
-      <w:r>
-        <w:rPr>
-          <w:rStyle w:val="NormalTok"/>
-        </w:rPr>
-        <w:t xml:space="preserve"> ~/.elsereno/dev.pp</w:t>
-      </w:r>
-      <w:r>
-        <w:br/>
-      </w:r>
-      <w:r>
-        <w:rPr>
-          <w:rStyle w:val="ExtensionTok"/>
-        </w:rPr>
-        <w:t xml:space="preserve">elsereno</w:t>
-      </w:r>
-      <w:r>
-        <w:rPr>
-          <w:rStyle w:val="NormalTok"/>
-        </w:rPr>
-        <w:t xml:space="preserve"> serve        </w:t>
-      </w:r>
-      <w:r>
-        <w:rPr>
-          <w:rStyle w:val="AttributeTok"/>
-        </w:rPr>
-        <w:t xml:space="preserve">--vault-passphrase-file</w:t>
-      </w:r>
-      <w:r>
-        <w:rPr>
-          <w:rStyle w:val="NormalTok"/>
-        </w:rPr>
-        <w:t xml:space="preserve"> ~/.elsereno/dev.pp</w:t>
-      </w:r>
-    </w:p>
-    <w:bookmarkEnd w:id="12"/>
-    <w:bookmarkStart w:id="16" w:name="dashboard-con-postgres-opcional-v1.2"/>
-    <w:p>
-      <w:pPr>
-        <w:pStyle w:val="Heading3"/>
-      </w:pPr>
-      <w:r>
-        <w:t xml:space="preserve">1.4 Dashboard con Postgres (opcional, v1.2+)</w:t>
-      </w:r>
-    </w:p>
-    <w:p>
-      <w:pPr>
-        <w:pStyle w:val="FirstParagraph"/>
-      </w:pPr>
-      <w:r>
-        <w:t xml:space="preserve">Sin</w:t>
-      </w:r>
-      <w:r>
-        <w:t xml:space="preserve"> </w:t>
-      </w:r>
-      <w:r>
-        <w:rPr>
-          <w:rStyle w:val="VerbatimChar"/>
-        </w:rPr>
-        <w:t xml:space="preserve">$DATABASE_URL</w:t>
-      </w:r>
-      <w:r>
-        <w:t xml:space="preserve">, los paneles de findings/triage/runs</w:t>
-      </w:r>
-      <w:r>
-        <w:t xml:space="preserve"> </w:t>
-      </w:r>
-      <w:r>
-        <w:t xml:space="preserve">responden 503 y la UI muestra</w:t>
-      </w:r>
-      <w:r>
-        <w:t xml:space="preserve"> </w:t>
-      </w:r>
-      <w:r>
-        <w:t xml:space="preserve">“backend unavailable”</w:t>
-      </w:r>
-      <w:r>
-        <w:t xml:space="preserve">. Los paneles</w:t>
-      </w:r>
-      <w:r>
-        <w:t xml:space="preserve"> </w:t>
-      </w:r>
-      <w:r>
-        <w:t xml:space="preserve">overview / plugins / live-feed / security siguen funcionando</w:t>
-      </w:r>
-      <w:r>
-        <w:t xml:space="preserve"> </w:t>
-      </w:r>
-      <w:r>
-        <w:t xml:space="preserve">100% sin BD — la BD es sólo para historia persistida.</w:t>
-      </w:r>
-    </w:p>
-    <w:bookmarkStart w:id="13" w:name="con-el-script-helper-scriptsdev-db.sh"/>
+        <w:t xml:space="preserve"> serve</w:t>
+      </w:r>
+    </w:p>
+    <w:bookmarkEnd w:id="16"/>
+    <w:bookmarkStart w:id="17" w:name="matriz-necesito-bd"/>
     <w:p>
       <w:pPr>
         <w:pStyle w:val="Heading4"/>
       </w:pPr>
       <w:r>
-        <w:t xml:space="preserve">1.4.1 Con el script helper (</w:t>
-      </w:r>
-      <w:r>
-        <w:rPr>
-          <w:rStyle w:val="VerbatimChar"/>
-        </w:rPr>
-        <w:t xml:space="preserve">scripts/dev-db.sh</w:t>
-      </w:r>
-      <w:r>
-        <w:t xml:space="preserve">)</w:t>
-      </w:r>
-    </w:p>
-    <w:p>
-      <w:pPr>
-        <w:pStyle w:val="FirstParagraph"/>
-      </w:pPr>
-      <w:r>
-        <w:t xml:space="preserve">ElSereno ships un script que arranca la dev-db + espera health</w:t>
-      </w:r>
-      <w:r>
-        <w:t xml:space="preserve"> </w:t>
-      </w:r>
-      <w:r>
-        <w:t xml:space="preserve">+ aplica migrations + deja el</w:t>
-      </w:r>
-      <w:r>
-        <w:t xml:space="preserve"> </w:t>
-      </w:r>
-      <w:r>
-        <w:rPr>
-          <w:rStyle w:val="VerbatimChar"/>
-        </w:rPr>
-        <w:t xml:space="preserve">DATABASE_URL</w:t>
-      </w:r>
-      <w:r>
-        <w:t xml:space="preserve"> </w:t>
-      </w:r>
-      <w:r>
-        <w:t xml:space="preserve">en un fichero 0600:</w:t>
-      </w:r>
-    </w:p>
-    <w:p>
-      <w:pPr>
-        <w:pStyle w:val="SourceCode"/>
-      </w:pPr>
-      <w:r>
-        <w:rPr>
-          <w:rStyle w:val="CommentTok"/>
-        </w:rPr>
-        <w:t xml:space="preserve"># Arranca Postgres 16 en loopback 5433 + aplica migrations</w:t>
-      </w:r>
-      <w:r>
-        <w:br/>
-      </w:r>
-      <w:r>
-        <w:rPr>
-          <w:rStyle w:val="ExtensionTok"/>
-        </w:rPr>
-        <w:t xml:space="preserve">scripts/dev-db.sh</w:t>
-      </w:r>
-      <w:r>
-        <w:rPr>
-          <w:rStyle w:val="NormalTok"/>
-        </w:rPr>
-        <w:t xml:space="preserve"> up</w:t>
-      </w:r>
-      <w:r>
-        <w:br/>
-      </w:r>
-      <w:r>
-        <w:br/>
-      </w:r>
-      <w:r>
-        <w:rPr>
-          <w:rStyle w:val="CommentTok"/>
-        </w:rPr>
-        <w:t xml:space="preserve"># Otros verbs</w:t>
-      </w:r>
-      <w:r>
-        <w:br/>
-      </w:r>
-      <w:r>
-        <w:rPr>
-          <w:rStyle w:val="ExtensionTok"/>
-        </w:rPr>
-        <w:t xml:space="preserve">scripts/dev-db.sh</w:t>
-      </w:r>
-      <w:r>
-        <w:rPr>
-          <w:rStyle w:val="NormalTok"/>
-        </w:rPr>
-        <w:t xml:space="preserve"> status   </w:t>
-      </w:r>
-      <w:r>
-        <w:rPr>
-          <w:rStyle w:val="CommentTok"/>
-        </w:rPr>
-        <w:t xml:space="preserve"># ps + pg_isready</w:t>
-      </w:r>
-      <w:r>
-        <w:br/>
-      </w:r>
-      <w:r>
-        <w:rPr>
-          <w:rStyle w:val="ExtensionTok"/>
-        </w:rPr>
-        <w:t xml:space="preserve">scripts/dev-db.sh</w:t>
-      </w:r>
-      <w:r>
-        <w:rPr>
-          <w:rStyle w:val="NormalTok"/>
-        </w:rPr>
-        <w:t xml:space="preserve"> env      </w:t>
-      </w:r>
-      <w:r>
-        <w:rPr>
-          <w:rStyle w:val="CommentTok"/>
-        </w:rPr>
-        <w:t xml:space="preserve"># imprime la línea export DATABASE_URL=...</w:t>
-      </w:r>
-      <w:r>
-        <w:br/>
-      </w:r>
-      <w:r>
-        <w:rPr>
-          <w:rStyle w:val="ExtensionTok"/>
-        </w:rPr>
-        <w:t xml:space="preserve">scripts/dev-db.sh</w:t>
-      </w:r>
-      <w:r>
-        <w:rPr>
-          <w:rStyle w:val="NormalTok"/>
-        </w:rPr>
-        <w:t xml:space="preserve"> down     </w:t>
-      </w:r>
-      <w:r>
-        <w:rPr>
-          <w:rStyle w:val="CommentTok"/>
-        </w:rPr>
-        <w:t xml:space="preserve"># para el contenedor (volumen preservado)</w:t>
-      </w:r>
-      <w:r>
-        <w:br/>
-      </w:r>
-      <w:r>
-        <w:rPr>
-          <w:rStyle w:val="ExtensionTok"/>
-        </w:rPr>
-        <w:t xml:space="preserve">scripts/dev-db.sh</w:t>
-      </w:r>
-      <w:r>
-        <w:rPr>
-          <w:rStyle w:val="NormalTok"/>
-        </w:rPr>
-        <w:t xml:space="preserve"> reset    </w:t>
-      </w:r>
-      <w:r>
-        <w:rPr>
-          <w:rStyle w:val="CommentTok"/>
-        </w:rPr>
-        <w:t xml:space="preserve"># borra el volumen + re-up + migrate</w:t>
-      </w:r>
-    </w:p>
-    <w:p>
-      <w:pPr>
-        <w:pStyle w:val="FirstParagraph"/>
-      </w:pPr>
-      <w:r>
-        <w:t xml:space="preserve">El script escribe</w:t>
-      </w:r>
-      <w:r>
-        <w:t xml:space="preserve"> </w:t>
-      </w:r>
-      <w:r>
-        <w:rPr>
-          <w:rStyle w:val="VerbatimChar"/>
-        </w:rPr>
-        <w:t xml:space="preserve">~/.elsereno/dev-db.env</w:t>
-      </w:r>
-      <w:r>
-        <w:t xml:space="preserve"> </w:t>
-      </w:r>
-      <w:r>
-        <w:t xml:space="preserve">con:</w:t>
-      </w:r>
-    </w:p>
-    <w:p>
-      <w:pPr>
-        <w:pStyle w:val="SourceCode"/>
-      </w:pPr>
-      <w:r>
-        <w:rPr>
-          <w:rStyle w:val="VerbatimChar"/>
-        </w:rPr>
-        <w:t xml:space="preserve">DATABASE_URL=postgres://elsereno@127.0.0.1:5433/elsereno?sslmode=disable</w:t>
-      </w:r>
-    </w:p>
-    <w:p>
-      <w:pPr>
-        <w:pStyle w:val="FirstParagraph"/>
-      </w:pPr>
-      <w:r>
-        <w:t xml:space="preserve">Para cargarlo en tu shell + arrancar serve:</w:t>
-      </w:r>
-    </w:p>
-    <w:p>
-      <w:pPr>
-        <w:pStyle w:val="SourceCode"/>
-      </w:pPr>
-      <w:r>
-        <w:rPr>
-          <w:rStyle w:val="BuiltInTok"/>
-        </w:rPr>
-        <w:t xml:space="preserve">export</w:t>
-      </w:r>
-      <w:r>
-        <w:rPr>
-          <w:rStyle w:val="NormalTok"/>
-        </w:rPr>
-        <w:t xml:space="preserve"> </w:t>
-      </w:r>
-      <w:r>
-        <w:rPr>
-          <w:rStyle w:val="VariableTok"/>
-        </w:rPr>
-        <w:t xml:space="preserve">$(</w:t>
-      </w:r>
-      <w:r>
-        <w:rPr>
-          <w:rStyle w:val="FunctionTok"/>
-        </w:rPr>
-        <w:t xml:space="preserve">grep</w:t>
-      </w:r>
-      <w:r>
-        <w:rPr>
-          <w:rStyle w:val="NormalTok"/>
-        </w:rPr>
-        <w:t xml:space="preserve"> </w:t>
-      </w:r>
-      <w:r>
-        <w:rPr>
-          <w:rStyle w:val="AttributeTok"/>
-        </w:rPr>
-        <w:t xml:space="preserve">-v</w:t>
-      </w:r>
-      <w:r>
-        <w:rPr>
-          <w:rStyle w:val="NormalTok"/>
-        </w:rPr>
-        <w:t xml:space="preserve"> </w:t>
-      </w:r>
-      <w:r>
-        <w:rPr>
-          <w:rStyle w:val="StringTok"/>
-        </w:rPr>
-        <w:t xml:space="preserve">'^#'</w:t>
-      </w:r>
-      <w:r>
-        <w:rPr>
-          <w:rStyle w:val="NormalTok"/>
-        </w:rPr>
-        <w:t xml:space="preserve"> ~/.elsereno/dev-db.env </w:t>
-      </w:r>
-      <w:r>
-        <w:rPr>
-          <w:rStyle w:val="KeywordTok"/>
-        </w:rPr>
-        <w:t xml:space="preserve">|</w:t>
-      </w:r>
-      <w:r>
-        <w:rPr>
-          <w:rStyle w:val="NormalTok"/>
-        </w:rPr>
-        <w:t xml:space="preserve"> </w:t>
-      </w:r>
-      <w:r>
-        <w:rPr>
-          <w:rStyle w:val="FunctionTok"/>
-        </w:rPr>
-        <w:t xml:space="preserve">xargs</w:t>
-      </w:r>
-      <w:r>
-        <w:rPr>
-          <w:rStyle w:val="VariableTok"/>
-        </w:rPr>
-        <w:t xml:space="preserve">)</w:t>
-      </w:r>
-      <w:r>
-        <w:br/>
-      </w:r>
-      <w:r>
-        <w:rPr>
-          <w:rStyle w:val="ExtensionTok"/>
-        </w:rPr>
-        <w:t xml:space="preserve">elsereno</w:t>
-      </w:r>
-      <w:r>
-        <w:rPr>
-          <w:rStyle w:val="NormalTok"/>
-        </w:rPr>
-        <w:t xml:space="preserve"> serve </w:t>
-      </w:r>
-      <w:r>
-        <w:rPr>
-          <w:rStyle w:val="AttributeTok"/>
-        </w:rPr>
-        <w:t xml:space="preserve">--vault-passphrase-file</w:t>
-      </w:r>
-      <w:r>
-        <w:rPr>
-          <w:rStyle w:val="NormalTok"/>
-        </w:rPr>
-        <w:t xml:space="preserve"> ~/.elsereno/dev.pp</w:t>
-      </w:r>
-    </w:p>
-    <w:bookmarkEnd w:id="13"/>
-    <w:bookmarkStart w:id="14" w:name="manual-sin-script"/>
-    <w:p>
-      <w:pPr>
-        <w:pStyle w:val="Heading4"/>
-      </w:pPr>
-      <w:r>
-        <w:t xml:space="preserve">1.4.2 Manual (sin script)</w:t>
-      </w:r>
-    </w:p>
-    <w:p>
-      <w:pPr>
-        <w:pStyle w:val="FirstParagraph"/>
-      </w:pPr>
-      <w:r>
-        <w:t xml:space="preserve">Si prefieres no usar el script:</w:t>
-      </w:r>
-    </w:p>
-    <w:p>
-      <w:pPr>
-        <w:pStyle w:val="SourceCode"/>
-      </w:pPr>
-      <w:r>
-        <w:rPr>
-          <w:rStyle w:val="ExtensionTok"/>
-        </w:rPr>
-        <w:t xml:space="preserve">docker</w:t>
-      </w:r>
-      <w:r>
-        <w:rPr>
-          <w:rStyle w:val="NormalTok"/>
-        </w:rPr>
-        <w:t xml:space="preserve"> compose </w:t>
-      </w:r>
-      <w:r>
-        <w:rPr>
-          <w:rStyle w:val="AttributeTok"/>
-        </w:rPr>
-        <w:t xml:space="preserve">-f</w:t>
-      </w:r>
-      <w:r>
-        <w:rPr>
-          <w:rStyle w:val="NormalTok"/>
-        </w:rPr>
-        <w:t xml:space="preserve"> docker-compose.dev.yml up </w:t>
-      </w:r>
-      <w:r>
-        <w:rPr>
-          <w:rStyle w:val="AttributeTok"/>
-        </w:rPr>
-        <w:t xml:space="preserve">-d</w:t>
-      </w:r>
-      <w:r>
-        <w:rPr>
-          <w:rStyle w:val="NormalTok"/>
-        </w:rPr>
-        <w:t xml:space="preserve"> db</w:t>
-      </w:r>
-      <w:r>
-        <w:br/>
-      </w:r>
-      <w:r>
-        <w:rPr>
-          <w:rStyle w:val="BuiltInTok"/>
-        </w:rPr>
-        <w:t xml:space="preserve">export</w:t>
-      </w:r>
-      <w:r>
-        <w:rPr>
-          <w:rStyle w:val="NormalTok"/>
-        </w:rPr>
-        <w:t xml:space="preserve"> </w:t>
-      </w:r>
-      <w:r>
-        <w:rPr>
-          <w:rStyle w:val="VariableTok"/>
-        </w:rPr>
-        <w:t xml:space="preserve">DATABASE_URL</w:t>
-      </w:r>
-      <w:r>
-        <w:rPr>
-          <w:rStyle w:val="OperatorTok"/>
-        </w:rPr>
-        <w:t xml:space="preserve">=</w:t>
-      </w:r>
-      <w:r>
-        <w:rPr>
-          <w:rStyle w:val="StringTok"/>
-        </w:rPr>
-        <w:t xml:space="preserve">"postgres://elsereno@127.0.0.1:5433/elsereno?sslmode=disable"</w:t>
-      </w:r>
-      <w:r>
-        <w:br/>
-      </w:r>
-      <w:r>
-        <w:rPr>
-          <w:rStyle w:val="ExtensionTok"/>
-        </w:rPr>
-        <w:t xml:space="preserve">elsereno</w:t>
-      </w:r>
-      <w:r>
-        <w:rPr>
-          <w:rStyle w:val="NormalTok"/>
-        </w:rPr>
-        <w:t xml:space="preserve"> db migrate up</w:t>
-      </w:r>
-      <w:r>
-        <w:br/>
-      </w:r>
-      <w:r>
-        <w:rPr>
-          <w:rStyle w:val="ExtensionTok"/>
-        </w:rPr>
-        <w:t xml:space="preserve">elsereno</w:t>
-      </w:r>
-      <w:r>
-        <w:rPr>
-          <w:rStyle w:val="NormalTok"/>
-        </w:rPr>
-        <w:t xml:space="preserve"> serve</w:t>
-      </w:r>
-    </w:p>
-    <w:bookmarkEnd w:id="14"/>
-    <w:bookmarkStart w:id="15" w:name="matriz-necesito-bd"/>
-    <w:p>
-      <w:pPr>
-        <w:pStyle w:val="Heading4"/>
-      </w:pPr>
-      <w:r>
-        <w:t xml:space="preserve">1.4.3 Matriz</w:t>
+        <w:t xml:space="preserve">1.6.3 Matriz</w:t>
       </w:r>
       <w:r>
         <w:t xml:space="preserve"> </w:t>
@@ -2512,10 +3034,10 @@
         </w:pict>
       </w:r>
     </w:p>
-    <w:bookmarkEnd w:id="15"/>
-    <w:bookmarkEnd w:id="16"/>
     <w:bookmarkEnd w:id="17"/>
-    <w:bookmarkStart w:id="26" w:name="descubrimiento-defensive-build-default"/>
+    <w:bookmarkEnd w:id="18"/>
+    <w:bookmarkEnd w:id="19"/>
+    <w:bookmarkStart w:id="30" w:name="descubrimiento-defensive-build-default"/>
     <w:p>
       <w:pPr>
         <w:pStyle w:val="Heading2"/>
@@ -2524,7 +3046,7 @@
         <w:t xml:space="preserve">2. Descubrimiento (defensive, build default)</w:t>
       </w:r>
     </w:p>
-    <w:bookmarkStart w:id="24" w:name="X1ee034aca0c177c861d9744cbf39ceb35860c0d"/>
+    <w:bookmarkStart w:id="28" w:name="X1ee034aca0c177c861d9744cbf39ceb35860c0d"/>
     <w:p>
       <w:pPr>
         <w:pStyle w:val="Heading3"/>
@@ -2566,7 +3088,7 @@
         <w:t xml:space="preserve">quieres saber qué servicios ICS tienen expuestos y priorizarlos.</w:t>
       </w:r>
     </w:p>
-    <w:bookmarkStart w:id="18" w:name="inputs-desde-shodan"/>
+    <w:bookmarkStart w:id="20" w:name="inputs-desde-shodan"/>
     <w:p>
       <w:pPr>
         <w:pStyle w:val="Heading4"/>
@@ -2816,8 +3338,8 @@
         <w:t xml:space="preserve">"shodan-initial"</w:t>
       </w:r>
     </w:p>
-    <w:bookmarkEnd w:id="18"/>
-    <w:bookmarkStart w:id="19" w:name="inputs-desde-censys"/>
+    <w:bookmarkEnd w:id="20"/>
+    <w:bookmarkStart w:id="21" w:name="inputs-desde-censys"/>
     <w:p>
       <w:pPr>
         <w:pStyle w:val="Heading4"/>
@@ -2957,14 +3479,46 @@
         <w:t xml:space="preserve"> censys</w:t>
       </w:r>
     </w:p>
-    <w:bookmarkEnd w:id="19"/>
-    <w:bookmarkStart w:id="20" w:name="inputs-desde-nmap-xml"/>
+    <w:bookmarkEnd w:id="21"/>
+    <w:bookmarkStart w:id="22" w:name="inputs-desde-fofa-v1.8"/>
     <w:p>
       <w:pPr>
         <w:pStyle w:val="Heading4"/>
       </w:pPr>
       <w:r>
-        <w:t xml:space="preserve">2.1.3 Inputs desde nmap XML</w:t>
+        <w:t xml:space="preserve">2.1.3 Inputs desde FOFA (v1.8+)</w:t>
+      </w:r>
+    </w:p>
+    <w:p>
+      <w:pPr>
+        <w:pStyle w:val="FirstParagraph"/>
+      </w:pPr>
+      <w:r>
+        <w:t xml:space="preserve">FOFA (fofa.info) es un alternativo popular con mejor cobertura</w:t>
+      </w:r>
+      <w:r>
+        <w:t xml:space="preserve"> </w:t>
+      </w:r>
+      <w:r>
+        <w:t xml:space="preserve">APAC para equipos ICS / PBX legacy. Auth: email + API key (ambos</w:t>
+      </w:r>
+      <w:r>
+        <w:t xml:space="preserve"> </w:t>
+      </w:r>
+      <w:r>
+        <w:t xml:space="preserve">en</w:t>
+      </w:r>
+      <w:r>
+        <w:t xml:space="preserve"> </w:t>
+      </w:r>
+      <w:r>
+        <w:rPr>
+          <w:rStyle w:val="VerbatimChar"/>
+        </w:rPr>
+        <w:t xml:space="preserve">qbase64</w:t>
+      </w:r>
+      <w:r>
+        <w:t xml:space="preserve">-encoded query string).</w:t>
       </w:r>
     </w:p>
     <w:p>
@@ -2973,6 +3527,556 @@
       </w:pPr>
       <w:r>
         <w:rPr>
+          <w:rStyle w:val="CommentTok"/>
+        </w:rPr>
+        <w:t xml:space="preserve">// Uso programático con el cliente internal/inputs/fofa:</w:t>
+      </w:r>
+      <w:r>
+        <w:br/>
+      </w:r>
+      <w:r>
+        <w:rPr>
+          <w:rStyle w:val="KeywordTok"/>
+        </w:rPr>
+        <w:t xml:space="preserve">import</w:t>
+      </w:r>
+      <w:r>
+        <w:rPr>
+          <w:rStyle w:val="NormalTok"/>
+        </w:rPr>
+        <w:t xml:space="preserve"> </w:t>
+      </w:r>
+      <w:r>
+        <w:rPr>
+          <w:rStyle w:val="StringTok"/>
+        </w:rPr>
+        <w:t xml:space="preserve">"local/elsereno/internal/inputs/fofa"</w:t>
+      </w:r>
+      <w:r>
+        <w:br/>
+      </w:r>
+      <w:r>
+        <w:br/>
+      </w:r>
+      <w:r>
+        <w:rPr>
+          <w:rStyle w:val="NormalTok"/>
+        </w:rPr>
+        <w:t xml:space="preserve">c</w:t>
+      </w:r>
+      <w:r>
+        <w:rPr>
+          <w:rStyle w:val="OperatorTok"/>
+        </w:rPr>
+        <w:t xml:space="preserve">,</w:t>
+      </w:r>
+      <w:r>
+        <w:rPr>
+          <w:rStyle w:val="NormalTok"/>
+        </w:rPr>
+        <w:t xml:space="preserve"> _ </w:t>
+      </w:r>
+      <w:r>
+        <w:rPr>
+          <w:rStyle w:val="OperatorTok"/>
+        </w:rPr>
+        <w:t xml:space="preserve">:=</w:t>
+      </w:r>
+      <w:r>
+        <w:rPr>
+          <w:rStyle w:val="NormalTok"/>
+        </w:rPr>
+        <w:t xml:space="preserve"> fofa</w:t>
+      </w:r>
+      <w:r>
+        <w:rPr>
+          <w:rStyle w:val="OperatorTok"/>
+        </w:rPr>
+        <w:t xml:space="preserve">.</w:t>
+      </w:r>
+      <w:r>
+        <w:rPr>
+          <w:rStyle w:val="NormalTok"/>
+        </w:rPr>
+        <w:t xml:space="preserve">New</w:t>
+      </w:r>
+      <w:r>
+        <w:rPr>
+          <w:rStyle w:val="OperatorTok"/>
+        </w:rPr>
+        <w:t xml:space="preserve">(</w:t>
+      </w:r>
+      <w:r>
+        <w:rPr>
+          <w:rStyle w:val="StringTok"/>
+        </w:rPr>
+        <w:t xml:space="preserve">"tu-email@dominio.com"</w:t>
+      </w:r>
+      <w:r>
+        <w:rPr>
+          <w:rStyle w:val="OperatorTok"/>
+        </w:rPr>
+        <w:t xml:space="preserve">,</w:t>
+      </w:r>
+      <w:r>
+        <w:rPr>
+          <w:rStyle w:val="NormalTok"/>
+        </w:rPr>
+        <w:t xml:space="preserve"> </w:t>
+      </w:r>
+      <w:r>
+        <w:rPr>
+          <w:rStyle w:val="StringTok"/>
+        </w:rPr>
+        <w:t xml:space="preserve">"&lt;api-key&gt;"</w:t>
+      </w:r>
+      <w:r>
+        <w:rPr>
+          <w:rStyle w:val="OperatorTok"/>
+        </w:rPr>
+        <w:t xml:space="preserve">,</w:t>
+      </w:r>
+      <w:r>
+        <w:rPr>
+          <w:rStyle w:val="NormalTok"/>
+        </w:rPr>
+        <w:t xml:space="preserve"> </w:t>
+      </w:r>
+      <w:r>
+        <w:rPr>
+          <w:rStyle w:val="DecValTok"/>
+        </w:rPr>
+        <w:t xml:space="preserve">1</w:t>
+      </w:r>
+      <w:r>
+        <w:rPr>
+          <w:rStyle w:val="OperatorTok"/>
+        </w:rPr>
+        <w:t xml:space="preserve">)</w:t>
+      </w:r>
+      <w:r>
+        <w:rPr>
+          <w:rStyle w:val="NormalTok"/>
+        </w:rPr>
+        <w:t xml:space="preserve"> </w:t>
+      </w:r>
+      <w:r>
+        <w:rPr>
+          <w:rStyle w:val="CommentTok"/>
+        </w:rPr>
+        <w:t xml:space="preserve">// 1 rps</w:t>
+      </w:r>
+      <w:r>
+        <w:br/>
+      </w:r>
+      <w:r>
+        <w:rPr>
+          <w:rStyle w:val="NormalTok"/>
+        </w:rPr>
+        <w:t xml:space="preserve">targets</w:t>
+      </w:r>
+      <w:r>
+        <w:rPr>
+          <w:rStyle w:val="OperatorTok"/>
+        </w:rPr>
+        <w:t xml:space="preserve">,</w:t>
+      </w:r>
+      <w:r>
+        <w:rPr>
+          <w:rStyle w:val="NormalTok"/>
+        </w:rPr>
+        <w:t xml:space="preserve"> err </w:t>
+      </w:r>
+      <w:r>
+        <w:rPr>
+          <w:rStyle w:val="OperatorTok"/>
+        </w:rPr>
+        <w:t xml:space="preserve">:=</w:t>
+      </w:r>
+      <w:r>
+        <w:rPr>
+          <w:rStyle w:val="NormalTok"/>
+        </w:rPr>
+        <w:t xml:space="preserve"> c</w:t>
+      </w:r>
+      <w:r>
+        <w:rPr>
+          <w:rStyle w:val="OperatorTok"/>
+        </w:rPr>
+        <w:t xml:space="preserve">.</w:t>
+      </w:r>
+      <w:r>
+        <w:rPr>
+          <w:rStyle w:val="NormalTok"/>
+        </w:rPr>
+        <w:t xml:space="preserve">Search</w:t>
+      </w:r>
+      <w:r>
+        <w:rPr>
+          <w:rStyle w:val="OperatorTok"/>
+        </w:rPr>
+        <w:t xml:space="preserve">(</w:t>
+      </w:r>
+      <w:r>
+        <w:rPr>
+          <w:rStyle w:val="NormalTok"/>
+        </w:rPr>
+        <w:t xml:space="preserve">ctx</w:t>
+      </w:r>
+      <w:r>
+        <w:rPr>
+          <w:rStyle w:val="OperatorTok"/>
+        </w:rPr>
+        <w:t xml:space="preserve">,</w:t>
+      </w:r>
+      <w:r>
+        <w:rPr>
+          <w:rStyle w:val="NormalTok"/>
+        </w:rPr>
+        <w:t xml:space="preserve"> </w:t>
+      </w:r>
+      <w:r>
+        <w:rPr>
+          <w:rStyle w:val="StringTok"/>
+        </w:rPr>
+        <w:t xml:space="preserve">`protocol="iax2"`</w:t>
+      </w:r>
+      <w:r>
+        <w:rPr>
+          <w:rStyle w:val="OperatorTok"/>
+        </w:rPr>
+        <w:t xml:space="preserve">,</w:t>
+      </w:r>
+      <w:r>
+        <w:rPr>
+          <w:rStyle w:val="NormalTok"/>
+        </w:rPr>
+        <w:t xml:space="preserve"> </w:t>
+      </w:r>
+      <w:r>
+        <w:rPr>
+          <w:rStyle w:val="DecValTok"/>
+        </w:rPr>
+        <w:t xml:space="preserve">100</w:t>
+      </w:r>
+      <w:r>
+        <w:rPr>
+          <w:rStyle w:val="OperatorTok"/>
+        </w:rPr>
+        <w:t xml:space="preserve">)</w:t>
+      </w:r>
+      <w:r>
+        <w:br/>
+      </w:r>
+      <w:r>
+        <w:rPr>
+          <w:rStyle w:val="CommentTok"/>
+        </w:rPr>
+        <w:t xml:space="preserve">// targets[] es []core.Target → pipeable al scanner via stdin</w:t>
+      </w:r>
+    </w:p>
+    <w:p>
+      <w:pPr>
+        <w:pStyle w:val="FirstParagraph"/>
+      </w:pPr>
+      <w:r>
+        <w:t xml:space="preserve">CLI wire-up directo (</w:t>
+      </w:r>
+      <w:r>
+        <w:rPr>
+          <w:rStyle w:val="VerbatimChar"/>
+        </w:rPr>
+        <w:t xml:space="preserve">--input fofa:&lt;query&gt;</w:t>
+      </w:r>
+      <w:r>
+        <w:t xml:space="preserve">) está en v1.9</w:t>
+      </w:r>
+      <w:r>
+        <w:t xml:space="preserve"> </w:t>
+      </w:r>
+      <w:r>
+        <w:t xml:space="preserve">roadmap. Por ahora: usa el cliente Go para volcar a NDJSON y</w:t>
+      </w:r>
+      <w:r>
+        <w:t xml:space="preserve"> </w:t>
+      </w:r>
+      <w:r>
+        <w:t xml:space="preserve">pipear con stdin.</w:t>
+      </w:r>
+    </w:p>
+    <w:bookmarkEnd w:id="22"/>
+    <w:bookmarkStart w:id="23" w:name="inputs-desde-zoomeye-v1.8"/>
+    <w:p>
+      <w:pPr>
+        <w:pStyle w:val="Heading4"/>
+      </w:pPr>
+      <w:r>
+        <w:t xml:space="preserve">2.1.4 Inputs desde ZoomEye (v1.8+)</w:t>
+      </w:r>
+    </w:p>
+    <w:p>
+      <w:pPr>
+        <w:pStyle w:val="FirstParagraph"/>
+      </w:pPr>
+      <w:r>
+        <w:t xml:space="preserve">ZoomEye (zoomeye.org) — misma idea, auth via</w:t>
+      </w:r>
+      <w:r>
+        <w:t xml:space="preserve"> </w:t>
+      </w:r>
+      <w:r>
+        <w:rPr>
+          <w:rStyle w:val="VerbatimChar"/>
+        </w:rPr>
+        <w:t xml:space="preserve">API-KEY</w:t>
+      </w:r>
+      <w:r>
+        <w:t xml:space="preserve"> </w:t>
+      </w:r>
+      <w:r>
+        <w:t xml:space="preserve">header</w:t>
+      </w:r>
+      <w:r>
+        <w:t xml:space="preserve"> </w:t>
+      </w:r>
+      <w:r>
+        <w:t xml:space="preserve">(no URL), así que no leakea la credencial en logs.</w:t>
+      </w:r>
+    </w:p>
+    <w:p>
+      <w:pPr>
+        <w:pStyle w:val="SourceCode"/>
+      </w:pPr>
+      <w:r>
+        <w:rPr>
+          <w:rStyle w:val="KeywordTok"/>
+        </w:rPr>
+        <w:t xml:space="preserve">import</w:t>
+      </w:r>
+      <w:r>
+        <w:rPr>
+          <w:rStyle w:val="NormalTok"/>
+        </w:rPr>
+        <w:t xml:space="preserve"> </w:t>
+      </w:r>
+      <w:r>
+        <w:rPr>
+          <w:rStyle w:val="StringTok"/>
+        </w:rPr>
+        <w:t xml:space="preserve">"local/elsereno/internal/inputs/zoomeye"</w:t>
+      </w:r>
+      <w:r>
+        <w:br/>
+      </w:r>
+      <w:r>
+        <w:br/>
+      </w:r>
+      <w:r>
+        <w:rPr>
+          <w:rStyle w:val="NormalTok"/>
+        </w:rPr>
+        <w:t xml:space="preserve">c</w:t>
+      </w:r>
+      <w:r>
+        <w:rPr>
+          <w:rStyle w:val="OperatorTok"/>
+        </w:rPr>
+        <w:t xml:space="preserve">,</w:t>
+      </w:r>
+      <w:r>
+        <w:rPr>
+          <w:rStyle w:val="NormalTok"/>
+        </w:rPr>
+        <w:t xml:space="preserve"> _ </w:t>
+      </w:r>
+      <w:r>
+        <w:rPr>
+          <w:rStyle w:val="OperatorTok"/>
+        </w:rPr>
+        <w:t xml:space="preserve">:=</w:t>
+      </w:r>
+      <w:r>
+        <w:rPr>
+          <w:rStyle w:val="NormalTok"/>
+        </w:rPr>
+        <w:t xml:space="preserve"> zoomeye</w:t>
+      </w:r>
+      <w:r>
+        <w:rPr>
+          <w:rStyle w:val="OperatorTok"/>
+        </w:rPr>
+        <w:t xml:space="preserve">.</w:t>
+      </w:r>
+      <w:r>
+        <w:rPr>
+          <w:rStyle w:val="NormalTok"/>
+        </w:rPr>
+        <w:t xml:space="preserve">New</w:t>
+      </w:r>
+      <w:r>
+        <w:rPr>
+          <w:rStyle w:val="OperatorTok"/>
+        </w:rPr>
+        <w:t xml:space="preserve">(</w:t>
+      </w:r>
+      <w:r>
+        <w:rPr>
+          <w:rStyle w:val="StringTok"/>
+        </w:rPr>
+        <w:t xml:space="preserve">"&lt;api-key&gt;"</w:t>
+      </w:r>
+      <w:r>
+        <w:rPr>
+          <w:rStyle w:val="OperatorTok"/>
+        </w:rPr>
+        <w:t xml:space="preserve">,</w:t>
+      </w:r>
+      <w:r>
+        <w:rPr>
+          <w:rStyle w:val="NormalTok"/>
+        </w:rPr>
+        <w:t xml:space="preserve"> </w:t>
+      </w:r>
+      <w:r>
+        <w:rPr>
+          <w:rStyle w:val="DecValTok"/>
+        </w:rPr>
+        <w:t xml:space="preserve">1</w:t>
+      </w:r>
+      <w:r>
+        <w:rPr>
+          <w:rStyle w:val="OperatorTok"/>
+        </w:rPr>
+        <w:t xml:space="preserve">)</w:t>
+      </w:r>
+      <w:r>
+        <w:br/>
+      </w:r>
+      <w:r>
+        <w:rPr>
+          <w:rStyle w:val="NormalTok"/>
+        </w:rPr>
+        <w:t xml:space="preserve">targets</w:t>
+      </w:r>
+      <w:r>
+        <w:rPr>
+          <w:rStyle w:val="OperatorTok"/>
+        </w:rPr>
+        <w:t xml:space="preserve">,</w:t>
+      </w:r>
+      <w:r>
+        <w:rPr>
+          <w:rStyle w:val="NormalTok"/>
+        </w:rPr>
+        <w:t xml:space="preserve"> err </w:t>
+      </w:r>
+      <w:r>
+        <w:rPr>
+          <w:rStyle w:val="OperatorTok"/>
+        </w:rPr>
+        <w:t xml:space="preserve">:=</w:t>
+      </w:r>
+      <w:r>
+        <w:rPr>
+          <w:rStyle w:val="NormalTok"/>
+        </w:rPr>
+        <w:t xml:space="preserve"> c</w:t>
+      </w:r>
+      <w:r>
+        <w:rPr>
+          <w:rStyle w:val="OperatorTok"/>
+        </w:rPr>
+        <w:t xml:space="preserve">.</w:t>
+      </w:r>
+      <w:r>
+        <w:rPr>
+          <w:rStyle w:val="NormalTok"/>
+        </w:rPr>
+        <w:t xml:space="preserve">Search</w:t>
+      </w:r>
+      <w:r>
+        <w:rPr>
+          <w:rStyle w:val="OperatorTok"/>
+        </w:rPr>
+        <w:t xml:space="preserve">(</w:t>
+      </w:r>
+      <w:r>
+        <w:rPr>
+          <w:rStyle w:val="NormalTok"/>
+        </w:rPr>
+        <w:t xml:space="preserve">ctx</w:t>
+      </w:r>
+      <w:r>
+        <w:rPr>
+          <w:rStyle w:val="OperatorTok"/>
+        </w:rPr>
+        <w:t xml:space="preserve">,</w:t>
+      </w:r>
+      <w:r>
+        <w:rPr>
+          <w:rStyle w:val="NormalTok"/>
+        </w:rPr>
+        <w:t xml:space="preserve"> </w:t>
+      </w:r>
+      <w:r>
+        <w:rPr>
+          <w:rStyle w:val="StringTok"/>
+        </w:rPr>
+        <w:t xml:space="preserve">`app:"Asterisk"`</w:t>
+      </w:r>
+      <w:r>
+        <w:rPr>
+          <w:rStyle w:val="OperatorTok"/>
+        </w:rPr>
+        <w:t xml:space="preserve">,</w:t>
+      </w:r>
+      <w:r>
+        <w:rPr>
+          <w:rStyle w:val="NormalTok"/>
+        </w:rPr>
+        <w:t xml:space="preserve"> </w:t>
+      </w:r>
+      <w:r>
+        <w:rPr>
+          <w:rStyle w:val="DecValTok"/>
+        </w:rPr>
+        <w:t xml:space="preserve">1</w:t>
+      </w:r>
+      <w:r>
+        <w:rPr>
+          <w:rStyle w:val="OperatorTok"/>
+        </w:rPr>
+        <w:t xml:space="preserve">)</w:t>
+      </w:r>
+      <w:r>
+        <w:rPr>
+          <w:rStyle w:val="NormalTok"/>
+        </w:rPr>
+        <w:t xml:space="preserve"> </w:t>
+      </w:r>
+      <w:r>
+        <w:rPr>
+          <w:rStyle w:val="CommentTok"/>
+        </w:rPr>
+        <w:t xml:space="preserve">// page 1</w:t>
+      </w:r>
+    </w:p>
+    <w:bookmarkEnd w:id="23"/>
+    <w:bookmarkStart w:id="24" w:name="inputs-desde-nmap-xml"/>
+    <w:p>
+      <w:pPr>
+        <w:pStyle w:val="Heading4"/>
+      </w:pPr>
+      <w:r>
+        <w:t xml:space="preserve">2.1.5 Inputs desde nmap XML</w:t>
+      </w:r>
+    </w:p>
+    <w:p>
+      <w:pPr>
+        <w:pStyle w:val="SourceCode"/>
+      </w:pPr>
+      <w:r>
+        <w:rPr>
           <w:rStyle w:val="FunctionTok"/>
         </w:rPr>
         <w:t xml:space="preserve">nmap</w:t>
@@ -3128,14 +4232,14 @@
         <w:t xml:space="preserve"> findings.ndjson</w:t>
       </w:r>
     </w:p>
-    <w:bookmarkEnd w:id="20"/>
-    <w:bookmarkStart w:id="21" w:name="inputs-desde-stdin-lista-plana"/>
+    <w:bookmarkEnd w:id="24"/>
+    <w:bookmarkStart w:id="25" w:name="inputs-desde-stdin-lista-plana"/>
     <w:p>
       <w:pPr>
         <w:pStyle w:val="Heading4"/>
       </w:pPr>
       <w:r>
-        <w:t xml:space="preserve">2.1.4 Inputs desde stdin / lista plana</w:t>
+        <w:t xml:space="preserve">2.1.6 Inputs desde stdin / lista plana</w:t>
       </w:r>
     </w:p>
     <w:p>
@@ -3266,8 +4370,8 @@
         <w:t xml:space="preserve"> targets.txt</w:t>
       </w:r>
     </w:p>
-    <w:bookmarkEnd w:id="21"/>
-    <w:bookmarkStart w:id="22" w:name="X8210b2a47c3e645dbee7a222357d35801339da5"/>
+    <w:bookmarkEnd w:id="25"/>
+    <w:bookmarkStart w:id="26" w:name="X8210b2a47c3e645dbee7a222357d35801339da5"/>
     <w:p>
       <w:pPr>
         <w:pStyle w:val="Heading4"/>
@@ -4293,8 +5397,8 @@
         <w:t xml:space="preserve">.</w:t>
       </w:r>
     </w:p>
-    <w:bookmarkEnd w:id="22"/>
-    <w:bookmarkStart w:id="23" w:name="outputs-reporting"/>
+    <w:bookmarkEnd w:id="26"/>
+    <w:bookmarkStart w:id="27" w:name="outputs-reporting"/>
     <w:p>
       <w:pPr>
         <w:pStyle w:val="Heading4"/>
@@ -4646,9 +5750,9 @@
         <w:t xml:space="preserve"> ~/.elsereno/wh.pp</w:t>
       </w:r>
     </w:p>
-    <w:bookmarkEnd w:id="23"/>
-    <w:bookmarkEnd w:id="24"/>
-    <w:bookmarkStart w:id="25" w:name="dashboard-sse-en-vivo-v1.1"/>
+    <w:bookmarkEnd w:id="27"/>
+    <w:bookmarkEnd w:id="28"/>
+    <w:bookmarkStart w:id="29" w:name="dashboard-sse-en-vivo-v1.1"/>
     <w:p>
       <w:pPr>
         <w:pStyle w:val="Heading3"/>
@@ -4800,9 +5904,9 @@
         </w:pict>
       </w:r>
     </w:p>
-    <w:bookmarkEnd w:id="25"/>
-    <w:bookmarkEnd w:id="26"/>
-    <w:bookmarkStart w:id="40" w:name="fingerprint-por-protocolo"/>
+    <w:bookmarkEnd w:id="29"/>
+    <w:bookmarkEnd w:id="30"/>
+    <w:bookmarkStart w:id="48" w:name="fingerprint-por-protocolo"/>
     <w:p>
       <w:pPr>
         <w:pStyle w:val="Heading2"/>
@@ -4817,6 +5921,30 @@
       </w:pPr>
       <w:r>
         <w:t xml:space="preserve">Cada plugin tiene una descripción + puerto well-known:</w:t>
+      </w:r>
+    </w:p>
+    <w:p>
+      <w:pPr>
+        <w:pStyle w:val="BodyText"/>
+      </w:pPr>
+      <w:r>
+        <w:rPr>
+          <w:b/>
+          <w:bCs/>
+        </w:rPr>
+        <w:t xml:space="preserve">17 plugins en el build por defecto</w:t>
+      </w:r>
+      <w:r>
+        <w:t xml:space="preserve"> </w:t>
+      </w:r>
+      <w:r>
+        <w:t xml:space="preserve">(v1.8+). Cada uno tiene</w:t>
+      </w:r>
+      <w:r>
+        <w:t xml:space="preserve"> </w:t>
+      </w:r>
+      <w:r>
+        <w:t xml:space="preserve">una descripción + puerto well-known:</w:t>
       </w:r>
     </w:p>
     <w:tbl>
@@ -4827,9 +5955,9 @@
         <w:tblLook w:firstRow="1" w:lastRow="0" w:firstColumn="0" w:lastColumn="0" w:noHBand="0" w:noVBand="0" w:val="0020"/>
       </w:tblPr>
       <w:tblGrid>
-        <w:gridCol w:w="2354"/>
-        <w:gridCol w:w="2782"/>
-        <w:gridCol w:w="2782"/>
+        <w:gridCol w:w="2292"/>
+        <w:gridCol w:w="2917"/>
+        <w:gridCol w:w="2709"/>
       </w:tblGrid>
       <w:tr>
         <w:trPr>
@@ -4888,7 +6016,7 @@
               <w:pStyle w:val="Compact"/>
             </w:pPr>
             <w:r>
-              <w:t xml:space="preserve">502</w:t>
+              <w:t xml:space="preserve">502/tcp</w:t>
             </w:r>
           </w:p>
         </w:tc>
@@ -4923,7 +6051,7 @@
               <w:pStyle w:val="Compact"/>
             </w:pPr>
             <w:r>
-              <w:t xml:space="preserve">102</w:t>
+              <w:t xml:space="preserve">102/tcp</w:t>
             </w:r>
           </w:p>
         </w:tc>
@@ -4958,7 +6086,7 @@
               <w:pStyle w:val="Compact"/>
             </w:pPr>
             <w:r>
-              <w:t xml:space="preserve">44818</w:t>
+              <w:t xml:space="preserve">44818/tcp</w:t>
             </w:r>
           </w:p>
         </w:tc>
@@ -5028,7 +6156,7 @@
               <w:pStyle w:val="Compact"/>
             </w:pPr>
             <w:r>
-              <w:t xml:space="preserve">20000</w:t>
+              <w:t xml:space="preserve">20000/tcp</w:t>
             </w:r>
           </w:p>
         </w:tc>
@@ -5063,7 +6191,7 @@
               <w:pStyle w:val="Compact"/>
             </w:pPr>
             <w:r>
-              <w:t xml:space="preserve">2404</w:t>
+              <w:t xml:space="preserve">2404/tcp</w:t>
             </w:r>
           </w:p>
         </w:tc>
@@ -5098,7 +6226,7 @@
               <w:pStyle w:val="Compact"/>
             </w:pPr>
             <w:r>
-              <w:t xml:space="preserve">5094</w:t>
+              <w:t xml:space="preserve">5094/tcp</w:t>
             </w:r>
           </w:p>
         </w:tc>
@@ -5186,7 +6314,7 @@
               <w:pStyle w:val="Compact"/>
             </w:pPr>
             <w:r>
-              <w:t xml:space="preserve">10001</w:t>
+              <w:t xml:space="preserve">10001/tcp</w:t>
             </w:r>
           </w:p>
         </w:tc>
@@ -5230,7 +6358,7 @@
               <w:pStyle w:val="Compact"/>
             </w:pPr>
             <w:r>
-              <w:t xml:space="preserve">4840</w:t>
+              <w:t xml:space="preserve">4840/tcp</w:t>
             </w:r>
           </w:p>
         </w:tc>
@@ -5265,7 +6393,7 @@
               <w:pStyle w:val="Compact"/>
             </w:pPr>
             <w:r>
-              <w:t xml:space="preserve">1998</w:t>
+              <w:t xml:space="preserve">1998/tcp</w:t>
             </w:r>
           </w:p>
         </w:tc>
@@ -5324,6 +6452,162 @@
               <w:pStyle w:val="Compact"/>
             </w:pPr>
             <w:r>
+              <w:rPr>
+                <w:b/>
+                <w:bCs/>
+              </w:rPr>
+              <w:t xml:space="preserve">sip</w:t>
+            </w:r>
+          </w:p>
+        </w:tc>
+        <w:tc>
+          <w:tcPr/>
+          <w:p>
+            <w:pPr>
+              <w:pStyle w:val="Compact"/>
+            </w:pPr>
+            <w:r>
+              <w:t xml:space="preserve">5060/udp+tcp</w:t>
+            </w:r>
+          </w:p>
+        </w:tc>
+        <w:tc>
+          <w:tcPr/>
+          <w:p>
+            <w:pPr>
+              <w:pStyle w:val="Compact"/>
+            </w:pPr>
+            <w:r>
+              <w:t xml:space="preserve">OPTIONS → 15-vendor PBX matcher (Asterisk/FreePBX/3CX/…)</w:t>
+            </w:r>
+          </w:p>
+        </w:tc>
+      </w:tr>
+      <w:tr>
+        <w:tc>
+          <w:tcPr/>
+          <w:p>
+            <w:pPr>
+              <w:pStyle w:val="Compact"/>
+            </w:pPr>
+            <w:r>
+              <w:rPr>
+                <w:b/>
+                <w:bCs/>
+              </w:rPr>
+              <w:t xml:space="preserve">iax2</w:t>
+            </w:r>
+          </w:p>
+        </w:tc>
+        <w:tc>
+          <w:tcPr/>
+          <w:p>
+            <w:pPr>
+              <w:pStyle w:val="Compact"/>
+            </w:pPr>
+            <w:r>
+              <w:t xml:space="preserve">4569/udp</w:t>
+            </w:r>
+          </w:p>
+        </w:tc>
+        <w:tc>
+          <w:tcPr/>
+          <w:p>
+            <w:pPr>
+              <w:pStyle w:val="Compact"/>
+            </w:pPr>
+            <w:r>
+              <w:t xml:space="preserve">RFC 5456 NEW → subclase ACCEPT/AUTHREQ/REJECT</w:t>
+            </w:r>
+          </w:p>
+        </w:tc>
+      </w:tr>
+      <w:tr>
+        <w:tc>
+          <w:tcPr/>
+          <w:p>
+            <w:pPr>
+              <w:pStyle w:val="Compact"/>
+            </w:pPr>
+            <w:r>
+              <w:rPr>
+                <w:b/>
+                <w:bCs/>
+              </w:rPr>
+              <w:t xml:space="preserve">pbxhttp</w:t>
+            </w:r>
+          </w:p>
+        </w:tc>
+        <w:tc>
+          <w:tcPr/>
+          <w:p>
+            <w:pPr>
+              <w:pStyle w:val="Compact"/>
+            </w:pPr>
+            <w:r>
+              <w:t xml:space="preserve">443 (+80/8080/8088/5001/…)</w:t>
+            </w:r>
+          </w:p>
+        </w:tc>
+        <w:tc>
+          <w:tcPr/>
+          <w:p>
+            <w:pPr>
+              <w:pStyle w:val="Compact"/>
+            </w:pPr>
+            <w:r>
+              <w:t xml:space="preserve">HTTP admin-UI fingerprint, 15 brands</w:t>
+            </w:r>
+          </w:p>
+        </w:tc>
+      </w:tr>
+      <w:tr>
+        <w:tc>
+          <w:tcPr/>
+          <w:p>
+            <w:pPr>
+              <w:pStyle w:val="Compact"/>
+            </w:pPr>
+            <w:r>
+              <w:rPr>
+                <w:b/>
+                <w:bCs/>
+              </w:rPr>
+              <w:t xml:space="preserve">cwmp</w:t>
+            </w:r>
+          </w:p>
+        </w:tc>
+        <w:tc>
+          <w:tcPr/>
+          <w:p>
+            <w:pPr>
+              <w:pStyle w:val="Compact"/>
+            </w:pPr>
+            <w:r>
+              <w:t xml:space="preserve">7547/tcp</w:t>
+            </w:r>
+          </w:p>
+        </w:tc>
+        <w:tc>
+          <w:tcPr/>
+          <w:p>
+            <w:pPr>
+              <w:pStyle w:val="Compact"/>
+            </w:pPr>
+            <w:r>
+              <w:t xml:space="preserve">TR-069 ACS Inform → 15 ACS vendor fingerprints</w:t>
+            </w:r>
+          </w:p>
+        </w:tc>
+      </w:tr>
+      <w:tr>
+        <w:tc>
+          <w:tcPr/>
+          <w:p>
+            <w:pPr>
+              <w:pStyle w:val="Compact"/>
+            </w:pPr>
+            <w:r>
               <w:t xml:space="preserve">banner</w:t>
             </w:r>
           </w:p>
@@ -5346,13 +6630,27 @@
               <w:pStyle w:val="Compact"/>
             </w:pPr>
             <w:r>
-              <w:t xml:space="preserve">TCP banner grab genérico</w:t>
+              <w:t xml:space="preserve">TCP banner grab genérico (fallback)</w:t>
             </w:r>
           </w:p>
         </w:tc>
       </w:tr>
     </w:tbl>
-    <w:bookmarkStart w:id="27" w:name="modbus"/>
+    <w:p>
+      <w:pPr>
+        <w:pStyle w:val="BodyText"/>
+      </w:pPr>
+      <w:r>
+        <w:t xml:space="preserve">Los cuatro plugins en negrita se añadieron en v1.3 (PBX</w:t>
+      </w:r>
+      <w:r>
+        <w:t xml:space="preserve"> </w:t>
+      </w:r>
+      <w:r>
+        <w:t xml:space="preserve">discovery) y v1.4 (CWMP / TR-069).</w:t>
+      </w:r>
+    </w:p>
+    <w:bookmarkStart w:id="31" w:name="modbus"/>
     <w:p>
       <w:pPr>
         <w:pStyle w:val="Heading3"/>
@@ -5501,8 +6799,8 @@
         <w:t xml:space="preserve"> explain</w:t>
       </w:r>
     </w:p>
-    <w:bookmarkEnd w:id="27"/>
-    <w:bookmarkStart w:id="28" w:name="siemens-s7-102"/>
+    <w:bookmarkEnd w:id="31"/>
+    <w:bookmarkStart w:id="32" w:name="siemens-s7-102"/>
     <w:p>
       <w:pPr>
         <w:pStyle w:val="Heading3"/>
@@ -5600,8 +6898,8 @@
         <w:t xml:space="preserve"># sube si el firmware está en nuestra tabla de CVEs.</w:t>
       </w:r>
     </w:p>
-    <w:bookmarkEnd w:id="28"/>
-    <w:bookmarkStart w:id="29" w:name="ethernetip"/>
+    <w:bookmarkEnd w:id="32"/>
+    <w:bookmarkStart w:id="33" w:name="ethernetip"/>
     <w:p>
       <w:pPr>
         <w:pStyle w:val="Heading3"/>
@@ -5690,8 +6988,8 @@
         <w:t xml:space="preserve"># Si el target es Rockwell / Omron / Allen-Bradley → `protocol_risk` alto.</w:t>
       </w:r>
     </w:p>
-    <w:bookmarkEnd w:id="29"/>
-    <w:bookmarkStart w:id="30" w:name="bacnetip-udp"/>
+    <w:bookmarkEnd w:id="33"/>
+    <w:bookmarkStart w:id="34" w:name="bacnetip-udp"/>
     <w:p>
       <w:pPr>
         <w:pStyle w:val="Heading3"/>
@@ -5780,8 +7078,8 @@
         <w:t xml:space="preserve"># I-Am del device y extrae DeviceObject instance.</w:t>
       </w:r>
     </w:p>
-    <w:bookmarkEnd w:id="30"/>
-    <w:bookmarkStart w:id="31" w:name="dnp3"/>
+    <w:bookmarkEnd w:id="34"/>
+    <w:bookmarkStart w:id="35" w:name="dnp3"/>
     <w:p>
       <w:pPr>
         <w:pStyle w:val="Heading3"/>
@@ -5870,8 +7168,8 @@
         <w:t xml:space="preserve"># identifica el device state (restart, need-time, class-data).</w:t>
       </w:r>
     </w:p>
-    <w:bookmarkEnd w:id="31"/>
-    <w:bookmarkStart w:id="32" w:name="iec-60870-5-104"/>
+    <w:bookmarkEnd w:id="35"/>
+    <w:bookmarkStart w:id="36" w:name="iec-60870-5-104"/>
     <w:p>
       <w:pPr>
         <w:pStyle w:val="Heading3"/>
@@ -5960,8 +7258,8 @@
         <w:t xml:space="preserve"># confirm si acepta comandos (power-grid RTUs típicamente).</w:t>
       </w:r>
     </w:p>
-    <w:bookmarkEnd w:id="32"/>
-    <w:bookmarkStart w:id="33" w:name="hart-ip"/>
+    <w:bookmarkEnd w:id="36"/>
+    <w:bookmarkStart w:id="37" w:name="hart-ip"/>
     <w:p>
       <w:pPr>
         <w:pStyle w:val="Heading3"/>
@@ -6059,8 +7357,8 @@
         <w:t xml:space="preserve"># viven dentro de TokenPassPDU y necesitan sesión autenticada.</w:t>
       </w:r>
     </w:p>
-    <w:bookmarkEnd w:id="33"/>
-    <w:bookmarkStart w:id="34" w:name="niagara-fox-bms"/>
+    <w:bookmarkEnd w:id="37"/>
+    <w:bookmarkStart w:id="38" w:name="niagara-fox-bms"/>
     <w:p>
       <w:pPr>
         <w:pStyle w:val="Heading3"/>
@@ -6149,8 +7447,8 @@
         <w:t xml:space="preserve"># en el connect. ElSereno captura eso como finding evidence.</w:t>
       </w:r>
     </w:p>
-    <w:bookmarkEnd w:id="34"/>
-    <w:bookmarkStart w:id="35" w:name="atg-veeder-root-surtidores"/>
+    <w:bookmarkEnd w:id="38"/>
+    <w:bookmarkStart w:id="39" w:name="atg-veeder-root-surtidores"/>
     <w:p>
       <w:pPr>
         <w:pStyle w:val="Heading3"/>
@@ -6248,8 +7546,8 @@
         <w:t xml:space="preserve"># cerró el puerto a Internet, esto es un hallazgo CRITICAL.</w:t>
       </w:r>
     </w:p>
-    <w:bookmarkEnd w:id="35"/>
-    <w:bookmarkStart w:id="36" w:name="opc-ua-v1.1"/>
+    <w:bookmarkEnd w:id="39"/>
+    <w:bookmarkStart w:id="40" w:name="opc-ua-v1.1"/>
     <w:p>
       <w:pPr>
         <w:pStyle w:val="Heading3"/>
@@ -6356,8 +7654,8 @@
         <w:t xml:space="preserve">#  - bytes non-UA → posible HTTPS u otro servicio en 4840</w:t>
       </w:r>
     </w:p>
-    <w:bookmarkEnd w:id="36"/>
-    <w:bookmarkStart w:id="37" w:name="xot-x.25-sobre-tcp-rfc-1613"/>
+    <w:bookmarkEnd w:id="40"/>
+    <w:bookmarkStart w:id="41" w:name="xot-x.25-sobre-tcp-rfc-1613"/>
     <w:p>
       <w:pPr>
         <w:pStyle w:val="Heading3"/>
@@ -6446,8 +7744,8 @@
         <w:t xml:space="preserve"># ElSereno tiene un REPL (v1.2+) para send/clear/data manual.</w:t>
       </w:r>
     </w:p>
-    <w:bookmarkEnd w:id="37"/>
-    <w:bookmarkStart w:id="38" w:name="at-modems-serial-tcp-reverse-proxy"/>
+    <w:bookmarkEnd w:id="41"/>
+    <w:bookmarkStart w:id="42" w:name="at-modems-serial-tcp-reverse-proxy"/>
     <w:p>
       <w:pPr>
         <w:pStyle w:val="Heading3"/>
@@ -6593,8 +7891,8 @@
         <w:t xml:space="preserve">"/dev/ttyUSB0"</w:t>
       </w:r>
     </w:p>
-    <w:bookmarkEnd w:id="38"/>
-    <w:bookmarkStart w:id="39" w:name="banner-genérico"/>
+    <w:bookmarkEnd w:id="42"/>
+    <w:bookmarkStart w:id="43" w:name="banner-genérico"/>
     <w:p>
       <w:pPr>
         <w:pStyle w:val="Heading3"/>
@@ -6669,6 +7967,861 @@
           <w:rStyle w:val="StringTok"/>
         </w:rPr>
         <w:t xml:space="preserve">"10.0.0.20:2323"</w:t>
+      </w:r>
+    </w:p>
+    <w:bookmarkEnd w:id="43"/>
+    <w:bookmarkStart w:id="44" w:name="sip-pbx-discovery-v1.3"/>
+    <w:p>
+      <w:pPr>
+        <w:pStyle w:val="Heading3"/>
+      </w:pPr>
+      <w:r>
+        <w:t xml:space="preserve">3.14 SIP / PBX discovery (v1.3+)</w:t>
+      </w:r>
+    </w:p>
+    <w:p>
+      <w:pPr>
+        <w:pStyle w:val="SourceCode"/>
+      </w:pPr>
+      <w:r>
+        <w:rPr>
+          <w:rStyle w:val="CommentTok"/>
+        </w:rPr>
+        <w:t xml:space="preserve"># OPTIONS probe a 5060 UDP (por defecto) o TCP</w:t>
+      </w:r>
+      <w:r>
+        <w:br/>
+      </w:r>
+      <w:r>
+        <w:rPr>
+          <w:rStyle w:val="ExtensionTok"/>
+        </w:rPr>
+        <w:t xml:space="preserve">elsereno</w:t>
+      </w:r>
+      <w:r>
+        <w:rPr>
+          <w:rStyle w:val="NormalTok"/>
+        </w:rPr>
+        <w:t xml:space="preserve"> scan </w:t>
+      </w:r>
+      <w:r>
+        <w:rPr>
+          <w:rStyle w:val="AttributeTok"/>
+        </w:rPr>
+        <w:t xml:space="preserve">--protocol</w:t>
+      </w:r>
+      <w:r>
+        <w:rPr>
+          <w:rStyle w:val="NormalTok"/>
+        </w:rPr>
+        <w:t xml:space="preserve"> sip </w:t>
+      </w:r>
+      <w:r>
+        <w:rPr>
+          <w:rStyle w:val="AttributeTok"/>
+        </w:rPr>
+        <w:t xml:space="preserve">--input</w:t>
+      </w:r>
+      <w:r>
+        <w:rPr>
+          <w:rStyle w:val="NormalTok"/>
+        </w:rPr>
+        <w:t xml:space="preserve"> stdin </w:t>
+      </w:r>
+      <w:r>
+        <w:rPr>
+          <w:rStyle w:val="OperatorTok"/>
+        </w:rPr>
+        <w:t xml:space="preserve">&lt;&lt;&lt;</w:t>
+      </w:r>
+      <w:r>
+        <w:rPr>
+          <w:rStyle w:val="NormalTok"/>
+        </w:rPr>
+        <w:t xml:space="preserve"> </w:t>
+      </w:r>
+      <w:r>
+        <w:rPr>
+          <w:rStyle w:val="StringTok"/>
+        </w:rPr>
+        <w:t xml:space="preserve">"pbx.ejemplo.com:5060"</w:t>
+      </w:r>
+      <w:r>
+        <w:br/>
+      </w:r>
+      <w:r>
+        <w:br/>
+      </w:r>
+      <w:r>
+        <w:rPr>
+          <w:rStyle w:val="CommentTok"/>
+        </w:rPr>
+        <w:t xml:space="preserve"># Identifica 15 marcas desde Server / User-Agent / Allow headers:</w:t>
+      </w:r>
+      <w:r>
+        <w:br/>
+      </w:r>
+      <w:r>
+        <w:rPr>
+          <w:rStyle w:val="CommentTok"/>
+        </w:rPr>
+        <w:t xml:space="preserve">#   Asterisk / FreePBX / 3CX / Cisco UCM / Cisco SIP Gateway /</w:t>
+      </w:r>
+      <w:r>
+        <w:br/>
+      </w:r>
+      <w:r>
+        <w:rPr>
+          <w:rStyle w:val="CommentTok"/>
+        </w:rPr>
+        <w:t xml:space="preserve">#   Mitel (+ ShoreTel) / Avaya (+ IP Office) / Yeastar /</w:t>
+      </w:r>
+      <w:r>
+        <w:br/>
+      </w:r>
+      <w:r>
+        <w:rPr>
+          <w:rStyle w:val="CommentTok"/>
+        </w:rPr>
+        <w:t xml:space="preserve">#   Grandstream / Fanvil / Yealink / Kamailio / OpenSIPS /</w:t>
+      </w:r>
+      <w:r>
+        <w:br/>
+      </w:r>
+      <w:r>
+        <w:rPr>
+          <w:rStyle w:val="CommentTok"/>
+        </w:rPr>
+        <w:t xml:space="preserve">#   FreeSWITCH / SER.</w:t>
+      </w:r>
+      <w:r>
+        <w:br/>
+      </w:r>
+      <w:r>
+        <w:rPr>
+          <w:rStyle w:val="CommentTok"/>
+        </w:rPr>
+        <w:t xml:space="preserve"># Scoring tiers: 90 attack-ripe (Asterisk/FreePBX/3CX);</w:t>
+      </w:r>
+      <w:r>
+        <w:br/>
+      </w:r>
+      <w:r>
+        <w:rPr>
+          <w:rStyle w:val="CommentTok"/>
+        </w:rPr>
+        <w:t xml:space="preserve"># 85 enterprise (Cisco UCM / Avaya / Mitel); 80 SOHO (Yeastar /</w:t>
+      </w:r>
+      <w:r>
+        <w:br/>
+      </w:r>
+      <w:r>
+        <w:rPr>
+          <w:rStyle w:val="CommentTok"/>
+        </w:rPr>
+        <w:t xml:space="preserve"># Grandstream / Fanvil / Yealink); 75 proxy/gateway;</w:t>
+      </w:r>
+      <w:r>
+        <w:br/>
+      </w:r>
+      <w:r>
+        <w:rPr>
+          <w:rStyle w:val="CommentTok"/>
+        </w:rPr>
+        <w:t xml:space="preserve"># 70 SIP-unknown-vendor.</w:t>
+      </w:r>
+      <w:r>
+        <w:br/>
+      </w:r>
+      <w:r>
+        <w:rPr>
+          <w:rStyle w:val="CommentTok"/>
+        </w:rPr>
+        <w:t xml:space="preserve">#</w:t>
+      </w:r>
+      <w:r>
+        <w:br/>
+      </w:r>
+      <w:r>
+        <w:rPr>
+          <w:rStyle w:val="CommentTok"/>
+        </w:rPr>
+        <w:t xml:space="preserve"># `auth_state` baja a 50 si el servidor responde 401 Unauthorized</w:t>
+      </w:r>
+      <w:r>
+        <w:br/>
+      </w:r>
+      <w:r>
+        <w:rPr>
+          <w:rStyle w:val="CommentTok"/>
+        </w:rPr>
+        <w:t xml:space="preserve"># con Digest challenge.</w:t>
+      </w:r>
+    </w:p>
+    <w:bookmarkEnd w:id="44"/>
+    <w:bookmarkStart w:id="45" w:name="iax2-asterisk-binary-protocol-v1.3"/>
+    <w:p>
+      <w:pPr>
+        <w:pStyle w:val="Heading3"/>
+      </w:pPr>
+      <w:r>
+        <w:t xml:space="preserve">3.15 IAX2 — Asterisk binary protocol (v1.3+)</w:t>
+      </w:r>
+    </w:p>
+    <w:p>
+      <w:pPr>
+        <w:pStyle w:val="SourceCode"/>
+      </w:pPr>
+      <w:r>
+        <w:rPr>
+          <w:rStyle w:val="CommentTok"/>
+        </w:rPr>
+        <w:t xml:space="preserve"># NEW frame → clasifica la respuesta por subclase</w:t>
+      </w:r>
+      <w:r>
+        <w:br/>
+      </w:r>
+      <w:r>
+        <w:rPr>
+          <w:rStyle w:val="ExtensionTok"/>
+        </w:rPr>
+        <w:t xml:space="preserve">elsereno</w:t>
+      </w:r>
+      <w:r>
+        <w:rPr>
+          <w:rStyle w:val="NormalTok"/>
+        </w:rPr>
+        <w:t xml:space="preserve"> scan </w:t>
+      </w:r>
+      <w:r>
+        <w:rPr>
+          <w:rStyle w:val="AttributeTok"/>
+        </w:rPr>
+        <w:t xml:space="preserve">--protocol</w:t>
+      </w:r>
+      <w:r>
+        <w:rPr>
+          <w:rStyle w:val="NormalTok"/>
+        </w:rPr>
+        <w:t xml:space="preserve"> iax2 </w:t>
+      </w:r>
+      <w:r>
+        <w:rPr>
+          <w:rStyle w:val="AttributeTok"/>
+        </w:rPr>
+        <w:t xml:space="preserve">--input</w:t>
+      </w:r>
+      <w:r>
+        <w:rPr>
+          <w:rStyle w:val="NormalTok"/>
+        </w:rPr>
+        <w:t xml:space="preserve"> stdin </w:t>
+      </w:r>
+      <w:r>
+        <w:rPr>
+          <w:rStyle w:val="OperatorTok"/>
+        </w:rPr>
+        <w:t xml:space="preserve">&lt;&lt;&lt;</w:t>
+      </w:r>
+      <w:r>
+        <w:rPr>
+          <w:rStyle w:val="NormalTok"/>
+        </w:rPr>
+        <w:t xml:space="preserve"> </w:t>
+      </w:r>
+      <w:r>
+        <w:rPr>
+          <w:rStyle w:val="StringTok"/>
+        </w:rPr>
+        <w:t xml:space="preserve">"pbx.ejemplo.com:4569"</w:t>
+      </w:r>
+      <w:r>
+        <w:br/>
+      </w:r>
+      <w:r>
+        <w:br/>
+      </w:r>
+      <w:r>
+        <w:rPr>
+          <w:rStyle w:val="CommentTok"/>
+        </w:rPr>
+        <w:t xml:space="preserve"># Subclases que confirman IAX2 (protocol_risk=90, Asterisk-</w:t>
+      </w:r>
+      <w:r>
+        <w:br/>
+      </w:r>
+      <w:r>
+        <w:rPr>
+          <w:rStyle w:val="CommentTok"/>
+        </w:rPr>
+        <w:t xml:space="preserve"># specific PBX disclosure):</w:t>
+      </w:r>
+      <w:r>
+        <w:br/>
+      </w:r>
+      <w:r>
+        <w:rPr>
+          <w:rStyle w:val="CommentTok"/>
+        </w:rPr>
+        <w:t xml:space="preserve">#   ACCEPT  — el remote aceptó nuestra call (se envía HANGUP</w:t>
+      </w:r>
+      <w:r>
+        <w:br/>
+      </w:r>
+      <w:r>
+        <w:rPr>
+          <w:rStyle w:val="CommentTok"/>
+        </w:rPr>
+        <w:t xml:space="preserve">#             inmediatamente para no dejar dialog colgado)</w:t>
+      </w:r>
+      <w:r>
+        <w:br/>
+      </w:r>
+      <w:r>
+        <w:rPr>
+          <w:rStyle w:val="CommentTok"/>
+        </w:rPr>
+        <w:t xml:space="preserve">#   AUTHREQ — pide auth (auth_state baja a 50)</w:t>
+      </w:r>
+      <w:r>
+        <w:br/>
+      </w:r>
+      <w:r>
+        <w:rPr>
+          <w:rStyle w:val="CommentTok"/>
+        </w:rPr>
+        <w:t xml:space="preserve">#   REJECT  — aceptó la llegada pero rehúsa</w:t>
+      </w:r>
+      <w:r>
+        <w:br/>
+      </w:r>
+      <w:r>
+        <w:rPr>
+          <w:rStyle w:val="CommentTok"/>
+        </w:rPr>
+        <w:t xml:space="preserve">#   HANGUP  — cerró al vuelo</w:t>
+      </w:r>
+      <w:r>
+        <w:br/>
+      </w:r>
+      <w:r>
+        <w:rPr>
+          <w:rStyle w:val="CommentTok"/>
+        </w:rPr>
+        <w:t xml:space="preserve">#   PING / PONG / REG* — todos confirman IAX2</w:t>
+      </w:r>
+      <w:r>
+        <w:br/>
+      </w:r>
+      <w:r>
+        <w:rPr>
+          <w:rStyle w:val="CommentTok"/>
+        </w:rPr>
+        <w:t xml:space="preserve">#</w:t>
+      </w:r>
+      <w:r>
+        <w:br/>
+      </w:r>
+      <w:r>
+        <w:rPr>
+          <w:rStyle w:val="CommentTok"/>
+        </w:rPr>
+        <w:t xml:space="preserve"># Mini-frames (audio) y frames no-IAX se descartan; bytes HTTP</w:t>
+      </w:r>
+      <w:r>
+        <w:br/>
+      </w:r>
+      <w:r>
+        <w:rPr>
+          <w:rStyle w:val="CommentTok"/>
+        </w:rPr>
+        <w:t xml:space="preserve"># que coincidan con mini-frame-encoding se filtran por length</w:t>
+      </w:r>
+      <w:r>
+        <w:br/>
+      </w:r>
+      <w:r>
+        <w:rPr>
+          <w:rStyle w:val="CommentTok"/>
+        </w:rPr>
+        <w:t xml:space="preserve"># sanity guard (real mini-frames son exactamente 4 bytes).</w:t>
+      </w:r>
+    </w:p>
+    <w:bookmarkEnd w:id="45"/>
+    <w:bookmarkStart w:id="46" w:name="pbx-http-admin-ui-v1.3"/>
+    <w:p>
+      <w:pPr>
+        <w:pStyle w:val="Heading3"/>
+      </w:pPr>
+      <w:r>
+        <w:t xml:space="preserve">3.16 PBX HTTP admin-UI (v1.3+)</w:t>
+      </w:r>
+    </w:p>
+    <w:p>
+      <w:pPr>
+        <w:pStyle w:val="SourceCode"/>
+      </w:pPr>
+      <w:r>
+        <w:rPr>
+          <w:rStyle w:val="CommentTok"/>
+        </w:rPr>
+        <w:t xml:space="preserve"># Probe a la admin web (HTTPS por defecto, self-signed tolerado)</w:t>
+      </w:r>
+      <w:r>
+        <w:br/>
+      </w:r>
+      <w:r>
+        <w:rPr>
+          <w:rStyle w:val="ExtensionTok"/>
+        </w:rPr>
+        <w:t xml:space="preserve">elsereno</w:t>
+      </w:r>
+      <w:r>
+        <w:rPr>
+          <w:rStyle w:val="NormalTok"/>
+        </w:rPr>
+        <w:t xml:space="preserve"> scan </w:t>
+      </w:r>
+      <w:r>
+        <w:rPr>
+          <w:rStyle w:val="AttributeTok"/>
+        </w:rPr>
+        <w:t xml:space="preserve">--protocol</w:t>
+      </w:r>
+      <w:r>
+        <w:rPr>
+          <w:rStyle w:val="NormalTok"/>
+        </w:rPr>
+        <w:t xml:space="preserve"> pbxhttp </w:t>
+      </w:r>
+      <w:r>
+        <w:rPr>
+          <w:rStyle w:val="AttributeTok"/>
+        </w:rPr>
+        <w:t xml:space="preserve">--input</w:t>
+      </w:r>
+      <w:r>
+        <w:rPr>
+          <w:rStyle w:val="NormalTok"/>
+        </w:rPr>
+        <w:t xml:space="preserve"> stdin </w:t>
+      </w:r>
+      <w:r>
+        <w:rPr>
+          <w:rStyle w:val="OperatorTok"/>
+        </w:rPr>
+        <w:t xml:space="preserve">&lt;&lt;&lt;</w:t>
+      </w:r>
+      <w:r>
+        <w:rPr>
+          <w:rStyle w:val="NormalTok"/>
+        </w:rPr>
+        <w:t xml:space="preserve"> </w:t>
+      </w:r>
+      <w:r>
+        <w:rPr>
+          <w:rStyle w:val="StringTok"/>
+        </w:rPr>
+        <w:t xml:space="preserve">"pbx.ejemplo.com:443"</w:t>
+      </w:r>
+      <w:r>
+        <w:br/>
+      </w:r>
+      <w:r>
+        <w:br/>
+      </w:r>
+      <w:r>
+        <w:rPr>
+          <w:rStyle w:val="CommentTok"/>
+        </w:rPr>
+        <w:t xml:space="preserve"># También funciona contra puertos comunes de admin alternativos:</w:t>
+      </w:r>
+      <w:r>
+        <w:br/>
+      </w:r>
+      <w:r>
+        <w:rPr>
+          <w:rStyle w:val="CommentTok"/>
+        </w:rPr>
+        <w:t xml:space="preserve">#   80 / 8080 / 8088 / 5001 / 8443 / 411 (Avaya IP Office)</w:t>
+      </w:r>
+      <w:r>
+        <w:br/>
+      </w:r>
+      <w:r>
+        <w:rPr>
+          <w:rStyle w:val="CommentTok"/>
+        </w:rPr>
+        <w:t xml:space="preserve"># El plugin acepta un path alternativo vía config (por defecto "/"):</w:t>
+      </w:r>
+      <w:r>
+        <w:br/>
+      </w:r>
+      <w:r>
+        <w:rPr>
+          <w:rStyle w:val="CommentTok"/>
+        </w:rPr>
+        <w:t xml:space="preserve">#   /admin/config.php  → FreePBX</w:t>
+      </w:r>
+      <w:r>
+        <w:br/>
+      </w:r>
+      <w:r>
+        <w:rPr>
+          <w:rStyle w:val="CommentTok"/>
+        </w:rPr>
+        <w:t xml:space="preserve">#   /webclient/        → 3CX</w:t>
+      </w:r>
+      <w:r>
+        <w:br/>
+      </w:r>
+      <w:r>
+        <w:rPr>
+          <w:rStyle w:val="CommentTok"/>
+        </w:rPr>
+        <w:t xml:space="preserve">#   /ccmadmin/login.do → Cisco UCM</w:t>
+      </w:r>
+      <w:r>
+        <w:br/>
+      </w:r>
+      <w:r>
+        <w:rPr>
+          <w:rStyle w:val="CommentTok"/>
+        </w:rPr>
+        <w:t xml:space="preserve">#</w:t>
+      </w:r>
+      <w:r>
+        <w:br/>
+      </w:r>
+      <w:r>
+        <w:rPr>
+          <w:rStyle w:val="CommentTok"/>
+        </w:rPr>
+        <w:t xml:space="preserve"># Reconoce 15 plataformas PBX vía response Server / &lt;title&gt; /</w:t>
+      </w:r>
+      <w:r>
+        <w:br/>
+      </w:r>
+      <w:r>
+        <w:rPr>
+          <w:rStyle w:val="CommentTok"/>
+        </w:rPr>
+        <w:t xml:space="preserve"># body: FreePBX, PBXact (Sangoma), 3CX, Yeastar (+ NeoGate +</w:t>
+      </w:r>
+      <w:r>
+        <w:br/>
+      </w:r>
+      <w:r>
+        <w:rPr>
+          <w:rStyle w:val="CommentTok"/>
+        </w:rPr>
+        <w:t xml:space="preserve"># Linkus), Cisco UCM, Avaya (IP Office / Aura / Communication</w:t>
+      </w:r>
+      <w:r>
+        <w:br/>
+      </w:r>
+      <w:r>
+        <w:rPr>
+          <w:rStyle w:val="CommentTok"/>
+        </w:rPr>
+        <w:t xml:space="preserve"># Manager), Mitel (+ ShoreTel + MiCollab), Grandstream (+ UCM6</w:t>
+      </w:r>
+      <w:r>
+        <w:br/>
+      </w:r>
+      <w:r>
+        <w:rPr>
+          <w:rStyle w:val="CommentTok"/>
+        </w:rPr>
+        <w:t xml:space="preserve"># + GXP + GXW), Fanvil, Yealink (+ SIP-T), Asterisk HTTP</w:t>
+      </w:r>
+      <w:r>
+        <w:br/>
+      </w:r>
+      <w:r>
+        <w:rPr>
+          <w:rStyle w:val="CommentTok"/>
+        </w:rPr>
+        <w:t xml:space="preserve"># Manager, Switchvox (Digium), Elastix, FreeSWITCH.</w:t>
+      </w:r>
+      <w:r>
+        <w:br/>
+      </w:r>
+      <w:r>
+        <w:rPr>
+          <w:rStyle w:val="CommentTok"/>
+        </w:rPr>
+        <w:t xml:space="preserve">#</w:t>
+      </w:r>
+      <w:r>
+        <w:br/>
+      </w:r>
+      <w:r>
+        <w:rPr>
+          <w:rStyle w:val="CommentTok"/>
+        </w:rPr>
+        <w:t xml:space="preserve"># Heurística "PBX-likely": cuando ningún brand matchea pero el</w:t>
+      </w:r>
+      <w:r>
+        <w:br/>
+      </w:r>
+      <w:r>
+        <w:rPr>
+          <w:rStyle w:val="CommentTok"/>
+        </w:rPr>
+        <w:t xml:space="preserve"># body menciona pbx / phone system / sip server / voip admin /</w:t>
+      </w:r>
+      <w:r>
+        <w:br/>
+      </w:r>
+      <w:r>
+        <w:rPr>
+          <w:rStyle w:val="CommentTok"/>
+        </w:rPr>
+        <w:t xml:space="preserve"># extension → protocol_risk sube a 70 para que el finding no</w:t>
+      </w:r>
+      <w:r>
+        <w:br/>
+      </w:r>
+      <w:r>
+        <w:rPr>
+          <w:rStyle w:val="CommentTok"/>
+        </w:rPr>
+        <w:t xml:space="preserve"># pase desapercibido.</w:t>
+      </w:r>
+      <w:r>
+        <w:br/>
+      </w:r>
+      <w:r>
+        <w:rPr>
+          <w:rStyle w:val="CommentTok"/>
+        </w:rPr>
+        <w:t xml:space="preserve">#</w:t>
+      </w:r>
+      <w:r>
+        <w:br/>
+      </w:r>
+      <w:r>
+        <w:rPr>
+          <w:rStyle w:val="CommentTok"/>
+        </w:rPr>
+        <w:t xml:space="preserve"># Default: InsecureSkipVerify=true — PBX default installs</w:t>
+      </w:r>
+      <w:r>
+        <w:br/>
+      </w:r>
+      <w:r>
+        <w:rPr>
+          <w:rStyle w:val="CommentTok"/>
+        </w:rPr>
+        <w:t xml:space="preserve"># shippean certificados self-signed siempre; la alternativa</w:t>
+      </w:r>
+      <w:r>
+        <w:br/>
+      </w:r>
+      <w:r>
+        <w:rPr>
+          <w:rStyle w:val="CommentTok"/>
+        </w:rPr>
+        <w:t xml:space="preserve"># sería no poder fingerprintear el 80 % de los PBXes en</w:t>
+      </w:r>
+      <w:r>
+        <w:br/>
+      </w:r>
+      <w:r>
+        <w:rPr>
+          <w:rStyle w:val="CommentTok"/>
+        </w:rPr>
+        <w:t xml:space="preserve"># producción. El probe NO transmite credenciales, solo lee la</w:t>
+      </w:r>
+      <w:r>
+        <w:br/>
+      </w:r>
+      <w:r>
+        <w:rPr>
+          <w:rStyle w:val="CommentTok"/>
+        </w:rPr>
+        <w:t xml:space="preserve"># página de login.</w:t>
+      </w:r>
+    </w:p>
+    <w:bookmarkEnd w:id="46"/>
+    <w:bookmarkStart w:id="47" w:name="cwmp-tr-069-v1.4"/>
+    <w:p>
+      <w:pPr>
+        <w:pStyle w:val="Heading3"/>
+      </w:pPr>
+      <w:r>
+        <w:t xml:space="preserve">3.17 CWMP / TR-069 (v1.4+)</w:t>
+      </w:r>
+    </w:p>
+    <w:p>
+      <w:pPr>
+        <w:pStyle w:val="SourceCode"/>
+      </w:pPr>
+      <w:r>
+        <w:rPr>
+          <w:rStyle w:val="CommentTok"/>
+        </w:rPr>
+        <w:t xml:space="preserve"># ACS Inform probe a 7547/tcp</w:t>
+      </w:r>
+      <w:r>
+        <w:br/>
+      </w:r>
+      <w:r>
+        <w:rPr>
+          <w:rStyle w:val="ExtensionTok"/>
+        </w:rPr>
+        <w:t xml:space="preserve">elsereno</w:t>
+      </w:r>
+      <w:r>
+        <w:rPr>
+          <w:rStyle w:val="NormalTok"/>
+        </w:rPr>
+        <w:t xml:space="preserve"> scan </w:t>
+      </w:r>
+      <w:r>
+        <w:rPr>
+          <w:rStyle w:val="AttributeTok"/>
+        </w:rPr>
+        <w:t xml:space="preserve">--protocol</w:t>
+      </w:r>
+      <w:r>
+        <w:rPr>
+          <w:rStyle w:val="NormalTok"/>
+        </w:rPr>
+        <w:t xml:space="preserve"> cwmp </w:t>
+      </w:r>
+      <w:r>
+        <w:rPr>
+          <w:rStyle w:val="AttributeTok"/>
+        </w:rPr>
+        <w:t xml:space="preserve">--input</w:t>
+      </w:r>
+      <w:r>
+        <w:rPr>
+          <w:rStyle w:val="NormalTok"/>
+        </w:rPr>
+        <w:t xml:space="preserve"> stdin </w:t>
+      </w:r>
+      <w:r>
+        <w:rPr>
+          <w:rStyle w:val="OperatorTok"/>
+        </w:rPr>
+        <w:t xml:space="preserve">&lt;&lt;&lt;</w:t>
+      </w:r>
+      <w:r>
+        <w:rPr>
+          <w:rStyle w:val="NormalTok"/>
+        </w:rPr>
+        <w:t xml:space="preserve"> </w:t>
+      </w:r>
+      <w:r>
+        <w:rPr>
+          <w:rStyle w:val="StringTok"/>
+        </w:rPr>
+        <w:t xml:space="preserve">"acs.ejemplo.com:7547"</w:t>
+      </w:r>
+      <w:r>
+        <w:br/>
+      </w:r>
+      <w:r>
+        <w:br/>
+      </w:r>
+      <w:r>
+        <w:rPr>
+          <w:rStyle w:val="CommentTok"/>
+        </w:rPr>
+        <w:t xml:space="preserve"># Reconoce 15 plataformas ACS (Auto-Configuration Servers):</w:t>
+      </w:r>
+      <w:r>
+        <w:br/>
+      </w:r>
+      <w:r>
+        <w:rPr>
+          <w:rStyle w:val="CommentTok"/>
+        </w:rPr>
+        <w:t xml:space="preserve">#   GenieACS (open source) / LibreACS / EasyCwmp / OpenACS /</w:t>
+      </w:r>
+      <w:r>
+        <w:br/>
+      </w:r>
+      <w:r>
+        <w:rPr>
+          <w:rStyle w:val="CommentTok"/>
+        </w:rPr>
+        <w:t xml:space="preserve">#   Axiros ACS / Device Cloud (Digi) / Incognito / Motive /</w:t>
+      </w:r>
+      <w:r>
+        <w:br/>
+      </w:r>
+      <w:r>
+        <w:rPr>
+          <w:rStyle w:val="CommentTok"/>
+        </w:rPr>
+        <w:t xml:space="preserve">#   Netopia ACS / Broadcom ACS / Ericsson (Ericsson EDGE) /</w:t>
+      </w:r>
+      <w:r>
+        <w:br/>
+      </w:r>
+      <w:r>
+        <w:rPr>
+          <w:rStyle w:val="CommentTok"/>
+        </w:rPr>
+        <w:t xml:space="preserve">#   ZTE ACS / Alcatel-Lucent Motive / CommScope Arris / etc.</w:t>
+      </w:r>
+      <w:r>
+        <w:br/>
+      </w:r>
+      <w:r>
+        <w:rPr>
+          <w:rStyle w:val="CommentTok"/>
+        </w:rPr>
+        <w:t xml:space="preserve">#</w:t>
+      </w:r>
+      <w:r>
+        <w:br/>
+      </w:r>
+      <w:r>
+        <w:rPr>
+          <w:rStyle w:val="CommentTok"/>
+        </w:rPr>
+        <w:t xml:space="preserve"># TR-069 es el protocolo estándar de gestión remota de CPE</w:t>
+      </w:r>
+      <w:r>
+        <w:br/>
+      </w:r>
+      <w:r>
+        <w:rPr>
+          <w:rStyle w:val="CommentTok"/>
+        </w:rPr>
+        <w:t xml:space="preserve"># (Customer Premises Equipment — routers, ONTs, STBs...).</w:t>
+      </w:r>
+      <w:r>
+        <w:br/>
+      </w:r>
+      <w:r>
+        <w:rPr>
+          <w:rStyle w:val="CommentTok"/>
+        </w:rPr>
+        <w:t xml:space="preserve"># Un ACS público es una superficie enorme: una RCE en el ACS</w:t>
+      </w:r>
+      <w:r>
+        <w:br/>
+      </w:r>
+      <w:r>
+        <w:rPr>
+          <w:rStyle w:val="CommentTok"/>
+        </w:rPr>
+        <w:t xml:space="preserve"># da control remoto sobre MILES de dispositivos end-user. De</w:t>
+      </w:r>
+      <w:r>
+        <w:br/>
+      </w:r>
+      <w:r>
+        <w:rPr>
+          <w:rStyle w:val="CommentTok"/>
+        </w:rPr>
+        <w:t xml:space="preserve"># ahí el protocol_risk alto por defecto.</w:t>
       </w:r>
     </w:p>
     <w:p>
@@ -6678,9 +8831,9 @@
         </w:pict>
       </w:r>
     </w:p>
-    <w:bookmarkEnd w:id="39"/>
-    <w:bookmarkEnd w:id="40"/>
-    <w:bookmarkStart w:id="41" w:name="scoring-triage"/>
+    <w:bookmarkEnd w:id="47"/>
+    <w:bookmarkEnd w:id="48"/>
+    <w:bookmarkStart w:id="49" w:name="scoring-triage"/>
     <w:p>
       <w:pPr>
         <w:pStyle w:val="Heading2"/>
@@ -6948,8 +9101,8 @@
         </w:pict>
       </w:r>
     </w:p>
-    <w:bookmarkEnd w:id="41"/>
-    <w:bookmarkStart w:id="42" w:name="api-http"/>
+    <w:bookmarkEnd w:id="49"/>
+    <w:bookmarkStart w:id="50" w:name="api-http"/>
     <w:p>
       <w:pPr>
         <w:pStyle w:val="Heading2"/>
@@ -7368,8 +9521,8 @@
         </w:pict>
       </w:r>
     </w:p>
-    <w:bookmarkEnd w:id="42"/>
-    <w:bookmarkStart w:id="49" w:name="casos-ofensivos-build--tags-offensive"/>
+    <w:bookmarkEnd w:id="50"/>
+    <w:bookmarkStart w:id="62" w:name="casos-ofensivos-build--tags-offensive"/>
     <w:p>
       <w:pPr>
         <w:pStyle w:val="Heading2"/>
@@ -7507,7 +9660,7 @@
         <w:t xml:space="preserve">y números &gt; 3 dígitos.</w:t>
       </w:r>
     </w:p>
-    <w:bookmarkStart w:id="43" w:name="modbus-write"/>
+    <w:bookmarkStart w:id="51" w:name="modbus-write"/>
     <w:p>
       <w:pPr>
         <w:pStyle w:val="Heading3"/>
@@ -7887,8 +10040,8 @@
         <w:t xml:space="preserve"> audit verify-file</w:t>
       </w:r>
     </w:p>
-    <w:bookmarkEnd w:id="43"/>
-    <w:bookmarkStart w:id="44" w:name="exploit-cve-catálogo-reducido"/>
+    <w:bookmarkEnd w:id="51"/>
+    <w:bookmarkStart w:id="52" w:name="exploit-cve-catálogo-reducido"/>
     <w:p>
       <w:pPr>
         <w:pStyle w:val="Heading3"/>
@@ -8148,8 +10301,8 @@
         <w:t xml:space="preserve"> ~/.elsereno/dev.pp</w:t>
       </w:r>
     </w:p>
-    <w:bookmarkEnd w:id="44"/>
-    <w:bookmarkStart w:id="45" w:name="harvest-descubrir-credenciales-débiles"/>
+    <w:bookmarkEnd w:id="52"/>
+    <w:bookmarkStart w:id="53" w:name="harvest-descubrir-credenciales-débiles"/>
     <w:p>
       <w:pPr>
         <w:pStyle w:val="Heading3"/>
@@ -8396,8 +10549,8 @@
         <w:t xml:space="preserve"># registra token_reveal en audit</w:t>
       </w:r>
     </w:p>
-    <w:bookmarkEnd w:id="45"/>
-    <w:bookmarkStart w:id="46" w:name="dial-individual-un-número"/>
+    <w:bookmarkEnd w:id="53"/>
+    <w:bookmarkStart w:id="54" w:name="dial-individual-un-número"/>
     <w:p>
       <w:pPr>
         <w:pStyle w:val="Heading3"/>
@@ -8684,14 +10837,26 @@
         <w:t xml:space="preserve">#   audit chain appended to: ~/.elsereno/audit.jsonl</w:t>
       </w:r>
     </w:p>
-    <w:bookmarkEnd w:id="46"/>
-    <w:bookmarkStart w:id="47" w:name="proxy-write-gated-v1.1-v1.2"/>
+    <w:bookmarkEnd w:id="54"/>
+    <w:bookmarkStart w:id="60" w:name="proxy-write-gated-v1.5-cli-proxy-listen"/>
     <w:p>
       <w:pPr>
         <w:pStyle w:val="Heading3"/>
       </w:pPr>
       <w:r>
-        <w:t xml:space="preserve">6.5 Proxy write-gated (v1.1 + v1.2)</w:t>
+        <w:t xml:space="preserve">6.5 Proxy write-gated (v1.5+ — CLI</w:t>
+      </w:r>
+      <w:r>
+        <w:t xml:space="preserve"> </w:t>
+      </w:r>
+      <w:r>
+        <w:rPr>
+          <w:rStyle w:val="VerbatimChar"/>
+        </w:rPr>
+        <w:t xml:space="preserve">proxy listen</w:t>
+      </w:r>
+      <w:r>
+        <w:t xml:space="preserve">)</w:t>
       </w:r>
     </w:p>
     <w:p>
@@ -8699,19 +10864,67 @@
         <w:pStyle w:val="FirstParagraph"/>
       </w:pPr>
       <w:r>
-        <w:t xml:space="preserve">Para auditorías supervisadas donde el operador quiere pasar por</w:t>
-      </w:r>
-      <w:r>
-        <w:t xml:space="preserve"> </w:t>
-      </w:r>
-      <w:r>
-        <w:t xml:space="preserve">un MITM controlado (ejemplo: permitir sólo un FC modbus</w:t>
-      </w:r>
-      <w:r>
-        <w:t xml:space="preserve"> </w:t>
-      </w:r>
-      <w:r>
-        <w:t xml:space="preserve">concreto desde un HMI durante una ventana de cambio):</w:t>
+        <w:t xml:space="preserve">Desde v1.5.0 todos los write-gates son ejecutables inline con</w:t>
+      </w:r>
+      <w:r>
+        <w:t xml:space="preserve"> </w:t>
+      </w:r>
+      <w:r>
+        <w:t xml:space="preserve">un único verbo. Soporta</w:t>
+      </w:r>
+      <w:r>
+        <w:t xml:space="preserve"> </w:t>
+      </w:r>
+      <w:r>
+        <w:rPr>
+          <w:b/>
+          <w:bCs/>
+        </w:rPr>
+        <w:t xml:space="preserve">6 plugins</w:t>
+      </w:r>
+      <w:r>
+        <w:t xml:space="preserve">: modbus, opcua, sip,</w:t>
+      </w:r>
+      <w:r>
+        <w:t xml:space="preserve"> </w:t>
+      </w:r>
+      <w:r>
+        <w:t xml:space="preserve">iax2, pbxhttp, bacnet.</w:t>
+      </w:r>
+    </w:p>
+    <w:bookmarkStart w:id="55" w:name="X1f77599160d8f12b637984171c3fb00f7ba13c7"/>
+    <w:p>
+      <w:pPr>
+        <w:pStyle w:val="Heading4"/>
+      </w:pPr>
+      <w:r>
+        <w:t xml:space="preserve">6.5.1 Generar allow-file YAML + confirm-token (v1.7+ emit)</w:t>
+      </w:r>
+    </w:p>
+    <w:p>
+      <w:pPr>
+        <w:pStyle w:val="FirstParagraph"/>
+      </w:pPr>
+      <w:r>
+        <w:t xml:space="preserve">El patrón canónico es</w:t>
+      </w:r>
+      <w:r>
+        <w:t xml:space="preserve"> </w:t>
+      </w:r>
+      <w:r>
+        <w:rPr>
+          <w:rStyle w:val="VerbatimChar"/>
+        </w:rPr>
+        <w:t xml:space="preserve">write &lt;plugin&gt; dry-run --emit-allow-file</w:t>
+      </w:r>
+      <w:r>
+        <w:t xml:space="preserve">:</w:t>
+      </w:r>
+      <w:r>
+        <w:t xml:space="preserve"> </w:t>
+      </w:r>
+      <w:r>
+        <w:t xml:space="preserve">genera el YAML Y el confirm-token en una sola llamada.</w:t>
       </w:r>
     </w:p>
     <w:p>
@@ -8722,65 +10935,1474 @@
         <w:rPr>
           <w:rStyle w:val="CommentTok"/>
         </w:rPr>
-        <w:t xml:space="preserve"># Ejemplo hipotético de pipeline (la CLI `proxy serve` queda</w:t>
-      </w:r>
-      <w:r>
-        <w:br/>
-      </w:r>
-      <w:r>
-        <w:rPr>
-          <w:rStyle w:val="CommentTok"/>
-        </w:rPr>
-        <w:t xml:space="preserve"># para v1.2 chunk 6). En v1.1/v1.2 la infra está lista; el verbo</w:t>
-      </w:r>
-      <w:r>
-        <w:br/>
-      </w:r>
-      <w:r>
-        <w:rPr>
-          <w:rStyle w:val="CommentTok"/>
-        </w:rPr>
-        <w:t xml:space="preserve"># público CLI llega en el close del ciclo v1.2).</w:t>
-      </w:r>
-      <w:r>
-        <w:br/>
-      </w:r>
-      <w:r>
-        <w:rPr>
-          <w:rStyle w:val="CommentTok"/>
-        </w:rPr>
-        <w:t xml:space="preserve"># Una vez enganchado el `WriteGatedHandler`:</w:t>
-      </w:r>
-      <w:r>
-        <w:br/>
-      </w:r>
-      <w:r>
-        <w:rPr>
-          <w:rStyle w:val="CommentTok"/>
-        </w:rPr>
-        <w:t xml:space="preserve">#   - HEL/OPN/CLO (OPC UA) pasan transparentes</w:t>
-      </w:r>
-      <w:r>
-        <w:br/>
-      </w:r>
-      <w:r>
-        <w:rPr>
-          <w:rStyle w:val="CommentTok"/>
-        </w:rPr>
-        <w:t xml:space="preserve">#   - MSG con Write service TypeID 673 refused si no está en allowlist</w:t>
-      </w:r>
-      <w:r>
-        <w:br/>
-      </w:r>
-      <w:r>
-        <w:rPr>
-          <w:rStyle w:val="CommentTok"/>
-        </w:rPr>
-        <w:t xml:space="preserve">#   - El refusal es una UA ServiceFault con status 0x80100000</w:t>
-      </w:r>
-    </w:p>
-    <w:bookmarkEnd w:id="47"/>
-    <w:bookmarkStart w:id="48" w:name="sandbox-seccomp-bpf-linux"/>
+        <w:t xml:space="preserve"># SIP — permitir sólo INVITE + REGISTER</w:t>
+      </w:r>
+      <w:r>
+        <w:br/>
+      </w:r>
+      <w:r>
+        <w:rPr>
+          <w:rStyle w:val="ExtensionTok"/>
+        </w:rPr>
+        <w:t xml:space="preserve">elsereno-offensive</w:t>
+      </w:r>
+      <w:r>
+        <w:rPr>
+          <w:rStyle w:val="NormalTok"/>
+        </w:rPr>
+        <w:t xml:space="preserve"> write sip dry-run </w:t>
+      </w:r>
+      <w:r>
+        <w:rPr>
+          <w:rStyle w:val="DataTypeTok"/>
+        </w:rPr>
+        <w:t xml:space="preserve">\</w:t>
+      </w:r>
+      <w:r>
+        <w:br/>
+      </w:r>
+      <w:r>
+        <w:rPr>
+          <w:rStyle w:val="NormalTok"/>
+        </w:rPr>
+        <w:t xml:space="preserve">  </w:t>
+      </w:r>
+      <w:r>
+        <w:rPr>
+          <w:rStyle w:val="AttributeTok"/>
+        </w:rPr>
+        <w:t xml:space="preserve">--target</w:t>
+      </w:r>
+      <w:r>
+        <w:rPr>
+          <w:rStyle w:val="NormalTok"/>
+        </w:rPr>
+        <w:t xml:space="preserve"> pbx.ejemplo.com:5060 </w:t>
+      </w:r>
+      <w:r>
+        <w:rPr>
+          <w:rStyle w:val="DataTypeTok"/>
+        </w:rPr>
+        <w:t xml:space="preserve">\</w:t>
+      </w:r>
+      <w:r>
+        <w:br/>
+      </w:r>
+      <w:r>
+        <w:rPr>
+          <w:rStyle w:val="NormalTok"/>
+        </w:rPr>
+        <w:t xml:space="preserve">  </w:t>
+      </w:r>
+      <w:r>
+        <w:rPr>
+          <w:rStyle w:val="AttributeTok"/>
+        </w:rPr>
+        <w:t xml:space="preserve">--method</w:t>
+      </w:r>
+      <w:r>
+        <w:rPr>
+          <w:rStyle w:val="NormalTok"/>
+        </w:rPr>
+        <w:t xml:space="preserve"> INVITE </w:t>
+      </w:r>
+      <w:r>
+        <w:rPr>
+          <w:rStyle w:val="AttributeTok"/>
+        </w:rPr>
+        <w:t xml:space="preserve">--method</w:t>
+      </w:r>
+      <w:r>
+        <w:rPr>
+          <w:rStyle w:val="NormalTok"/>
+        </w:rPr>
+        <w:t xml:space="preserve"> REGISTER </w:t>
+      </w:r>
+      <w:r>
+        <w:rPr>
+          <w:rStyle w:val="DataTypeTok"/>
+        </w:rPr>
+        <w:t xml:space="preserve">\</w:t>
+      </w:r>
+      <w:r>
+        <w:br/>
+      </w:r>
+      <w:r>
+        <w:rPr>
+          <w:rStyle w:val="NormalTok"/>
+        </w:rPr>
+        <w:t xml:space="preserve">  </w:t>
+      </w:r>
+      <w:r>
+        <w:rPr>
+          <w:rStyle w:val="AttributeTok"/>
+        </w:rPr>
+        <w:t xml:space="preserve">--vault-passphrase-file</w:t>
+      </w:r>
+      <w:r>
+        <w:rPr>
+          <w:rStyle w:val="NormalTok"/>
+        </w:rPr>
+        <w:t xml:space="preserve"> ~/.elsereno/vault.pp </w:t>
+      </w:r>
+      <w:r>
+        <w:rPr>
+          <w:rStyle w:val="DataTypeTok"/>
+        </w:rPr>
+        <w:t xml:space="preserve">\</w:t>
+      </w:r>
+      <w:r>
+        <w:br/>
+      </w:r>
+      <w:r>
+        <w:rPr>
+          <w:rStyle w:val="NormalTok"/>
+        </w:rPr>
+        <w:t xml:space="preserve">  </w:t>
+      </w:r>
+      <w:r>
+        <w:rPr>
+          <w:rStyle w:val="AttributeTok"/>
+        </w:rPr>
+        <w:t xml:space="preserve">--emit-allow-file</w:t>
+      </w:r>
+      <w:r>
+        <w:rPr>
+          <w:rStyle w:val="NormalTok"/>
+        </w:rPr>
+        <w:t xml:space="preserve"> /etc/elsereno/sip-gate.yaml</w:t>
+      </w:r>
+      <w:r>
+        <w:br/>
+      </w:r>
+      <w:r>
+        <w:br/>
+      </w:r>
+      <w:r>
+        <w:rPr>
+          <w:rStyle w:val="CommentTok"/>
+        </w:rPr>
+        <w:t xml:space="preserve"># Output:</w:t>
+      </w:r>
+      <w:r>
+        <w:br/>
+      </w:r>
+      <w:r>
+        <w:rPr>
+          <w:rStyle w:val="CommentTok"/>
+        </w:rPr>
+        <w:t xml:space="preserve">#   Protocol:     sip</w:t>
+      </w:r>
+      <w:r>
+        <w:br/>
+      </w:r>
+      <w:r>
+        <w:rPr>
+          <w:rStyle w:val="CommentTok"/>
+        </w:rPr>
+        <w:t xml:space="preserve">#   Target:       pbx.ejemplo.com:5060</w:t>
+      </w:r>
+      <w:r>
+        <w:br/>
+      </w:r>
+      <w:r>
+        <w:rPr>
+          <w:rStyle w:val="CommentTok"/>
+        </w:rPr>
+        <w:t xml:space="preserve">#   Allowed:      INVITE, REGISTER</w:t>
+      </w:r>
+      <w:r>
+        <w:br/>
+      </w:r>
+      <w:r>
+        <w:rPr>
+          <w:rStyle w:val="CommentTok"/>
+        </w:rPr>
+        <w:t xml:space="preserve">#   Always-safe:  OPTIONS, ACK, BYE, CANCEL, PRACK</w:t>
+      </w:r>
+      <w:r>
+        <w:br/>
+      </w:r>
+      <w:r>
+        <w:rPr>
+          <w:rStyle w:val="CommentTok"/>
+        </w:rPr>
+        <w:t xml:space="preserve">#   PayloadHash:  0faed99d…</w:t>
+      </w:r>
+      <w:r>
+        <w:br/>
+      </w:r>
+      <w:r>
+        <w:rPr>
+          <w:rStyle w:val="CommentTok"/>
+        </w:rPr>
+        <w:t xml:space="preserve">#   ConfirmToken: &lt;hex-de-32-bytes&gt;   ← para el --confirm-token del proxy</w:t>
+      </w:r>
+      <w:r>
+        <w:br/>
+      </w:r>
+      <w:r>
+        <w:rPr>
+          <w:rStyle w:val="CommentTok"/>
+        </w:rPr>
+        <w:t xml:space="preserve">#</w:t>
+      </w:r>
+      <w:r>
+        <w:br/>
+      </w:r>
+      <w:r>
+        <w:rPr>
+          <w:rStyle w:val="CommentTok"/>
+        </w:rPr>
+        <w:t xml:space="preserve">#   allow-file written to: /etc/elsereno/sip-gate.yaml (0600)</w:t>
+      </w:r>
+      <w:r>
+        <w:br/>
+      </w:r>
+      <w:r>
+        <w:rPr>
+          <w:rStyle w:val="CommentTok"/>
+        </w:rPr>
+        <w:t xml:space="preserve">#   next: elsereno proxy listen --allow-file /etc/elsereno/sip-gate.yaml --accept-writes ...</w:t>
+      </w:r>
+    </w:p>
+    <w:p>
+      <w:pPr>
+        <w:pStyle w:val="FirstParagraph"/>
+      </w:pPr>
+      <w:r>
+        <w:t xml:space="preserve">Dry-runs disponibles:</w:t>
+      </w:r>
+      <w:r>
+        <w:t xml:space="preserve"> </w:t>
+      </w:r>
+      <w:r>
+        <w:t xml:space="preserve">-</w:t>
+      </w:r>
+      <w:r>
+        <w:t xml:space="preserve"> </w:t>
+      </w:r>
+      <w:r>
+        <w:rPr>
+          <w:rStyle w:val="VerbatimChar"/>
+        </w:rPr>
+        <w:t xml:space="preserve">write sip dry-run --target H:P --method &lt;M&gt;…</w:t>
+      </w:r>
+      <w:r>
+        <w:t xml:space="preserve"> </w:t>
+      </w:r>
+      <w:r>
+        <w:t xml:space="preserve">-</w:t>
+      </w:r>
+      <w:r>
+        <w:t xml:space="preserve"> </w:t>
+      </w:r>
+      <w:r>
+        <w:rPr>
+          <w:rStyle w:val="VerbatimChar"/>
+        </w:rPr>
+        <w:t xml:space="preserve">write iax2 dry-run --target H:P --subclass &lt;S&gt;…</w:t>
+      </w:r>
+      <w:r>
+        <w:t xml:space="preserve"> </w:t>
+      </w:r>
+      <w:r>
+        <w:t xml:space="preserve">(subclases gated: NEW / REGREQ / AUTHREP / ACCEPT)</w:t>
+      </w:r>
+      <w:r>
+        <w:t xml:space="preserve"> </w:t>
+      </w:r>
+      <w:r>
+        <w:t xml:space="preserve">-</w:t>
+      </w:r>
+      <w:r>
+        <w:t xml:space="preserve"> </w:t>
+      </w:r>
+      <w:r>
+        <w:rPr>
+          <w:rStyle w:val="VerbatimChar"/>
+        </w:rPr>
+        <w:t xml:space="preserve">write pbxhttp dry-run --target H:P --allow METHOD:/path</w:t>
+      </w:r>
+      <w:r>
+        <w:t xml:space="preserve"> </w:t>
+      </w:r>
+      <w:r>
+        <w:t xml:space="preserve">-</w:t>
+      </w:r>
+      <w:r>
+        <w:t xml:space="preserve"> </w:t>
+      </w:r>
+      <w:r>
+        <w:rPr>
+          <w:rStyle w:val="VerbatimChar"/>
+        </w:rPr>
+        <w:t xml:space="preserve">write opcua dry-run --target H:P --service &lt;N&gt; [--node-id ns=N;i=M]</w:t>
+      </w:r>
+      <w:r>
+        <w:t xml:space="preserve"> </w:t>
+      </w:r>
+      <w:r>
+        <w:t xml:space="preserve">(con</w:t>
+      </w:r>
+      <w:r>
+        <w:t xml:space="preserve"> </w:t>
+      </w:r>
+      <w:r>
+        <w:rPr>
+          <w:rStyle w:val="VerbatimChar"/>
+        </w:rPr>
+        <w:t xml:space="preserve">--node-id</w:t>
+      </w:r>
+      <w:r>
+        <w:t xml:space="preserve"> </w:t>
+      </w:r>
+      <w:r>
+        <w:t xml:space="preserve">activa el gate per-NodeId de v1.6)</w:t>
+      </w:r>
+      <w:r>
+        <w:t xml:space="preserve"> </w:t>
+      </w:r>
+      <w:r>
+        <w:t xml:space="preserve">-</w:t>
+      </w:r>
+      <w:r>
+        <w:t xml:space="preserve"> </w:t>
+      </w:r>
+      <w:r>
+        <w:rPr>
+          <w:rStyle w:val="VerbatimChar"/>
+        </w:rPr>
+        <w:t xml:space="preserve">write bacnet dry-run --target H:P --service-choice &lt;N&gt;</w:t>
+      </w:r>
+      <w:r>
+        <w:t xml:space="preserve"> </w:t>
+      </w:r>
+      <w:r>
+        <w:t xml:space="preserve">-</w:t>
+      </w:r>
+      <w:r>
+        <w:t xml:space="preserve"> </w:t>
+      </w:r>
+      <w:r>
+        <w:rPr>
+          <w:rStyle w:val="VerbatimChar"/>
+        </w:rPr>
+        <w:t xml:space="preserve">write modbus dry-run …</w:t>
+      </w:r>
+      <w:r>
+        <w:t xml:space="preserve"> </w:t>
+      </w:r>
+      <w:r>
+        <w:t xml:space="preserve">(única que sigue el patrón viejo,</w:t>
+      </w:r>
+      <w:r>
+        <w:t xml:space="preserve"> </w:t>
+      </w:r>
+      <w:r>
+        <w:t xml:space="preserve">per-request; proxy-session dry-run es v1.9 carry-over)</w:t>
+      </w:r>
+    </w:p>
+    <w:bookmarkEnd w:id="55"/>
+    <w:bookmarkStart w:id="56" w:name="lanzar-el-proxy-con-el-yaml"/>
+    <w:p>
+      <w:pPr>
+        <w:pStyle w:val="Heading4"/>
+      </w:pPr>
+      <w:r>
+        <w:t xml:space="preserve">6.5.2 Lanzar el proxy con el YAML</w:t>
+      </w:r>
+    </w:p>
+    <w:p>
+      <w:pPr>
+        <w:pStyle w:val="SourceCode"/>
+      </w:pPr>
+      <w:r>
+        <w:rPr>
+          <w:rStyle w:val="ExtensionTok"/>
+        </w:rPr>
+        <w:t xml:space="preserve">elsereno-offensive</w:t>
+      </w:r>
+      <w:r>
+        <w:rPr>
+          <w:rStyle w:val="NormalTok"/>
+        </w:rPr>
+        <w:t xml:space="preserve"> proxy listen </w:t>
+      </w:r>
+      <w:r>
+        <w:rPr>
+          <w:rStyle w:val="DataTypeTok"/>
+        </w:rPr>
+        <w:t xml:space="preserve">\</w:t>
+      </w:r>
+      <w:r>
+        <w:br/>
+      </w:r>
+      <w:r>
+        <w:rPr>
+          <w:rStyle w:val="NormalTok"/>
+        </w:rPr>
+        <w:t xml:space="preserve">  </w:t>
+      </w:r>
+      <w:r>
+        <w:rPr>
+          <w:rStyle w:val="AttributeTok"/>
+        </w:rPr>
+        <w:t xml:space="preserve">--allow-file</w:t>
+      </w:r>
+      <w:r>
+        <w:rPr>
+          <w:rStyle w:val="NormalTok"/>
+        </w:rPr>
+        <w:t xml:space="preserve"> /etc/elsereno/sip-gate.yaml </w:t>
+      </w:r>
+      <w:r>
+        <w:rPr>
+          <w:rStyle w:val="DataTypeTok"/>
+        </w:rPr>
+        <w:t xml:space="preserve">\</w:t>
+      </w:r>
+      <w:r>
+        <w:br/>
+      </w:r>
+      <w:r>
+        <w:rPr>
+          <w:rStyle w:val="NormalTok"/>
+        </w:rPr>
+        <w:t xml:space="preserve">  </w:t>
+      </w:r>
+      <w:r>
+        <w:rPr>
+          <w:rStyle w:val="AttributeTok"/>
+        </w:rPr>
+        <w:t xml:space="preserve">--listen</w:t>
+      </w:r>
+      <w:r>
+        <w:rPr>
+          <w:rStyle w:val="NormalTok"/>
+        </w:rPr>
+        <w:t xml:space="preserve"> 127.0.0.1:5060 </w:t>
+      </w:r>
+      <w:r>
+        <w:rPr>
+          <w:rStyle w:val="DataTypeTok"/>
+        </w:rPr>
+        <w:t xml:space="preserve">\</w:t>
+      </w:r>
+      <w:r>
+        <w:br/>
+      </w:r>
+      <w:r>
+        <w:rPr>
+          <w:rStyle w:val="NormalTok"/>
+        </w:rPr>
+        <w:t xml:space="preserve">  </w:t>
+      </w:r>
+      <w:r>
+        <w:rPr>
+          <w:rStyle w:val="AttributeTok"/>
+        </w:rPr>
+        <w:t xml:space="preserve">--accept-writes</w:t>
+      </w:r>
+      <w:r>
+        <w:rPr>
+          <w:rStyle w:val="NormalTok"/>
+        </w:rPr>
+        <w:t xml:space="preserve"> </w:t>
+      </w:r>
+      <w:r>
+        <w:rPr>
+          <w:rStyle w:val="DataTypeTok"/>
+        </w:rPr>
+        <w:t xml:space="preserve">\</w:t>
+      </w:r>
+      <w:r>
+        <w:br/>
+      </w:r>
+      <w:r>
+        <w:rPr>
+          <w:rStyle w:val="NormalTok"/>
+        </w:rPr>
+        <w:t xml:space="preserve">  </w:t>
+      </w:r>
+      <w:r>
+        <w:rPr>
+          <w:rStyle w:val="AttributeTok"/>
+        </w:rPr>
+        <w:t xml:space="preserve">--confirm-target</w:t>
+      </w:r>
+      <w:r>
+        <w:rPr>
+          <w:rStyle w:val="NormalTok"/>
+        </w:rPr>
+        <w:t xml:space="preserve"> pbx.ejemplo.com:5060 </w:t>
+      </w:r>
+      <w:r>
+        <w:rPr>
+          <w:rStyle w:val="DataTypeTok"/>
+        </w:rPr>
+        <w:t xml:space="preserve">\</w:t>
+      </w:r>
+      <w:r>
+        <w:br/>
+      </w:r>
+      <w:r>
+        <w:rPr>
+          <w:rStyle w:val="NormalTok"/>
+        </w:rPr>
+        <w:t xml:space="preserve">  </w:t>
+      </w:r>
+      <w:r>
+        <w:rPr>
+          <w:rStyle w:val="AttributeTok"/>
+        </w:rPr>
+        <w:t xml:space="preserve">--confirm-token</w:t>
+      </w:r>
+      <w:r>
+        <w:rPr>
+          <w:rStyle w:val="NormalTok"/>
+        </w:rPr>
+        <w:t xml:space="preserve"> </w:t>
+      </w:r>
+      <w:r>
+        <w:rPr>
+          <w:rStyle w:val="OperatorTok"/>
+        </w:rPr>
+        <w:t xml:space="preserve">&lt;</w:t>
+      </w:r>
+      <w:r>
+        <w:rPr>
+          <w:rStyle w:val="NormalTok"/>
+        </w:rPr>
+        <w:t xml:space="preserve">el-hex-del-dry-run</w:t>
+      </w:r>
+      <w:r>
+        <w:rPr>
+          <w:rStyle w:val="OperatorTok"/>
+        </w:rPr>
+        <w:t xml:space="preserve">&gt;</w:t>
+      </w:r>
+      <w:r>
+        <w:rPr>
+          <w:rStyle w:val="NormalTok"/>
+        </w:rPr>
+        <w:t xml:space="preserve"> </w:t>
+      </w:r>
+      <w:r>
+        <w:rPr>
+          <w:rStyle w:val="DataTypeTok"/>
+        </w:rPr>
+        <w:t xml:space="preserve">\</w:t>
+      </w:r>
+      <w:r>
+        <w:br/>
+      </w:r>
+      <w:r>
+        <w:rPr>
+          <w:rStyle w:val="NormalTok"/>
+        </w:rPr>
+        <w:t xml:space="preserve">  </w:t>
+      </w:r>
+      <w:r>
+        <w:rPr>
+          <w:rStyle w:val="AttributeTok"/>
+        </w:rPr>
+        <w:t xml:space="preserve">--vault-passphrase-file</w:t>
+      </w:r>
+      <w:r>
+        <w:rPr>
+          <w:rStyle w:val="NormalTok"/>
+        </w:rPr>
+        <w:t xml:space="preserve"> ~/.elsereno/vault.pp</w:t>
+      </w:r>
+    </w:p>
+    <w:p>
+      <w:pPr>
+        <w:pStyle w:val="FirstParagraph"/>
+      </w:pPr>
+      <w:r>
+        <w:t xml:space="preserve">El cliente SIP (softphone, AMI, etc.) se conecta a</w:t>
+      </w:r>
+      <w:r>
+        <w:t xml:space="preserve"> </w:t>
+      </w:r>
+      <w:r>
+        <w:rPr>
+          <w:rStyle w:val="VerbatimChar"/>
+        </w:rPr>
+        <w:t xml:space="preserve">127.0.0.1:5060</w:t>
+      </w:r>
+      <w:r>
+        <w:t xml:space="preserve">. El proxy:</w:t>
+      </w:r>
+      <w:r>
+        <w:t xml:space="preserve"> </w:t>
+      </w:r>
+      <w:r>
+        <w:t xml:space="preserve">- Siempre permite OPTIONS / ACK / BYE / CANCEL / PRACK.</w:t>
+      </w:r>
+      <w:r>
+        <w:t xml:space="preserve"> </w:t>
+      </w:r>
+      <w:r>
+        <w:t xml:space="preserve">- Permite INVITE + REGISTER (vienen en el allowlist).</w:t>
+      </w:r>
+      <w:r>
+        <w:t xml:space="preserve"> </w:t>
+      </w:r>
+      <w:r>
+        <w:t xml:space="preserve">- Rechaza cualquier otro con</w:t>
+      </w:r>
+      <w:r>
+        <w:t xml:space="preserve"> </w:t>
+      </w:r>
+      <w:r>
+        <w:rPr>
+          <w:rStyle w:val="VerbatimChar"/>
+        </w:rPr>
+        <w:t xml:space="preserve">SIP/2.0 405 Method Not Allowed</w:t>
+      </w:r>
+      <w:r>
+        <w:t xml:space="preserve"> </w:t>
+      </w:r>
+      <w:r>
+        <w:t xml:space="preserve">y cabecera</w:t>
+      </w:r>
+      <w:r>
+        <w:t xml:space="preserve"> </w:t>
+      </w:r>
+      <w:r>
+        <w:rPr>
+          <w:rStyle w:val="VerbatimChar"/>
+        </w:rPr>
+        <w:t xml:space="preserve">Allow:</w:t>
+      </w:r>
+      <w:r>
+        <w:t xml:space="preserve"> </w:t>
+      </w:r>
+      <w:r>
+        <w:t xml:space="preserve">listando los permitidos.</w:t>
+      </w:r>
+      <w:r>
+        <w:t xml:space="preserve"> </w:t>
+      </w:r>
+      <w:r>
+        <w:t xml:space="preserve">- La respuesta del upstream vuelve al cliente transparente.</w:t>
+      </w:r>
+    </w:p>
+    <w:bookmarkEnd w:id="56"/>
+    <w:bookmarkStart w:id="57" w:name="refusal-codes-por-protocolo"/>
+    <w:p>
+      <w:pPr>
+        <w:pStyle w:val="Heading4"/>
+      </w:pPr>
+      <w:r>
+        <w:t xml:space="preserve">6.5.3 Refusal codes por protocolo</w:t>
+      </w:r>
+    </w:p>
+    <w:p>
+      <w:pPr>
+        <w:pStyle w:val="FirstParagraph"/>
+      </w:pPr>
+      <w:r>
+        <w:t xml:space="preserve">Cada gate emite un rechazo en el wire del protocolo original</w:t>
+      </w:r>
+      <w:r>
+        <w:t xml:space="preserve"> </w:t>
+      </w:r>
+      <w:r>
+        <w:t xml:space="preserve">(no TCP RST, para que el cliente lo parsee limpiamente):</w:t>
+      </w:r>
+    </w:p>
+    <w:tbl>
+      <w:tblPr>
+        <w:tblStyle w:val="Table"/>
+        <w:tblW w:type="pct" w:w="5000"/>
+        <w:tblLayout w:type="fixed"/>
+        <w:tblLook w:firstRow="1" w:lastRow="0" w:firstColumn="0" w:lastColumn="0" w:noHBand="0" w:noVBand="0" w:val="0020"/>
+      </w:tblPr>
+      <w:tblGrid>
+        <w:gridCol w:w="1782"/>
+        <w:gridCol w:w="6138"/>
+      </w:tblGrid>
+      <w:tr>
+        <w:trPr>
+          <w:tblHeader w:val="on"/>
+        </w:trPr>
+        <w:tc>
+          <w:tcPr/>
+          <w:p>
+            <w:pPr>
+              <w:pStyle w:val="Compact"/>
+            </w:pPr>
+            <w:r>
+              <w:t xml:space="preserve">Plugin</w:t>
+            </w:r>
+          </w:p>
+        </w:tc>
+        <w:tc>
+          <w:tcPr/>
+          <w:p>
+            <w:pPr>
+              <w:pStyle w:val="Compact"/>
+            </w:pPr>
+            <w:r>
+              <w:t xml:space="preserve">Código / estructura de rechazo</w:t>
+            </w:r>
+          </w:p>
+        </w:tc>
+      </w:tr>
+      <w:tr>
+        <w:tc>
+          <w:tcPr/>
+          <w:p>
+            <w:pPr>
+              <w:pStyle w:val="Compact"/>
+            </w:pPr>
+            <w:r>
+              <w:t xml:space="preserve">modbus</w:t>
+            </w:r>
+          </w:p>
+        </w:tc>
+        <w:tc>
+          <w:tcPr/>
+          <w:p>
+            <w:pPr>
+              <w:pStyle w:val="Compact"/>
+            </w:pPr>
+            <w:r>
+              <w:t xml:space="preserve">Exception 0x01 ILLEGAL_FUNCTION</w:t>
+            </w:r>
+          </w:p>
+        </w:tc>
+      </w:tr>
+      <w:tr>
+        <w:tc>
+          <w:tcPr/>
+          <w:p>
+            <w:pPr>
+              <w:pStyle w:val="Compact"/>
+            </w:pPr>
+            <w:r>
+              <w:t xml:space="preserve">opcua</w:t>
+            </w:r>
+          </w:p>
+        </w:tc>
+        <w:tc>
+          <w:tcPr/>
+          <w:p>
+            <w:pPr>
+              <w:pStyle w:val="Compact"/>
+            </w:pPr>
+            <w:r>
+              <w:t xml:space="preserve">UA ServiceFault con StatusCode</w:t>
+            </w:r>
+            <w:r>
+              <w:t xml:space="preserve"> </w:t>
+            </w:r>
+            <w:r>
+              <w:rPr>
+                <w:rStyle w:val="VerbatimChar"/>
+              </w:rPr>
+              <w:t xml:space="preserve">BadUserAccessDenied</w:t>
+            </w:r>
+            <w:r>
+              <w:t xml:space="preserve"> </w:t>
+            </w:r>
+            <w:r>
+              <w:t xml:space="preserve">(0x80100000)</w:t>
+            </w:r>
+          </w:p>
+        </w:tc>
+      </w:tr>
+      <w:tr>
+        <w:tc>
+          <w:tcPr/>
+          <w:p>
+            <w:pPr>
+              <w:pStyle w:val="Compact"/>
+            </w:pPr>
+            <w:r>
+              <w:t xml:space="preserve">sip</w:t>
+            </w:r>
+          </w:p>
+        </w:tc>
+        <w:tc>
+          <w:tcPr/>
+          <w:p>
+            <w:pPr>
+              <w:pStyle w:val="Compact"/>
+            </w:pPr>
+            <w:r>
+              <w:rPr>
+                <w:rStyle w:val="VerbatimChar"/>
+              </w:rPr>
+              <w:t xml:space="preserve">SIP/2.0 405 Method Not Allowed</w:t>
+            </w:r>
+            <w:r>
+              <w:t xml:space="preserve"> </w:t>
+            </w:r>
+            <w:r>
+              <w:t xml:space="preserve">+</w:t>
+            </w:r>
+            <w:r>
+              <w:t xml:space="preserve"> </w:t>
+            </w:r>
+            <w:r>
+              <w:rPr>
+                <w:rStyle w:val="VerbatimChar"/>
+              </w:rPr>
+              <w:t xml:space="preserve">Allow:</w:t>
+            </w:r>
+            <w:r>
+              <w:t xml:space="preserve"> </w:t>
+            </w:r>
+            <w:r>
+              <w:t xml:space="preserve">header</w:t>
+            </w:r>
+          </w:p>
+        </w:tc>
+      </w:tr>
+      <w:tr>
+        <w:tc>
+          <w:tcPr/>
+          <w:p>
+            <w:pPr>
+              <w:pStyle w:val="Compact"/>
+            </w:pPr>
+            <w:r>
+              <w:t xml:space="preserve">iax2</w:t>
+            </w:r>
+          </w:p>
+        </w:tc>
+        <w:tc>
+          <w:tcPr/>
+          <w:p>
+            <w:pPr>
+              <w:pStyle w:val="Compact"/>
+            </w:pPr>
+            <w:r>
+              <w:t xml:space="preserve">IAX2 HANGUP frame al client’s SrcCallNum</w:t>
+            </w:r>
+          </w:p>
+        </w:tc>
+      </w:tr>
+      <w:tr>
+        <w:tc>
+          <w:tcPr/>
+          <w:p>
+            <w:pPr>
+              <w:pStyle w:val="Compact"/>
+            </w:pPr>
+            <w:r>
+              <w:t xml:space="preserve">pbxhttp</w:t>
+            </w:r>
+          </w:p>
+        </w:tc>
+        <w:tc>
+          <w:tcPr/>
+          <w:p>
+            <w:pPr>
+              <w:pStyle w:val="Compact"/>
+            </w:pPr>
+            <w:r>
+              <w:t xml:space="preserve">HTTP 405 (método) o HTTP 403 (path mismatch)</w:t>
+            </w:r>
+          </w:p>
+        </w:tc>
+      </w:tr>
+      <w:tr>
+        <w:tc>
+          <w:tcPr/>
+          <w:p>
+            <w:pPr>
+              <w:pStyle w:val="Compact"/>
+            </w:pPr>
+            <w:r>
+              <w:t xml:space="preserve">bacnet</w:t>
+            </w:r>
+          </w:p>
+        </w:tc>
+        <w:tc>
+          <w:tcPr/>
+          <w:p>
+            <w:pPr>
+              <w:pStyle w:val="Compact"/>
+            </w:pPr>
+            <w:r>
+              <w:t xml:space="preserve">BACnet Abort-PDU con reason</w:t>
+            </w:r>
+            <w:r>
+              <w:t xml:space="preserve"> </w:t>
+            </w:r>
+            <w:r>
+              <w:rPr>
+                <w:rStyle w:val="VerbatimChar"/>
+              </w:rPr>
+              <w:t xml:space="preserve">security-error</w:t>
+            </w:r>
+          </w:p>
+        </w:tc>
+      </w:tr>
+    </w:tbl>
+    <w:bookmarkEnd w:id="57"/>
+    <w:bookmarkStart w:id="58" w:name="X59c332b96631a50a17b4e66bc3c13c47e9ea5fd"/>
+    <w:p>
+      <w:pPr>
+        <w:pStyle w:val="Heading4"/>
+      </w:pPr>
+      <w:r>
+        <w:t xml:space="preserve">6.5.4 Flags alternativos sin YAML (comandos largos)</w:t>
+      </w:r>
+    </w:p>
+    <w:p>
+      <w:pPr>
+        <w:pStyle w:val="FirstParagraph"/>
+      </w:pPr>
+      <w:r>
+        <w:t xml:space="preserve">Si prefieres no usar</w:t>
+      </w:r>
+      <w:r>
+        <w:t xml:space="preserve"> </w:t>
+      </w:r>
+      <w:r>
+        <w:rPr>
+          <w:rStyle w:val="VerbatimChar"/>
+        </w:rPr>
+        <w:t xml:space="preserve">--allow-file</w:t>
+      </w:r>
+      <w:r>
+        <w:t xml:space="preserve">, todos los flags están en</w:t>
+      </w:r>
+      <w:r>
+        <w:t xml:space="preserve"> </w:t>
+      </w:r>
+      <w:r>
+        <w:t xml:space="preserve">la CLI directa:</w:t>
+      </w:r>
+    </w:p>
+    <w:p>
+      <w:pPr>
+        <w:pStyle w:val="SourceCode"/>
+      </w:pPr>
+      <w:r>
+        <w:rPr>
+          <w:rStyle w:val="CommentTok"/>
+        </w:rPr>
+        <w:t xml:space="preserve"># equivalente al ejemplo SIP de arriba</w:t>
+      </w:r>
+      <w:r>
+        <w:br/>
+      </w:r>
+      <w:r>
+        <w:rPr>
+          <w:rStyle w:val="ExtensionTok"/>
+        </w:rPr>
+        <w:t xml:space="preserve">elsereno-offensive</w:t>
+      </w:r>
+      <w:r>
+        <w:rPr>
+          <w:rStyle w:val="NormalTok"/>
+        </w:rPr>
+        <w:t xml:space="preserve"> proxy listen </w:t>
+      </w:r>
+      <w:r>
+        <w:rPr>
+          <w:rStyle w:val="DataTypeTok"/>
+        </w:rPr>
+        <w:t xml:space="preserve">\</w:t>
+      </w:r>
+      <w:r>
+        <w:br/>
+      </w:r>
+      <w:r>
+        <w:rPr>
+          <w:rStyle w:val="NormalTok"/>
+        </w:rPr>
+        <w:t xml:space="preserve">  </w:t>
+      </w:r>
+      <w:r>
+        <w:rPr>
+          <w:rStyle w:val="AttributeTok"/>
+        </w:rPr>
+        <w:t xml:space="preserve">--plugin</w:t>
+      </w:r>
+      <w:r>
+        <w:rPr>
+          <w:rStyle w:val="NormalTok"/>
+        </w:rPr>
+        <w:t xml:space="preserve"> sip </w:t>
+      </w:r>
+      <w:r>
+        <w:rPr>
+          <w:rStyle w:val="DataTypeTok"/>
+        </w:rPr>
+        <w:t xml:space="preserve">\</w:t>
+      </w:r>
+      <w:r>
+        <w:br/>
+      </w:r>
+      <w:r>
+        <w:rPr>
+          <w:rStyle w:val="NormalTok"/>
+        </w:rPr>
+        <w:t xml:space="preserve">  </w:t>
+      </w:r>
+      <w:r>
+        <w:rPr>
+          <w:rStyle w:val="AttributeTok"/>
+        </w:rPr>
+        <w:t xml:space="preserve">--target</w:t>
+      </w:r>
+      <w:r>
+        <w:rPr>
+          <w:rStyle w:val="NormalTok"/>
+        </w:rPr>
+        <w:t xml:space="preserve"> pbx.ejemplo.com:5060 </w:t>
+      </w:r>
+      <w:r>
+        <w:rPr>
+          <w:rStyle w:val="DataTypeTok"/>
+        </w:rPr>
+        <w:t xml:space="preserve">\</w:t>
+      </w:r>
+      <w:r>
+        <w:br/>
+      </w:r>
+      <w:r>
+        <w:rPr>
+          <w:rStyle w:val="NormalTok"/>
+        </w:rPr>
+        <w:t xml:space="preserve">  </w:t>
+      </w:r>
+      <w:r>
+        <w:rPr>
+          <w:rStyle w:val="AttributeTok"/>
+        </w:rPr>
+        <w:t xml:space="preserve">--method</w:t>
+      </w:r>
+      <w:r>
+        <w:rPr>
+          <w:rStyle w:val="NormalTok"/>
+        </w:rPr>
+        <w:t xml:space="preserve"> INVITE </w:t>
+      </w:r>
+      <w:r>
+        <w:rPr>
+          <w:rStyle w:val="AttributeTok"/>
+        </w:rPr>
+        <w:t xml:space="preserve">--method</w:t>
+      </w:r>
+      <w:r>
+        <w:rPr>
+          <w:rStyle w:val="NormalTok"/>
+        </w:rPr>
+        <w:t xml:space="preserve"> REGISTER </w:t>
+      </w:r>
+      <w:r>
+        <w:rPr>
+          <w:rStyle w:val="DataTypeTok"/>
+        </w:rPr>
+        <w:t xml:space="preserve">\</w:t>
+      </w:r>
+      <w:r>
+        <w:br/>
+      </w:r>
+      <w:r>
+        <w:rPr>
+          <w:rStyle w:val="NormalTok"/>
+        </w:rPr>
+        <w:t xml:space="preserve">  </w:t>
+      </w:r>
+      <w:r>
+        <w:rPr>
+          <w:rStyle w:val="AttributeTok"/>
+        </w:rPr>
+        <w:t xml:space="preserve">--listen</w:t>
+      </w:r>
+      <w:r>
+        <w:rPr>
+          <w:rStyle w:val="NormalTok"/>
+        </w:rPr>
+        <w:t xml:space="preserve"> 127.0.0.1:5060 </w:t>
+      </w:r>
+      <w:r>
+        <w:rPr>
+          <w:rStyle w:val="DataTypeTok"/>
+        </w:rPr>
+        <w:t xml:space="preserve">\</w:t>
+      </w:r>
+      <w:r>
+        <w:br/>
+      </w:r>
+      <w:r>
+        <w:rPr>
+          <w:rStyle w:val="NormalTok"/>
+        </w:rPr>
+        <w:t xml:space="preserve">  </w:t>
+      </w:r>
+      <w:r>
+        <w:rPr>
+          <w:rStyle w:val="AttributeTok"/>
+        </w:rPr>
+        <w:t xml:space="preserve">--accept-writes</w:t>
+      </w:r>
+      <w:r>
+        <w:rPr>
+          <w:rStyle w:val="NormalTok"/>
+        </w:rPr>
+        <w:t xml:space="preserve"> </w:t>
+      </w:r>
+      <w:r>
+        <w:rPr>
+          <w:rStyle w:val="AttributeTok"/>
+        </w:rPr>
+        <w:t xml:space="preserve">--confirm-target</w:t>
+      </w:r>
+      <w:r>
+        <w:rPr>
+          <w:rStyle w:val="NormalTok"/>
+        </w:rPr>
+        <w:t xml:space="preserve"> pbx.ejemplo.com:5060 </w:t>
+      </w:r>
+      <w:r>
+        <w:rPr>
+          <w:rStyle w:val="DataTypeTok"/>
+        </w:rPr>
+        <w:t xml:space="preserve">\</w:t>
+      </w:r>
+      <w:r>
+        <w:br/>
+      </w:r>
+      <w:r>
+        <w:rPr>
+          <w:rStyle w:val="NormalTok"/>
+        </w:rPr>
+        <w:t xml:space="preserve">  </w:t>
+      </w:r>
+      <w:r>
+        <w:rPr>
+          <w:rStyle w:val="AttributeTok"/>
+        </w:rPr>
+        <w:t xml:space="preserve">--confirm-token</w:t>
+      </w:r>
+      <w:r>
+        <w:rPr>
+          <w:rStyle w:val="NormalTok"/>
+        </w:rPr>
+        <w:t xml:space="preserve"> </w:t>
+      </w:r>
+      <w:r>
+        <w:rPr>
+          <w:rStyle w:val="OperatorTok"/>
+        </w:rPr>
+        <w:t xml:space="preserve">&lt;</w:t>
+      </w:r>
+      <w:r>
+        <w:rPr>
+          <w:rStyle w:val="NormalTok"/>
+        </w:rPr>
+        <w:t xml:space="preserve">hex</w:t>
+      </w:r>
+      <w:r>
+        <w:rPr>
+          <w:rStyle w:val="OperatorTok"/>
+        </w:rPr>
+        <w:t xml:space="preserve">&gt;</w:t>
+      </w:r>
+      <w:r>
+        <w:rPr>
+          <w:rStyle w:val="NormalTok"/>
+        </w:rPr>
+        <w:t xml:space="preserve"> --vault-passphrase-file ~/.elsereno/vault.pp</w:t>
+      </w:r>
+    </w:p>
+    <w:bookmarkEnd w:id="58"/>
+    <w:bookmarkStart w:id="59" w:name="opc-ua-per-nodeid-v1.6"/>
+    <w:p>
+      <w:pPr>
+        <w:pStyle w:val="Heading4"/>
+      </w:pPr>
+      <w:r>
+        <w:t xml:space="preserve">6.5.5 OPC UA per-NodeId (v1.6+)</w:t>
+      </w:r>
+    </w:p>
+    <w:p>
+      <w:pPr>
+        <w:pStyle w:val="FirstParagraph"/>
+      </w:pPr>
+      <w:r>
+        <w:t xml:space="preserve">El gate de OPC UA puede filtrar WriteRequests no sólo por</w:t>
+      </w:r>
+      <w:r>
+        <w:t xml:space="preserve"> </w:t>
+      </w:r>
+      <w:r>
+        <w:t xml:space="preserve">TypeID sino también por NodeId del primer WriteValue:</w:t>
+      </w:r>
+    </w:p>
+    <w:p>
+      <w:pPr>
+        <w:pStyle w:val="SourceCode"/>
+      </w:pPr>
+      <w:r>
+        <w:rPr>
+          <w:rStyle w:val="CommentTok"/>
+        </w:rPr>
+        <w:t xml:space="preserve"># dry-run: permite WriteRequest (673) sólo contra ns=2;i=42</w:t>
+      </w:r>
+      <w:r>
+        <w:br/>
+      </w:r>
+      <w:r>
+        <w:rPr>
+          <w:rStyle w:val="ExtensionTok"/>
+        </w:rPr>
+        <w:t xml:space="preserve">elsereno-offensive</w:t>
+      </w:r>
+      <w:r>
+        <w:rPr>
+          <w:rStyle w:val="NormalTok"/>
+        </w:rPr>
+        <w:t xml:space="preserve"> write opcua dry-run </w:t>
+      </w:r>
+      <w:r>
+        <w:rPr>
+          <w:rStyle w:val="DataTypeTok"/>
+        </w:rPr>
+        <w:t xml:space="preserve">\</w:t>
+      </w:r>
+      <w:r>
+        <w:br/>
+      </w:r>
+      <w:r>
+        <w:rPr>
+          <w:rStyle w:val="NormalTok"/>
+        </w:rPr>
+        <w:t xml:space="preserve">  </w:t>
+      </w:r>
+      <w:r>
+        <w:rPr>
+          <w:rStyle w:val="AttributeTok"/>
+        </w:rPr>
+        <w:t xml:space="preserve">--target</w:t>
+      </w:r>
+      <w:r>
+        <w:rPr>
+          <w:rStyle w:val="NormalTok"/>
+        </w:rPr>
+        <w:t xml:space="preserve"> plc.ejemplo.com:4840 </w:t>
+      </w:r>
+      <w:r>
+        <w:rPr>
+          <w:rStyle w:val="DataTypeTok"/>
+        </w:rPr>
+        <w:t xml:space="preserve">\</w:t>
+      </w:r>
+      <w:r>
+        <w:br/>
+      </w:r>
+      <w:r>
+        <w:rPr>
+          <w:rStyle w:val="NormalTok"/>
+        </w:rPr>
+        <w:t xml:space="preserve">  </w:t>
+      </w:r>
+      <w:r>
+        <w:rPr>
+          <w:rStyle w:val="AttributeTok"/>
+        </w:rPr>
+        <w:t xml:space="preserve">--service</w:t>
+      </w:r>
+      <w:r>
+        <w:rPr>
+          <w:rStyle w:val="NormalTok"/>
+        </w:rPr>
+        <w:t xml:space="preserve"> 673 </w:t>
+      </w:r>
+      <w:r>
+        <w:rPr>
+          <w:rStyle w:val="DataTypeTok"/>
+        </w:rPr>
+        <w:t xml:space="preserve">\</w:t>
+      </w:r>
+      <w:r>
+        <w:br/>
+      </w:r>
+      <w:r>
+        <w:rPr>
+          <w:rStyle w:val="NormalTok"/>
+        </w:rPr>
+        <w:t xml:space="preserve">  </w:t>
+      </w:r>
+      <w:r>
+        <w:rPr>
+          <w:rStyle w:val="AttributeTok"/>
+        </w:rPr>
+        <w:t xml:space="preserve">--node-id</w:t>
+      </w:r>
+      <w:r>
+        <w:rPr>
+          <w:rStyle w:val="NormalTok"/>
+        </w:rPr>
+        <w:t xml:space="preserve"> </w:t>
+      </w:r>
+      <w:r>
+        <w:rPr>
+          <w:rStyle w:val="StringTok"/>
+        </w:rPr>
+        <w:t xml:space="preserve">"ns=2;i=42"</w:t>
+      </w:r>
+      <w:r>
+        <w:rPr>
+          <w:rStyle w:val="NormalTok"/>
+        </w:rPr>
+        <w:t xml:space="preserve"> </w:t>
+      </w:r>
+      <w:r>
+        <w:rPr>
+          <w:rStyle w:val="DataTypeTok"/>
+        </w:rPr>
+        <w:t xml:space="preserve">\</w:t>
+      </w:r>
+      <w:r>
+        <w:br/>
+      </w:r>
+      <w:r>
+        <w:rPr>
+          <w:rStyle w:val="NormalTok"/>
+        </w:rPr>
+        <w:t xml:space="preserve">  </w:t>
+      </w:r>
+      <w:r>
+        <w:rPr>
+          <w:rStyle w:val="AttributeTok"/>
+        </w:rPr>
+        <w:t xml:space="preserve">--vault-passphrase-file</w:t>
+      </w:r>
+      <w:r>
+        <w:rPr>
+          <w:rStyle w:val="NormalTok"/>
+        </w:rPr>
+        <w:t xml:space="preserve"> ~/.elsereno/vault.pp </w:t>
+      </w:r>
+      <w:r>
+        <w:rPr>
+          <w:rStyle w:val="DataTypeTok"/>
+        </w:rPr>
+        <w:t xml:space="preserve">\</w:t>
+      </w:r>
+      <w:r>
+        <w:br/>
+      </w:r>
+      <w:r>
+        <w:rPr>
+          <w:rStyle w:val="NormalTok"/>
+        </w:rPr>
+        <w:t xml:space="preserve">  </w:t>
+      </w:r>
+      <w:r>
+        <w:rPr>
+          <w:rStyle w:val="AttributeTok"/>
+        </w:rPr>
+        <w:t xml:space="preserve">--emit-allow-file</w:t>
+      </w:r>
+      <w:r>
+        <w:rPr>
+          <w:rStyle w:val="NormalTok"/>
+        </w:rPr>
+        <w:t xml:space="preserve"> /etc/elsereno/opcua-gate.yaml</w:t>
+      </w:r>
+      <w:r>
+        <w:br/>
+      </w:r>
+      <w:r>
+        <w:br/>
+      </w:r>
+      <w:r>
+        <w:rPr>
+          <w:rStyle w:val="CommentTok"/>
+        </w:rPr>
+        <w:t xml:space="preserve"># Comportamiento del gate:</w:t>
+      </w:r>
+      <w:r>
+        <w:br/>
+      </w:r>
+      <w:r>
+        <w:rPr>
+          <w:rStyle w:val="CommentTok"/>
+        </w:rPr>
+        <w:t xml:space="preserve">#   WriteRequest contra ns=2;i=42        → PASA</w:t>
+      </w:r>
+      <w:r>
+        <w:br/>
+      </w:r>
+      <w:r>
+        <w:rPr>
+          <w:rStyle w:val="CommentTok"/>
+        </w:rPr>
+        <w:t xml:space="preserve">#   WriteRequest contra ns=2;i=99        → REFUSED (ServiceFault)</w:t>
+      </w:r>
+      <w:r>
+        <w:br/>
+      </w:r>
+      <w:r>
+        <w:rPr>
+          <w:rStyle w:val="CommentTok"/>
+        </w:rPr>
+        <w:t xml:space="preserve">#   WriteRequest con NodeId encoding raro (String/Guid/ByteString)</w:t>
+      </w:r>
+      <w:r>
+        <w:br/>
+      </w:r>
+      <w:r>
+        <w:rPr>
+          <w:rStyle w:val="CommentTok"/>
+        </w:rPr>
+        <w:t xml:space="preserve">#   cuando AllowedNodeIDs está activo    → REFUSED (fail-closed)</w:t>
+      </w:r>
+      <w:r>
+        <w:br/>
+      </w:r>
+      <w:r>
+        <w:rPr>
+          <w:rStyle w:val="CommentTok"/>
+        </w:rPr>
+        <w:t xml:space="preserve">#   ReadRequest contra cualquier NodeId  → PASA siempre (reads no gatean)</w:t>
+      </w:r>
+    </w:p>
+    <w:p>
+      <w:pPr>
+        <w:pStyle w:val="FirstParagraph"/>
+      </w:pPr>
+      <w:r>
+        <w:t xml:space="preserve">Esto es lo que cierra el caso de uso</w:t>
+      </w:r>
+      <w:r>
+        <w:t xml:space="preserve"> </w:t>
+      </w:r>
+      <w:r>
+        <w:t xml:space="preserve">“permitir al HMI escribir</w:t>
+      </w:r>
+      <w:r>
+        <w:t xml:space="preserve"> </w:t>
+      </w:r>
+      <w:r>
+        <w:t xml:space="preserve">sólo a la variable de setpoint durante una ventana de cambio,</w:t>
+      </w:r>
+      <w:r>
+        <w:t xml:space="preserve"> </w:t>
+      </w:r>
+      <w:r>
+        <w:t xml:space="preserve">pero no a la señal de presión”</w:t>
+      </w:r>
+      <w:r>
+        <w:t xml:space="preserve">.</w:t>
+      </w:r>
+    </w:p>
+    <w:bookmarkEnd w:id="59"/>
+    <w:bookmarkEnd w:id="60"/>
+    <w:bookmarkStart w:id="61" w:name="sandbox-seccomp-bpf-linux"/>
     <w:p>
       <w:pPr>
         <w:pStyle w:val="Heading3"/>
@@ -8917,9 +12539,9 @@
         </w:pict>
       </w:r>
     </w:p>
-    <w:bookmarkEnd w:id="48"/>
-    <w:bookmarkEnd w:id="49"/>
-    <w:bookmarkStart w:id="55" w:name="X041fbee2e8f285cc0b7041a11dc0d7d247dc488"/>
+    <w:bookmarkEnd w:id="61"/>
+    <w:bookmarkEnd w:id="62"/>
+    <w:bookmarkStart w:id="68" w:name="X041fbee2e8f285cc0b7041a11dc0d7d247dc488"/>
     <w:p>
       <w:pPr>
         <w:pStyle w:val="Heading2"/>
@@ -8936,7 +12558,7 @@
         <w:t xml:space="preserve">El red team corre ElSereno contra tu red; qué deja en logs:</w:t>
       </w:r>
     </w:p>
-    <w:bookmarkStart w:id="50" w:name="Xf2d6836e9061b03645f09edf91d1e31f0f400d2"/>
+    <w:bookmarkStart w:id="63" w:name="Xf2d6836e9061b03645f09edf91d1e31f0f400d2"/>
     <w:p>
       <w:pPr>
         <w:pStyle w:val="Heading3"/>
@@ -9038,8 +12660,8 @@
         <w:t xml:space="preserve">  sid:1000001; rev:1;)</w:t>
       </w:r>
     </w:p>
-    <w:bookmarkEnd w:id="50"/>
-    <w:bookmarkStart w:id="51" w:name="firma-a-nivel-opc-ua-hel"/>
+    <w:bookmarkEnd w:id="63"/>
+    <w:bookmarkStart w:id="64" w:name="firma-a-nivel-opc-ua-hel"/>
     <w:p>
       <w:pPr>
         <w:pStyle w:val="Heading3"/>
@@ -9132,8 +12754,8 @@
         <w:t xml:space="preserve">}</w:t>
       </w:r>
     </w:p>
-    <w:bookmarkEnd w:id="51"/>
-    <w:bookmarkStart w:id="52" w:name="firma-a-nivel-veeder-root"/>
+    <w:bookmarkEnd w:id="64"/>
+    <w:bookmarkStart w:id="65" w:name="firma-a-nivel-veeder-root"/>
     <w:p>
       <w:pPr>
         <w:pStyle w:val="Heading3"/>
@@ -9162,8 +12784,8 @@
         <w:t xml:space="preserve">response: envuelve líneas con tankID, inventory, alarm codes</w:t>
       </w:r>
     </w:p>
-    <w:bookmarkEnd w:id="52"/>
-    <w:bookmarkStart w:id="53" w:name="signaling-de-writes-hostiles"/>
+    <w:bookmarkEnd w:id="65"/>
+    <w:bookmarkStart w:id="66" w:name="signaling-de-writes-hostiles"/>
     <w:p>
       <w:pPr>
         <w:pStyle w:val="Heading3"/>
@@ -9239,8 +12861,8 @@
         <w:t xml:space="preserve">IEC-104 I-frame con ASDU type 45-51 → alerta.</w:t>
       </w:r>
     </w:p>
-    <w:bookmarkEnd w:id="53"/>
-    <w:bookmarkStart w:id="54" w:name="dashboard-como-receptor-de-detection"/>
+    <w:bookmarkEnd w:id="66"/>
+    <w:bookmarkStart w:id="67" w:name="dashboard-como-receptor-de-detection"/>
     <w:p>
       <w:pPr>
         <w:pStyle w:val="Heading3"/>
@@ -9356,9 +12978,9 @@
         </w:pict>
       </w:r>
     </w:p>
-    <w:bookmarkEnd w:id="54"/>
-    <w:bookmarkEnd w:id="55"/>
-    <w:bookmarkStart w:id="56" w:name="backup-restauración"/>
+    <w:bookmarkEnd w:id="67"/>
+    <w:bookmarkEnd w:id="68"/>
+    <w:bookmarkStart w:id="69" w:name="backup-restauración"/>
     <w:p>
       <w:pPr>
         <w:pStyle w:val="Heading2"/>
@@ -9523,8 +13145,8 @@
         </w:pict>
       </w:r>
     </w:p>
-    <w:bookmarkEnd w:id="56"/>
-    <w:bookmarkStart w:id="57" w:name="arquitectura-birds-eye"/>
+    <w:bookmarkEnd w:id="69"/>
+    <w:bookmarkStart w:id="70" w:name="arquitectura-birds-eye"/>
     <w:p>
       <w:pPr>
         <w:pStyle w:val="Heading2"/>
@@ -9830,8 +13452,8 @@
         </w:pict>
       </w:r>
     </w:p>
-    <w:bookmarkEnd w:id="57"/>
-    <w:bookmarkStart w:id="63" w:name="troubleshooting-frecuente"/>
+    <w:bookmarkEnd w:id="70"/>
+    <w:bookmarkStart w:id="76" w:name="troubleshooting-frecuente"/>
     <w:p>
       <w:pPr>
         <w:pStyle w:val="Heading2"/>
@@ -9840,7 +13462,7 @@
         <w:t xml:space="preserve">10. Troubleshooting frecuente</w:t>
       </w:r>
     </w:p>
-    <w:bookmarkStart w:id="58" w:name="vault-bad-passphrase"/>
+    <w:bookmarkStart w:id="71" w:name="vault-bad-passphrase"/>
     <w:p>
       <w:pPr>
         <w:pStyle w:val="Heading3"/>
@@ -9893,8 +13515,8 @@
         <w:t xml:space="preserve">credenciales desde backup cifrado.</w:t>
       </w:r>
     </w:p>
-    <w:bookmarkEnd w:id="58"/>
-    <w:bookmarkStart w:id="59" w:name="serve-csrf-key-hkdf-failed"/>
+    <w:bookmarkEnd w:id="71"/>
+    <w:bookmarkStart w:id="72" w:name="serve-csrf-key-hkdf-failed"/>
     <w:p>
       <w:pPr>
         <w:pStyle w:val="Heading3"/>
@@ -9935,8 +13557,8 @@
         <w:t xml:space="preserve">antes.</w:t>
       </w:r>
     </w:p>
-    <w:bookmarkEnd w:id="59"/>
-    <w:bookmarkStart w:id="60" w:name="dashboard-sin-estilos"/>
+    <w:bookmarkEnd w:id="72"/>
+    <w:bookmarkStart w:id="73" w:name="dashboard-sin-estilos"/>
     <w:p>
       <w:pPr>
         <w:pStyle w:val="Heading3"/>
@@ -9992,8 +13614,8 @@
         <w:t xml:space="preserve">está cableado. Si ves esto, tu binario es viejo — actualiza.</w:t>
       </w:r>
     </w:p>
-    <w:bookmarkEnd w:id="60"/>
-    <w:bookmarkStart w:id="61" w:name="readyz-devuelve-503"/>
+    <w:bookmarkEnd w:id="73"/>
+    <w:bookmarkStart w:id="74" w:name="readyz-devuelve-503"/>
     <w:p>
       <w:pPr>
         <w:pStyle w:val="Heading3"/>
@@ -10061,8 +13683,8 @@
         <w:t xml:space="preserve">si quieres correr sin DB.</w:t>
       </w:r>
     </w:p>
-    <w:bookmarkEnd w:id="61"/>
-    <w:bookmarkStart w:id="62" w:name="audit-errchainbroken"/>
+    <w:bookmarkEnd w:id="74"/>
+    <w:bookmarkStart w:id="75" w:name="audit-errchainbroken"/>
     <w:p>
       <w:pPr>
         <w:pStyle w:val="Heading3"/>
@@ -10167,9 +13789,9 @@
         </w:pict>
       </w:r>
     </w:p>
-    <w:bookmarkEnd w:id="62"/>
-    <w:bookmarkEnd w:id="63"/>
-    <w:bookmarkStart w:id="64" w:name="enlaces"/>
+    <w:bookmarkEnd w:id="75"/>
+    <w:bookmarkEnd w:id="76"/>
+    <w:bookmarkStart w:id="77" w:name="enlaces"/>
     <w:p>
       <w:pPr>
         <w:pStyle w:val="Heading2"/>
@@ -10257,8 +13879,8 @@
         </w:pict>
       </w:r>
     </w:p>
-    <w:bookmarkEnd w:id="64"/>
-    <w:bookmarkEnd w:id="65"/>
+    <w:bookmarkEnd w:id="77"/>
+    <w:bookmarkEnd w:id="78"/>
     <w:sectPr>
       <w:footnotePr>
         <w:numRestart w:val="eachSect"/>
@@ -10498,7 +14120,7 @@
         <w:rFonts w:asciiTheme="minorHAnsi" w:cstheme="minorBidi" w:eastAsiaTheme="minorEastAsia" w:hAnsiTheme="minorHAnsi"/>
         <w:sz w:val="24"/>
         <w:szCs w:val="24"/>
-        <w:lang w:bidi="ar-SA" w:eastAsia="zh-CN" w:val="es"/>
+        <w:lang w:bidi="ar-SA" w:eastAsia="zh-CN" w:val="en-US"/>
       </w:rPr>
     </w:rPrDefault>
     <w:pPrDefault>

--- a/docs/manual/elsereno-manual.docx
+++ b/docs/manual/elsereno-manual.docx
@@ -28,7 +28,7 @@
         </w:p>
       </w:sdtContent>
     </w:sdt>
-    <w:bookmarkStart w:id="78" w:name="elsereno-manual-de-casos-de-uso"/>
+    <w:bookmarkStart w:id="80" w:name="elsereno-manual-de-casos-de-uso"/>
     <w:p>
       <w:pPr>
         <w:pStyle w:val="Heading1"/>
@@ -3037,7 +3037,7 @@
     <w:bookmarkEnd w:id="17"/>
     <w:bookmarkEnd w:id="18"/>
     <w:bookmarkEnd w:id="19"/>
-    <w:bookmarkStart w:id="30" w:name="descubrimiento-defensive-build-default"/>
+    <w:bookmarkStart w:id="29" w:name="descubrimiento-defensive-build-default"/>
     <w:p>
       <w:pPr>
         <w:pStyle w:val="Heading2"/>
@@ -3046,7 +3046,7 @@
         <w:t xml:space="preserve">2. Descubrimiento (defensive, build default)</w:t>
       </w:r>
     </w:p>
-    <w:bookmarkStart w:id="28" w:name="X1ee034aca0c177c861d9744cbf39ceb35860c0d"/>
+    <w:bookmarkStart w:id="27" w:name="X1ee034aca0c177c861d9744cbf39ceb35860c0d"/>
     <w:p>
       <w:pPr>
         <w:pStyle w:val="Heading3"/>
@@ -3480,13 +3480,13 @@
       </w:r>
     </w:p>
     <w:bookmarkEnd w:id="21"/>
-    <w:bookmarkStart w:id="22" w:name="inputs-desde-fofa-v1.8"/>
+    <w:bookmarkStart w:id="22" w:name="Xe29c940adda284f9a09ccf9b2a70df500e95e19"/>
     <w:p>
       <w:pPr>
         <w:pStyle w:val="Heading4"/>
       </w:pPr>
       <w:r>
-        <w:t xml:space="preserve">2.1.3 Inputs desde FOFA (v1.8+)</w:t>
+        <w:t xml:space="preserve">2.1.3 Inputs desde FOFA / ZoomEye / ONYPHE (v1.8 + v1.9)</w:t>
       </w:r>
     </w:p>
     <w:p>
@@ -3494,19 +3494,13 @@
         <w:pStyle w:val="FirstParagraph"/>
       </w:pPr>
       <w:r>
-        <w:t xml:space="preserve">FOFA (fofa.info) es un alternativo popular con mejor cobertura</w:t>
-      </w:r>
-      <w:r>
-        <w:t xml:space="preserve"> </w:t>
-      </w:r>
-      <w:r>
-        <w:t xml:space="preserve">APAC para equipos ICS / PBX legacy. Auth: email + API key (ambos</w:t>
-      </w:r>
-      <w:r>
-        <w:t xml:space="preserve"> </w:t>
-      </w:r>
-      <w:r>
-        <w:t xml:space="preserve">en</w:t>
+        <w:t xml:space="preserve">Tres proveedores alternativos a Shodan/Censys, todos wired al</w:t>
+      </w:r>
+      <w:r>
+        <w:t xml:space="preserve"> </w:t>
+      </w:r>
+      <w:r>
+        <w:t xml:space="preserve">CLI desde v1.9 con</w:t>
       </w:r>
       <w:r>
         <w:t xml:space="preserve"> </w:t>
@@ -3515,10 +3509,25 @@
         <w:rPr>
           <w:rStyle w:val="VerbatimChar"/>
         </w:rPr>
-        <w:t xml:space="preserve">qbase64</w:t>
-      </w:r>
-      <w:r>
-        <w:t xml:space="preserve">-encoded query string).</w:t>
+        <w:t xml:space="preserve">--input &lt;provider&gt;:&lt;query&gt;</w:t>
+      </w:r>
+      <w:r>
+        <w:t xml:space="preserve"> </w:t>
+      </w:r>
+      <w:r>
+        <w:t xml:space="preserve">+</w:t>
+      </w:r>
+      <w:r>
+        <w:t xml:space="preserve"> </w:t>
+      </w:r>
+      <w:r>
+        <w:rPr>
+          <w:rStyle w:val="VerbatimChar"/>
+        </w:rPr>
+        <w:t xml:space="preserve">--api-creds-file &lt;path&gt;</w:t>
+      </w:r>
+      <w:r>
+        <w:t xml:space="preserve">:</w:t>
       </w:r>
     </w:p>
     <w:p>
@@ -3529,15 +3538,670 @@
         <w:rPr>
           <w:rStyle w:val="CommentTok"/>
         </w:rPr>
-        <w:t xml:space="preserve">// Uso programático con el cliente internal/inputs/fofa:</w:t>
-      </w:r>
-      <w:r>
-        <w:br/>
+        <w:t xml:space="preserve"># ejemplo FOFA (fofa.info) — fuerte cobertura APAC</w:t>
+      </w:r>
+      <w:r>
+        <w:br/>
+      </w:r>
+      <w:r>
+        <w:rPr>
+          <w:rStyle w:val="ExtensionTok"/>
+        </w:rPr>
+        <w:t xml:space="preserve">elsereno</w:t>
+      </w:r>
+      <w:r>
+        <w:rPr>
+          <w:rStyle w:val="NormalTok"/>
+        </w:rPr>
+        <w:t xml:space="preserve"> scan </w:t>
+      </w:r>
+      <w:r>
+        <w:rPr>
+          <w:rStyle w:val="DataTypeTok"/>
+        </w:rPr>
+        <w:t xml:space="preserve">\</w:t>
+      </w:r>
+      <w:r>
+        <w:br/>
+      </w:r>
+      <w:r>
+        <w:rPr>
+          <w:rStyle w:val="NormalTok"/>
+        </w:rPr>
+        <w:t xml:space="preserve">  </w:t>
+      </w:r>
+      <w:r>
+        <w:rPr>
+          <w:rStyle w:val="AttributeTok"/>
+        </w:rPr>
+        <w:t xml:space="preserve">--input</w:t>
+      </w:r>
+      <w:r>
+        <w:rPr>
+          <w:rStyle w:val="NormalTok"/>
+        </w:rPr>
+        <w:t xml:space="preserve"> fofa:</w:t>
+      </w:r>
+      <w:r>
+        <w:rPr>
+          <w:rStyle w:val="StringTok"/>
+        </w:rPr>
+        <w:t xml:space="preserve">'protocol="iax2" &amp;&amp; country="ES"'</w:t>
+      </w:r>
+      <w:r>
+        <w:rPr>
+          <w:rStyle w:val="NormalTok"/>
+        </w:rPr>
+        <w:t xml:space="preserve"> </w:t>
+      </w:r>
+      <w:r>
+        <w:rPr>
+          <w:rStyle w:val="DataTypeTok"/>
+        </w:rPr>
+        <w:t xml:space="preserve">\</w:t>
+      </w:r>
+      <w:r>
+        <w:br/>
+      </w:r>
+      <w:r>
+        <w:rPr>
+          <w:rStyle w:val="NormalTok"/>
+        </w:rPr>
+        <w:t xml:space="preserve">  </w:t>
+      </w:r>
+      <w:r>
+        <w:rPr>
+          <w:rStyle w:val="AttributeTok"/>
+        </w:rPr>
+        <w:t xml:space="preserve">--api-creds-file</w:t>
+      </w:r>
+      <w:r>
+        <w:rPr>
+          <w:rStyle w:val="NormalTok"/>
+        </w:rPr>
+        <w:t xml:space="preserve"> ~/.elsereno/api-creds.yaml </w:t>
+      </w:r>
+      <w:r>
+        <w:rPr>
+          <w:rStyle w:val="DataTypeTok"/>
+        </w:rPr>
+        <w:t xml:space="preserve">\</w:t>
+      </w:r>
+      <w:r>
+        <w:br/>
+      </w:r>
+      <w:r>
+        <w:rPr>
+          <w:rStyle w:val="NormalTok"/>
+        </w:rPr>
+        <w:t xml:space="preserve">  </w:t>
+      </w:r>
+      <w:r>
+        <w:rPr>
+          <w:rStyle w:val="AttributeTok"/>
+        </w:rPr>
+        <w:t xml:space="preserve">--output-format</w:t>
+      </w:r>
+      <w:r>
+        <w:rPr>
+          <w:rStyle w:val="NormalTok"/>
+        </w:rPr>
+        <w:t xml:space="preserve"> ndjson </w:t>
+      </w:r>
+      <w:r>
+        <w:rPr>
+          <w:rStyle w:val="AttributeTok"/>
+        </w:rPr>
+        <w:t xml:space="preserve">--output</w:t>
+      </w:r>
+      <w:r>
+        <w:rPr>
+          <w:rStyle w:val="NormalTok"/>
+        </w:rPr>
+        <w:t xml:space="preserve"> findings.ndjson</w:t>
+      </w:r>
+      <w:r>
+        <w:br/>
+      </w:r>
+      <w:r>
+        <w:br/>
+      </w:r>
+      <w:r>
+        <w:rPr>
+          <w:rStyle w:val="CommentTok"/>
+        </w:rPr>
+        <w:t xml:space="preserve"># ejemplo ZoomEye (zoomeye.org) — API-KEY header auth</w:t>
+      </w:r>
+      <w:r>
+        <w:br/>
+      </w:r>
+      <w:r>
+        <w:rPr>
+          <w:rStyle w:val="ExtensionTok"/>
+        </w:rPr>
+        <w:t xml:space="preserve">elsereno</w:t>
+      </w:r>
+      <w:r>
+        <w:rPr>
+          <w:rStyle w:val="NormalTok"/>
+        </w:rPr>
+        <w:t xml:space="preserve"> scan </w:t>
+      </w:r>
+      <w:r>
+        <w:rPr>
+          <w:rStyle w:val="DataTypeTok"/>
+        </w:rPr>
+        <w:t xml:space="preserve">\</w:t>
+      </w:r>
+      <w:r>
+        <w:br/>
+      </w:r>
+      <w:r>
+        <w:rPr>
+          <w:rStyle w:val="NormalTok"/>
+        </w:rPr>
+        <w:t xml:space="preserve">  </w:t>
+      </w:r>
+      <w:r>
+        <w:rPr>
+          <w:rStyle w:val="AttributeTok"/>
+        </w:rPr>
+        <w:t xml:space="preserve">--input</w:t>
+      </w:r>
+      <w:r>
+        <w:rPr>
+          <w:rStyle w:val="NormalTok"/>
+        </w:rPr>
+        <w:t xml:space="preserve"> zoomeye:</w:t>
+      </w:r>
+      <w:r>
+        <w:rPr>
+          <w:rStyle w:val="StringTok"/>
+        </w:rPr>
+        <w:t xml:space="preserve">'app:"Asterisk"'</w:t>
+      </w:r>
+      <w:r>
+        <w:rPr>
+          <w:rStyle w:val="NormalTok"/>
+        </w:rPr>
+        <w:t xml:space="preserve"> </w:t>
+      </w:r>
+      <w:r>
+        <w:rPr>
+          <w:rStyle w:val="DataTypeTok"/>
+        </w:rPr>
+        <w:t xml:space="preserve">\</w:t>
+      </w:r>
+      <w:r>
+        <w:br/>
+      </w:r>
+      <w:r>
+        <w:rPr>
+          <w:rStyle w:val="NormalTok"/>
+        </w:rPr>
+        <w:t xml:space="preserve">  </w:t>
+      </w:r>
+      <w:r>
+        <w:rPr>
+          <w:rStyle w:val="AttributeTok"/>
+        </w:rPr>
+        <w:t xml:space="preserve">--api-creds-file</w:t>
+      </w:r>
+      <w:r>
+        <w:rPr>
+          <w:rStyle w:val="NormalTok"/>
+        </w:rPr>
+        <w:t xml:space="preserve"> ~/.elsereno/api-creds.yaml</w:t>
+      </w:r>
+      <w:r>
+        <w:br/>
+      </w:r>
+      <w:r>
+        <w:br/>
+      </w:r>
+      <w:r>
+        <w:rPr>
+          <w:rStyle w:val="CommentTok"/>
+        </w:rPr>
+        <w:t xml:space="preserve"># ejemplo ONYPHE (onyphe.io) — OQL query syntax, v1.9+</w:t>
+      </w:r>
+      <w:r>
+        <w:br/>
+      </w:r>
+      <w:r>
+        <w:rPr>
+          <w:rStyle w:val="ExtensionTok"/>
+        </w:rPr>
+        <w:t xml:space="preserve">elsereno</w:t>
+      </w:r>
+      <w:r>
+        <w:rPr>
+          <w:rStyle w:val="NormalTok"/>
+        </w:rPr>
+        <w:t xml:space="preserve"> scan </w:t>
+      </w:r>
+      <w:r>
+        <w:rPr>
+          <w:rStyle w:val="DataTypeTok"/>
+        </w:rPr>
+        <w:t xml:space="preserve">\</w:t>
+      </w:r>
+      <w:r>
+        <w:br/>
+      </w:r>
+      <w:r>
+        <w:rPr>
+          <w:rStyle w:val="NormalTok"/>
+        </w:rPr>
+        <w:t xml:space="preserve">  </w:t>
+      </w:r>
+      <w:r>
+        <w:rPr>
+          <w:rStyle w:val="AttributeTok"/>
+        </w:rPr>
+        <w:t xml:space="preserve">--input</w:t>
+      </w:r>
+      <w:r>
+        <w:rPr>
+          <w:rStyle w:val="NormalTok"/>
+        </w:rPr>
+        <w:t xml:space="preserve"> onyphe:</w:t>
+      </w:r>
+      <w:r>
+        <w:rPr>
+          <w:rStyle w:val="StringTok"/>
+        </w:rPr>
+        <w:t xml:space="preserve">'category:datascan product:freepbx'</w:t>
+      </w:r>
+      <w:r>
+        <w:rPr>
+          <w:rStyle w:val="NormalTok"/>
+        </w:rPr>
+        <w:t xml:space="preserve"> </w:t>
+      </w:r>
+      <w:r>
+        <w:rPr>
+          <w:rStyle w:val="DataTypeTok"/>
+        </w:rPr>
+        <w:t xml:space="preserve">\</w:t>
+      </w:r>
+      <w:r>
+        <w:br/>
+      </w:r>
+      <w:r>
+        <w:rPr>
+          <w:rStyle w:val="NormalTok"/>
+        </w:rPr>
+        <w:t xml:space="preserve">  </w:t>
+      </w:r>
+      <w:r>
+        <w:rPr>
+          <w:rStyle w:val="AttributeTok"/>
+        </w:rPr>
+        <w:t xml:space="preserve">--api-creds-file</w:t>
+      </w:r>
+      <w:r>
+        <w:rPr>
+          <w:rStyle w:val="NormalTok"/>
+        </w:rPr>
+        <w:t xml:space="preserve"> ~/.elsereno/api-creds.yaml</w:t>
+      </w:r>
+    </w:p>
+    <w:p>
+      <w:pPr>
+        <w:pStyle w:val="FirstParagraph"/>
+      </w:pPr>
+      <w:r>
+        <w:t xml:space="preserve">El fichero</w:t>
+      </w:r>
+      <w:r>
+        <w:t xml:space="preserve"> </w:t>
+      </w:r>
+      <w:r>
+        <w:rPr>
+          <w:rStyle w:val="VerbatimChar"/>
+        </w:rPr>
+        <w:t xml:space="preserve">~/.elsereno/api-creds.yaml</w:t>
+      </w:r>
+      <w:r>
+        <w:t xml:space="preserve"> </w:t>
+      </w:r>
+      <w:r>
+        <w:t xml:space="preserve">(obligatorio 0600):</w:t>
+      </w:r>
+    </w:p>
+    <w:p>
+      <w:pPr>
+        <w:pStyle w:val="SourceCode"/>
+      </w:pPr>
+      <w:r>
+        <w:rPr>
+          <w:rStyle w:val="FunctionTok"/>
+        </w:rPr>
+        <w:t xml:space="preserve">shodan</w:t>
       </w:r>
       <w:r>
         <w:rPr>
           <w:rStyle w:val="KeywordTok"/>
         </w:rPr>
+        <w:t xml:space="preserve">:</w:t>
+      </w:r>
+      <w:r>
+        <w:br/>
+      </w:r>
+      <w:r>
+        <w:rPr>
+          <w:rStyle w:val="AttributeTok"/>
+        </w:rPr>
+        <w:t xml:space="preserve">  </w:t>
+      </w:r>
+      <w:r>
+        <w:rPr>
+          <w:rStyle w:val="FunctionTok"/>
+        </w:rPr>
+        <w:t xml:space="preserve">key</w:t>
+      </w:r>
+      <w:r>
+        <w:rPr>
+          <w:rStyle w:val="KeywordTok"/>
+        </w:rPr>
+        <w:t xml:space="preserve">:</w:t>
+      </w:r>
+      <w:r>
+        <w:rPr>
+          <w:rStyle w:val="AttributeTok"/>
+        </w:rPr>
+        <w:t xml:space="preserve"> &lt;shodan-api-key&gt;</w:t>
+      </w:r>
+      <w:r>
+        <w:br/>
+      </w:r>
+      <w:r>
+        <w:rPr>
+          <w:rStyle w:val="FunctionTok"/>
+        </w:rPr>
+        <w:t xml:space="preserve">censys</w:t>
+      </w:r>
+      <w:r>
+        <w:rPr>
+          <w:rStyle w:val="KeywordTok"/>
+        </w:rPr>
+        <w:t xml:space="preserve">:</w:t>
+      </w:r>
+      <w:r>
+        <w:br/>
+      </w:r>
+      <w:r>
+        <w:rPr>
+          <w:rStyle w:val="AttributeTok"/>
+        </w:rPr>
+        <w:t xml:space="preserve">  </w:t>
+      </w:r>
+      <w:r>
+        <w:rPr>
+          <w:rStyle w:val="FunctionTok"/>
+        </w:rPr>
+        <w:t xml:space="preserve">id</w:t>
+      </w:r>
+      <w:r>
+        <w:rPr>
+          <w:rStyle w:val="KeywordTok"/>
+        </w:rPr>
+        <w:t xml:space="preserve">:</w:t>
+      </w:r>
+      <w:r>
+        <w:rPr>
+          <w:rStyle w:val="AttributeTok"/>
+        </w:rPr>
+        <w:t xml:space="preserve"> &lt;censys-api-id&gt;</w:t>
+      </w:r>
+      <w:r>
+        <w:br/>
+      </w:r>
+      <w:r>
+        <w:rPr>
+          <w:rStyle w:val="AttributeTok"/>
+        </w:rPr>
+        <w:t xml:space="preserve">  </w:t>
+      </w:r>
+      <w:r>
+        <w:rPr>
+          <w:rStyle w:val="FunctionTok"/>
+        </w:rPr>
+        <w:t xml:space="preserve">secret</w:t>
+      </w:r>
+      <w:r>
+        <w:rPr>
+          <w:rStyle w:val="KeywordTok"/>
+        </w:rPr>
+        <w:t xml:space="preserve">:</w:t>
+      </w:r>
+      <w:r>
+        <w:rPr>
+          <w:rStyle w:val="AttributeTok"/>
+        </w:rPr>
+        <w:t xml:space="preserve"> &lt;censys-api-secret&gt;</w:t>
+      </w:r>
+      <w:r>
+        <w:br/>
+      </w:r>
+      <w:r>
+        <w:rPr>
+          <w:rStyle w:val="FunctionTok"/>
+        </w:rPr>
+        <w:t xml:space="preserve">fofa</w:t>
+      </w:r>
+      <w:r>
+        <w:rPr>
+          <w:rStyle w:val="KeywordTok"/>
+        </w:rPr>
+        <w:t xml:space="preserve">:</w:t>
+      </w:r>
+      <w:r>
+        <w:br/>
+      </w:r>
+      <w:r>
+        <w:rPr>
+          <w:rStyle w:val="AttributeTok"/>
+        </w:rPr>
+        <w:t xml:space="preserve">  </w:t>
+      </w:r>
+      <w:r>
+        <w:rPr>
+          <w:rStyle w:val="FunctionTok"/>
+        </w:rPr>
+        <w:t xml:space="preserve">email</w:t>
+      </w:r>
+      <w:r>
+        <w:rPr>
+          <w:rStyle w:val="KeywordTok"/>
+        </w:rPr>
+        <w:t xml:space="preserve">:</w:t>
+      </w:r>
+      <w:r>
+        <w:rPr>
+          <w:rStyle w:val="AttributeTok"/>
+        </w:rPr>
+        <w:t xml:space="preserve"> &lt;fofa-email&gt;</w:t>
+      </w:r>
+      <w:r>
+        <w:br/>
+      </w:r>
+      <w:r>
+        <w:rPr>
+          <w:rStyle w:val="AttributeTok"/>
+        </w:rPr>
+        <w:t xml:space="preserve">  </w:t>
+      </w:r>
+      <w:r>
+        <w:rPr>
+          <w:rStyle w:val="FunctionTok"/>
+        </w:rPr>
+        <w:t xml:space="preserve">key</w:t>
+      </w:r>
+      <w:r>
+        <w:rPr>
+          <w:rStyle w:val="KeywordTok"/>
+        </w:rPr>
+        <w:t xml:space="preserve">:</w:t>
+      </w:r>
+      <w:r>
+        <w:rPr>
+          <w:rStyle w:val="AttributeTok"/>
+        </w:rPr>
+        <w:t xml:space="preserve"> &lt;fofa-api-key&gt;</w:t>
+      </w:r>
+      <w:r>
+        <w:br/>
+      </w:r>
+      <w:r>
+        <w:rPr>
+          <w:rStyle w:val="FunctionTok"/>
+        </w:rPr>
+        <w:t xml:space="preserve">zoomeye</w:t>
+      </w:r>
+      <w:r>
+        <w:rPr>
+          <w:rStyle w:val="KeywordTok"/>
+        </w:rPr>
+        <w:t xml:space="preserve">:</w:t>
+      </w:r>
+      <w:r>
+        <w:br/>
+      </w:r>
+      <w:r>
+        <w:rPr>
+          <w:rStyle w:val="AttributeTok"/>
+        </w:rPr>
+        <w:t xml:space="preserve">  </w:t>
+      </w:r>
+      <w:r>
+        <w:rPr>
+          <w:rStyle w:val="FunctionTok"/>
+        </w:rPr>
+        <w:t xml:space="preserve">key</w:t>
+      </w:r>
+      <w:r>
+        <w:rPr>
+          <w:rStyle w:val="KeywordTok"/>
+        </w:rPr>
+        <w:t xml:space="preserve">:</w:t>
+      </w:r>
+      <w:r>
+        <w:rPr>
+          <w:rStyle w:val="AttributeTok"/>
+        </w:rPr>
+        <w:t xml:space="preserve"> &lt;zoomeye-api-key&gt;</w:t>
+      </w:r>
+      <w:r>
+        <w:br/>
+      </w:r>
+      <w:r>
+        <w:rPr>
+          <w:rStyle w:val="FunctionTok"/>
+        </w:rPr>
+        <w:t xml:space="preserve">onyphe</w:t>
+      </w:r>
+      <w:r>
+        <w:rPr>
+          <w:rStyle w:val="KeywordTok"/>
+        </w:rPr>
+        <w:t xml:space="preserve">:</w:t>
+      </w:r>
+      <w:r>
+        <w:br/>
+      </w:r>
+      <w:r>
+        <w:rPr>
+          <w:rStyle w:val="AttributeTok"/>
+        </w:rPr>
+        <w:t xml:space="preserve">  </w:t>
+      </w:r>
+      <w:r>
+        <w:rPr>
+          <w:rStyle w:val="FunctionTok"/>
+        </w:rPr>
+        <w:t xml:space="preserve">key</w:t>
+      </w:r>
+      <w:r>
+        <w:rPr>
+          <w:rStyle w:val="KeywordTok"/>
+        </w:rPr>
+        <w:t xml:space="preserve">:</w:t>
+      </w:r>
+      <w:r>
+        <w:rPr>
+          <w:rStyle w:val="AttributeTok"/>
+        </w:rPr>
+        <w:t xml:space="preserve"> &lt;onyphe-api-key&gt;</w:t>
+      </w:r>
+    </w:p>
+    <w:p>
+      <w:pPr>
+        <w:pStyle w:val="FirstParagraph"/>
+      </w:pPr>
+      <w:r>
+        <w:t xml:space="preserve">El loader enforce 0600 al leer (cualquier fichero con bits de</w:t>
+      </w:r>
+      <w:r>
+        <w:t xml:space="preserve"> </w:t>
+      </w:r>
+      <w:r>
+        <w:t xml:space="preserve">grupo / mundo se rechaza con</w:t>
+      </w:r>
+      <w:r>
+        <w:t xml:space="preserve"> </w:t>
+      </w:r>
+      <w:r>
+        <w:rPr>
+          <w:rStyle w:val="VerbatimChar"/>
+        </w:rPr>
+        <w:t xml:space="preserve">chmod 600 &lt;path&gt;</w:t>
+      </w:r>
+      <w:r>
+        <w:t xml:space="preserve"> </w:t>
+      </w:r>
+      <w:r>
+        <w:t xml:space="preserve">de sugerencia)</w:t>
+      </w:r>
+      <w:r>
+        <w:t xml:space="preserve"> </w:t>
+      </w:r>
+      <w:r>
+        <w:t xml:space="preserve">y</w:t>
+      </w:r>
+      <w:r>
+        <w:t xml:space="preserve"> </w:t>
+      </w:r>
+      <w:r>
+        <w:rPr>
+          <w:rStyle w:val="VerbatimChar"/>
+        </w:rPr>
+        <w:t xml:space="preserve">KnownFields(true)</w:t>
+      </w:r>
+      <w:r>
+        <w:t xml:space="preserve"> </w:t>
+      </w:r>
+      <w:r>
+        <w:t xml:space="preserve">rechaza typos en las claves al parse.</w:t>
+      </w:r>
+    </w:p>
+    <w:p>
+      <w:pPr>
+        <w:pStyle w:val="BodyText"/>
+      </w:pPr>
+      <w:r>
+        <w:t xml:space="preserve">Para uso programático (librería Go, sin CLI):</w:t>
+      </w:r>
+    </w:p>
+    <w:p>
+      <w:pPr>
+        <w:pStyle w:val="SourceCode"/>
+      </w:pPr>
+      <w:r>
+        <w:rPr>
+          <w:rStyle w:val="KeywordTok"/>
+        </w:rPr>
         <w:t xml:space="preserve">import</w:t>
       </w:r>
       <w:r>
@@ -3775,72 +4439,14 @@
         <w:t xml:space="preserve">// targets[] es []core.Target → pipeable al scanner via stdin</w:t>
       </w:r>
     </w:p>
-    <w:p>
-      <w:pPr>
-        <w:pStyle w:val="FirstParagraph"/>
-      </w:pPr>
-      <w:r>
-        <w:t xml:space="preserve">CLI wire-up directo (</w:t>
-      </w:r>
-      <w:r>
-        <w:rPr>
-          <w:rStyle w:val="VerbatimChar"/>
-        </w:rPr>
-        <w:t xml:space="preserve">--input fofa:&lt;query&gt;</w:t>
-      </w:r>
-      <w:r>
-        <w:t xml:space="preserve">) está en v1.9</w:t>
-      </w:r>
-      <w:r>
-        <w:t xml:space="preserve"> </w:t>
-      </w:r>
-      <w:r>
-        <w:t xml:space="preserve">roadmap. Por ahora: usa el cliente Go para volcar a NDJSON y</w:t>
-      </w:r>
-      <w:r>
-        <w:t xml:space="preserve"> </w:t>
-      </w:r>
-      <w:r>
-        <w:t xml:space="preserve">pipear con stdin.</w:t>
-      </w:r>
-    </w:p>
     <w:bookmarkEnd w:id="22"/>
-    <w:bookmarkStart w:id="23" w:name="inputs-desde-zoomeye-v1.8"/>
+    <w:bookmarkStart w:id="23" w:name="inputs-desde-nmap-xml"/>
     <w:p>
       <w:pPr>
         <w:pStyle w:val="Heading4"/>
       </w:pPr>
       <w:r>
-        <w:t xml:space="preserve">2.1.4 Inputs desde ZoomEye (v1.8+)</w:t>
-      </w:r>
-    </w:p>
-    <w:p>
-      <w:pPr>
-        <w:pStyle w:val="FirstParagraph"/>
-      </w:pPr>
-      <w:r>
-        <w:t xml:space="preserve">ZoomEye (zoomeye.org) — misma idea, auth via</w:t>
-      </w:r>
-      <w:r>
-        <w:t xml:space="preserve"> </w:t>
-      </w:r>
-      <w:r>
-        <w:rPr>
-          <w:rStyle w:val="VerbatimChar"/>
-        </w:rPr>
-        <w:t xml:space="preserve">API-KEY</w:t>
-      </w:r>
-      <w:r>
-        <w:t xml:space="preserve"> </w:t>
-      </w:r>
-      <w:r>
-        <w:t xml:space="preserve">header</w:t>
-      </w:r>
-      <w:r>
-        <w:t xml:space="preserve"> </w:t>
-      </w:r>
-      <w:r>
-        <w:t xml:space="preserve">(no URL), así que no leakea la credencial en logs.</w:t>
+        <w:t xml:space="preserve">2.1.4 Inputs desde nmap XML</w:t>
       </w:r>
     </w:p>
     <w:p>
@@ -3849,535 +4455,307 @@
       </w:pPr>
       <w:r>
         <w:rPr>
+          <w:rStyle w:val="FunctionTok"/>
+        </w:rPr>
+        <w:t xml:space="preserve">nmap</w:t>
+      </w:r>
+      <w:r>
+        <w:rPr>
+          <w:rStyle w:val="NormalTok"/>
+        </w:rPr>
+        <w:t xml:space="preserve"> </w:t>
+      </w:r>
+      <w:r>
+        <w:rPr>
+          <w:rStyle w:val="AttributeTok"/>
+        </w:rPr>
+        <w:t xml:space="preserve">-sS</w:t>
+      </w:r>
+      <w:r>
+        <w:rPr>
+          <w:rStyle w:val="NormalTok"/>
+        </w:rPr>
+        <w:t xml:space="preserve"> </w:t>
+      </w:r>
+      <w:r>
+        <w:rPr>
+          <w:rStyle w:val="AttributeTok"/>
+        </w:rPr>
+        <w:t xml:space="preserve">-p</w:t>
+      </w:r>
+      <w:r>
+        <w:rPr>
+          <w:rStyle w:val="NormalTok"/>
+        </w:rPr>
+        <w:t xml:space="preserve"> 102,502,1911,2404,4840,5094,10001,20000,44818,47808 </w:t>
+      </w:r>
+      <w:r>
+        <w:rPr>
+          <w:rStyle w:val="DataTypeTok"/>
+        </w:rPr>
+        <w:t xml:space="preserve">\</w:t>
+      </w:r>
+      <w:r>
+        <w:br/>
+      </w:r>
+      <w:r>
+        <w:rPr>
+          <w:rStyle w:val="NormalTok"/>
+        </w:rPr>
+        <w:t xml:space="preserve">     </w:t>
+      </w:r>
+      <w:r>
+        <w:rPr>
+          <w:rStyle w:val="AttributeTok"/>
+        </w:rPr>
+        <w:t xml:space="preserve">-oX</w:t>
+      </w:r>
+      <w:r>
+        <w:rPr>
+          <w:rStyle w:val="NormalTok"/>
+        </w:rPr>
+        <w:t xml:space="preserve"> nmap-ics.xml ejemplo.com</w:t>
+      </w:r>
+      <w:r>
+        <w:br/>
+      </w:r>
+      <w:r>
+        <w:br/>
+      </w:r>
+      <w:r>
+        <w:rPr>
+          <w:rStyle w:val="ExtensionTok"/>
+        </w:rPr>
+        <w:t xml:space="preserve">elsereno</w:t>
+      </w:r>
+      <w:r>
+        <w:rPr>
+          <w:rStyle w:val="NormalTok"/>
+        </w:rPr>
+        <w:t xml:space="preserve"> scan </w:t>
+      </w:r>
+      <w:r>
+        <w:rPr>
+          <w:rStyle w:val="AttributeTok"/>
+        </w:rPr>
+        <w:t xml:space="preserve">--input-file</w:t>
+      </w:r>
+      <w:r>
+        <w:rPr>
+          <w:rStyle w:val="NormalTok"/>
+        </w:rPr>
+        <w:t xml:space="preserve"> nmap-ics.xml </w:t>
+      </w:r>
+      <w:r>
+        <w:rPr>
+          <w:rStyle w:val="AttributeTok"/>
+        </w:rPr>
+        <w:t xml:space="preserve">--input-type</w:t>
+      </w:r>
+      <w:r>
+        <w:rPr>
+          <w:rStyle w:val="NormalTok"/>
+        </w:rPr>
+        <w:t xml:space="preserve"> nmapxml </w:t>
+      </w:r>
+      <w:r>
+        <w:rPr>
+          <w:rStyle w:val="DataTypeTok"/>
+        </w:rPr>
+        <w:t xml:space="preserve">\</w:t>
+      </w:r>
+      <w:r>
+        <w:br/>
+      </w:r>
+      <w:r>
+        <w:rPr>
+          <w:rStyle w:val="NormalTok"/>
+        </w:rPr>
+        <w:t xml:space="preserve">              </w:t>
+      </w:r>
+      <w:r>
+        <w:rPr>
+          <w:rStyle w:val="AttributeTok"/>
+        </w:rPr>
+        <w:t xml:space="preserve">--concurrency</w:t>
+      </w:r>
+      <w:r>
+        <w:rPr>
+          <w:rStyle w:val="NormalTok"/>
+        </w:rPr>
+        <w:t xml:space="preserve"> 50 </w:t>
+      </w:r>
+      <w:r>
+        <w:rPr>
+          <w:rStyle w:val="AttributeTok"/>
+        </w:rPr>
+        <w:t xml:space="preserve">--rate</w:t>
+      </w:r>
+      <w:r>
+        <w:rPr>
+          <w:rStyle w:val="NormalTok"/>
+        </w:rPr>
+        <w:t xml:space="preserve"> 200 </w:t>
+      </w:r>
+      <w:r>
+        <w:rPr>
+          <w:rStyle w:val="AttributeTok"/>
+        </w:rPr>
+        <w:t xml:space="preserve">--out-ndjson</w:t>
+      </w:r>
+      <w:r>
+        <w:rPr>
+          <w:rStyle w:val="NormalTok"/>
+        </w:rPr>
+        <w:t xml:space="preserve"> findings.ndjson</w:t>
+      </w:r>
+    </w:p>
+    <w:bookmarkEnd w:id="23"/>
+    <w:bookmarkStart w:id="24" w:name="inputs-desde-stdin-lista-plana"/>
+    <w:p>
+      <w:pPr>
+        <w:pStyle w:val="Heading4"/>
+      </w:pPr>
+      <w:r>
+        <w:t xml:space="preserve">2.1.5 Inputs desde stdin / lista plana</w:t>
+      </w:r>
+    </w:p>
+    <w:p>
+      <w:pPr>
+        <w:pStyle w:val="SourceCode"/>
+      </w:pPr>
+      <w:r>
+        <w:rPr>
+          <w:rStyle w:val="CommentTok"/>
+        </w:rPr>
+        <w:t xml:space="preserve"># Un "host:port" por línea</w:t>
+      </w:r>
+      <w:r>
+        <w:br/>
+      </w:r>
+      <w:r>
+        <w:rPr>
+          <w:rStyle w:val="BuiltInTok"/>
+        </w:rPr>
+        <w:t xml:space="preserve">printf</w:t>
+      </w:r>
+      <w:r>
+        <w:rPr>
+          <w:rStyle w:val="NormalTok"/>
+        </w:rPr>
+        <w:t xml:space="preserve"> </w:t>
+      </w:r>
+      <w:r>
+        <w:rPr>
+          <w:rStyle w:val="StringTok"/>
+        </w:rPr>
+        <w:t xml:space="preserve">'10.0.0.5:502\n10.0.0.6:102\n10.0.0.7:44818\n'</w:t>
+      </w:r>
+      <w:r>
+        <w:rPr>
+          <w:rStyle w:val="NormalTok"/>
+        </w:rPr>
+        <w:t xml:space="preserve"> </w:t>
+      </w:r>
+      <w:r>
+        <w:rPr>
           <w:rStyle w:val="KeywordTok"/>
         </w:rPr>
-        <w:t xml:space="preserve">import</w:t>
-      </w:r>
-      <w:r>
-        <w:rPr>
-          <w:rStyle w:val="NormalTok"/>
-        </w:rPr>
-        <w:t xml:space="preserve"> </w:t>
-      </w:r>
-      <w:r>
-        <w:rPr>
-          <w:rStyle w:val="StringTok"/>
-        </w:rPr>
-        <w:t xml:space="preserve">"local/elsereno/internal/inputs/zoomeye"</w:t>
-      </w:r>
-      <w:r>
-        <w:br/>
-      </w:r>
-      <w:r>
-        <w:br/>
-      </w:r>
-      <w:r>
-        <w:rPr>
-          <w:rStyle w:val="NormalTok"/>
-        </w:rPr>
-        <w:t xml:space="preserve">c</w:t>
-      </w:r>
-      <w:r>
-        <w:rPr>
-          <w:rStyle w:val="OperatorTok"/>
-        </w:rPr>
-        <w:t xml:space="preserve">,</w:t>
-      </w:r>
-      <w:r>
-        <w:rPr>
-          <w:rStyle w:val="NormalTok"/>
-        </w:rPr>
-        <w:t xml:space="preserve"> _ </w:t>
-      </w:r>
-      <w:r>
-        <w:rPr>
-          <w:rStyle w:val="OperatorTok"/>
-        </w:rPr>
-        <w:t xml:space="preserve">:=</w:t>
-      </w:r>
-      <w:r>
-        <w:rPr>
-          <w:rStyle w:val="NormalTok"/>
-        </w:rPr>
-        <w:t xml:space="preserve"> zoomeye</w:t>
-      </w:r>
-      <w:r>
-        <w:rPr>
-          <w:rStyle w:val="OperatorTok"/>
-        </w:rPr>
-        <w:t xml:space="preserve">.</w:t>
-      </w:r>
-      <w:r>
-        <w:rPr>
-          <w:rStyle w:val="NormalTok"/>
-        </w:rPr>
-        <w:t xml:space="preserve">New</w:t>
-      </w:r>
-      <w:r>
-        <w:rPr>
-          <w:rStyle w:val="OperatorTok"/>
-        </w:rPr>
-        <w:t xml:space="preserve">(</w:t>
-      </w:r>
-      <w:r>
-        <w:rPr>
-          <w:rStyle w:val="StringTok"/>
-        </w:rPr>
-        <w:t xml:space="preserve">"&lt;api-key&gt;"</w:t>
-      </w:r>
-      <w:r>
-        <w:rPr>
-          <w:rStyle w:val="OperatorTok"/>
-        </w:rPr>
-        <w:t xml:space="preserve">,</w:t>
-      </w:r>
-      <w:r>
-        <w:rPr>
-          <w:rStyle w:val="NormalTok"/>
-        </w:rPr>
-        <w:t xml:space="preserve"> </w:t>
-      </w:r>
-      <w:r>
-        <w:rPr>
-          <w:rStyle w:val="DecValTok"/>
-        </w:rPr>
-        <w:t xml:space="preserve">1</w:t>
-      </w:r>
-      <w:r>
-        <w:rPr>
-          <w:rStyle w:val="OperatorTok"/>
-        </w:rPr>
-        <w:t xml:space="preserve">)</w:t>
-      </w:r>
-      <w:r>
-        <w:br/>
-      </w:r>
-      <w:r>
-        <w:rPr>
-          <w:rStyle w:val="NormalTok"/>
-        </w:rPr>
-        <w:t xml:space="preserve">targets</w:t>
-      </w:r>
-      <w:r>
-        <w:rPr>
-          <w:rStyle w:val="OperatorTok"/>
-        </w:rPr>
-        <w:t xml:space="preserve">,</w:t>
-      </w:r>
-      <w:r>
-        <w:rPr>
-          <w:rStyle w:val="NormalTok"/>
-        </w:rPr>
-        <w:t xml:space="preserve"> err </w:t>
-      </w:r>
-      <w:r>
-        <w:rPr>
-          <w:rStyle w:val="OperatorTok"/>
-        </w:rPr>
-        <w:t xml:space="preserve">:=</w:t>
-      </w:r>
-      <w:r>
-        <w:rPr>
-          <w:rStyle w:val="NormalTok"/>
-        </w:rPr>
-        <w:t xml:space="preserve"> c</w:t>
-      </w:r>
-      <w:r>
-        <w:rPr>
-          <w:rStyle w:val="OperatorTok"/>
-        </w:rPr>
-        <w:t xml:space="preserve">.</w:t>
-      </w:r>
-      <w:r>
-        <w:rPr>
-          <w:rStyle w:val="NormalTok"/>
-        </w:rPr>
-        <w:t xml:space="preserve">Search</w:t>
-      </w:r>
-      <w:r>
-        <w:rPr>
-          <w:rStyle w:val="OperatorTok"/>
-        </w:rPr>
-        <w:t xml:space="preserve">(</w:t>
-      </w:r>
-      <w:r>
-        <w:rPr>
-          <w:rStyle w:val="NormalTok"/>
-        </w:rPr>
-        <w:t xml:space="preserve">ctx</w:t>
-      </w:r>
-      <w:r>
-        <w:rPr>
-          <w:rStyle w:val="OperatorTok"/>
-        </w:rPr>
-        <w:t xml:space="preserve">,</w:t>
-      </w:r>
-      <w:r>
-        <w:rPr>
-          <w:rStyle w:val="NormalTok"/>
-        </w:rPr>
-        <w:t xml:space="preserve"> </w:t>
-      </w:r>
-      <w:r>
-        <w:rPr>
-          <w:rStyle w:val="StringTok"/>
-        </w:rPr>
-        <w:t xml:space="preserve">`app:"Asterisk"`</w:t>
-      </w:r>
-      <w:r>
-        <w:rPr>
-          <w:rStyle w:val="OperatorTok"/>
-        </w:rPr>
-        <w:t xml:space="preserve">,</w:t>
-      </w:r>
-      <w:r>
-        <w:rPr>
-          <w:rStyle w:val="NormalTok"/>
-        </w:rPr>
-        <w:t xml:space="preserve"> </w:t>
-      </w:r>
-      <w:r>
-        <w:rPr>
-          <w:rStyle w:val="DecValTok"/>
-        </w:rPr>
-        <w:t xml:space="preserve">1</w:t>
-      </w:r>
-      <w:r>
-        <w:rPr>
-          <w:rStyle w:val="OperatorTok"/>
-        </w:rPr>
-        <w:t xml:space="preserve">)</w:t>
-      </w:r>
-      <w:r>
-        <w:rPr>
-          <w:rStyle w:val="NormalTok"/>
-        </w:rPr>
-        <w:t xml:space="preserve"> </w:t>
-      </w:r>
-      <w:r>
-        <w:rPr>
-          <w:rStyle w:val="CommentTok"/>
-        </w:rPr>
-        <w:t xml:space="preserve">// page 1</w:t>
-      </w:r>
-    </w:p>
-    <w:bookmarkEnd w:id="23"/>
-    <w:bookmarkStart w:id="24" w:name="inputs-desde-nmap-xml"/>
+        <w:t xml:space="preserve">|</w:t>
+      </w:r>
+      <w:r>
+        <w:rPr>
+          <w:rStyle w:val="NormalTok"/>
+        </w:rPr>
+        <w:t xml:space="preserve"> </w:t>
+      </w:r>
+      <w:r>
+        <w:rPr>
+          <w:rStyle w:val="DataTypeTok"/>
+        </w:rPr>
+        <w:t xml:space="preserve">\</w:t>
+      </w:r>
+      <w:r>
+        <w:br/>
+      </w:r>
+      <w:r>
+        <w:rPr>
+          <w:rStyle w:val="NormalTok"/>
+        </w:rPr>
+        <w:t xml:space="preserve">  </w:t>
+      </w:r>
+      <w:r>
+        <w:rPr>
+          <w:rStyle w:val="ExtensionTok"/>
+        </w:rPr>
+        <w:t xml:space="preserve">elsereno</w:t>
+      </w:r>
+      <w:r>
+        <w:rPr>
+          <w:rStyle w:val="NormalTok"/>
+        </w:rPr>
+        <w:t xml:space="preserve"> scan </w:t>
+      </w:r>
+      <w:r>
+        <w:rPr>
+          <w:rStyle w:val="AttributeTok"/>
+        </w:rPr>
+        <w:t xml:space="preserve">--input</w:t>
+      </w:r>
+      <w:r>
+        <w:rPr>
+          <w:rStyle w:val="NormalTok"/>
+        </w:rPr>
+        <w:t xml:space="preserve"> stdin</w:t>
+      </w:r>
+      <w:r>
+        <w:br/>
+      </w:r>
+      <w:r>
+        <w:br/>
+      </w:r>
+      <w:r>
+        <w:rPr>
+          <w:rStyle w:val="CommentTok"/>
+        </w:rPr>
+        <w:t xml:space="preserve"># O una lista en fichero</w:t>
+      </w:r>
+      <w:r>
+        <w:br/>
+      </w:r>
+      <w:r>
+        <w:rPr>
+          <w:rStyle w:val="ExtensionTok"/>
+        </w:rPr>
+        <w:t xml:space="preserve">elsereno</w:t>
+      </w:r>
+      <w:r>
+        <w:rPr>
+          <w:rStyle w:val="NormalTok"/>
+        </w:rPr>
+        <w:t xml:space="preserve"> scan </w:t>
+      </w:r>
+      <w:r>
+        <w:rPr>
+          <w:rStyle w:val="AttributeTok"/>
+        </w:rPr>
+        <w:t xml:space="preserve">--input-file</w:t>
+      </w:r>
+      <w:r>
+        <w:rPr>
+          <w:rStyle w:val="NormalTok"/>
+        </w:rPr>
+        <w:t xml:space="preserve"> targets.txt</w:t>
+      </w:r>
+    </w:p>
+    <w:bookmarkEnd w:id="24"/>
+    <w:bookmarkStart w:id="25" w:name="X8210b2a47c3e645dbee7a222357d35801339da5"/>
     <w:p>
       <w:pPr>
         <w:pStyle w:val="Heading4"/>
       </w:pPr>
       <w:r>
-        <w:t xml:space="preserve">2.1.5 Inputs desde nmap XML</w:t>
-      </w:r>
-    </w:p>
-    <w:p>
-      <w:pPr>
-        <w:pStyle w:val="SourceCode"/>
-      </w:pPr>
-      <w:r>
-        <w:rPr>
-          <w:rStyle w:val="FunctionTok"/>
-        </w:rPr>
-        <w:t xml:space="preserve">nmap</w:t>
-      </w:r>
-      <w:r>
-        <w:rPr>
-          <w:rStyle w:val="NormalTok"/>
-        </w:rPr>
-        <w:t xml:space="preserve"> </w:t>
-      </w:r>
-      <w:r>
-        <w:rPr>
-          <w:rStyle w:val="AttributeTok"/>
-        </w:rPr>
-        <w:t xml:space="preserve">-sS</w:t>
-      </w:r>
-      <w:r>
-        <w:rPr>
-          <w:rStyle w:val="NormalTok"/>
-        </w:rPr>
-        <w:t xml:space="preserve"> </w:t>
-      </w:r>
-      <w:r>
-        <w:rPr>
-          <w:rStyle w:val="AttributeTok"/>
-        </w:rPr>
-        <w:t xml:space="preserve">-p</w:t>
-      </w:r>
-      <w:r>
-        <w:rPr>
-          <w:rStyle w:val="NormalTok"/>
-        </w:rPr>
-        <w:t xml:space="preserve"> 102,502,1911,2404,4840,5094,10001,20000,44818,47808 </w:t>
-      </w:r>
-      <w:r>
-        <w:rPr>
-          <w:rStyle w:val="DataTypeTok"/>
-        </w:rPr>
-        <w:t xml:space="preserve">\</w:t>
-      </w:r>
-      <w:r>
-        <w:br/>
-      </w:r>
-      <w:r>
-        <w:rPr>
-          <w:rStyle w:val="NormalTok"/>
-        </w:rPr>
-        <w:t xml:space="preserve">     </w:t>
-      </w:r>
-      <w:r>
-        <w:rPr>
-          <w:rStyle w:val="AttributeTok"/>
-        </w:rPr>
-        <w:t xml:space="preserve">-oX</w:t>
-      </w:r>
-      <w:r>
-        <w:rPr>
-          <w:rStyle w:val="NormalTok"/>
-        </w:rPr>
-        <w:t xml:space="preserve"> nmap-ics.xml ejemplo.com</w:t>
-      </w:r>
-      <w:r>
-        <w:br/>
-      </w:r>
-      <w:r>
-        <w:br/>
-      </w:r>
-      <w:r>
-        <w:rPr>
-          <w:rStyle w:val="ExtensionTok"/>
-        </w:rPr>
-        <w:t xml:space="preserve">elsereno</w:t>
-      </w:r>
-      <w:r>
-        <w:rPr>
-          <w:rStyle w:val="NormalTok"/>
-        </w:rPr>
-        <w:t xml:space="preserve"> scan </w:t>
-      </w:r>
-      <w:r>
-        <w:rPr>
-          <w:rStyle w:val="AttributeTok"/>
-        </w:rPr>
-        <w:t xml:space="preserve">--input-file</w:t>
-      </w:r>
-      <w:r>
-        <w:rPr>
-          <w:rStyle w:val="NormalTok"/>
-        </w:rPr>
-        <w:t xml:space="preserve"> nmap-ics.xml </w:t>
-      </w:r>
-      <w:r>
-        <w:rPr>
-          <w:rStyle w:val="AttributeTok"/>
-        </w:rPr>
-        <w:t xml:space="preserve">--input-type</w:t>
-      </w:r>
-      <w:r>
-        <w:rPr>
-          <w:rStyle w:val="NormalTok"/>
-        </w:rPr>
-        <w:t xml:space="preserve"> nmapxml </w:t>
-      </w:r>
-      <w:r>
-        <w:rPr>
-          <w:rStyle w:val="DataTypeTok"/>
-        </w:rPr>
-        <w:t xml:space="preserve">\</w:t>
-      </w:r>
-      <w:r>
-        <w:br/>
-      </w:r>
-      <w:r>
-        <w:rPr>
-          <w:rStyle w:val="NormalTok"/>
-        </w:rPr>
-        <w:t xml:space="preserve">              </w:t>
-      </w:r>
-      <w:r>
-        <w:rPr>
-          <w:rStyle w:val="AttributeTok"/>
-        </w:rPr>
-        <w:t xml:space="preserve">--concurrency</w:t>
-      </w:r>
-      <w:r>
-        <w:rPr>
-          <w:rStyle w:val="NormalTok"/>
-        </w:rPr>
-        <w:t xml:space="preserve"> 50 </w:t>
-      </w:r>
-      <w:r>
-        <w:rPr>
-          <w:rStyle w:val="AttributeTok"/>
-        </w:rPr>
-        <w:t xml:space="preserve">--rate</w:t>
-      </w:r>
-      <w:r>
-        <w:rPr>
-          <w:rStyle w:val="NormalTok"/>
-        </w:rPr>
-        <w:t xml:space="preserve"> 200 </w:t>
-      </w:r>
-      <w:r>
-        <w:rPr>
-          <w:rStyle w:val="AttributeTok"/>
-        </w:rPr>
-        <w:t xml:space="preserve">--out-ndjson</w:t>
-      </w:r>
-      <w:r>
-        <w:rPr>
-          <w:rStyle w:val="NormalTok"/>
-        </w:rPr>
-        <w:t xml:space="preserve"> findings.ndjson</w:t>
-      </w:r>
-    </w:p>
-    <w:bookmarkEnd w:id="24"/>
-    <w:bookmarkStart w:id="25" w:name="inputs-desde-stdin-lista-plana"/>
-    <w:p>
-      <w:pPr>
-        <w:pStyle w:val="Heading4"/>
-      </w:pPr>
-      <w:r>
-        <w:t xml:space="preserve">2.1.6 Inputs desde stdin / lista plana</w:t>
-      </w:r>
-    </w:p>
-    <w:p>
-      <w:pPr>
-        <w:pStyle w:val="SourceCode"/>
-      </w:pPr>
-      <w:r>
-        <w:rPr>
-          <w:rStyle w:val="CommentTok"/>
-        </w:rPr>
-        <w:t xml:space="preserve"># Un "host:port" por línea</w:t>
-      </w:r>
-      <w:r>
-        <w:br/>
-      </w:r>
-      <w:r>
-        <w:rPr>
-          <w:rStyle w:val="BuiltInTok"/>
-        </w:rPr>
-        <w:t xml:space="preserve">printf</w:t>
-      </w:r>
-      <w:r>
-        <w:rPr>
-          <w:rStyle w:val="NormalTok"/>
-        </w:rPr>
-        <w:t xml:space="preserve"> </w:t>
-      </w:r>
-      <w:r>
-        <w:rPr>
-          <w:rStyle w:val="StringTok"/>
-        </w:rPr>
-        <w:t xml:space="preserve">'10.0.0.5:502\n10.0.0.6:102\n10.0.0.7:44818\n'</w:t>
-      </w:r>
-      <w:r>
-        <w:rPr>
-          <w:rStyle w:val="NormalTok"/>
-        </w:rPr>
-        <w:t xml:space="preserve"> </w:t>
-      </w:r>
-      <w:r>
-        <w:rPr>
-          <w:rStyle w:val="KeywordTok"/>
-        </w:rPr>
-        <w:t xml:space="preserve">|</w:t>
-      </w:r>
-      <w:r>
-        <w:rPr>
-          <w:rStyle w:val="NormalTok"/>
-        </w:rPr>
-        <w:t xml:space="preserve"> </w:t>
-      </w:r>
-      <w:r>
-        <w:rPr>
-          <w:rStyle w:val="DataTypeTok"/>
-        </w:rPr>
-        <w:t xml:space="preserve">\</w:t>
-      </w:r>
-      <w:r>
-        <w:br/>
-      </w:r>
-      <w:r>
-        <w:rPr>
-          <w:rStyle w:val="NormalTok"/>
-        </w:rPr>
-        <w:t xml:space="preserve">  </w:t>
-      </w:r>
-      <w:r>
-        <w:rPr>
-          <w:rStyle w:val="ExtensionTok"/>
-        </w:rPr>
-        <w:t xml:space="preserve">elsereno</w:t>
-      </w:r>
-      <w:r>
-        <w:rPr>
-          <w:rStyle w:val="NormalTok"/>
-        </w:rPr>
-        <w:t xml:space="preserve"> scan </w:t>
-      </w:r>
-      <w:r>
-        <w:rPr>
-          <w:rStyle w:val="AttributeTok"/>
-        </w:rPr>
-        <w:t xml:space="preserve">--input</w:t>
-      </w:r>
-      <w:r>
-        <w:rPr>
-          <w:rStyle w:val="NormalTok"/>
-        </w:rPr>
-        <w:t xml:space="preserve"> stdin</w:t>
-      </w:r>
-      <w:r>
-        <w:br/>
-      </w:r>
-      <w:r>
-        <w:br/>
-      </w:r>
-      <w:r>
-        <w:rPr>
-          <w:rStyle w:val="CommentTok"/>
-        </w:rPr>
-        <w:t xml:space="preserve"># O una lista en fichero</w:t>
-      </w:r>
-      <w:r>
-        <w:br/>
-      </w:r>
-      <w:r>
-        <w:rPr>
-          <w:rStyle w:val="ExtensionTok"/>
-        </w:rPr>
-        <w:t xml:space="preserve">elsereno</w:t>
-      </w:r>
-      <w:r>
-        <w:rPr>
-          <w:rStyle w:val="NormalTok"/>
-        </w:rPr>
-        <w:t xml:space="preserve"> scan </w:t>
-      </w:r>
-      <w:r>
-        <w:rPr>
-          <w:rStyle w:val="AttributeTok"/>
-        </w:rPr>
-        <w:t xml:space="preserve">--input-file</w:t>
-      </w:r>
-      <w:r>
-        <w:rPr>
-          <w:rStyle w:val="NormalTok"/>
-        </w:rPr>
-        <w:t xml:space="preserve"> targets.txt</w:t>
-      </w:r>
-    </w:p>
-    <w:bookmarkEnd w:id="25"/>
-    <w:bookmarkStart w:id="26" w:name="X8210b2a47c3e645dbee7a222357d35801339da5"/>
-    <w:p>
-      <w:pPr>
-        <w:pStyle w:val="Heading4"/>
-      </w:pPr>
-      <w:r>
-        <w:t xml:space="preserve">2.1.5 Aplicar scope (filtro de sanidad previo a toda acción)</w:t>
+        <w:t xml:space="preserve">2.1.6 Aplicar scope (filtro de sanidad previo a toda acción)</w:t>
       </w:r>
     </w:p>
     <w:p>
@@ -5397,362 +5775,362 @@
         <w:t xml:space="preserve">.</w:t>
       </w:r>
     </w:p>
+    <w:bookmarkEnd w:id="25"/>
+    <w:bookmarkStart w:id="26" w:name="outputs-reporting"/>
+    <w:p>
+      <w:pPr>
+        <w:pStyle w:val="Heading4"/>
+      </w:pPr>
+      <w:r>
+        <w:t xml:space="preserve">2.1.7 Outputs + reporting</w:t>
+      </w:r>
+    </w:p>
+    <w:p>
+      <w:pPr>
+        <w:pStyle w:val="FirstParagraph"/>
+      </w:pPr>
+      <w:r>
+        <w:t xml:space="preserve">Cinco formatos cubren los casos habituales:</w:t>
+      </w:r>
+    </w:p>
+    <w:p>
+      <w:pPr>
+        <w:pStyle w:val="SourceCode"/>
+      </w:pPr>
+      <w:r>
+        <w:rPr>
+          <w:rStyle w:val="CommentTok"/>
+        </w:rPr>
+        <w:t xml:space="preserve"># NDJSON (máquina)</w:t>
+      </w:r>
+      <w:r>
+        <w:br/>
+      </w:r>
+      <w:r>
+        <w:rPr>
+          <w:rStyle w:val="ExtensionTok"/>
+        </w:rPr>
+        <w:t xml:space="preserve">elsereno</w:t>
+      </w:r>
+      <w:r>
+        <w:rPr>
+          <w:rStyle w:val="NormalTok"/>
+        </w:rPr>
+        <w:t xml:space="preserve"> scan </w:t>
+      </w:r>
+      <w:r>
+        <w:rPr>
+          <w:rStyle w:val="AttributeTok"/>
+        </w:rPr>
+        <w:t xml:space="preserve">--input-file</w:t>
+      </w:r>
+      <w:r>
+        <w:rPr>
+          <w:rStyle w:val="NormalTok"/>
+        </w:rPr>
+        <w:t xml:space="preserve"> t.txt </w:t>
+      </w:r>
+      <w:r>
+        <w:rPr>
+          <w:rStyle w:val="AttributeTok"/>
+        </w:rPr>
+        <w:t xml:space="preserve">--out-ndjson</w:t>
+      </w:r>
+      <w:r>
+        <w:rPr>
+          <w:rStyle w:val="NormalTok"/>
+        </w:rPr>
+        <w:t xml:space="preserve"> findings.ndjson</w:t>
+      </w:r>
+      <w:r>
+        <w:br/>
+      </w:r>
+      <w:r>
+        <w:br/>
+      </w:r>
+      <w:r>
+        <w:rPr>
+          <w:rStyle w:val="CommentTok"/>
+        </w:rPr>
+        <w:t xml:space="preserve"># CSV (SOC analyst)</w:t>
+      </w:r>
+      <w:r>
+        <w:br/>
+      </w:r>
+      <w:r>
+        <w:rPr>
+          <w:rStyle w:val="ExtensionTok"/>
+        </w:rPr>
+        <w:t xml:space="preserve">elsereno</w:t>
+      </w:r>
+      <w:r>
+        <w:rPr>
+          <w:rStyle w:val="NormalTok"/>
+        </w:rPr>
+        <w:t xml:space="preserve"> scan </w:t>
+      </w:r>
+      <w:r>
+        <w:rPr>
+          <w:rStyle w:val="AttributeTok"/>
+        </w:rPr>
+        <w:t xml:space="preserve">--input-file</w:t>
+      </w:r>
+      <w:r>
+        <w:rPr>
+          <w:rStyle w:val="NormalTok"/>
+        </w:rPr>
+        <w:t xml:space="preserve"> t.txt </w:t>
+      </w:r>
+      <w:r>
+        <w:rPr>
+          <w:rStyle w:val="AttributeTok"/>
+        </w:rPr>
+        <w:t xml:space="preserve">--out-csv</w:t>
+      </w:r>
+      <w:r>
+        <w:rPr>
+          <w:rStyle w:val="NormalTok"/>
+        </w:rPr>
+        <w:t xml:space="preserve"> findings.csv</w:t>
+      </w:r>
+      <w:r>
+        <w:br/>
+      </w:r>
+      <w:r>
+        <w:br/>
+      </w:r>
+      <w:r>
+        <w:rPr>
+          <w:rStyle w:val="CommentTok"/>
+        </w:rPr>
+        <w:t xml:space="preserve"># HTML (operator-friendly, dark-mode, per-protocol)</w:t>
+      </w:r>
+      <w:r>
+        <w:br/>
+      </w:r>
+      <w:r>
+        <w:rPr>
+          <w:rStyle w:val="ExtensionTok"/>
+        </w:rPr>
+        <w:t xml:space="preserve">elsereno</w:t>
+      </w:r>
+      <w:r>
+        <w:rPr>
+          <w:rStyle w:val="NormalTok"/>
+        </w:rPr>
+        <w:t xml:space="preserve"> scan </w:t>
+      </w:r>
+      <w:r>
+        <w:rPr>
+          <w:rStyle w:val="AttributeTok"/>
+        </w:rPr>
+        <w:t xml:space="preserve">--input-file</w:t>
+      </w:r>
+      <w:r>
+        <w:rPr>
+          <w:rStyle w:val="NormalTok"/>
+        </w:rPr>
+        <w:t xml:space="preserve"> t.txt </w:t>
+      </w:r>
+      <w:r>
+        <w:rPr>
+          <w:rStyle w:val="AttributeTok"/>
+        </w:rPr>
+        <w:t xml:space="preserve">--out-html</w:t>
+      </w:r>
+      <w:r>
+        <w:rPr>
+          <w:rStyle w:val="NormalTok"/>
+        </w:rPr>
+        <w:t xml:space="preserve"> findings.html</w:t>
+      </w:r>
+      <w:r>
+        <w:br/>
+      </w:r>
+      <w:r>
+        <w:br/>
+      </w:r>
+      <w:r>
+        <w:rPr>
+          <w:rStyle w:val="CommentTok"/>
+        </w:rPr>
+        <w:t xml:space="preserve"># CEF / Syslog (SIEM integration)</w:t>
+      </w:r>
+      <w:r>
+        <w:br/>
+      </w:r>
+      <w:r>
+        <w:rPr>
+          <w:rStyle w:val="ExtensionTok"/>
+        </w:rPr>
+        <w:t xml:space="preserve">elsereno</w:t>
+      </w:r>
+      <w:r>
+        <w:rPr>
+          <w:rStyle w:val="NormalTok"/>
+        </w:rPr>
+        <w:t xml:space="preserve"> scan </w:t>
+      </w:r>
+      <w:r>
+        <w:rPr>
+          <w:rStyle w:val="AttributeTok"/>
+        </w:rPr>
+        <w:t xml:space="preserve">--input-file</w:t>
+      </w:r>
+      <w:r>
+        <w:rPr>
+          <w:rStyle w:val="NormalTok"/>
+        </w:rPr>
+        <w:t xml:space="preserve"> t.txt </w:t>
+      </w:r>
+      <w:r>
+        <w:rPr>
+          <w:rStyle w:val="AttributeTok"/>
+        </w:rPr>
+        <w:t xml:space="preserve">--syslog</w:t>
+      </w:r>
+      <w:r>
+        <w:rPr>
+          <w:rStyle w:val="NormalTok"/>
+        </w:rPr>
+        <w:t xml:space="preserve"> udp://siem.internal:514</w:t>
+      </w:r>
+      <w:r>
+        <w:br/>
+      </w:r>
+      <w:r>
+        <w:rPr>
+          <w:rStyle w:val="ExtensionTok"/>
+        </w:rPr>
+        <w:t xml:space="preserve">elsereno</w:t>
+      </w:r>
+      <w:r>
+        <w:rPr>
+          <w:rStyle w:val="NormalTok"/>
+        </w:rPr>
+        <w:t xml:space="preserve"> scan </w:t>
+      </w:r>
+      <w:r>
+        <w:rPr>
+          <w:rStyle w:val="AttributeTok"/>
+        </w:rPr>
+        <w:t xml:space="preserve">--input-file</w:t>
+      </w:r>
+      <w:r>
+        <w:rPr>
+          <w:rStyle w:val="NormalTok"/>
+        </w:rPr>
+        <w:t xml:space="preserve"> t.txt </w:t>
+      </w:r>
+      <w:r>
+        <w:rPr>
+          <w:rStyle w:val="AttributeTok"/>
+        </w:rPr>
+        <w:t xml:space="preserve">--cef-file</w:t>
+      </w:r>
+      <w:r>
+        <w:rPr>
+          <w:rStyle w:val="NormalTok"/>
+        </w:rPr>
+        <w:t xml:space="preserve"> findings.cef</w:t>
+      </w:r>
+      <w:r>
+        <w:br/>
+      </w:r>
+      <w:r>
+        <w:br/>
+      </w:r>
+      <w:r>
+        <w:rPr>
+          <w:rStyle w:val="CommentTok"/>
+        </w:rPr>
+        <w:t xml:space="preserve"># Webhook genérico (HMAC-SHA256 firmado)</w:t>
+      </w:r>
+      <w:r>
+        <w:br/>
+      </w:r>
+      <w:r>
+        <w:rPr>
+          <w:rStyle w:val="ExtensionTok"/>
+        </w:rPr>
+        <w:t xml:space="preserve">elsereno</w:t>
+      </w:r>
+      <w:r>
+        <w:rPr>
+          <w:rStyle w:val="NormalTok"/>
+        </w:rPr>
+        <w:t xml:space="preserve"> scan </w:t>
+      </w:r>
+      <w:r>
+        <w:rPr>
+          <w:rStyle w:val="AttributeTok"/>
+        </w:rPr>
+        <w:t xml:space="preserve">--input-file</w:t>
+      </w:r>
+      <w:r>
+        <w:rPr>
+          <w:rStyle w:val="NormalTok"/>
+        </w:rPr>
+        <w:t xml:space="preserve"> t.txt </w:t>
+      </w:r>
+      <w:r>
+        <w:rPr>
+          <w:rStyle w:val="DataTypeTok"/>
+        </w:rPr>
+        <w:t xml:space="preserve">\</w:t>
+      </w:r>
+      <w:r>
+        <w:br/>
+      </w:r>
+      <w:r>
+        <w:rPr>
+          <w:rStyle w:val="NormalTok"/>
+        </w:rPr>
+        <w:t xml:space="preserve">  </w:t>
+      </w:r>
+      <w:r>
+        <w:rPr>
+          <w:rStyle w:val="AttributeTok"/>
+        </w:rPr>
+        <w:t xml:space="preserve">--webhook-url</w:t>
+      </w:r>
+      <w:r>
+        <w:rPr>
+          <w:rStyle w:val="NormalTok"/>
+        </w:rPr>
+        <w:t xml:space="preserve"> https://ops.example/hook </w:t>
+      </w:r>
+      <w:r>
+        <w:rPr>
+          <w:rStyle w:val="DataTypeTok"/>
+        </w:rPr>
+        <w:t xml:space="preserve">\</w:t>
+      </w:r>
+      <w:r>
+        <w:br/>
+      </w:r>
+      <w:r>
+        <w:rPr>
+          <w:rStyle w:val="NormalTok"/>
+        </w:rPr>
+        <w:t xml:space="preserve">  </w:t>
+      </w:r>
+      <w:r>
+        <w:rPr>
+          <w:rStyle w:val="AttributeTok"/>
+        </w:rPr>
+        <w:t xml:space="preserve">--webhook-secret-file</w:t>
+      </w:r>
+      <w:r>
+        <w:rPr>
+          <w:rStyle w:val="NormalTok"/>
+        </w:rPr>
+        <w:t xml:space="preserve"> ~/.elsereno/wh.pp</w:t>
+      </w:r>
+    </w:p>
     <w:bookmarkEnd w:id="26"/>
-    <w:bookmarkStart w:id="27" w:name="outputs-reporting"/>
-    <w:p>
-      <w:pPr>
-        <w:pStyle w:val="Heading4"/>
-      </w:pPr>
-      <w:r>
-        <w:t xml:space="preserve">2.1.6 Outputs + reporting</w:t>
-      </w:r>
-    </w:p>
-    <w:p>
-      <w:pPr>
-        <w:pStyle w:val="FirstParagraph"/>
-      </w:pPr>
-      <w:r>
-        <w:t xml:space="preserve">Cinco formatos cubren los casos habituales:</w:t>
-      </w:r>
-    </w:p>
-    <w:p>
-      <w:pPr>
-        <w:pStyle w:val="SourceCode"/>
-      </w:pPr>
-      <w:r>
-        <w:rPr>
-          <w:rStyle w:val="CommentTok"/>
-        </w:rPr>
-        <w:t xml:space="preserve"># NDJSON (máquina)</w:t>
-      </w:r>
-      <w:r>
-        <w:br/>
-      </w:r>
-      <w:r>
-        <w:rPr>
-          <w:rStyle w:val="ExtensionTok"/>
-        </w:rPr>
-        <w:t xml:space="preserve">elsereno</w:t>
-      </w:r>
-      <w:r>
-        <w:rPr>
-          <w:rStyle w:val="NormalTok"/>
-        </w:rPr>
-        <w:t xml:space="preserve"> scan </w:t>
-      </w:r>
-      <w:r>
-        <w:rPr>
-          <w:rStyle w:val="AttributeTok"/>
-        </w:rPr>
-        <w:t xml:space="preserve">--input-file</w:t>
-      </w:r>
-      <w:r>
-        <w:rPr>
-          <w:rStyle w:val="NormalTok"/>
-        </w:rPr>
-        <w:t xml:space="preserve"> t.txt </w:t>
-      </w:r>
-      <w:r>
-        <w:rPr>
-          <w:rStyle w:val="AttributeTok"/>
-        </w:rPr>
-        <w:t xml:space="preserve">--out-ndjson</w:t>
-      </w:r>
-      <w:r>
-        <w:rPr>
-          <w:rStyle w:val="NormalTok"/>
-        </w:rPr>
-        <w:t xml:space="preserve"> findings.ndjson</w:t>
-      </w:r>
-      <w:r>
-        <w:br/>
-      </w:r>
-      <w:r>
-        <w:br/>
-      </w:r>
-      <w:r>
-        <w:rPr>
-          <w:rStyle w:val="CommentTok"/>
-        </w:rPr>
-        <w:t xml:space="preserve"># CSV (SOC analyst)</w:t>
-      </w:r>
-      <w:r>
-        <w:br/>
-      </w:r>
-      <w:r>
-        <w:rPr>
-          <w:rStyle w:val="ExtensionTok"/>
-        </w:rPr>
-        <w:t xml:space="preserve">elsereno</w:t>
-      </w:r>
-      <w:r>
-        <w:rPr>
-          <w:rStyle w:val="NormalTok"/>
-        </w:rPr>
-        <w:t xml:space="preserve"> scan </w:t>
-      </w:r>
-      <w:r>
-        <w:rPr>
-          <w:rStyle w:val="AttributeTok"/>
-        </w:rPr>
-        <w:t xml:space="preserve">--input-file</w:t>
-      </w:r>
-      <w:r>
-        <w:rPr>
-          <w:rStyle w:val="NormalTok"/>
-        </w:rPr>
-        <w:t xml:space="preserve"> t.txt </w:t>
-      </w:r>
-      <w:r>
-        <w:rPr>
-          <w:rStyle w:val="AttributeTok"/>
-        </w:rPr>
-        <w:t xml:space="preserve">--out-csv</w:t>
-      </w:r>
-      <w:r>
-        <w:rPr>
-          <w:rStyle w:val="NormalTok"/>
-        </w:rPr>
-        <w:t xml:space="preserve"> findings.csv</w:t>
-      </w:r>
-      <w:r>
-        <w:br/>
-      </w:r>
-      <w:r>
-        <w:br/>
-      </w:r>
-      <w:r>
-        <w:rPr>
-          <w:rStyle w:val="CommentTok"/>
-        </w:rPr>
-        <w:t xml:space="preserve"># HTML (operator-friendly, dark-mode, per-protocol)</w:t>
-      </w:r>
-      <w:r>
-        <w:br/>
-      </w:r>
-      <w:r>
-        <w:rPr>
-          <w:rStyle w:val="ExtensionTok"/>
-        </w:rPr>
-        <w:t xml:space="preserve">elsereno</w:t>
-      </w:r>
-      <w:r>
-        <w:rPr>
-          <w:rStyle w:val="NormalTok"/>
-        </w:rPr>
-        <w:t xml:space="preserve"> scan </w:t>
-      </w:r>
-      <w:r>
-        <w:rPr>
-          <w:rStyle w:val="AttributeTok"/>
-        </w:rPr>
-        <w:t xml:space="preserve">--input-file</w:t>
-      </w:r>
-      <w:r>
-        <w:rPr>
-          <w:rStyle w:val="NormalTok"/>
-        </w:rPr>
-        <w:t xml:space="preserve"> t.txt </w:t>
-      </w:r>
-      <w:r>
-        <w:rPr>
-          <w:rStyle w:val="AttributeTok"/>
-        </w:rPr>
-        <w:t xml:space="preserve">--out-html</w:t>
-      </w:r>
-      <w:r>
-        <w:rPr>
-          <w:rStyle w:val="NormalTok"/>
-        </w:rPr>
-        <w:t xml:space="preserve"> findings.html</w:t>
-      </w:r>
-      <w:r>
-        <w:br/>
-      </w:r>
-      <w:r>
-        <w:br/>
-      </w:r>
-      <w:r>
-        <w:rPr>
-          <w:rStyle w:val="CommentTok"/>
-        </w:rPr>
-        <w:t xml:space="preserve"># CEF / Syslog (SIEM integration)</w:t>
-      </w:r>
-      <w:r>
-        <w:br/>
-      </w:r>
-      <w:r>
-        <w:rPr>
-          <w:rStyle w:val="ExtensionTok"/>
-        </w:rPr>
-        <w:t xml:space="preserve">elsereno</w:t>
-      </w:r>
-      <w:r>
-        <w:rPr>
-          <w:rStyle w:val="NormalTok"/>
-        </w:rPr>
-        <w:t xml:space="preserve"> scan </w:t>
-      </w:r>
-      <w:r>
-        <w:rPr>
-          <w:rStyle w:val="AttributeTok"/>
-        </w:rPr>
-        <w:t xml:space="preserve">--input-file</w:t>
-      </w:r>
-      <w:r>
-        <w:rPr>
-          <w:rStyle w:val="NormalTok"/>
-        </w:rPr>
-        <w:t xml:space="preserve"> t.txt </w:t>
-      </w:r>
-      <w:r>
-        <w:rPr>
-          <w:rStyle w:val="AttributeTok"/>
-        </w:rPr>
-        <w:t xml:space="preserve">--syslog</w:t>
-      </w:r>
-      <w:r>
-        <w:rPr>
-          <w:rStyle w:val="NormalTok"/>
-        </w:rPr>
-        <w:t xml:space="preserve"> udp://siem.internal:514</w:t>
-      </w:r>
-      <w:r>
-        <w:br/>
-      </w:r>
-      <w:r>
-        <w:rPr>
-          <w:rStyle w:val="ExtensionTok"/>
-        </w:rPr>
-        <w:t xml:space="preserve">elsereno</w:t>
-      </w:r>
-      <w:r>
-        <w:rPr>
-          <w:rStyle w:val="NormalTok"/>
-        </w:rPr>
-        <w:t xml:space="preserve"> scan </w:t>
-      </w:r>
-      <w:r>
-        <w:rPr>
-          <w:rStyle w:val="AttributeTok"/>
-        </w:rPr>
-        <w:t xml:space="preserve">--input-file</w:t>
-      </w:r>
-      <w:r>
-        <w:rPr>
-          <w:rStyle w:val="NormalTok"/>
-        </w:rPr>
-        <w:t xml:space="preserve"> t.txt </w:t>
-      </w:r>
-      <w:r>
-        <w:rPr>
-          <w:rStyle w:val="AttributeTok"/>
-        </w:rPr>
-        <w:t xml:space="preserve">--cef-file</w:t>
-      </w:r>
-      <w:r>
-        <w:rPr>
-          <w:rStyle w:val="NormalTok"/>
-        </w:rPr>
-        <w:t xml:space="preserve"> findings.cef</w:t>
-      </w:r>
-      <w:r>
-        <w:br/>
-      </w:r>
-      <w:r>
-        <w:br/>
-      </w:r>
-      <w:r>
-        <w:rPr>
-          <w:rStyle w:val="CommentTok"/>
-        </w:rPr>
-        <w:t xml:space="preserve"># Webhook genérico (HMAC-SHA256 firmado)</w:t>
-      </w:r>
-      <w:r>
-        <w:br/>
-      </w:r>
-      <w:r>
-        <w:rPr>
-          <w:rStyle w:val="ExtensionTok"/>
-        </w:rPr>
-        <w:t xml:space="preserve">elsereno</w:t>
-      </w:r>
-      <w:r>
-        <w:rPr>
-          <w:rStyle w:val="NormalTok"/>
-        </w:rPr>
-        <w:t xml:space="preserve"> scan </w:t>
-      </w:r>
-      <w:r>
-        <w:rPr>
-          <w:rStyle w:val="AttributeTok"/>
-        </w:rPr>
-        <w:t xml:space="preserve">--input-file</w:t>
-      </w:r>
-      <w:r>
-        <w:rPr>
-          <w:rStyle w:val="NormalTok"/>
-        </w:rPr>
-        <w:t xml:space="preserve"> t.txt </w:t>
-      </w:r>
-      <w:r>
-        <w:rPr>
-          <w:rStyle w:val="DataTypeTok"/>
-        </w:rPr>
-        <w:t xml:space="preserve">\</w:t>
-      </w:r>
-      <w:r>
-        <w:br/>
-      </w:r>
-      <w:r>
-        <w:rPr>
-          <w:rStyle w:val="NormalTok"/>
-        </w:rPr>
-        <w:t xml:space="preserve">  </w:t>
-      </w:r>
-      <w:r>
-        <w:rPr>
-          <w:rStyle w:val="AttributeTok"/>
-        </w:rPr>
-        <w:t xml:space="preserve">--webhook-url</w:t>
-      </w:r>
-      <w:r>
-        <w:rPr>
-          <w:rStyle w:val="NormalTok"/>
-        </w:rPr>
-        <w:t xml:space="preserve"> https://ops.example/hook </w:t>
-      </w:r>
-      <w:r>
-        <w:rPr>
-          <w:rStyle w:val="DataTypeTok"/>
-        </w:rPr>
-        <w:t xml:space="preserve">\</w:t>
-      </w:r>
-      <w:r>
-        <w:br/>
-      </w:r>
-      <w:r>
-        <w:rPr>
-          <w:rStyle w:val="NormalTok"/>
-        </w:rPr>
-        <w:t xml:space="preserve">  </w:t>
-      </w:r>
-      <w:r>
-        <w:rPr>
-          <w:rStyle w:val="AttributeTok"/>
-        </w:rPr>
-        <w:t xml:space="preserve">--webhook-secret-file</w:t>
-      </w:r>
-      <w:r>
-        <w:rPr>
-          <w:rStyle w:val="NormalTok"/>
-        </w:rPr>
-        <w:t xml:space="preserve"> ~/.elsereno/wh.pp</w:t>
-      </w:r>
-    </w:p>
     <w:bookmarkEnd w:id="27"/>
-    <w:bookmarkEnd w:id="28"/>
-    <w:bookmarkStart w:id="29" w:name="dashboard-sse-en-vivo-v1.1"/>
+    <w:bookmarkStart w:id="28" w:name="dashboard-sse-en-vivo-v1.1"/>
     <w:p>
       <w:pPr>
         <w:pStyle w:val="Heading3"/>
@@ -5904,9 +6282,9 @@
         </w:pict>
       </w:r>
     </w:p>
+    <w:bookmarkEnd w:id="28"/>
     <w:bookmarkEnd w:id="29"/>
-    <w:bookmarkEnd w:id="30"/>
-    <w:bookmarkStart w:id="48" w:name="fingerprint-por-protocolo"/>
+    <w:bookmarkStart w:id="47" w:name="fingerprint-por-protocolo"/>
     <w:p>
       <w:pPr>
         <w:pStyle w:val="Heading2"/>
@@ -6650,7 +7028,7 @@
         <w:t xml:space="preserve">discovery) y v1.4 (CWMP / TR-069).</w:t>
       </w:r>
     </w:p>
-    <w:bookmarkStart w:id="31" w:name="modbus"/>
+    <w:bookmarkStart w:id="30" w:name="modbus"/>
     <w:p>
       <w:pPr>
         <w:pStyle w:val="Heading3"/>
@@ -6799,14 +7177,113 @@
         <w:t xml:space="preserve"> explain</w:t>
       </w:r>
     </w:p>
+    <w:bookmarkEnd w:id="30"/>
+    <w:bookmarkStart w:id="31" w:name="siemens-s7-102"/>
+    <w:p>
+      <w:pPr>
+        <w:pStyle w:val="Heading3"/>
+      </w:pPr>
+      <w:r>
+        <w:t xml:space="preserve">3.2 Siemens S7 (102)</w:t>
+      </w:r>
+    </w:p>
+    <w:p>
+      <w:pPr>
+        <w:pStyle w:val="SourceCode"/>
+      </w:pPr>
+      <w:r>
+        <w:rPr>
+          <w:rStyle w:val="ExtensionTok"/>
+        </w:rPr>
+        <w:t xml:space="preserve">elsereno</w:t>
+      </w:r>
+      <w:r>
+        <w:rPr>
+          <w:rStyle w:val="NormalTok"/>
+        </w:rPr>
+        <w:t xml:space="preserve"> scan </w:t>
+      </w:r>
+      <w:r>
+        <w:rPr>
+          <w:rStyle w:val="AttributeTok"/>
+        </w:rPr>
+        <w:t xml:space="preserve">--protocol</w:t>
+      </w:r>
+      <w:r>
+        <w:rPr>
+          <w:rStyle w:val="NormalTok"/>
+        </w:rPr>
+        <w:t xml:space="preserve"> s7 </w:t>
+      </w:r>
+      <w:r>
+        <w:rPr>
+          <w:rStyle w:val="AttributeTok"/>
+        </w:rPr>
+        <w:t xml:space="preserve">--input</w:t>
+      </w:r>
+      <w:r>
+        <w:rPr>
+          <w:rStyle w:val="NormalTok"/>
+        </w:rPr>
+        <w:t xml:space="preserve"> stdin </w:t>
+      </w:r>
+      <w:r>
+        <w:rPr>
+          <w:rStyle w:val="OperatorTok"/>
+        </w:rPr>
+        <w:t xml:space="preserve">&lt;&lt;&lt;</w:t>
+      </w:r>
+      <w:r>
+        <w:rPr>
+          <w:rStyle w:val="NormalTok"/>
+        </w:rPr>
+        <w:t xml:space="preserve"> </w:t>
+      </w:r>
+      <w:r>
+        <w:rPr>
+          <w:rStyle w:val="StringTok"/>
+        </w:rPr>
+        <w:t xml:space="preserve">"10.0.0.6:102"</w:t>
+      </w:r>
+      <w:r>
+        <w:br/>
+      </w:r>
+      <w:r>
+        <w:br/>
+      </w:r>
+      <w:r>
+        <w:rPr>
+          <w:rStyle w:val="CommentTok"/>
+        </w:rPr>
+        <w:t xml:space="preserve"># S7 responde con ID + firmware en la Setup Comm response.</w:t>
+      </w:r>
+      <w:r>
+        <w:br/>
+      </w:r>
+      <w:r>
+        <w:rPr>
+          <w:rStyle w:val="CommentTok"/>
+        </w:rPr>
+        <w:t xml:space="preserve"># ElSereno extrae device family + firmware → factor `cve_exposure`</w:t>
+      </w:r>
+      <w:r>
+        <w:br/>
+      </w:r>
+      <w:r>
+        <w:rPr>
+          <w:rStyle w:val="CommentTok"/>
+        </w:rPr>
+        <w:t xml:space="preserve"># sube si el firmware está en nuestra tabla de CVEs.</w:t>
+      </w:r>
+    </w:p>
     <w:bookmarkEnd w:id="31"/>
-    <w:bookmarkStart w:id="32" w:name="siemens-s7-102"/>
+    <w:bookmarkStart w:id="32" w:name="ethernetip"/>
     <w:p>
       <w:pPr>
         <w:pStyle w:val="Heading3"/>
       </w:pPr>
       <w:r>
-        <w:t xml:space="preserve">3.2 Siemens S7 (102)</w:t>
+        <w:t xml:space="preserve">3.3 EtherNet/IP</w:t>
       </w:r>
     </w:p>
     <w:p>
@@ -6835,7 +7312,7 @@
         <w:rPr>
           <w:rStyle w:val="NormalTok"/>
         </w:rPr>
-        <w:t xml:space="preserve"> s7 </w:t>
+        <w:t xml:space="preserve"> enip </w:t>
       </w:r>
       <w:r>
         <w:rPr>
@@ -6865,47 +7342,38 @@
         <w:rPr>
           <w:rStyle w:val="StringTok"/>
         </w:rPr>
-        <w:t xml:space="preserve">"10.0.0.6:102"</w:t>
-      </w:r>
-      <w:r>
-        <w:br/>
-      </w:r>
-      <w:r>
-        <w:br/>
-      </w:r>
-      <w:r>
-        <w:rPr>
-          <w:rStyle w:val="CommentTok"/>
-        </w:rPr>
-        <w:t xml:space="preserve"># S7 responde con ID + firmware en la Setup Comm response.</w:t>
-      </w:r>
-      <w:r>
-        <w:br/>
-      </w:r>
-      <w:r>
-        <w:rPr>
-          <w:rStyle w:val="CommentTok"/>
-        </w:rPr>
-        <w:t xml:space="preserve"># ElSereno extrae device family + firmware → factor `cve_exposure`</w:t>
-      </w:r>
-      <w:r>
-        <w:br/>
-      </w:r>
-      <w:r>
-        <w:rPr>
-          <w:rStyle w:val="CommentTok"/>
-        </w:rPr>
-        <w:t xml:space="preserve"># sube si el firmware está en nuestra tabla de CVEs.</w:t>
+        <w:t xml:space="preserve">"10.0.0.7:44818"</w:t>
+      </w:r>
+      <w:r>
+        <w:br/>
+      </w:r>
+      <w:r>
+        <w:br/>
+      </w:r>
+      <w:r>
+        <w:rPr>
+          <w:rStyle w:val="CommentTok"/>
+        </w:rPr>
+        <w:t xml:space="preserve"># ListIdentity saca VendorID, DeviceType, SerialNumber, ProductName.</w:t>
+      </w:r>
+      <w:r>
+        <w:br/>
+      </w:r>
+      <w:r>
+        <w:rPr>
+          <w:rStyle w:val="CommentTok"/>
+        </w:rPr>
+        <w:t xml:space="preserve"># Si el target es Rockwell / Omron / Allen-Bradley → `protocol_risk` alto.</w:t>
       </w:r>
     </w:p>
     <w:bookmarkEnd w:id="32"/>
-    <w:bookmarkStart w:id="33" w:name="ethernetip"/>
+    <w:bookmarkStart w:id="33" w:name="bacnetip-udp"/>
     <w:p>
       <w:pPr>
         <w:pStyle w:val="Heading3"/>
       </w:pPr>
       <w:r>
-        <w:t xml:space="preserve">3.3 EtherNet/IP</w:t>
+        <w:t xml:space="preserve">3.4 BACnet/IP (UDP)</w:t>
       </w:r>
     </w:p>
     <w:p>
@@ -6934,7 +7402,7 @@
         <w:rPr>
           <w:rStyle w:val="NormalTok"/>
         </w:rPr>
-        <w:t xml:space="preserve"> enip </w:t>
+        <w:t xml:space="preserve"> bacnet </w:t>
       </w:r>
       <w:r>
         <w:rPr>
@@ -6964,38 +7432,38 @@
         <w:rPr>
           <w:rStyle w:val="StringTok"/>
         </w:rPr>
-        <w:t xml:space="preserve">"10.0.0.7:44818"</w:t>
-      </w:r>
-      <w:r>
-        <w:br/>
-      </w:r>
-      <w:r>
-        <w:br/>
-      </w:r>
-      <w:r>
-        <w:rPr>
-          <w:rStyle w:val="CommentTok"/>
-        </w:rPr>
-        <w:t xml:space="preserve"># ListIdentity saca VendorID, DeviceType, SerialNumber, ProductName.</w:t>
-      </w:r>
-      <w:r>
-        <w:br/>
-      </w:r>
-      <w:r>
-        <w:rPr>
-          <w:rStyle w:val="CommentTok"/>
-        </w:rPr>
-        <w:t xml:space="preserve"># Si el target es Rockwell / Omron / Allen-Bradley → `protocol_risk` alto.</w:t>
+        <w:t xml:space="preserve">"10.0.0.8:47808"</w:t>
+      </w:r>
+      <w:r>
+        <w:br/>
+      </w:r>
+      <w:r>
+        <w:br/>
+      </w:r>
+      <w:r>
+        <w:rPr>
+          <w:rStyle w:val="CommentTok"/>
+        </w:rPr>
+        <w:t xml:space="preserve"># Who-Is es broadcast UDP. El scanner aguanta ElayedResponseReady</w:t>
+      </w:r>
+      <w:r>
+        <w:br/>
+      </w:r>
+      <w:r>
+        <w:rPr>
+          <w:rStyle w:val="CommentTok"/>
+        </w:rPr>
+        <w:t xml:space="preserve"># I-Am del device y extrae DeviceObject instance.</w:t>
       </w:r>
     </w:p>
     <w:bookmarkEnd w:id="33"/>
-    <w:bookmarkStart w:id="34" w:name="bacnetip-udp"/>
+    <w:bookmarkStart w:id="34" w:name="dnp3"/>
     <w:p>
       <w:pPr>
         <w:pStyle w:val="Heading3"/>
       </w:pPr>
       <w:r>
-        <w:t xml:space="preserve">3.4 BACnet/IP (UDP)</w:t>
+        <w:t xml:space="preserve">3.5 DNP3</w:t>
       </w:r>
     </w:p>
     <w:p>
@@ -7024,7 +7492,7 @@
         <w:rPr>
           <w:rStyle w:val="NormalTok"/>
         </w:rPr>
-        <w:t xml:space="preserve"> bacnet </w:t>
+        <w:t xml:space="preserve"> dnp3 </w:t>
       </w:r>
       <w:r>
         <w:rPr>
@@ -7054,38 +7522,38 @@
         <w:rPr>
           <w:rStyle w:val="StringTok"/>
         </w:rPr>
-        <w:t xml:space="preserve">"10.0.0.8:47808"</w:t>
-      </w:r>
-      <w:r>
-        <w:br/>
-      </w:r>
-      <w:r>
-        <w:br/>
-      </w:r>
-      <w:r>
-        <w:rPr>
-          <w:rStyle w:val="CommentTok"/>
-        </w:rPr>
-        <w:t xml:space="preserve"># Who-Is es broadcast UDP. El scanner aguanta ElayedResponseReady</w:t>
-      </w:r>
-      <w:r>
-        <w:br/>
-      </w:r>
-      <w:r>
-        <w:rPr>
-          <w:rStyle w:val="CommentTok"/>
-        </w:rPr>
-        <w:t xml:space="preserve"># I-Am del device y extrae DeviceObject instance.</w:t>
+        <w:t xml:space="preserve">"10.0.0.9:20000"</w:t>
+      </w:r>
+      <w:r>
+        <w:br/>
+      </w:r>
+      <w:r>
+        <w:br/>
+      </w:r>
+      <w:r>
+        <w:rPr>
+          <w:rStyle w:val="CommentTok"/>
+        </w:rPr>
+        <w:t xml:space="preserve"># Read Class 0 es la consulta canónica. Respuesta con IIN2 bits</w:t>
+      </w:r>
+      <w:r>
+        <w:br/>
+      </w:r>
+      <w:r>
+        <w:rPr>
+          <w:rStyle w:val="CommentTok"/>
+        </w:rPr>
+        <w:t xml:space="preserve"># identifica el device state (restart, need-time, class-data).</w:t>
       </w:r>
     </w:p>
     <w:bookmarkEnd w:id="34"/>
-    <w:bookmarkStart w:id="35" w:name="dnp3"/>
+    <w:bookmarkStart w:id="35" w:name="iec-60870-5-104"/>
     <w:p>
       <w:pPr>
         <w:pStyle w:val="Heading3"/>
       </w:pPr>
       <w:r>
-        <w:t xml:space="preserve">3.5 DNP3</w:t>
+        <w:t xml:space="preserve">3.6 IEC 60870-5-104</w:t>
       </w:r>
     </w:p>
     <w:p>
@@ -7114,7 +7582,7 @@
         <w:rPr>
           <w:rStyle w:val="NormalTok"/>
         </w:rPr>
-        <w:t xml:space="preserve"> dnp3 </w:t>
+        <w:t xml:space="preserve"> iec104 </w:t>
       </w:r>
       <w:r>
         <w:rPr>
@@ -7144,38 +7612,38 @@
         <w:rPr>
           <w:rStyle w:val="StringTok"/>
         </w:rPr>
-        <w:t xml:space="preserve">"10.0.0.9:20000"</w:t>
-      </w:r>
-      <w:r>
-        <w:br/>
-      </w:r>
-      <w:r>
-        <w:br/>
-      </w:r>
-      <w:r>
-        <w:rPr>
-          <w:rStyle w:val="CommentTok"/>
-        </w:rPr>
-        <w:t xml:space="preserve"># Read Class 0 es la consulta canónica. Respuesta con IIN2 bits</w:t>
-      </w:r>
-      <w:r>
-        <w:br/>
-      </w:r>
-      <w:r>
-        <w:rPr>
-          <w:rStyle w:val="CommentTok"/>
-        </w:rPr>
-        <w:t xml:space="preserve"># identifica el device state (restart, need-time, class-data).</w:t>
+        <w:t xml:space="preserve">"10.0.0.10:2404"</w:t>
+      </w:r>
+      <w:r>
+        <w:br/>
+      </w:r>
+      <w:r>
+        <w:br/>
+      </w:r>
+      <w:r>
+        <w:rPr>
+          <w:rStyle w:val="CommentTok"/>
+        </w:rPr>
+        <w:t xml:space="preserve"># STARTDT activate / TESTFR. El servidor responde con STARTDT</w:t>
+      </w:r>
+      <w:r>
+        <w:br/>
+      </w:r>
+      <w:r>
+        <w:rPr>
+          <w:rStyle w:val="CommentTok"/>
+        </w:rPr>
+        <w:t xml:space="preserve"># confirm si acepta comandos (power-grid RTUs típicamente).</w:t>
       </w:r>
     </w:p>
     <w:bookmarkEnd w:id="35"/>
-    <w:bookmarkStart w:id="36" w:name="iec-60870-5-104"/>
+    <w:bookmarkStart w:id="36" w:name="hart-ip"/>
     <w:p>
       <w:pPr>
         <w:pStyle w:val="Heading3"/>
       </w:pPr>
       <w:r>
-        <w:t xml:space="preserve">3.6 IEC 60870-5-104</w:t>
+        <w:t xml:space="preserve">3.7 HART-IP</w:t>
       </w:r>
     </w:p>
     <w:p>
@@ -7204,7 +7672,7 @@
         <w:rPr>
           <w:rStyle w:val="NormalTok"/>
         </w:rPr>
-        <w:t xml:space="preserve"> iec104 </w:t>
+        <w:t xml:space="preserve"> hartip </w:t>
       </w:r>
       <w:r>
         <w:rPr>
@@ -7234,38 +7702,47 @@
         <w:rPr>
           <w:rStyle w:val="StringTok"/>
         </w:rPr>
-        <w:t xml:space="preserve">"10.0.0.10:2404"</w:t>
-      </w:r>
-      <w:r>
-        <w:br/>
-      </w:r>
-      <w:r>
-        <w:br/>
-      </w:r>
-      <w:r>
-        <w:rPr>
-          <w:rStyle w:val="CommentTok"/>
-        </w:rPr>
-        <w:t xml:space="preserve"># STARTDT activate / TESTFR. El servidor responde con STARTDT</w:t>
-      </w:r>
-      <w:r>
-        <w:br/>
-      </w:r>
-      <w:r>
-        <w:rPr>
-          <w:rStyle w:val="CommentTok"/>
-        </w:rPr>
-        <w:t xml:space="preserve"># confirm si acepta comandos (power-grid RTUs típicamente).</w:t>
+        <w:t xml:space="preserve">"10.0.0.11:5094"</w:t>
+      </w:r>
+      <w:r>
+        <w:br/>
+      </w:r>
+      <w:r>
+        <w:br/>
+      </w:r>
+      <w:r>
+        <w:rPr>
+          <w:rStyle w:val="CommentTok"/>
+        </w:rPr>
+        <w:t xml:space="preserve"># Session Initiate. Respuesta revela si el gateway HART-IP está</w:t>
+      </w:r>
+      <w:r>
+        <w:br/>
+      </w:r>
+      <w:r>
+        <w:rPr>
+          <w:rStyle w:val="CommentTok"/>
+        </w:rPr>
+        <w:t xml:space="preserve"># activo. El fingerprint no va más allá — las commands HART</w:t>
+      </w:r>
+      <w:r>
+        <w:br/>
+      </w:r>
+      <w:r>
+        <w:rPr>
+          <w:rStyle w:val="CommentTok"/>
+        </w:rPr>
+        <w:t xml:space="preserve"># viven dentro de TokenPassPDU y necesitan sesión autenticada.</w:t>
       </w:r>
     </w:p>
     <w:bookmarkEnd w:id="36"/>
-    <w:bookmarkStart w:id="37" w:name="hart-ip"/>
+    <w:bookmarkStart w:id="37" w:name="niagara-fox-bms"/>
     <w:p>
       <w:pPr>
         <w:pStyle w:val="Heading3"/>
       </w:pPr>
       <w:r>
-        <w:t xml:space="preserve">3.7 HART-IP</w:t>
+        <w:t xml:space="preserve">3.8 Niagara Fox (BMS)</w:t>
       </w:r>
     </w:p>
     <w:p>
@@ -7294,7 +7771,7 @@
         <w:rPr>
           <w:rStyle w:val="NormalTok"/>
         </w:rPr>
-        <w:t xml:space="preserve"> hartip </w:t>
+        <w:t xml:space="preserve"> fox </w:t>
       </w:r>
       <w:r>
         <w:rPr>
@@ -7324,47 +7801,38 @@
         <w:rPr>
           <w:rStyle w:val="StringTok"/>
         </w:rPr>
-        <w:t xml:space="preserve">"10.0.0.11:5094"</w:t>
-      </w:r>
-      <w:r>
-        <w:br/>
-      </w:r>
-      <w:r>
-        <w:br/>
-      </w:r>
-      <w:r>
-        <w:rPr>
-          <w:rStyle w:val="CommentTok"/>
-        </w:rPr>
-        <w:t xml:space="preserve"># Session Initiate. Respuesta revela si el gateway HART-IP está</w:t>
-      </w:r>
-      <w:r>
-        <w:br/>
-      </w:r>
-      <w:r>
-        <w:rPr>
-          <w:rStyle w:val="CommentTok"/>
-        </w:rPr>
-        <w:t xml:space="preserve"># activo. El fingerprint no va más allá — las commands HART</w:t>
-      </w:r>
-      <w:r>
-        <w:br/>
-      </w:r>
-      <w:r>
-        <w:rPr>
-          <w:rStyle w:val="CommentTok"/>
-        </w:rPr>
-        <w:t xml:space="preserve"># viven dentro de TokenPassPDU y necesitan sesión autenticada.</w:t>
+        <w:t xml:space="preserve">"10.0.0.12:1911"</w:t>
+      </w:r>
+      <w:r>
+        <w:br/>
+      </w:r>
+      <w:r>
+        <w:br/>
+      </w:r>
+      <w:r>
+        <w:rPr>
+          <w:rStyle w:val="CommentTok"/>
+        </w:rPr>
+        <w:t xml:space="preserve"># El server envía una línea "fox a 0 -1 fox hello\n{fox.version=4.11.0}"</w:t>
+      </w:r>
+      <w:r>
+        <w:br/>
+      </w:r>
+      <w:r>
+        <w:rPr>
+          <w:rStyle w:val="CommentTok"/>
+        </w:rPr>
+        <w:t xml:space="preserve"># en el connect. ElSereno captura eso como finding evidence.</w:t>
       </w:r>
     </w:p>
     <w:bookmarkEnd w:id="37"/>
-    <w:bookmarkStart w:id="38" w:name="niagara-fox-bms"/>
+    <w:bookmarkStart w:id="38" w:name="atg-veeder-root-surtidores"/>
     <w:p>
       <w:pPr>
         <w:pStyle w:val="Heading3"/>
       </w:pPr>
       <w:r>
-        <w:t xml:space="preserve">3.8 Niagara Fox (BMS)</w:t>
+        <w:t xml:space="preserve">3.9 ATG Veeder-Root (surtidores)</w:t>
       </w:r>
     </w:p>
     <w:p>
@@ -7393,7 +7861,7 @@
         <w:rPr>
           <w:rStyle w:val="NormalTok"/>
         </w:rPr>
-        <w:t xml:space="preserve"> fox </w:t>
+        <w:t xml:space="preserve"> atg </w:t>
       </w:r>
       <w:r>
         <w:rPr>
@@ -7423,38 +7891,47 @@
         <w:rPr>
           <w:rStyle w:val="StringTok"/>
         </w:rPr>
-        <w:t xml:space="preserve">"10.0.0.12:1911"</w:t>
-      </w:r>
-      <w:r>
-        <w:br/>
-      </w:r>
-      <w:r>
-        <w:br/>
-      </w:r>
-      <w:r>
-        <w:rPr>
-          <w:rStyle w:val="CommentTok"/>
-        </w:rPr>
-        <w:t xml:space="preserve"># El server envía una línea "fox a 0 -1 fox hello\n{fox.version=4.11.0}"</w:t>
-      </w:r>
-      <w:r>
-        <w:br/>
-      </w:r>
-      <w:r>
-        <w:rPr>
-          <w:rStyle w:val="CommentTok"/>
-        </w:rPr>
-        <w:t xml:space="preserve"># en el connect. ElSereno captura eso como finding evidence.</w:t>
+        <w:t xml:space="preserve">"10.0.0.13:10001"</w:t>
+      </w:r>
+      <w:r>
+        <w:br/>
+      </w:r>
+      <w:r>
+        <w:br/>
+      </w:r>
+      <w:r>
+        <w:rPr>
+          <w:rStyle w:val="CommentTok"/>
+        </w:rPr>
+        <w:t xml:space="preserve"># &lt;SOH&gt;I20100&lt;CR&gt; pide "In-tank inventory". Respuesta TLS-350</w:t>
+      </w:r>
+      <w:r>
+        <w:br/>
+      </w:r>
+      <w:r>
+        <w:rPr>
+          <w:rStyle w:val="CommentTok"/>
+        </w:rPr>
+        <w:t xml:space="preserve"># comienza con "I20100\r\n" + data. Si el operador nunca</w:t>
+      </w:r>
+      <w:r>
+        <w:br/>
+      </w:r>
+      <w:r>
+        <w:rPr>
+          <w:rStyle w:val="CommentTok"/>
+        </w:rPr>
+        <w:t xml:space="preserve"># cerró el puerto a Internet, esto es un hallazgo CRITICAL.</w:t>
       </w:r>
     </w:p>
     <w:bookmarkEnd w:id="38"/>
-    <w:bookmarkStart w:id="39" w:name="atg-veeder-root-surtidores"/>
+    <w:bookmarkStart w:id="39" w:name="opc-ua-v1.1"/>
     <w:p>
       <w:pPr>
         <w:pStyle w:val="Heading3"/>
       </w:pPr>
       <w:r>
-        <w:t xml:space="preserve">3.9 ATG Veeder-Root (surtidores)</w:t>
+        <w:t xml:space="preserve">3.10 OPC UA (v1.1+)</w:t>
       </w:r>
     </w:p>
     <w:p>
@@ -7483,7 +7960,7 @@
         <w:rPr>
           <w:rStyle w:val="NormalTok"/>
         </w:rPr>
-        <w:t xml:space="preserve"> atg </w:t>
+        <w:t xml:space="preserve"> opcua </w:t>
       </w:r>
       <w:r>
         <w:rPr>
@@ -7513,47 +7990,56 @@
         <w:rPr>
           <w:rStyle w:val="StringTok"/>
         </w:rPr>
-        <w:t xml:space="preserve">"10.0.0.13:10001"</w:t>
-      </w:r>
-      <w:r>
-        <w:br/>
-      </w:r>
-      <w:r>
-        <w:br/>
-      </w:r>
-      <w:r>
-        <w:rPr>
-          <w:rStyle w:val="CommentTok"/>
-        </w:rPr>
-        <w:t xml:space="preserve"># &lt;SOH&gt;I20100&lt;CR&gt; pide "In-tank inventory". Respuesta TLS-350</w:t>
-      </w:r>
-      <w:r>
-        <w:br/>
-      </w:r>
-      <w:r>
-        <w:rPr>
-          <w:rStyle w:val="CommentTok"/>
-        </w:rPr>
-        <w:t xml:space="preserve"># comienza con "I20100\r\n" + data. Si el operador nunca</w:t>
-      </w:r>
-      <w:r>
-        <w:br/>
-      </w:r>
-      <w:r>
-        <w:rPr>
-          <w:rStyle w:val="CommentTok"/>
-        </w:rPr>
-        <w:t xml:space="preserve"># cerró el puerto a Internet, esto es un hallazgo CRITICAL.</w:t>
+        <w:t xml:space="preserve">"10.0.0.14:4840"</w:t>
+      </w:r>
+      <w:r>
+        <w:br/>
+      </w:r>
+      <w:r>
+        <w:br/>
+      </w:r>
+      <w:r>
+        <w:rPr>
+          <w:rStyle w:val="CommentTok"/>
+        </w:rPr>
+        <w:t xml:space="preserve"># HEL con endpoint URL sintético. El server responde con:</w:t>
+      </w:r>
+      <w:r>
+        <w:br/>
+      </w:r>
+      <w:r>
+        <w:rPr>
+          <w:rStyle w:val="CommentTok"/>
+        </w:rPr>
+        <w:t xml:space="preserve">#  - ACK → UA confirmado</w:t>
+      </w:r>
+      <w:r>
+        <w:br/>
+      </w:r>
+      <w:r>
+        <w:rPr>
+          <w:rStyle w:val="CommentTok"/>
+        </w:rPr>
+        <w:t xml:space="preserve">#  - ERR → también UA confirmado (server rechazó el endpoint)</w:t>
+      </w:r>
+      <w:r>
+        <w:br/>
+      </w:r>
+      <w:r>
+        <w:rPr>
+          <w:rStyle w:val="CommentTok"/>
+        </w:rPr>
+        <w:t xml:space="preserve">#  - bytes non-UA → posible HTTPS u otro servicio en 4840</w:t>
       </w:r>
     </w:p>
     <w:bookmarkEnd w:id="39"/>
-    <w:bookmarkStart w:id="40" w:name="opc-ua-v1.1"/>
+    <w:bookmarkStart w:id="40" w:name="xot-x.25-sobre-tcp-rfc-1613"/>
     <w:p>
       <w:pPr>
         <w:pStyle w:val="Heading3"/>
       </w:pPr>
       <w:r>
-        <w:t xml:space="preserve">3.10 OPC UA (v1.1+)</w:t>
+        <w:t xml:space="preserve">3.11 XOT (X.25 sobre TCP, RFC 1613)</w:t>
       </w:r>
     </w:p>
     <w:p>
@@ -7582,7 +8068,7 @@
         <w:rPr>
           <w:rStyle w:val="NormalTok"/>
         </w:rPr>
-        <w:t xml:space="preserve"> opcua </w:t>
+        <w:t xml:space="preserve"> xot </w:t>
       </w:r>
       <w:r>
         <w:rPr>
@@ -7612,56 +8098,38 @@
         <w:rPr>
           <w:rStyle w:val="StringTok"/>
         </w:rPr>
-        <w:t xml:space="preserve">"10.0.0.14:4840"</w:t>
-      </w:r>
-      <w:r>
-        <w:br/>
-      </w:r>
-      <w:r>
-        <w:br/>
-      </w:r>
-      <w:r>
-        <w:rPr>
-          <w:rStyle w:val="CommentTok"/>
-        </w:rPr>
-        <w:t xml:space="preserve"># HEL con endpoint URL sintético. El server responde con:</w:t>
-      </w:r>
-      <w:r>
-        <w:br/>
-      </w:r>
-      <w:r>
-        <w:rPr>
-          <w:rStyle w:val="CommentTok"/>
-        </w:rPr>
-        <w:t xml:space="preserve">#  - ACK → UA confirmado</w:t>
-      </w:r>
-      <w:r>
-        <w:br/>
-      </w:r>
-      <w:r>
-        <w:rPr>
-          <w:rStyle w:val="CommentTok"/>
-        </w:rPr>
-        <w:t xml:space="preserve">#  - ERR → también UA confirmado (server rechazó el endpoint)</w:t>
-      </w:r>
-      <w:r>
-        <w:br/>
-      </w:r>
-      <w:r>
-        <w:rPr>
-          <w:rStyle w:val="CommentTok"/>
-        </w:rPr>
-        <w:t xml:space="preserve">#  - bytes non-UA → posible HTTPS u otro servicio en 4840</w:t>
+        <w:t xml:space="preserve">"10.0.0.15:1998"</w:t>
+      </w:r>
+      <w:r>
+        <w:br/>
+      </w:r>
+      <w:r>
+        <w:br/>
+      </w:r>
+      <w:r>
+        <w:rPr>
+          <w:rStyle w:val="CommentTok"/>
+        </w:rPr>
+        <w:t xml:space="preserve"># CALL REQUEST. Respuesta CALL ACCEPTED → XOT vivo. Más allá,</w:t>
+      </w:r>
+      <w:r>
+        <w:br/>
+      </w:r>
+      <w:r>
+        <w:rPr>
+          <w:rStyle w:val="CommentTok"/>
+        </w:rPr>
+        <w:t xml:space="preserve"># ElSereno tiene un REPL (v1.2+) para send/clear/data manual.</w:t>
       </w:r>
     </w:p>
     <w:bookmarkEnd w:id="40"/>
-    <w:bookmarkStart w:id="41" w:name="xot-x.25-sobre-tcp-rfc-1613"/>
+    <w:bookmarkStart w:id="41" w:name="at-modems-serial-tcp-reverse-proxy"/>
     <w:p>
       <w:pPr>
         <w:pStyle w:val="Heading3"/>
       </w:pPr>
       <w:r>
-        <w:t xml:space="preserve">3.11 XOT (X.25 sobre TCP, RFC 1613)</w:t>
+        <w:t xml:space="preserve">3.12 AT modems (serial + TCP reverse-proxy)</w:t>
       </w:r>
     </w:p>
     <w:p>
@@ -7670,6 +8138,15 @@
       </w:pPr>
       <w:r>
         <w:rPr>
+          <w:rStyle w:val="CommentTok"/>
+        </w:rPr>
+        <w:t xml:space="preserve"># Probe TCP (muchos modem-banks exponen AT por telnet)</w:t>
+      </w:r>
+      <w:r>
+        <w:br/>
+      </w:r>
+      <w:r>
+        <w:rPr>
           <w:rStyle w:val="ExtensionTok"/>
         </w:rPr>
         <w:t xml:space="preserve">elsereno</w:t>
@@ -7690,7 +8167,7 @@
         <w:rPr>
           <w:rStyle w:val="NormalTok"/>
         </w:rPr>
-        <w:t xml:space="preserve"> xot </w:t>
+        <w:t xml:space="preserve"> atmodem </w:t>
       </w:r>
       <w:r>
         <w:rPr>
@@ -7720,38 +8197,86 @@
         <w:rPr>
           <w:rStyle w:val="StringTok"/>
         </w:rPr>
-        <w:t xml:space="preserve">"10.0.0.15:1998"</w:t>
-      </w:r>
-      <w:r>
-        <w:br/>
-      </w:r>
-      <w:r>
-        <w:br/>
-      </w:r>
-      <w:r>
-        <w:rPr>
-          <w:rStyle w:val="CommentTok"/>
-        </w:rPr>
-        <w:t xml:space="preserve"># CALL REQUEST. Respuesta CALL ACCEPTED → XOT vivo. Más allá,</w:t>
-      </w:r>
-      <w:r>
-        <w:br/>
-      </w:r>
-      <w:r>
-        <w:rPr>
-          <w:rStyle w:val="CommentTok"/>
-        </w:rPr>
-        <w:t xml:space="preserve"># ElSereno tiene un REPL (v1.2+) para send/clear/data manual.</w:t>
+        <w:t xml:space="preserve">"10.0.0.16:23"</w:t>
+      </w:r>
+      <w:r>
+        <w:br/>
+      </w:r>
+      <w:r>
+        <w:br/>
+      </w:r>
+      <w:r>
+        <w:rPr>
+          <w:rStyle w:val="CommentTok"/>
+        </w:rPr>
+        <w:t xml:space="preserve"># Serial local (con CAP_NET_RAW o similar)</w:t>
+      </w:r>
+      <w:r>
+        <w:br/>
+      </w:r>
+      <w:r>
+        <w:rPr>
+          <w:rStyle w:val="ExtensionTok"/>
+        </w:rPr>
+        <w:t xml:space="preserve">elsereno</w:t>
+      </w:r>
+      <w:r>
+        <w:rPr>
+          <w:rStyle w:val="NormalTok"/>
+        </w:rPr>
+        <w:t xml:space="preserve"> scan </w:t>
+      </w:r>
+      <w:r>
+        <w:rPr>
+          <w:rStyle w:val="AttributeTok"/>
+        </w:rPr>
+        <w:t xml:space="preserve">--protocol</w:t>
+      </w:r>
+      <w:r>
+        <w:rPr>
+          <w:rStyle w:val="NormalTok"/>
+        </w:rPr>
+        <w:t xml:space="preserve"> atmodem </w:t>
+      </w:r>
+      <w:r>
+        <w:rPr>
+          <w:rStyle w:val="AttributeTok"/>
+        </w:rPr>
+        <w:t xml:space="preserve">--input</w:t>
+      </w:r>
+      <w:r>
+        <w:rPr>
+          <w:rStyle w:val="NormalTok"/>
+        </w:rPr>
+        <w:t xml:space="preserve"> stdin </w:t>
+      </w:r>
+      <w:r>
+        <w:rPr>
+          <w:rStyle w:val="OperatorTok"/>
+        </w:rPr>
+        <w:t xml:space="preserve">&lt;&lt;&lt;</w:t>
+      </w:r>
+      <w:r>
+        <w:rPr>
+          <w:rStyle w:val="NormalTok"/>
+        </w:rPr>
+        <w:t xml:space="preserve"> </w:t>
+      </w:r>
+      <w:r>
+        <w:rPr>
+          <w:rStyle w:val="StringTok"/>
+        </w:rPr>
+        <w:t xml:space="preserve">"/dev/ttyUSB0"</w:t>
       </w:r>
     </w:p>
     <w:bookmarkEnd w:id="41"/>
-    <w:bookmarkStart w:id="42" w:name="at-modems-serial-tcp-reverse-proxy"/>
+    <w:bookmarkStart w:id="42" w:name="banner-genérico"/>
     <w:p>
       <w:pPr>
         <w:pStyle w:val="Heading3"/>
       </w:pPr>
       <w:r>
-        <w:t xml:space="preserve">3.12 AT modems (serial + TCP reverse-proxy)</w:t>
+        <w:t xml:space="preserve">3.13 Banner genérico</w:t>
       </w:r>
     </w:p>
     <w:p>
@@ -7762,7 +8287,7 @@
         <w:rPr>
           <w:rStyle w:val="CommentTok"/>
         </w:rPr>
-        <w:t xml:space="preserve"># Probe TCP (muchos modem-banks exponen AT por telnet)</w:t>
+        <w:t xml:space="preserve"># Catch-all: puerto desconocido, snaga banner, aplica diccionario</w:t>
       </w:r>
       <w:r>
         <w:br/>
@@ -7789,7 +8314,7 @@
         <w:rPr>
           <w:rStyle w:val="NormalTok"/>
         </w:rPr>
-        <w:t xml:space="preserve"> atmodem </w:t>
+        <w:t xml:space="preserve"> banner </w:t>
       </w:r>
       <w:r>
         <w:rPr>
@@ -7819,19 +8344,28 @@
         <w:rPr>
           <w:rStyle w:val="StringTok"/>
         </w:rPr>
-        <w:t xml:space="preserve">"10.0.0.16:23"</w:t>
-      </w:r>
-      <w:r>
-        <w:br/>
-      </w:r>
-      <w:r>
-        <w:br/>
-      </w:r>
-      <w:r>
-        <w:rPr>
-          <w:rStyle w:val="CommentTok"/>
-        </w:rPr>
-        <w:t xml:space="preserve"># Serial local (con CAP_NET_RAW o similar)</w:t>
+        <w:t xml:space="preserve">"10.0.0.20:2323"</w:t>
+      </w:r>
+    </w:p>
+    <w:bookmarkEnd w:id="42"/>
+    <w:bookmarkStart w:id="43" w:name="sip-pbx-discovery-v1.3"/>
+    <w:p>
+      <w:pPr>
+        <w:pStyle w:val="Heading3"/>
+      </w:pPr>
+      <w:r>
+        <w:t xml:space="preserve">3.14 SIP / PBX discovery (v1.3+)</w:t>
+      </w:r>
+    </w:p>
+    <w:p>
+      <w:pPr>
+        <w:pStyle w:val="SourceCode"/>
+      </w:pPr>
+      <w:r>
+        <w:rPr>
+          <w:rStyle w:val="CommentTok"/>
+        </w:rPr>
+        <w:t xml:space="preserve"># OPTIONS probe a 5060 UDP (por defecto) o TCP</w:t>
       </w:r>
       <w:r>
         <w:br/>
@@ -7858,7 +8392,7 @@
         <w:rPr>
           <w:rStyle w:val="NormalTok"/>
         </w:rPr>
-        <w:t xml:space="preserve"> atmodem </w:t>
+        <w:t xml:space="preserve"> sip </w:t>
       </w:r>
       <w:r>
         <w:rPr>
@@ -7888,17 +8422,128 @@
         <w:rPr>
           <w:rStyle w:val="StringTok"/>
         </w:rPr>
-        <w:t xml:space="preserve">"/dev/ttyUSB0"</w:t>
-      </w:r>
-    </w:p>
-    <w:bookmarkEnd w:id="42"/>
-    <w:bookmarkStart w:id="43" w:name="banner-genérico"/>
+        <w:t xml:space="preserve">"pbx.ejemplo.com:5060"</w:t>
+      </w:r>
+      <w:r>
+        <w:br/>
+      </w:r>
+      <w:r>
+        <w:br/>
+      </w:r>
+      <w:r>
+        <w:rPr>
+          <w:rStyle w:val="CommentTok"/>
+        </w:rPr>
+        <w:t xml:space="preserve"># Identifica 15 marcas desde Server / User-Agent / Allow headers:</w:t>
+      </w:r>
+      <w:r>
+        <w:br/>
+      </w:r>
+      <w:r>
+        <w:rPr>
+          <w:rStyle w:val="CommentTok"/>
+        </w:rPr>
+        <w:t xml:space="preserve">#   Asterisk / FreePBX / 3CX / Cisco UCM / Cisco SIP Gateway /</w:t>
+      </w:r>
+      <w:r>
+        <w:br/>
+      </w:r>
+      <w:r>
+        <w:rPr>
+          <w:rStyle w:val="CommentTok"/>
+        </w:rPr>
+        <w:t xml:space="preserve">#   Mitel (+ ShoreTel) / Avaya (+ IP Office) / Yeastar /</w:t>
+      </w:r>
+      <w:r>
+        <w:br/>
+      </w:r>
+      <w:r>
+        <w:rPr>
+          <w:rStyle w:val="CommentTok"/>
+        </w:rPr>
+        <w:t xml:space="preserve">#   Grandstream / Fanvil / Yealink / Kamailio / OpenSIPS /</w:t>
+      </w:r>
+      <w:r>
+        <w:br/>
+      </w:r>
+      <w:r>
+        <w:rPr>
+          <w:rStyle w:val="CommentTok"/>
+        </w:rPr>
+        <w:t xml:space="preserve">#   FreeSWITCH / SER.</w:t>
+      </w:r>
+      <w:r>
+        <w:br/>
+      </w:r>
+      <w:r>
+        <w:rPr>
+          <w:rStyle w:val="CommentTok"/>
+        </w:rPr>
+        <w:t xml:space="preserve"># Scoring tiers: 90 attack-ripe (Asterisk/FreePBX/3CX);</w:t>
+      </w:r>
+      <w:r>
+        <w:br/>
+      </w:r>
+      <w:r>
+        <w:rPr>
+          <w:rStyle w:val="CommentTok"/>
+        </w:rPr>
+        <w:t xml:space="preserve"># 85 enterprise (Cisco UCM / Avaya / Mitel); 80 SOHO (Yeastar /</w:t>
+      </w:r>
+      <w:r>
+        <w:br/>
+      </w:r>
+      <w:r>
+        <w:rPr>
+          <w:rStyle w:val="CommentTok"/>
+        </w:rPr>
+        <w:t xml:space="preserve"># Grandstream / Fanvil / Yealink); 75 proxy/gateway;</w:t>
+      </w:r>
+      <w:r>
+        <w:br/>
+      </w:r>
+      <w:r>
+        <w:rPr>
+          <w:rStyle w:val="CommentTok"/>
+        </w:rPr>
+        <w:t xml:space="preserve"># 70 SIP-unknown-vendor.</w:t>
+      </w:r>
+      <w:r>
+        <w:br/>
+      </w:r>
+      <w:r>
+        <w:rPr>
+          <w:rStyle w:val="CommentTok"/>
+        </w:rPr>
+        <w:t xml:space="preserve">#</w:t>
+      </w:r>
+      <w:r>
+        <w:br/>
+      </w:r>
+      <w:r>
+        <w:rPr>
+          <w:rStyle w:val="CommentTok"/>
+        </w:rPr>
+        <w:t xml:space="preserve"># `auth_state` baja a 50 si el servidor responde 401 Unauthorized</w:t>
+      </w:r>
+      <w:r>
+        <w:br/>
+      </w:r>
+      <w:r>
+        <w:rPr>
+          <w:rStyle w:val="CommentTok"/>
+        </w:rPr>
+        <w:t xml:space="preserve"># con Digest challenge.</w:t>
+      </w:r>
+    </w:p>
+    <w:bookmarkEnd w:id="43"/>
+    <w:bookmarkStart w:id="44" w:name="iax2-asterisk-binary-protocol-v1.3"/>
     <w:p>
       <w:pPr>
         <w:pStyle w:val="Heading3"/>
       </w:pPr>
       <w:r>
-        <w:t xml:space="preserve">3.13 Banner genérico</w:t>
+        <w:t xml:space="preserve">3.15 IAX2 — Asterisk binary protocol (v1.3+)</w:t>
       </w:r>
     </w:p>
     <w:p>
@@ -7909,7 +8554,7 @@
         <w:rPr>
           <w:rStyle w:val="CommentTok"/>
         </w:rPr>
-        <w:t xml:space="preserve"># Catch-all: puerto desconocido, snaga banner, aplica diccionario</w:t>
+        <w:t xml:space="preserve"># NEW frame → clasifica la respuesta por subclase</w:t>
       </w:r>
       <w:r>
         <w:br/>
@@ -7936,7 +8581,7 @@
         <w:rPr>
           <w:rStyle w:val="NormalTok"/>
         </w:rPr>
-        <w:t xml:space="preserve"> banner </w:t>
+        <w:t xml:space="preserve"> iax2 </w:t>
       </w:r>
       <w:r>
         <w:rPr>
@@ -7966,17 +8611,128 @@
         <w:rPr>
           <w:rStyle w:val="StringTok"/>
         </w:rPr>
-        <w:t xml:space="preserve">"10.0.0.20:2323"</w:t>
-      </w:r>
-    </w:p>
-    <w:bookmarkEnd w:id="43"/>
-    <w:bookmarkStart w:id="44" w:name="sip-pbx-discovery-v1.3"/>
+        <w:t xml:space="preserve">"pbx.ejemplo.com:4569"</w:t>
+      </w:r>
+      <w:r>
+        <w:br/>
+      </w:r>
+      <w:r>
+        <w:br/>
+      </w:r>
+      <w:r>
+        <w:rPr>
+          <w:rStyle w:val="CommentTok"/>
+        </w:rPr>
+        <w:t xml:space="preserve"># Subclases que confirman IAX2 (protocol_risk=90, Asterisk-</w:t>
+      </w:r>
+      <w:r>
+        <w:br/>
+      </w:r>
+      <w:r>
+        <w:rPr>
+          <w:rStyle w:val="CommentTok"/>
+        </w:rPr>
+        <w:t xml:space="preserve"># specific PBX disclosure):</w:t>
+      </w:r>
+      <w:r>
+        <w:br/>
+      </w:r>
+      <w:r>
+        <w:rPr>
+          <w:rStyle w:val="CommentTok"/>
+        </w:rPr>
+        <w:t xml:space="preserve">#   ACCEPT  — el remote aceptó nuestra call (se envía HANGUP</w:t>
+      </w:r>
+      <w:r>
+        <w:br/>
+      </w:r>
+      <w:r>
+        <w:rPr>
+          <w:rStyle w:val="CommentTok"/>
+        </w:rPr>
+        <w:t xml:space="preserve">#             inmediatamente para no dejar dialog colgado)</w:t>
+      </w:r>
+      <w:r>
+        <w:br/>
+      </w:r>
+      <w:r>
+        <w:rPr>
+          <w:rStyle w:val="CommentTok"/>
+        </w:rPr>
+        <w:t xml:space="preserve">#   AUTHREQ — pide auth (auth_state baja a 50)</w:t>
+      </w:r>
+      <w:r>
+        <w:br/>
+      </w:r>
+      <w:r>
+        <w:rPr>
+          <w:rStyle w:val="CommentTok"/>
+        </w:rPr>
+        <w:t xml:space="preserve">#   REJECT  — aceptó la llegada pero rehúsa</w:t>
+      </w:r>
+      <w:r>
+        <w:br/>
+      </w:r>
+      <w:r>
+        <w:rPr>
+          <w:rStyle w:val="CommentTok"/>
+        </w:rPr>
+        <w:t xml:space="preserve">#   HANGUP  — cerró al vuelo</w:t>
+      </w:r>
+      <w:r>
+        <w:br/>
+      </w:r>
+      <w:r>
+        <w:rPr>
+          <w:rStyle w:val="CommentTok"/>
+        </w:rPr>
+        <w:t xml:space="preserve">#   PING / PONG / REG* — todos confirman IAX2</w:t>
+      </w:r>
+      <w:r>
+        <w:br/>
+      </w:r>
+      <w:r>
+        <w:rPr>
+          <w:rStyle w:val="CommentTok"/>
+        </w:rPr>
+        <w:t xml:space="preserve">#</w:t>
+      </w:r>
+      <w:r>
+        <w:br/>
+      </w:r>
+      <w:r>
+        <w:rPr>
+          <w:rStyle w:val="CommentTok"/>
+        </w:rPr>
+        <w:t xml:space="preserve"># Mini-frames (audio) y frames no-IAX se descartan; bytes HTTP</w:t>
+      </w:r>
+      <w:r>
+        <w:br/>
+      </w:r>
+      <w:r>
+        <w:rPr>
+          <w:rStyle w:val="CommentTok"/>
+        </w:rPr>
+        <w:t xml:space="preserve"># que coincidan con mini-frame-encoding se filtran por length</w:t>
+      </w:r>
+      <w:r>
+        <w:br/>
+      </w:r>
+      <w:r>
+        <w:rPr>
+          <w:rStyle w:val="CommentTok"/>
+        </w:rPr>
+        <w:t xml:space="preserve"># sanity guard (real mini-frames son exactamente 4 bytes).</w:t>
+      </w:r>
+    </w:p>
+    <w:bookmarkEnd w:id="44"/>
+    <w:bookmarkStart w:id="45" w:name="pbx-http-admin-ui-v1.3"/>
     <w:p>
       <w:pPr>
         <w:pStyle w:val="Heading3"/>
       </w:pPr>
       <w:r>
-        <w:t xml:space="preserve">3.14 SIP / PBX discovery (v1.3+)</w:t>
+        <w:t xml:space="preserve">3.16 PBX HTTP admin-UI (v1.3+)</w:t>
       </w:r>
     </w:p>
     <w:p>
@@ -7987,7 +8743,7 @@
         <w:rPr>
           <w:rStyle w:val="CommentTok"/>
         </w:rPr>
-        <w:t xml:space="preserve"># OPTIONS probe a 5060 UDP (por defecto) o TCP</w:t>
+        <w:t xml:space="preserve"># Probe a la admin web (HTTPS por defecto, self-signed tolerado)</w:t>
       </w:r>
       <w:r>
         <w:br/>
@@ -8014,7 +8770,7 @@
         <w:rPr>
           <w:rStyle w:val="NormalTok"/>
         </w:rPr>
-        <w:t xml:space="preserve"> sip </w:t>
+        <w:t xml:space="preserve"> pbxhttp </w:t>
       </w:r>
       <w:r>
         <w:rPr>
@@ -8044,91 +8800,64 @@
         <w:rPr>
           <w:rStyle w:val="StringTok"/>
         </w:rPr>
-        <w:t xml:space="preserve">"pbx.ejemplo.com:5060"</w:t>
-      </w:r>
-      <w:r>
-        <w:br/>
-      </w:r>
-      <w:r>
-        <w:br/>
-      </w:r>
-      <w:r>
-        <w:rPr>
-          <w:rStyle w:val="CommentTok"/>
-        </w:rPr>
-        <w:t xml:space="preserve"># Identifica 15 marcas desde Server / User-Agent / Allow headers:</w:t>
-      </w:r>
-      <w:r>
-        <w:br/>
-      </w:r>
-      <w:r>
-        <w:rPr>
-          <w:rStyle w:val="CommentTok"/>
-        </w:rPr>
-        <w:t xml:space="preserve">#   Asterisk / FreePBX / 3CX / Cisco UCM / Cisco SIP Gateway /</w:t>
-      </w:r>
-      <w:r>
-        <w:br/>
-      </w:r>
-      <w:r>
-        <w:rPr>
-          <w:rStyle w:val="CommentTok"/>
-        </w:rPr>
-        <w:t xml:space="preserve">#   Mitel (+ ShoreTel) / Avaya (+ IP Office) / Yeastar /</w:t>
-      </w:r>
-      <w:r>
-        <w:br/>
-      </w:r>
-      <w:r>
-        <w:rPr>
-          <w:rStyle w:val="CommentTok"/>
-        </w:rPr>
-        <w:t xml:space="preserve">#   Grandstream / Fanvil / Yealink / Kamailio / OpenSIPS /</w:t>
-      </w:r>
-      <w:r>
-        <w:br/>
-      </w:r>
-      <w:r>
-        <w:rPr>
-          <w:rStyle w:val="CommentTok"/>
-        </w:rPr>
-        <w:t xml:space="preserve">#   FreeSWITCH / SER.</w:t>
-      </w:r>
-      <w:r>
-        <w:br/>
-      </w:r>
-      <w:r>
-        <w:rPr>
-          <w:rStyle w:val="CommentTok"/>
-        </w:rPr>
-        <w:t xml:space="preserve"># Scoring tiers: 90 attack-ripe (Asterisk/FreePBX/3CX);</w:t>
-      </w:r>
-      <w:r>
-        <w:br/>
-      </w:r>
-      <w:r>
-        <w:rPr>
-          <w:rStyle w:val="CommentTok"/>
-        </w:rPr>
-        <w:t xml:space="preserve"># 85 enterprise (Cisco UCM / Avaya / Mitel); 80 SOHO (Yeastar /</w:t>
-      </w:r>
-      <w:r>
-        <w:br/>
-      </w:r>
-      <w:r>
-        <w:rPr>
-          <w:rStyle w:val="CommentTok"/>
-        </w:rPr>
-        <w:t xml:space="preserve"># Grandstream / Fanvil / Yealink); 75 proxy/gateway;</w:t>
-      </w:r>
-      <w:r>
-        <w:br/>
-      </w:r>
-      <w:r>
-        <w:rPr>
-          <w:rStyle w:val="CommentTok"/>
-        </w:rPr>
-        <w:t xml:space="preserve"># 70 SIP-unknown-vendor.</w:t>
+        <w:t xml:space="preserve">"pbx.ejemplo.com:443"</w:t>
+      </w:r>
+      <w:r>
+        <w:br/>
+      </w:r>
+      <w:r>
+        <w:br/>
+      </w:r>
+      <w:r>
+        <w:rPr>
+          <w:rStyle w:val="CommentTok"/>
+        </w:rPr>
+        <w:t xml:space="preserve"># También funciona contra puertos comunes de admin alternativos:</w:t>
+      </w:r>
+      <w:r>
+        <w:br/>
+      </w:r>
+      <w:r>
+        <w:rPr>
+          <w:rStyle w:val="CommentTok"/>
+        </w:rPr>
+        <w:t xml:space="preserve">#   80 / 8080 / 8088 / 5001 / 8443 / 411 (Avaya IP Office)</w:t>
+      </w:r>
+      <w:r>
+        <w:br/>
+      </w:r>
+      <w:r>
+        <w:rPr>
+          <w:rStyle w:val="CommentTok"/>
+        </w:rPr>
+        <w:t xml:space="preserve"># El plugin acepta un path alternativo vía config (por defecto "/"):</w:t>
+      </w:r>
+      <w:r>
+        <w:br/>
+      </w:r>
+      <w:r>
+        <w:rPr>
+          <w:rStyle w:val="CommentTok"/>
+        </w:rPr>
+        <w:t xml:space="preserve">#   /admin/config.php  → FreePBX</w:t>
+      </w:r>
+      <w:r>
+        <w:br/>
+      </w:r>
+      <w:r>
+        <w:rPr>
+          <w:rStyle w:val="CommentTok"/>
+        </w:rPr>
+        <w:t xml:space="preserve">#   /webclient/        → 3CX</w:t>
+      </w:r>
+      <w:r>
+        <w:br/>
+      </w:r>
+      <w:r>
+        <w:rPr>
+          <w:rStyle w:val="CommentTok"/>
+        </w:rPr>
+        <w:t xml:space="preserve">#   /ccmadmin/login.do → Cisco UCM</w:t>
       </w:r>
       <w:r>
         <w:br/>
@@ -8146,169 +8875,52 @@
         <w:rPr>
           <w:rStyle w:val="CommentTok"/>
         </w:rPr>
-        <w:t xml:space="preserve"># `auth_state` baja a 50 si el servidor responde 401 Unauthorized</w:t>
-      </w:r>
-      <w:r>
-        <w:br/>
-      </w:r>
-      <w:r>
-        <w:rPr>
-          <w:rStyle w:val="CommentTok"/>
-        </w:rPr>
-        <w:t xml:space="preserve"># con Digest challenge.</w:t>
-      </w:r>
-    </w:p>
-    <w:bookmarkEnd w:id="44"/>
-    <w:bookmarkStart w:id="45" w:name="iax2-asterisk-binary-protocol-v1.3"/>
-    <w:p>
-      <w:pPr>
-        <w:pStyle w:val="Heading3"/>
-      </w:pPr>
-      <w:r>
-        <w:t xml:space="preserve">3.15 IAX2 — Asterisk binary protocol (v1.3+)</w:t>
-      </w:r>
-    </w:p>
-    <w:p>
-      <w:pPr>
-        <w:pStyle w:val="SourceCode"/>
-      </w:pPr>
-      <w:r>
-        <w:rPr>
-          <w:rStyle w:val="CommentTok"/>
-        </w:rPr>
-        <w:t xml:space="preserve"># NEW frame → clasifica la respuesta por subclase</w:t>
-      </w:r>
-      <w:r>
-        <w:br/>
-      </w:r>
-      <w:r>
-        <w:rPr>
-          <w:rStyle w:val="ExtensionTok"/>
-        </w:rPr>
-        <w:t xml:space="preserve">elsereno</w:t>
-      </w:r>
-      <w:r>
-        <w:rPr>
-          <w:rStyle w:val="NormalTok"/>
-        </w:rPr>
-        <w:t xml:space="preserve"> scan </w:t>
-      </w:r>
-      <w:r>
-        <w:rPr>
-          <w:rStyle w:val="AttributeTok"/>
-        </w:rPr>
-        <w:t xml:space="preserve">--protocol</w:t>
-      </w:r>
-      <w:r>
-        <w:rPr>
-          <w:rStyle w:val="NormalTok"/>
-        </w:rPr>
-        <w:t xml:space="preserve"> iax2 </w:t>
-      </w:r>
-      <w:r>
-        <w:rPr>
-          <w:rStyle w:val="AttributeTok"/>
-        </w:rPr>
-        <w:t xml:space="preserve">--input</w:t>
-      </w:r>
-      <w:r>
-        <w:rPr>
-          <w:rStyle w:val="NormalTok"/>
-        </w:rPr>
-        <w:t xml:space="preserve"> stdin </w:t>
-      </w:r>
-      <w:r>
-        <w:rPr>
-          <w:rStyle w:val="OperatorTok"/>
-        </w:rPr>
-        <w:t xml:space="preserve">&lt;&lt;&lt;</w:t>
-      </w:r>
-      <w:r>
-        <w:rPr>
-          <w:rStyle w:val="NormalTok"/>
-        </w:rPr>
-        <w:t xml:space="preserve"> </w:t>
-      </w:r>
-      <w:r>
-        <w:rPr>
-          <w:rStyle w:val="StringTok"/>
-        </w:rPr>
-        <w:t xml:space="preserve">"pbx.ejemplo.com:4569"</w:t>
-      </w:r>
-      <w:r>
-        <w:br/>
-      </w:r>
-      <w:r>
-        <w:br/>
-      </w:r>
-      <w:r>
-        <w:rPr>
-          <w:rStyle w:val="CommentTok"/>
-        </w:rPr>
-        <w:t xml:space="preserve"># Subclases que confirman IAX2 (protocol_risk=90, Asterisk-</w:t>
-      </w:r>
-      <w:r>
-        <w:br/>
-      </w:r>
-      <w:r>
-        <w:rPr>
-          <w:rStyle w:val="CommentTok"/>
-        </w:rPr>
-        <w:t xml:space="preserve"># specific PBX disclosure):</w:t>
-      </w:r>
-      <w:r>
-        <w:br/>
-      </w:r>
-      <w:r>
-        <w:rPr>
-          <w:rStyle w:val="CommentTok"/>
-        </w:rPr>
-        <w:t xml:space="preserve">#   ACCEPT  — el remote aceptó nuestra call (se envía HANGUP</w:t>
-      </w:r>
-      <w:r>
-        <w:br/>
-      </w:r>
-      <w:r>
-        <w:rPr>
-          <w:rStyle w:val="CommentTok"/>
-        </w:rPr>
-        <w:t xml:space="preserve">#             inmediatamente para no dejar dialog colgado)</w:t>
-      </w:r>
-      <w:r>
-        <w:br/>
-      </w:r>
-      <w:r>
-        <w:rPr>
-          <w:rStyle w:val="CommentTok"/>
-        </w:rPr>
-        <w:t xml:space="preserve">#   AUTHREQ — pide auth (auth_state baja a 50)</w:t>
-      </w:r>
-      <w:r>
-        <w:br/>
-      </w:r>
-      <w:r>
-        <w:rPr>
-          <w:rStyle w:val="CommentTok"/>
-        </w:rPr>
-        <w:t xml:space="preserve">#   REJECT  — aceptó la llegada pero rehúsa</w:t>
-      </w:r>
-      <w:r>
-        <w:br/>
-      </w:r>
-      <w:r>
-        <w:rPr>
-          <w:rStyle w:val="CommentTok"/>
-        </w:rPr>
-        <w:t xml:space="preserve">#   HANGUP  — cerró al vuelo</w:t>
-      </w:r>
-      <w:r>
-        <w:br/>
-      </w:r>
-      <w:r>
-        <w:rPr>
-          <w:rStyle w:val="CommentTok"/>
-        </w:rPr>
-        <w:t xml:space="preserve">#   PING / PONG / REG* — todos confirman IAX2</w:t>
+        <w:t xml:space="preserve"># Reconoce 15 plataformas PBX vía response Server / &lt;title&gt; /</w:t>
+      </w:r>
+      <w:r>
+        <w:br/>
+      </w:r>
+      <w:r>
+        <w:rPr>
+          <w:rStyle w:val="CommentTok"/>
+        </w:rPr>
+        <w:t xml:space="preserve"># body: FreePBX, PBXact (Sangoma), 3CX, Yeastar (+ NeoGate +</w:t>
+      </w:r>
+      <w:r>
+        <w:br/>
+      </w:r>
+      <w:r>
+        <w:rPr>
+          <w:rStyle w:val="CommentTok"/>
+        </w:rPr>
+        <w:t xml:space="preserve"># Linkus), Cisco UCM, Avaya (IP Office / Aura / Communication</w:t>
+      </w:r>
+      <w:r>
+        <w:br/>
+      </w:r>
+      <w:r>
+        <w:rPr>
+          <w:rStyle w:val="CommentTok"/>
+        </w:rPr>
+        <w:t xml:space="preserve"># Manager), Mitel (+ ShoreTel + MiCollab), Grandstream (+ UCM6</w:t>
+      </w:r>
+      <w:r>
+        <w:br/>
+      </w:r>
+      <w:r>
+        <w:rPr>
+          <w:rStyle w:val="CommentTok"/>
+        </w:rPr>
+        <w:t xml:space="preserve"># + GXP + GXW), Fanvil, Yealink (+ SIP-T), Asterisk HTTP</w:t>
+      </w:r>
+      <w:r>
+        <w:br/>
+      </w:r>
+      <w:r>
+        <w:rPr>
+          <w:rStyle w:val="CommentTok"/>
+        </w:rPr>
+        <w:t xml:space="preserve"># Manager, Switchvox (Digium), Elastix, FreeSWITCH.</w:t>
       </w:r>
       <w:r>
         <w:br/>
@@ -8326,326 +8938,92 @@
         <w:rPr>
           <w:rStyle w:val="CommentTok"/>
         </w:rPr>
-        <w:t xml:space="preserve"># Mini-frames (audio) y frames no-IAX se descartan; bytes HTTP</w:t>
-      </w:r>
-      <w:r>
-        <w:br/>
-      </w:r>
-      <w:r>
-        <w:rPr>
-          <w:rStyle w:val="CommentTok"/>
-        </w:rPr>
-        <w:t xml:space="preserve"># que coincidan con mini-frame-encoding se filtran por length</w:t>
-      </w:r>
-      <w:r>
-        <w:br/>
-      </w:r>
-      <w:r>
-        <w:rPr>
-          <w:rStyle w:val="CommentTok"/>
-        </w:rPr>
-        <w:t xml:space="preserve"># sanity guard (real mini-frames son exactamente 4 bytes).</w:t>
+        <w:t xml:space="preserve"># Heurística "PBX-likely": cuando ningún brand matchea pero el</w:t>
+      </w:r>
+      <w:r>
+        <w:br/>
+      </w:r>
+      <w:r>
+        <w:rPr>
+          <w:rStyle w:val="CommentTok"/>
+        </w:rPr>
+        <w:t xml:space="preserve"># body menciona pbx / phone system / sip server / voip admin /</w:t>
+      </w:r>
+      <w:r>
+        <w:br/>
+      </w:r>
+      <w:r>
+        <w:rPr>
+          <w:rStyle w:val="CommentTok"/>
+        </w:rPr>
+        <w:t xml:space="preserve"># extension → protocol_risk sube a 70 para que el finding no</w:t>
+      </w:r>
+      <w:r>
+        <w:br/>
+      </w:r>
+      <w:r>
+        <w:rPr>
+          <w:rStyle w:val="CommentTok"/>
+        </w:rPr>
+        <w:t xml:space="preserve"># pase desapercibido.</w:t>
+      </w:r>
+      <w:r>
+        <w:br/>
+      </w:r>
+      <w:r>
+        <w:rPr>
+          <w:rStyle w:val="CommentTok"/>
+        </w:rPr>
+        <w:t xml:space="preserve">#</w:t>
+      </w:r>
+      <w:r>
+        <w:br/>
+      </w:r>
+      <w:r>
+        <w:rPr>
+          <w:rStyle w:val="CommentTok"/>
+        </w:rPr>
+        <w:t xml:space="preserve"># Default: InsecureSkipVerify=true — PBX default installs</w:t>
+      </w:r>
+      <w:r>
+        <w:br/>
+      </w:r>
+      <w:r>
+        <w:rPr>
+          <w:rStyle w:val="CommentTok"/>
+        </w:rPr>
+        <w:t xml:space="preserve"># shippean certificados self-signed siempre; la alternativa</w:t>
+      </w:r>
+      <w:r>
+        <w:br/>
+      </w:r>
+      <w:r>
+        <w:rPr>
+          <w:rStyle w:val="CommentTok"/>
+        </w:rPr>
+        <w:t xml:space="preserve"># sería no poder fingerprintear el 80 % de los PBXes en</w:t>
+      </w:r>
+      <w:r>
+        <w:br/>
+      </w:r>
+      <w:r>
+        <w:rPr>
+          <w:rStyle w:val="CommentTok"/>
+        </w:rPr>
+        <w:t xml:space="preserve"># producción. El probe NO transmite credenciales, solo lee la</w:t>
+      </w:r>
+      <w:r>
+        <w:br/>
+      </w:r>
+      <w:r>
+        <w:rPr>
+          <w:rStyle w:val="CommentTok"/>
+        </w:rPr>
+        <w:t xml:space="preserve"># página de login.</w:t>
       </w:r>
     </w:p>
     <w:bookmarkEnd w:id="45"/>
-    <w:bookmarkStart w:id="46" w:name="pbx-http-admin-ui-v1.3"/>
-    <w:p>
-      <w:pPr>
-        <w:pStyle w:val="Heading3"/>
-      </w:pPr>
-      <w:r>
-        <w:t xml:space="preserve">3.16 PBX HTTP admin-UI (v1.3+)</w:t>
-      </w:r>
-    </w:p>
-    <w:p>
-      <w:pPr>
-        <w:pStyle w:val="SourceCode"/>
-      </w:pPr>
-      <w:r>
-        <w:rPr>
-          <w:rStyle w:val="CommentTok"/>
-        </w:rPr>
-        <w:t xml:space="preserve"># Probe a la admin web (HTTPS por defecto, self-signed tolerado)</w:t>
-      </w:r>
-      <w:r>
-        <w:br/>
-      </w:r>
-      <w:r>
-        <w:rPr>
-          <w:rStyle w:val="ExtensionTok"/>
-        </w:rPr>
-        <w:t xml:space="preserve">elsereno</w:t>
-      </w:r>
-      <w:r>
-        <w:rPr>
-          <w:rStyle w:val="NormalTok"/>
-        </w:rPr>
-        <w:t xml:space="preserve"> scan </w:t>
-      </w:r>
-      <w:r>
-        <w:rPr>
-          <w:rStyle w:val="AttributeTok"/>
-        </w:rPr>
-        <w:t xml:space="preserve">--protocol</w:t>
-      </w:r>
-      <w:r>
-        <w:rPr>
-          <w:rStyle w:val="NormalTok"/>
-        </w:rPr>
-        <w:t xml:space="preserve"> pbxhttp </w:t>
-      </w:r>
-      <w:r>
-        <w:rPr>
-          <w:rStyle w:val="AttributeTok"/>
-        </w:rPr>
-        <w:t xml:space="preserve">--input</w:t>
-      </w:r>
-      <w:r>
-        <w:rPr>
-          <w:rStyle w:val="NormalTok"/>
-        </w:rPr>
-        <w:t xml:space="preserve"> stdin </w:t>
-      </w:r>
-      <w:r>
-        <w:rPr>
-          <w:rStyle w:val="OperatorTok"/>
-        </w:rPr>
-        <w:t xml:space="preserve">&lt;&lt;&lt;</w:t>
-      </w:r>
-      <w:r>
-        <w:rPr>
-          <w:rStyle w:val="NormalTok"/>
-        </w:rPr>
-        <w:t xml:space="preserve"> </w:t>
-      </w:r>
-      <w:r>
-        <w:rPr>
-          <w:rStyle w:val="StringTok"/>
-        </w:rPr>
-        <w:t xml:space="preserve">"pbx.ejemplo.com:443"</w:t>
-      </w:r>
-      <w:r>
-        <w:br/>
-      </w:r>
-      <w:r>
-        <w:br/>
-      </w:r>
-      <w:r>
-        <w:rPr>
-          <w:rStyle w:val="CommentTok"/>
-        </w:rPr>
-        <w:t xml:space="preserve"># También funciona contra puertos comunes de admin alternativos:</w:t>
-      </w:r>
-      <w:r>
-        <w:br/>
-      </w:r>
-      <w:r>
-        <w:rPr>
-          <w:rStyle w:val="CommentTok"/>
-        </w:rPr>
-        <w:t xml:space="preserve">#   80 / 8080 / 8088 / 5001 / 8443 / 411 (Avaya IP Office)</w:t>
-      </w:r>
-      <w:r>
-        <w:br/>
-      </w:r>
-      <w:r>
-        <w:rPr>
-          <w:rStyle w:val="CommentTok"/>
-        </w:rPr>
-        <w:t xml:space="preserve"># El plugin acepta un path alternativo vía config (por defecto "/"):</w:t>
-      </w:r>
-      <w:r>
-        <w:br/>
-      </w:r>
-      <w:r>
-        <w:rPr>
-          <w:rStyle w:val="CommentTok"/>
-        </w:rPr>
-        <w:t xml:space="preserve">#   /admin/config.php  → FreePBX</w:t>
-      </w:r>
-      <w:r>
-        <w:br/>
-      </w:r>
-      <w:r>
-        <w:rPr>
-          <w:rStyle w:val="CommentTok"/>
-        </w:rPr>
-        <w:t xml:space="preserve">#   /webclient/        → 3CX</w:t>
-      </w:r>
-      <w:r>
-        <w:br/>
-      </w:r>
-      <w:r>
-        <w:rPr>
-          <w:rStyle w:val="CommentTok"/>
-        </w:rPr>
-        <w:t xml:space="preserve">#   /ccmadmin/login.do → Cisco UCM</w:t>
-      </w:r>
-      <w:r>
-        <w:br/>
-      </w:r>
-      <w:r>
-        <w:rPr>
-          <w:rStyle w:val="CommentTok"/>
-        </w:rPr>
-        <w:t xml:space="preserve">#</w:t>
-      </w:r>
-      <w:r>
-        <w:br/>
-      </w:r>
-      <w:r>
-        <w:rPr>
-          <w:rStyle w:val="CommentTok"/>
-        </w:rPr>
-        <w:t xml:space="preserve"># Reconoce 15 plataformas PBX vía response Server / &lt;title&gt; /</w:t>
-      </w:r>
-      <w:r>
-        <w:br/>
-      </w:r>
-      <w:r>
-        <w:rPr>
-          <w:rStyle w:val="CommentTok"/>
-        </w:rPr>
-        <w:t xml:space="preserve"># body: FreePBX, PBXact (Sangoma), 3CX, Yeastar (+ NeoGate +</w:t>
-      </w:r>
-      <w:r>
-        <w:br/>
-      </w:r>
-      <w:r>
-        <w:rPr>
-          <w:rStyle w:val="CommentTok"/>
-        </w:rPr>
-        <w:t xml:space="preserve"># Linkus), Cisco UCM, Avaya (IP Office / Aura / Communication</w:t>
-      </w:r>
-      <w:r>
-        <w:br/>
-      </w:r>
-      <w:r>
-        <w:rPr>
-          <w:rStyle w:val="CommentTok"/>
-        </w:rPr>
-        <w:t xml:space="preserve"># Manager), Mitel (+ ShoreTel + MiCollab), Grandstream (+ UCM6</w:t>
-      </w:r>
-      <w:r>
-        <w:br/>
-      </w:r>
-      <w:r>
-        <w:rPr>
-          <w:rStyle w:val="CommentTok"/>
-        </w:rPr>
-        <w:t xml:space="preserve"># + GXP + GXW), Fanvil, Yealink (+ SIP-T), Asterisk HTTP</w:t>
-      </w:r>
-      <w:r>
-        <w:br/>
-      </w:r>
-      <w:r>
-        <w:rPr>
-          <w:rStyle w:val="CommentTok"/>
-        </w:rPr>
-        <w:t xml:space="preserve"># Manager, Switchvox (Digium), Elastix, FreeSWITCH.</w:t>
-      </w:r>
-      <w:r>
-        <w:br/>
-      </w:r>
-      <w:r>
-        <w:rPr>
-          <w:rStyle w:val="CommentTok"/>
-        </w:rPr>
-        <w:t xml:space="preserve">#</w:t>
-      </w:r>
-      <w:r>
-        <w:br/>
-      </w:r>
-      <w:r>
-        <w:rPr>
-          <w:rStyle w:val="CommentTok"/>
-        </w:rPr>
-        <w:t xml:space="preserve"># Heurística "PBX-likely": cuando ningún brand matchea pero el</w:t>
-      </w:r>
-      <w:r>
-        <w:br/>
-      </w:r>
-      <w:r>
-        <w:rPr>
-          <w:rStyle w:val="CommentTok"/>
-        </w:rPr>
-        <w:t xml:space="preserve"># body menciona pbx / phone system / sip server / voip admin /</w:t>
-      </w:r>
-      <w:r>
-        <w:br/>
-      </w:r>
-      <w:r>
-        <w:rPr>
-          <w:rStyle w:val="CommentTok"/>
-        </w:rPr>
-        <w:t xml:space="preserve"># extension → protocol_risk sube a 70 para que el finding no</w:t>
-      </w:r>
-      <w:r>
-        <w:br/>
-      </w:r>
-      <w:r>
-        <w:rPr>
-          <w:rStyle w:val="CommentTok"/>
-        </w:rPr>
-        <w:t xml:space="preserve"># pase desapercibido.</w:t>
-      </w:r>
-      <w:r>
-        <w:br/>
-      </w:r>
-      <w:r>
-        <w:rPr>
-          <w:rStyle w:val="CommentTok"/>
-        </w:rPr>
-        <w:t xml:space="preserve">#</w:t>
-      </w:r>
-      <w:r>
-        <w:br/>
-      </w:r>
-      <w:r>
-        <w:rPr>
-          <w:rStyle w:val="CommentTok"/>
-        </w:rPr>
-        <w:t xml:space="preserve"># Default: InsecureSkipVerify=true — PBX default installs</w:t>
-      </w:r>
-      <w:r>
-        <w:br/>
-      </w:r>
-      <w:r>
-        <w:rPr>
-          <w:rStyle w:val="CommentTok"/>
-        </w:rPr>
-        <w:t xml:space="preserve"># shippean certificados self-signed siempre; la alternativa</w:t>
-      </w:r>
-      <w:r>
-        <w:br/>
-      </w:r>
-      <w:r>
-        <w:rPr>
-          <w:rStyle w:val="CommentTok"/>
-        </w:rPr>
-        <w:t xml:space="preserve"># sería no poder fingerprintear el 80 % de los PBXes en</w:t>
-      </w:r>
-      <w:r>
-        <w:br/>
-      </w:r>
-      <w:r>
-        <w:rPr>
-          <w:rStyle w:val="CommentTok"/>
-        </w:rPr>
-        <w:t xml:space="preserve"># producción. El probe NO transmite credenciales, solo lee la</w:t>
-      </w:r>
-      <w:r>
-        <w:br/>
-      </w:r>
-      <w:r>
-        <w:rPr>
-          <w:rStyle w:val="CommentTok"/>
-        </w:rPr>
-        <w:t xml:space="preserve"># página de login.</w:t>
-      </w:r>
-    </w:p>
-    <w:bookmarkEnd w:id="46"/>
-    <w:bookmarkStart w:id="47" w:name="cwmp-tr-069-v1.4"/>
+    <w:bookmarkStart w:id="46" w:name="cwmp-tr-069-v1.4"/>
     <w:p>
       <w:pPr>
         <w:pStyle w:val="Heading3"/>
@@ -8831,9 +9209,9 @@
         </w:pict>
       </w:r>
     </w:p>
+    <w:bookmarkEnd w:id="46"/>
     <w:bookmarkEnd w:id="47"/>
-    <w:bookmarkEnd w:id="48"/>
-    <w:bookmarkStart w:id="49" w:name="scoring-triage"/>
+    <w:bookmarkStart w:id="48" w:name="scoring-triage"/>
     <w:p>
       <w:pPr>
         <w:pStyle w:val="Heading2"/>
@@ -9101,8 +9479,8 @@
         </w:pict>
       </w:r>
     </w:p>
-    <w:bookmarkEnd w:id="49"/>
-    <w:bookmarkStart w:id="50" w:name="api-http"/>
+    <w:bookmarkEnd w:id="48"/>
+    <w:bookmarkStart w:id="49" w:name="api-http"/>
     <w:p>
       <w:pPr>
         <w:pStyle w:val="Heading2"/>
@@ -9521,8 +9899,8 @@
         </w:pict>
       </w:r>
     </w:p>
-    <w:bookmarkEnd w:id="50"/>
-    <w:bookmarkStart w:id="62" w:name="casos-ofensivos-build--tags-offensive"/>
+    <w:bookmarkEnd w:id="49"/>
+    <w:bookmarkStart w:id="64" w:name="casos-ofensivos-build--tags-offensive"/>
     <w:p>
       <w:pPr>
         <w:pStyle w:val="Heading2"/>
@@ -9660,13 +10038,36 @@
         <w:t xml:space="preserve">y números &gt; 3 dígitos.</w:t>
       </w:r>
     </w:p>
-    <w:bookmarkStart w:id="51" w:name="modbus-write"/>
+    <w:bookmarkStart w:id="52" w:name="modbus-write-dos-modos"/>
     <w:p>
       <w:pPr>
         <w:pStyle w:val="Heading3"/>
       </w:pPr>
       <w:r>
-        <w:t xml:space="preserve">6.1 Modbus write</w:t>
+        <w:t xml:space="preserve">6.1 Modbus write — dos modos</w:t>
+      </w:r>
+    </w:p>
+    <w:p>
+      <w:pPr>
+        <w:pStyle w:val="FirstParagraph"/>
+      </w:pPr>
+      <w:r>
+        <w:t xml:space="preserve">Modbus es el único plugin ofensivo con dos modos de operación</w:t>
+      </w:r>
+      <w:r>
+        <w:t xml:space="preserve"> </w:t>
+      </w:r>
+      <w:r>
+        <w:t xml:space="preserve">porque su CLI original (v1.2) era per-request, no per-session:</w:t>
+      </w:r>
+    </w:p>
+    <w:bookmarkStart w:id="50" w:name="per-request-v1.2-todavía-suportado"/>
+    <w:p>
+      <w:pPr>
+        <w:pStyle w:val="Heading4"/>
+      </w:pPr>
+      <w:r>
+        <w:t xml:space="preserve">6.1.1 Per-request (v1.2, todavía suportado)</w:t>
       </w:r>
     </w:p>
     <w:p>
@@ -10040,8 +10441,455 @@
         <w:t xml:space="preserve"> audit verify-file</w:t>
       </w:r>
     </w:p>
+    <w:bookmarkEnd w:id="50"/>
+    <w:bookmarkStart w:id="51" w:name="X9600bd5a89cdad16ab64f20a9d5dbcf61d2f61b"/>
+    <w:p>
+      <w:pPr>
+        <w:pStyle w:val="Heading4"/>
+      </w:pPr>
+      <w:r>
+        <w:t xml:space="preserve">6.1.2 Proxy-session (v1.9+, simétrico con sip/iax2/pbxhttp/opcua/bacnet)</w:t>
+      </w:r>
+    </w:p>
+    <w:p>
+      <w:pPr>
+        <w:pStyle w:val="SourceCode"/>
+      </w:pPr>
+      <w:r>
+        <w:rPr>
+          <w:rStyle w:val="CommentTok"/>
+        </w:rPr>
+        <w:t xml:space="preserve"># Dry-run: genera el confirm-token para una sesión de proxy</w:t>
+      </w:r>
+      <w:r>
+        <w:br/>
+      </w:r>
+      <w:r>
+        <w:rPr>
+          <w:rStyle w:val="CommentTok"/>
+        </w:rPr>
+        <w:t xml:space="preserve"># listen con allowlist de function-codes</w:t>
+      </w:r>
+      <w:r>
+        <w:br/>
+      </w:r>
+      <w:r>
+        <w:rPr>
+          <w:rStyle w:val="ExtensionTok"/>
+        </w:rPr>
+        <w:t xml:space="preserve">elsereno-offensive</w:t>
+      </w:r>
+      <w:r>
+        <w:rPr>
+          <w:rStyle w:val="NormalTok"/>
+        </w:rPr>
+        <w:t xml:space="preserve"> write modbus proxy-dry-run </w:t>
+      </w:r>
+      <w:r>
+        <w:rPr>
+          <w:rStyle w:val="DataTypeTok"/>
+        </w:rPr>
+        <w:t xml:space="preserve">\</w:t>
+      </w:r>
+      <w:r>
+        <w:br/>
+      </w:r>
+      <w:r>
+        <w:rPr>
+          <w:rStyle w:val="NormalTok"/>
+        </w:rPr>
+        <w:t xml:space="preserve">  </w:t>
+      </w:r>
+      <w:r>
+        <w:rPr>
+          <w:rStyle w:val="AttributeTok"/>
+        </w:rPr>
+        <w:t xml:space="preserve">--target</w:t>
+      </w:r>
+      <w:r>
+        <w:rPr>
+          <w:rStyle w:val="NormalTok"/>
+        </w:rPr>
+        <w:t xml:space="preserve"> 10.0.0.5:502 </w:t>
+      </w:r>
+      <w:r>
+        <w:rPr>
+          <w:rStyle w:val="DataTypeTok"/>
+        </w:rPr>
+        <w:t xml:space="preserve">\</w:t>
+      </w:r>
+      <w:r>
+        <w:br/>
+      </w:r>
+      <w:r>
+        <w:rPr>
+          <w:rStyle w:val="NormalTok"/>
+        </w:rPr>
+        <w:t xml:space="preserve">  </w:t>
+      </w:r>
+      <w:r>
+        <w:rPr>
+          <w:rStyle w:val="AttributeTok"/>
+        </w:rPr>
+        <w:t xml:space="preserve">--function</w:t>
+      </w:r>
+      <w:r>
+        <w:rPr>
+          <w:rStyle w:val="NormalTok"/>
+        </w:rPr>
+        <w:t xml:space="preserve"> 6 </w:t>
+      </w:r>
+      <w:r>
+        <w:rPr>
+          <w:rStyle w:val="AttributeTok"/>
+        </w:rPr>
+        <w:t xml:space="preserve">--function</w:t>
+      </w:r>
+      <w:r>
+        <w:rPr>
+          <w:rStyle w:val="NormalTok"/>
+        </w:rPr>
+        <w:t xml:space="preserve"> 16 </w:t>
+      </w:r>
+      <w:r>
+        <w:rPr>
+          <w:rStyle w:val="DataTypeTok"/>
+        </w:rPr>
+        <w:t xml:space="preserve">\</w:t>
+      </w:r>
+      <w:r>
+        <w:br/>
+      </w:r>
+      <w:r>
+        <w:rPr>
+          <w:rStyle w:val="NormalTok"/>
+        </w:rPr>
+        <w:t xml:space="preserve">  </w:t>
+      </w:r>
+      <w:r>
+        <w:rPr>
+          <w:rStyle w:val="AttributeTok"/>
+        </w:rPr>
+        <w:t xml:space="preserve">--vault-passphrase-file</w:t>
+      </w:r>
+      <w:r>
+        <w:rPr>
+          <w:rStyle w:val="NormalTok"/>
+        </w:rPr>
+        <w:t xml:space="preserve"> ~/.elsereno/dev.pp </w:t>
+      </w:r>
+      <w:r>
+        <w:rPr>
+          <w:rStyle w:val="DataTypeTok"/>
+        </w:rPr>
+        <w:t xml:space="preserve">\</w:t>
+      </w:r>
+      <w:r>
+        <w:br/>
+      </w:r>
+      <w:r>
+        <w:rPr>
+          <w:rStyle w:val="NormalTok"/>
+        </w:rPr>
+        <w:t xml:space="preserve">  </w:t>
+      </w:r>
+      <w:r>
+        <w:rPr>
+          <w:rStyle w:val="AttributeTok"/>
+        </w:rPr>
+        <w:t xml:space="preserve">--emit-allow-file</w:t>
+      </w:r>
+      <w:r>
+        <w:rPr>
+          <w:rStyle w:val="NormalTok"/>
+        </w:rPr>
+        <w:t xml:space="preserve"> /etc/elsereno/modbus-gate.yaml</w:t>
+      </w:r>
+      <w:r>
+        <w:br/>
+      </w:r>
+      <w:r>
+        <w:br/>
+      </w:r>
+      <w:r>
+        <w:rPr>
+          <w:rStyle w:val="CommentTok"/>
+        </w:rPr>
+        <w:t xml:space="preserve"># Lanzar el proxy con el YAML</w:t>
+      </w:r>
+      <w:r>
+        <w:br/>
+      </w:r>
+      <w:r>
+        <w:rPr>
+          <w:rStyle w:val="ExtensionTok"/>
+        </w:rPr>
+        <w:t xml:space="preserve">elsereno-offensive</w:t>
+      </w:r>
+      <w:r>
+        <w:rPr>
+          <w:rStyle w:val="NormalTok"/>
+        </w:rPr>
+        <w:t xml:space="preserve"> proxy listen </w:t>
+      </w:r>
+      <w:r>
+        <w:rPr>
+          <w:rStyle w:val="DataTypeTok"/>
+        </w:rPr>
+        <w:t xml:space="preserve">\</w:t>
+      </w:r>
+      <w:r>
+        <w:br/>
+      </w:r>
+      <w:r>
+        <w:rPr>
+          <w:rStyle w:val="NormalTok"/>
+        </w:rPr>
+        <w:t xml:space="preserve">  </w:t>
+      </w:r>
+      <w:r>
+        <w:rPr>
+          <w:rStyle w:val="AttributeTok"/>
+        </w:rPr>
+        <w:t xml:space="preserve">--allow-file</w:t>
+      </w:r>
+      <w:r>
+        <w:rPr>
+          <w:rStyle w:val="NormalTok"/>
+        </w:rPr>
+        <w:t xml:space="preserve"> /etc/elsereno/modbus-gate.yaml </w:t>
+      </w:r>
+      <w:r>
+        <w:rPr>
+          <w:rStyle w:val="DataTypeTok"/>
+        </w:rPr>
+        <w:t xml:space="preserve">\</w:t>
+      </w:r>
+      <w:r>
+        <w:br/>
+      </w:r>
+      <w:r>
+        <w:rPr>
+          <w:rStyle w:val="NormalTok"/>
+        </w:rPr>
+        <w:t xml:space="preserve">  </w:t>
+      </w:r>
+      <w:r>
+        <w:rPr>
+          <w:rStyle w:val="AttributeTok"/>
+        </w:rPr>
+        <w:t xml:space="preserve">--listen</w:t>
+      </w:r>
+      <w:r>
+        <w:rPr>
+          <w:rStyle w:val="NormalTok"/>
+        </w:rPr>
+        <w:t xml:space="preserve"> 127.0.0.1:15020 </w:t>
+      </w:r>
+      <w:r>
+        <w:rPr>
+          <w:rStyle w:val="DataTypeTok"/>
+        </w:rPr>
+        <w:t xml:space="preserve">\</w:t>
+      </w:r>
+      <w:r>
+        <w:br/>
+      </w:r>
+      <w:r>
+        <w:rPr>
+          <w:rStyle w:val="NormalTok"/>
+        </w:rPr>
+        <w:t xml:space="preserve">  </w:t>
+      </w:r>
+      <w:r>
+        <w:rPr>
+          <w:rStyle w:val="AttributeTok"/>
+        </w:rPr>
+        <w:t xml:space="preserve">--accept-writes</w:t>
+      </w:r>
+      <w:r>
+        <w:rPr>
+          <w:rStyle w:val="NormalTok"/>
+        </w:rPr>
+        <w:t xml:space="preserve"> </w:t>
+      </w:r>
+      <w:r>
+        <w:rPr>
+          <w:rStyle w:val="AttributeTok"/>
+        </w:rPr>
+        <w:t xml:space="preserve">--confirm-target</w:t>
+      </w:r>
+      <w:r>
+        <w:rPr>
+          <w:rStyle w:val="NormalTok"/>
+        </w:rPr>
+        <w:t xml:space="preserve"> 10.0.0.5:502 </w:t>
+      </w:r>
+      <w:r>
+        <w:rPr>
+          <w:rStyle w:val="DataTypeTok"/>
+        </w:rPr>
+        <w:t xml:space="preserve">\</w:t>
+      </w:r>
+      <w:r>
+        <w:br/>
+      </w:r>
+      <w:r>
+        <w:rPr>
+          <w:rStyle w:val="NormalTok"/>
+        </w:rPr>
+        <w:t xml:space="preserve">  </w:t>
+      </w:r>
+      <w:r>
+        <w:rPr>
+          <w:rStyle w:val="AttributeTok"/>
+        </w:rPr>
+        <w:t xml:space="preserve">--confirm-token</w:t>
+      </w:r>
+      <w:r>
+        <w:rPr>
+          <w:rStyle w:val="NormalTok"/>
+        </w:rPr>
+        <w:t xml:space="preserve"> </w:t>
+      </w:r>
+      <w:r>
+        <w:rPr>
+          <w:rStyle w:val="OperatorTok"/>
+        </w:rPr>
+        <w:t xml:space="preserve">&lt;</w:t>
+      </w:r>
+      <w:r>
+        <w:rPr>
+          <w:rStyle w:val="NormalTok"/>
+        </w:rPr>
+        <w:t xml:space="preserve">hex</w:t>
+      </w:r>
+      <w:r>
+        <w:rPr>
+          <w:rStyle w:val="OperatorTok"/>
+        </w:rPr>
+        <w:t xml:space="preserve">&gt;</w:t>
+      </w:r>
+      <w:r>
+        <w:rPr>
+          <w:rStyle w:val="NormalTok"/>
+        </w:rPr>
+        <w:t xml:space="preserve"> --vault-passphrase-file ~/.elsereno/dev.pp</w:t>
+      </w:r>
+    </w:p>
+    <w:p>
+      <w:pPr>
+        <w:pStyle w:val="FirstParagraph"/>
+      </w:pPr>
+      <w:r>
+        <w:t xml:space="preserve">Opcionalmente en el dry-run puedes endurecer con</w:t>
+      </w:r>
+      <w:r>
+        <w:t xml:space="preserve"> </w:t>
+      </w:r>
+      <w:r>
+        <w:rPr>
+          <w:rStyle w:val="VerbatimChar"/>
+        </w:rPr>
+        <w:t xml:space="preserve">--unit N</w:t>
+      </w:r>
+      <w:r>
+        <w:t xml:space="preserve">,</w:t>
+      </w:r>
+      <w:r>
+        <w:t xml:space="preserve"> </w:t>
+      </w:r>
+      <w:r>
+        <w:rPr>
+          <w:rStyle w:val="VerbatimChar"/>
+        </w:rPr>
+        <w:t xml:space="preserve">--address-from N</w:t>
+      </w:r>
+      <w:r>
+        <w:t xml:space="preserve">,</w:t>
+      </w:r>
+      <w:r>
+        <w:t xml:space="preserve"> </w:t>
+      </w:r>
+      <w:r>
+        <w:rPr>
+          <w:rStyle w:val="VerbatimChar"/>
+        </w:rPr>
+        <w:t xml:space="preserve">--address-to N</w:t>
+      </w:r>
+      <w:r>
+        <w:t xml:space="preserve">. Atención: esa</w:t>
+      </w:r>
+      <w:r>
+        <w:t xml:space="preserve"> </w:t>
+      </w:r>
+      <w:r>
+        <w:t xml:space="preserve">combinación NO es compatible con</w:t>
+      </w:r>
+      <w:r>
+        <w:t xml:space="preserve"> </w:t>
+      </w:r>
+      <w:r>
+        <w:rPr>
+          <w:rStyle w:val="VerbatimChar"/>
+        </w:rPr>
+        <w:t xml:space="preserve">--emit-allow-file</w:t>
+      </w:r>
+      <w:r>
+        <w:t xml:space="preserve"> </w:t>
+      </w:r>
+      <w:r>
+        <w:t xml:space="preserve">porque el</w:t>
+      </w:r>
+      <w:r>
+        <w:t xml:space="preserve"> </w:t>
+      </w:r>
+      <w:r>
+        <w:t xml:space="preserve">schema YAML hoy solo persiste</w:t>
+      </w:r>
+      <w:r>
+        <w:t xml:space="preserve"> </w:t>
+      </w:r>
+      <w:r>
+        <w:rPr>
+          <w:rStyle w:val="VerbatimChar"/>
+        </w:rPr>
+        <w:t xml:space="preserve">functions:</w:t>
+      </w:r>
+      <w:r>
+        <w:t xml:space="preserve"> </w:t>
+      </w:r>
+      <w:r>
+        <w:t xml:space="preserve">(unit + address-</w:t>
+      </w:r>
+      <w:r>
+        <w:t xml:space="preserve"> </w:t>
+      </w:r>
+      <w:r>
+        <w:t xml:space="preserve">range tightening llega en v1.10). Si usas esos flags, pasa el</w:t>
+      </w:r>
+      <w:r>
+        <w:t xml:space="preserve"> </w:t>
+      </w:r>
+      <w:r>
+        <w:t xml:space="preserve">gate al proxy vía flags directos en lugar de</w:t>
+      </w:r>
+      <w:r>
+        <w:t xml:space="preserve"> </w:t>
+      </w:r>
+      <w:r>
+        <w:rPr>
+          <w:rStyle w:val="VerbatimChar"/>
+        </w:rPr>
+        <w:t xml:space="preserve">--allow-file</w:t>
+      </w:r>
+      <w:r>
+        <w:t xml:space="preserve">.</w:t>
+      </w:r>
+    </w:p>
     <w:bookmarkEnd w:id="51"/>
-    <w:bookmarkStart w:id="52" w:name="exploit-cve-catálogo-reducido"/>
+    <w:bookmarkEnd w:id="52"/>
+    <w:bookmarkStart w:id="53" w:name="exploit-cve-catálogo-reducido"/>
     <w:p>
       <w:pPr>
         <w:pStyle w:val="Heading3"/>
@@ -10301,8 +11149,8 @@
         <w:t xml:space="preserve"> ~/.elsereno/dev.pp</w:t>
       </w:r>
     </w:p>
-    <w:bookmarkEnd w:id="52"/>
-    <w:bookmarkStart w:id="53" w:name="harvest-descubrir-credenciales-débiles"/>
+    <w:bookmarkEnd w:id="53"/>
+    <w:bookmarkStart w:id="54" w:name="harvest-descubrir-credenciales-débiles"/>
     <w:p>
       <w:pPr>
         <w:pStyle w:val="Heading3"/>
@@ -10549,8 +11397,8 @@
         <w:t xml:space="preserve"># registra token_reveal en audit</w:t>
       </w:r>
     </w:p>
-    <w:bookmarkEnd w:id="53"/>
-    <w:bookmarkStart w:id="54" w:name="dial-individual-un-número"/>
+    <w:bookmarkEnd w:id="54"/>
+    <w:bookmarkStart w:id="55" w:name="dial-individual-un-número"/>
     <w:p>
       <w:pPr>
         <w:pStyle w:val="Heading3"/>
@@ -10837,8 +11685,8 @@
         <w:t xml:space="preserve">#   audit chain appended to: ~/.elsereno/audit.jsonl</w:t>
       </w:r>
     </w:p>
-    <w:bookmarkEnd w:id="54"/>
-    <w:bookmarkStart w:id="60" w:name="proxy-write-gated-v1.5-cli-proxy-listen"/>
+    <w:bookmarkEnd w:id="55"/>
+    <w:bookmarkStart w:id="62" w:name="proxy-write-gated-v1.5-cli-proxy-listen"/>
     <w:p>
       <w:pPr>
         <w:pStyle w:val="Heading3"/>
@@ -10892,7 +11740,7 @@
         <w:t xml:space="preserve">iax2, pbxhttp, bacnet.</w:t>
       </w:r>
     </w:p>
-    <w:bookmarkStart w:id="55" w:name="X1f77599160d8f12b637984171c3fb00f7ba13c7"/>
+    <w:bookmarkStart w:id="56" w:name="X1f77599160d8f12b637984171c3fb00f7ba13c7"/>
     <w:p>
       <w:pPr>
         <w:pStyle w:val="Heading4"/>
@@ -11303,8 +12151,8 @@
         <w:t xml:space="preserve">per-request; proxy-session dry-run es v1.9 carry-over)</w:t>
       </w:r>
     </w:p>
-    <w:bookmarkEnd w:id="55"/>
-    <w:bookmarkStart w:id="56" w:name="lanzar-el-proxy-con-el-yaml"/>
+    <w:bookmarkEnd w:id="56"/>
+    <w:bookmarkStart w:id="57" w:name="lanzar-el-proxy-con-el-yaml"/>
     <w:p>
       <w:pPr>
         <w:pStyle w:val="Heading4"/>
@@ -11590,8 +12438,8 @@
         <w:t xml:space="preserve">- La respuesta del upstream vuelve al cliente transparente.</w:t>
       </w:r>
     </w:p>
-    <w:bookmarkEnd w:id="56"/>
-    <w:bookmarkStart w:id="57" w:name="refusal-codes-por-protocolo"/>
+    <w:bookmarkEnd w:id="57"/>
+    <w:bookmarkStart w:id="58" w:name="refusal-codes-por-protocolo"/>
     <w:p>
       <w:pPr>
         <w:pStyle w:val="Heading4"/>
@@ -11845,8 +12693,8 @@
         </w:tc>
       </w:tr>
     </w:tbl>
-    <w:bookmarkEnd w:id="57"/>
-    <w:bookmarkStart w:id="58" w:name="X59c332b96631a50a17b4e66bc3c13c47e9ea5fd"/>
+    <w:bookmarkEnd w:id="58"/>
+    <w:bookmarkStart w:id="59" w:name="X59c332b96631a50a17b4e66bc3c13c47e9ea5fd"/>
     <w:p>
       <w:pPr>
         <w:pStyle w:val="Heading4"/>
@@ -12117,14 +12965,14 @@
         <w:t xml:space="preserve"> --vault-passphrase-file ~/.elsereno/vault.pp</w:t>
       </w:r>
     </w:p>
-    <w:bookmarkEnd w:id="58"/>
-    <w:bookmarkStart w:id="59" w:name="opc-ua-per-nodeid-v1.6"/>
+    <w:bookmarkEnd w:id="59"/>
+    <w:bookmarkStart w:id="60" w:name="Xa18c2c925c568e68b4701ce079ee41aca1225b6"/>
     <w:p>
       <w:pPr>
         <w:pStyle w:val="Heading4"/>
       </w:pPr>
       <w:r>
-        <w:t xml:space="preserve">6.5.5 OPC UA per-NodeId (v1.6+)</w:t>
+        <w:t xml:space="preserve">6.5.5 SIP INVITE destination prefix allowlist (v1.9+)</w:t>
       </w:r>
     </w:p>
     <w:p>
@@ -12132,6 +12980,781 @@
         <w:pStyle w:val="FirstParagraph"/>
       </w:pPr>
       <w:r>
+        <w:t xml:space="preserve">La gate SIP método-nivel de v1.4 dejaba pasar cualquier INVITE</w:t>
+      </w:r>
+      <w:r>
+        <w:t xml:space="preserve"> </w:t>
+      </w:r>
+      <w:r>
+        <w:t xml:space="preserve">mientras el método estuviera permitido. v1.9 añade una</w:t>
+      </w:r>
+      <w:r>
+        <w:t xml:space="preserve"> </w:t>
+      </w:r>
+      <w:r>
+        <w:t xml:space="preserve">segunda capa opcional: allowlist de prefijos en el URI de</w:t>
+      </w:r>
+      <w:r>
+        <w:t xml:space="preserve"> </w:t>
+      </w:r>
+      <w:r>
+        <w:t xml:space="preserve">destino. Caso de uso típico: operator que corre ElSereno como</w:t>
+      </w:r>
+      <w:r>
+        <w:t xml:space="preserve"> </w:t>
+      </w:r>
+      <w:r>
+        <w:t xml:space="preserve">trunk SIP entre un PBX tenant y un upstream carrier y quiere</w:t>
+      </w:r>
+      <w:r>
+        <w:t xml:space="preserve"> </w:t>
+      </w:r>
+      <w:r>
+        <w:t xml:space="preserve">permitir solo llamadas a ciertos prefijos E.164 (bloqueando</w:t>
+      </w:r>
+      <w:r>
+        <w:t xml:space="preserve"> </w:t>
+      </w:r>
+      <w:r>
+        <w:t xml:space="preserve">+900 premium-rate, +883 satellite, etc.).</w:t>
+      </w:r>
+    </w:p>
+    <w:p>
+      <w:pPr>
+        <w:pStyle w:val="SourceCode"/>
+      </w:pPr>
+      <w:r>
+        <w:rPr>
+          <w:rStyle w:val="CommentTok"/>
+        </w:rPr>
+        <w:t xml:space="preserve"># dry-run: permite INVITE + REGISTER, pero sólo a +34 / +44</w:t>
+      </w:r>
+      <w:r>
+        <w:br/>
+      </w:r>
+      <w:r>
+        <w:rPr>
+          <w:rStyle w:val="ExtensionTok"/>
+        </w:rPr>
+        <w:t xml:space="preserve">elsereno-offensive</w:t>
+      </w:r>
+      <w:r>
+        <w:rPr>
+          <w:rStyle w:val="NormalTok"/>
+        </w:rPr>
+        <w:t xml:space="preserve"> write sip dry-run </w:t>
+      </w:r>
+      <w:r>
+        <w:rPr>
+          <w:rStyle w:val="DataTypeTok"/>
+        </w:rPr>
+        <w:t xml:space="preserve">\</w:t>
+      </w:r>
+      <w:r>
+        <w:br/>
+      </w:r>
+      <w:r>
+        <w:rPr>
+          <w:rStyle w:val="NormalTok"/>
+        </w:rPr>
+        <w:t xml:space="preserve">  </w:t>
+      </w:r>
+      <w:r>
+        <w:rPr>
+          <w:rStyle w:val="AttributeTok"/>
+        </w:rPr>
+        <w:t xml:space="preserve">--target</w:t>
+      </w:r>
+      <w:r>
+        <w:rPr>
+          <w:rStyle w:val="NormalTok"/>
+        </w:rPr>
+        <w:t xml:space="preserve"> pbx.ejemplo.com:5060 </w:t>
+      </w:r>
+      <w:r>
+        <w:rPr>
+          <w:rStyle w:val="DataTypeTok"/>
+        </w:rPr>
+        <w:t xml:space="preserve">\</w:t>
+      </w:r>
+      <w:r>
+        <w:br/>
+      </w:r>
+      <w:r>
+        <w:rPr>
+          <w:rStyle w:val="NormalTok"/>
+        </w:rPr>
+        <w:t xml:space="preserve">  </w:t>
+      </w:r>
+      <w:r>
+        <w:rPr>
+          <w:rStyle w:val="AttributeTok"/>
+        </w:rPr>
+        <w:t xml:space="preserve">--method</w:t>
+      </w:r>
+      <w:r>
+        <w:rPr>
+          <w:rStyle w:val="NormalTok"/>
+        </w:rPr>
+        <w:t xml:space="preserve"> INVITE </w:t>
+      </w:r>
+      <w:r>
+        <w:rPr>
+          <w:rStyle w:val="AttributeTok"/>
+        </w:rPr>
+        <w:t xml:space="preserve">--method</w:t>
+      </w:r>
+      <w:r>
+        <w:rPr>
+          <w:rStyle w:val="NormalTok"/>
+        </w:rPr>
+        <w:t xml:space="preserve"> REGISTER </w:t>
+      </w:r>
+      <w:r>
+        <w:rPr>
+          <w:rStyle w:val="DataTypeTok"/>
+        </w:rPr>
+        <w:t xml:space="preserve">\</w:t>
+      </w:r>
+      <w:r>
+        <w:br/>
+      </w:r>
+      <w:r>
+        <w:rPr>
+          <w:rStyle w:val="NormalTok"/>
+        </w:rPr>
+        <w:t xml:space="preserve">  </w:t>
+      </w:r>
+      <w:r>
+        <w:rPr>
+          <w:rStyle w:val="AttributeTok"/>
+        </w:rPr>
+        <w:t xml:space="preserve">--to-prefix</w:t>
+      </w:r>
+      <w:r>
+        <w:rPr>
+          <w:rStyle w:val="NormalTok"/>
+        </w:rPr>
+        <w:t xml:space="preserve"> </w:t>
+      </w:r>
+      <w:r>
+        <w:rPr>
+          <w:rStyle w:val="StringTok"/>
+        </w:rPr>
+        <w:t xml:space="preserve">"+34"</w:t>
+      </w:r>
+      <w:r>
+        <w:rPr>
+          <w:rStyle w:val="NormalTok"/>
+        </w:rPr>
+        <w:t xml:space="preserve"> </w:t>
+      </w:r>
+      <w:r>
+        <w:rPr>
+          <w:rStyle w:val="AttributeTok"/>
+        </w:rPr>
+        <w:t xml:space="preserve">--to-prefix</w:t>
+      </w:r>
+      <w:r>
+        <w:rPr>
+          <w:rStyle w:val="NormalTok"/>
+        </w:rPr>
+        <w:t xml:space="preserve"> </w:t>
+      </w:r>
+      <w:r>
+        <w:rPr>
+          <w:rStyle w:val="StringTok"/>
+        </w:rPr>
+        <w:t xml:space="preserve">"+44"</w:t>
+      </w:r>
+      <w:r>
+        <w:rPr>
+          <w:rStyle w:val="NormalTok"/>
+        </w:rPr>
+        <w:t xml:space="preserve"> </w:t>
+      </w:r>
+      <w:r>
+        <w:rPr>
+          <w:rStyle w:val="DataTypeTok"/>
+        </w:rPr>
+        <w:t xml:space="preserve">\</w:t>
+      </w:r>
+      <w:r>
+        <w:br/>
+      </w:r>
+      <w:r>
+        <w:rPr>
+          <w:rStyle w:val="NormalTok"/>
+        </w:rPr>
+        <w:t xml:space="preserve">  </w:t>
+      </w:r>
+      <w:r>
+        <w:rPr>
+          <w:rStyle w:val="AttributeTok"/>
+        </w:rPr>
+        <w:t xml:space="preserve">--vault-passphrase-file</w:t>
+      </w:r>
+      <w:r>
+        <w:rPr>
+          <w:rStyle w:val="NormalTok"/>
+        </w:rPr>
+        <w:t xml:space="preserve"> ~/.elsereno/dev.pp </w:t>
+      </w:r>
+      <w:r>
+        <w:rPr>
+          <w:rStyle w:val="DataTypeTok"/>
+        </w:rPr>
+        <w:t xml:space="preserve">\</w:t>
+      </w:r>
+      <w:r>
+        <w:br/>
+      </w:r>
+      <w:r>
+        <w:rPr>
+          <w:rStyle w:val="NormalTok"/>
+        </w:rPr>
+        <w:t xml:space="preserve">  </w:t>
+      </w:r>
+      <w:r>
+        <w:rPr>
+          <w:rStyle w:val="AttributeTok"/>
+        </w:rPr>
+        <w:t xml:space="preserve">--emit-allow-file</w:t>
+      </w:r>
+      <w:r>
+        <w:rPr>
+          <w:rStyle w:val="NormalTok"/>
+        </w:rPr>
+        <w:t xml:space="preserve"> /etc/elsereno/sip-gate.yaml</w:t>
+      </w:r>
+      <w:r>
+        <w:br/>
+      </w:r>
+      <w:r>
+        <w:br/>
+      </w:r>
+      <w:r>
+        <w:rPr>
+          <w:rStyle w:val="CommentTok"/>
+        </w:rPr>
+        <w:t xml:space="preserve"># Output:</w:t>
+      </w:r>
+      <w:r>
+        <w:br/>
+      </w:r>
+      <w:r>
+        <w:rPr>
+          <w:rStyle w:val="CommentTok"/>
+        </w:rPr>
+        <w:t xml:space="preserve">#   Protocol:     sip</w:t>
+      </w:r>
+      <w:r>
+        <w:br/>
+      </w:r>
+      <w:r>
+        <w:rPr>
+          <w:rStyle w:val="CommentTok"/>
+        </w:rPr>
+        <w:t xml:space="preserve">#   Target:       pbx.ejemplo.com:5060</w:t>
+      </w:r>
+      <w:r>
+        <w:br/>
+      </w:r>
+      <w:r>
+        <w:rPr>
+          <w:rStyle w:val="CommentTok"/>
+        </w:rPr>
+        <w:t xml:space="preserve">#   Allowed:      INVITE, REGISTER</w:t>
+      </w:r>
+      <w:r>
+        <w:br/>
+      </w:r>
+      <w:r>
+        <w:rPr>
+          <w:rStyle w:val="CommentTok"/>
+        </w:rPr>
+        <w:t xml:space="preserve">#   Always-safe:  OPTIONS, ACK, BYE, CANCEL, PRACK</w:t>
+      </w:r>
+      <w:r>
+        <w:br/>
+      </w:r>
+      <w:r>
+        <w:rPr>
+          <w:rStyle w:val="CommentTok"/>
+        </w:rPr>
+        <w:t xml:space="preserve">#   ToPrefixes:   +34, +44</w:t>
+      </w:r>
+      <w:r>
+        <w:br/>
+      </w:r>
+      <w:r>
+        <w:rPr>
+          <w:rStyle w:val="CommentTok"/>
+        </w:rPr>
+        <w:t xml:space="preserve">#   PayloadHash:  ...</w:t>
+      </w:r>
+      <w:r>
+        <w:br/>
+      </w:r>
+      <w:r>
+        <w:rPr>
+          <w:rStyle w:val="CommentTok"/>
+        </w:rPr>
+        <w:t xml:space="preserve">#   ConfirmToken: &lt;hex&gt;</w:t>
+      </w:r>
+    </w:p>
+    <w:p>
+      <w:pPr>
+        <w:pStyle w:val="FirstParagraph"/>
+      </w:pPr>
+      <w:r>
+        <w:t xml:space="preserve">YAML emitido con</w:t>
+      </w:r>
+      <w:r>
+        <w:t xml:space="preserve"> </w:t>
+      </w:r>
+      <w:r>
+        <w:rPr>
+          <w:rStyle w:val="VerbatimChar"/>
+        </w:rPr>
+        <w:t xml:space="preserve">to_prefixes:</w:t>
+      </w:r>
+      <w:r>
+        <w:t xml:space="preserve"> </w:t>
+      </w:r>
+      <w:r>
+        <w:t xml:space="preserve">estructural (round-tripeable):</w:t>
+      </w:r>
+    </w:p>
+    <w:p>
+      <w:pPr>
+        <w:pStyle w:val="SourceCode"/>
+      </w:pPr>
+      <w:r>
+        <w:rPr>
+          <w:rStyle w:val="FunctionTok"/>
+        </w:rPr>
+        <w:t xml:space="preserve">plugin</w:t>
+      </w:r>
+      <w:r>
+        <w:rPr>
+          <w:rStyle w:val="KeywordTok"/>
+        </w:rPr>
+        <w:t xml:space="preserve">:</w:t>
+      </w:r>
+      <w:r>
+        <w:rPr>
+          <w:rStyle w:val="AttributeTok"/>
+        </w:rPr>
+        <w:t xml:space="preserve"> sip</w:t>
+      </w:r>
+      <w:r>
+        <w:br/>
+      </w:r>
+      <w:r>
+        <w:rPr>
+          <w:rStyle w:val="FunctionTok"/>
+        </w:rPr>
+        <w:t xml:space="preserve">target</w:t>
+      </w:r>
+      <w:r>
+        <w:rPr>
+          <w:rStyle w:val="KeywordTok"/>
+        </w:rPr>
+        <w:t xml:space="preserve">:</w:t>
+      </w:r>
+      <w:r>
+        <w:rPr>
+          <w:rStyle w:val="AttributeTok"/>
+        </w:rPr>
+        <w:t xml:space="preserve"> pbx.ejemplo.com:5060</w:t>
+      </w:r>
+      <w:r>
+        <w:br/>
+      </w:r>
+      <w:r>
+        <w:rPr>
+          <w:rStyle w:val="FunctionTok"/>
+        </w:rPr>
+        <w:t xml:space="preserve">methods</w:t>
+      </w:r>
+      <w:r>
+        <w:rPr>
+          <w:rStyle w:val="KeywordTok"/>
+        </w:rPr>
+        <w:t xml:space="preserve">:</w:t>
+      </w:r>
+      <w:r>
+        <w:br/>
+      </w:r>
+      <w:r>
+        <w:rPr>
+          <w:rStyle w:val="AttributeTok"/>
+        </w:rPr>
+        <w:t xml:space="preserve">  </w:t>
+      </w:r>
+      <w:r>
+        <w:rPr>
+          <w:rStyle w:val="KeywordTok"/>
+        </w:rPr>
+        <w:t xml:space="preserve">-</w:t>
+      </w:r>
+      <w:r>
+        <w:rPr>
+          <w:rStyle w:val="AttributeTok"/>
+        </w:rPr>
+        <w:t xml:space="preserve"> INVITE</w:t>
+      </w:r>
+      <w:r>
+        <w:br/>
+      </w:r>
+      <w:r>
+        <w:rPr>
+          <w:rStyle w:val="AttributeTok"/>
+        </w:rPr>
+        <w:t xml:space="preserve">  </w:t>
+      </w:r>
+      <w:r>
+        <w:rPr>
+          <w:rStyle w:val="KeywordTok"/>
+        </w:rPr>
+        <w:t xml:space="preserve">-</w:t>
+      </w:r>
+      <w:r>
+        <w:rPr>
+          <w:rStyle w:val="AttributeTok"/>
+        </w:rPr>
+        <w:t xml:space="preserve"> REGISTER</w:t>
+      </w:r>
+      <w:r>
+        <w:br/>
+      </w:r>
+      <w:r>
+        <w:rPr>
+          <w:rStyle w:val="FunctionTok"/>
+        </w:rPr>
+        <w:t xml:space="preserve">to_prefixes</w:t>
+      </w:r>
+      <w:r>
+        <w:rPr>
+          <w:rStyle w:val="KeywordTok"/>
+        </w:rPr>
+        <w:t xml:space="preserve">:</w:t>
+      </w:r>
+      <w:r>
+        <w:br/>
+      </w:r>
+      <w:r>
+        <w:rPr>
+          <w:rStyle w:val="AttributeTok"/>
+        </w:rPr>
+        <w:t xml:space="preserve">  </w:t>
+      </w:r>
+      <w:r>
+        <w:rPr>
+          <w:rStyle w:val="KeywordTok"/>
+        </w:rPr>
+        <w:t xml:space="preserve">-</w:t>
+      </w:r>
+      <w:r>
+        <w:rPr>
+          <w:rStyle w:val="AttributeTok"/>
+        </w:rPr>
+        <w:t xml:space="preserve"> </w:t>
+      </w:r>
+      <w:r>
+        <w:rPr>
+          <w:rStyle w:val="StringTok"/>
+        </w:rPr>
+        <w:t xml:space="preserve">"+34"</w:t>
+      </w:r>
+      <w:r>
+        <w:br/>
+      </w:r>
+      <w:r>
+        <w:rPr>
+          <w:rStyle w:val="AttributeTok"/>
+        </w:rPr>
+        <w:t xml:space="preserve">  </w:t>
+      </w:r>
+      <w:r>
+        <w:rPr>
+          <w:rStyle w:val="KeywordTok"/>
+        </w:rPr>
+        <w:t xml:space="preserve">-</w:t>
+      </w:r>
+      <w:r>
+        <w:rPr>
+          <w:rStyle w:val="AttributeTok"/>
+        </w:rPr>
+        <w:t xml:space="preserve"> </w:t>
+      </w:r>
+      <w:r>
+        <w:rPr>
+          <w:rStyle w:val="StringTok"/>
+        </w:rPr>
+        <w:t xml:space="preserve">"+44"</w:t>
+      </w:r>
+    </w:p>
+    <w:p>
+      <w:pPr>
+        <w:pStyle w:val="FirstParagraph"/>
+      </w:pPr>
+      <w:r>
+        <w:t xml:space="preserve">Comportamiento del gate:</w:t>
+      </w:r>
+    </w:p>
+    <w:tbl>
+      <w:tblPr>
+        <w:tblStyle w:val="Table"/>
+        <w:tblW w:type="pct" w:w="5000"/>
+        <w:tblLayout w:type="fixed"/>
+        <w:tblLook w:firstRow="1" w:lastRow="0" w:firstColumn="0" w:lastColumn="0" w:noHBand="0" w:noVBand="0" w:val="0020"/>
+      </w:tblPr>
+      <w:tblGrid>
+        <w:gridCol w:w="5901"/>
+        <w:gridCol w:w="2018"/>
+      </w:tblGrid>
+      <w:tr>
+        <w:trPr>
+          <w:tblHeader w:val="on"/>
+        </w:trPr>
+        <w:tc>
+          <w:tcPr/>
+          <w:p>
+            <w:pPr>
+              <w:pStyle w:val="Compact"/>
+            </w:pPr>
+            <w:r>
+              <w:t xml:space="preserve">Request</w:t>
+            </w:r>
+          </w:p>
+        </w:tc>
+        <w:tc>
+          <w:tcPr/>
+          <w:p>
+            <w:pPr>
+              <w:pStyle w:val="Compact"/>
+            </w:pPr>
+            <w:r>
+              <w:t xml:space="preserve">Gate verdict</w:t>
+            </w:r>
+          </w:p>
+        </w:tc>
+      </w:tr>
+      <w:tr>
+        <w:tc>
+          <w:tcPr/>
+          <w:p>
+            <w:pPr>
+              <w:pStyle w:val="Compact"/>
+            </w:pPr>
+            <w:r>
+              <w:rPr>
+                <w:rStyle w:val="VerbatimChar"/>
+              </w:rPr>
+              <w:t xml:space="preserve">INVITE sip:+34600123@pbx</w:t>
+            </w:r>
+          </w:p>
+        </w:tc>
+        <w:tc>
+          <w:tcPr/>
+          <w:p>
+            <w:pPr>
+              <w:pStyle w:val="Compact"/>
+            </w:pPr>
+            <w:r>
+              <w:t xml:space="preserve">PASA (prefix match)</w:t>
+            </w:r>
+          </w:p>
+        </w:tc>
+      </w:tr>
+      <w:tr>
+        <w:tc>
+          <w:tcPr/>
+          <w:p>
+            <w:pPr>
+              <w:pStyle w:val="Compact"/>
+            </w:pPr>
+            <w:r>
+              <w:rPr>
+                <w:rStyle w:val="VerbatimChar"/>
+              </w:rPr>
+              <w:t xml:space="preserve">INVITE sip:+44207555@pbx</w:t>
+            </w:r>
+          </w:p>
+        </w:tc>
+        <w:tc>
+          <w:tcPr/>
+          <w:p>
+            <w:pPr>
+              <w:pStyle w:val="Compact"/>
+            </w:pPr>
+            <w:r>
+              <w:t xml:space="preserve">PASA (prefix match)</w:t>
+            </w:r>
+          </w:p>
+        </w:tc>
+      </w:tr>
+      <w:tr>
+        <w:tc>
+          <w:tcPr/>
+          <w:p>
+            <w:pPr>
+              <w:pStyle w:val="Compact"/>
+            </w:pPr>
+            <w:r>
+              <w:rPr>
+                <w:rStyle w:val="VerbatimChar"/>
+              </w:rPr>
+              <w:t xml:space="preserve">INVITE sip:+900555@pbx</w:t>
+            </w:r>
+          </w:p>
+        </w:tc>
+        <w:tc>
+          <w:tcPr/>
+          <w:p>
+            <w:pPr>
+              <w:pStyle w:val="Compact"/>
+            </w:pPr>
+            <w:r>
+              <w:t xml:space="preserve">REFUSED → 403 Forbidden +</w:t>
+            </w:r>
+            <w:r>
+              <w:t xml:space="preserve"> </w:t>
+            </w:r>
+            <w:r>
+              <w:rPr>
+                <w:rStyle w:val="VerbatimChar"/>
+              </w:rPr>
+              <w:t xml:space="preserve">X-Elsereno-Gate-Reason: INVITE destination not in To-URI prefix allowlist</w:t>
+            </w:r>
+          </w:p>
+        </w:tc>
+      </w:tr>
+      <w:tr>
+        <w:tc>
+          <w:tcPr/>
+          <w:p>
+            <w:pPr>
+              <w:pStyle w:val="Compact"/>
+            </w:pPr>
+            <w:r>
+              <w:rPr>
+                <w:rStyle w:val="VerbatimChar"/>
+              </w:rPr>
+              <w:t xml:space="preserve">INVITE sip:201@pbx</w:t>
+            </w:r>
+            <w:r>
+              <w:t xml:space="preserve"> </w:t>
+            </w:r>
+            <w:r>
+              <w:t xml:space="preserve">(extensión)</w:t>
+            </w:r>
+          </w:p>
+        </w:tc>
+        <w:tc>
+          <w:tcPr/>
+          <w:p>
+            <w:pPr>
+              <w:pStyle w:val="Compact"/>
+            </w:pPr>
+            <w:r>
+              <w:t xml:space="preserve">REFUSED (no matchea +34 ni +44)</w:t>
+            </w:r>
+          </w:p>
+        </w:tc>
+      </w:tr>
+      <w:tr>
+        <w:tc>
+          <w:tcPr/>
+          <w:p>
+            <w:pPr>
+              <w:pStyle w:val="Compact"/>
+            </w:pPr>
+            <w:r>
+              <w:rPr>
+                <w:rStyle w:val="VerbatimChar"/>
+              </w:rPr>
+              <w:t xml:space="preserve">REGISTER sip:pbx SIP/2.0</w:t>
+            </w:r>
+          </w:p>
+        </w:tc>
+        <w:tc>
+          <w:tcPr/>
+          <w:p>
+            <w:pPr>
+              <w:pStyle w:val="Compact"/>
+            </w:pPr>
+            <w:r>
+              <w:t xml:space="preserve">PASA (la allowlist de prefixes solo gatea INVITE)</w:t>
+            </w:r>
+          </w:p>
+        </w:tc>
+      </w:tr>
+      <w:tr>
+        <w:tc>
+          <w:tcPr/>
+          <w:p>
+            <w:pPr>
+              <w:pStyle w:val="Compact"/>
+            </w:pPr>
+            <w:r>
+              <w:rPr>
+                <w:rStyle w:val="VerbatimChar"/>
+              </w:rPr>
+              <w:t xml:space="preserve">OPTIONS sip:pbx SIP/2.0</w:t>
+            </w:r>
+          </w:p>
+        </w:tc>
+        <w:tc>
+          <w:tcPr/>
+          <w:p>
+            <w:pPr>
+              <w:pStyle w:val="Compact"/>
+            </w:pPr>
+            <w:r>
+              <w:t xml:space="preserve">PASA (always-safe)</w:t>
+            </w:r>
+          </w:p>
+        </w:tc>
+      </w:tr>
+    </w:tbl>
+    <w:p>
+      <w:pPr>
+        <w:pStyle w:val="BodyText"/>
+      </w:pPr>
+      <w:r>
+        <w:t xml:space="preserve">Nota: la lista de prefijos solo aplica a INVITE. REGISTER,</w:t>
+      </w:r>
+      <w:r>
+        <w:t xml:space="preserve"> </w:t>
+      </w:r>
+      <w:r>
+        <w:t xml:space="preserve">MESSAGE, SUBSCRIBE, etc. NO se ven afectados — esos métodos</w:t>
+      </w:r>
+      <w:r>
+        <w:t xml:space="preserve"> </w:t>
+      </w:r>
+      <w:r>
+        <w:t xml:space="preserve">siguen con el gate método-nivel únicamente.</w:t>
+      </w:r>
+    </w:p>
+    <w:bookmarkEnd w:id="60"/>
+    <w:bookmarkStart w:id="61" w:name="opc-ua-per-nodeid-v1.6"/>
+    <w:p>
+      <w:pPr>
+        <w:pStyle w:val="Heading4"/>
+      </w:pPr>
+      <w:r>
+        <w:t xml:space="preserve">6.5.6 OPC UA per-NodeId (v1.6+)</w:t>
+      </w:r>
+    </w:p>
+    <w:p>
+      <w:pPr>
+        <w:pStyle w:val="FirstParagraph"/>
+      </w:pPr>
+      <w:r>
         <w:t xml:space="preserve">El gate de OPC UA puede filtrar WriteRequests no sólo por</w:t>
       </w:r>
       <w:r>
@@ -12400,9 +14023,9 @@
         <w:t xml:space="preserve">.</w:t>
       </w:r>
     </w:p>
-    <w:bookmarkEnd w:id="59"/>
-    <w:bookmarkEnd w:id="60"/>
-    <w:bookmarkStart w:id="61" w:name="sandbox-seccomp-bpf-linux"/>
+    <w:bookmarkEnd w:id="61"/>
+    <w:bookmarkEnd w:id="62"/>
+    <w:bookmarkStart w:id="63" w:name="sandbox-seccomp-bpf-linux"/>
     <w:p>
       <w:pPr>
         <w:pStyle w:val="Heading3"/>
@@ -12539,9 +14162,9 @@
         </w:pict>
       </w:r>
     </w:p>
-    <w:bookmarkEnd w:id="61"/>
-    <w:bookmarkEnd w:id="62"/>
-    <w:bookmarkStart w:id="68" w:name="X041fbee2e8f285cc0b7041a11dc0d7d247dc488"/>
+    <w:bookmarkEnd w:id="63"/>
+    <w:bookmarkEnd w:id="64"/>
+    <w:bookmarkStart w:id="70" w:name="X041fbee2e8f285cc0b7041a11dc0d7d247dc488"/>
     <w:p>
       <w:pPr>
         <w:pStyle w:val="Heading2"/>
@@ -12558,7 +14181,7 @@
         <w:t xml:space="preserve">El red team corre ElSereno contra tu red; qué deja en logs:</w:t>
       </w:r>
     </w:p>
-    <w:bookmarkStart w:id="63" w:name="Xf2d6836e9061b03645f09edf91d1e31f0f400d2"/>
+    <w:bookmarkStart w:id="65" w:name="Xf2d6836e9061b03645f09edf91d1e31f0f400d2"/>
     <w:p>
       <w:pPr>
         <w:pStyle w:val="Heading3"/>
@@ -12660,8 +14283,8 @@
         <w:t xml:space="preserve">  sid:1000001; rev:1;)</w:t>
       </w:r>
     </w:p>
-    <w:bookmarkEnd w:id="63"/>
-    <w:bookmarkStart w:id="64" w:name="firma-a-nivel-opc-ua-hel"/>
+    <w:bookmarkEnd w:id="65"/>
+    <w:bookmarkStart w:id="66" w:name="firma-a-nivel-opc-ua-hel"/>
     <w:p>
       <w:pPr>
         <w:pStyle w:val="Heading3"/>
@@ -12754,8 +14377,8 @@
         <w:t xml:space="preserve">}</w:t>
       </w:r>
     </w:p>
-    <w:bookmarkEnd w:id="64"/>
-    <w:bookmarkStart w:id="65" w:name="firma-a-nivel-veeder-root"/>
+    <w:bookmarkEnd w:id="66"/>
+    <w:bookmarkStart w:id="67" w:name="firma-a-nivel-veeder-root"/>
     <w:p>
       <w:pPr>
         <w:pStyle w:val="Heading3"/>
@@ -12784,8 +14407,8 @@
         <w:t xml:space="preserve">response: envuelve líneas con tankID, inventory, alarm codes</w:t>
       </w:r>
     </w:p>
-    <w:bookmarkEnd w:id="65"/>
-    <w:bookmarkStart w:id="66" w:name="signaling-de-writes-hostiles"/>
+    <w:bookmarkEnd w:id="67"/>
+    <w:bookmarkStart w:id="68" w:name="signaling-de-writes-hostiles"/>
     <w:p>
       <w:pPr>
         <w:pStyle w:val="Heading3"/>
@@ -12861,8 +14484,8 @@
         <w:t xml:space="preserve">IEC-104 I-frame con ASDU type 45-51 → alerta.</w:t>
       </w:r>
     </w:p>
-    <w:bookmarkEnd w:id="66"/>
-    <w:bookmarkStart w:id="67" w:name="dashboard-como-receptor-de-detection"/>
+    <w:bookmarkEnd w:id="68"/>
+    <w:bookmarkStart w:id="69" w:name="dashboard-como-receptor-de-detection"/>
     <w:p>
       <w:pPr>
         <w:pStyle w:val="Heading3"/>
@@ -12978,9 +14601,9 @@
         </w:pict>
       </w:r>
     </w:p>
-    <w:bookmarkEnd w:id="67"/>
-    <w:bookmarkEnd w:id="68"/>
-    <w:bookmarkStart w:id="69" w:name="backup-restauración"/>
+    <w:bookmarkEnd w:id="69"/>
+    <w:bookmarkEnd w:id="70"/>
+    <w:bookmarkStart w:id="71" w:name="backup-restauración"/>
     <w:p>
       <w:pPr>
         <w:pStyle w:val="Heading2"/>
@@ -13145,8 +14768,8 @@
         </w:pict>
       </w:r>
     </w:p>
-    <w:bookmarkEnd w:id="69"/>
-    <w:bookmarkStart w:id="70" w:name="arquitectura-birds-eye"/>
+    <w:bookmarkEnd w:id="71"/>
+    <w:bookmarkStart w:id="72" w:name="arquitectura-birds-eye"/>
     <w:p>
       <w:pPr>
         <w:pStyle w:val="Heading2"/>
@@ -13452,8 +15075,8 @@
         </w:pict>
       </w:r>
     </w:p>
-    <w:bookmarkEnd w:id="70"/>
-    <w:bookmarkStart w:id="76" w:name="troubleshooting-frecuente"/>
+    <w:bookmarkEnd w:id="72"/>
+    <w:bookmarkStart w:id="78" w:name="troubleshooting-frecuente"/>
     <w:p>
       <w:pPr>
         <w:pStyle w:val="Heading2"/>
@@ -13462,7 +15085,7 @@
         <w:t xml:space="preserve">10. Troubleshooting frecuente</w:t>
       </w:r>
     </w:p>
-    <w:bookmarkStart w:id="71" w:name="vault-bad-passphrase"/>
+    <w:bookmarkStart w:id="73" w:name="vault-bad-passphrase"/>
     <w:p>
       <w:pPr>
         <w:pStyle w:val="Heading3"/>
@@ -13515,8 +15138,8 @@
         <w:t xml:space="preserve">credenciales desde backup cifrado.</w:t>
       </w:r>
     </w:p>
-    <w:bookmarkEnd w:id="71"/>
-    <w:bookmarkStart w:id="72" w:name="serve-csrf-key-hkdf-failed"/>
+    <w:bookmarkEnd w:id="73"/>
+    <w:bookmarkStart w:id="74" w:name="serve-csrf-key-hkdf-failed"/>
     <w:p>
       <w:pPr>
         <w:pStyle w:val="Heading3"/>
@@ -13557,8 +15180,8 @@
         <w:t xml:space="preserve">antes.</w:t>
       </w:r>
     </w:p>
-    <w:bookmarkEnd w:id="72"/>
-    <w:bookmarkStart w:id="73" w:name="dashboard-sin-estilos"/>
+    <w:bookmarkEnd w:id="74"/>
+    <w:bookmarkStart w:id="75" w:name="dashboard-sin-estilos"/>
     <w:p>
       <w:pPr>
         <w:pStyle w:val="Heading3"/>
@@ -13614,8 +15237,8 @@
         <w:t xml:space="preserve">está cableado. Si ves esto, tu binario es viejo — actualiza.</w:t>
       </w:r>
     </w:p>
-    <w:bookmarkEnd w:id="73"/>
-    <w:bookmarkStart w:id="74" w:name="readyz-devuelve-503"/>
+    <w:bookmarkEnd w:id="75"/>
+    <w:bookmarkStart w:id="76" w:name="readyz-devuelve-503"/>
     <w:p>
       <w:pPr>
         <w:pStyle w:val="Heading3"/>
@@ -13683,8 +15306,8 @@
         <w:t xml:space="preserve">si quieres correr sin DB.</w:t>
       </w:r>
     </w:p>
-    <w:bookmarkEnd w:id="74"/>
-    <w:bookmarkStart w:id="75" w:name="audit-errchainbroken"/>
+    <w:bookmarkEnd w:id="76"/>
+    <w:bookmarkStart w:id="77" w:name="audit-errchainbroken"/>
     <w:p>
       <w:pPr>
         <w:pStyle w:val="Heading3"/>
@@ -13789,9 +15412,9 @@
         </w:pict>
       </w:r>
     </w:p>
-    <w:bookmarkEnd w:id="75"/>
-    <w:bookmarkEnd w:id="76"/>
-    <w:bookmarkStart w:id="77" w:name="enlaces"/>
+    <w:bookmarkEnd w:id="77"/>
+    <w:bookmarkEnd w:id="78"/>
+    <w:bookmarkStart w:id="79" w:name="enlaces"/>
     <w:p>
       <w:pPr>
         <w:pStyle w:val="Heading2"/>
@@ -13879,8 +15502,8 @@
         </w:pict>
       </w:r>
     </w:p>
-    <w:bookmarkEnd w:id="77"/>
-    <w:bookmarkEnd w:id="78"/>
+    <w:bookmarkEnd w:id="79"/>
+    <w:bookmarkEnd w:id="80"/>
     <w:sectPr>
       <w:footnotePr>
         <w:numRestart w:val="eachSect"/>

--- a/docs/manual/elsereno-manual.docx
+++ b/docs/manual/elsereno-manual.docx
@@ -28,7 +28,7 @@
         </w:p>
       </w:sdtContent>
     </w:sdt>
-    <w:bookmarkStart w:id="80" w:name="elsereno-manual-de-casos-de-uso"/>
+    <w:bookmarkStart w:id="81" w:name="elsereno-manual-de-casos-de-uso"/>
     <w:p>
       <w:pPr>
         <w:pStyle w:val="Heading1"/>
@@ -9900,7 +9900,7 @@
       </w:r>
     </w:p>
     <w:bookmarkEnd w:id="49"/>
-    <w:bookmarkStart w:id="64" w:name="casos-ofensivos-build--tags-offensive"/>
+    <w:bookmarkStart w:id="65" w:name="casos-ofensivos-build--tags-offensive"/>
     <w:p>
       <w:pPr>
         <w:pStyle w:val="Heading2"/>
@@ -11686,7 +11686,7 @@
       </w:r>
     </w:p>
     <w:bookmarkEnd w:id="55"/>
-    <w:bookmarkStart w:id="62" w:name="proxy-write-gated-v1.5-cli-proxy-listen"/>
+    <w:bookmarkStart w:id="63" w:name="proxy-write-gated-v1.5-cli-proxy-listen"/>
     <w:p>
       <w:pPr>
         <w:pStyle w:val="Heading3"/>
@@ -13741,13 +13741,13 @@
       </w:r>
     </w:p>
     <w:bookmarkEnd w:id="60"/>
-    <w:bookmarkStart w:id="61" w:name="opc-ua-per-nodeid-v1.6"/>
+    <w:bookmarkStart w:id="61" w:name="X9071fa16e2a854b797660bcd944750ecac6c58f"/>
     <w:p>
       <w:pPr>
         <w:pStyle w:val="Heading4"/>
       </w:pPr>
       <w:r>
-        <w:t xml:space="preserve">6.5.6 OPC UA per-NodeId (v1.6+)</w:t>
+        <w:t xml:space="preserve">6.5.6 SIP REGISTER AOR allowlist (v1.10+, anti-registration-hijack)</w:t>
       </w:r>
     </w:p>
     <w:p>
@@ -13755,13 +13755,93 @@
         <w:pStyle w:val="FirstParagraph"/>
       </w:pPr>
       <w:r>
-        <w:t xml:space="preserve">El gate de OPC UA puede filtrar WriteRequests no sólo por</w:t>
-      </w:r>
-      <w:r>
-        <w:t xml:space="preserve"> </w:t>
-      </w:r>
-      <w:r>
-        <w:t xml:space="preserve">TypeID sino también por NodeId del primer WriteValue:</w:t>
+        <w:t xml:space="preserve">El gemelo del INVITE prefix gate: mientras ese controla</w:t>
+      </w:r>
+      <w:r>
+        <w:t xml:space="preserve"> </w:t>
+      </w:r>
+      <w:r>
+        <w:rPr>
+          <w:b/>
+          <w:bCs/>
+        </w:rPr>
+        <w:t xml:space="preserve">dónde</w:t>
+      </w:r>
+      <w:r>
+        <w:t xml:space="preserve"> </w:t>
+      </w:r>
+      <w:r>
+        <w:t xml:space="preserve">pueden ir las llamadas, el AOR allowlist controla</w:t>
+      </w:r>
+      <w:r>
+        <w:t xml:space="preserve"> </w:t>
+      </w:r>
+      <w:r>
+        <w:rPr>
+          <w:b/>
+          <w:bCs/>
+        </w:rPr>
+        <w:t xml:space="preserve">quién</w:t>
+      </w:r>
+      <w:r>
+        <w:t xml:space="preserve"> </w:t>
+      </w:r>
+      <w:r>
+        <w:t xml:space="preserve">puede</w:t>
+      </w:r>
+      <w:r>
+        <w:t xml:space="preserve"> </w:t>
+      </w:r>
+      <w:r>
+        <w:t xml:space="preserve">registrar un binding para recibirlas. Sin él, si un atacante</w:t>
+      </w:r>
+      <w:r>
+        <w:t xml:space="preserve"> </w:t>
+      </w:r>
+      <w:r>
+        <w:t xml:space="preserve">consigue las creds SIP de</w:t>
+      </w:r>
+      <w:r>
+        <w:t xml:space="preserve"> </w:t>
+      </w:r>
+      <w:r>
+        <w:rPr>
+          <w:rStyle w:val="VerbatimChar"/>
+        </w:rPr>
+        <w:t xml:space="preserve">alice@pbx</w:t>
+      </w:r>
+      <w:r>
+        <w:t xml:space="preserve"> </w:t>
+      </w:r>
+      <w:r>
+        <w:t xml:space="preserve">(phishing, WiFi sniff,</w:t>
+      </w:r>
+      <w:r>
+        <w:t xml:space="preserve"> </w:t>
+      </w:r>
+      <w:r>
+        <w:t xml:space="preserve">endpoint comprometido) puede registrar a</w:t>
+      </w:r>
+      <w:r>
+        <w:t xml:space="preserve"> </w:t>
+      </w:r>
+      <w:r>
+        <w:rPr>
+          <w:rStyle w:val="VerbatimChar"/>
+        </w:rPr>
+        <w:t xml:space="preserve">admin@pbx</w:t>
+      </w:r>
+      <w:r>
+        <w:t xml:space="preserve"> </w:t>
+      </w:r>
+      <w:r>
+        <w:t xml:space="preserve">apuntando a</w:t>
+      </w:r>
+      <w:r>
+        <w:t xml:space="preserve"> </w:t>
+      </w:r>
+      <w:r>
+        <w:t xml:space="preserve">su IP y secuestrar las llamadas entrantes al AoR legítimo.</w:t>
       </w:r>
     </w:p>
     <w:p>
@@ -13772,7 +13852,7 @@
         <w:rPr>
           <w:rStyle w:val="CommentTok"/>
         </w:rPr>
-        <w:t xml:space="preserve"># dry-run: permite WriteRequest (673) sólo contra ns=2;i=42</w:t>
+        <w:t xml:space="preserve"># dry-run: permite REGISTER pero sólo para dos AoRs concretos</w:t>
       </w:r>
       <w:r>
         <w:br/>
@@ -13787,7 +13867,7 @@
         <w:rPr>
           <w:rStyle w:val="NormalTok"/>
         </w:rPr>
-        <w:t xml:space="preserve"> write opcua dry-run </w:t>
+        <w:t xml:space="preserve"> write sip dry-run </w:t>
       </w:r>
       <w:r>
         <w:rPr>
@@ -13814,7 +13894,7 @@
         <w:rPr>
           <w:rStyle w:val="NormalTok"/>
         </w:rPr>
-        <w:t xml:space="preserve"> plc.ejemplo.com:4840 </w:t>
+        <w:t xml:space="preserve"> pbx.ejemplo.com:5060 </w:t>
       </w:r>
       <w:r>
         <w:rPr>
@@ -13835,13 +13915,13 @@
         <w:rPr>
           <w:rStyle w:val="AttributeTok"/>
         </w:rPr>
-        <w:t xml:space="preserve">--service</w:t>
-      </w:r>
-      <w:r>
-        <w:rPr>
-          <w:rStyle w:val="NormalTok"/>
-        </w:rPr>
-        <w:t xml:space="preserve"> 673 </w:t>
+        <w:t xml:space="preserve">--method</w:t>
+      </w:r>
+      <w:r>
+        <w:rPr>
+          <w:rStyle w:val="NormalTok"/>
+        </w:rPr>
+        <w:t xml:space="preserve"> REGISTER </w:t>
       </w:r>
       <w:r>
         <w:rPr>
@@ -13862,7 +13942,7 @@
         <w:rPr>
           <w:rStyle w:val="AttributeTok"/>
         </w:rPr>
-        <w:t xml:space="preserve">--node-id</w:t>
+        <w:t xml:space="preserve">--aor</w:t>
       </w:r>
       <w:r>
         <w:rPr>
@@ -13874,7 +13954,7 @@
         <w:rPr>
           <w:rStyle w:val="StringTok"/>
         </w:rPr>
-        <w:t xml:space="preserve">"ns=2;i=42"</w:t>
+        <w:t xml:space="preserve">"sip:alice@pbx.ejemplo.com"</w:t>
       </w:r>
       <w:r>
         <w:rPr>
@@ -13901,13 +13981,52 @@
         <w:rPr>
           <w:rStyle w:val="AttributeTok"/>
         </w:rPr>
+        <w:t xml:space="preserve">--aor</w:t>
+      </w:r>
+      <w:r>
+        <w:rPr>
+          <w:rStyle w:val="NormalTok"/>
+        </w:rPr>
+        <w:t xml:space="preserve"> </w:t>
+      </w:r>
+      <w:r>
+        <w:rPr>
+          <w:rStyle w:val="StringTok"/>
+        </w:rPr>
+        <w:t xml:space="preserve">"sip:bob@pbx.ejemplo.com"</w:t>
+      </w:r>
+      <w:r>
+        <w:rPr>
+          <w:rStyle w:val="NormalTok"/>
+        </w:rPr>
+        <w:t xml:space="preserve"> </w:t>
+      </w:r>
+      <w:r>
+        <w:rPr>
+          <w:rStyle w:val="DataTypeTok"/>
+        </w:rPr>
+        <w:t xml:space="preserve">\</w:t>
+      </w:r>
+      <w:r>
+        <w:br/>
+      </w:r>
+      <w:r>
+        <w:rPr>
+          <w:rStyle w:val="NormalTok"/>
+        </w:rPr>
+        <w:t xml:space="preserve">  </w:t>
+      </w:r>
+      <w:r>
+        <w:rPr>
+          <w:rStyle w:val="AttributeTok"/>
+        </w:rPr>
         <w:t xml:space="preserve">--vault-passphrase-file</w:t>
       </w:r>
       <w:r>
         <w:rPr>
           <w:rStyle w:val="NormalTok"/>
         </w:rPr>
-        <w:t xml:space="preserve"> ~/.elsereno/vault.pp </w:t>
+        <w:t xml:space="preserve"> ~/.elsereno/dev.pp </w:t>
       </w:r>
       <w:r>
         <w:rPr>
@@ -13934,64 +14053,91 @@
         <w:rPr>
           <w:rStyle w:val="NormalTok"/>
         </w:rPr>
-        <w:t xml:space="preserve"> /etc/elsereno/opcua-gate.yaml</w:t>
-      </w:r>
-      <w:r>
-        <w:br/>
-      </w:r>
-      <w:r>
-        <w:br/>
-      </w:r>
-      <w:r>
-        <w:rPr>
-          <w:rStyle w:val="CommentTok"/>
-        </w:rPr>
-        <w:t xml:space="preserve"># Comportamiento del gate:</w:t>
-      </w:r>
-      <w:r>
-        <w:br/>
-      </w:r>
-      <w:r>
-        <w:rPr>
-          <w:rStyle w:val="CommentTok"/>
-        </w:rPr>
-        <w:t xml:space="preserve">#   WriteRequest contra ns=2;i=42        → PASA</w:t>
-      </w:r>
-      <w:r>
-        <w:br/>
-      </w:r>
-      <w:r>
-        <w:rPr>
-          <w:rStyle w:val="CommentTok"/>
-        </w:rPr>
-        <w:t xml:space="preserve">#   WriteRequest contra ns=2;i=99        → REFUSED (ServiceFault)</w:t>
-      </w:r>
-      <w:r>
-        <w:br/>
-      </w:r>
-      <w:r>
-        <w:rPr>
-          <w:rStyle w:val="CommentTok"/>
-        </w:rPr>
-        <w:t xml:space="preserve">#   WriteRequest con NodeId encoding raro (String/Guid/ByteString)</w:t>
-      </w:r>
-      <w:r>
-        <w:br/>
-      </w:r>
-      <w:r>
-        <w:rPr>
-          <w:rStyle w:val="CommentTok"/>
-        </w:rPr>
-        <w:t xml:space="preserve">#   cuando AllowedNodeIDs está activo    → REFUSED (fail-closed)</w:t>
-      </w:r>
-      <w:r>
-        <w:br/>
-      </w:r>
-      <w:r>
-        <w:rPr>
-          <w:rStyle w:val="CommentTok"/>
-        </w:rPr>
-        <w:t xml:space="preserve">#   ReadRequest contra cualquier NodeId  → PASA siempre (reads no gatean)</w:t>
+        <w:t xml:space="preserve"> /etc/elsereno/sip-register-gate.yaml</w:t>
+      </w:r>
+      <w:r>
+        <w:br/>
+      </w:r>
+      <w:r>
+        <w:br/>
+      </w:r>
+      <w:r>
+        <w:rPr>
+          <w:rStyle w:val="CommentTok"/>
+        </w:rPr>
+        <w:t xml:space="preserve"># Output:</w:t>
+      </w:r>
+      <w:r>
+        <w:br/>
+      </w:r>
+      <w:r>
+        <w:rPr>
+          <w:rStyle w:val="CommentTok"/>
+        </w:rPr>
+        <w:t xml:space="preserve">#   Protocol:     sip</w:t>
+      </w:r>
+      <w:r>
+        <w:br/>
+      </w:r>
+      <w:r>
+        <w:rPr>
+          <w:rStyle w:val="CommentTok"/>
+        </w:rPr>
+        <w:t xml:space="preserve">#   Target:       pbx.ejemplo.com:5060</w:t>
+      </w:r>
+      <w:r>
+        <w:br/>
+      </w:r>
+      <w:r>
+        <w:rPr>
+          <w:rStyle w:val="CommentTok"/>
+        </w:rPr>
+        <w:t xml:space="preserve">#   Allowed:      REGISTER</w:t>
+      </w:r>
+      <w:r>
+        <w:br/>
+      </w:r>
+      <w:r>
+        <w:rPr>
+          <w:rStyle w:val="CommentTok"/>
+        </w:rPr>
+        <w:t xml:space="preserve">#   Always-safe:  OPTIONS, ACK, BYE, CANCEL, PRACK</w:t>
+      </w:r>
+      <w:r>
+        <w:br/>
+      </w:r>
+      <w:r>
+        <w:rPr>
+          <w:rStyle w:val="CommentTok"/>
+        </w:rPr>
+        <w:t xml:space="preserve">#   ToPrefixes:   (none — INVITE destination not constrained)</w:t>
+      </w:r>
+      <w:r>
+        <w:br/>
+      </w:r>
+      <w:r>
+        <w:rPr>
+          <w:rStyle w:val="CommentTok"/>
+        </w:rPr>
+        <w:t xml:space="preserve">#   AORs:         sip:alice@pbx.ejemplo.com, sip:bob@pbx.ejemplo.com</w:t>
+      </w:r>
+      <w:r>
+        <w:br/>
+      </w:r>
+      <w:r>
+        <w:rPr>
+          <w:rStyle w:val="CommentTok"/>
+        </w:rPr>
+        <w:t xml:space="preserve">#   PayloadHash:  ...</w:t>
+      </w:r>
+      <w:r>
+        <w:br/>
+      </w:r>
+      <w:r>
+        <w:rPr>
+          <w:rStyle w:val="CommentTok"/>
+        </w:rPr>
+        <w:t xml:space="preserve">#   ConfirmToken: &lt;hex&gt;</w:t>
       </w:r>
     </w:p>
     <w:p>
@@ -13999,39 +14145,159 @@
         <w:pStyle w:val="FirstParagraph"/>
       </w:pPr>
       <w:r>
-        <w:t xml:space="preserve">Esto es lo que cierra el caso de uso</w:t>
-      </w:r>
-      <w:r>
-        <w:t xml:space="preserve"> </w:t>
-      </w:r>
-      <w:r>
-        <w:t xml:space="preserve">“permitir al HMI escribir</w:t>
-      </w:r>
-      <w:r>
-        <w:t xml:space="preserve"> </w:t>
-      </w:r>
-      <w:r>
-        <w:t xml:space="preserve">sólo a la variable de setpoint durante una ventana de cambio,</w:t>
-      </w:r>
-      <w:r>
-        <w:t xml:space="preserve"> </w:t>
-      </w:r>
-      <w:r>
-        <w:t xml:space="preserve">pero no a la señal de presión”</w:t>
-      </w:r>
-      <w:r>
-        <w:t xml:space="preserve">.</w:t>
-      </w:r>
-    </w:p>
-    <w:bookmarkEnd w:id="61"/>
-    <w:bookmarkEnd w:id="62"/>
-    <w:bookmarkStart w:id="63" w:name="sandbox-seccomp-bpf-linux"/>
-    <w:p>
-      <w:pPr>
-        <w:pStyle w:val="Heading3"/>
-      </w:pPr>
-      <w:r>
-        <w:t xml:space="preserve">6.6 Sandbox seccomp-bpf (Linux)</w:t>
+        <w:t xml:space="preserve">YAML emitido con</w:t>
+      </w:r>
+      <w:r>
+        <w:t xml:space="preserve"> </w:t>
+      </w:r>
+      <w:r>
+        <w:rPr>
+          <w:rStyle w:val="VerbatimChar"/>
+        </w:rPr>
+        <w:t xml:space="preserve">aors:</w:t>
+      </w:r>
+      <w:r>
+        <w:t xml:space="preserve"> </w:t>
+      </w:r>
+      <w:r>
+        <w:t xml:space="preserve">estructural (round-tripeable):</w:t>
+      </w:r>
+    </w:p>
+    <w:p>
+      <w:pPr>
+        <w:pStyle w:val="SourceCode"/>
+      </w:pPr>
+      <w:r>
+        <w:rPr>
+          <w:rStyle w:val="FunctionTok"/>
+        </w:rPr>
+        <w:t xml:space="preserve">plugin</w:t>
+      </w:r>
+      <w:r>
+        <w:rPr>
+          <w:rStyle w:val="KeywordTok"/>
+        </w:rPr>
+        <w:t xml:space="preserve">:</w:t>
+      </w:r>
+      <w:r>
+        <w:rPr>
+          <w:rStyle w:val="AttributeTok"/>
+        </w:rPr>
+        <w:t xml:space="preserve"> sip</w:t>
+      </w:r>
+      <w:r>
+        <w:br/>
+      </w:r>
+      <w:r>
+        <w:rPr>
+          <w:rStyle w:val="FunctionTok"/>
+        </w:rPr>
+        <w:t xml:space="preserve">target</w:t>
+      </w:r>
+      <w:r>
+        <w:rPr>
+          <w:rStyle w:val="KeywordTok"/>
+        </w:rPr>
+        <w:t xml:space="preserve">:</w:t>
+      </w:r>
+      <w:r>
+        <w:rPr>
+          <w:rStyle w:val="AttributeTok"/>
+        </w:rPr>
+        <w:t xml:space="preserve"> pbx.ejemplo.com:5060</w:t>
+      </w:r>
+      <w:r>
+        <w:br/>
+      </w:r>
+      <w:r>
+        <w:rPr>
+          <w:rStyle w:val="FunctionTok"/>
+        </w:rPr>
+        <w:t xml:space="preserve">methods</w:t>
+      </w:r>
+      <w:r>
+        <w:rPr>
+          <w:rStyle w:val="KeywordTok"/>
+        </w:rPr>
+        <w:t xml:space="preserve">:</w:t>
+      </w:r>
+      <w:r>
+        <w:br/>
+      </w:r>
+      <w:r>
+        <w:rPr>
+          <w:rStyle w:val="AttributeTok"/>
+        </w:rPr>
+        <w:t xml:space="preserve">  </w:t>
+      </w:r>
+      <w:r>
+        <w:rPr>
+          <w:rStyle w:val="KeywordTok"/>
+        </w:rPr>
+        <w:t xml:space="preserve">-</w:t>
+      </w:r>
+      <w:r>
+        <w:rPr>
+          <w:rStyle w:val="AttributeTok"/>
+        </w:rPr>
+        <w:t xml:space="preserve"> REGISTER</w:t>
+      </w:r>
+      <w:r>
+        <w:br/>
+      </w:r>
+      <w:r>
+        <w:rPr>
+          <w:rStyle w:val="FunctionTok"/>
+        </w:rPr>
+        <w:t xml:space="preserve">aors</w:t>
+      </w:r>
+      <w:r>
+        <w:rPr>
+          <w:rStyle w:val="KeywordTok"/>
+        </w:rPr>
+        <w:t xml:space="preserve">:</w:t>
+      </w:r>
+      <w:r>
+        <w:br/>
+      </w:r>
+      <w:r>
+        <w:rPr>
+          <w:rStyle w:val="AttributeTok"/>
+        </w:rPr>
+        <w:t xml:space="preserve">  </w:t>
+      </w:r>
+      <w:r>
+        <w:rPr>
+          <w:rStyle w:val="KeywordTok"/>
+        </w:rPr>
+        <w:t xml:space="preserve">-</w:t>
+      </w:r>
+      <w:r>
+        <w:rPr>
+          <w:rStyle w:val="AttributeTok"/>
+        </w:rPr>
+        <w:t xml:space="preserve"> sip:alice@pbx.ejemplo.com</w:t>
+      </w:r>
+      <w:r>
+        <w:br/>
+      </w:r>
+      <w:r>
+        <w:rPr>
+          <w:rStyle w:val="AttributeTok"/>
+        </w:rPr>
+        <w:t xml:space="preserve">  </w:t>
+      </w:r>
+      <w:r>
+        <w:rPr>
+          <w:rStyle w:val="KeywordTok"/>
+        </w:rPr>
+        <w:t xml:space="preserve">-</w:t>
+      </w:r>
+      <w:r>
+        <w:rPr>
+          <w:rStyle w:val="AttributeTok"/>
+        </w:rPr>
+        <w:t xml:space="preserve"> sip:bob@pbx.ejemplo.com</w:t>
       </w:r>
     </w:p>
     <w:p>
@@ -14039,13 +14305,334 @@
         <w:pStyle w:val="FirstParagraph"/>
       </w:pPr>
       <w:r>
-        <w:t xml:space="preserve">Todos los verbs ofensivos instalan un filtro BPF por-perfil</w:t>
-      </w:r>
-      <w:r>
-        <w:t xml:space="preserve"> </w:t>
-      </w:r>
-      <w:r>
-        <w:t xml:space="preserve">antes del I/O network:</w:t>
+        <w:t xml:space="preserve">Comportamiento del gate:</w:t>
+      </w:r>
+    </w:p>
+    <w:tbl>
+      <w:tblPr>
+        <w:tblStyle w:val="Table"/>
+        <w:tblW w:type="pct" w:w="5000"/>
+        <w:tblLayout w:type="fixed"/>
+        <w:tblLook w:firstRow="1" w:lastRow="0" w:firstColumn="0" w:lastColumn="0" w:noHBand="0" w:noVBand="0" w:val="0020"/>
+      </w:tblPr>
+      <w:tblGrid>
+        <w:gridCol w:w="6144"/>
+        <w:gridCol w:w="1775"/>
+      </w:tblGrid>
+      <w:tr>
+        <w:trPr>
+          <w:tblHeader w:val="on"/>
+        </w:trPr>
+        <w:tc>
+          <w:tcPr/>
+          <w:p>
+            <w:pPr>
+              <w:pStyle w:val="Compact"/>
+            </w:pPr>
+            <w:r>
+              <w:t xml:space="preserve">Request</w:t>
+            </w:r>
+          </w:p>
+        </w:tc>
+        <w:tc>
+          <w:tcPr/>
+          <w:p>
+            <w:pPr>
+              <w:pStyle w:val="Compact"/>
+            </w:pPr>
+            <w:r>
+              <w:t xml:space="preserve">Gate verdict</w:t>
+            </w:r>
+          </w:p>
+        </w:tc>
+      </w:tr>
+      <w:tr>
+        <w:tc>
+          <w:tcPr/>
+          <w:p>
+            <w:pPr>
+              <w:pStyle w:val="Compact"/>
+            </w:pPr>
+            <w:r>
+              <w:rPr>
+                <w:rStyle w:val="VerbatimChar"/>
+              </w:rPr>
+              <w:t xml:space="preserve">REGISTER</w:t>
+            </w:r>
+            <w:r>
+              <w:t xml:space="preserve"> </w:t>
+            </w:r>
+            <w:r>
+              <w:t xml:space="preserve">con</w:t>
+            </w:r>
+            <w:r>
+              <w:t xml:space="preserve"> </w:t>
+            </w:r>
+            <w:r>
+              <w:rPr>
+                <w:rStyle w:val="VerbatimChar"/>
+              </w:rPr>
+              <w:t xml:space="preserve">To: &lt;sip:alice@pbx…&gt;</w:t>
+            </w:r>
+          </w:p>
+        </w:tc>
+        <w:tc>
+          <w:tcPr/>
+          <w:p>
+            <w:pPr>
+              <w:pStyle w:val="Compact"/>
+            </w:pPr>
+            <w:r>
+              <w:t xml:space="preserve">PASA (exact AOR match)</w:t>
+            </w:r>
+          </w:p>
+        </w:tc>
+      </w:tr>
+      <w:tr>
+        <w:tc>
+          <w:tcPr/>
+          <w:p>
+            <w:pPr>
+              <w:pStyle w:val="Compact"/>
+            </w:pPr>
+            <w:r>
+              <w:rPr>
+                <w:rStyle w:val="VerbatimChar"/>
+              </w:rPr>
+              <w:t xml:space="preserve">REGISTER</w:t>
+            </w:r>
+            <w:r>
+              <w:t xml:space="preserve"> </w:t>
+            </w:r>
+            <w:r>
+              <w:t xml:space="preserve">con</w:t>
+            </w:r>
+            <w:r>
+              <w:t xml:space="preserve"> </w:t>
+            </w:r>
+            <w:r>
+              <w:rPr>
+                <w:rStyle w:val="VerbatimChar"/>
+              </w:rPr>
+              <w:t xml:space="preserve">To: &lt;sips:Alice@PBX.…&gt;</w:t>
+            </w:r>
+          </w:p>
+        </w:tc>
+        <w:tc>
+          <w:tcPr/>
+          <w:p>
+            <w:pPr>
+              <w:pStyle w:val="Compact"/>
+            </w:pPr>
+            <w:r>
+              <w:t xml:space="preserve">PASA (canonicalise: scheme strip + host lowercase)</w:t>
+            </w:r>
+          </w:p>
+        </w:tc>
+      </w:tr>
+      <w:tr>
+        <w:tc>
+          <w:tcPr/>
+          <w:p>
+            <w:pPr>
+              <w:pStyle w:val="Compact"/>
+            </w:pPr>
+            <w:r>
+              <w:rPr>
+                <w:rStyle w:val="VerbatimChar"/>
+              </w:rPr>
+              <w:t xml:space="preserve">REGISTER</w:t>
+            </w:r>
+            <w:r>
+              <w:t xml:space="preserve"> </w:t>
+            </w:r>
+            <w:r>
+              <w:t xml:space="preserve">con</w:t>
+            </w:r>
+            <w:r>
+              <w:t xml:space="preserve"> </w:t>
+            </w:r>
+            <w:r>
+              <w:rPr>
+                <w:rStyle w:val="VerbatimChar"/>
+              </w:rPr>
+              <w:t xml:space="preserve">To: &lt;sip:admin@pbx…&gt;</w:t>
+            </w:r>
+          </w:p>
+        </w:tc>
+        <w:tc>
+          <w:tcPr/>
+          <w:p>
+            <w:pPr>
+              <w:pStyle w:val="Compact"/>
+            </w:pPr>
+            <w:r>
+              <w:t xml:space="preserve">REFUSED → 403 +</w:t>
+            </w:r>
+            <w:r>
+              <w:t xml:space="preserve"> </w:t>
+            </w:r>
+            <w:r>
+              <w:rPr>
+                <w:rStyle w:val="VerbatimChar"/>
+              </w:rPr>
+              <w:t xml:space="preserve">X-Elsereno-Gate-Reason: AOR not in session allowlist (REGISTER hijack guard)</w:t>
+            </w:r>
+          </w:p>
+        </w:tc>
+      </w:tr>
+      <w:tr>
+        <w:tc>
+          <w:tcPr/>
+          <w:p>
+            <w:pPr>
+              <w:pStyle w:val="Compact"/>
+            </w:pPr>
+            <w:r>
+              <w:rPr>
+                <w:rStyle w:val="VerbatimChar"/>
+              </w:rPr>
+              <w:t xml:space="preserve">REGISTER</w:t>
+            </w:r>
+            <w:r>
+              <w:t xml:space="preserve"> </w:t>
+            </w:r>
+            <w:r>
+              <w:t xml:space="preserve">con</w:t>
+            </w:r>
+            <w:r>
+              <w:t xml:space="preserve"> </w:t>
+            </w:r>
+            <w:r>
+              <w:rPr>
+                <w:rStyle w:val="VerbatimChar"/>
+              </w:rPr>
+              <w:t xml:space="preserve">To:</w:t>
+            </w:r>
+            <w:r>
+              <w:t xml:space="preserve"> </w:t>
+            </w:r>
+            <w:r>
+              <w:t xml:space="preserve">vacío o malformado</w:t>
+            </w:r>
+          </w:p>
+        </w:tc>
+        <w:tc>
+          <w:tcPr/>
+          <w:p>
+            <w:pPr>
+              <w:pStyle w:val="Compact"/>
+            </w:pPr>
+            <w:r>
+              <w:t xml:space="preserve">REFUSED (fail-closed)</w:t>
+            </w:r>
+          </w:p>
+        </w:tc>
+      </w:tr>
+      <w:tr>
+        <w:tc>
+          <w:tcPr/>
+          <w:p>
+            <w:pPr>
+              <w:pStyle w:val="Compact"/>
+            </w:pPr>
+            <w:r>
+              <w:rPr>
+                <w:rStyle w:val="VerbatimChar"/>
+              </w:rPr>
+              <w:t xml:space="preserve">INVITE sip:+34600@carrier</w:t>
+            </w:r>
+          </w:p>
+        </w:tc>
+        <w:tc>
+          <w:tcPr/>
+          <w:p>
+            <w:pPr>
+              <w:pStyle w:val="Compact"/>
+            </w:pPr>
+            <w:r>
+              <w:t xml:space="preserve">PASA (AOR list solo gatea REGISTER)</w:t>
+            </w:r>
+          </w:p>
+        </w:tc>
+      </w:tr>
+      <w:tr>
+        <w:tc>
+          <w:tcPr/>
+          <w:p>
+            <w:pPr>
+              <w:pStyle w:val="Compact"/>
+            </w:pPr>
+            <w:r>
+              <w:rPr>
+                <w:rStyle w:val="VerbatimChar"/>
+              </w:rPr>
+              <w:t xml:space="preserve">OPTIONS sip:pbx SIP/2.0</w:t>
+            </w:r>
+          </w:p>
+        </w:tc>
+        <w:tc>
+          <w:tcPr/>
+          <w:p>
+            <w:pPr>
+              <w:pStyle w:val="Compact"/>
+            </w:pPr>
+            <w:r>
+              <w:t xml:space="preserve">PASA (always-safe)</w:t>
+            </w:r>
+          </w:p>
+        </w:tc>
+      </w:tr>
+    </w:tbl>
+    <w:p>
+      <w:pPr>
+        <w:pStyle w:val="BodyText"/>
+      </w:pPr>
+      <w:r>
+        <w:t xml:space="preserve">Match es</w:t>
+      </w:r>
+      <w:r>
+        <w:t xml:space="preserve"> </w:t>
+      </w:r>
+      <w:r>
+        <w:rPr>
+          <w:b/>
+          <w:bCs/>
+        </w:rPr>
+        <w:t xml:space="preserve">exacto</w:t>
+      </w:r>
+      <w:r>
+        <w:t xml:space="preserve"> </w:t>
+      </w:r>
+      <w:r>
+        <w:t xml:space="preserve">(no prefix) a propósito: un attacker que pase</w:t>
+      </w:r>
+      <w:r>
+        <w:t xml:space="preserve"> </w:t>
+      </w:r>
+      <w:r>
+        <w:rPr>
+          <w:rStyle w:val="VerbatimChar"/>
+        </w:rPr>
+        <w:t xml:space="preserve">alice.evil@pbx…</w:t>
+      </w:r>
+      <w:r>
+        <w:t xml:space="preserve"> </w:t>
+      </w:r>
+      <w:r>
+        <w:t xml:space="preserve">por tu allowlist NO debería pasar también</w:t>
+      </w:r>
+      <w:r>
+        <w:t xml:space="preserve"> </w:t>
+      </w:r>
+      <w:r>
+        <w:rPr>
+          <w:rStyle w:val="VerbatimChar"/>
+        </w:rPr>
+        <w:t xml:space="preserve">alice@pbx…</w:t>
+      </w:r>
+      <w:r>
+        <w:t xml:space="preserve">. La canonicalisación:</w:t>
       </w:r>
     </w:p>
     <w:p>
@@ -14057,19 +14644,22 @@
         </w:numPr>
       </w:pPr>
       <w:r>
+        <w:t xml:space="preserve">Strip</w:t>
+      </w:r>
+      <w:r>
+        <w:t xml:space="preserve"> </w:t>
+      </w:r>
+      <w:r>
         <w:rPr>
           <w:rStyle w:val="VerbatimChar"/>
         </w:rPr>
-        <w:t xml:space="preserve">exploit</w:t>
-      </w:r>
-      <w:r>
-        <w:t xml:space="preserve">: bloquea execve/execveat/fork/clone3/ptrace/bpf/</w:t>
-      </w:r>
-      <w:r>
-        <w:t xml:space="preserve"> </w:t>
-      </w:r>
-      <w:r>
-        <w:t xml:space="preserve">init_module/unshare/mount/setns/reboot + kexec + pivot_root.</w:t>
+        <w:t xml:space="preserve">&lt;...&gt;</w:t>
+      </w:r>
+      <w:r>
+        <w:t xml:space="preserve"> </w:t>
+      </w:r>
+      <w:r>
+        <w:t xml:space="preserve">angle brackets</w:t>
       </w:r>
     </w:p>
     <w:p>
@@ -14081,19 +14671,22 @@
         </w:numPr>
       </w:pPr>
       <w:r>
+        <w:t xml:space="preserve">Strip</w:t>
+      </w:r>
+      <w:r>
+        <w:t xml:space="preserve"> </w:t>
+      </w:r>
+      <w:r>
         <w:rPr>
           <w:rStyle w:val="VerbatimChar"/>
         </w:rPr>
-        <w:t xml:space="preserve">harvest</w:t>
-      </w:r>
-      <w:r>
-        <w:t xml:space="preserve">: exploit base + bloqueo de file mutators</w:t>
-      </w:r>
-      <w:r>
-        <w:t xml:space="preserve"> </w:t>
-      </w:r>
-      <w:r>
-        <w:t xml:space="preserve">(unlink, truncate, rename, chmod, mknod, …).</w:t>
+        <w:t xml:space="preserve">;tag=...</w:t>
+      </w:r>
+      <w:r>
+        <w:t xml:space="preserve"> </w:t>
+      </w:r>
+      <w:r>
+        <w:t xml:space="preserve">URI parameters</w:t>
       </w:r>
     </w:p>
     <w:p>
@@ -14105,19 +14698,70 @@
         </w:numPr>
       </w:pPr>
       <w:r>
+        <w:t xml:space="preserve">Strip</w:t>
+      </w:r>
+      <w:r>
+        <w:t xml:space="preserve"> </w:t>
+      </w:r>
+      <w:r>
         <w:rPr>
           <w:rStyle w:val="VerbatimChar"/>
         </w:rPr>
-        <w:t xml:space="preserve">dial</w:t>
-      </w:r>
-      <w:r>
-        <w:t xml:space="preserve">: exploit base + bloqueo de network openers</w:t>
-      </w:r>
-      <w:r>
-        <w:t xml:space="preserve"> </w:t>
-      </w:r>
-      <w:r>
-        <w:t xml:space="preserve">(socket, connect, bind, listen, sendto, …).</w:t>
+        <w:t xml:space="preserve">sip:</w:t>
+      </w:r>
+      <w:r>
+        <w:t xml:space="preserve"> </w:t>
+      </w:r>
+      <w:r>
+        <w:t xml:space="preserve">/</w:t>
+      </w:r>
+      <w:r>
+        <w:t xml:space="preserve"> </w:t>
+      </w:r>
+      <w:r>
+        <w:rPr>
+          <w:rStyle w:val="VerbatimChar"/>
+        </w:rPr>
+        <w:t xml:space="preserve">sips:</w:t>
+      </w:r>
+      <w:r>
+        <w:t xml:space="preserve"> </w:t>
+      </w:r>
+      <w:r>
+        <w:t xml:space="preserve">/</w:t>
+      </w:r>
+      <w:r>
+        <w:t xml:space="preserve"> </w:t>
+      </w:r>
+      <w:r>
+        <w:rPr>
+          <w:rStyle w:val="VerbatimChar"/>
+        </w:rPr>
+        <w:t xml:space="preserve">tel:</w:t>
+      </w:r>
+      <w:r>
+        <w:t xml:space="preserve"> </w:t>
+      </w:r>
+      <w:r>
+        <w:t xml:space="preserve">scheme</w:t>
+      </w:r>
+    </w:p>
+    <w:p>
+      <w:pPr>
+        <w:pStyle w:val="Compact"/>
+        <w:numPr>
+          <w:ilvl w:val="0"/>
+          <w:numId w:val="1002"/>
+        </w:numPr>
+      </w:pPr>
+      <w:r>
+        <w:t xml:space="preserve">Lowercase el host (el user-part preservado case-sensitive per</w:t>
+      </w:r>
+      <w:r>
+        <w:t xml:space="preserve"> </w:t>
+      </w:r>
+      <w:r>
+        <w:t xml:space="preserve">RFC 3261 §19.1.1)</w:t>
       </w:r>
     </w:p>
     <w:p>
@@ -14125,7 +14769,7 @@
         <w:pStyle w:val="FirstParagraph"/>
       </w:pPr>
       <w:r>
-        <w:t xml:space="preserve">En macOS el sandbox degrada a</w:t>
+        <w:t xml:space="preserve">Se puede combinar con</w:t>
       </w:r>
       <w:r>
         <w:t xml:space="preserve"> </w:t>
@@ -14134,43 +14778,570 @@
         <w:rPr>
           <w:rStyle w:val="VerbatimChar"/>
         </w:rPr>
-        <w:t xml:space="preserve">Kind: unavailable</w:t>
-      </w:r>
-      <w:r>
-        <w:t xml:space="preserve"> </w:t>
-      </w:r>
-      <w:r>
-        <w:t xml:space="preserve">+ audit</w:t>
-      </w:r>
-      <w:r>
-        <w:t xml:space="preserve"> </w:t>
-      </w:r>
-      <w:r>
-        <w:rPr>
-          <w:rStyle w:val="VerbatimChar"/>
-        </w:rPr>
-        <w:t xml:space="preserve">offensive_sandbox: available=false</w:t>
+        <w:t xml:space="preserve">--to-prefix</w:t>
+      </w:r>
+      <w:r>
+        <w:t xml:space="preserve"> </w:t>
+      </w:r>
+      <w:r>
+        <w:t xml:space="preserve">en el mismo dry-run — ambas</w:t>
+      </w:r>
+      <w:r>
+        <w:t xml:space="preserve"> </w:t>
+      </w:r>
+      <w:r>
+        <w:t xml:space="preserve">gates coexisten:</w:t>
+      </w:r>
+    </w:p>
+    <w:p>
+      <w:pPr>
+        <w:pStyle w:val="SourceCode"/>
+      </w:pPr>
+      <w:r>
+        <w:rPr>
+          <w:rStyle w:val="ExtensionTok"/>
+        </w:rPr>
+        <w:t xml:space="preserve">elsereno-offensive</w:t>
+      </w:r>
+      <w:r>
+        <w:rPr>
+          <w:rStyle w:val="NormalTok"/>
+        </w:rPr>
+        <w:t xml:space="preserve"> write sip dry-run </w:t>
+      </w:r>
+      <w:r>
+        <w:rPr>
+          <w:rStyle w:val="DataTypeTok"/>
+        </w:rPr>
+        <w:t xml:space="preserve">\</w:t>
+      </w:r>
+      <w:r>
+        <w:br/>
+      </w:r>
+      <w:r>
+        <w:rPr>
+          <w:rStyle w:val="NormalTok"/>
+        </w:rPr>
+        <w:t xml:space="preserve">  </w:t>
+      </w:r>
+      <w:r>
+        <w:rPr>
+          <w:rStyle w:val="AttributeTok"/>
+        </w:rPr>
+        <w:t xml:space="preserve">--target</w:t>
+      </w:r>
+      <w:r>
+        <w:rPr>
+          <w:rStyle w:val="NormalTok"/>
+        </w:rPr>
+        <w:t xml:space="preserve"> pbx.ejemplo.com:5060 </w:t>
+      </w:r>
+      <w:r>
+        <w:rPr>
+          <w:rStyle w:val="DataTypeTok"/>
+        </w:rPr>
+        <w:t xml:space="preserve">\</w:t>
+      </w:r>
+      <w:r>
+        <w:br/>
+      </w:r>
+      <w:r>
+        <w:rPr>
+          <w:rStyle w:val="NormalTok"/>
+        </w:rPr>
+        <w:t xml:space="preserve">  </w:t>
+      </w:r>
+      <w:r>
+        <w:rPr>
+          <w:rStyle w:val="AttributeTok"/>
+        </w:rPr>
+        <w:t xml:space="preserve">--method</w:t>
+      </w:r>
+      <w:r>
+        <w:rPr>
+          <w:rStyle w:val="NormalTok"/>
+        </w:rPr>
+        <w:t xml:space="preserve"> INVITE </w:t>
+      </w:r>
+      <w:r>
+        <w:rPr>
+          <w:rStyle w:val="AttributeTok"/>
+        </w:rPr>
+        <w:t xml:space="preserve">--method</w:t>
+      </w:r>
+      <w:r>
+        <w:rPr>
+          <w:rStyle w:val="NormalTok"/>
+        </w:rPr>
+        <w:t xml:space="preserve"> REGISTER </w:t>
+      </w:r>
+      <w:r>
+        <w:rPr>
+          <w:rStyle w:val="DataTypeTok"/>
+        </w:rPr>
+        <w:t xml:space="preserve">\</w:t>
+      </w:r>
+      <w:r>
+        <w:br/>
+      </w:r>
+      <w:r>
+        <w:rPr>
+          <w:rStyle w:val="NormalTok"/>
+        </w:rPr>
+        <w:t xml:space="preserve">  </w:t>
+      </w:r>
+      <w:r>
+        <w:rPr>
+          <w:rStyle w:val="AttributeTok"/>
+        </w:rPr>
+        <w:t xml:space="preserve">--to-prefix</w:t>
+      </w:r>
+      <w:r>
+        <w:rPr>
+          <w:rStyle w:val="NormalTok"/>
+        </w:rPr>
+        <w:t xml:space="preserve"> </w:t>
+      </w:r>
+      <w:r>
+        <w:rPr>
+          <w:rStyle w:val="StringTok"/>
+        </w:rPr>
+        <w:t xml:space="preserve">"+34"</w:t>
+      </w:r>
+      <w:r>
+        <w:rPr>
+          <w:rStyle w:val="NormalTok"/>
+        </w:rPr>
+        <w:t xml:space="preserve"> </w:t>
+      </w:r>
+      <w:r>
+        <w:rPr>
+          <w:rStyle w:val="AttributeTok"/>
+        </w:rPr>
+        <w:t xml:space="preserve">--to-prefix</w:t>
+      </w:r>
+      <w:r>
+        <w:rPr>
+          <w:rStyle w:val="NormalTok"/>
+        </w:rPr>
+        <w:t xml:space="preserve"> </w:t>
+      </w:r>
+      <w:r>
+        <w:rPr>
+          <w:rStyle w:val="StringTok"/>
+        </w:rPr>
+        <w:t xml:space="preserve">"+44"</w:t>
+      </w:r>
+      <w:r>
+        <w:rPr>
+          <w:rStyle w:val="NormalTok"/>
+        </w:rPr>
+        <w:t xml:space="preserve"> </w:t>
+      </w:r>
+      <w:r>
+        <w:rPr>
+          <w:rStyle w:val="DataTypeTok"/>
+        </w:rPr>
+        <w:t xml:space="preserve">\</w:t>
+      </w:r>
+      <w:r>
+        <w:br/>
+      </w:r>
+      <w:r>
+        <w:rPr>
+          <w:rStyle w:val="NormalTok"/>
+        </w:rPr>
+        <w:t xml:space="preserve">  </w:t>
+      </w:r>
+      <w:r>
+        <w:rPr>
+          <w:rStyle w:val="AttributeTok"/>
+        </w:rPr>
+        <w:t xml:space="preserve">--aor</w:t>
+      </w:r>
+      <w:r>
+        <w:rPr>
+          <w:rStyle w:val="NormalTok"/>
+        </w:rPr>
+        <w:t xml:space="preserve"> </w:t>
+      </w:r>
+      <w:r>
+        <w:rPr>
+          <w:rStyle w:val="StringTok"/>
+        </w:rPr>
+        <w:t xml:space="preserve">"sip:alice@pbx.ejemplo.com"</w:t>
+      </w:r>
+      <w:r>
+        <w:rPr>
+          <w:rStyle w:val="NormalTok"/>
+        </w:rPr>
+        <w:t xml:space="preserve"> </w:t>
+      </w:r>
+      <w:r>
+        <w:rPr>
+          <w:rStyle w:val="DataTypeTok"/>
+        </w:rPr>
+        <w:t xml:space="preserve">\</w:t>
+      </w:r>
+      <w:r>
+        <w:br/>
+      </w:r>
+      <w:r>
+        <w:rPr>
+          <w:rStyle w:val="NormalTok"/>
+        </w:rPr>
+        <w:t xml:space="preserve">  </w:t>
+      </w:r>
+      <w:r>
+        <w:rPr>
+          <w:rStyle w:val="AttributeTok"/>
+        </w:rPr>
+        <w:t xml:space="preserve">--vault-passphrase-file</w:t>
+      </w:r>
+      <w:r>
+        <w:rPr>
+          <w:rStyle w:val="NormalTok"/>
+        </w:rPr>
+        <w:t xml:space="preserve"> ~/.elsereno/dev.pp </w:t>
+      </w:r>
+      <w:r>
+        <w:rPr>
+          <w:rStyle w:val="DataTypeTok"/>
+        </w:rPr>
+        <w:t xml:space="preserve">\</w:t>
+      </w:r>
+      <w:r>
+        <w:br/>
+      </w:r>
+      <w:r>
+        <w:rPr>
+          <w:rStyle w:val="NormalTok"/>
+        </w:rPr>
+        <w:t xml:space="preserve">  </w:t>
+      </w:r>
+      <w:r>
+        <w:rPr>
+          <w:rStyle w:val="AttributeTok"/>
+        </w:rPr>
+        <w:t xml:space="preserve">--emit-allow-file</w:t>
+      </w:r>
+      <w:r>
+        <w:rPr>
+          <w:rStyle w:val="NormalTok"/>
+        </w:rPr>
+        <w:t xml:space="preserve"> /etc/elsereno/sip-full-gate.yaml</w:t>
+      </w:r>
+      <w:r>
+        <w:br/>
+      </w:r>
+      <w:r>
+        <w:rPr>
+          <w:rStyle w:val="CommentTok"/>
+        </w:rPr>
+        <w:t xml:space="preserve"># INVITE gatea por prefix; REGISTER gatea por AOR; el YAML lleva</w:t>
+      </w:r>
+      <w:r>
+        <w:br/>
+      </w:r>
+      <w:r>
+        <w:rPr>
+          <w:rStyle w:val="CommentTok"/>
+        </w:rPr>
+        <w:t xml:space="preserve"># ambos bloques.</w:t>
+      </w:r>
+    </w:p>
+    <w:bookmarkEnd w:id="61"/>
+    <w:bookmarkStart w:id="62" w:name="opc-ua-per-nodeid-v1.6"/>
+    <w:p>
+      <w:pPr>
+        <w:pStyle w:val="Heading4"/>
+      </w:pPr>
+      <w:r>
+        <w:t xml:space="preserve">6.5.7 OPC UA per-NodeId (v1.6+)</w:t>
+      </w:r>
+    </w:p>
+    <w:p>
+      <w:pPr>
+        <w:pStyle w:val="FirstParagraph"/>
+      </w:pPr>
+      <w:r>
+        <w:t xml:space="preserve">El gate de OPC UA puede filtrar WriteRequests no sólo por</w:t>
+      </w:r>
+      <w:r>
+        <w:t xml:space="preserve"> </w:t>
+      </w:r>
+      <w:r>
+        <w:t xml:space="preserve">TypeID sino también por NodeId del primer WriteValue:</w:t>
+      </w:r>
+    </w:p>
+    <w:p>
+      <w:pPr>
+        <w:pStyle w:val="SourceCode"/>
+      </w:pPr>
+      <w:r>
+        <w:rPr>
+          <w:rStyle w:val="CommentTok"/>
+        </w:rPr>
+        <w:t xml:space="preserve"># dry-run: permite WriteRequest (673) sólo contra ns=2;i=42</w:t>
+      </w:r>
+      <w:r>
+        <w:br/>
+      </w:r>
+      <w:r>
+        <w:rPr>
+          <w:rStyle w:val="ExtensionTok"/>
+        </w:rPr>
+        <w:t xml:space="preserve">elsereno-offensive</w:t>
+      </w:r>
+      <w:r>
+        <w:rPr>
+          <w:rStyle w:val="NormalTok"/>
+        </w:rPr>
+        <w:t xml:space="preserve"> write opcua dry-run </w:t>
+      </w:r>
+      <w:r>
+        <w:rPr>
+          <w:rStyle w:val="DataTypeTok"/>
+        </w:rPr>
+        <w:t xml:space="preserve">\</w:t>
+      </w:r>
+      <w:r>
+        <w:br/>
+      </w:r>
+      <w:r>
+        <w:rPr>
+          <w:rStyle w:val="NormalTok"/>
+        </w:rPr>
+        <w:t xml:space="preserve">  </w:t>
+      </w:r>
+      <w:r>
+        <w:rPr>
+          <w:rStyle w:val="AttributeTok"/>
+        </w:rPr>
+        <w:t xml:space="preserve">--target</w:t>
+      </w:r>
+      <w:r>
+        <w:rPr>
+          <w:rStyle w:val="NormalTok"/>
+        </w:rPr>
+        <w:t xml:space="preserve"> plc.ejemplo.com:4840 </w:t>
+      </w:r>
+      <w:r>
+        <w:rPr>
+          <w:rStyle w:val="DataTypeTok"/>
+        </w:rPr>
+        <w:t xml:space="preserve">\</w:t>
+      </w:r>
+      <w:r>
+        <w:br/>
+      </w:r>
+      <w:r>
+        <w:rPr>
+          <w:rStyle w:val="NormalTok"/>
+        </w:rPr>
+        <w:t xml:space="preserve">  </w:t>
+      </w:r>
+      <w:r>
+        <w:rPr>
+          <w:rStyle w:val="AttributeTok"/>
+        </w:rPr>
+        <w:t xml:space="preserve">--service</w:t>
+      </w:r>
+      <w:r>
+        <w:rPr>
+          <w:rStyle w:val="NormalTok"/>
+        </w:rPr>
+        <w:t xml:space="preserve"> 673 </w:t>
+      </w:r>
+      <w:r>
+        <w:rPr>
+          <w:rStyle w:val="DataTypeTok"/>
+        </w:rPr>
+        <w:t xml:space="preserve">\</w:t>
+      </w:r>
+      <w:r>
+        <w:br/>
+      </w:r>
+      <w:r>
+        <w:rPr>
+          <w:rStyle w:val="NormalTok"/>
+        </w:rPr>
+        <w:t xml:space="preserve">  </w:t>
+      </w:r>
+      <w:r>
+        <w:rPr>
+          <w:rStyle w:val="AttributeTok"/>
+        </w:rPr>
+        <w:t xml:space="preserve">--node-id</w:t>
+      </w:r>
+      <w:r>
+        <w:rPr>
+          <w:rStyle w:val="NormalTok"/>
+        </w:rPr>
+        <w:t xml:space="preserve"> </w:t>
+      </w:r>
+      <w:r>
+        <w:rPr>
+          <w:rStyle w:val="StringTok"/>
+        </w:rPr>
+        <w:t xml:space="preserve">"ns=2;i=42"</w:t>
+      </w:r>
+      <w:r>
+        <w:rPr>
+          <w:rStyle w:val="NormalTok"/>
+        </w:rPr>
+        <w:t xml:space="preserve"> </w:t>
+      </w:r>
+      <w:r>
+        <w:rPr>
+          <w:rStyle w:val="DataTypeTok"/>
+        </w:rPr>
+        <w:t xml:space="preserve">\</w:t>
+      </w:r>
+      <w:r>
+        <w:br/>
+      </w:r>
+      <w:r>
+        <w:rPr>
+          <w:rStyle w:val="NormalTok"/>
+        </w:rPr>
+        <w:t xml:space="preserve">  </w:t>
+      </w:r>
+      <w:r>
+        <w:rPr>
+          <w:rStyle w:val="AttributeTok"/>
+        </w:rPr>
+        <w:t xml:space="preserve">--vault-passphrase-file</w:t>
+      </w:r>
+      <w:r>
+        <w:rPr>
+          <w:rStyle w:val="NormalTok"/>
+        </w:rPr>
+        <w:t xml:space="preserve"> ~/.elsereno/vault.pp </w:t>
+      </w:r>
+      <w:r>
+        <w:rPr>
+          <w:rStyle w:val="DataTypeTok"/>
+        </w:rPr>
+        <w:t xml:space="preserve">\</w:t>
+      </w:r>
+      <w:r>
+        <w:br/>
+      </w:r>
+      <w:r>
+        <w:rPr>
+          <w:rStyle w:val="NormalTok"/>
+        </w:rPr>
+        <w:t xml:space="preserve">  </w:t>
+      </w:r>
+      <w:r>
+        <w:rPr>
+          <w:rStyle w:val="AttributeTok"/>
+        </w:rPr>
+        <w:t xml:space="preserve">--emit-allow-file</w:t>
+      </w:r>
+      <w:r>
+        <w:rPr>
+          <w:rStyle w:val="NormalTok"/>
+        </w:rPr>
+        <w:t xml:space="preserve"> /etc/elsereno/opcua-gate.yaml</w:t>
+      </w:r>
+      <w:r>
+        <w:br/>
+      </w:r>
+      <w:r>
+        <w:br/>
+      </w:r>
+      <w:r>
+        <w:rPr>
+          <w:rStyle w:val="CommentTok"/>
+        </w:rPr>
+        <w:t xml:space="preserve"># Comportamiento del gate:</w:t>
+      </w:r>
+      <w:r>
+        <w:br/>
+      </w:r>
+      <w:r>
+        <w:rPr>
+          <w:rStyle w:val="CommentTok"/>
+        </w:rPr>
+        <w:t xml:space="preserve">#   WriteRequest contra ns=2;i=42        → PASA</w:t>
+      </w:r>
+      <w:r>
+        <w:br/>
+      </w:r>
+      <w:r>
+        <w:rPr>
+          <w:rStyle w:val="CommentTok"/>
+        </w:rPr>
+        <w:t xml:space="preserve">#   WriteRequest contra ns=2;i=99        → REFUSED (ServiceFault)</w:t>
+      </w:r>
+      <w:r>
+        <w:br/>
+      </w:r>
+      <w:r>
+        <w:rPr>
+          <w:rStyle w:val="CommentTok"/>
+        </w:rPr>
+        <w:t xml:space="preserve">#   WriteRequest con NodeId encoding raro (String/Guid/ByteString)</w:t>
+      </w:r>
+      <w:r>
+        <w:br/>
+      </w:r>
+      <w:r>
+        <w:rPr>
+          <w:rStyle w:val="CommentTok"/>
+        </w:rPr>
+        <w:t xml:space="preserve">#   cuando AllowedNodeIDs está activo    → REFUSED (fail-closed)</w:t>
+      </w:r>
+      <w:r>
+        <w:br/>
+      </w:r>
+      <w:r>
+        <w:rPr>
+          <w:rStyle w:val="CommentTok"/>
+        </w:rPr>
+        <w:t xml:space="preserve">#   ReadRequest contra cualquier NodeId  → PASA siempre (reads no gatean)</w:t>
+      </w:r>
+    </w:p>
+    <w:p>
+      <w:pPr>
+        <w:pStyle w:val="FirstParagraph"/>
+      </w:pPr>
+      <w:r>
+        <w:t xml:space="preserve">Esto es lo que cierra el caso de uso</w:t>
+      </w:r>
+      <w:r>
+        <w:t xml:space="preserve"> </w:t>
+      </w:r>
+      <w:r>
+        <w:t xml:space="preserve">“permitir al HMI escribir</w:t>
+      </w:r>
+      <w:r>
+        <w:t xml:space="preserve"> </w:t>
+      </w:r>
+      <w:r>
+        <w:t xml:space="preserve">sólo a la variable de setpoint durante una ventana de cambio,</w:t>
+      </w:r>
+      <w:r>
+        <w:t xml:space="preserve"> </w:t>
+      </w:r>
+      <w:r>
+        <w:t xml:space="preserve">pero no a la señal de presión”</w:t>
       </w:r>
       <w:r>
         <w:t xml:space="preserve">.</w:t>
       </w:r>
     </w:p>
-    <w:p>
-      <w:r>
-        <w:pict>
-          <v:rect style="width:0;height:1.5pt" o:hralign="center" o:hrstd="t" o:hr="t"/>
-        </w:pict>
-      </w:r>
-    </w:p>
+    <w:bookmarkEnd w:id="62"/>
     <w:bookmarkEnd w:id="63"/>
-    <w:bookmarkEnd w:id="64"/>
-    <w:bookmarkStart w:id="70" w:name="X041fbee2e8f285cc0b7041a11dc0d7d247dc488"/>
-    <w:p>
-      <w:pPr>
-        <w:pStyle w:val="Heading2"/>
-      </w:pPr>
-      <w:r>
-        <w:t xml:space="preserve">7. Detection (caso defensivo — cómo lo detecta el blue team)</w:t>
+    <w:bookmarkStart w:id="64" w:name="sandbox-seccomp-bpf-linux"/>
+    <w:p>
+      <w:pPr>
+        <w:pStyle w:val="Heading3"/>
+      </w:pPr>
+      <w:r>
+        <w:t xml:space="preserve">6.6 Sandbox seccomp-bpf (Linux)</w:t>
       </w:r>
     </w:p>
     <w:p>
@@ -14178,243 +15349,13 @@
         <w:pStyle w:val="FirstParagraph"/>
       </w:pPr>
       <w:r>
-        <w:t xml:space="preserve">El red team corre ElSereno contra tu red; qué deja en logs:</w:t>
-      </w:r>
-    </w:p>
-    <w:bookmarkStart w:id="65" w:name="Xf2d6836e9061b03645f09edf91d1e31f0f400d2"/>
-    <w:p>
-      <w:pPr>
-        <w:pStyle w:val="Heading3"/>
-      </w:pPr>
-      <w:r>
-        <w:t xml:space="preserve">7.1 Firma a nivel Modbus (FC + unit + address pattern)</w:t>
-      </w:r>
-    </w:p>
-    <w:p>
-      <w:pPr>
-        <w:pStyle w:val="SourceCode"/>
-      </w:pPr>
-      <w:r>
-        <w:rPr>
-          <w:rStyle w:val="VerbatimChar"/>
-        </w:rPr>
-        <w:t xml:space="preserve">src=10.0.0.100 dst=plc.internal:502</w:t>
-      </w:r>
-      <w:r>
-        <w:br/>
-      </w:r>
-      <w:r>
-        <w:rPr>
-          <w:rStyle w:val="VerbatimChar"/>
-        </w:rPr>
-        <w:t xml:space="preserve">pattern: TCP SYN + TCP PSH with Modbus MBAP header (txID incrementing)</w:t>
-      </w:r>
-      <w:r>
-        <w:br/>
-      </w:r>
-      <w:r>
-        <w:rPr>
-          <w:rStyle w:val="VerbatimChar"/>
-        </w:rPr>
-        <w:t xml:space="preserve">     + FC 0x01/0x03 (read coils/regs) on unit 1, address 0</w:t>
-      </w:r>
-      <w:r>
-        <w:br/>
-      </w:r>
-      <w:r>
-        <w:rPr>
-          <w:rStyle w:val="VerbatimChar"/>
-        </w:rPr>
-        <w:t xml:space="preserve">response: normal device identification (FC 0x2B / subcode 14)</w:t>
-      </w:r>
-    </w:p>
-    <w:p>
-      <w:pPr>
-        <w:pStyle w:val="FirstParagraph"/>
-      </w:pPr>
-      <w:r>
-        <w:t xml:space="preserve">Alerta en Suricata:</w:t>
-      </w:r>
-    </w:p>
-    <w:p>
-      <w:pPr>
-        <w:pStyle w:val="SourceCode"/>
-      </w:pPr>
-      <w:r>
-        <w:rPr>
-          <w:rStyle w:val="VerbatimChar"/>
-        </w:rPr>
-        <w:t xml:space="preserve">alert tcp $EXTERNAL_NET any -&gt; $HOME_NET 502 ( \</w:t>
-      </w:r>
-      <w:r>
-        <w:br/>
-      </w:r>
-      <w:r>
-        <w:rPr>
-          <w:rStyle w:val="VerbatimChar"/>
-        </w:rPr>
-        <w:t xml:space="preserve">  msg:"ICS Modbus read from external"; \</w:t>
-      </w:r>
-      <w:r>
-        <w:br/>
-      </w:r>
-      <w:r>
-        <w:rPr>
-          <w:rStyle w:val="VerbatimChar"/>
-        </w:rPr>
-        <w:t xml:space="preserve">  flow:to_server,established; \</w:t>
-      </w:r>
-      <w:r>
-        <w:br/>
-      </w:r>
-      <w:r>
-        <w:rPr>
-          <w:rStyle w:val="VerbatimChar"/>
-        </w:rPr>
-        <w:t xml:space="preserve">  content:"|00 2B 0E|"; offset:7; depth:3; \</w:t>
-      </w:r>
-      <w:r>
-        <w:br/>
-      </w:r>
-      <w:r>
-        <w:rPr>
-          <w:rStyle w:val="VerbatimChar"/>
-        </w:rPr>
-        <w:t xml:space="preserve">  sid:1000001; rev:1;)</w:t>
-      </w:r>
-    </w:p>
-    <w:bookmarkEnd w:id="65"/>
-    <w:bookmarkStart w:id="66" w:name="firma-a-nivel-opc-ua-hel"/>
-    <w:p>
-      <w:pPr>
-        <w:pStyle w:val="Heading3"/>
-      </w:pPr>
-      <w:r>
-        <w:t xml:space="preserve">7.2 Firma a nivel OPC UA HEL</w:t>
-      </w:r>
-    </w:p>
-    <w:p>
-      <w:pPr>
-        <w:pStyle w:val="SourceCode"/>
-      </w:pPr>
-      <w:r>
-        <w:rPr>
-          <w:rStyle w:val="VerbatimChar"/>
-        </w:rPr>
-        <w:t xml:space="preserve">src=attacker dst=plc:4840</w:t>
-      </w:r>
-      <w:r>
-        <w:br/>
-      </w:r>
-      <w:r>
-        <w:rPr>
-          <w:rStyle w:val="VerbatimChar"/>
-        </w:rPr>
-        <w:t xml:space="preserve">pattern: TCP PSH with bytes "HEL" at offset 0, endpoint URL</w:t>
-      </w:r>
-      <w:r>
-        <w:br/>
-      </w:r>
-      <w:r>
-        <w:rPr>
-          <w:rStyle w:val="VerbatimChar"/>
-        </w:rPr>
-        <w:t xml:space="preserve">         contains "opc.tcp://" + target's own IP</w:t>
-      </w:r>
-    </w:p>
-    <w:p>
-      <w:pPr>
-        <w:pStyle w:val="FirstParagraph"/>
-      </w:pPr>
-      <w:r>
-        <w:t xml:space="preserve">Zeek script:</w:t>
-      </w:r>
-    </w:p>
-    <w:p>
-      <w:pPr>
-        <w:pStyle w:val="SourceCode"/>
-      </w:pPr>
-      <w:r>
-        <w:rPr>
-          <w:rStyle w:val="VerbatimChar"/>
-        </w:rPr>
-        <w:t xml:space="preserve">event tcp_packet(c: connection, is_orig: bool, flags: string, seq: count,</w:t>
-      </w:r>
-      <w:r>
-        <w:br/>
-      </w:r>
-      <w:r>
-        <w:rPr>
-          <w:rStyle w:val="VerbatimChar"/>
-        </w:rPr>
-        <w:t xml:space="preserve">                 ack: count, len: count, payload: string) {</w:t>
-      </w:r>
-      <w:r>
-        <w:br/>
-      </w:r>
-      <w:r>
-        <w:rPr>
-          <w:rStyle w:val="VerbatimChar"/>
-        </w:rPr>
-        <w:t xml:space="preserve">    if ( |payload| &gt;= 3 &amp;&amp; payload[0:3] == "HEL" &amp;&amp; c$id$resp_p == 4840/tcp )</w:t>
-      </w:r>
-      <w:r>
-        <w:br/>
-      </w:r>
-      <w:r>
-        <w:rPr>
-          <w:rStyle w:val="VerbatimChar"/>
-        </w:rPr>
-        <w:t xml:space="preserve">        NOTICE([$note=OPCUA::ProbeSeen, $conn=c]);</w:t>
-      </w:r>
-      <w:r>
-        <w:br/>
-      </w:r>
-      <w:r>
-        <w:rPr>
-          <w:rStyle w:val="VerbatimChar"/>
-        </w:rPr>
-        <w:t xml:space="preserve">}</w:t>
-      </w:r>
-    </w:p>
-    <w:bookmarkEnd w:id="66"/>
-    <w:bookmarkStart w:id="67" w:name="firma-a-nivel-veeder-root"/>
-    <w:p>
-      <w:pPr>
-        <w:pStyle w:val="Heading3"/>
-      </w:pPr>
-      <w:r>
-        <w:t xml:space="preserve">7.3 Firma a nivel Veeder-Root</w:t>
-      </w:r>
-    </w:p>
-    <w:p>
-      <w:pPr>
-        <w:pStyle w:val="SourceCode"/>
-      </w:pPr>
-      <w:r>
-        <w:rPr>
-          <w:rStyle w:val="VerbatimChar"/>
-        </w:rPr>
-        <w:t xml:space="preserve">pattern: ASCII "&lt;SOH&gt;I20100" o variantes "I20200", "I20300", "V20100"</w:t>
-      </w:r>
-      <w:r>
-        <w:br/>
-      </w:r>
-      <w:r>
-        <w:rPr>
-          <w:rStyle w:val="VerbatimChar"/>
-        </w:rPr>
-        <w:t xml:space="preserve">response: envuelve líneas con tankID, inventory, alarm codes</w:t>
-      </w:r>
-    </w:p>
-    <w:bookmarkEnd w:id="67"/>
-    <w:bookmarkStart w:id="68" w:name="signaling-de-writes-hostiles"/>
-    <w:p>
-      <w:pPr>
-        <w:pStyle w:val="Heading3"/>
-      </w:pPr>
-      <w:r>
-        <w:t xml:space="preserve">7.4 Signaling de writes hostiles</w:t>
+        <w:t xml:space="preserve">Todos los verbs ofensivos instalan un filtro BPF por-perfil</w:t>
+      </w:r>
+      <w:r>
+        <w:t xml:space="preserve"> </w:t>
+      </w:r>
+      <w:r>
+        <w:t xml:space="preserve">antes del I/O network:</w:t>
       </w:r>
     </w:p>
     <w:p>
@@ -14426,26 +15367,19 @@
         </w:numPr>
       </w:pPr>
       <w:r>
-        <w:t xml:space="preserve">Modbus FC 5/6/15/16/22/23 desde fuentes externas al cuadro de</w:t>
-      </w:r>
-      <w:r>
-        <w:t xml:space="preserve"> </w:t>
-      </w:r>
-      <w:r>
-        <w:t xml:space="preserve">HMIs →</w:t>
-      </w:r>
-      <w:r>
-        <w:t xml:space="preserve"> </w:t>
-      </w:r>
-      <w:r>
-        <w:rPr>
-          <w:b/>
-          <w:bCs/>
-        </w:rPr>
-        <w:t xml:space="preserve">alerta crítica</w:t>
-      </w:r>
-      <w:r>
-        <w:t xml:space="preserve">.</w:t>
+        <w:rPr>
+          <w:rStyle w:val="VerbatimChar"/>
+        </w:rPr>
+        <w:t xml:space="preserve">exploit</w:t>
+      </w:r>
+      <w:r>
+        <w:t xml:space="preserve">: bloquea execve/execveat/fork/clone3/ptrace/bpf/</w:t>
+      </w:r>
+      <w:r>
+        <w:t xml:space="preserve"> </w:t>
+      </w:r>
+      <w:r>
+        <w:t xml:space="preserve">init_module/unshare/mount/setns/reboot + kexec + pivot_root.</w:t>
       </w:r>
     </w:p>
     <w:p>
@@ -14457,7 +15391,19 @@
         </w:numPr>
       </w:pPr>
       <w:r>
-        <w:t xml:space="preserve">S7 ROSCTR 0x01 con function_code 0x04 (PLC control → STOP) → alerta.</w:t>
+        <w:rPr>
+          <w:rStyle w:val="VerbatimChar"/>
+        </w:rPr>
+        <w:t xml:space="preserve">harvest</w:t>
+      </w:r>
+      <w:r>
+        <w:t xml:space="preserve">: exploit base + bloqueo de file mutators</w:t>
+      </w:r>
+      <w:r>
+        <w:t xml:space="preserve"> </w:t>
+      </w:r>
+      <w:r>
+        <w:t xml:space="preserve">(unlink, truncate, rename, chmod, mknod, …).</w:t>
       </w:r>
     </w:p>
     <w:p>
@@ -14469,29 +15415,19 @@
         </w:numPr>
       </w:pPr>
       <w:r>
-        <w:t xml:space="preserve">DNP3 app FC 0x05/0x06 (DirectOperate) desde subnet no-master → alerta.</w:t>
-      </w:r>
-    </w:p>
-    <w:p>
-      <w:pPr>
-        <w:pStyle w:val="Compact"/>
-        <w:numPr>
-          <w:ilvl w:val="0"/>
-          <w:numId w:val="1003"/>
-        </w:numPr>
-      </w:pPr>
-      <w:r>
-        <w:t xml:space="preserve">IEC-104 I-frame con ASDU type 45-51 → alerta.</w:t>
-      </w:r>
-    </w:p>
-    <w:bookmarkEnd w:id="68"/>
-    <w:bookmarkStart w:id="69" w:name="dashboard-como-receptor-de-detection"/>
-    <w:p>
-      <w:pPr>
-        <w:pStyle w:val="Heading3"/>
-      </w:pPr>
-      <w:r>
-        <w:t xml:space="preserve">7.5 Dashboard como receptor de detection</w:t>
+        <w:rPr>
+          <w:rStyle w:val="VerbatimChar"/>
+        </w:rPr>
+        <w:t xml:space="preserve">dial</w:t>
+      </w:r>
+      <w:r>
+        <w:t xml:space="preserve">: exploit base + bloqueo de network openers</w:t>
+      </w:r>
+      <w:r>
+        <w:t xml:space="preserve"> </w:t>
+      </w:r>
+      <w:r>
+        <w:t xml:space="preserve">(socket, connect, bind, listen, sendto, …).</w:t>
       </w:r>
     </w:p>
     <w:p>
@@ -14499,7 +15435,7 @@
         <w:pStyle w:val="FirstParagraph"/>
       </w:pPr>
       <w:r>
-        <w:t xml:space="preserve">Si tu stack envía a ElSereno (vía</w:t>
+        <w:t xml:space="preserve">En macOS el sandbox degrada a</w:t>
       </w:r>
       <w:r>
         <w:t xml:space="preserve"> </w:t>
@@ -14508,90 +15444,25 @@
         <w:rPr>
           <w:rStyle w:val="VerbatimChar"/>
         </w:rPr>
-        <w:t xml:space="preserve">syslog</w:t>
-      </w:r>
-      <w:r>
-        <w:t xml:space="preserve"> </w:t>
-      </w:r>
-      <w:r>
-        <w:t xml:space="preserve">output):</w:t>
-      </w:r>
-    </w:p>
-    <w:p>
-      <w:pPr>
-        <w:pStyle w:val="SourceCode"/>
-      </w:pPr>
-      <w:r>
-        <w:rPr>
-          <w:rStyle w:val="CommentTok"/>
-        </w:rPr>
-        <w:t xml:space="preserve"># Agente ICS-NIDS vuelca CEF a ElSereno</w:t>
-      </w:r>
-      <w:r>
-        <w:br/>
-      </w:r>
-      <w:r>
-        <w:rPr>
-          <w:rStyle w:val="ExtensionTok"/>
-        </w:rPr>
-        <w:t xml:space="preserve">elsereno</w:t>
-      </w:r>
-      <w:r>
-        <w:rPr>
-          <w:rStyle w:val="NormalTok"/>
-        </w:rPr>
-        <w:t xml:space="preserve"> scan </w:t>
-      </w:r>
-      <w:r>
-        <w:rPr>
-          <w:rStyle w:val="AttributeTok"/>
-        </w:rPr>
-        <w:t xml:space="preserve">--input-file</w:t>
-      </w:r>
-      <w:r>
-        <w:rPr>
-          <w:rStyle w:val="NormalTok"/>
-        </w:rPr>
-        <w:t xml:space="preserve"> cef-events.csv </w:t>
-      </w:r>
-      <w:r>
-        <w:rPr>
-          <w:rStyle w:val="AttributeTok"/>
-        </w:rPr>
-        <w:t xml:space="preserve">--input-type</w:t>
-      </w:r>
-      <w:r>
-        <w:rPr>
-          <w:rStyle w:val="NormalTok"/>
-        </w:rPr>
-        <w:t xml:space="preserve"> cef </w:t>
-      </w:r>
-      <w:r>
-        <w:rPr>
-          <w:rStyle w:val="DataTypeTok"/>
-        </w:rPr>
-        <w:t xml:space="preserve">\</w:t>
-      </w:r>
-      <w:r>
-        <w:br/>
-      </w:r>
-      <w:r>
-        <w:rPr>
-          <w:rStyle w:val="NormalTok"/>
-        </w:rPr>
-        <w:t xml:space="preserve">              </w:t>
-      </w:r>
-      <w:r>
-        <w:rPr>
-          <w:rStyle w:val="AttributeTok"/>
-        </w:rPr>
-        <w:t xml:space="preserve">--out-ndjson</w:t>
-      </w:r>
-      <w:r>
-        <w:rPr>
-          <w:rStyle w:val="NormalTok"/>
-        </w:rPr>
-        <w:t xml:space="preserve"> merged.ndjson</w:t>
+        <w:t xml:space="preserve">Kind: unavailable</w:t>
+      </w:r>
+      <w:r>
+        <w:t xml:space="preserve"> </w:t>
+      </w:r>
+      <w:r>
+        <w:t xml:space="preserve">+ audit</w:t>
+      </w:r>
+      <w:r>
+        <w:t xml:space="preserve"> </w:t>
+      </w:r>
+      <w:r>
+        <w:rPr>
+          <w:rStyle w:val="VerbatimChar"/>
+        </w:rPr>
+        <w:t xml:space="preserve">offensive_sandbox: available=false</w:t>
+      </w:r>
+      <w:r>
+        <w:t xml:space="preserve">.</w:t>
       </w:r>
     </w:p>
     <w:p>
@@ -14601,15 +15472,15 @@
         </w:pict>
       </w:r>
     </w:p>
-    <w:bookmarkEnd w:id="69"/>
-    <w:bookmarkEnd w:id="70"/>
-    <w:bookmarkStart w:id="71" w:name="backup-restauración"/>
+    <w:bookmarkEnd w:id="64"/>
+    <w:bookmarkEnd w:id="65"/>
+    <w:bookmarkStart w:id="71" w:name="X041fbee2e8f285cc0b7041a11dc0d7d247dc488"/>
     <w:p>
       <w:pPr>
         <w:pStyle w:val="Heading2"/>
       </w:pPr>
       <w:r>
-        <w:t xml:space="preserve">8. Backup + restauración</w:t>
+        <w:t xml:space="preserve">7. Detection (caso defensivo — cómo lo detecta el blue team)</w:t>
       </w:r>
     </w:p>
     <w:p>
@@ -14617,7 +15488,16 @@
         <w:pStyle w:val="FirstParagraph"/>
       </w:pPr>
       <w:r>
-        <w:t xml:space="preserve">Backup cifrado del vault + config:</w:t>
+        <w:t xml:space="preserve">El red team corre ElSereno contra tu red; qué deja en logs:</w:t>
+      </w:r>
+    </w:p>
+    <w:bookmarkStart w:id="66" w:name="Xf2d6836e9061b03645f09edf91d1e31f0f400d2"/>
+    <w:p>
+      <w:pPr>
+        <w:pStyle w:val="Heading3"/>
+      </w:pPr>
+      <w:r>
+        <w:t xml:space="preserve">7.1 Firma a nivel Modbus (FC + unit + address pattern)</w:t>
       </w:r>
     </w:p>
     <w:p>
@@ -14626,75 +15506,36 @@
       </w:pPr>
       <w:r>
         <w:rPr>
-          <w:rStyle w:val="CommentTok"/>
-        </w:rPr>
-        <w:t xml:space="preserve"># Cifrado AES-GCM con master key derivada de la passphrase</w:t>
-      </w:r>
-      <w:r>
-        <w:br/>
-      </w:r>
-      <w:r>
-        <w:rPr>
-          <w:rStyle w:val="ExtensionTok"/>
-        </w:rPr>
-        <w:t xml:space="preserve">elsereno</w:t>
-      </w:r>
-      <w:r>
-        <w:rPr>
-          <w:rStyle w:val="NormalTok"/>
-        </w:rPr>
-        <w:t xml:space="preserve"> backup create </w:t>
-      </w:r>
-      <w:r>
-        <w:rPr>
-          <w:rStyle w:val="AttributeTok"/>
-        </w:rPr>
-        <w:t xml:space="preserve">--out</w:t>
-      </w:r>
-      <w:r>
-        <w:rPr>
-          <w:rStyle w:val="NormalTok"/>
-        </w:rPr>
-        <w:t xml:space="preserve"> backup-2026-04-22.elsb</w:t>
-      </w:r>
-      <w:r>
-        <w:br/>
-      </w:r>
-      <w:r>
-        <w:br/>
-      </w:r>
-      <w:r>
-        <w:rPr>
-          <w:rStyle w:val="CommentTok"/>
-        </w:rPr>
-        <w:t xml:space="preserve"># Restore</w:t>
-      </w:r>
-      <w:r>
-        <w:br/>
-      </w:r>
-      <w:r>
-        <w:rPr>
-          <w:rStyle w:val="ExtensionTok"/>
-        </w:rPr>
-        <w:t xml:space="preserve">elsereno</w:t>
-      </w:r>
-      <w:r>
-        <w:rPr>
-          <w:rStyle w:val="NormalTok"/>
-        </w:rPr>
-        <w:t xml:space="preserve"> backup restore </w:t>
-      </w:r>
-      <w:r>
-        <w:rPr>
-          <w:rStyle w:val="AttributeTok"/>
-        </w:rPr>
-        <w:t xml:space="preserve">--in</w:t>
-      </w:r>
-      <w:r>
-        <w:rPr>
-          <w:rStyle w:val="NormalTok"/>
-        </w:rPr>
-        <w:t xml:space="preserve"> backup-2026-04-22.elsb</w:t>
+          <w:rStyle w:val="VerbatimChar"/>
+        </w:rPr>
+        <w:t xml:space="preserve">src=10.0.0.100 dst=plc.internal:502</w:t>
+      </w:r>
+      <w:r>
+        <w:br/>
+      </w:r>
+      <w:r>
+        <w:rPr>
+          <w:rStyle w:val="VerbatimChar"/>
+        </w:rPr>
+        <w:t xml:space="preserve">pattern: TCP SYN + TCP PSH with Modbus MBAP header (txID incrementing)</w:t>
+      </w:r>
+      <w:r>
+        <w:br/>
+      </w:r>
+      <w:r>
+        <w:rPr>
+          <w:rStyle w:val="VerbatimChar"/>
+        </w:rPr>
+        <w:t xml:space="preserve">     + FC 0x01/0x03 (read coils/regs) on unit 1, address 0</w:t>
+      </w:r>
+      <w:r>
+        <w:br/>
+      </w:r>
+      <w:r>
+        <w:rPr>
+          <w:rStyle w:val="VerbatimChar"/>
+        </w:rPr>
+        <w:t xml:space="preserve">response: normal device identification (FC 0x2B / subcode 14)</w:t>
       </w:r>
     </w:p>
     <w:p>
@@ -14702,7 +15543,7 @@
         <w:pStyle w:val="FirstParagraph"/>
       </w:pPr>
       <w:r>
-        <w:t xml:space="preserve">Audit chain:</w:t>
+        <w:t xml:space="preserve">Alerta en Suricata:</w:t>
       </w:r>
     </w:p>
     <w:p>
@@ -14711,71 +15552,55 @@
       </w:pPr>
       <w:r>
         <w:rPr>
-          <w:rStyle w:val="ExtensionTok"/>
-        </w:rPr>
-        <w:t xml:space="preserve">elsereno</w:t>
-      </w:r>
-      <w:r>
-        <w:rPr>
-          <w:rStyle w:val="NormalTok"/>
-        </w:rPr>
-        <w:t xml:space="preserve"> audit verify-file       </w:t>
-      </w:r>
-      <w:r>
-        <w:rPr>
-          <w:rStyle w:val="CommentTok"/>
-        </w:rPr>
-        <w:t xml:space="preserve"># valida ~/.elsereno/audit.jsonl</w:t>
-      </w:r>
-      <w:r>
-        <w:br/>
-      </w:r>
-      <w:r>
-        <w:rPr>
-          <w:rStyle w:val="ExtensionTok"/>
-        </w:rPr>
-        <w:t xml:space="preserve">elsereno</w:t>
-      </w:r>
-      <w:r>
-        <w:rPr>
-          <w:rStyle w:val="NormalTok"/>
-        </w:rPr>
-        <w:t xml:space="preserve"> audit export </w:t>
-      </w:r>
-      <w:r>
-        <w:rPr>
-          <w:rStyle w:val="AttributeTok"/>
-        </w:rPr>
-        <w:t xml:space="preserve">--out</w:t>
-      </w:r>
-      <w:r>
-        <w:rPr>
-          <w:rStyle w:val="NormalTok"/>
-        </w:rPr>
-        <w:t xml:space="preserve"> audit.jsonl.asc   </w:t>
-      </w:r>
-      <w:r>
-        <w:rPr>
-          <w:rStyle w:val="CommentTok"/>
-        </w:rPr>
-        <w:t xml:space="preserve"># firma con GPG</w:t>
-      </w:r>
-    </w:p>
-    <w:p>
-      <w:r>
-        <w:pict>
-          <v:rect style="width:0;height:1.5pt" o:hralign="center" o:hrstd="t" o:hr="t"/>
-        </w:pict>
-      </w:r>
-    </w:p>
-    <w:bookmarkEnd w:id="71"/>
-    <w:bookmarkStart w:id="72" w:name="arquitectura-birds-eye"/>
-    <w:p>
-      <w:pPr>
-        <w:pStyle w:val="Heading2"/>
-      </w:pPr>
-      <w:r>
-        <w:t xml:space="preserve">9. Arquitectura (bird’s-eye)</w:t>
+          <w:rStyle w:val="VerbatimChar"/>
+        </w:rPr>
+        <w:t xml:space="preserve">alert tcp $EXTERNAL_NET any -&gt; $HOME_NET 502 ( \</w:t>
+      </w:r>
+      <w:r>
+        <w:br/>
+      </w:r>
+      <w:r>
+        <w:rPr>
+          <w:rStyle w:val="VerbatimChar"/>
+        </w:rPr>
+        <w:t xml:space="preserve">  msg:"ICS Modbus read from external"; \</w:t>
+      </w:r>
+      <w:r>
+        <w:br/>
+      </w:r>
+      <w:r>
+        <w:rPr>
+          <w:rStyle w:val="VerbatimChar"/>
+        </w:rPr>
+        <w:t xml:space="preserve">  flow:to_server,established; \</w:t>
+      </w:r>
+      <w:r>
+        <w:br/>
+      </w:r>
+      <w:r>
+        <w:rPr>
+          <w:rStyle w:val="VerbatimChar"/>
+        </w:rPr>
+        <w:t xml:space="preserve">  content:"|00 2B 0E|"; offset:7; depth:3; \</w:t>
+      </w:r>
+      <w:r>
+        <w:br/>
+      </w:r>
+      <w:r>
+        <w:rPr>
+          <w:rStyle w:val="VerbatimChar"/>
+        </w:rPr>
+        <w:t xml:space="preserve">  sid:1000001; rev:1;)</w:t>
+      </w:r>
+    </w:p>
+    <w:bookmarkEnd w:id="66"/>
+    <w:bookmarkStart w:id="67" w:name="firma-a-nivel-opc-ua-hel"/>
+    <w:p>
+      <w:pPr>
+        <w:pStyle w:val="Heading3"/>
+      </w:pPr>
+      <w:r>
+        <w:t xml:space="preserve">7.2 Firma a nivel OPC UA HEL</w:t>
       </w:r>
     </w:p>
     <w:p>
@@ -14786,7 +15611,7 @@
         <w:rPr>
           <w:rStyle w:val="VerbatimChar"/>
         </w:rPr>
-        <w:t xml:space="preserve">        ┌──────────────┐       ┌──────────────┐</w:t>
+        <w:t xml:space="preserve">src=attacker dst=plc:4840</w:t>
       </w:r>
       <w:r>
         <w:br/>
@@ -14795,7 +15620,7 @@
         <w:rPr>
           <w:rStyle w:val="VerbatimChar"/>
         </w:rPr>
-        <w:t xml:space="preserve">        │  Input       │       │  Output      │</w:t>
+        <w:t xml:space="preserve">pattern: TCP PSH with bytes "HEL" at offset 0, endpoint URL</w:t>
       </w:r>
       <w:r>
         <w:br/>
@@ -14804,16 +15629,26 @@
         <w:rPr>
           <w:rStyle w:val="VerbatimChar"/>
         </w:rPr>
-        <w:t xml:space="preserve">        │ shodan/censys│       │ ndjson/csv   │</w:t>
-      </w:r>
-      <w:r>
-        <w:br/>
-      </w:r>
+        <w:t xml:space="preserve">         contains "opc.tcp://" + target's own IP</w:t>
+      </w:r>
+    </w:p>
+    <w:p>
+      <w:pPr>
+        <w:pStyle w:val="FirstParagraph"/>
+      </w:pPr>
+      <w:r>
+        <w:t xml:space="preserve">Zeek script:</w:t>
+      </w:r>
+    </w:p>
+    <w:p>
+      <w:pPr>
+        <w:pStyle w:val="SourceCode"/>
+      </w:pPr>
       <w:r>
         <w:rPr>
           <w:rStyle w:val="VerbatimChar"/>
         </w:rPr>
-        <w:t xml:space="preserve">        │  nmapxml/txt │       │ html/cef     │</w:t>
+        <w:t xml:space="preserve">event tcp_packet(c: connection, is_orig: bool, flags: string, seq: count,</w:t>
       </w:r>
       <w:r>
         <w:br/>
@@ -14822,7 +15657,7 @@
         <w:rPr>
           <w:rStyle w:val="VerbatimChar"/>
         </w:rPr>
-        <w:t xml:space="preserve">        └──────┬───────┘       │ syslog/webhk │</w:t>
+        <w:t xml:space="preserve">                 ack: count, len: count, payload: string) {</w:t>
       </w:r>
       <w:r>
         <w:br/>
@@ -14831,7 +15666,7 @@
         <w:rPr>
           <w:rStyle w:val="VerbatimChar"/>
         </w:rPr>
-        <w:t xml:space="preserve">               │               │ jira/ghissue │</w:t>
+        <w:t xml:space="preserve">    if ( |payload| &gt;= 3 &amp;&amp; payload[0:3] == "HEL" &amp;&amp; c$id$resp_p == 4840/tcp )</w:t>
       </w:r>
       <w:r>
         <w:br/>
@@ -14840,7 +15675,7 @@
         <w:rPr>
           <w:rStyle w:val="VerbatimChar"/>
         </w:rPr>
-        <w:t xml:space="preserve">               ▼               └──────┬───────┘</w:t>
+        <w:t xml:space="preserve">        NOTICE([$note=OPCUA::ProbeSeen, $conn=c]);</w:t>
       </w:r>
       <w:r>
         <w:br/>
@@ -14849,16 +15684,28 @@
         <w:rPr>
           <w:rStyle w:val="VerbatimChar"/>
         </w:rPr>
-        <w:t xml:space="preserve">        ┌──────────────┐              ▲</w:t>
-      </w:r>
-      <w:r>
-        <w:br/>
-      </w:r>
+        <w:t xml:space="preserve">}</w:t>
+      </w:r>
+    </w:p>
+    <w:bookmarkEnd w:id="67"/>
+    <w:bookmarkStart w:id="68" w:name="firma-a-nivel-veeder-root"/>
+    <w:p>
+      <w:pPr>
+        <w:pStyle w:val="Heading3"/>
+      </w:pPr>
+      <w:r>
+        <w:t xml:space="preserve">7.3 Firma a nivel Veeder-Root</w:t>
+      </w:r>
+    </w:p>
+    <w:p>
+      <w:pPr>
+        <w:pStyle w:val="SourceCode"/>
+      </w:pPr>
       <w:r>
         <w:rPr>
           <w:rStyle w:val="VerbatimChar"/>
         </w:rPr>
-        <w:t xml:space="preserve">        │   Scanner    │              │</w:t>
+        <w:t xml:space="preserve">pattern: ASCII "&lt;SOH&gt;I20100" o variantes "I20200", "I20300", "V20100"</w:t>
       </w:r>
       <w:r>
         <w:br/>
@@ -14867,560 +15714,17 @@
         <w:rPr>
           <w:rStyle w:val="VerbatimChar"/>
         </w:rPr>
-        <w:t xml:space="preserve">        │  concurrency │              │</w:t>
-      </w:r>
-      <w:r>
-        <w:br/>
-      </w:r>
-      <w:r>
-        <w:rPr>
-          <w:rStyle w:val="VerbatimChar"/>
-        </w:rPr>
-        <w:t xml:space="preserve">        │  rate + retry│              │</w:t>
-      </w:r>
-      <w:r>
-        <w:br/>
-      </w:r>
-      <w:r>
-        <w:rPr>
-          <w:rStyle w:val="VerbatimChar"/>
-        </w:rPr>
-        <w:t xml:space="preserve">        └──────┬───────┘              │</w:t>
-      </w:r>
-      <w:r>
-        <w:br/>
-      </w:r>
-      <w:r>
-        <w:rPr>
-          <w:rStyle w:val="VerbatimChar"/>
-        </w:rPr>
-        <w:t xml:space="preserve">               │                      │</w:t>
-      </w:r>
-      <w:r>
-        <w:br/>
-      </w:r>
-      <w:r>
-        <w:rPr>
-          <w:rStyle w:val="VerbatimChar"/>
-        </w:rPr>
-        <w:t xml:space="preserve">               ▼                      │</w:t>
-      </w:r>
-      <w:r>
-        <w:br/>
-      </w:r>
-      <w:r>
-        <w:rPr>
-          <w:rStyle w:val="VerbatimChar"/>
-        </w:rPr>
-        <w:t xml:space="preserve">        ┌──────────────┐  ┌──────────────┐</w:t>
-      </w:r>
-      <w:r>
-        <w:br/>
-      </w:r>
-      <w:r>
-        <w:rPr>
-          <w:rStyle w:val="VerbatimChar"/>
-        </w:rPr>
-        <w:t xml:space="preserve">        │  Protocol    │  │  Scoring     │</w:t>
-      </w:r>
-      <w:r>
-        <w:br/>
-      </w:r>
-      <w:r>
-        <w:rPr>
-          <w:rStyle w:val="VerbatimChar"/>
-        </w:rPr>
-        <w:t xml:space="preserve">        │  Plugin *13  │─▶│  factors×6   │</w:t>
-      </w:r>
-      <w:r>
-        <w:br/>
-      </w:r>
-      <w:r>
-        <w:rPr>
-          <w:rStyle w:val="VerbatimChar"/>
-        </w:rPr>
-        <w:t xml:space="preserve">        └──────┬───────┘  └──────┬───────┘</w:t>
-      </w:r>
-      <w:r>
-        <w:br/>
-      </w:r>
-      <w:r>
-        <w:rPr>
-          <w:rStyle w:val="VerbatimChar"/>
-        </w:rPr>
-        <w:t xml:space="preserve">               │                 │</w:t>
-      </w:r>
-      <w:r>
-        <w:br/>
-      </w:r>
-      <w:r>
-        <w:rPr>
-          <w:rStyle w:val="VerbatimChar"/>
-        </w:rPr>
-        <w:t xml:space="preserve">               ▼                 ▼</w:t>
-      </w:r>
-      <w:r>
-        <w:br/>
-      </w:r>
-      <w:r>
-        <w:rPr>
-          <w:rStyle w:val="VerbatimChar"/>
-        </w:rPr>
-        <w:t xml:space="preserve">        ┌──────────────┐  ┌──────────────┐</w:t>
-      </w:r>
-      <w:r>
-        <w:br/>
-      </w:r>
-      <w:r>
-        <w:rPr>
-          <w:rStyle w:val="VerbatimChar"/>
-        </w:rPr>
-        <w:t xml:space="preserve">        │  Findings    │  │  Audit chain │</w:t>
-      </w:r>
-      <w:r>
-        <w:br/>
-      </w:r>
-      <w:r>
-        <w:rPr>
-          <w:rStyle w:val="VerbatimChar"/>
-        </w:rPr>
-        <w:t xml:space="preserve">        │  pgx.CopyFrom│  │ JCS+SHA256   │</w:t>
-      </w:r>
-      <w:r>
-        <w:br/>
-      </w:r>
-      <w:r>
-        <w:rPr>
-          <w:rStyle w:val="VerbatimChar"/>
-        </w:rPr>
-        <w:t xml:space="preserve">        └──────┬───────┘  └──────┬───────┘</w:t>
-      </w:r>
-      <w:r>
-        <w:br/>
-      </w:r>
-      <w:r>
-        <w:rPr>
-          <w:rStyle w:val="VerbatimChar"/>
-        </w:rPr>
-        <w:t xml:space="preserve">               │                 │</w:t>
-      </w:r>
-      <w:r>
-        <w:br/>
-      </w:r>
-      <w:r>
-        <w:rPr>
-          <w:rStyle w:val="VerbatimChar"/>
-        </w:rPr>
-        <w:t xml:space="preserve">               └────────┬────────┘</w:t>
-      </w:r>
-      <w:r>
-        <w:br/>
-      </w:r>
-      <w:r>
-        <w:rPr>
-          <w:rStyle w:val="VerbatimChar"/>
-        </w:rPr>
-        <w:t xml:space="preserve">                        ▼</w:t>
-      </w:r>
-      <w:r>
-        <w:br/>
-      </w:r>
-      <w:r>
-        <w:rPr>
-          <w:rStyle w:val="VerbatimChar"/>
-        </w:rPr>
-        <w:t xml:space="preserve">                 ┌──────────────┐</w:t>
-      </w:r>
-      <w:r>
-        <w:br/>
-      </w:r>
-      <w:r>
-        <w:rPr>
-          <w:rStyle w:val="VerbatimChar"/>
-        </w:rPr>
-        <w:t xml:space="preserve">                 │  Dashboard   │</w:t>
-      </w:r>
-      <w:r>
-        <w:br/>
-      </w:r>
-      <w:r>
-        <w:rPr>
-          <w:rStyle w:val="VerbatimChar"/>
-        </w:rPr>
-        <w:t xml:space="preserve">                 │  SSE stream  │</w:t>
-      </w:r>
-      <w:r>
-        <w:br/>
-      </w:r>
-      <w:r>
-        <w:rPr>
-          <w:rStyle w:val="VerbatimChar"/>
-        </w:rPr>
-        <w:t xml:space="preserve">                 │ /api/v1/*    │</w:t>
-      </w:r>
-      <w:r>
-        <w:br/>
-      </w:r>
-      <w:r>
-        <w:rPr>
-          <w:rStyle w:val="VerbatimChar"/>
-        </w:rPr>
-        <w:t xml:space="preserve">                 └──────────────┘</w:t>
-      </w:r>
-    </w:p>
-    <w:p>
-      <w:r>
-        <w:pict>
-          <v:rect style="width:0;height:1.5pt" o:hralign="center" o:hrstd="t" o:hr="t"/>
-        </w:pict>
-      </w:r>
-    </w:p>
-    <w:bookmarkEnd w:id="72"/>
-    <w:bookmarkStart w:id="78" w:name="troubleshooting-frecuente"/>
-    <w:p>
-      <w:pPr>
-        <w:pStyle w:val="Heading2"/>
-      </w:pPr>
-      <w:r>
-        <w:t xml:space="preserve">10. Troubleshooting frecuente</w:t>
-      </w:r>
-    </w:p>
-    <w:bookmarkStart w:id="73" w:name="vault-bad-passphrase"/>
+        <w:t xml:space="preserve">response: envuelve líneas con tankID, inventory, alarm codes</w:t>
+      </w:r>
+    </w:p>
+    <w:bookmarkEnd w:id="68"/>
+    <w:bookmarkStart w:id="69" w:name="signaling-de-writes-hostiles"/>
     <w:p>
       <w:pPr>
         <w:pStyle w:val="Heading3"/>
       </w:pPr>
       <w:r>
-        <w:t xml:space="preserve">10.1</w:t>
-      </w:r>
-      <w:r>
-        <w:t xml:space="preserve"> </w:t>
-      </w:r>
-      <w:r>
-        <w:rPr>
-          <w:rStyle w:val="VerbatimChar"/>
-        </w:rPr>
-        <w:t xml:space="preserve">vault: bad passphrase</w:t>
-      </w:r>
-    </w:p>
-    <w:p>
-      <w:pPr>
-        <w:pStyle w:val="FirstParagraph"/>
-      </w:pPr>
-      <w:r>
-        <w:t xml:space="preserve">Reintentarlo; no hay recuperación (por diseño ADR-018). Para</w:t>
-      </w:r>
-      <w:r>
-        <w:t xml:space="preserve"> </w:t>
-      </w:r>
-      <w:r>
-        <w:t xml:space="preserve">instalación en máquina nueva:</w:t>
-      </w:r>
-      <w:r>
-        <w:t xml:space="preserve"> </w:t>
-      </w:r>
-      <w:r>
-        <w:rPr>
-          <w:rStyle w:val="VerbatimChar"/>
-        </w:rPr>
-        <w:t xml:space="preserve">vault init</w:t>
-      </w:r>
-      <w:r>
-        <w:t xml:space="preserve"> </w:t>
-      </w:r>
-      <w:r>
-        <w:t xml:space="preserve">de cero + reimportar</w:t>
-      </w:r>
-      <w:r>
-        <w:t xml:space="preserve"> </w:t>
-      </w:r>
-      <w:r>
-        <w:t xml:space="preserve">credenciales desde backup cifrado.</w:t>
-      </w:r>
-    </w:p>
-    <w:bookmarkEnd w:id="73"/>
-    <w:bookmarkStart w:id="74" w:name="serve-csrf-key-hkdf-failed"/>
-    <w:p>
-      <w:pPr>
-        <w:pStyle w:val="Heading3"/>
-      </w:pPr>
-      <w:r>
-        <w:t xml:space="preserve">10.2</w:t>
-      </w:r>
-      <w:r>
-        <w:t xml:space="preserve"> </w:t>
-      </w:r>
-      <w:r>
-        <w:rPr>
-          <w:rStyle w:val="VerbatimChar"/>
-        </w:rPr>
-        <w:t xml:space="preserve">serve: CSRF key: HKDF failed</w:t>
-      </w:r>
-    </w:p>
-    <w:p>
-      <w:pPr>
-        <w:pStyle w:val="FirstParagraph"/>
-      </w:pPr>
-      <w:r>
-        <w:t xml:space="preserve">El vault no está desbloqueado.</w:t>
-      </w:r>
-      <w:r>
-        <w:t xml:space="preserve"> </w:t>
-      </w:r>
-      <w:r>
-        <w:rPr>
-          <w:rStyle w:val="VerbatimChar"/>
-        </w:rPr>
-        <w:t xml:space="preserve">elsereno vault unlock</w:t>
-      </w:r>
-      <w:r>
-        <w:t xml:space="preserve"> </w:t>
-      </w:r>
-      <w:r>
-        <w:t xml:space="preserve">antes.</w:t>
-      </w:r>
-    </w:p>
-    <w:bookmarkEnd w:id="74"/>
-    <w:bookmarkStart w:id="75" w:name="dashboard-sin-estilos"/>
-    <w:p>
-      <w:pPr>
-        <w:pStyle w:val="Heading3"/>
-      </w:pPr>
-      <w:r>
-        <w:t xml:space="preserve">10.3 Dashboard sin estilos</w:t>
-      </w:r>
-    </w:p>
-    <w:p>
-      <w:pPr>
-        <w:pStyle w:val="FirstParagraph"/>
-      </w:pPr>
-      <w:r>
-        <w:t xml:space="preserve">Indica que tu navegador está bloqueando el inline</w:t>
-      </w:r>
-      <w:r>
-        <w:t xml:space="preserve"> </w:t>
-      </w:r>
-      <w:r>
-        <w:rPr>
-          <w:rStyle w:val="VerbatimChar"/>
-        </w:rPr>
-        <w:t xml:space="preserve">&lt;style&gt;</w:t>
-      </w:r>
-      <w:r>
-        <w:t xml:space="preserve"> </w:t>
-      </w:r>
-      <w:r>
-        <w:t xml:space="preserve">por</w:t>
-      </w:r>
-      <w:r>
-        <w:t xml:space="preserve"> </w:t>
-      </w:r>
-      <w:r>
-        <w:t xml:space="preserve">CSP. Desde v1.1 chunk 4a (y v1.2 en</w:t>
-      </w:r>
-      <w:r>
-        <w:t xml:space="preserve"> </w:t>
-      </w:r>
-      <w:r>
-        <w:rPr>
-          <w:rStyle w:val="VerbatimChar"/>
-        </w:rPr>
-        <w:t xml:space="preserve">/admin/security</w:t>
-      </w:r>
-      <w:r>
-        <w:t xml:space="preserve">) el nonce</w:t>
-      </w:r>
-      <w:r>
-        <w:t xml:space="preserve"> </w:t>
-      </w:r>
-      <w:r>
-        <w:t xml:space="preserve">está cableado. Si ves esto, tu binario es viejo — actualiza.</w:t>
-      </w:r>
-    </w:p>
-    <w:bookmarkEnd w:id="75"/>
-    <w:bookmarkStart w:id="76" w:name="readyz-devuelve-503"/>
-    <w:p>
-      <w:pPr>
-        <w:pStyle w:val="Heading3"/>
-      </w:pPr>
-      <w:r>
-        <w:t xml:space="preserve">10.4</w:t>
-      </w:r>
-      <w:r>
-        <w:t xml:space="preserve"> </w:t>
-      </w:r>
-      <w:r>
-        <w:rPr>
-          <w:rStyle w:val="VerbatimChar"/>
-        </w:rPr>
-        <w:t xml:space="preserve">/readyz</w:t>
-      </w:r>
-      <w:r>
-        <w:t xml:space="preserve"> </w:t>
-      </w:r>
-      <w:r>
-        <w:t xml:space="preserve">devuelve 503</w:t>
-      </w:r>
-    </w:p>
-    <w:p>
-      <w:pPr>
-        <w:pStyle w:val="FirstParagraph"/>
-      </w:pPr>
-      <w:r>
-        <w:t xml:space="preserve">Postgres caído.</w:t>
-      </w:r>
-      <w:r>
-        <w:t xml:space="preserve"> </w:t>
-      </w:r>
-      <w:r>
-        <w:rPr>
-          <w:rStyle w:val="VerbatimChar"/>
-        </w:rPr>
-        <w:t xml:space="preserve">docker compose ps db</w:t>
-      </w:r>
-      <w:r>
-        <w:t xml:space="preserve"> </w:t>
-      </w:r>
-      <w:r>
-        <w:t xml:space="preserve">para ver el estado, o</w:t>
-      </w:r>
-      <w:r>
-        <w:t xml:space="preserve"> </w:t>
-      </w:r>
-      <w:r>
-        <w:t xml:space="preserve">desconfigura</w:t>
-      </w:r>
-      <w:r>
-        <w:t xml:space="preserve"> </w:t>
-      </w:r>
-      <w:r>
-        <w:rPr>
-          <w:rStyle w:val="VerbatimChar"/>
-        </w:rPr>
-        <w:t xml:space="preserve">DATABASE_URL</w:t>
-      </w:r>
-      <w:r>
-        <w:t xml:space="preserve"> </w:t>
-      </w:r>
-      <w:r>
-        <w:t xml:space="preserve">si quieres correr sin DB.</w:t>
-      </w:r>
-    </w:p>
-    <w:bookmarkEnd w:id="76"/>
-    <w:bookmarkStart w:id="77" w:name="audit-errchainbroken"/>
-    <w:p>
-      <w:pPr>
-        <w:pStyle w:val="Heading3"/>
-      </w:pPr>
-      <w:r>
-        <w:t xml:space="preserve">10.5</w:t>
-      </w:r>
-      <w:r>
-        <w:t xml:space="preserve"> </w:t>
-      </w:r>
-      <w:r>
-        <w:rPr>
-          <w:rStyle w:val="VerbatimChar"/>
-        </w:rPr>
-        <w:t xml:space="preserve">audit: ErrChainBroken</w:t>
-      </w:r>
-    </w:p>
-    <w:p>
-      <w:pPr>
-        <w:pStyle w:val="FirstParagraph"/>
-      </w:pPr>
-      <w:r>
-        <w:t xml:space="preserve">Alguien (o algo) tocó el fichero</w:t>
-      </w:r>
-      <w:r>
-        <w:t xml:space="preserve"> </w:t>
-      </w:r>
-      <w:r>
-        <w:rPr>
-          <w:rStyle w:val="VerbatimChar"/>
-        </w:rPr>
-        <w:t xml:space="preserve">~/.elsereno/audit.jsonl</w:t>
-      </w:r>
-      <w:r>
-        <w:t xml:space="preserve">. Esto</w:t>
-      </w:r>
-      <w:r>
-        <w:t xml:space="preserve"> </w:t>
-      </w:r>
-      <w:r>
-        <w:t xml:space="preserve">es grave: la cadena hash ya no valida. Procedimiento:</w:t>
-      </w:r>
-      <w:r>
-        <w:t xml:space="preserve"> </w:t>
-      </w:r>
-      <w:r>
-        <w:t xml:space="preserve">1.</w:t>
-      </w:r>
-      <w:r>
-        <w:t xml:space="preserve"> </w:t>
-      </w:r>
-      <w:r>
-        <w:rPr>
-          <w:rStyle w:val="VerbatimChar"/>
-        </w:rPr>
-        <w:t xml:space="preserve">cp ~/.elsereno/audit.jsonl audit-corrupt.jsonl.bak</w:t>
-      </w:r>
-      <w:r>
-        <w:t xml:space="preserve"> </w:t>
-      </w:r>
-      <w:r>
-        <w:t xml:space="preserve">2. Investigar quién modificó (mtime, zfs snapshots, etc.)</w:t>
-      </w:r>
-      <w:r>
-        <w:t xml:space="preserve"> </w:t>
-      </w:r>
-      <w:r>
-        <w:t xml:space="preserve">3. Si el operador quiere seguir:</w:t>
-      </w:r>
-      <w:r>
-        <w:t xml:space="preserve"> </w:t>
-      </w:r>
-      <w:r>
-        <w:rPr>
-          <w:rStyle w:val="VerbatimChar"/>
-        </w:rPr>
-        <w:t xml:space="preserve">elsereno audit rebase</w:t>
-      </w:r>
-      <w:r>
-        <w:t xml:space="preserve"> </w:t>
-      </w:r>
-      <w:r>
-        <w:t xml:space="preserve">inserta</w:t>
-      </w:r>
-      <w:r>
-        <w:t xml:space="preserve"> </w:t>
-      </w:r>
-      <w:r>
-        <w:t xml:space="preserve">un rebase marker + reinicia la cadena. La corruption queda</w:t>
-      </w:r>
-      <w:r>
-        <w:t xml:space="preserve"> </w:t>
-      </w:r>
-      <w:r>
-        <w:t xml:space="preserve">auditéada de forma explícita (no oculta).</w:t>
-      </w:r>
-    </w:p>
-    <w:p>
-      <w:r>
-        <w:pict>
-          <v:rect style="width:0;height:1.5pt" o:hralign="center" o:hrstd="t" o:hr="t"/>
-        </w:pict>
-      </w:r>
-    </w:p>
-    <w:bookmarkEnd w:id="77"/>
-    <w:bookmarkEnd w:id="78"/>
-    <w:bookmarkStart w:id="79" w:name="enlaces"/>
-    <w:p>
-      <w:pPr>
-        <w:pStyle w:val="Heading2"/>
-      </w:pPr>
-      <w:r>
-        <w:t xml:space="preserve">11. Enlaces</w:t>
+        <w:t xml:space="preserve">7.4 Signaling de writes hostiles</w:t>
       </w:r>
     </w:p>
     <w:p>
@@ -15432,7 +15736,26 @@
         </w:numPr>
       </w:pPr>
       <w:r>
-        <w:t xml:space="preserve">Repo: https://github.com/RobinR00T/elSereno</w:t>
+        <w:t xml:space="preserve">Modbus FC 5/6/15/16/22/23 desde fuentes externas al cuadro de</w:t>
+      </w:r>
+      <w:r>
+        <w:t xml:space="preserve"> </w:t>
+      </w:r>
+      <w:r>
+        <w:t xml:space="preserve">HMIs →</w:t>
+      </w:r>
+      <w:r>
+        <w:t xml:space="preserve"> </w:t>
+      </w:r>
+      <w:r>
+        <w:rPr>
+          <w:b/>
+          <w:bCs/>
+        </w:rPr>
+        <w:t xml:space="preserve">alerta crítica</w:t>
+      </w:r>
+      <w:r>
+        <w:t xml:space="preserve">.</w:t>
       </w:r>
     </w:p>
     <w:p>
@@ -15444,7 +15767,7 @@
         </w:numPr>
       </w:pPr>
       <w:r>
-        <w:t xml:space="preserve">Releases: https://github.com/RobinR00T/elSereno/releases</w:t>
+        <w:t xml:space="preserve">S7 ROSCTR 0x01 con function_code 0x04 (PLC control → STOP) → alerta.</w:t>
       </w:r>
     </w:p>
     <w:p>
@@ -15456,7 +15779,7 @@
         </w:numPr>
       </w:pPr>
       <w:r>
-        <w:t xml:space="preserve">SECURITY.md: políticas de vulnerability disclosure</w:t>
+        <w:t xml:space="preserve">DNP3 app FC 0x05/0x06 (DirectOperate) desde subnet no-master → alerta.</w:t>
       </w:r>
     </w:p>
     <w:p>
@@ -15468,7 +15791,946 @@
         </w:numPr>
       </w:pPr>
       <w:r>
-        <w:t xml:space="preserve">LEGAL.md: condiciones de uso + dual-use warning</w:t>
+        <w:t xml:space="preserve">IEC-104 I-frame con ASDU type 45-51 → alerta.</w:t>
+      </w:r>
+    </w:p>
+    <w:bookmarkEnd w:id="69"/>
+    <w:bookmarkStart w:id="70" w:name="dashboard-como-receptor-de-detection"/>
+    <w:p>
+      <w:pPr>
+        <w:pStyle w:val="Heading3"/>
+      </w:pPr>
+      <w:r>
+        <w:t xml:space="preserve">7.5 Dashboard como receptor de detection</w:t>
+      </w:r>
+    </w:p>
+    <w:p>
+      <w:pPr>
+        <w:pStyle w:val="FirstParagraph"/>
+      </w:pPr>
+      <w:r>
+        <w:t xml:space="preserve">Si tu stack envía a ElSereno (vía</w:t>
+      </w:r>
+      <w:r>
+        <w:t xml:space="preserve"> </w:t>
+      </w:r>
+      <w:r>
+        <w:rPr>
+          <w:rStyle w:val="VerbatimChar"/>
+        </w:rPr>
+        <w:t xml:space="preserve">syslog</w:t>
+      </w:r>
+      <w:r>
+        <w:t xml:space="preserve"> </w:t>
+      </w:r>
+      <w:r>
+        <w:t xml:space="preserve">output):</w:t>
+      </w:r>
+    </w:p>
+    <w:p>
+      <w:pPr>
+        <w:pStyle w:val="SourceCode"/>
+      </w:pPr>
+      <w:r>
+        <w:rPr>
+          <w:rStyle w:val="CommentTok"/>
+        </w:rPr>
+        <w:t xml:space="preserve"># Agente ICS-NIDS vuelca CEF a ElSereno</w:t>
+      </w:r>
+      <w:r>
+        <w:br/>
+      </w:r>
+      <w:r>
+        <w:rPr>
+          <w:rStyle w:val="ExtensionTok"/>
+        </w:rPr>
+        <w:t xml:space="preserve">elsereno</w:t>
+      </w:r>
+      <w:r>
+        <w:rPr>
+          <w:rStyle w:val="NormalTok"/>
+        </w:rPr>
+        <w:t xml:space="preserve"> scan </w:t>
+      </w:r>
+      <w:r>
+        <w:rPr>
+          <w:rStyle w:val="AttributeTok"/>
+        </w:rPr>
+        <w:t xml:space="preserve">--input-file</w:t>
+      </w:r>
+      <w:r>
+        <w:rPr>
+          <w:rStyle w:val="NormalTok"/>
+        </w:rPr>
+        <w:t xml:space="preserve"> cef-events.csv </w:t>
+      </w:r>
+      <w:r>
+        <w:rPr>
+          <w:rStyle w:val="AttributeTok"/>
+        </w:rPr>
+        <w:t xml:space="preserve">--input-type</w:t>
+      </w:r>
+      <w:r>
+        <w:rPr>
+          <w:rStyle w:val="NormalTok"/>
+        </w:rPr>
+        <w:t xml:space="preserve"> cef </w:t>
+      </w:r>
+      <w:r>
+        <w:rPr>
+          <w:rStyle w:val="DataTypeTok"/>
+        </w:rPr>
+        <w:t xml:space="preserve">\</w:t>
+      </w:r>
+      <w:r>
+        <w:br/>
+      </w:r>
+      <w:r>
+        <w:rPr>
+          <w:rStyle w:val="NormalTok"/>
+        </w:rPr>
+        <w:t xml:space="preserve">              </w:t>
+      </w:r>
+      <w:r>
+        <w:rPr>
+          <w:rStyle w:val="AttributeTok"/>
+        </w:rPr>
+        <w:t xml:space="preserve">--out-ndjson</w:t>
+      </w:r>
+      <w:r>
+        <w:rPr>
+          <w:rStyle w:val="NormalTok"/>
+        </w:rPr>
+        <w:t xml:space="preserve"> merged.ndjson</w:t>
+      </w:r>
+    </w:p>
+    <w:p>
+      <w:r>
+        <w:pict>
+          <v:rect style="width:0;height:1.5pt" o:hralign="center" o:hrstd="t" o:hr="t"/>
+        </w:pict>
+      </w:r>
+    </w:p>
+    <w:bookmarkEnd w:id="70"/>
+    <w:bookmarkEnd w:id="71"/>
+    <w:bookmarkStart w:id="72" w:name="backup-restauración"/>
+    <w:p>
+      <w:pPr>
+        <w:pStyle w:val="Heading2"/>
+      </w:pPr>
+      <w:r>
+        <w:t xml:space="preserve">8. Backup + restauración</w:t>
+      </w:r>
+    </w:p>
+    <w:p>
+      <w:pPr>
+        <w:pStyle w:val="FirstParagraph"/>
+      </w:pPr>
+      <w:r>
+        <w:t xml:space="preserve">Backup cifrado del vault + config:</w:t>
+      </w:r>
+    </w:p>
+    <w:p>
+      <w:pPr>
+        <w:pStyle w:val="SourceCode"/>
+      </w:pPr>
+      <w:r>
+        <w:rPr>
+          <w:rStyle w:val="CommentTok"/>
+        </w:rPr>
+        <w:t xml:space="preserve"># Cifrado AES-GCM con master key derivada de la passphrase</w:t>
+      </w:r>
+      <w:r>
+        <w:br/>
+      </w:r>
+      <w:r>
+        <w:rPr>
+          <w:rStyle w:val="ExtensionTok"/>
+        </w:rPr>
+        <w:t xml:space="preserve">elsereno</w:t>
+      </w:r>
+      <w:r>
+        <w:rPr>
+          <w:rStyle w:val="NormalTok"/>
+        </w:rPr>
+        <w:t xml:space="preserve"> backup create </w:t>
+      </w:r>
+      <w:r>
+        <w:rPr>
+          <w:rStyle w:val="AttributeTok"/>
+        </w:rPr>
+        <w:t xml:space="preserve">--out</w:t>
+      </w:r>
+      <w:r>
+        <w:rPr>
+          <w:rStyle w:val="NormalTok"/>
+        </w:rPr>
+        <w:t xml:space="preserve"> backup-2026-04-22.elsb</w:t>
+      </w:r>
+      <w:r>
+        <w:br/>
+      </w:r>
+      <w:r>
+        <w:br/>
+      </w:r>
+      <w:r>
+        <w:rPr>
+          <w:rStyle w:val="CommentTok"/>
+        </w:rPr>
+        <w:t xml:space="preserve"># Restore</w:t>
+      </w:r>
+      <w:r>
+        <w:br/>
+      </w:r>
+      <w:r>
+        <w:rPr>
+          <w:rStyle w:val="ExtensionTok"/>
+        </w:rPr>
+        <w:t xml:space="preserve">elsereno</w:t>
+      </w:r>
+      <w:r>
+        <w:rPr>
+          <w:rStyle w:val="NormalTok"/>
+        </w:rPr>
+        <w:t xml:space="preserve"> backup restore </w:t>
+      </w:r>
+      <w:r>
+        <w:rPr>
+          <w:rStyle w:val="AttributeTok"/>
+        </w:rPr>
+        <w:t xml:space="preserve">--in</w:t>
+      </w:r>
+      <w:r>
+        <w:rPr>
+          <w:rStyle w:val="NormalTok"/>
+        </w:rPr>
+        <w:t xml:space="preserve"> backup-2026-04-22.elsb</w:t>
+      </w:r>
+    </w:p>
+    <w:p>
+      <w:pPr>
+        <w:pStyle w:val="FirstParagraph"/>
+      </w:pPr>
+      <w:r>
+        <w:t xml:space="preserve">Audit chain:</w:t>
+      </w:r>
+    </w:p>
+    <w:p>
+      <w:pPr>
+        <w:pStyle w:val="SourceCode"/>
+      </w:pPr>
+      <w:r>
+        <w:rPr>
+          <w:rStyle w:val="ExtensionTok"/>
+        </w:rPr>
+        <w:t xml:space="preserve">elsereno</w:t>
+      </w:r>
+      <w:r>
+        <w:rPr>
+          <w:rStyle w:val="NormalTok"/>
+        </w:rPr>
+        <w:t xml:space="preserve"> audit verify-file       </w:t>
+      </w:r>
+      <w:r>
+        <w:rPr>
+          <w:rStyle w:val="CommentTok"/>
+        </w:rPr>
+        <w:t xml:space="preserve"># valida ~/.elsereno/audit.jsonl</w:t>
+      </w:r>
+      <w:r>
+        <w:br/>
+      </w:r>
+      <w:r>
+        <w:rPr>
+          <w:rStyle w:val="ExtensionTok"/>
+        </w:rPr>
+        <w:t xml:space="preserve">elsereno</w:t>
+      </w:r>
+      <w:r>
+        <w:rPr>
+          <w:rStyle w:val="NormalTok"/>
+        </w:rPr>
+        <w:t xml:space="preserve"> audit export </w:t>
+      </w:r>
+      <w:r>
+        <w:rPr>
+          <w:rStyle w:val="AttributeTok"/>
+        </w:rPr>
+        <w:t xml:space="preserve">--out</w:t>
+      </w:r>
+      <w:r>
+        <w:rPr>
+          <w:rStyle w:val="NormalTok"/>
+        </w:rPr>
+        <w:t xml:space="preserve"> audit.jsonl.asc   </w:t>
+      </w:r>
+      <w:r>
+        <w:rPr>
+          <w:rStyle w:val="CommentTok"/>
+        </w:rPr>
+        <w:t xml:space="preserve"># firma con GPG</w:t>
+      </w:r>
+    </w:p>
+    <w:p>
+      <w:r>
+        <w:pict>
+          <v:rect style="width:0;height:1.5pt" o:hralign="center" o:hrstd="t" o:hr="t"/>
+        </w:pict>
+      </w:r>
+    </w:p>
+    <w:bookmarkEnd w:id="72"/>
+    <w:bookmarkStart w:id="73" w:name="arquitectura-birds-eye"/>
+    <w:p>
+      <w:pPr>
+        <w:pStyle w:val="Heading2"/>
+      </w:pPr>
+      <w:r>
+        <w:t xml:space="preserve">9. Arquitectura (bird’s-eye)</w:t>
+      </w:r>
+    </w:p>
+    <w:p>
+      <w:pPr>
+        <w:pStyle w:val="SourceCode"/>
+      </w:pPr>
+      <w:r>
+        <w:rPr>
+          <w:rStyle w:val="VerbatimChar"/>
+        </w:rPr>
+        <w:t xml:space="preserve">        ┌──────────────┐       ┌──────────────┐</w:t>
+      </w:r>
+      <w:r>
+        <w:br/>
+      </w:r>
+      <w:r>
+        <w:rPr>
+          <w:rStyle w:val="VerbatimChar"/>
+        </w:rPr>
+        <w:t xml:space="preserve">        │  Input       │       │  Output      │</w:t>
+      </w:r>
+      <w:r>
+        <w:br/>
+      </w:r>
+      <w:r>
+        <w:rPr>
+          <w:rStyle w:val="VerbatimChar"/>
+        </w:rPr>
+        <w:t xml:space="preserve">        │ shodan/censys│       │ ndjson/csv   │</w:t>
+      </w:r>
+      <w:r>
+        <w:br/>
+      </w:r>
+      <w:r>
+        <w:rPr>
+          <w:rStyle w:val="VerbatimChar"/>
+        </w:rPr>
+        <w:t xml:space="preserve">        │  nmapxml/txt │       │ html/cef     │</w:t>
+      </w:r>
+      <w:r>
+        <w:br/>
+      </w:r>
+      <w:r>
+        <w:rPr>
+          <w:rStyle w:val="VerbatimChar"/>
+        </w:rPr>
+        <w:t xml:space="preserve">        └──────┬───────┘       │ syslog/webhk │</w:t>
+      </w:r>
+      <w:r>
+        <w:br/>
+      </w:r>
+      <w:r>
+        <w:rPr>
+          <w:rStyle w:val="VerbatimChar"/>
+        </w:rPr>
+        <w:t xml:space="preserve">               │               │ jira/ghissue │</w:t>
+      </w:r>
+      <w:r>
+        <w:br/>
+      </w:r>
+      <w:r>
+        <w:rPr>
+          <w:rStyle w:val="VerbatimChar"/>
+        </w:rPr>
+        <w:t xml:space="preserve">               ▼               └──────┬───────┘</w:t>
+      </w:r>
+      <w:r>
+        <w:br/>
+      </w:r>
+      <w:r>
+        <w:rPr>
+          <w:rStyle w:val="VerbatimChar"/>
+        </w:rPr>
+        <w:t xml:space="preserve">        ┌──────────────┐              ▲</w:t>
+      </w:r>
+      <w:r>
+        <w:br/>
+      </w:r>
+      <w:r>
+        <w:rPr>
+          <w:rStyle w:val="VerbatimChar"/>
+        </w:rPr>
+        <w:t xml:space="preserve">        │   Scanner    │              │</w:t>
+      </w:r>
+      <w:r>
+        <w:br/>
+      </w:r>
+      <w:r>
+        <w:rPr>
+          <w:rStyle w:val="VerbatimChar"/>
+        </w:rPr>
+        <w:t xml:space="preserve">        │  concurrency │              │</w:t>
+      </w:r>
+      <w:r>
+        <w:br/>
+      </w:r>
+      <w:r>
+        <w:rPr>
+          <w:rStyle w:val="VerbatimChar"/>
+        </w:rPr>
+        <w:t xml:space="preserve">        │  rate + retry│              │</w:t>
+      </w:r>
+      <w:r>
+        <w:br/>
+      </w:r>
+      <w:r>
+        <w:rPr>
+          <w:rStyle w:val="VerbatimChar"/>
+        </w:rPr>
+        <w:t xml:space="preserve">        └──────┬───────┘              │</w:t>
+      </w:r>
+      <w:r>
+        <w:br/>
+      </w:r>
+      <w:r>
+        <w:rPr>
+          <w:rStyle w:val="VerbatimChar"/>
+        </w:rPr>
+        <w:t xml:space="preserve">               │                      │</w:t>
+      </w:r>
+      <w:r>
+        <w:br/>
+      </w:r>
+      <w:r>
+        <w:rPr>
+          <w:rStyle w:val="VerbatimChar"/>
+        </w:rPr>
+        <w:t xml:space="preserve">               ▼                      │</w:t>
+      </w:r>
+      <w:r>
+        <w:br/>
+      </w:r>
+      <w:r>
+        <w:rPr>
+          <w:rStyle w:val="VerbatimChar"/>
+        </w:rPr>
+        <w:t xml:space="preserve">        ┌──────────────┐  ┌──────────────┐</w:t>
+      </w:r>
+      <w:r>
+        <w:br/>
+      </w:r>
+      <w:r>
+        <w:rPr>
+          <w:rStyle w:val="VerbatimChar"/>
+        </w:rPr>
+        <w:t xml:space="preserve">        │  Protocol    │  │  Scoring     │</w:t>
+      </w:r>
+      <w:r>
+        <w:br/>
+      </w:r>
+      <w:r>
+        <w:rPr>
+          <w:rStyle w:val="VerbatimChar"/>
+        </w:rPr>
+        <w:t xml:space="preserve">        │  Plugin *13  │─▶│  factors×6   │</w:t>
+      </w:r>
+      <w:r>
+        <w:br/>
+      </w:r>
+      <w:r>
+        <w:rPr>
+          <w:rStyle w:val="VerbatimChar"/>
+        </w:rPr>
+        <w:t xml:space="preserve">        └──────┬───────┘  └──────┬───────┘</w:t>
+      </w:r>
+      <w:r>
+        <w:br/>
+      </w:r>
+      <w:r>
+        <w:rPr>
+          <w:rStyle w:val="VerbatimChar"/>
+        </w:rPr>
+        <w:t xml:space="preserve">               │                 │</w:t>
+      </w:r>
+      <w:r>
+        <w:br/>
+      </w:r>
+      <w:r>
+        <w:rPr>
+          <w:rStyle w:val="VerbatimChar"/>
+        </w:rPr>
+        <w:t xml:space="preserve">               ▼                 ▼</w:t>
+      </w:r>
+      <w:r>
+        <w:br/>
+      </w:r>
+      <w:r>
+        <w:rPr>
+          <w:rStyle w:val="VerbatimChar"/>
+        </w:rPr>
+        <w:t xml:space="preserve">        ┌──────────────┐  ┌──────────────┐</w:t>
+      </w:r>
+      <w:r>
+        <w:br/>
+      </w:r>
+      <w:r>
+        <w:rPr>
+          <w:rStyle w:val="VerbatimChar"/>
+        </w:rPr>
+        <w:t xml:space="preserve">        │  Findings    │  │  Audit chain │</w:t>
+      </w:r>
+      <w:r>
+        <w:br/>
+      </w:r>
+      <w:r>
+        <w:rPr>
+          <w:rStyle w:val="VerbatimChar"/>
+        </w:rPr>
+        <w:t xml:space="preserve">        │  pgx.CopyFrom│  │ JCS+SHA256   │</w:t>
+      </w:r>
+      <w:r>
+        <w:br/>
+      </w:r>
+      <w:r>
+        <w:rPr>
+          <w:rStyle w:val="VerbatimChar"/>
+        </w:rPr>
+        <w:t xml:space="preserve">        └──────┬───────┘  └──────┬───────┘</w:t>
+      </w:r>
+      <w:r>
+        <w:br/>
+      </w:r>
+      <w:r>
+        <w:rPr>
+          <w:rStyle w:val="VerbatimChar"/>
+        </w:rPr>
+        <w:t xml:space="preserve">               │                 │</w:t>
+      </w:r>
+      <w:r>
+        <w:br/>
+      </w:r>
+      <w:r>
+        <w:rPr>
+          <w:rStyle w:val="VerbatimChar"/>
+        </w:rPr>
+        <w:t xml:space="preserve">               └────────┬────────┘</w:t>
+      </w:r>
+      <w:r>
+        <w:br/>
+      </w:r>
+      <w:r>
+        <w:rPr>
+          <w:rStyle w:val="VerbatimChar"/>
+        </w:rPr>
+        <w:t xml:space="preserve">                        ▼</w:t>
+      </w:r>
+      <w:r>
+        <w:br/>
+      </w:r>
+      <w:r>
+        <w:rPr>
+          <w:rStyle w:val="VerbatimChar"/>
+        </w:rPr>
+        <w:t xml:space="preserve">                 ┌──────────────┐</w:t>
+      </w:r>
+      <w:r>
+        <w:br/>
+      </w:r>
+      <w:r>
+        <w:rPr>
+          <w:rStyle w:val="VerbatimChar"/>
+        </w:rPr>
+        <w:t xml:space="preserve">                 │  Dashboard   │</w:t>
+      </w:r>
+      <w:r>
+        <w:br/>
+      </w:r>
+      <w:r>
+        <w:rPr>
+          <w:rStyle w:val="VerbatimChar"/>
+        </w:rPr>
+        <w:t xml:space="preserve">                 │  SSE stream  │</w:t>
+      </w:r>
+      <w:r>
+        <w:br/>
+      </w:r>
+      <w:r>
+        <w:rPr>
+          <w:rStyle w:val="VerbatimChar"/>
+        </w:rPr>
+        <w:t xml:space="preserve">                 │ /api/v1/*    │</w:t>
+      </w:r>
+      <w:r>
+        <w:br/>
+      </w:r>
+      <w:r>
+        <w:rPr>
+          <w:rStyle w:val="VerbatimChar"/>
+        </w:rPr>
+        <w:t xml:space="preserve">                 └──────────────┘</w:t>
+      </w:r>
+    </w:p>
+    <w:p>
+      <w:r>
+        <w:pict>
+          <v:rect style="width:0;height:1.5pt" o:hralign="center" o:hrstd="t" o:hr="t"/>
+        </w:pict>
+      </w:r>
+    </w:p>
+    <w:bookmarkEnd w:id="73"/>
+    <w:bookmarkStart w:id="79" w:name="troubleshooting-frecuente"/>
+    <w:p>
+      <w:pPr>
+        <w:pStyle w:val="Heading2"/>
+      </w:pPr>
+      <w:r>
+        <w:t xml:space="preserve">10. Troubleshooting frecuente</w:t>
+      </w:r>
+    </w:p>
+    <w:bookmarkStart w:id="74" w:name="vault-bad-passphrase"/>
+    <w:p>
+      <w:pPr>
+        <w:pStyle w:val="Heading3"/>
+      </w:pPr>
+      <w:r>
+        <w:t xml:space="preserve">10.1</w:t>
+      </w:r>
+      <w:r>
+        <w:t xml:space="preserve"> </w:t>
+      </w:r>
+      <w:r>
+        <w:rPr>
+          <w:rStyle w:val="VerbatimChar"/>
+        </w:rPr>
+        <w:t xml:space="preserve">vault: bad passphrase</w:t>
+      </w:r>
+    </w:p>
+    <w:p>
+      <w:pPr>
+        <w:pStyle w:val="FirstParagraph"/>
+      </w:pPr>
+      <w:r>
+        <w:t xml:space="preserve">Reintentarlo; no hay recuperación (por diseño ADR-018). Para</w:t>
+      </w:r>
+      <w:r>
+        <w:t xml:space="preserve"> </w:t>
+      </w:r>
+      <w:r>
+        <w:t xml:space="preserve">instalación en máquina nueva:</w:t>
+      </w:r>
+      <w:r>
+        <w:t xml:space="preserve"> </w:t>
+      </w:r>
+      <w:r>
+        <w:rPr>
+          <w:rStyle w:val="VerbatimChar"/>
+        </w:rPr>
+        <w:t xml:space="preserve">vault init</w:t>
+      </w:r>
+      <w:r>
+        <w:t xml:space="preserve"> </w:t>
+      </w:r>
+      <w:r>
+        <w:t xml:space="preserve">de cero + reimportar</w:t>
+      </w:r>
+      <w:r>
+        <w:t xml:space="preserve"> </w:t>
+      </w:r>
+      <w:r>
+        <w:t xml:space="preserve">credenciales desde backup cifrado.</w:t>
+      </w:r>
+    </w:p>
+    <w:bookmarkEnd w:id="74"/>
+    <w:bookmarkStart w:id="75" w:name="serve-csrf-key-hkdf-failed"/>
+    <w:p>
+      <w:pPr>
+        <w:pStyle w:val="Heading3"/>
+      </w:pPr>
+      <w:r>
+        <w:t xml:space="preserve">10.2</w:t>
+      </w:r>
+      <w:r>
+        <w:t xml:space="preserve"> </w:t>
+      </w:r>
+      <w:r>
+        <w:rPr>
+          <w:rStyle w:val="VerbatimChar"/>
+        </w:rPr>
+        <w:t xml:space="preserve">serve: CSRF key: HKDF failed</w:t>
+      </w:r>
+    </w:p>
+    <w:p>
+      <w:pPr>
+        <w:pStyle w:val="FirstParagraph"/>
+      </w:pPr>
+      <w:r>
+        <w:t xml:space="preserve">El vault no está desbloqueado.</w:t>
+      </w:r>
+      <w:r>
+        <w:t xml:space="preserve"> </w:t>
+      </w:r>
+      <w:r>
+        <w:rPr>
+          <w:rStyle w:val="VerbatimChar"/>
+        </w:rPr>
+        <w:t xml:space="preserve">elsereno vault unlock</w:t>
+      </w:r>
+      <w:r>
+        <w:t xml:space="preserve"> </w:t>
+      </w:r>
+      <w:r>
+        <w:t xml:space="preserve">antes.</w:t>
+      </w:r>
+    </w:p>
+    <w:bookmarkEnd w:id="75"/>
+    <w:bookmarkStart w:id="76" w:name="dashboard-sin-estilos"/>
+    <w:p>
+      <w:pPr>
+        <w:pStyle w:val="Heading3"/>
+      </w:pPr>
+      <w:r>
+        <w:t xml:space="preserve">10.3 Dashboard sin estilos</w:t>
+      </w:r>
+    </w:p>
+    <w:p>
+      <w:pPr>
+        <w:pStyle w:val="FirstParagraph"/>
+      </w:pPr>
+      <w:r>
+        <w:t xml:space="preserve">Indica que tu navegador está bloqueando el inline</w:t>
+      </w:r>
+      <w:r>
+        <w:t xml:space="preserve"> </w:t>
+      </w:r>
+      <w:r>
+        <w:rPr>
+          <w:rStyle w:val="VerbatimChar"/>
+        </w:rPr>
+        <w:t xml:space="preserve">&lt;style&gt;</w:t>
+      </w:r>
+      <w:r>
+        <w:t xml:space="preserve"> </w:t>
+      </w:r>
+      <w:r>
+        <w:t xml:space="preserve">por</w:t>
+      </w:r>
+      <w:r>
+        <w:t xml:space="preserve"> </w:t>
+      </w:r>
+      <w:r>
+        <w:t xml:space="preserve">CSP. Desde v1.1 chunk 4a (y v1.2 en</w:t>
+      </w:r>
+      <w:r>
+        <w:t xml:space="preserve"> </w:t>
+      </w:r>
+      <w:r>
+        <w:rPr>
+          <w:rStyle w:val="VerbatimChar"/>
+        </w:rPr>
+        <w:t xml:space="preserve">/admin/security</w:t>
+      </w:r>
+      <w:r>
+        <w:t xml:space="preserve">) el nonce</w:t>
+      </w:r>
+      <w:r>
+        <w:t xml:space="preserve"> </w:t>
+      </w:r>
+      <w:r>
+        <w:t xml:space="preserve">está cableado. Si ves esto, tu binario es viejo — actualiza.</w:t>
+      </w:r>
+    </w:p>
+    <w:bookmarkEnd w:id="76"/>
+    <w:bookmarkStart w:id="77" w:name="readyz-devuelve-503"/>
+    <w:p>
+      <w:pPr>
+        <w:pStyle w:val="Heading3"/>
+      </w:pPr>
+      <w:r>
+        <w:t xml:space="preserve">10.4</w:t>
+      </w:r>
+      <w:r>
+        <w:t xml:space="preserve"> </w:t>
+      </w:r>
+      <w:r>
+        <w:rPr>
+          <w:rStyle w:val="VerbatimChar"/>
+        </w:rPr>
+        <w:t xml:space="preserve">/readyz</w:t>
+      </w:r>
+      <w:r>
+        <w:t xml:space="preserve"> </w:t>
+      </w:r>
+      <w:r>
+        <w:t xml:space="preserve">devuelve 503</w:t>
+      </w:r>
+    </w:p>
+    <w:p>
+      <w:pPr>
+        <w:pStyle w:val="FirstParagraph"/>
+      </w:pPr>
+      <w:r>
+        <w:t xml:space="preserve">Postgres caído.</w:t>
+      </w:r>
+      <w:r>
+        <w:t xml:space="preserve"> </w:t>
+      </w:r>
+      <w:r>
+        <w:rPr>
+          <w:rStyle w:val="VerbatimChar"/>
+        </w:rPr>
+        <w:t xml:space="preserve">docker compose ps db</w:t>
+      </w:r>
+      <w:r>
+        <w:t xml:space="preserve"> </w:t>
+      </w:r>
+      <w:r>
+        <w:t xml:space="preserve">para ver el estado, o</w:t>
+      </w:r>
+      <w:r>
+        <w:t xml:space="preserve"> </w:t>
+      </w:r>
+      <w:r>
+        <w:t xml:space="preserve">desconfigura</w:t>
+      </w:r>
+      <w:r>
+        <w:t xml:space="preserve"> </w:t>
+      </w:r>
+      <w:r>
+        <w:rPr>
+          <w:rStyle w:val="VerbatimChar"/>
+        </w:rPr>
+        <w:t xml:space="preserve">DATABASE_URL</w:t>
+      </w:r>
+      <w:r>
+        <w:t xml:space="preserve"> </w:t>
+      </w:r>
+      <w:r>
+        <w:t xml:space="preserve">si quieres correr sin DB.</w:t>
+      </w:r>
+    </w:p>
+    <w:bookmarkEnd w:id="77"/>
+    <w:bookmarkStart w:id="78" w:name="audit-errchainbroken"/>
+    <w:p>
+      <w:pPr>
+        <w:pStyle w:val="Heading3"/>
+      </w:pPr>
+      <w:r>
+        <w:t xml:space="preserve">10.5</w:t>
+      </w:r>
+      <w:r>
+        <w:t xml:space="preserve"> </w:t>
+      </w:r>
+      <w:r>
+        <w:rPr>
+          <w:rStyle w:val="VerbatimChar"/>
+        </w:rPr>
+        <w:t xml:space="preserve">audit: ErrChainBroken</w:t>
+      </w:r>
+    </w:p>
+    <w:p>
+      <w:pPr>
+        <w:pStyle w:val="FirstParagraph"/>
+      </w:pPr>
+      <w:r>
+        <w:t xml:space="preserve">Alguien (o algo) tocó el fichero</w:t>
+      </w:r>
+      <w:r>
+        <w:t xml:space="preserve"> </w:t>
+      </w:r>
+      <w:r>
+        <w:rPr>
+          <w:rStyle w:val="VerbatimChar"/>
+        </w:rPr>
+        <w:t xml:space="preserve">~/.elsereno/audit.jsonl</w:t>
+      </w:r>
+      <w:r>
+        <w:t xml:space="preserve">. Esto</w:t>
+      </w:r>
+      <w:r>
+        <w:t xml:space="preserve"> </w:t>
+      </w:r>
+      <w:r>
+        <w:t xml:space="preserve">es grave: la cadena hash ya no valida. Procedimiento:</w:t>
+      </w:r>
+      <w:r>
+        <w:t xml:space="preserve"> </w:t>
+      </w:r>
+      <w:r>
+        <w:t xml:space="preserve">1.</w:t>
+      </w:r>
+      <w:r>
+        <w:t xml:space="preserve"> </w:t>
+      </w:r>
+      <w:r>
+        <w:rPr>
+          <w:rStyle w:val="VerbatimChar"/>
+        </w:rPr>
+        <w:t xml:space="preserve">cp ~/.elsereno/audit.jsonl audit-corrupt.jsonl.bak</w:t>
+      </w:r>
+      <w:r>
+        <w:t xml:space="preserve"> </w:t>
+      </w:r>
+      <w:r>
+        <w:t xml:space="preserve">2. Investigar quién modificó (mtime, zfs snapshots, etc.)</w:t>
+      </w:r>
+      <w:r>
+        <w:t xml:space="preserve"> </w:t>
+      </w:r>
+      <w:r>
+        <w:t xml:space="preserve">3. Si el operador quiere seguir:</w:t>
+      </w:r>
+      <w:r>
+        <w:t xml:space="preserve"> </w:t>
+      </w:r>
+      <w:r>
+        <w:rPr>
+          <w:rStyle w:val="VerbatimChar"/>
+        </w:rPr>
+        <w:t xml:space="preserve">elsereno audit rebase</w:t>
+      </w:r>
+      <w:r>
+        <w:t xml:space="preserve"> </w:t>
+      </w:r>
+      <w:r>
+        <w:t xml:space="preserve">inserta</w:t>
+      </w:r>
+      <w:r>
+        <w:t xml:space="preserve"> </w:t>
+      </w:r>
+      <w:r>
+        <w:t xml:space="preserve">un rebase marker + reinicia la cadena. La corruption queda</w:t>
+      </w:r>
+      <w:r>
+        <w:t xml:space="preserve"> </w:t>
+      </w:r>
+      <w:r>
+        <w:t xml:space="preserve">auditéada de forma explícita (no oculta).</w:t>
+      </w:r>
+    </w:p>
+    <w:p>
+      <w:r>
+        <w:pict>
+          <v:rect style="width:0;height:1.5pt" o:hralign="center" o:hrstd="t" o:hr="t"/>
+        </w:pict>
+      </w:r>
+    </w:p>
+    <w:bookmarkEnd w:id="78"/>
+    <w:bookmarkEnd w:id="79"/>
+    <w:bookmarkStart w:id="80" w:name="enlaces"/>
+    <w:p>
+      <w:pPr>
+        <w:pStyle w:val="Heading2"/>
+      </w:pPr>
+      <w:r>
+        <w:t xml:space="preserve">11. Enlaces</w:t>
       </w:r>
     </w:p>
     <w:p>
@@ -15476,11 +16738,11 @@
         <w:pStyle w:val="Compact"/>
         <w:numPr>
           <w:ilvl w:val="0"/>
-          <w:numId w:val="1004"/>
+          <w:numId w:val="1005"/>
         </w:numPr>
       </w:pPr>
       <w:r>
-        <w:t xml:space="preserve">NON-GOALS.md: qué NO hace ElSereno (para evitar malentendidos)</w:t>
+        <w:t xml:space="preserve">Repo: https://github.com/RobinR00T/elSereno</w:t>
       </w:r>
     </w:p>
     <w:p>
@@ -15488,7 +16750,55 @@
         <w:pStyle w:val="Compact"/>
         <w:numPr>
           <w:ilvl w:val="0"/>
-          <w:numId w:val="1004"/>
+          <w:numId w:val="1005"/>
+        </w:numPr>
+      </w:pPr>
+      <w:r>
+        <w:t xml:space="preserve">Releases: https://github.com/RobinR00T/elSereno/releases</w:t>
+      </w:r>
+    </w:p>
+    <w:p>
+      <w:pPr>
+        <w:pStyle w:val="Compact"/>
+        <w:numPr>
+          <w:ilvl w:val="0"/>
+          <w:numId w:val="1005"/>
+        </w:numPr>
+      </w:pPr>
+      <w:r>
+        <w:t xml:space="preserve">SECURITY.md: políticas de vulnerability disclosure</w:t>
+      </w:r>
+    </w:p>
+    <w:p>
+      <w:pPr>
+        <w:pStyle w:val="Compact"/>
+        <w:numPr>
+          <w:ilvl w:val="0"/>
+          <w:numId w:val="1005"/>
+        </w:numPr>
+      </w:pPr>
+      <w:r>
+        <w:t xml:space="preserve">LEGAL.md: condiciones de uso + dual-use warning</w:t>
+      </w:r>
+    </w:p>
+    <w:p>
+      <w:pPr>
+        <w:pStyle w:val="Compact"/>
+        <w:numPr>
+          <w:ilvl w:val="0"/>
+          <w:numId w:val="1005"/>
+        </w:numPr>
+      </w:pPr>
+      <w:r>
+        <w:t xml:space="preserve">NON-GOALS.md: qué NO hace ElSereno (para evitar malentendidos)</w:t>
+      </w:r>
+    </w:p>
+    <w:p>
+      <w:pPr>
+        <w:pStyle w:val="Compact"/>
+        <w:numPr>
+          <w:ilvl w:val="0"/>
+          <w:numId w:val="1005"/>
         </w:numPr>
       </w:pPr>
       <w:r>
@@ -15502,8 +16812,8 @@
         </w:pict>
       </w:r>
     </w:p>
-    <w:bookmarkEnd w:id="79"/>
     <w:bookmarkEnd w:id="80"/>
+    <w:bookmarkEnd w:id="81"/>
     <w:sectPr>
       <w:footnotePr>
         <w:numRestart w:val="eachSect"/>
@@ -15730,6 +17040,9 @@
     <w:abstractNumId w:val="991"/>
   </w:num>
   <w:num w:numId="1004">
+    <w:abstractNumId w:val="991"/>
+  </w:num>
+  <w:num w:numId="1005">
     <w:abstractNumId w:val="991"/>
   </w:num>
 </w:numbering>

--- a/docs/manual/elsereno-manual.docx
+++ b/docs/manual/elsereno-manual.docx
@@ -28,7 +28,7 @@
         </w:p>
       </w:sdtContent>
     </w:sdt>
-    <w:bookmarkStart w:id="81" w:name="elsereno-manual-de-casos-de-uso"/>
+    <w:bookmarkStart w:id="82" w:name="elsereno-manual-de-casos-de-uso"/>
     <w:p>
       <w:pPr>
         <w:pStyle w:val="Heading1"/>
@@ -9900,7 +9900,7 @@
       </w:r>
     </w:p>
     <w:bookmarkEnd w:id="49"/>
-    <w:bookmarkStart w:id="65" w:name="casos-ofensivos-build--tags-offensive"/>
+    <w:bookmarkStart w:id="66" w:name="casos-ofensivos-build--tags-offensive"/>
     <w:p>
       <w:pPr>
         <w:pStyle w:val="Heading2"/>
@@ -11686,7 +11686,7 @@
       </w:r>
     </w:p>
     <w:bookmarkEnd w:id="55"/>
-    <w:bookmarkStart w:id="63" w:name="proxy-write-gated-v1.5-cli-proxy-listen"/>
+    <w:bookmarkStart w:id="64" w:name="proxy-write-gated-v1.5-cli-proxy-listen"/>
     <w:p>
       <w:pPr>
         <w:pStyle w:val="Heading3"/>
@@ -15334,8 +15334,992 @@
       </w:r>
     </w:p>
     <w:bookmarkEnd w:id="62"/>
+    <w:bookmarkStart w:id="63" w:name="cwmp-tr-069-rpc-allowlist-v1.11"/>
+    <w:p>
+      <w:pPr>
+        <w:pStyle w:val="Heading4"/>
+      </w:pPr>
+      <w:r>
+        <w:t xml:space="preserve">6.5.8 CWMP / TR-069 RPC allowlist (v1.11+)</w:t>
+      </w:r>
+    </w:p>
+    <w:p>
+      <w:pPr>
+        <w:pStyle w:val="FirstParagraph"/>
+      </w:pPr>
+      <w:r>
+        <w:t xml:space="preserve">La gate ofensiva para ACS ↔ CPE sobre TR-069. Completa el caso</w:t>
+      </w:r>
+      <w:r>
+        <w:t xml:space="preserve"> </w:t>
+      </w:r>
+      <w:r>
+        <w:t xml:space="preserve">de uso que v1.4 dejó abierto (fingerprint disponible, sin</w:t>
+      </w:r>
+      <w:r>
+        <w:t xml:space="preserve"> </w:t>
+      </w:r>
+      <w:r>
+        <w:t xml:space="preserve">gate): operador sentado entre un ACS y su parque de CPEs</w:t>
+      </w:r>
+      <w:r>
+        <w:t xml:space="preserve"> </w:t>
+      </w:r>
+      <w:r>
+        <w:t xml:space="preserve">permite sólo las SOAP RPCs explícitamente allowlisted.</w:t>
+      </w:r>
+    </w:p>
+    <w:p>
+      <w:pPr>
+        <w:pStyle w:val="BodyText"/>
+      </w:pPr>
+      <w:r>
+        <w:t xml:space="preserve">Las RPCs read-only + protocol-flow (GetParameterNames,</w:t>
+      </w:r>
+      <w:r>
+        <w:t xml:space="preserve"> </w:t>
+      </w:r>
+      <w:r>
+        <w:t xml:space="preserve">GetParameterValues, GetParameterAttributes, GetRPCMethods,</w:t>
+      </w:r>
+      <w:r>
+        <w:t xml:space="preserve"> </w:t>
+      </w:r>
+      <w:r>
+        <w:t xml:space="preserve">Inform/InformResponse, TransferComplete, Kicked, Fault)</w:t>
+      </w:r>
+      <w:r>
+        <w:t xml:space="preserve"> </w:t>
+      </w:r>
+      <w:r>
+        <w:rPr>
+          <w:b/>
+          <w:bCs/>
+        </w:rPr>
+        <w:t xml:space="preserve">pasan siempre</w:t>
+      </w:r>
+      <w:r>
+        <w:t xml:space="preserve"> </w:t>
+      </w:r>
+      <w:r>
+        <w:t xml:space="preserve">— bloquearlas rompería el ciclo de registro</w:t>
+      </w:r>
+      <w:r>
+        <w:t xml:space="preserve"> </w:t>
+      </w:r>
+      <w:r>
+        <w:t xml:space="preserve">del CPE.</w:t>
+      </w:r>
+    </w:p>
+    <w:p>
+      <w:pPr>
+        <w:pStyle w:val="BodyText"/>
+      </w:pPr>
+      <w:r>
+        <w:t xml:space="preserve">Las RPCs write-capable (SetParameterValues,</w:t>
+      </w:r>
+      <w:r>
+        <w:t xml:space="preserve"> </w:t>
+      </w:r>
+      <w:r>
+        <w:t xml:space="preserve">SetParameterAttributes, AddObject, DeleteObject, Reboot,</w:t>
+      </w:r>
+      <w:r>
+        <w:t xml:space="preserve"> </w:t>
+      </w:r>
+      <w:r>
+        <w:t xml:space="preserve">FactoryReset, Download, Upload, ScheduleInform,</w:t>
+      </w:r>
+      <w:r>
+        <w:t xml:space="preserve"> </w:t>
+      </w:r>
+      <w:r>
+        <w:t xml:space="preserve">ScheduleDownload, ChangeDUState, CancelTransfer) requieren</w:t>
+      </w:r>
+      <w:r>
+        <w:t xml:space="preserve"> </w:t>
+      </w:r>
+      <w:r>
+        <w:t xml:space="preserve">allowlist explícita.</w:t>
+      </w:r>
+    </w:p>
+    <w:p>
+      <w:pPr>
+        <w:pStyle w:val="SourceCode"/>
+      </w:pPr>
+      <w:r>
+        <w:rPr>
+          <w:rStyle w:val="CommentTok"/>
+        </w:rPr>
+        <w:t xml:space="preserve"># dry-run: permite sólo SetParameterValues + Reboot</w:t>
+      </w:r>
+      <w:r>
+        <w:br/>
+      </w:r>
+      <w:r>
+        <w:rPr>
+          <w:rStyle w:val="ExtensionTok"/>
+        </w:rPr>
+        <w:t xml:space="preserve">elsereno-offensive</w:t>
+      </w:r>
+      <w:r>
+        <w:rPr>
+          <w:rStyle w:val="NormalTok"/>
+        </w:rPr>
+        <w:t xml:space="preserve"> write cwmp dry-run </w:t>
+      </w:r>
+      <w:r>
+        <w:rPr>
+          <w:rStyle w:val="DataTypeTok"/>
+        </w:rPr>
+        <w:t xml:space="preserve">\</w:t>
+      </w:r>
+      <w:r>
+        <w:br/>
+      </w:r>
+      <w:r>
+        <w:rPr>
+          <w:rStyle w:val="NormalTok"/>
+        </w:rPr>
+        <w:t xml:space="preserve">  </w:t>
+      </w:r>
+      <w:r>
+        <w:rPr>
+          <w:rStyle w:val="AttributeTok"/>
+        </w:rPr>
+        <w:t xml:space="preserve">--target</w:t>
+      </w:r>
+      <w:r>
+        <w:rPr>
+          <w:rStyle w:val="NormalTok"/>
+        </w:rPr>
+        <w:t xml:space="preserve"> acs.ejemplo.com:7547 </w:t>
+      </w:r>
+      <w:r>
+        <w:rPr>
+          <w:rStyle w:val="DataTypeTok"/>
+        </w:rPr>
+        <w:t xml:space="preserve">\</w:t>
+      </w:r>
+      <w:r>
+        <w:br/>
+      </w:r>
+      <w:r>
+        <w:rPr>
+          <w:rStyle w:val="NormalTok"/>
+        </w:rPr>
+        <w:t xml:space="preserve">  </w:t>
+      </w:r>
+      <w:r>
+        <w:rPr>
+          <w:rStyle w:val="AttributeTok"/>
+        </w:rPr>
+        <w:t xml:space="preserve">--rpc</w:t>
+      </w:r>
+      <w:r>
+        <w:rPr>
+          <w:rStyle w:val="NormalTok"/>
+        </w:rPr>
+        <w:t xml:space="preserve"> SetParameterValues </w:t>
+      </w:r>
+      <w:r>
+        <w:rPr>
+          <w:rStyle w:val="AttributeTok"/>
+        </w:rPr>
+        <w:t xml:space="preserve">--rpc</w:t>
+      </w:r>
+      <w:r>
+        <w:rPr>
+          <w:rStyle w:val="NormalTok"/>
+        </w:rPr>
+        <w:t xml:space="preserve"> Reboot </w:t>
+      </w:r>
+      <w:r>
+        <w:rPr>
+          <w:rStyle w:val="DataTypeTok"/>
+        </w:rPr>
+        <w:t xml:space="preserve">\</w:t>
+      </w:r>
+      <w:r>
+        <w:br/>
+      </w:r>
+      <w:r>
+        <w:rPr>
+          <w:rStyle w:val="NormalTok"/>
+        </w:rPr>
+        <w:t xml:space="preserve">  </w:t>
+      </w:r>
+      <w:r>
+        <w:rPr>
+          <w:rStyle w:val="AttributeTok"/>
+        </w:rPr>
+        <w:t xml:space="preserve">--vault-passphrase-file</w:t>
+      </w:r>
+      <w:r>
+        <w:rPr>
+          <w:rStyle w:val="NormalTok"/>
+        </w:rPr>
+        <w:t xml:space="preserve"> ~/.elsereno/vault.pp </w:t>
+      </w:r>
+      <w:r>
+        <w:rPr>
+          <w:rStyle w:val="DataTypeTok"/>
+        </w:rPr>
+        <w:t xml:space="preserve">\</w:t>
+      </w:r>
+      <w:r>
+        <w:br/>
+      </w:r>
+      <w:r>
+        <w:rPr>
+          <w:rStyle w:val="NormalTok"/>
+        </w:rPr>
+        <w:t xml:space="preserve">  </w:t>
+      </w:r>
+      <w:r>
+        <w:rPr>
+          <w:rStyle w:val="AttributeTok"/>
+        </w:rPr>
+        <w:t xml:space="preserve">--emit-allow-file</w:t>
+      </w:r>
+      <w:r>
+        <w:rPr>
+          <w:rStyle w:val="NormalTok"/>
+        </w:rPr>
+        <w:t xml:space="preserve"> /etc/elsereno/cwmp-gate.yaml</w:t>
+      </w:r>
+      <w:r>
+        <w:br/>
+      </w:r>
+      <w:r>
+        <w:br/>
+      </w:r>
+      <w:r>
+        <w:rPr>
+          <w:rStyle w:val="CommentTok"/>
+        </w:rPr>
+        <w:t xml:space="preserve"># Output:</w:t>
+      </w:r>
+      <w:r>
+        <w:br/>
+      </w:r>
+      <w:r>
+        <w:rPr>
+          <w:rStyle w:val="CommentTok"/>
+        </w:rPr>
+        <w:t xml:space="preserve">#   Protocol:     cwmp</w:t>
+      </w:r>
+      <w:r>
+        <w:br/>
+      </w:r>
+      <w:r>
+        <w:rPr>
+          <w:rStyle w:val="CommentTok"/>
+        </w:rPr>
+        <w:t xml:space="preserve">#   Target:       acs.ejemplo.com:7547</w:t>
+      </w:r>
+      <w:r>
+        <w:br/>
+      </w:r>
+      <w:r>
+        <w:rPr>
+          <w:rStyle w:val="CommentTok"/>
+        </w:rPr>
+        <w:t xml:space="preserve">#   RPCs:         Reboot, SetParameterValues</w:t>
+      </w:r>
+      <w:r>
+        <w:br/>
+      </w:r>
+      <w:r>
+        <w:rPr>
+          <w:rStyle w:val="CommentTok"/>
+        </w:rPr>
+        <w:t xml:space="preserve">#   Always-safe:  GetParameter{Names,Values,Attributes},</w:t>
+      </w:r>
+      <w:r>
+        <w:br/>
+      </w:r>
+      <w:r>
+        <w:rPr>
+          <w:rStyle w:val="CommentTok"/>
+        </w:rPr>
+        <w:t xml:space="preserve">#                 GetRPCMethods, Inform{,Response},</w:t>
+      </w:r>
+      <w:r>
+        <w:br/>
+      </w:r>
+      <w:r>
+        <w:rPr>
+          <w:rStyle w:val="CommentTok"/>
+        </w:rPr>
+        <w:t xml:space="preserve">#                 TransferComplete, Kicked, Fault (+ non-POST)</w:t>
+      </w:r>
+      <w:r>
+        <w:br/>
+      </w:r>
+      <w:r>
+        <w:rPr>
+          <w:rStyle w:val="CommentTok"/>
+        </w:rPr>
+        <w:t xml:space="preserve">#   PayloadHash:  …</w:t>
+      </w:r>
+      <w:r>
+        <w:br/>
+      </w:r>
+      <w:r>
+        <w:rPr>
+          <w:rStyle w:val="CommentTok"/>
+        </w:rPr>
+        <w:t xml:space="preserve">#   ConfirmToken: &lt;hex&gt;</w:t>
+      </w:r>
+    </w:p>
+    <w:p>
+      <w:pPr>
+        <w:pStyle w:val="FirstParagraph"/>
+      </w:pPr>
+      <w:r>
+        <w:t xml:space="preserve">YAML emitido:</w:t>
+      </w:r>
+    </w:p>
+    <w:p>
+      <w:pPr>
+        <w:pStyle w:val="SourceCode"/>
+      </w:pPr>
+      <w:r>
+        <w:rPr>
+          <w:rStyle w:val="FunctionTok"/>
+        </w:rPr>
+        <w:t xml:space="preserve">plugin</w:t>
+      </w:r>
+      <w:r>
+        <w:rPr>
+          <w:rStyle w:val="KeywordTok"/>
+        </w:rPr>
+        <w:t xml:space="preserve">:</w:t>
+      </w:r>
+      <w:r>
+        <w:rPr>
+          <w:rStyle w:val="AttributeTok"/>
+        </w:rPr>
+        <w:t xml:space="preserve"> cwmp</w:t>
+      </w:r>
+      <w:r>
+        <w:br/>
+      </w:r>
+      <w:r>
+        <w:rPr>
+          <w:rStyle w:val="FunctionTok"/>
+        </w:rPr>
+        <w:t xml:space="preserve">target</w:t>
+      </w:r>
+      <w:r>
+        <w:rPr>
+          <w:rStyle w:val="KeywordTok"/>
+        </w:rPr>
+        <w:t xml:space="preserve">:</w:t>
+      </w:r>
+      <w:r>
+        <w:rPr>
+          <w:rStyle w:val="AttributeTok"/>
+        </w:rPr>
+        <w:t xml:space="preserve"> acs.ejemplo.com:7547</w:t>
+      </w:r>
+      <w:r>
+        <w:br/>
+      </w:r>
+      <w:r>
+        <w:rPr>
+          <w:rStyle w:val="FunctionTok"/>
+        </w:rPr>
+        <w:t xml:space="preserve">rpcs</w:t>
+      </w:r>
+      <w:r>
+        <w:rPr>
+          <w:rStyle w:val="KeywordTok"/>
+        </w:rPr>
+        <w:t xml:space="preserve">:</w:t>
+      </w:r>
+      <w:r>
+        <w:br/>
+      </w:r>
+      <w:r>
+        <w:rPr>
+          <w:rStyle w:val="AttributeTok"/>
+        </w:rPr>
+        <w:t xml:space="preserve">  </w:t>
+      </w:r>
+      <w:r>
+        <w:rPr>
+          <w:rStyle w:val="KeywordTok"/>
+        </w:rPr>
+        <w:t xml:space="preserve">-</w:t>
+      </w:r>
+      <w:r>
+        <w:rPr>
+          <w:rStyle w:val="AttributeTok"/>
+        </w:rPr>
+        <w:t xml:space="preserve"> Reboot</w:t>
+      </w:r>
+      <w:r>
+        <w:br/>
+      </w:r>
+      <w:r>
+        <w:rPr>
+          <w:rStyle w:val="AttributeTok"/>
+        </w:rPr>
+        <w:t xml:space="preserve">  </w:t>
+      </w:r>
+      <w:r>
+        <w:rPr>
+          <w:rStyle w:val="KeywordTok"/>
+        </w:rPr>
+        <w:t xml:space="preserve">-</w:t>
+      </w:r>
+      <w:r>
+        <w:rPr>
+          <w:rStyle w:val="AttributeTok"/>
+        </w:rPr>
+        <w:t xml:space="preserve"> SetParameterValues</w:t>
+      </w:r>
+    </w:p>
+    <w:p>
+      <w:pPr>
+        <w:pStyle w:val="FirstParagraph"/>
+      </w:pPr>
+      <w:r>
+        <w:t xml:space="preserve">Comportamiento del gate:</w:t>
+      </w:r>
+    </w:p>
+    <w:tbl>
+      <w:tblPr>
+        <w:tblStyle w:val="Table"/>
+        <w:tblW w:type="pct" w:w="5000"/>
+        <w:tblLayout w:type="fixed"/>
+        <w:tblLook w:firstRow="1" w:lastRow="0" w:firstColumn="0" w:lastColumn="0" w:noHBand="0" w:noVBand="0" w:val="0020"/>
+      </w:tblPr>
+      <w:tblGrid>
+        <w:gridCol w:w="6469"/>
+        <w:gridCol w:w="1450"/>
+      </w:tblGrid>
+      <w:tr>
+        <w:trPr>
+          <w:tblHeader w:val="on"/>
+        </w:trPr>
+        <w:tc>
+          <w:tcPr/>
+          <w:p>
+            <w:pPr>
+              <w:pStyle w:val="Compact"/>
+            </w:pPr>
+            <w:r>
+              <w:t xml:space="preserve">Request</w:t>
+            </w:r>
+          </w:p>
+        </w:tc>
+        <w:tc>
+          <w:tcPr/>
+          <w:p>
+            <w:pPr>
+              <w:pStyle w:val="Compact"/>
+            </w:pPr>
+            <w:r>
+              <w:t xml:space="preserve">Gate verdict</w:t>
+            </w:r>
+          </w:p>
+        </w:tc>
+      </w:tr>
+      <w:tr>
+        <w:tc>
+          <w:tcPr/>
+          <w:p>
+            <w:pPr>
+              <w:pStyle w:val="Compact"/>
+            </w:pPr>
+            <w:r>
+              <w:rPr>
+                <w:rStyle w:val="VerbatimChar"/>
+              </w:rPr>
+              <w:t xml:space="preserve">POST /</w:t>
+            </w:r>
+            <w:r>
+              <w:t xml:space="preserve"> </w:t>
+            </w:r>
+            <w:r>
+              <w:t xml:space="preserve">body =</w:t>
+            </w:r>
+            <w:r>
+              <w:t xml:space="preserve"> </w:t>
+            </w:r>
+            <w:r>
+              <w:rPr>
+                <w:rStyle w:val="VerbatimChar"/>
+              </w:rPr>
+              <w:t xml:space="preserve">&lt;cwmp:GetParameterValues&gt;…</w:t>
+            </w:r>
+          </w:p>
+        </w:tc>
+        <w:tc>
+          <w:tcPr/>
+          <w:p>
+            <w:pPr>
+              <w:pStyle w:val="Compact"/>
+            </w:pPr>
+            <w:r>
+              <w:t xml:space="preserve">PASA (always-safe)</w:t>
+            </w:r>
+          </w:p>
+        </w:tc>
+      </w:tr>
+      <w:tr>
+        <w:tc>
+          <w:tcPr/>
+          <w:p>
+            <w:pPr>
+              <w:pStyle w:val="Compact"/>
+            </w:pPr>
+            <w:r>
+              <w:rPr>
+                <w:rStyle w:val="VerbatimChar"/>
+              </w:rPr>
+              <w:t xml:space="preserve">POST /</w:t>
+            </w:r>
+            <w:r>
+              <w:t xml:space="preserve"> </w:t>
+            </w:r>
+            <w:r>
+              <w:t xml:space="preserve">body =</w:t>
+            </w:r>
+            <w:r>
+              <w:t xml:space="preserve"> </w:t>
+            </w:r>
+            <w:r>
+              <w:rPr>
+                <w:rStyle w:val="VerbatimChar"/>
+              </w:rPr>
+              <w:t xml:space="preserve">&lt;cwmp:SetParameterValues&gt;…</w:t>
+            </w:r>
+          </w:p>
+        </w:tc>
+        <w:tc>
+          <w:tcPr/>
+          <w:p>
+            <w:pPr>
+              <w:pStyle w:val="Compact"/>
+            </w:pPr>
+            <w:r>
+              <w:t xml:space="preserve">PASA (en allowlist)</w:t>
+            </w:r>
+          </w:p>
+        </w:tc>
+      </w:tr>
+      <w:tr>
+        <w:tc>
+          <w:tcPr/>
+          <w:p>
+            <w:pPr>
+              <w:pStyle w:val="Compact"/>
+            </w:pPr>
+            <w:r>
+              <w:rPr>
+                <w:rStyle w:val="VerbatimChar"/>
+              </w:rPr>
+              <w:t xml:space="preserve">POST /</w:t>
+            </w:r>
+            <w:r>
+              <w:t xml:space="preserve"> </w:t>
+            </w:r>
+            <w:r>
+              <w:t xml:space="preserve">body =</w:t>
+            </w:r>
+            <w:r>
+              <w:t xml:space="preserve"> </w:t>
+            </w:r>
+            <w:r>
+              <w:rPr>
+                <w:rStyle w:val="VerbatimChar"/>
+              </w:rPr>
+              <w:t xml:space="preserve">&lt;cwmp:Reboot&gt;…</w:t>
+            </w:r>
+          </w:p>
+        </w:tc>
+        <w:tc>
+          <w:tcPr/>
+          <w:p>
+            <w:pPr>
+              <w:pStyle w:val="Compact"/>
+            </w:pPr>
+            <w:r>
+              <w:t xml:space="preserve">PASA (en allowlist)</w:t>
+            </w:r>
+          </w:p>
+        </w:tc>
+      </w:tr>
+      <w:tr>
+        <w:tc>
+          <w:tcPr/>
+          <w:p>
+            <w:pPr>
+              <w:pStyle w:val="Compact"/>
+            </w:pPr>
+            <w:r>
+              <w:rPr>
+                <w:rStyle w:val="VerbatimChar"/>
+              </w:rPr>
+              <w:t xml:space="preserve">POST /</w:t>
+            </w:r>
+            <w:r>
+              <w:t xml:space="preserve"> </w:t>
+            </w:r>
+            <w:r>
+              <w:t xml:space="preserve">body =</w:t>
+            </w:r>
+            <w:r>
+              <w:t xml:space="preserve"> </w:t>
+            </w:r>
+            <w:r>
+              <w:rPr>
+                <w:rStyle w:val="VerbatimChar"/>
+              </w:rPr>
+              <w:t xml:space="preserve">&lt;cwmp:FactoryReset/&gt;</w:t>
+            </w:r>
+          </w:p>
+        </w:tc>
+        <w:tc>
+          <w:tcPr/>
+          <w:p>
+            <w:pPr>
+              <w:pStyle w:val="Compact"/>
+            </w:pPr>
+            <w:r>
+              <w:t xml:space="preserve">REFUSED → SOAP Fault 9001</w:t>
+            </w:r>
+            <w:r>
+              <w:t xml:space="preserve"> </w:t>
+            </w:r>
+            <w:r>
+              <w:t xml:space="preserve">“Request denied”</w:t>
+            </w:r>
+            <w:r>
+              <w:t xml:space="preserve"> </w:t>
+            </w:r>
+            <w:r>
+              <w:t xml:space="preserve">+</w:t>
+            </w:r>
+            <w:r>
+              <w:t xml:space="preserve"> </w:t>
+            </w:r>
+            <w:r>
+              <w:rPr>
+                <w:rStyle w:val="VerbatimChar"/>
+              </w:rPr>
+              <w:t xml:space="preserve">X-Elsereno-Gate-Reason</w:t>
+            </w:r>
+            <w:r>
+              <w:t xml:space="preserve"> </w:t>
+            </w:r>
+            <w:r>
+              <w:t xml:space="preserve">header</w:t>
+            </w:r>
+          </w:p>
+        </w:tc>
+      </w:tr>
+      <w:tr>
+        <w:tc>
+          <w:tcPr/>
+          <w:p>
+            <w:pPr>
+              <w:pStyle w:val="Compact"/>
+            </w:pPr>
+            <w:r>
+              <w:rPr>
+                <w:rStyle w:val="VerbatimChar"/>
+              </w:rPr>
+              <w:t xml:space="preserve">POST /</w:t>
+            </w:r>
+            <w:r>
+              <w:t xml:space="preserve"> </w:t>
+            </w:r>
+            <w:r>
+              <w:t xml:space="preserve">body =</w:t>
+            </w:r>
+            <w:r>
+              <w:t xml:space="preserve"> </w:t>
+            </w:r>
+            <w:r>
+              <w:rPr>
+                <w:rStyle w:val="VerbatimChar"/>
+              </w:rPr>
+              <w:t xml:space="preserve">&lt;cwmp:Download&gt;…</w:t>
+            </w:r>
+          </w:p>
+        </w:tc>
+        <w:tc>
+          <w:tcPr/>
+          <w:p>
+            <w:pPr>
+              <w:pStyle w:val="Compact"/>
+            </w:pPr>
+            <w:r>
+              <w:t xml:space="preserve">REFUSED (no en allowlist)</w:t>
+            </w:r>
+          </w:p>
+        </w:tc>
+      </w:tr>
+      <w:tr>
+        <w:tc>
+          <w:tcPr/>
+          <w:p>
+            <w:pPr>
+              <w:pStyle w:val="Compact"/>
+            </w:pPr>
+            <w:r>
+              <w:rPr>
+                <w:rStyle w:val="VerbatimChar"/>
+              </w:rPr>
+              <w:t xml:space="preserve">POST /</w:t>
+            </w:r>
+            <w:r>
+              <w:t xml:space="preserve"> </w:t>
+            </w:r>
+            <w:r>
+              <w:t xml:space="preserve">con SOAPAction pero body vacío (keep-alive)</w:t>
+            </w:r>
+          </w:p>
+        </w:tc>
+        <w:tc>
+          <w:tcPr/>
+          <w:p>
+            <w:pPr>
+              <w:pStyle w:val="Compact"/>
+            </w:pPr>
+            <w:r>
+              <w:t xml:space="preserve">PASA (no hay RPC que gatear)</w:t>
+            </w:r>
+          </w:p>
+        </w:tc>
+      </w:tr>
+      <w:tr>
+        <w:tc>
+          <w:tcPr/>
+          <w:p>
+            <w:pPr>
+              <w:pStyle w:val="Compact"/>
+            </w:pPr>
+            <w:r>
+              <w:rPr>
+                <w:rStyle w:val="VerbatimChar"/>
+              </w:rPr>
+              <w:t xml:space="preserve">GET /acs/status</w:t>
+            </w:r>
+          </w:p>
+        </w:tc>
+        <w:tc>
+          <w:tcPr/>
+          <w:p>
+            <w:pPr>
+              <w:pStyle w:val="Compact"/>
+            </w:pPr>
+            <w:r>
+              <w:t xml:space="preserve">PASA (non-POST; passthrough)</w:t>
+            </w:r>
+          </w:p>
+        </w:tc>
+      </w:tr>
+      <w:tr>
+        <w:tc>
+          <w:tcPr/>
+          <w:p>
+            <w:pPr>
+              <w:pStyle w:val="Compact"/>
+            </w:pPr>
+            <w:r>
+              <w:rPr>
+                <w:rStyle w:val="VerbatimChar"/>
+              </w:rPr>
+              <w:t xml:space="preserve">POST /</w:t>
+            </w:r>
+            <w:r>
+              <w:t xml:space="preserve"> </w:t>
+            </w:r>
+            <w:r>
+              <w:t xml:space="preserve">con</w:t>
+            </w:r>
+            <w:r>
+              <w:t xml:space="preserve"> </w:t>
+            </w:r>
+            <w:r>
+              <w:rPr>
+                <w:rStyle w:val="VerbatimChar"/>
+              </w:rPr>
+              <w:t xml:space="preserve">&lt;soapenv:Body&gt;&lt;cwmp:Reboot&gt;</w:t>
+            </w:r>
+            <w:r>
+              <w:t xml:space="preserve"> </w:t>
+            </w:r>
+            <w:r>
+              <w:t xml:space="preserve">(namespace variant)</w:t>
+            </w:r>
+          </w:p>
+        </w:tc>
+        <w:tc>
+          <w:tcPr/>
+          <w:p>
+            <w:pPr>
+              <w:pStyle w:val="Compact"/>
+            </w:pPr>
+            <w:r>
+              <w:t xml:space="preserve">REFUSED (el parser reconoce soap:/soap-env:/soapenv:)</w:t>
+            </w:r>
+          </w:p>
+        </w:tc>
+      </w:tr>
+    </w:tbl>
+    <w:p>
+      <w:pPr>
+        <w:pStyle w:val="BodyText"/>
+      </w:pPr>
+      <w:r>
+        <w:t xml:space="preserve">Nombres de RPC son</w:t>
+      </w:r>
+      <w:r>
+        <w:t xml:space="preserve"> </w:t>
+      </w:r>
+      <w:r>
+        <w:rPr>
+          <w:b/>
+          <w:bCs/>
+        </w:rPr>
+        <w:t xml:space="preserve">case-sensitive</w:t>
+      </w:r>
+      <w:r>
+        <w:t xml:space="preserve"> </w:t>
+      </w:r>
+      <w:r>
+        <w:t xml:space="preserve">per TR-069 §A.4:</w:t>
+      </w:r>
+      <w:r>
+        <w:t xml:space="preserve"> </w:t>
+      </w:r>
+      <w:r>
+        <w:rPr>
+          <w:rStyle w:val="VerbatimChar"/>
+        </w:rPr>
+        <w:t xml:space="preserve">SetParameterValues</w:t>
+      </w:r>
+      <w:r>
+        <w:t xml:space="preserve"> </w:t>
+      </w:r>
+      <w:r>
+        <w:t xml:space="preserve">≠</w:t>
+      </w:r>
+      <w:r>
+        <w:t xml:space="preserve"> </w:t>
+      </w:r>
+      <w:r>
+        <w:rPr>
+          <w:rStyle w:val="VerbatimChar"/>
+        </w:rPr>
+        <w:t xml:space="preserve">setparametervalues</w:t>
+      </w:r>
+      <w:r>
+        <w:t xml:space="preserve">. El canonicaliser</w:t>
+      </w:r>
+      <w:r>
+        <w:t xml:space="preserve"> </w:t>
+      </w:r>
+      <w:r>
+        <w:t xml:space="preserve">acepta prefix</w:t>
+      </w:r>
+      <w:r>
+        <w:t xml:space="preserve"> </w:t>
+      </w:r>
+      <w:r>
+        <w:rPr>
+          <w:rStyle w:val="VerbatimChar"/>
+        </w:rPr>
+        <w:t xml:space="preserve">cwmp:</w:t>
+      </w:r>
+      <w:r>
+        <w:t xml:space="preserve"> </w:t>
+      </w:r>
+      <w:r>
+        <w:t xml:space="preserve">o</w:t>
+      </w:r>
+      <w:r>
+        <w:t xml:space="preserve"> </w:t>
+      </w:r>
+      <w:r>
+        <w:rPr>
+          <w:rStyle w:val="VerbatimChar"/>
+        </w:rPr>
+        <w:t xml:space="preserve">cwmp-1-2:</w:t>
+      </w:r>
+      <w:r>
+        <w:t xml:space="preserve"> </w:t>
+      </w:r>
+      <w:r>
+        <w:t xml:space="preserve">copy-pasted de wire</w:t>
+      </w:r>
+      <w:r>
+        <w:t xml:space="preserve"> </w:t>
+      </w:r>
+      <w:r>
+        <w:t xml:space="preserve">captures, pero case se preserva.</w:t>
+      </w:r>
+    </w:p>
+    <w:p>
+      <w:pPr>
+        <w:pStyle w:val="BodyText"/>
+      </w:pPr>
+      <w:r>
+        <w:t xml:space="preserve">La refusal se emite como HTTP 200 OK + SOAP Fault body con</w:t>
+      </w:r>
+      <w:r>
+        <w:t xml:space="preserve"> </w:t>
+      </w:r>
+      <w:r>
+        <w:t xml:space="preserve">FaultCode 9001 — TR-069 trata errores a nivel RPC como SOAP</w:t>
+      </w:r>
+      <w:r>
+        <w:t xml:space="preserve"> </w:t>
+      </w:r>
+      <w:r>
+        <w:t xml:space="preserve">Faults, no HTTP errors. Esto permite que el ACS cliente</w:t>
+      </w:r>
+      <w:r>
+        <w:t xml:space="preserve"> </w:t>
+      </w:r>
+      <w:r>
+        <w:t xml:space="preserve">parsee la negativa limpiamente y la muestre en su GUI como</w:t>
+      </w:r>
+      <w:r>
+        <w:t xml:space="preserve"> </w:t>
+      </w:r>
+      <w:r>
+        <w:t xml:space="preserve">“CPE</w:t>
+      </w:r>
+      <w:r>
+        <w:t xml:space="preserve"> </w:t>
+      </w:r>
+      <w:r>
+        <w:t xml:space="preserve">returned fault 9001 Request denied”</w:t>
+      </w:r>
+      <w:r>
+        <w:t xml:space="preserve"> </w:t>
+      </w:r>
+      <w:r>
+        <w:t xml:space="preserve">en lugar de un error de</w:t>
+      </w:r>
+      <w:r>
+        <w:t xml:space="preserve"> </w:t>
+      </w:r>
+      <w:r>
+        <w:t xml:space="preserve">transporte ambiguo.</w:t>
+      </w:r>
+    </w:p>
     <w:bookmarkEnd w:id="63"/>
-    <w:bookmarkStart w:id="64" w:name="sandbox-seccomp-bpf-linux"/>
+    <w:bookmarkEnd w:id="64"/>
+    <w:bookmarkStart w:id="65" w:name="sandbox-seccomp-bpf-linux"/>
     <w:p>
       <w:pPr>
         <w:pStyle w:val="Heading3"/>
@@ -15472,9 +16456,9 @@
         </w:pict>
       </w:r>
     </w:p>
-    <w:bookmarkEnd w:id="64"/>
     <w:bookmarkEnd w:id="65"/>
-    <w:bookmarkStart w:id="71" w:name="X041fbee2e8f285cc0b7041a11dc0d7d247dc488"/>
+    <w:bookmarkEnd w:id="66"/>
+    <w:bookmarkStart w:id="72" w:name="X041fbee2e8f285cc0b7041a11dc0d7d247dc488"/>
     <w:p>
       <w:pPr>
         <w:pStyle w:val="Heading2"/>
@@ -15491,7 +16475,7 @@
         <w:t xml:space="preserve">El red team corre ElSereno contra tu red; qué deja en logs:</w:t>
       </w:r>
     </w:p>
-    <w:bookmarkStart w:id="66" w:name="Xf2d6836e9061b03645f09edf91d1e31f0f400d2"/>
+    <w:bookmarkStart w:id="67" w:name="Xf2d6836e9061b03645f09edf91d1e31f0f400d2"/>
     <w:p>
       <w:pPr>
         <w:pStyle w:val="Heading3"/>
@@ -15593,8 +16577,8 @@
         <w:t xml:space="preserve">  sid:1000001; rev:1;)</w:t>
       </w:r>
     </w:p>
-    <w:bookmarkEnd w:id="66"/>
-    <w:bookmarkStart w:id="67" w:name="firma-a-nivel-opc-ua-hel"/>
+    <w:bookmarkEnd w:id="67"/>
+    <w:bookmarkStart w:id="68" w:name="firma-a-nivel-opc-ua-hel"/>
     <w:p>
       <w:pPr>
         <w:pStyle w:val="Heading3"/>
@@ -15687,8 +16671,8 @@
         <w:t xml:space="preserve">}</w:t>
       </w:r>
     </w:p>
-    <w:bookmarkEnd w:id="67"/>
-    <w:bookmarkStart w:id="68" w:name="firma-a-nivel-veeder-root"/>
+    <w:bookmarkEnd w:id="68"/>
+    <w:bookmarkStart w:id="69" w:name="firma-a-nivel-veeder-root"/>
     <w:p>
       <w:pPr>
         <w:pStyle w:val="Heading3"/>
@@ -15717,8 +16701,8 @@
         <w:t xml:space="preserve">response: envuelve líneas con tankID, inventory, alarm codes</w:t>
       </w:r>
     </w:p>
-    <w:bookmarkEnd w:id="68"/>
-    <w:bookmarkStart w:id="69" w:name="signaling-de-writes-hostiles"/>
+    <w:bookmarkEnd w:id="69"/>
+    <w:bookmarkStart w:id="70" w:name="signaling-de-writes-hostiles"/>
     <w:p>
       <w:pPr>
         <w:pStyle w:val="Heading3"/>
@@ -15794,8 +16778,8 @@
         <w:t xml:space="preserve">IEC-104 I-frame con ASDU type 45-51 → alerta.</w:t>
       </w:r>
     </w:p>
-    <w:bookmarkEnd w:id="69"/>
-    <w:bookmarkStart w:id="70" w:name="dashboard-como-receptor-de-detection"/>
+    <w:bookmarkEnd w:id="70"/>
+    <w:bookmarkStart w:id="71" w:name="dashboard-como-receptor-de-detection"/>
     <w:p>
       <w:pPr>
         <w:pStyle w:val="Heading3"/>
@@ -15911,9 +16895,9 @@
         </w:pict>
       </w:r>
     </w:p>
-    <w:bookmarkEnd w:id="70"/>
     <w:bookmarkEnd w:id="71"/>
-    <w:bookmarkStart w:id="72" w:name="backup-restauración"/>
+    <w:bookmarkEnd w:id="72"/>
+    <w:bookmarkStart w:id="73" w:name="backup-restauración"/>
     <w:p>
       <w:pPr>
         <w:pStyle w:val="Heading2"/>
@@ -16078,8 +17062,8 @@
         </w:pict>
       </w:r>
     </w:p>
-    <w:bookmarkEnd w:id="72"/>
-    <w:bookmarkStart w:id="73" w:name="arquitectura-birds-eye"/>
+    <w:bookmarkEnd w:id="73"/>
+    <w:bookmarkStart w:id="74" w:name="arquitectura-birds-eye"/>
     <w:p>
       <w:pPr>
         <w:pStyle w:val="Heading2"/>
@@ -16385,8 +17369,8 @@
         </w:pict>
       </w:r>
     </w:p>
-    <w:bookmarkEnd w:id="73"/>
-    <w:bookmarkStart w:id="79" w:name="troubleshooting-frecuente"/>
+    <w:bookmarkEnd w:id="74"/>
+    <w:bookmarkStart w:id="80" w:name="troubleshooting-frecuente"/>
     <w:p>
       <w:pPr>
         <w:pStyle w:val="Heading2"/>
@@ -16395,7 +17379,7 @@
         <w:t xml:space="preserve">10. Troubleshooting frecuente</w:t>
       </w:r>
     </w:p>
-    <w:bookmarkStart w:id="74" w:name="vault-bad-passphrase"/>
+    <w:bookmarkStart w:id="75" w:name="vault-bad-passphrase"/>
     <w:p>
       <w:pPr>
         <w:pStyle w:val="Heading3"/>
@@ -16448,8 +17432,8 @@
         <w:t xml:space="preserve">credenciales desde backup cifrado.</w:t>
       </w:r>
     </w:p>
-    <w:bookmarkEnd w:id="74"/>
-    <w:bookmarkStart w:id="75" w:name="serve-csrf-key-hkdf-failed"/>
+    <w:bookmarkEnd w:id="75"/>
+    <w:bookmarkStart w:id="76" w:name="serve-csrf-key-hkdf-failed"/>
     <w:p>
       <w:pPr>
         <w:pStyle w:val="Heading3"/>
@@ -16490,8 +17474,8 @@
         <w:t xml:space="preserve">antes.</w:t>
       </w:r>
     </w:p>
-    <w:bookmarkEnd w:id="75"/>
-    <w:bookmarkStart w:id="76" w:name="dashboard-sin-estilos"/>
+    <w:bookmarkEnd w:id="76"/>
+    <w:bookmarkStart w:id="77" w:name="dashboard-sin-estilos"/>
     <w:p>
       <w:pPr>
         <w:pStyle w:val="Heading3"/>
@@ -16547,8 +17531,8 @@
         <w:t xml:space="preserve">está cableado. Si ves esto, tu binario es viejo — actualiza.</w:t>
       </w:r>
     </w:p>
-    <w:bookmarkEnd w:id="76"/>
-    <w:bookmarkStart w:id="77" w:name="readyz-devuelve-503"/>
+    <w:bookmarkEnd w:id="77"/>
+    <w:bookmarkStart w:id="78" w:name="readyz-devuelve-503"/>
     <w:p>
       <w:pPr>
         <w:pStyle w:val="Heading3"/>
@@ -16616,8 +17600,8 @@
         <w:t xml:space="preserve">si quieres correr sin DB.</w:t>
       </w:r>
     </w:p>
-    <w:bookmarkEnd w:id="77"/>
-    <w:bookmarkStart w:id="78" w:name="audit-errchainbroken"/>
+    <w:bookmarkEnd w:id="78"/>
+    <w:bookmarkStart w:id="79" w:name="audit-errchainbroken"/>
     <w:p>
       <w:pPr>
         <w:pStyle w:val="Heading3"/>
@@ -16722,9 +17706,9 @@
         </w:pict>
       </w:r>
     </w:p>
-    <w:bookmarkEnd w:id="78"/>
     <w:bookmarkEnd w:id="79"/>
-    <w:bookmarkStart w:id="80" w:name="enlaces"/>
+    <w:bookmarkEnd w:id="80"/>
+    <w:bookmarkStart w:id="81" w:name="enlaces"/>
     <w:p>
       <w:pPr>
         <w:pStyle w:val="Heading2"/>
@@ -16812,8 +17796,8 @@
         </w:pict>
       </w:r>
     </w:p>
-    <w:bookmarkEnd w:id="80"/>
     <w:bookmarkEnd w:id="81"/>
+    <w:bookmarkEnd w:id="82"/>
     <w:sectPr>
       <w:footnotePr>
         <w:numRestart w:val="eachSect"/>

--- a/docs/manual/elsereno-manual.docx
+++ b/docs/manual/elsereno-manual.docx
@@ -2,33 +2,7 @@
 <file path=word/document.xml><?xml version="1.0" encoding="utf-8"?>
 <w:document xmlns:w="http://schemas.openxmlformats.org/wordprocessingml/2006/main" xmlns:m="http://schemas.openxmlformats.org/officeDocument/2006/math" xmlns:r="http://schemas.openxmlformats.org/officeDocument/2006/relationships" xmlns:o="urn:schemas-microsoft-com:office:office" xmlns:v="urn:schemas-microsoft-com:vml" xmlns:w10="urn:schemas-microsoft-com:office:word" xmlns:a="http://schemas.openxmlformats.org/drawingml/2006/main" xmlns:pic="http://schemas.openxmlformats.org/drawingml/2006/picture" xmlns:wp="http://schemas.openxmlformats.org/drawingml/2006/wordprocessingDrawing">
   <w:body>
-    <w:sdt>
-      <w:sdtPr>
-        <w:docPartObj>
-          <w:docPartGallery w:val="Table of Contents"/>
-          <w:docPartUnique/>
-        </w:docPartObj>
-      </w:sdtPr>
-      <w:sdtContent>
-        <w:p>
-          <w:pPr>
-            <w:pStyle w:val="TOCHeading"/>
-          </w:pPr>
-          <w:r>
-            <w:t xml:space="preserve">Table of Contents</w:t>
-          </w:r>
-        </w:p>
-        <w:p>
-          <w:r>
-            <w:fldChar w:fldCharType="begin" w:dirty="true"/>
-            <w:instrText xml:space="preserve">TOC \o "1-2" \h \z \u</w:instrText>
-            <w:fldChar w:fldCharType="separate"/>
-            <w:fldChar w:fldCharType="end"/>
-          </w:r>
-        </w:p>
-      </w:sdtContent>
-    </w:sdt>
-    <w:bookmarkStart w:id="82" w:name="elsereno-manual-de-casos-de-uso"/>
+    <w:bookmarkStart w:id="86" w:name="elsereno--manual-de-casos-de-uso"/>
     <w:p>
       <w:pPr>
         <w:pStyle w:val="Heading1"/>
@@ -75,7 +49,7 @@
         <w:t xml:space="preserve">Versión del manual</w:t>
       </w:r>
       <w:r>
-        <w:t xml:space="preserve">: v1.2 · 2026-04-22</w:t>
+        <w:t xml:space="preserve">: v1.12 · 2026-04-25</w:t>
       </w:r>
       <w:r>
         <w:t xml:space="preserve"> </w:t>
@@ -88,7 +62,19 @@
         <w:t xml:space="preserve">Compatible con binario</w:t>
       </w:r>
       <w:r>
-        <w:t xml:space="preserve">: v1.1.0+ (OPC UA) y v1.2.0+ (paneles DB + gates por protocolo)</w:t>
+        <w:t xml:space="preserve">: v1.12.0+ (per-object gates en los</w:t>
+      </w:r>
+      <w:r>
+        <w:t xml:space="preserve"> </w:t>
+      </w:r>
+      <w:r>
+        <w:t xml:space="preserve">7 write-gated proxies + paginación across 5 input providers +</w:t>
+      </w:r>
+      <w:r>
+        <w:t xml:space="preserve"> </w:t>
+      </w:r>
+      <w:r>
+        <w:t xml:space="preserve">Shodan InternetDB sin API key)</w:t>
       </w:r>
     </w:p>
     <w:p>
@@ -98,100 +84,112 @@
         </w:pict>
       </w:r>
     </w:p>
-    <w:bookmarkStart w:id="9" w:name="aviso-legal-uso-autorizado"/>
+    <w:bookmarkStart w:id="10" w:name="novedades-v111--v112"/>
     <w:p>
       <w:pPr>
         <w:pStyle w:val="Heading2"/>
       </w:pPr>
       <w:r>
-        <w:t xml:space="preserve">0. Aviso legal + uso autorizado</w:t>
+        <w:t xml:space="preserve">Novedades v1.11 / v1.12</w:t>
       </w:r>
     </w:p>
     <w:p>
       <w:pPr>
         <w:pStyle w:val="FirstParagraph"/>
       </w:pPr>
-      <w:r>
-        <w:t xml:space="preserve">ElSereno es una herramienta</w:t>
-      </w:r>
-      <w:r>
-        <w:t xml:space="preserve"> </w:t>
-      </w:r>
       <w:r>
         <w:rPr>
           <w:b/>
           <w:bCs/>
         </w:rPr>
-        <w:t xml:space="preserve">dual-use</w:t>
-      </w:r>
-      <w:r>
-        <w:t xml:space="preserve">. La capacidad</w:t>
-      </w:r>
-      <w:r>
-        <w:t xml:space="preserve"> </w:t>
-      </w:r>
-      <w:r>
-        <w:t xml:space="preserve">“offensive”</w:t>
-      </w:r>
-      <w:r>
-        <w:t xml:space="preserve"> </w:t>
-      </w:r>
-      <w:r>
-        <w:t xml:space="preserve">existe exclusivamente para operaciones con</w:t>
-      </w:r>
-      <w:r>
-        <w:t xml:space="preserve"> </w:t>
-      </w:r>
+        <w:t xml:space="preserve">v1.11.0</w:t>
+      </w:r>
+      <w:r>
+        <w:t xml:space="preserve"> </w:t>
+      </w:r>
+      <w:r>
+        <w:t xml:space="preserve">(2026-04-24) — CWMP/TR-069 offensive proxy.</w:t>
+      </w:r>
+      <w:r>
+        <w:t xml:space="preserve"> </w:t>
+      </w:r>
+      <w:r>
+        <w:t xml:space="preserve">Allowlist por SOAP RPC para tráfico ACS-CPE. RPCs read-only +</w:t>
+      </w:r>
+      <w:r>
+        <w:t xml:space="preserve"> </w:t>
+      </w:r>
+      <w:r>
+        <w:t xml:space="preserve">protocol-flow (GetParameter*, Inform, TransferComplete, …)</w:t>
+      </w:r>
+      <w:r>
+        <w:t xml:space="preserve"> </w:t>
+      </w:r>
+      <w:r>
+        <w:t xml:space="preserve">pasan siempre; los write-capable (SetParameterValues, Reboot,</w:t>
+      </w:r>
+      <w:r>
+        <w:t xml:space="preserve"> </w:t>
+      </w:r>
+      <w:r>
+        <w:t xml:space="preserve">Download, FactoryReset, …) requieren</w:t>
+      </w:r>
+      <w:r>
+        <w:t xml:space="preserve"> </w:t>
+      </w:r>
+      <w:r>
+        <w:rPr>
+          <w:rStyle w:val="VerbatimChar"/>
+        </w:rPr>
+        <w:t xml:space="preserve">--rpc &lt;Name&gt;</w:t>
+      </w:r>
+      <w:r>
+        <w:t xml:space="preserve"> </w:t>
+      </w:r>
+      <w:r>
+        <w:t xml:space="preserve">explícito.</w:t>
+      </w:r>
+      <w:r>
+        <w:t xml:space="preserve"> </w:t>
+      </w:r>
+      <w:r>
+        <w:t xml:space="preserve">Refusal: SOAP Fault 9001 "Request denied" + cabecera</w:t>
+      </w:r>
+      <w:r>
+        <w:t xml:space="preserve"> </w:t>
+      </w:r>
+      <w:r>
+        <w:rPr>
+          <w:rStyle w:val="VerbatimChar"/>
+        </w:rPr>
+        <w:t xml:space="preserve">X-Elsereno-Gate-Reason</w:t>
+      </w:r>
+      <w:r>
+        <w:t xml:space="preserve">. Ver §6.5 (CWMP).</w:t>
+      </w:r>
+    </w:p>
+    <w:p>
+      <w:pPr>
+        <w:pStyle w:val="BodyText"/>
+      </w:pPr>
       <w:r>
         <w:rPr>
           <w:b/>
           <w:bCs/>
         </w:rPr>
-        <w:t xml:space="preserve">contrato escrito,</w:t>
-      </w:r>
-      <w:r>
-        <w:rPr>
-          <w:b/>
-          <w:bCs/>
-        </w:rPr>
-        <w:t xml:space="preserve"> </w:t>
-      </w:r>
-      <w:r>
-        <w:rPr>
-          <w:b/>
-          <w:bCs/>
-        </w:rPr>
-        <w:t xml:space="preserve">scope aprobado por el propietario del sistema y ventana de</w:t>
-      </w:r>
-      <w:r>
-        <w:rPr>
-          <w:b/>
-          <w:bCs/>
-        </w:rPr>
-        <w:t xml:space="preserve"> </w:t>
-      </w:r>
-      <w:r>
-        <w:rPr>
-          <w:b/>
-          <w:bCs/>
-        </w:rPr>
-        <w:t xml:space="preserve">mantenimiento declarada</w:t>
-      </w:r>
-      <w:r>
-        <w:t xml:space="preserve">. Sin esas tres cosas,</w:t>
-      </w:r>
-      <w:r>
-        <w:t xml:space="preserve"> </w:t>
-      </w:r>
-      <w:r>
-        <w:rPr>
-          <w:b/>
-          <w:bCs/>
-        </w:rPr>
-        <w:t xml:space="preserve">NO la uses</w:t>
-      </w:r>
-      <w:r>
-        <w:t xml:space="preserve">:</w:t>
+        <w:t xml:space="preserve">v1.12.0</w:t>
+      </w:r>
+      <w:r>
+        <w:t xml:space="preserve"> </w:t>
+      </w:r>
+      <w:r>
+        <w:t xml:space="preserve">(2026-04-25) — gates tightening + paginación de</w:t>
+      </w:r>
+      <w:r>
+        <w:t xml:space="preserve"> </w:t>
+      </w:r>
+      <w:r>
+        <w:t xml:space="preserve">inputs. Cada gate ya escopa por identidad fina:</w:t>
       </w:r>
     </w:p>
     <w:p>
@@ -203,49 +201,44 @@
         </w:numPr>
       </w:pPr>
       <w:r>
-        <w:t xml:space="preserve">Un</w:t>
-      </w:r>
-      <w:r>
-        <w:t xml:space="preserve"> </w:t>
-      </w:r>
-      <w:r>
-        <w:rPr>
-          <w:rStyle w:val="VerbatimChar"/>
-        </w:rPr>
-        <w:t xml:space="preserve">write modbus send</w:t>
-      </w:r>
-      <w:r>
-        <w:t xml:space="preserve"> </w:t>
-      </w:r>
-      <w:r>
-        <w:t xml:space="preserve">fuera de scope puede</w:t>
-      </w:r>
-      <w:r>
-        <w:t xml:space="preserve"> </w:t>
-      </w:r>
-      <w:r>
         <w:rPr>
           <w:b/>
           <w:bCs/>
         </w:rPr>
-        <w:t xml:space="preserve">parar una</w:t>
-      </w:r>
-      <w:r>
-        <w:rPr>
-          <w:b/>
-          <w:bCs/>
-        </w:rPr>
-        <w:t xml:space="preserve"> </w:t>
-      </w:r>
-      <w:r>
-        <w:rPr>
-          <w:b/>
-          <w:bCs/>
-        </w:rPr>
-        <w:t xml:space="preserve">planta real</w:t>
-      </w:r>
-      <w:r>
-        <w:t xml:space="preserve">.</w:t>
+        <w:t xml:space="preserve">CWMP</w:t>
+      </w:r>
+      <w:r>
+        <w:t xml:space="preserve">:</w:t>
+      </w:r>
+      <w:r>
+        <w:t xml:space="preserve"> </w:t>
+      </w:r>
+      <w:r>
+        <w:rPr>
+          <w:rStyle w:val="VerbatimChar"/>
+        </w:rPr>
+        <w:t xml:space="preserve">--param-prefix InternetGatewayDevice.WANDevice.</w:t>
+      </w:r>
+      <w:r>
+        <w:t xml:space="preserve"> </w:t>
+      </w:r>
+      <w:r>
+        <w:t xml:space="preserve">para tightening de Set* RPCs;</w:t>
+      </w:r>
+      <w:r>
+        <w:t xml:space="preserve"> </w:t>
+      </w:r>
+      <w:r>
+        <w:rPr>
+          <w:rStyle w:val="VerbatimChar"/>
+        </w:rPr>
+        <w:t xml:space="preserve">--firmware url=…;sha256=…</w:t>
+      </w:r>
+      <w:r>
+        <w:t xml:space="preserve"> </w:t>
+      </w:r>
+      <w:r>
+        <w:t xml:space="preserve">para limitar Download a imágenes concretas.</w:t>
       </w:r>
     </w:p>
     <w:p>
@@ -257,7 +250,14 @@
         </w:numPr>
       </w:pPr>
       <w:r>
-        <w:t xml:space="preserve">Un</w:t>
+        <w:rPr>
+          <w:b/>
+          <w:bCs/>
+        </w:rPr>
+        <w:t xml:space="preserve">OPC UA</w:t>
+      </w:r>
+      <w:r>
+        <w:t xml:space="preserve">: walk de cada WriteValue (no solo el primero);</w:t>
       </w:r>
       <w:r>
         <w:t xml:space="preserve"> </w:t>
@@ -266,19 +266,34 @@
         <w:rPr>
           <w:rStyle w:val="VerbatimChar"/>
         </w:rPr>
-        <w:t xml:space="preserve">dial</w:t>
-      </w:r>
-      <w:r>
-        <w:t xml:space="preserve"> </w:t>
-      </w:r>
-      <w:r>
-        <w:t xml:space="preserve">mal numerado puede llamar a servicios de emergencia</w:t>
-      </w:r>
-      <w:r>
-        <w:t xml:space="preserve"> </w:t>
-      </w:r>
-      <w:r>
-        <w:t xml:space="preserve">(el guard ≤3 dígitos lo bloquea, pero +34 91 911 … no).</w:t>
+        <w:t xml:space="preserve">--node-id ns=N;{i,s,g,b}=…</w:t>
+      </w:r>
+      <w:r>
+        <w:t xml:space="preserve"> </w:t>
+      </w:r>
+      <w:r>
+        <w:t xml:space="preserve">admite los cuatro encodings</w:t>
+      </w:r>
+      <w:r>
+        <w:t xml:space="preserve"> </w:t>
+      </w:r>
+      <w:r>
+        <w:t xml:space="preserve">(numeric / String / GUID / ByteString);</w:t>
+      </w:r>
+      <w:r>
+        <w:t xml:space="preserve"> </w:t>
+      </w:r>
+      <w:r>
+        <w:rPr>
+          <w:rStyle w:val="VerbatimChar"/>
+        </w:rPr>
+        <w:t xml:space="preserve">--call-method object=…;method=…</w:t>
+      </w:r>
+      <w:r>
+        <w:t xml:space="preserve"> </w:t>
+      </w:r>
+      <w:r>
+        <w:t xml:space="preserve">para CallRequest.</w:t>
       </w:r>
     </w:p>
     <w:p>
@@ -290,68 +305,66 @@
         </w:numPr>
       </w:pPr>
       <w:r>
-        <w:t xml:space="preserve">Un</w:t>
-      </w:r>
-      <w:r>
-        <w:t xml:space="preserve"> </w:t>
-      </w:r>
-      <w:r>
-        <w:rPr>
-          <w:rStyle w:val="VerbatimChar"/>
-        </w:rPr>
-        <w:t xml:space="preserve">exploit run</w:t>
-      </w:r>
-      <w:r>
-        <w:t xml:space="preserve"> </w:t>
-      </w:r>
-      <w:r>
-        <w:t xml:space="preserve">sobre un PLC en producción puede dejarlo</w:t>
-      </w:r>
-      <w:r>
-        <w:t xml:space="preserve"> </w:t>
-      </w:r>
-      <w:r>
         <w:rPr>
           <w:b/>
           <w:bCs/>
         </w:rPr>
-        <w:t xml:space="preserve">colgado</w:t>
-      </w:r>
-      <w:r>
-        <w:t xml:space="preserve"> </w:t>
-      </w:r>
-      <w:r>
-        <w:t xml:space="preserve">hasta ciclo de alimentación.</w:t>
-      </w:r>
-    </w:p>
-    <w:p>
-      <w:pPr>
-        <w:pStyle w:val="FirstParagraph"/>
-      </w:pPr>
-      <w:r>
-        <w:t xml:space="preserve">El binario default es</w:t>
-      </w:r>
-      <w:r>
-        <w:t xml:space="preserve"> </w:t>
-      </w:r>
+        <w:t xml:space="preserve">Modbus</w:t>
+      </w:r>
+      <w:r>
+        <w:t xml:space="preserve">:</w:t>
+      </w:r>
+      <w:r>
+        <w:t xml:space="preserve"> </w:t>
+      </w:r>
+      <w:r>
+        <w:rPr>
+          <w:rStyle w:val="VerbatimChar"/>
+        </w:rPr>
+        <w:t xml:space="preserve">--write unit=N;fc=M;start=A;end=B</w:t>
+      </w:r>
+      <w:r>
+        <w:t xml:space="preserve"> </w:t>
+      </w:r>
+      <w:r>
+        <w:t xml:space="preserve">estructurado;</w:t>
+      </w:r>
+      <w:r>
+        <w:t xml:space="preserve"> </w:t>
+      </w:r>
+      <w:r>
+        <w:t xml:space="preserve">round-trip lossless con</w:t>
+      </w:r>
+      <w:r>
+        <w:t xml:space="preserve"> </w:t>
+      </w:r>
+      <w:r>
+        <w:rPr>
+          <w:rStyle w:val="VerbatimChar"/>
+        </w:rPr>
+        <w:t xml:space="preserve">--emit-allow-file</w:t>
+      </w:r>
+      <w:r>
+        <w:t xml:space="preserve">.</w:t>
+      </w:r>
+    </w:p>
+    <w:p>
+      <w:pPr>
+        <w:pStyle w:val="Compact"/>
+        <w:numPr>
+          <w:ilvl w:val="0"/>
+          <w:numId w:val="1001"/>
+        </w:numPr>
+      </w:pPr>
       <w:r>
         <w:rPr>
           <w:b/>
           <w:bCs/>
         </w:rPr>
-        <w:t xml:space="preserve">totalmente read-only</w:t>
-      </w:r>
-      <w:r>
-        <w:t xml:space="preserve"> </w:t>
-      </w:r>
-      <w:r>
-        <w:t xml:space="preserve">y seguro. El</w:t>
-      </w:r>
-      <w:r>
-        <w:t xml:space="preserve"> </w:t>
-      </w:r>
-      <w:r>
-        <w:t xml:space="preserve">binario offensive requiere (a) build tag, (b)</w:t>
+        <w:t xml:space="preserve">SIP</w:t>
+      </w:r>
+      <w:r>
+        <w:t xml:space="preserve">:</w:t>
       </w:r>
       <w:r>
         <w:t xml:space="preserve"> </w:t>
@@ -360,16 +373,32 @@
         <w:rPr>
           <w:rStyle w:val="VerbatimChar"/>
         </w:rPr>
-        <w:t xml:space="preserve">--accept-writes</w:t>
-      </w:r>
-      <w:r>
-        <w:t xml:space="preserve">,</w:t>
-      </w:r>
-      <w:r>
-        <w:t xml:space="preserve"> </w:t>
-      </w:r>
-      <w:r>
-        <w:t xml:space="preserve">(c)</w:t>
+        <w:t xml:space="preserve">--from-domain HOST</w:t>
+      </w:r>
+      <w:r>
+        <w:t xml:space="preserve"> </w:t>
+      </w:r>
+      <w:r>
+        <w:t xml:space="preserve">(identity-spoof guard).</w:t>
+      </w:r>
+    </w:p>
+    <w:p>
+      <w:pPr>
+        <w:pStyle w:val="Compact"/>
+        <w:numPr>
+          <w:ilvl w:val="0"/>
+          <w:numId w:val="1001"/>
+        </w:numPr>
+      </w:pPr>
+      <w:r>
+        <w:rPr>
+          <w:b/>
+          <w:bCs/>
+        </w:rPr>
+        <w:t xml:space="preserve">BACnet</w:t>
+      </w:r>
+      <w:r>
+        <w:t xml:space="preserve">:</w:t>
       </w:r>
       <w:r>
         <w:t xml:space="preserve"> </w:t>
@@ -378,10 +407,50 @@
         <w:rPr>
           <w:rStyle w:val="VerbatimChar"/>
         </w:rPr>
-        <w:t xml:space="preserve">--confirm-target</w:t>
-      </w:r>
-      <w:r>
-        <w:t xml:space="preserve">, (d)</w:t>
+        <w:t xml:space="preserve">--object type=N;instance=M;property=P</w:t>
+      </w:r>
+      <w:r>
+        <w:t xml:space="preserve"> </w:t>
+      </w:r>
+      <w:r>
+        <w:t xml:space="preserve">para</w:t>
+      </w:r>
+      <w:r>
+        <w:t xml:space="preserve"> </w:t>
+      </w:r>
+      <w:r>
+        <w:t xml:space="preserve">WriteProperty (svc 15) con BER walker.</w:t>
+      </w:r>
+    </w:p>
+    <w:p>
+      <w:pPr>
+        <w:pStyle w:val="Compact"/>
+        <w:numPr>
+          <w:ilvl w:val="0"/>
+          <w:numId w:val="1001"/>
+        </w:numPr>
+      </w:pPr>
+      <w:r>
+        <w:rPr>
+          <w:b/>
+          <w:bCs/>
+        </w:rPr>
+        <w:t xml:space="preserve">Inputs</w:t>
+      </w:r>
+      <w:r>
+        <w:t xml:space="preserve">: paginación automática hasta 1000 hits across</w:t>
+      </w:r>
+      <w:r>
+        <w:t xml:space="preserve"> </w:t>
+      </w:r>
+      <w:r>
+        <w:t xml:space="preserve">shodan/censys/fofa/zoomeye/onyphe (cierra el "page 1 only"</w:t>
+      </w:r>
+      <w:r>
+        <w:t xml:space="preserve"> </w:t>
+      </w:r>
+      <w:r>
+        <w:t xml:space="preserve">carry-over). Nuevo provider</w:t>
       </w:r>
       <w:r>
         <w:t xml:space="preserve"> </w:t>
@@ -390,19 +459,55 @@
         <w:rPr>
           <w:rStyle w:val="VerbatimChar"/>
         </w:rPr>
-        <w:t xml:space="preserve">--confirm-token</w:t>
-      </w:r>
-      <w:r>
-        <w:t xml:space="preserve"> </w:t>
-      </w:r>
-      <w:r>
-        <w:t xml:space="preserve">(HMAC derivado del</w:t>
-      </w:r>
-      <w:r>
-        <w:t xml:space="preserve"> </w:t>
-      </w:r>
-      <w:r>
-        <w:t xml:space="preserve">vault). Cada acción se auditéa en cadena hash.</w:t>
+        <w:t xml:space="preserve">internetdb:&lt;ip&gt;</w:t>
+      </w:r>
+      <w:r>
+        <w:t xml:space="preserve"> </w:t>
+      </w:r>
+      <w:r>
+        <w:t xml:space="preserve">sin API key</w:t>
+      </w:r>
+      <w:r>
+        <w:t xml:space="preserve"> </w:t>
+      </w:r>
+      <w:r>
+        <w:t xml:space="preserve">(rate-limit upstream ~10 rps).</w:t>
+      </w:r>
+    </w:p>
+    <w:p>
+      <w:pPr>
+        <w:pStyle w:val="FirstParagraph"/>
+      </w:pPr>
+      <w:r>
+        <w:t xml:space="preserve">Ladders de hash backwards-compat: si no usas los flags nuevos,</w:t>
+      </w:r>
+      <w:r>
+        <w:t xml:space="preserve"> </w:t>
+      </w:r>
+      <w:r>
+        <w:t xml:space="preserve">los confirm-tokens v1.4–v1.11 siguen valiendo.</w:t>
+      </w:r>
+    </w:p>
+    <w:p>
+      <w:pPr>
+        <w:pStyle w:val="BodyText"/>
+      </w:pPr>
+      <w:r>
+        <w:t xml:space="preserve">Snapshot completo:</w:t>
+      </w:r>
+      <w:r>
+        <w:t xml:space="preserve"> </w:t>
+      </w:r>
+      <w:hyperlink r:id="rId9">
+        <w:r>
+          <w:rPr>
+            <w:rStyle w:val="VerbatimChar"/>
+          </w:rPr>
+          <w:t xml:space="preserve">.context/snapshots/v1.12.0-gates-tightening-and-inputs.md</w:t>
+        </w:r>
+      </w:hyperlink>
+      <w:r>
+        <w:t xml:space="preserve">.</w:t>
       </w:r>
     </w:p>
     <w:p>
@@ -412,17 +517,326 @@
         </w:pict>
       </w:r>
     </w:p>
-    <w:bookmarkEnd w:id="9"/>
-    <w:bookmarkStart w:id="19" w:name="instalación-primer-arranque"/>
+    <w:bookmarkEnd w:id="10"/>
+    <w:bookmarkStart w:id="11" w:name="Xea05dff0abed751a36cca1beebb840d288b97f2"/>
     <w:p>
       <w:pPr>
         <w:pStyle w:val="Heading2"/>
       </w:pPr>
       <w:r>
+        <w:t xml:space="preserve">0. Aviso legal + uso autorizado</w:t>
+      </w:r>
+    </w:p>
+    <w:p>
+      <w:pPr>
+        <w:pStyle w:val="FirstParagraph"/>
+      </w:pPr>
+      <w:r>
+        <w:t xml:space="preserve">ElSereno es una herramienta</w:t>
+      </w:r>
+      <w:r>
+        <w:t xml:space="preserve"> </w:t>
+      </w:r>
+      <w:r>
+        <w:rPr>
+          <w:b/>
+          <w:bCs/>
+        </w:rPr>
+        <w:t xml:space="preserve">dual-use</w:t>
+      </w:r>
+      <w:r>
+        <w:t xml:space="preserve">. La capacidad "offensive"</w:t>
+      </w:r>
+      <w:r>
+        <w:t xml:space="preserve"> </w:t>
+      </w:r>
+      <w:r>
+        <w:t xml:space="preserve">existe exclusivamente para operaciones con</w:t>
+      </w:r>
+      <w:r>
+        <w:t xml:space="preserve"> </w:t>
+      </w:r>
+      <w:r>
+        <w:rPr>
+          <w:b/>
+          <w:bCs/>
+        </w:rPr>
+        <w:t xml:space="preserve">contrato escrito,</w:t>
+      </w:r>
+      <w:r>
+        <w:rPr>
+          <w:b/>
+          <w:bCs/>
+        </w:rPr>
+        <w:t xml:space="preserve"> </w:t>
+      </w:r>
+      <w:r>
+        <w:rPr>
+          <w:b/>
+          <w:bCs/>
+        </w:rPr>
+        <w:t xml:space="preserve">scope aprobado por el propietario del sistema y ventana de</w:t>
+      </w:r>
+      <w:r>
+        <w:rPr>
+          <w:b/>
+          <w:bCs/>
+        </w:rPr>
+        <w:t xml:space="preserve"> </w:t>
+      </w:r>
+      <w:r>
+        <w:rPr>
+          <w:b/>
+          <w:bCs/>
+        </w:rPr>
+        <w:t xml:space="preserve">mantenimiento declarada</w:t>
+      </w:r>
+      <w:r>
+        <w:t xml:space="preserve">. Sin esas tres cosas,</w:t>
+      </w:r>
+      <w:r>
+        <w:t xml:space="preserve"> </w:t>
+      </w:r>
+      <w:r>
+        <w:rPr>
+          <w:b/>
+          <w:bCs/>
+        </w:rPr>
+        <w:t xml:space="preserve">NO la uses</w:t>
+      </w:r>
+      <w:r>
+        <w:t xml:space="preserve">:</w:t>
+      </w:r>
+    </w:p>
+    <w:p>
+      <w:pPr>
+        <w:pStyle w:val="Compact"/>
+        <w:numPr>
+          <w:ilvl w:val="0"/>
+          <w:numId w:val="1002"/>
+        </w:numPr>
+      </w:pPr>
+      <w:r>
+        <w:t xml:space="preserve">Un</w:t>
+      </w:r>
+      <w:r>
+        <w:t xml:space="preserve"> </w:t>
+      </w:r>
+      <w:r>
+        <w:rPr>
+          <w:rStyle w:val="VerbatimChar"/>
+        </w:rPr>
+        <w:t xml:space="preserve">write modbus send</w:t>
+      </w:r>
+      <w:r>
+        <w:t xml:space="preserve"> </w:t>
+      </w:r>
+      <w:r>
+        <w:t xml:space="preserve">fuera de scope puede</w:t>
+      </w:r>
+      <w:r>
+        <w:t xml:space="preserve"> </w:t>
+      </w:r>
+      <w:r>
+        <w:rPr>
+          <w:b/>
+          <w:bCs/>
+        </w:rPr>
+        <w:t xml:space="preserve">parar una</w:t>
+      </w:r>
+      <w:r>
+        <w:rPr>
+          <w:b/>
+          <w:bCs/>
+        </w:rPr>
+        <w:t xml:space="preserve"> </w:t>
+      </w:r>
+      <w:r>
+        <w:rPr>
+          <w:b/>
+          <w:bCs/>
+        </w:rPr>
+        <w:t xml:space="preserve">planta real</w:t>
+      </w:r>
+      <w:r>
+        <w:t xml:space="preserve">.</w:t>
+      </w:r>
+    </w:p>
+    <w:p>
+      <w:pPr>
+        <w:pStyle w:val="Compact"/>
+        <w:numPr>
+          <w:ilvl w:val="0"/>
+          <w:numId w:val="1002"/>
+        </w:numPr>
+      </w:pPr>
+      <w:r>
+        <w:t xml:space="preserve">Un</w:t>
+      </w:r>
+      <w:r>
+        <w:t xml:space="preserve"> </w:t>
+      </w:r>
+      <w:r>
+        <w:rPr>
+          <w:rStyle w:val="VerbatimChar"/>
+        </w:rPr>
+        <w:t xml:space="preserve">dial</w:t>
+      </w:r>
+      <w:r>
+        <w:t xml:space="preserve"> </w:t>
+      </w:r>
+      <w:r>
+        <w:t xml:space="preserve">mal numerado puede llamar a servicios de emergencia</w:t>
+      </w:r>
+      <w:r>
+        <w:t xml:space="preserve"> </w:t>
+      </w:r>
+      <w:r>
+        <w:t xml:space="preserve">(el guard ≤3 dígitos lo bloquea, pero +34 91 911 … no).</w:t>
+      </w:r>
+    </w:p>
+    <w:p>
+      <w:pPr>
+        <w:pStyle w:val="Compact"/>
+        <w:numPr>
+          <w:ilvl w:val="0"/>
+          <w:numId w:val="1002"/>
+        </w:numPr>
+      </w:pPr>
+      <w:r>
+        <w:t xml:space="preserve">Un</w:t>
+      </w:r>
+      <w:r>
+        <w:t xml:space="preserve"> </w:t>
+      </w:r>
+      <w:r>
+        <w:rPr>
+          <w:rStyle w:val="VerbatimChar"/>
+        </w:rPr>
+        <w:t xml:space="preserve">exploit run</w:t>
+      </w:r>
+      <w:r>
+        <w:t xml:space="preserve"> </w:t>
+      </w:r>
+      <w:r>
+        <w:t xml:space="preserve">sobre un PLC en producción puede dejarlo</w:t>
+      </w:r>
+      <w:r>
+        <w:t xml:space="preserve"> </w:t>
+      </w:r>
+      <w:r>
+        <w:rPr>
+          <w:b/>
+          <w:bCs/>
+        </w:rPr>
+        <w:t xml:space="preserve">colgado</w:t>
+      </w:r>
+      <w:r>
+        <w:t xml:space="preserve"> </w:t>
+      </w:r>
+      <w:r>
+        <w:t xml:space="preserve">hasta ciclo de alimentación.</w:t>
+      </w:r>
+    </w:p>
+    <w:p>
+      <w:pPr>
+        <w:pStyle w:val="FirstParagraph"/>
+      </w:pPr>
+      <w:r>
+        <w:t xml:space="preserve">El binario default es</w:t>
+      </w:r>
+      <w:r>
+        <w:t xml:space="preserve"> </w:t>
+      </w:r>
+      <w:r>
+        <w:rPr>
+          <w:b/>
+          <w:bCs/>
+        </w:rPr>
+        <w:t xml:space="preserve">totalmente read-only</w:t>
+      </w:r>
+      <w:r>
+        <w:t xml:space="preserve"> </w:t>
+      </w:r>
+      <w:r>
+        <w:t xml:space="preserve">y seguro. El</w:t>
+      </w:r>
+      <w:r>
+        <w:t xml:space="preserve"> </w:t>
+      </w:r>
+      <w:r>
+        <w:t xml:space="preserve">binario offensive requiere (a) build tag, (b)</w:t>
+      </w:r>
+      <w:r>
+        <w:t xml:space="preserve"> </w:t>
+      </w:r>
+      <w:r>
+        <w:rPr>
+          <w:rStyle w:val="VerbatimChar"/>
+        </w:rPr>
+        <w:t xml:space="preserve">--accept-writes</w:t>
+      </w:r>
+      <w:r>
+        <w:t xml:space="preserve">,</w:t>
+      </w:r>
+      <w:r>
+        <w:t xml:space="preserve"> </w:t>
+      </w:r>
+      <w:r>
+        <w:t xml:space="preserve">(c)</w:t>
+      </w:r>
+      <w:r>
+        <w:t xml:space="preserve"> </w:t>
+      </w:r>
+      <w:r>
+        <w:rPr>
+          <w:rStyle w:val="VerbatimChar"/>
+        </w:rPr>
+        <w:t xml:space="preserve">--confirm-target</w:t>
+      </w:r>
+      <w:r>
+        <w:t xml:space="preserve">, (d)</w:t>
+      </w:r>
+      <w:r>
+        <w:t xml:space="preserve"> </w:t>
+      </w:r>
+      <w:r>
+        <w:rPr>
+          <w:rStyle w:val="VerbatimChar"/>
+        </w:rPr>
+        <w:t xml:space="preserve">--confirm-token</w:t>
+      </w:r>
+      <w:r>
+        <w:t xml:space="preserve"> </w:t>
+      </w:r>
+      <w:r>
+        <w:t xml:space="preserve">(HMAC derivado del</w:t>
+      </w:r>
+      <w:r>
+        <w:t xml:space="preserve"> </w:t>
+      </w:r>
+      <w:r>
+        <w:t xml:space="preserve">vault). Cada acción se auditéa en cadena hash.</w:t>
+      </w:r>
+    </w:p>
+    <w:p>
+      <w:r>
+        <w:pict>
+          <v:rect style="width:0;height:1.5pt" o:hralign="center" o:hrstd="t" o:hr="t"/>
+        </w:pict>
+      </w:r>
+    </w:p>
+    <w:bookmarkEnd w:id="11"/>
+    <w:bookmarkStart w:id="21" w:name="Xf6c63c3465d7da42861a7ccc3b208f82bc85729"/>
+    <w:p>
+      <w:pPr>
+        <w:pStyle w:val="Heading2"/>
+      </w:pPr>
+      <w:r>
         <w:t xml:space="preserve">1. Instalación + primer arranque</w:t>
       </w:r>
     </w:p>
-    <w:bookmarkStart w:id="10" w:name="instalación-desde-release-firmada-v1.8.0"/>
+    <w:bookmarkStart w:id="12" w:name="X365ad0e363092e573011c3afd0d900b110fec9e"/>
     <w:p>
       <w:pPr>
         <w:pStyle w:val="Heading3"/>
@@ -1114,8 +1528,8 @@
         <w:t xml:space="preserve"># 17</w:t>
       </w:r>
     </w:p>
-    <w:bookmarkEnd w:id="10"/>
-    <w:bookmarkStart w:id="11" w:name="verificar-el-tag-gpg-firmado"/>
+    <w:bookmarkEnd w:id="12"/>
+    <w:bookmarkStart w:id="13" w:name="X00478f8d9db8d78b67d4e45f9806028dbc4faad"/>
     <w:p>
       <w:pPr>
         <w:pStyle w:val="Heading3"/>
@@ -1356,8 +1770,8 @@
         <w:t xml:space="preserve"># → "Good signature from Daniel Solís Agea &lt;daniel.solis@zynap.com&gt;"</w:t>
       </w:r>
     </w:p>
-    <w:bookmarkEnd w:id="11"/>
-    <w:bookmarkStart w:id="12" w:name="build-desde-fuentes-reproducible"/>
+    <w:bookmarkEnd w:id="13"/>
+    <w:bookmarkStart w:id="14" w:name="X4387d75d451c9fd51fb5d4c5a3776b1092c32cb"/>
     <w:p>
       <w:pPr>
         <w:pStyle w:val="Heading3"/>
@@ -1584,8 +1998,8 @@
         <w:t xml:space="preserve"># → debe coincidir con checksums.txt de la release publicada</w:t>
       </w:r>
     </w:p>
-    <w:bookmarkEnd w:id="12"/>
-    <w:bookmarkStart w:id="13" w:name="X9f36325be88893e1b808e4fb09fc1f2ceaec5df"/>
+    <w:bookmarkEnd w:id="14"/>
+    <w:bookmarkStart w:id="15" w:name="Xcb3c5a4aed15e4a8a00572a9a2b95db2f1fddc2"/>
     <w:p>
       <w:pPr>
         <w:pStyle w:val="Heading3"/>
@@ -1712,8 +2126,8 @@
         <w:t xml:space="preserve"> local/elsereno:v1.8.0 version</w:t>
       </w:r>
     </w:p>
-    <w:bookmarkEnd w:id="13"/>
-    <w:bookmarkStart w:id="14" w:name="primer-arranque-vault-dashboard"/>
+    <w:bookmarkEnd w:id="15"/>
+    <w:bookmarkStart w:id="16" w:name="X95660cd46a7693944b8f3dfb0b03f185ffa83c5"/>
     <w:p>
       <w:pPr>
         <w:pStyle w:val="Heading3"/>
@@ -2007,8 +2421,8 @@
         <w:t xml:space="preserve"> ~/.elsereno/dev.pp</w:t>
       </w:r>
     </w:p>
-    <w:bookmarkEnd w:id="14"/>
-    <w:bookmarkStart w:id="18" w:name="dashboard-con-postgres-opcional-v1.2"/>
+    <w:bookmarkEnd w:id="16"/>
+    <w:bookmarkStart w:id="20" w:name="X2b00d0e01cbec630c7e0a729ae509d0e6c694aa"/>
     <w:p>
       <w:pPr>
         <w:pStyle w:val="Heading3"/>
@@ -2040,16 +2454,7 @@
         <w:t xml:space="preserve"> </w:t>
       </w:r>
       <w:r>
-        <w:t xml:space="preserve">responden 503 y la UI muestra</w:t>
-      </w:r>
-      <w:r>
-        <w:t xml:space="preserve"> </w:t>
-      </w:r>
-      <w:r>
-        <w:t xml:space="preserve">“backend unavailable”</w:t>
-      </w:r>
-      <w:r>
-        <w:t xml:space="preserve">. Los paneles</w:t>
+        <w:t xml:space="preserve">responden 503 y la UI muestra "backend unavailable". Los paneles</w:t>
       </w:r>
       <w:r>
         <w:t xml:space="preserve"> </w:t>
@@ -2064,7 +2469,7 @@
         <w:t xml:space="preserve">100% sin BD — la BD es sólo para historia persistida.</w:t>
       </w:r>
     </w:p>
-    <w:bookmarkStart w:id="15" w:name="con-el-script-helper-scriptsdev-db.sh"/>
+    <w:bookmarkStart w:id="17" w:name="X79908b26ab48c308062361dfc5eb284c054a0e9"/>
     <w:p>
       <w:pPr>
         <w:pStyle w:val="Heading4"/>
@@ -2089,11 +2494,17 @@
       <w:r>
         <w:t xml:space="preserve">ElSereno ships un script que arranca la dev-db + espera health</w:t>
       </w:r>
-      <w:r>
-        <w:t xml:space="preserve"> </w:t>
-      </w:r>
-      <w:r>
-        <w:t xml:space="preserve">+ aplica migrations + deja el</w:t>
+    </w:p>
+    <w:p>
+      <w:pPr>
+        <w:pStyle w:val="Compact"/>
+        <w:numPr>
+          <w:ilvl w:val="0"/>
+          <w:numId w:val="1003"/>
+        </w:numPr>
+      </w:pPr>
+      <w:r>
+        <w:t xml:space="preserve">aplica migrations + deja el</w:t>
       </w:r>
       <w:r>
         <w:t xml:space="preserve"> </w:t>
@@ -2385,8 +2796,8 @@
         <w:t xml:space="preserve"> ~/.elsereno/dev.pp</w:t>
       </w:r>
     </w:p>
-    <w:bookmarkEnd w:id="15"/>
-    <w:bookmarkStart w:id="16" w:name="manual-sin-script"/>
+    <w:bookmarkEnd w:id="17"/>
+    <w:bookmarkStart w:id="18" w:name="Xa991740e9b775f2c253023d720e69673db17f13"/>
     <w:p>
       <w:pPr>
         <w:pStyle w:val="Heading4"/>
@@ -2507,20 +2918,14 @@
         <w:t xml:space="preserve"> serve</w:t>
       </w:r>
     </w:p>
-    <w:bookmarkEnd w:id="16"/>
-    <w:bookmarkStart w:id="17" w:name="matriz-necesito-bd"/>
+    <w:bookmarkEnd w:id="18"/>
+    <w:bookmarkStart w:id="19" w:name="X294f816b7265d3aaa8cfd672fccf8c6b563b2a8"/>
     <w:p>
       <w:pPr>
         <w:pStyle w:val="Heading4"/>
       </w:pPr>
       <w:r>
-        <w:t xml:space="preserve">1.6.3 Matriz</w:t>
-      </w:r>
-      <w:r>
-        <w:t xml:space="preserve"> </w:t>
-      </w:r>
-      <w:r>
-        <w:t xml:space="preserve">“¿necesito BD?”</w:t>
+        <w:t xml:space="preserve">1.6.3 Matriz "¿necesito BD?"</w:t>
       </w:r>
     </w:p>
     <w:tbl>
@@ -2956,42 +3361,7 @@
                 <w:b/>
                 <w:bCs/>
               </w:rPr>
-              <w:t xml:space="preserve">reporte</w:t>
-            </w:r>
-            <w:r>
-              <w:rPr>
-                <w:b/>
-                <w:bCs/>
-              </w:rPr>
-              <w:t xml:space="preserve"> </w:t>
-            </w:r>
-            <w:r>
-              <w:rPr>
-                <w:b/>
-                <w:bCs/>
-              </w:rPr>
-              <w:t xml:space="preserve">“db”</w:t>
-            </w:r>
-            <w:r>
-              <w:rPr>
-                <w:b/>
-                <w:bCs/>
-              </w:rPr>
-              <w:t xml:space="preserve">:</w:t>
-            </w:r>
-            <w:r>
-              <w:rPr>
-                <w:b/>
-                <w:bCs/>
-              </w:rPr>
-              <w:t xml:space="preserve"> </w:t>
-            </w:r>
-            <w:r>
-              <w:rPr>
-                <w:b/>
-                <w:bCs/>
-              </w:rPr>
-              <w:t xml:space="preserve">“ok”</w:t>
+              <w:t xml:space="preserve">reporte "db": "ok"</w:t>
             </w:r>
           </w:p>
         </w:tc>
@@ -3012,16 +3382,7 @@
               <w:t xml:space="preserve"> </w:t>
             </w:r>
             <w:r>
-              <w:t xml:space="preserve">(sin DB reporta</w:t>
-            </w:r>
-            <w:r>
-              <w:t xml:space="preserve"> </w:t>
-            </w:r>
-            <w:r>
-              <w:t xml:space="preserve">“skipped”</w:t>
-            </w:r>
-            <w:r>
-              <w:t xml:space="preserve">)</w:t>
+              <w:t xml:space="preserve">(sin DB reporta "skipped")</w:t>
             </w:r>
           </w:p>
         </w:tc>
@@ -3034,10 +3395,10 @@
         </w:pict>
       </w:r>
     </w:p>
-    <w:bookmarkEnd w:id="17"/>
-    <w:bookmarkEnd w:id="18"/>
     <w:bookmarkEnd w:id="19"/>
-    <w:bookmarkStart w:id="29" w:name="descubrimiento-defensive-build-default"/>
+    <w:bookmarkEnd w:id="20"/>
+    <w:bookmarkEnd w:id="21"/>
+    <w:bookmarkStart w:id="31" w:name="X782d1a9db6dc99895fa39bf375ab7aa398292da"/>
     <w:p>
       <w:pPr>
         <w:pStyle w:val="Heading2"/>
@@ -3046,7 +3407,7 @@
         <w:t xml:space="preserve">2. Descubrimiento (defensive, build default)</w:t>
       </w:r>
     </w:p>
-    <w:bookmarkStart w:id="27" w:name="X1ee034aca0c177c861d9744cbf39ceb35860c0d"/>
+    <w:bookmarkStart w:id="29" w:name="Xfa52791e1c56044ba794f8611acdaa54939d3cb"/>
     <w:p>
       <w:pPr>
         <w:pStyle w:val="Heading3"/>
@@ -3088,7 +3449,7 @@
         <w:t xml:space="preserve">quieres saber qué servicios ICS tienen expuestos y priorizarlos.</w:t>
       </w:r>
     </w:p>
-    <w:bookmarkStart w:id="20" w:name="inputs-desde-shodan"/>
+    <w:bookmarkStart w:id="22" w:name="X1f67a6261f89dc07bd0cb3c5a72fc0b3d36d9f3"/>
     <w:p>
       <w:pPr>
         <w:pStyle w:val="Heading4"/>
@@ -3338,8 +3699,8 @@
         <w:t xml:space="preserve">"shodan-initial"</w:t>
       </w:r>
     </w:p>
-    <w:bookmarkEnd w:id="20"/>
-    <w:bookmarkStart w:id="21" w:name="inputs-desde-censys"/>
+    <w:bookmarkEnd w:id="22"/>
+    <w:bookmarkStart w:id="23" w:name="Xe25a70885f9637afe840f2f691e7c009792ff23"/>
     <w:p>
       <w:pPr>
         <w:pStyle w:val="Heading4"/>
@@ -3479,8 +3840,8 @@
         <w:t xml:space="preserve"> censys</w:t>
       </w:r>
     </w:p>
-    <w:bookmarkEnd w:id="21"/>
-    <w:bookmarkStart w:id="22" w:name="Xe29c940adda284f9a09ccf9b2a70df500e95e19"/>
+    <w:bookmarkEnd w:id="23"/>
+    <w:bookmarkStart w:id="24" w:name="X40603267df2d870aa3d38b748ccaf4cf25ee25d"/>
     <w:p>
       <w:pPr>
         <w:pStyle w:val="Heading4"/>
@@ -4439,8 +4800,8 @@
         <w:t xml:space="preserve">// targets[] es []core.Target → pipeable al scanner via stdin</w:t>
       </w:r>
     </w:p>
-    <w:bookmarkEnd w:id="22"/>
-    <w:bookmarkStart w:id="23" w:name="inputs-desde-nmap-xml"/>
+    <w:bookmarkEnd w:id="24"/>
+    <w:bookmarkStart w:id="25" w:name="Xa0cab43b27028fbed39df1bc4229bd434aac3d2"/>
     <w:p>
       <w:pPr>
         <w:pStyle w:val="Heading4"/>
@@ -4610,8 +4971,8 @@
         <w:t xml:space="preserve"> findings.ndjson</w:t>
       </w:r>
     </w:p>
-    <w:bookmarkEnd w:id="23"/>
-    <w:bookmarkStart w:id="24" w:name="inputs-desde-stdin-lista-plana"/>
+    <w:bookmarkEnd w:id="25"/>
+    <w:bookmarkStart w:id="26" w:name="X4fd5a15870769e1d9d92bce6978c8329433a05b"/>
     <w:p>
       <w:pPr>
         <w:pStyle w:val="Heading4"/>
@@ -4748,8 +5109,8 @@
         <w:t xml:space="preserve"> targets.txt</w:t>
       </w:r>
     </w:p>
-    <w:bookmarkEnd w:id="24"/>
-    <w:bookmarkStart w:id="25" w:name="X8210b2a47c3e645dbee7a222357d35801339da5"/>
+    <w:bookmarkEnd w:id="26"/>
+    <w:bookmarkStart w:id="27" w:name="Xd810427af1a36142921255931943b931edc8d57"/>
     <w:p>
       <w:pPr>
         <w:pStyle w:val="Heading4"/>
@@ -5775,8 +6136,8 @@
         <w:t xml:space="preserve">.</w:t>
       </w:r>
     </w:p>
-    <w:bookmarkEnd w:id="25"/>
-    <w:bookmarkStart w:id="26" w:name="outputs-reporting"/>
+    <w:bookmarkEnd w:id="27"/>
+    <w:bookmarkStart w:id="28" w:name="X99a89caf18469be8aa317828dedf212d10ac690"/>
     <w:p>
       <w:pPr>
         <w:pStyle w:val="Heading4"/>
@@ -6128,9 +6489,9 @@
         <w:t xml:space="preserve"> ~/.elsereno/wh.pp</w:t>
       </w:r>
     </w:p>
-    <w:bookmarkEnd w:id="26"/>
-    <w:bookmarkEnd w:id="27"/>
-    <w:bookmarkStart w:id="28" w:name="dashboard-sse-en-vivo-v1.1"/>
+    <w:bookmarkEnd w:id="28"/>
+    <w:bookmarkEnd w:id="29"/>
+    <w:bookmarkStart w:id="30" w:name="X7fab3ee91ff04d279e5c17c90ddfd7e5e96caf3"/>
     <w:p>
       <w:pPr>
         <w:pStyle w:val="Heading3"/>
@@ -6196,15 +6557,15 @@
       <w:r>
         <w:t xml:space="preserve">El feed live tambén recibe:</w:t>
       </w:r>
-      <w:r>
-        <w:t xml:space="preserve"> </w:t>
-      </w:r>
-      <w:r>
-        <w:t xml:space="preserve">-</w:t>
-      </w:r>
-      <w:r>
-        <w:t xml:space="preserve"> </w:t>
-      </w:r>
+    </w:p>
+    <w:p>
+      <w:pPr>
+        <w:pStyle w:val="Compact"/>
+        <w:numPr>
+          <w:ilvl w:val="0"/>
+          <w:numId w:val="1004"/>
+        </w:numPr>
+      </w:pPr>
       <w:r>
         <w:rPr>
           <w:rStyle w:val="VerbatimChar"/>
@@ -6232,15 +6593,15 @@
       <w:r>
         <w:t xml:space="preserve">— lifecycle de runs</w:t>
       </w:r>
-      <w:r>
-        <w:t xml:space="preserve"> </w:t>
-      </w:r>
-      <w:r>
-        <w:t xml:space="preserve">-</w:t>
-      </w:r>
-      <w:r>
-        <w:t xml:space="preserve"> </w:t>
-      </w:r>
+    </w:p>
+    <w:p>
+      <w:pPr>
+        <w:pStyle w:val="Compact"/>
+        <w:numPr>
+          <w:ilvl w:val="0"/>
+          <w:numId w:val="1004"/>
+        </w:numPr>
+      </w:pPr>
       <w:r>
         <w:rPr>
           <w:rStyle w:val="VerbatimChar"/>
@@ -6253,15 +6614,15 @@
       <w:r>
         <w:t xml:space="preserve">— cada hallazgo scored</w:t>
       </w:r>
-      <w:r>
-        <w:t xml:space="preserve"> </w:t>
-      </w:r>
-      <w:r>
-        <w:t xml:space="preserve">-</w:t>
-      </w:r>
-      <w:r>
-        <w:t xml:space="preserve"> </w:t>
-      </w:r>
+    </w:p>
+    <w:p>
+      <w:pPr>
+        <w:pStyle w:val="Compact"/>
+        <w:numPr>
+          <w:ilvl w:val="0"/>
+          <w:numId w:val="1004"/>
+        </w:numPr>
+      </w:pPr>
       <w:r>
         <w:rPr>
           <w:rStyle w:val="VerbatimChar"/>
@@ -6282,9 +6643,9 @@
         </w:pict>
       </w:r>
     </w:p>
-    <w:bookmarkEnd w:id="28"/>
-    <w:bookmarkEnd w:id="29"/>
-    <w:bookmarkStart w:id="47" w:name="fingerprint-por-protocolo"/>
+    <w:bookmarkEnd w:id="30"/>
+    <w:bookmarkEnd w:id="31"/>
+    <w:bookmarkStart w:id="49" w:name="Xaaef436ab648d707f401daacc5e7f7ba2d00801"/>
     <w:p>
       <w:pPr>
         <w:pStyle w:val="Heading2"/>
@@ -6328,14 +6689,13 @@
     <w:tbl>
       <w:tblPr>
         <w:tblStyle w:val="Table"/>
-        <w:tblW w:type="pct" w:w="5000"/>
-        <w:tblLayout w:type="fixed"/>
+        <w:tblW w:type="auto" w:w="0"/>
         <w:tblLook w:firstRow="1" w:lastRow="0" w:firstColumn="0" w:lastColumn="0" w:noHBand="0" w:noVBand="0" w:val="0020"/>
       </w:tblPr>
       <w:tblGrid>
-        <w:gridCol w:w="2292"/>
-        <w:gridCol w:w="2917"/>
-        <w:gridCol w:w="2709"/>
+        <w:gridCol w:w="2640"/>
+        <w:gridCol w:w="2640"/>
+        <w:gridCol w:w="2640"/>
       </w:tblGrid>
       <w:tr>
         <w:trPr>
@@ -6650,25 +7010,7 @@
               <w:pStyle w:val="Compact"/>
             </w:pPr>
             <w:r>
-              <w:t xml:space="preserve">Banner grab</w:t>
-            </w:r>
-            <w:r>
-              <w:t xml:space="preserve"> </w:t>
-            </w:r>
-            <w:r>
-              <w:t xml:space="preserve">“fox a”</w:t>
-            </w:r>
-            <w:r>
-              <w:t xml:space="preserve"> </w:t>
-            </w:r>
-            <w:r>
-              <w:t xml:space="preserve">+</w:t>
-            </w:r>
-            <w:r>
-              <w:t xml:space="preserve"> </w:t>
-            </w:r>
-            <w:r>
-              <w:t xml:space="preserve">“fox.version”</w:t>
+              <w:t xml:space="preserve">Banner grab "fox a" + "fox.version"</w:t>
             </w:r>
           </w:p>
         </w:tc>
@@ -7028,7 +7370,7 @@
         <w:t xml:space="preserve">discovery) y v1.4 (CWMP / TR-069).</w:t>
       </w:r>
     </w:p>
-    <w:bookmarkStart w:id="30" w:name="modbus"/>
+    <w:bookmarkStart w:id="32" w:name="X5c4984bfac5a4a4a82fecaf00d6b23d5adf8f16"/>
     <w:p>
       <w:pPr>
         <w:pStyle w:val="Heading3"/>
@@ -7177,8 +7519,8 @@
         <w:t xml:space="preserve"> explain</w:t>
       </w:r>
     </w:p>
-    <w:bookmarkEnd w:id="30"/>
-    <w:bookmarkStart w:id="31" w:name="siemens-s7-102"/>
+    <w:bookmarkEnd w:id="32"/>
+    <w:bookmarkStart w:id="33" w:name="X3a2f8eca28ca8a7b717f61a6f89448a2fba2913"/>
     <w:p>
       <w:pPr>
         <w:pStyle w:val="Heading3"/>
@@ -7276,8 +7618,8 @@
         <w:t xml:space="preserve"># sube si el firmware está en nuestra tabla de CVEs.</w:t>
       </w:r>
     </w:p>
-    <w:bookmarkEnd w:id="31"/>
-    <w:bookmarkStart w:id="32" w:name="ethernetip"/>
+    <w:bookmarkEnd w:id="33"/>
+    <w:bookmarkStart w:id="34" w:name="X1824449f5fab93b0f0fa953c4269106d55e5ab1"/>
     <w:p>
       <w:pPr>
         <w:pStyle w:val="Heading3"/>
@@ -7366,8 +7708,8 @@
         <w:t xml:space="preserve"># Si el target es Rockwell / Omron / Allen-Bradley → `protocol_risk` alto.</w:t>
       </w:r>
     </w:p>
-    <w:bookmarkEnd w:id="32"/>
-    <w:bookmarkStart w:id="33" w:name="bacnetip-udp"/>
+    <w:bookmarkEnd w:id="34"/>
+    <w:bookmarkStart w:id="35" w:name="X96784a3cd1cffbcad17f0ce5d1b8ebbb2f0d535"/>
     <w:p>
       <w:pPr>
         <w:pStyle w:val="Heading3"/>
@@ -7456,8 +7798,8 @@
         <w:t xml:space="preserve"># I-Am del device y extrae DeviceObject instance.</w:t>
       </w:r>
     </w:p>
-    <w:bookmarkEnd w:id="33"/>
-    <w:bookmarkStart w:id="34" w:name="dnp3"/>
+    <w:bookmarkEnd w:id="35"/>
+    <w:bookmarkStart w:id="36" w:name="X738eb3725e59d130120124b39d1d755f1cd03eb"/>
     <w:p>
       <w:pPr>
         <w:pStyle w:val="Heading3"/>
@@ -7546,8 +7888,8 @@
         <w:t xml:space="preserve"># identifica el device state (restart, need-time, class-data).</w:t>
       </w:r>
     </w:p>
-    <w:bookmarkEnd w:id="34"/>
-    <w:bookmarkStart w:id="35" w:name="iec-60870-5-104"/>
+    <w:bookmarkEnd w:id="36"/>
+    <w:bookmarkStart w:id="37" w:name="X6f8cf26e9d6ac2f74cbf78be34fb12e7c1ae349"/>
     <w:p>
       <w:pPr>
         <w:pStyle w:val="Heading3"/>
@@ -7636,8 +7978,8 @@
         <w:t xml:space="preserve"># confirm si acepta comandos (power-grid RTUs típicamente).</w:t>
       </w:r>
     </w:p>
-    <w:bookmarkEnd w:id="35"/>
-    <w:bookmarkStart w:id="36" w:name="hart-ip"/>
+    <w:bookmarkEnd w:id="37"/>
+    <w:bookmarkStart w:id="38" w:name="X1edb31a25b79096f09d56480629a4489ac02b63"/>
     <w:p>
       <w:pPr>
         <w:pStyle w:val="Heading3"/>
@@ -7735,8 +8077,8 @@
         <w:t xml:space="preserve"># viven dentro de TokenPassPDU y necesitan sesión autenticada.</w:t>
       </w:r>
     </w:p>
-    <w:bookmarkEnd w:id="36"/>
-    <w:bookmarkStart w:id="37" w:name="niagara-fox-bms"/>
+    <w:bookmarkEnd w:id="38"/>
+    <w:bookmarkStart w:id="39" w:name="X9329b5c33570901dea6e865576c8b58941cea88"/>
     <w:p>
       <w:pPr>
         <w:pStyle w:val="Heading3"/>
@@ -7825,8 +8167,8 @@
         <w:t xml:space="preserve"># en el connect. ElSereno captura eso como finding evidence.</w:t>
       </w:r>
     </w:p>
-    <w:bookmarkEnd w:id="37"/>
-    <w:bookmarkStart w:id="38" w:name="atg-veeder-root-surtidores"/>
+    <w:bookmarkEnd w:id="39"/>
+    <w:bookmarkStart w:id="40" w:name="Xc100d6dc4bceda2b5eb6b9acd7fede52e17a253"/>
     <w:p>
       <w:pPr>
         <w:pStyle w:val="Heading3"/>
@@ -7924,8 +8266,8 @@
         <w:t xml:space="preserve"># cerró el puerto a Internet, esto es un hallazgo CRITICAL.</w:t>
       </w:r>
     </w:p>
-    <w:bookmarkEnd w:id="38"/>
-    <w:bookmarkStart w:id="39" w:name="opc-ua-v1.1"/>
+    <w:bookmarkEnd w:id="40"/>
+    <w:bookmarkStart w:id="41" w:name="X179d662f481c357fa50f8b9490e063d30bb3170"/>
     <w:p>
       <w:pPr>
         <w:pStyle w:val="Heading3"/>
@@ -8032,8 +8374,8 @@
         <w:t xml:space="preserve">#  - bytes non-UA → posible HTTPS u otro servicio en 4840</w:t>
       </w:r>
     </w:p>
-    <w:bookmarkEnd w:id="39"/>
-    <w:bookmarkStart w:id="40" w:name="xot-x.25-sobre-tcp-rfc-1613"/>
+    <w:bookmarkEnd w:id="41"/>
+    <w:bookmarkStart w:id="42" w:name="X6db17b5b4dfeb3355ac1c069b7c93afb763a35b"/>
     <w:p>
       <w:pPr>
         <w:pStyle w:val="Heading3"/>
@@ -8122,8 +8464,8 @@
         <w:t xml:space="preserve"># ElSereno tiene un REPL (v1.2+) para send/clear/data manual.</w:t>
       </w:r>
     </w:p>
-    <w:bookmarkEnd w:id="40"/>
-    <w:bookmarkStart w:id="41" w:name="at-modems-serial-tcp-reverse-proxy"/>
+    <w:bookmarkEnd w:id="42"/>
+    <w:bookmarkStart w:id="43" w:name="Xe61f7f2d21c47c5c65c70018659b9054583160c"/>
     <w:p>
       <w:pPr>
         <w:pStyle w:val="Heading3"/>
@@ -8269,8 +8611,8 @@
         <w:t xml:space="preserve">"/dev/ttyUSB0"</w:t>
       </w:r>
     </w:p>
-    <w:bookmarkEnd w:id="41"/>
-    <w:bookmarkStart w:id="42" w:name="banner-genérico"/>
+    <w:bookmarkEnd w:id="43"/>
+    <w:bookmarkStart w:id="44" w:name="Xd62f0c08ff511a4a0a972e61c35dc9d7b7d8bee"/>
     <w:p>
       <w:pPr>
         <w:pStyle w:val="Heading3"/>
@@ -8347,8 +8689,8 @@
         <w:t xml:space="preserve">"10.0.0.20:2323"</w:t>
       </w:r>
     </w:p>
-    <w:bookmarkEnd w:id="42"/>
-    <w:bookmarkStart w:id="43" w:name="sip-pbx-discovery-v1.3"/>
+    <w:bookmarkEnd w:id="44"/>
+    <w:bookmarkStart w:id="45" w:name="Xc2dfdf6033a9afd5f218e53864b1d47899348af"/>
     <w:p>
       <w:pPr>
         <w:pStyle w:val="Heading3"/>
@@ -8536,8 +8878,8 @@
         <w:t xml:space="preserve"># con Digest challenge.</w:t>
       </w:r>
     </w:p>
-    <w:bookmarkEnd w:id="43"/>
-    <w:bookmarkStart w:id="44" w:name="iax2-asterisk-binary-protocol-v1.3"/>
+    <w:bookmarkEnd w:id="45"/>
+    <w:bookmarkStart w:id="46" w:name="X6ac26cb5d01acde849b71d98fde6806fac59d22"/>
     <w:p>
       <w:pPr>
         <w:pStyle w:val="Heading3"/>
@@ -8725,8 +9067,8 @@
         <w:t xml:space="preserve"># sanity guard (real mini-frames son exactamente 4 bytes).</w:t>
       </w:r>
     </w:p>
-    <w:bookmarkEnd w:id="44"/>
-    <w:bookmarkStart w:id="45" w:name="pbx-http-admin-ui-v1.3"/>
+    <w:bookmarkEnd w:id="46"/>
+    <w:bookmarkStart w:id="47" w:name="X061977e69543426073cfab229eda3692fe731e7"/>
     <w:p>
       <w:pPr>
         <w:pStyle w:val="Heading3"/>
@@ -9022,8 +9364,8 @@
         <w:t xml:space="preserve"># página de login.</w:t>
       </w:r>
     </w:p>
-    <w:bookmarkEnd w:id="45"/>
-    <w:bookmarkStart w:id="46" w:name="cwmp-tr-069-v1.4"/>
+    <w:bookmarkEnd w:id="47"/>
+    <w:bookmarkStart w:id="48" w:name="X8bcca0a87f0e55de0b6b4aa1cd69c1ea2b0fbb9"/>
     <w:p>
       <w:pPr>
         <w:pStyle w:val="Heading3"/>
@@ -9209,9 +9551,9 @@
         </w:pict>
       </w:r>
     </w:p>
-    <w:bookmarkEnd w:id="46"/>
-    <w:bookmarkEnd w:id="47"/>
-    <w:bookmarkStart w:id="48" w:name="scoring-triage"/>
+    <w:bookmarkEnd w:id="48"/>
+    <w:bookmarkEnd w:id="49"/>
+    <w:bookmarkStart w:id="50" w:name="Xa2901b565cdec1ef9c2dd2c397e2191cfa8cbf5"/>
     <w:p>
       <w:pPr>
         <w:pStyle w:val="Heading2"/>
@@ -9337,15 +9679,15 @@
       <w:r>
         <w:t xml:space="preserve">Los pesos por defecto:</w:t>
       </w:r>
-      <w:r>
-        <w:t xml:space="preserve"> </w:t>
-      </w:r>
-      <w:r>
-        <w:t xml:space="preserve">-</w:t>
-      </w:r>
-      <w:r>
-        <w:t xml:space="preserve"> </w:t>
-      </w:r>
+    </w:p>
+    <w:p>
+      <w:pPr>
+        <w:pStyle w:val="Compact"/>
+        <w:numPr>
+          <w:ilvl w:val="0"/>
+          <w:numId w:val="1005"/>
+        </w:numPr>
+      </w:pPr>
       <w:r>
         <w:rPr>
           <w:rStyle w:val="VerbatimChar"/>
@@ -9358,15 +9700,15 @@
       <w:r>
         <w:t xml:space="preserve">25 %</w:t>
       </w:r>
-      <w:r>
-        <w:t xml:space="preserve"> </w:t>
-      </w:r>
-      <w:r>
-        <w:t xml:space="preserve">-</w:t>
-      </w:r>
-      <w:r>
-        <w:t xml:space="preserve"> </w:t>
-      </w:r>
+    </w:p>
+    <w:p>
+      <w:pPr>
+        <w:pStyle w:val="Compact"/>
+        <w:numPr>
+          <w:ilvl w:val="0"/>
+          <w:numId w:val="1005"/>
+        </w:numPr>
+      </w:pPr>
       <w:r>
         <w:rPr>
           <w:rStyle w:val="VerbatimChar"/>
@@ -9379,15 +9721,15 @@
       <w:r>
         <w:t xml:space="preserve">20 %</w:t>
       </w:r>
-      <w:r>
-        <w:t xml:space="preserve"> </w:t>
-      </w:r>
-      <w:r>
-        <w:t xml:space="preserve">-</w:t>
-      </w:r>
-      <w:r>
-        <w:t xml:space="preserve"> </w:t>
-      </w:r>
+    </w:p>
+    <w:p>
+      <w:pPr>
+        <w:pStyle w:val="Compact"/>
+        <w:numPr>
+          <w:ilvl w:val="0"/>
+          <w:numId w:val="1005"/>
+        </w:numPr>
+      </w:pPr>
       <w:r>
         <w:rPr>
           <w:rStyle w:val="VerbatimChar"/>
@@ -9400,15 +9742,15 @@
       <w:r>
         <w:t xml:space="preserve">20 %</w:t>
       </w:r>
-      <w:r>
-        <w:t xml:space="preserve"> </w:t>
-      </w:r>
-      <w:r>
-        <w:t xml:space="preserve">-</w:t>
-      </w:r>
-      <w:r>
-        <w:t xml:space="preserve"> </w:t>
-      </w:r>
+    </w:p>
+    <w:p>
+      <w:pPr>
+        <w:pStyle w:val="Compact"/>
+        <w:numPr>
+          <w:ilvl w:val="0"/>
+          <w:numId w:val="1005"/>
+        </w:numPr>
+      </w:pPr>
       <w:r>
         <w:rPr>
           <w:rStyle w:val="VerbatimChar"/>
@@ -9421,15 +9763,15 @@
       <w:r>
         <w:t xml:space="preserve">15 %</w:t>
       </w:r>
-      <w:r>
-        <w:t xml:space="preserve"> </w:t>
-      </w:r>
-      <w:r>
-        <w:t xml:space="preserve">-</w:t>
-      </w:r>
-      <w:r>
-        <w:t xml:space="preserve"> </w:t>
-      </w:r>
+    </w:p>
+    <w:p>
+      <w:pPr>
+        <w:pStyle w:val="Compact"/>
+        <w:numPr>
+          <w:ilvl w:val="0"/>
+          <w:numId w:val="1005"/>
+        </w:numPr>
+      </w:pPr>
       <w:r>
         <w:rPr>
           <w:rStyle w:val="VerbatimChar"/>
@@ -9442,15 +9784,15 @@
       <w:r>
         <w:t xml:space="preserve">10 %</w:t>
       </w:r>
-      <w:r>
-        <w:t xml:space="preserve"> </w:t>
-      </w:r>
-      <w:r>
-        <w:t xml:space="preserve">-</w:t>
-      </w:r>
-      <w:r>
-        <w:t xml:space="preserve"> </w:t>
-      </w:r>
+    </w:p>
+    <w:p>
+      <w:pPr>
+        <w:pStyle w:val="Compact"/>
+        <w:numPr>
+          <w:ilvl w:val="0"/>
+          <w:numId w:val="1005"/>
+        </w:numPr>
+      </w:pPr>
       <w:r>
         <w:rPr>
           <w:rStyle w:val="VerbatimChar"/>
@@ -9466,7 +9808,7 @@
     </w:p>
     <w:p>
       <w:pPr>
-        <w:pStyle w:val="BodyText"/>
+        <w:pStyle w:val="FirstParagraph"/>
       </w:pPr>
       <w:r>
         <w:t xml:space="preserve">Severity thresholds: critical ≥ 80, high ≥ 60, medium ≥ 40, low ≥ 20.</w:t>
@@ -9479,8 +9821,8 @@
         </w:pict>
       </w:r>
     </w:p>
-    <w:bookmarkEnd w:id="48"/>
-    <w:bookmarkStart w:id="49" w:name="api-http"/>
+    <w:bookmarkEnd w:id="50"/>
+    <w:bookmarkStart w:id="51" w:name="X680fbe0f5bcaec941e6dc984650f810cd12e716"/>
     <w:p>
       <w:pPr>
         <w:pStyle w:val="Heading2"/>
@@ -9899,8 +10241,8 @@
         </w:pict>
       </w:r>
     </w:p>
-    <w:bookmarkEnd w:id="49"/>
-    <w:bookmarkStart w:id="66" w:name="casos-ofensivos-build--tags-offensive"/>
+    <w:bookmarkEnd w:id="51"/>
+    <w:bookmarkStart w:id="68" w:name="Xfa27d9e2fc86e73fb3234dd90d04918f3667355"/>
     <w:p>
       <w:pPr>
         <w:pStyle w:val="Heading2"/>
@@ -9935,11 +10277,17 @@
       <w:r>
         <w:t xml:space="preserve">:</w:t>
       </w:r>
-      <w:r>
-        <w:t xml:space="preserve"> </w:t>
-      </w:r>
-      <w:r>
-        <w:t xml:space="preserve">1. Binario construido con</w:t>
+    </w:p>
+    <w:p>
+      <w:pPr>
+        <w:pStyle w:val="Compact"/>
+        <w:numPr>
+          <w:ilvl w:val="0"/>
+          <w:numId w:val="1006"/>
+        </w:numPr>
+      </w:pPr>
+      <w:r>
+        <w:t xml:space="preserve">Binario construido con</w:t>
       </w:r>
       <w:r>
         <w:t xml:space="preserve"> </w:t>
@@ -9968,17 +10316,29 @@
       <w:r>
         <w:t xml:space="preserve">).</w:t>
       </w:r>
-      <w:r>
-        <w:t xml:space="preserve"> </w:t>
-      </w:r>
-      <w:r>
-        <w:t xml:space="preserve">2. Vault desbloqueado (para derivar tokens).</w:t>
-      </w:r>
-      <w:r>
-        <w:t xml:space="preserve"> </w:t>
-      </w:r>
-      <w:r>
-        <w:t xml:space="preserve">3. Triple confirmación:</w:t>
+    </w:p>
+    <w:p>
+      <w:pPr>
+        <w:pStyle w:val="Compact"/>
+        <w:numPr>
+          <w:ilvl w:val="0"/>
+          <w:numId w:val="1006"/>
+        </w:numPr>
+      </w:pPr>
+      <w:r>
+        <w:t xml:space="preserve">Vault desbloqueado (para derivar tokens).</w:t>
+      </w:r>
+    </w:p>
+    <w:p>
+      <w:pPr>
+        <w:pStyle w:val="Compact"/>
+        <w:numPr>
+          <w:ilvl w:val="0"/>
+          <w:numId w:val="1006"/>
+        </w:numPr>
+      </w:pPr>
+      <w:r>
+        <w:t xml:space="preserve">Triple confirmación:</w:t>
       </w:r>
       <w:r>
         <w:t xml:space="preserve"> </w:t>
@@ -10016,11 +10376,17 @@
       <w:r>
         <w:t xml:space="preserve">.</w:t>
       </w:r>
-      <w:r>
-        <w:t xml:space="preserve"> </w:t>
-      </w:r>
-      <w:r>
-        <w:t xml:space="preserve">4. (Si dial)</w:t>
+    </w:p>
+    <w:p>
+      <w:pPr>
+        <w:pStyle w:val="Compact"/>
+        <w:numPr>
+          <w:ilvl w:val="0"/>
+          <w:numId w:val="1006"/>
+        </w:numPr>
+      </w:pPr>
+      <w:r>
+        <w:t xml:space="preserve">(Si dial)</w:t>
       </w:r>
       <w:r>
         <w:t xml:space="preserve"> </w:t>
@@ -10038,7 +10404,7 @@
         <w:t xml:space="preserve">y números &gt; 3 dígitos.</w:t>
       </w:r>
     </w:p>
-    <w:bookmarkStart w:id="52" w:name="modbus-write-dos-modos"/>
+    <w:bookmarkStart w:id="54" w:name="X4e35870b816711731ca6d3eafdcf8c73b26bc4c"/>
     <w:p>
       <w:pPr>
         <w:pStyle w:val="Heading3"/>
@@ -10061,7 +10427,7 @@
         <w:t xml:space="preserve">porque su CLI original (v1.2) era per-request, no per-session:</w:t>
       </w:r>
     </w:p>
-    <w:bookmarkStart w:id="50" w:name="per-request-v1.2-todavía-suportado"/>
+    <w:bookmarkStart w:id="52" w:name="Xc2a95dc738ae372ba5b81d02bc64de7a9cb5c87"/>
     <w:p>
       <w:pPr>
         <w:pStyle w:val="Heading4"/>
@@ -10441,8 +10807,8 @@
         <w:t xml:space="preserve"> audit verify-file</w:t>
       </w:r>
     </w:p>
-    <w:bookmarkEnd w:id="50"/>
-    <w:bookmarkStart w:id="51" w:name="X9600bd5a89cdad16ab64f20a9d5dbcf61d2f61b"/>
+    <w:bookmarkEnd w:id="52"/>
+    <w:bookmarkStart w:id="53" w:name="X202ef66a3b4664f96fea561b0fd881ab414c2da"/>
     <w:p>
       <w:pPr>
         <w:pStyle w:val="Heading4"/>
@@ -10887,9 +11253,9 @@
         <w:t xml:space="preserve">.</w:t>
       </w:r>
     </w:p>
-    <w:bookmarkEnd w:id="51"/>
-    <w:bookmarkEnd w:id="52"/>
-    <w:bookmarkStart w:id="53" w:name="exploit-cve-catálogo-reducido"/>
+    <w:bookmarkEnd w:id="53"/>
+    <w:bookmarkEnd w:id="54"/>
+    <w:bookmarkStart w:id="55" w:name="X5e1155a4b73938b28a56c7dd4fc8c98aee112be"/>
     <w:p>
       <w:pPr>
         <w:pStyle w:val="Heading3"/>
@@ -11149,8 +11515,8 @@
         <w:t xml:space="preserve"> ~/.elsereno/dev.pp</w:t>
       </w:r>
     </w:p>
-    <w:bookmarkEnd w:id="53"/>
-    <w:bookmarkStart w:id="54" w:name="harvest-descubrir-credenciales-débiles"/>
+    <w:bookmarkEnd w:id="55"/>
+    <w:bookmarkStart w:id="56" w:name="X6332d4d474a56f4342ac10635444639f668985c"/>
     <w:p>
       <w:pPr>
         <w:pStyle w:val="Heading3"/>
@@ -11397,8 +11763,8 @@
         <w:t xml:space="preserve"># registra token_reveal en audit</w:t>
       </w:r>
     </w:p>
-    <w:bookmarkEnd w:id="54"/>
-    <w:bookmarkStart w:id="55" w:name="dial-individual-un-número"/>
+    <w:bookmarkEnd w:id="56"/>
+    <w:bookmarkStart w:id="57" w:name="X8a39fb2af08e6c78fec6666de17caba076bdb87"/>
     <w:p>
       <w:pPr>
         <w:pStyle w:val="Heading3"/>
@@ -11685,8 +12051,8 @@
         <w:t xml:space="preserve">#   audit chain appended to: ~/.elsereno/audit.jsonl</w:t>
       </w:r>
     </w:p>
-    <w:bookmarkEnd w:id="55"/>
-    <w:bookmarkStart w:id="64" w:name="proxy-write-gated-v1.5-cli-proxy-listen"/>
+    <w:bookmarkEnd w:id="57"/>
+    <w:bookmarkStart w:id="66" w:name="X1e344f038e39d9cc4e5aa251a934f06dbc44254"/>
     <w:p>
       <w:pPr>
         <w:pStyle w:val="Heading3"/>
@@ -11740,7 +12106,7 @@
         <w:t xml:space="preserve">iax2, pbxhttp, bacnet.</w:t>
       </w:r>
     </w:p>
-    <w:bookmarkStart w:id="56" w:name="X1f77599160d8f12b637984171c3fb00f7ba13c7"/>
+    <w:bookmarkStart w:id="58" w:name="X8c8db57ccaaf320b1f4206d626e48a3f90dd0e3"/>
     <w:p>
       <w:pPr>
         <w:pStyle w:val="Heading4"/>
@@ -12021,30 +12387,30 @@
       <w:r>
         <w:t xml:space="preserve">Dry-runs disponibles:</w:t>
       </w:r>
-      <w:r>
-        <w:t xml:space="preserve"> </w:t>
-      </w:r>
-      <w:r>
-        <w:t xml:space="preserve">-</w:t>
-      </w:r>
-      <w:r>
-        <w:t xml:space="preserve"> </w:t>
-      </w:r>
+    </w:p>
+    <w:p>
+      <w:pPr>
+        <w:pStyle w:val="Compact"/>
+        <w:numPr>
+          <w:ilvl w:val="0"/>
+          <w:numId w:val="1007"/>
+        </w:numPr>
+      </w:pPr>
       <w:r>
         <w:rPr>
           <w:rStyle w:val="VerbatimChar"/>
         </w:rPr>
         <w:t xml:space="preserve">write sip dry-run --target H:P --method &lt;M&gt;…</w:t>
       </w:r>
-      <w:r>
-        <w:t xml:space="preserve"> </w:t>
-      </w:r>
-      <w:r>
-        <w:t xml:space="preserve">-</w:t>
-      </w:r>
-      <w:r>
-        <w:t xml:space="preserve"> </w:t>
-      </w:r>
+    </w:p>
+    <w:p>
+      <w:pPr>
+        <w:pStyle w:val="Compact"/>
+        <w:numPr>
+          <w:ilvl w:val="0"/>
+          <w:numId w:val="1007"/>
+        </w:numPr>
+      </w:pPr>
       <w:r>
         <w:rPr>
           <w:rStyle w:val="VerbatimChar"/>
@@ -12057,30 +12423,30 @@
       <w:r>
         <w:t xml:space="preserve">(subclases gated: NEW / REGREQ / AUTHREP / ACCEPT)</w:t>
       </w:r>
-      <w:r>
-        <w:t xml:space="preserve"> </w:t>
-      </w:r>
-      <w:r>
-        <w:t xml:space="preserve">-</w:t>
-      </w:r>
-      <w:r>
-        <w:t xml:space="preserve"> </w:t>
-      </w:r>
+    </w:p>
+    <w:p>
+      <w:pPr>
+        <w:pStyle w:val="Compact"/>
+        <w:numPr>
+          <w:ilvl w:val="0"/>
+          <w:numId w:val="1007"/>
+        </w:numPr>
+      </w:pPr>
       <w:r>
         <w:rPr>
           <w:rStyle w:val="VerbatimChar"/>
         </w:rPr>
         <w:t xml:space="preserve">write pbxhttp dry-run --target H:P --allow METHOD:/path</w:t>
       </w:r>
-      <w:r>
-        <w:t xml:space="preserve"> </w:t>
-      </w:r>
-      <w:r>
-        <w:t xml:space="preserve">-</w:t>
-      </w:r>
-      <w:r>
-        <w:t xml:space="preserve"> </w:t>
-      </w:r>
+    </w:p>
+    <w:p>
+      <w:pPr>
+        <w:pStyle w:val="Compact"/>
+        <w:numPr>
+          <w:ilvl w:val="0"/>
+          <w:numId w:val="1007"/>
+        </w:numPr>
+      </w:pPr>
       <w:r>
         <w:rPr>
           <w:rStyle w:val="VerbatimChar"/>
@@ -12108,30 +12474,30 @@
       <w:r>
         <w:t xml:space="preserve">activa el gate per-NodeId de v1.6)</w:t>
       </w:r>
-      <w:r>
-        <w:t xml:space="preserve"> </w:t>
-      </w:r>
-      <w:r>
-        <w:t xml:space="preserve">-</w:t>
-      </w:r>
-      <w:r>
-        <w:t xml:space="preserve"> </w:t>
-      </w:r>
+    </w:p>
+    <w:p>
+      <w:pPr>
+        <w:pStyle w:val="Compact"/>
+        <w:numPr>
+          <w:ilvl w:val="0"/>
+          <w:numId w:val="1007"/>
+        </w:numPr>
+      </w:pPr>
       <w:r>
         <w:rPr>
           <w:rStyle w:val="VerbatimChar"/>
         </w:rPr>
         <w:t xml:space="preserve">write bacnet dry-run --target H:P --service-choice &lt;N&gt;</w:t>
       </w:r>
-      <w:r>
-        <w:t xml:space="preserve"> </w:t>
-      </w:r>
-      <w:r>
-        <w:t xml:space="preserve">-</w:t>
-      </w:r>
-      <w:r>
-        <w:t xml:space="preserve"> </w:t>
-      </w:r>
+    </w:p>
+    <w:p>
+      <w:pPr>
+        <w:pStyle w:val="Compact"/>
+        <w:numPr>
+          <w:ilvl w:val="0"/>
+          <w:numId w:val="1007"/>
+        </w:numPr>
+      </w:pPr>
       <w:r>
         <w:rPr>
           <w:rStyle w:val="VerbatimChar"/>
@@ -12151,8 +12517,8 @@
         <w:t xml:space="preserve">per-request; proxy-session dry-run es v1.9 carry-over)</w:t>
       </w:r>
     </w:p>
-    <w:bookmarkEnd w:id="56"/>
-    <w:bookmarkStart w:id="57" w:name="lanzar-el-proxy-con-el-yaml"/>
+    <w:bookmarkEnd w:id="58"/>
+    <w:bookmarkStart w:id="59" w:name="X719d1e1e6c3fa192626bbdfb1b883e81841708d"/>
     <w:p>
       <w:pPr>
         <w:pStyle w:val="Heading4"/>
@@ -12383,23 +12749,41 @@
       <w:r>
         <w:t xml:space="preserve">. El proxy:</w:t>
       </w:r>
-      <w:r>
-        <w:t xml:space="preserve"> </w:t>
-      </w:r>
-      <w:r>
-        <w:t xml:space="preserve">- Siempre permite OPTIONS / ACK / BYE / CANCEL / PRACK.</w:t>
-      </w:r>
-      <w:r>
-        <w:t xml:space="preserve"> </w:t>
-      </w:r>
-      <w:r>
-        <w:t xml:space="preserve">- Permite INVITE + REGISTER (vienen en el allowlist).</w:t>
-      </w:r>
-      <w:r>
-        <w:t xml:space="preserve"> </w:t>
-      </w:r>
-      <w:r>
-        <w:t xml:space="preserve">- Rechaza cualquier otro con</w:t>
+    </w:p>
+    <w:p>
+      <w:pPr>
+        <w:pStyle w:val="Compact"/>
+        <w:numPr>
+          <w:ilvl w:val="0"/>
+          <w:numId w:val="1008"/>
+        </w:numPr>
+      </w:pPr>
+      <w:r>
+        <w:t xml:space="preserve">Siempre permite OPTIONS / ACK / BYE / CANCEL / PRACK.</w:t>
+      </w:r>
+    </w:p>
+    <w:p>
+      <w:pPr>
+        <w:pStyle w:val="Compact"/>
+        <w:numPr>
+          <w:ilvl w:val="0"/>
+          <w:numId w:val="1008"/>
+        </w:numPr>
+      </w:pPr>
+      <w:r>
+        <w:t xml:space="preserve">Permite INVITE + REGISTER (vienen en el allowlist).</w:t>
+      </w:r>
+    </w:p>
+    <w:p>
+      <w:pPr>
+        <w:pStyle w:val="Compact"/>
+        <w:numPr>
+          <w:ilvl w:val="0"/>
+          <w:numId w:val="1008"/>
+        </w:numPr>
+      </w:pPr>
+      <w:r>
+        <w:t xml:space="preserve">Rechaza cualquier otro con</w:t>
       </w:r>
       <w:r>
         <w:t xml:space="preserve"> </w:t>
@@ -12431,15 +12815,21 @@
       <w:r>
         <w:t xml:space="preserve">listando los permitidos.</w:t>
       </w:r>
-      <w:r>
-        <w:t xml:space="preserve"> </w:t>
-      </w:r>
-      <w:r>
-        <w:t xml:space="preserve">- La respuesta del upstream vuelve al cliente transparente.</w:t>
-      </w:r>
-    </w:p>
-    <w:bookmarkEnd w:id="57"/>
-    <w:bookmarkStart w:id="58" w:name="refusal-codes-por-protocolo"/>
+    </w:p>
+    <w:p>
+      <w:pPr>
+        <w:pStyle w:val="Compact"/>
+        <w:numPr>
+          <w:ilvl w:val="0"/>
+          <w:numId w:val="1008"/>
+        </w:numPr>
+      </w:pPr>
+      <w:r>
+        <w:t xml:space="preserve">La respuesta del upstream vuelve al cliente transparente.</w:t>
+      </w:r>
+    </w:p>
+    <w:bookmarkEnd w:id="59"/>
+    <w:bookmarkStart w:id="60" w:name="X72e3c2cb85f6389fdea551ff523edbf57609bad"/>
     <w:p>
       <w:pPr>
         <w:pStyle w:val="Heading4"/>
@@ -12465,13 +12855,12 @@
     <w:tbl>
       <w:tblPr>
         <w:tblStyle w:val="Table"/>
-        <w:tblW w:type="pct" w:w="5000"/>
-        <w:tblLayout w:type="fixed"/>
+        <w:tblW w:type="auto" w:w="0"/>
         <w:tblLook w:firstRow="1" w:lastRow="0" w:firstColumn="0" w:lastColumn="0" w:noHBand="0" w:noVBand="0" w:val="0020"/>
       </w:tblPr>
       <w:tblGrid>
-        <w:gridCol w:w="1782"/>
-        <w:gridCol w:w="6138"/>
+        <w:gridCol w:w="3960"/>
+        <w:gridCol w:w="3960"/>
       </w:tblGrid>
       <w:tr>
         <w:trPr>
@@ -12630,7 +13019,7 @@
               <w:pStyle w:val="Compact"/>
             </w:pPr>
             <w:r>
-              <w:t xml:space="preserve">IAX2 HANGUP frame al client’s SrcCallNum</w:t>
+              <w:t xml:space="preserve">IAX2 HANGUP frame al client's SrcCallNum</w:t>
             </w:r>
           </w:p>
         </w:tc>
@@ -12693,8 +13082,8 @@
         </w:tc>
       </w:tr>
     </w:tbl>
-    <w:bookmarkEnd w:id="58"/>
-    <w:bookmarkStart w:id="59" w:name="X59c332b96631a50a17b4e66bc3c13c47e9ea5fd"/>
+    <w:bookmarkEnd w:id="60"/>
+    <w:bookmarkStart w:id="61" w:name="Xaf88636f70ec9a7ee8ed4a5e32d28adaa359839"/>
     <w:p>
       <w:pPr>
         <w:pStyle w:val="Heading4"/>
@@ -12965,8 +13354,8 @@
         <w:t xml:space="preserve"> --vault-passphrase-file ~/.elsereno/vault.pp</w:t>
       </w:r>
     </w:p>
-    <w:bookmarkEnd w:id="59"/>
-    <w:bookmarkStart w:id="60" w:name="Xa18c2c925c568e68b4701ce079ee41aca1225b6"/>
+    <w:bookmarkEnd w:id="61"/>
+    <w:bookmarkStart w:id="62" w:name="X4fc7c67e9744f2025c8c9b9d60af9fdd4e55000"/>
     <w:p>
       <w:pPr>
         <w:pStyle w:val="Heading4"/>
@@ -13507,13 +13896,12 @@
     <w:tbl>
       <w:tblPr>
         <w:tblStyle w:val="Table"/>
-        <w:tblW w:type="pct" w:w="5000"/>
-        <w:tblLayout w:type="fixed"/>
+        <w:tblW w:type="auto" w:w="0"/>
         <w:tblLook w:firstRow="1" w:lastRow="0" w:firstColumn="0" w:lastColumn="0" w:noHBand="0" w:noVBand="0" w:val="0020"/>
       </w:tblPr>
       <w:tblGrid>
-        <w:gridCol w:w="5901"/>
-        <w:gridCol w:w="2018"/>
+        <w:gridCol w:w="3960"/>
+        <w:gridCol w:w="3960"/>
       </w:tblGrid>
       <w:tr>
         <w:trPr>
@@ -13740,8 +14128,8 @@
         <w:t xml:space="preserve">siguen con el gate método-nivel únicamente.</w:t>
       </w:r>
     </w:p>
-    <w:bookmarkEnd w:id="60"/>
-    <w:bookmarkStart w:id="61" w:name="X9071fa16e2a854b797660bcd944750ecac6c58f"/>
+    <w:bookmarkEnd w:id="62"/>
+    <w:bookmarkStart w:id="63" w:name="X29a5f44a832637817c35b93c7867a8b958695b3"/>
     <w:p>
       <w:pPr>
         <w:pStyle w:val="Heading4"/>
@@ -14311,13 +14699,12 @@
     <w:tbl>
       <w:tblPr>
         <w:tblStyle w:val="Table"/>
-        <w:tblW w:type="pct" w:w="5000"/>
-        <w:tblLayout w:type="fixed"/>
+        <w:tblW w:type="auto" w:w="0"/>
         <w:tblLook w:firstRow="1" w:lastRow="0" w:firstColumn="0" w:lastColumn="0" w:noHBand="0" w:noVBand="0" w:val="0020"/>
       </w:tblPr>
       <w:tblGrid>
-        <w:gridCol w:w="6144"/>
-        <w:gridCol w:w="1775"/>
+        <w:gridCol w:w="3960"/>
+        <w:gridCol w:w="3960"/>
       </w:tblGrid>
       <w:tr>
         <w:trPr>
@@ -14640,7 +15027,7 @@
         <w:pStyle w:val="Compact"/>
         <w:numPr>
           <w:ilvl w:val="0"/>
-          <w:numId w:val="1002"/>
+          <w:numId w:val="1009"/>
         </w:numPr>
       </w:pPr>
       <w:r>
@@ -14667,7 +15054,7 @@
         <w:pStyle w:val="Compact"/>
         <w:numPr>
           <w:ilvl w:val="0"/>
-          <w:numId w:val="1002"/>
+          <w:numId w:val="1009"/>
         </w:numPr>
       </w:pPr>
       <w:r>
@@ -14694,7 +15081,7 @@
         <w:pStyle w:val="Compact"/>
         <w:numPr>
           <w:ilvl w:val="0"/>
-          <w:numId w:val="1002"/>
+          <w:numId w:val="1009"/>
         </w:numPr>
       </w:pPr>
       <w:r>
@@ -14751,7 +15138,7 @@
         <w:pStyle w:val="Compact"/>
         <w:numPr>
           <w:ilvl w:val="0"/>
-          <w:numId w:val="1002"/>
+          <w:numId w:val="1009"/>
         </w:numPr>
       </w:pPr>
       <w:r>
@@ -15050,8 +15437,8 @@
         <w:t xml:space="preserve"># ambos bloques.</w:t>
       </w:r>
     </w:p>
-    <w:bookmarkEnd w:id="61"/>
-    <w:bookmarkStart w:id="62" w:name="opc-ua-per-nodeid-v1.6"/>
+    <w:bookmarkEnd w:id="63"/>
+    <w:bookmarkStart w:id="64" w:name="X7cf9c33ed54a8da2ef747d9de5ae51319622dea"/>
     <w:p>
       <w:pPr>
         <w:pStyle w:val="Heading4"/>
@@ -15309,13 +15696,7 @@
         <w:pStyle w:val="FirstParagraph"/>
       </w:pPr>
       <w:r>
-        <w:t xml:space="preserve">Esto es lo que cierra el caso de uso</w:t>
-      </w:r>
-      <w:r>
-        <w:t xml:space="preserve"> </w:t>
-      </w:r>
-      <w:r>
-        <w:t xml:space="preserve">“permitir al HMI escribir</w:t>
+        <w:t xml:space="preserve">Esto es lo que cierra el caso de uso "permitir al HMI escribir</w:t>
       </w:r>
       <w:r>
         <w:t xml:space="preserve"> </w:t>
@@ -15327,14 +15708,11 @@
         <w:t xml:space="preserve"> </w:t>
       </w:r>
       <w:r>
-        <w:t xml:space="preserve">pero no a la señal de presión”</w:t>
-      </w:r>
-      <w:r>
-        <w:t xml:space="preserve">.</w:t>
-      </w:r>
-    </w:p>
-    <w:bookmarkEnd w:id="62"/>
-    <w:bookmarkStart w:id="63" w:name="cwmp-tr-069-rpc-allowlist-v1.11"/>
+        <w:t xml:space="preserve">pero no a la señal de presión".</w:t>
+      </w:r>
+    </w:p>
+    <w:bookmarkEnd w:id="64"/>
+    <w:bookmarkStart w:id="65" w:name="X51699895163e8a494b27d00efda9f48e34540e6"/>
     <w:p>
       <w:pPr>
         <w:pStyle w:val="Heading4"/>
@@ -15793,13 +16171,12 @@
     <w:tbl>
       <w:tblPr>
         <w:tblStyle w:val="Table"/>
-        <w:tblW w:type="pct" w:w="5000"/>
-        <w:tblLayout w:type="fixed"/>
+        <w:tblW w:type="auto" w:w="0"/>
         <w:tblLook w:firstRow="1" w:lastRow="0" w:firstColumn="0" w:lastColumn="0" w:noHBand="0" w:noVBand="0" w:val="0020"/>
       </w:tblPr>
       <w:tblGrid>
-        <w:gridCol w:w="6469"/>
-        <w:gridCol w:w="1450"/>
+        <w:gridCol w:w="3960"/>
+        <w:gridCol w:w="3960"/>
       </w:tblGrid>
       <w:tr>
         <w:trPr>
@@ -15991,19 +16368,7 @@
               <w:pStyle w:val="Compact"/>
             </w:pPr>
             <w:r>
-              <w:t xml:space="preserve">REFUSED → SOAP Fault 9001</w:t>
-            </w:r>
-            <w:r>
-              <w:t xml:space="preserve"> </w:t>
-            </w:r>
-            <w:r>
-              <w:t xml:space="preserve">“Request denied”</w:t>
-            </w:r>
-            <w:r>
-              <w:t xml:space="preserve"> </w:t>
-            </w:r>
-            <w:r>
-              <w:t xml:space="preserve">+</w:t>
+              <w:t xml:space="preserve">REFUSED → SOAP Fault 9001 "Request denied" +</w:t>
             </w:r>
             <w:r>
               <w:t xml:space="preserve"> </w:t>
@@ -16290,25 +16655,13 @@
         <w:t xml:space="preserve"> </w:t>
       </w:r>
       <w:r>
-        <w:t xml:space="preserve">parsee la negativa limpiamente y la muestre en su GUI como</w:t>
-      </w:r>
-      <w:r>
-        <w:t xml:space="preserve"> </w:t>
-      </w:r>
-      <w:r>
-        <w:t xml:space="preserve">“CPE</w:t>
-      </w:r>
-      <w:r>
-        <w:t xml:space="preserve"> </w:t>
-      </w:r>
-      <w:r>
-        <w:t xml:space="preserve">returned fault 9001 Request denied”</w:t>
-      </w:r>
-      <w:r>
-        <w:t xml:space="preserve"> </w:t>
-      </w:r>
-      <w:r>
-        <w:t xml:space="preserve">en lugar de un error de</w:t>
+        <w:t xml:space="preserve">parsee la negativa limpiamente y la muestre en su GUI como "CPE</w:t>
+      </w:r>
+      <w:r>
+        <w:t xml:space="preserve"> </w:t>
+      </w:r>
+      <w:r>
+        <w:t xml:space="preserve">returned fault 9001 Request denied" en lugar de un error de</w:t>
       </w:r>
       <w:r>
         <w:t xml:space="preserve"> </w:t>
@@ -16317,9 +16670,9 @@
         <w:t xml:space="preserve">transporte ambiguo.</w:t>
       </w:r>
     </w:p>
-    <w:bookmarkEnd w:id="63"/>
-    <w:bookmarkEnd w:id="64"/>
-    <w:bookmarkStart w:id="65" w:name="sandbox-seccomp-bpf-linux"/>
+    <w:bookmarkEnd w:id="65"/>
+    <w:bookmarkEnd w:id="66"/>
+    <w:bookmarkStart w:id="67" w:name="X7ccbbefc198a0a05538bb5543a6014a74c42d23"/>
     <w:p>
       <w:pPr>
         <w:pStyle w:val="Heading3"/>
@@ -16347,7 +16700,7 @@
         <w:pStyle w:val="Compact"/>
         <w:numPr>
           <w:ilvl w:val="0"/>
-          <w:numId w:val="1003"/>
+          <w:numId w:val="1010"/>
         </w:numPr>
       </w:pPr>
       <w:r>
@@ -16371,7 +16724,7 @@
         <w:pStyle w:val="Compact"/>
         <w:numPr>
           <w:ilvl w:val="0"/>
-          <w:numId w:val="1003"/>
+          <w:numId w:val="1010"/>
         </w:numPr>
       </w:pPr>
       <w:r>
@@ -16395,7 +16748,7 @@
         <w:pStyle w:val="Compact"/>
         <w:numPr>
           <w:ilvl w:val="0"/>
-          <w:numId w:val="1003"/>
+          <w:numId w:val="1010"/>
         </w:numPr>
       </w:pPr>
       <w:r>
@@ -16456,9 +16809,9 @@
         </w:pict>
       </w:r>
     </w:p>
-    <w:bookmarkEnd w:id="65"/>
-    <w:bookmarkEnd w:id="66"/>
-    <w:bookmarkStart w:id="72" w:name="X041fbee2e8f285cc0b7041a11dc0d7d247dc488"/>
+    <w:bookmarkEnd w:id="67"/>
+    <w:bookmarkEnd w:id="68"/>
+    <w:bookmarkStart w:id="74" w:name="X14648dae6bc4372d8ca38031e240871a3e38905"/>
     <w:p>
       <w:pPr>
         <w:pStyle w:val="Heading2"/>
@@ -16475,7 +16828,7 @@
         <w:t xml:space="preserve">El red team corre ElSereno contra tu red; qué deja en logs:</w:t>
       </w:r>
     </w:p>
-    <w:bookmarkStart w:id="67" w:name="Xf2d6836e9061b03645f09edf91d1e31f0f400d2"/>
+    <w:bookmarkStart w:id="69" w:name="X52a74752e71d1aed8a8fa29bad658b0eb9af839"/>
     <w:p>
       <w:pPr>
         <w:pStyle w:val="Heading3"/>
@@ -16577,8 +16930,8 @@
         <w:t xml:space="preserve">  sid:1000001; rev:1;)</w:t>
       </w:r>
     </w:p>
-    <w:bookmarkEnd w:id="67"/>
-    <w:bookmarkStart w:id="68" w:name="firma-a-nivel-opc-ua-hel"/>
+    <w:bookmarkEnd w:id="69"/>
+    <w:bookmarkStart w:id="70" w:name="Xbc61510dc99e3bec3c9fe043c845b9aa015954c"/>
     <w:p>
       <w:pPr>
         <w:pStyle w:val="Heading3"/>
@@ -16671,8 +17024,8 @@
         <w:t xml:space="preserve">}</w:t>
       </w:r>
     </w:p>
-    <w:bookmarkEnd w:id="68"/>
-    <w:bookmarkStart w:id="69" w:name="firma-a-nivel-veeder-root"/>
+    <w:bookmarkEnd w:id="70"/>
+    <w:bookmarkStart w:id="71" w:name="X6c34296ef46a70771744be232ea36b96271bf79"/>
     <w:p>
       <w:pPr>
         <w:pStyle w:val="Heading3"/>
@@ -16701,8 +17054,8 @@
         <w:t xml:space="preserve">response: envuelve líneas con tankID, inventory, alarm codes</w:t>
       </w:r>
     </w:p>
-    <w:bookmarkEnd w:id="69"/>
-    <w:bookmarkStart w:id="70" w:name="signaling-de-writes-hostiles"/>
+    <w:bookmarkEnd w:id="71"/>
+    <w:bookmarkStart w:id="72" w:name="X5619fddf498e3e74ee20b337820b505fa6739cd"/>
     <w:p>
       <w:pPr>
         <w:pStyle w:val="Heading3"/>
@@ -16716,7 +17069,7 @@
         <w:pStyle w:val="Compact"/>
         <w:numPr>
           <w:ilvl w:val="0"/>
-          <w:numId w:val="1004"/>
+          <w:numId w:val="1011"/>
         </w:numPr>
       </w:pPr>
       <w:r>
@@ -16747,7 +17100,7 @@
         <w:pStyle w:val="Compact"/>
         <w:numPr>
           <w:ilvl w:val="0"/>
-          <w:numId w:val="1004"/>
+          <w:numId w:val="1011"/>
         </w:numPr>
       </w:pPr>
       <w:r>
@@ -16759,7 +17112,7 @@
         <w:pStyle w:val="Compact"/>
         <w:numPr>
           <w:ilvl w:val="0"/>
-          <w:numId w:val="1004"/>
+          <w:numId w:val="1011"/>
         </w:numPr>
       </w:pPr>
       <w:r>
@@ -16771,15 +17124,15 @@
         <w:pStyle w:val="Compact"/>
         <w:numPr>
           <w:ilvl w:val="0"/>
-          <w:numId w:val="1004"/>
+          <w:numId w:val="1011"/>
         </w:numPr>
       </w:pPr>
       <w:r>
         <w:t xml:space="preserve">IEC-104 I-frame con ASDU type 45-51 → alerta.</w:t>
       </w:r>
     </w:p>
-    <w:bookmarkEnd w:id="70"/>
-    <w:bookmarkStart w:id="71" w:name="dashboard-como-receptor-de-detection"/>
+    <w:bookmarkEnd w:id="72"/>
+    <w:bookmarkStart w:id="73" w:name="X7ff7f29e7fa9185b957278925cedd4666296f96"/>
     <w:p>
       <w:pPr>
         <w:pStyle w:val="Heading3"/>
@@ -16895,9 +17248,9 @@
         </w:pict>
       </w:r>
     </w:p>
-    <w:bookmarkEnd w:id="71"/>
-    <w:bookmarkEnd w:id="72"/>
-    <w:bookmarkStart w:id="73" w:name="backup-restauración"/>
+    <w:bookmarkEnd w:id="73"/>
+    <w:bookmarkEnd w:id="74"/>
+    <w:bookmarkStart w:id="75" w:name="Xa210c5c580ff07f6dd5170ec54ca27d0a43a1c2"/>
     <w:p>
       <w:pPr>
         <w:pStyle w:val="Heading2"/>
@@ -17062,14 +17415,14 @@
         </w:pict>
       </w:r>
     </w:p>
-    <w:bookmarkEnd w:id="73"/>
-    <w:bookmarkStart w:id="74" w:name="arquitectura-birds-eye"/>
+    <w:bookmarkEnd w:id="75"/>
+    <w:bookmarkStart w:id="76" w:name="X5bf9043e201463a42dae437579c9953fab895bd"/>
     <w:p>
       <w:pPr>
         <w:pStyle w:val="Heading2"/>
       </w:pPr>
       <w:r>
-        <w:t xml:space="preserve">9. Arquitectura (bird’s-eye)</w:t>
+        <w:t xml:space="preserve">9. Arquitectura (bird's-eye)</w:t>
       </w:r>
     </w:p>
     <w:p>
@@ -17369,8 +17722,8 @@
         </w:pict>
       </w:r>
     </w:p>
-    <w:bookmarkEnd w:id="74"/>
-    <w:bookmarkStart w:id="80" w:name="troubleshooting-frecuente"/>
+    <w:bookmarkEnd w:id="76"/>
+    <w:bookmarkStart w:id="82" w:name="X52f51a8774d1cacdcae6a0f902658c620307e21"/>
     <w:p>
       <w:pPr>
         <w:pStyle w:val="Heading2"/>
@@ -17379,7 +17732,7 @@
         <w:t xml:space="preserve">10. Troubleshooting frecuente</w:t>
       </w:r>
     </w:p>
-    <w:bookmarkStart w:id="75" w:name="vault-bad-passphrase"/>
+    <w:bookmarkStart w:id="77" w:name="Xe321917ddb292c6624393a9d043be3ad09afc55"/>
     <w:p>
       <w:pPr>
         <w:pStyle w:val="Heading3"/>
@@ -17432,8 +17785,8 @@
         <w:t xml:space="preserve">credenciales desde backup cifrado.</w:t>
       </w:r>
     </w:p>
-    <w:bookmarkEnd w:id="75"/>
-    <w:bookmarkStart w:id="76" w:name="serve-csrf-key-hkdf-failed"/>
+    <w:bookmarkEnd w:id="77"/>
+    <w:bookmarkStart w:id="78" w:name="X33997cee91b8bf3b833e02edee0d324d20240ca"/>
     <w:p>
       <w:pPr>
         <w:pStyle w:val="Heading3"/>
@@ -17474,8 +17827,8 @@
         <w:t xml:space="preserve">antes.</w:t>
       </w:r>
     </w:p>
-    <w:bookmarkEnd w:id="76"/>
-    <w:bookmarkStart w:id="77" w:name="dashboard-sin-estilos"/>
+    <w:bookmarkEnd w:id="78"/>
+    <w:bookmarkStart w:id="79" w:name="X1d22f903f72bb62ebd3e2470baa3c74a7071147"/>
     <w:p>
       <w:pPr>
         <w:pStyle w:val="Heading3"/>
@@ -17531,8 +17884,8 @@
         <w:t xml:space="preserve">está cableado. Si ves esto, tu binario es viejo — actualiza.</w:t>
       </w:r>
     </w:p>
-    <w:bookmarkEnd w:id="77"/>
-    <w:bookmarkStart w:id="78" w:name="readyz-devuelve-503"/>
+    <w:bookmarkEnd w:id="79"/>
+    <w:bookmarkStart w:id="80" w:name="X785767a02f271205f8dc736e01ccd674e298b9e"/>
     <w:p>
       <w:pPr>
         <w:pStyle w:val="Heading3"/>
@@ -17600,8 +17953,8 @@
         <w:t xml:space="preserve">si quieres correr sin DB.</w:t>
       </w:r>
     </w:p>
-    <w:bookmarkEnd w:id="78"/>
-    <w:bookmarkStart w:id="79" w:name="audit-errchainbroken"/>
+    <w:bookmarkEnd w:id="80"/>
+    <w:bookmarkStart w:id="81" w:name="X6b11d960e75c689d578a281b6fe7a0ab10e43f4"/>
     <w:p>
       <w:pPr>
         <w:pStyle w:val="Heading3"/>
@@ -17644,32 +17997,44 @@
       <w:r>
         <w:t xml:space="preserve">es grave: la cadena hash ya no valida. Procedimiento:</w:t>
       </w:r>
-      <w:r>
-        <w:t xml:space="preserve"> </w:t>
-      </w:r>
-      <w:r>
-        <w:t xml:space="preserve">1.</w:t>
-      </w:r>
-      <w:r>
-        <w:t xml:space="preserve"> </w:t>
-      </w:r>
+    </w:p>
+    <w:p>
+      <w:pPr>
+        <w:pStyle w:val="Compact"/>
+        <w:numPr>
+          <w:ilvl w:val="0"/>
+          <w:numId w:val="1012"/>
+        </w:numPr>
+      </w:pPr>
       <w:r>
         <w:rPr>
           <w:rStyle w:val="VerbatimChar"/>
         </w:rPr>
         <w:t xml:space="preserve">cp ~/.elsereno/audit.jsonl audit-corrupt.jsonl.bak</w:t>
       </w:r>
-      <w:r>
-        <w:t xml:space="preserve"> </w:t>
-      </w:r>
-      <w:r>
-        <w:t xml:space="preserve">2. Investigar quién modificó (mtime, zfs snapshots, etc.)</w:t>
-      </w:r>
-      <w:r>
-        <w:t xml:space="preserve"> </w:t>
-      </w:r>
-      <w:r>
-        <w:t xml:space="preserve">3. Si el operador quiere seguir:</w:t>
+    </w:p>
+    <w:p>
+      <w:pPr>
+        <w:pStyle w:val="Compact"/>
+        <w:numPr>
+          <w:ilvl w:val="0"/>
+          <w:numId w:val="1012"/>
+        </w:numPr>
+      </w:pPr>
+      <w:r>
+        <w:t xml:space="preserve">Investigar quién modificó (mtime, zfs snapshots, etc.)</w:t>
+      </w:r>
+    </w:p>
+    <w:p>
+      <w:pPr>
+        <w:pStyle w:val="Compact"/>
+        <w:numPr>
+          <w:ilvl w:val="0"/>
+          <w:numId w:val="1012"/>
+        </w:numPr>
+      </w:pPr>
+      <w:r>
+        <w:t xml:space="preserve">Si el operador quiere seguir:</w:t>
       </w:r>
       <w:r>
         <w:t xml:space="preserve"> </w:t>
@@ -17706,9 +18071,9 @@
         </w:pict>
       </w:r>
     </w:p>
-    <w:bookmarkEnd w:id="79"/>
-    <w:bookmarkEnd w:id="80"/>
-    <w:bookmarkStart w:id="81" w:name="enlaces"/>
+    <w:bookmarkEnd w:id="81"/>
+    <w:bookmarkEnd w:id="82"/>
+    <w:bookmarkStart w:id="85" w:name="X5d66cc19aa61e7a15cd37e4943339977db9d068"/>
     <w:p>
       <w:pPr>
         <w:pStyle w:val="Heading2"/>
@@ -17722,31 +18087,53 @@
         <w:pStyle w:val="Compact"/>
         <w:numPr>
           <w:ilvl w:val="0"/>
-          <w:numId w:val="1005"/>
+          <w:numId w:val="1013"/>
         </w:numPr>
       </w:pPr>
       <w:r>
-        <w:t xml:space="preserve">Repo: https://github.com/RobinR00T/elSereno</w:t>
-      </w:r>
+        <w:t xml:space="preserve">Repo:</w:t>
+      </w:r>
+      <w:r>
+        <w:t xml:space="preserve"> </w:t>
+      </w:r>
+      <w:hyperlink r:id="rId83">
+        <w:r>
+          <w:rPr>
+            <w:rStyle w:val="Hyperlink"/>
+          </w:rPr>
+          <w:t xml:space="preserve">https://github.com/RobinR00T/elSereno</w:t>
+        </w:r>
+      </w:hyperlink>
     </w:p>
     <w:p>
       <w:pPr>
         <w:pStyle w:val="Compact"/>
         <w:numPr>
           <w:ilvl w:val="0"/>
-          <w:numId w:val="1005"/>
+          <w:numId w:val="1013"/>
         </w:numPr>
       </w:pPr>
       <w:r>
-        <w:t xml:space="preserve">Releases: https://github.com/RobinR00T/elSereno/releases</w:t>
-      </w:r>
+        <w:t xml:space="preserve">Releases:</w:t>
+      </w:r>
+      <w:r>
+        <w:t xml:space="preserve"> </w:t>
+      </w:r>
+      <w:hyperlink r:id="rId84">
+        <w:r>
+          <w:rPr>
+            <w:rStyle w:val="Hyperlink"/>
+          </w:rPr>
+          <w:t xml:space="preserve">https://github.com/RobinR00T/elSereno/releases</w:t>
+        </w:r>
+      </w:hyperlink>
     </w:p>
     <w:p>
       <w:pPr>
         <w:pStyle w:val="Compact"/>
         <w:numPr>
           <w:ilvl w:val="0"/>
-          <w:numId w:val="1005"/>
+          <w:numId w:val="1013"/>
         </w:numPr>
       </w:pPr>
       <w:r>
@@ -17758,7 +18145,7 @@
         <w:pStyle w:val="Compact"/>
         <w:numPr>
           <w:ilvl w:val="0"/>
-          <w:numId w:val="1005"/>
+          <w:numId w:val="1013"/>
         </w:numPr>
       </w:pPr>
       <w:r>
@@ -17770,7 +18157,7 @@
         <w:pStyle w:val="Compact"/>
         <w:numPr>
           <w:ilvl w:val="0"/>
-          <w:numId w:val="1005"/>
+          <w:numId w:val="1013"/>
         </w:numPr>
       </w:pPr>
       <w:r>
@@ -17782,7 +18169,7 @@
         <w:pStyle w:val="Compact"/>
         <w:numPr>
           <w:ilvl w:val="0"/>
-          <w:numId w:val="1005"/>
+          <w:numId w:val="1013"/>
         </w:numPr>
       </w:pPr>
       <w:r>
@@ -17796,8 +18183,8 @@
         </w:pict>
       </w:r>
     </w:p>
-    <w:bookmarkEnd w:id="81"/>
-    <w:bookmarkEnd w:id="82"/>
+    <w:bookmarkEnd w:id="85"/>
+    <w:bookmarkEnd w:id="86"/>
     <w:sectPr>
       <w:footnotePr>
         <w:numRestart w:val="eachSect"/>
@@ -18009,6 +18396,91 @@
       <w:rPr>
         <w:rFonts w:ascii="Wingdings" w:hAnsi="Wingdings" w:cs="Wingdings" w:hint="default"/>
       </w:rPr>
+    </w:lvl>
+  </w:abstractNum>
+  <w:abstractNum w:abstractNumId="99411">
+    <w:nsid w:val="00A99411"/>
+    <w:multiLevelType w:val="multilevel"/>
+    <w:lvl w:ilvl="0">
+      <w:start w:val="1"/>
+      <w:numFmt w:val="decimal"/>
+      <w:lvlText w:val="%1."/>
+      <w:lvlJc w:val="left"/>
+      <w:pPr>
+        <w:ind w:left="720" w:hanging="360"/>
+      </w:pPr>
+    </w:lvl>
+    <w:lvl w:ilvl="1">
+      <w:start w:val="1"/>
+      <w:numFmt w:val="decimal"/>
+      <w:lvlText w:val="%2."/>
+      <w:lvlJc w:val="left"/>
+      <w:pPr>
+        <w:ind w:left="1440" w:hanging="360"/>
+      </w:pPr>
+    </w:lvl>
+    <w:lvl w:ilvl="2">
+      <w:start w:val="1"/>
+      <w:numFmt w:val="decimal"/>
+      <w:lvlText w:val="%3."/>
+      <w:lvlJc w:val="left"/>
+      <w:pPr>
+        <w:ind w:left="2160" w:hanging="360"/>
+      </w:pPr>
+    </w:lvl>
+    <w:lvl w:ilvl="3">
+      <w:start w:val="1"/>
+      <w:numFmt w:val="decimal"/>
+      <w:lvlText w:val="%4."/>
+      <w:lvlJc w:val="left"/>
+      <w:pPr>
+        <w:ind w:left="2880" w:hanging="360"/>
+      </w:pPr>
+    </w:lvl>
+    <w:lvl w:ilvl="4">
+      <w:start w:val="1"/>
+      <w:numFmt w:val="decimal"/>
+      <w:lvlText w:val="%5."/>
+      <w:lvlJc w:val="left"/>
+      <w:pPr>
+        <w:ind w:left="3600" w:hanging="360"/>
+      </w:pPr>
+    </w:lvl>
+    <w:lvl w:ilvl="5">
+      <w:start w:val="1"/>
+      <w:numFmt w:val="decimal"/>
+      <w:lvlText w:val="%6."/>
+      <w:lvlJc w:val="left"/>
+      <w:pPr>
+        <w:ind w:left="4320" w:hanging="360"/>
+      </w:pPr>
+    </w:lvl>
+    <w:lvl w:ilvl="6">
+      <w:start w:val="1"/>
+      <w:numFmt w:val="decimal"/>
+      <w:lvlText w:val="%7."/>
+      <w:lvlJc w:val="left"/>
+      <w:pPr>
+        <w:ind w:left="5040" w:hanging="360"/>
+      </w:pPr>
+    </w:lvl>
+    <w:lvl w:ilvl="7">
+      <w:start w:val="1"/>
+      <w:numFmt w:val="decimal"/>
+      <w:lvlText w:val="%8."/>
+      <w:lvlJc w:val="left"/>
+      <w:pPr>
+        <w:ind w:left="5760" w:hanging="360"/>
+      </w:pPr>
+    </w:lvl>
+    <w:lvl w:ilvl="8">
+      <w:start w:val="1"/>
+      <w:numFmt w:val="decimal"/>
+      <w:lvlText w:val="%9."/>
+      <w:lvlJc w:val="left"/>
+      <w:pPr>
+        <w:ind w:left="6480" w:hanging="360"/>
+      </w:pPr>
     </w:lvl>
   </w:abstractNum>
   <w:num w:numId="1000">
@@ -18027,6 +18499,84 @@
     <w:abstractNumId w:val="991"/>
   </w:num>
   <w:num w:numId="1005">
+    <w:abstractNumId w:val="991"/>
+  </w:num>
+  <w:num w:numId="1006">
+    <w:abstractNumId w:val="99411"/>
+    <w:lvlOverride w:ilvl="0">
+      <w:startOverride w:val="1"/>
+    </w:lvlOverride>
+    <w:lvlOverride w:ilvl="1">
+      <w:startOverride w:val="1"/>
+    </w:lvlOverride>
+    <w:lvlOverride w:ilvl="2">
+      <w:startOverride w:val="1"/>
+    </w:lvlOverride>
+    <w:lvlOverride w:ilvl="3">
+      <w:startOverride w:val="1"/>
+    </w:lvlOverride>
+    <w:lvlOverride w:ilvl="4">
+      <w:startOverride w:val="1"/>
+    </w:lvlOverride>
+    <w:lvlOverride w:ilvl="5">
+      <w:startOverride w:val="1"/>
+    </w:lvlOverride>
+    <w:lvlOverride w:ilvl="6">
+      <w:startOverride w:val="1"/>
+    </w:lvlOverride>
+    <w:lvlOverride w:ilvl="7">
+      <w:startOverride w:val="1"/>
+    </w:lvlOverride>
+    <w:lvlOverride w:ilvl="8">
+      <w:startOverride w:val="1"/>
+    </w:lvlOverride>
+  </w:num>
+  <w:num w:numId="1007">
+    <w:abstractNumId w:val="991"/>
+  </w:num>
+  <w:num w:numId="1008">
+    <w:abstractNumId w:val="991"/>
+  </w:num>
+  <w:num w:numId="1009">
+    <w:abstractNumId w:val="991"/>
+  </w:num>
+  <w:num w:numId="1010">
+    <w:abstractNumId w:val="991"/>
+  </w:num>
+  <w:num w:numId="1011">
+    <w:abstractNumId w:val="991"/>
+  </w:num>
+  <w:num w:numId="1012">
+    <w:abstractNumId w:val="99411"/>
+    <w:lvlOverride w:ilvl="0">
+      <w:startOverride w:val="1"/>
+    </w:lvlOverride>
+    <w:lvlOverride w:ilvl="1">
+      <w:startOverride w:val="1"/>
+    </w:lvlOverride>
+    <w:lvlOverride w:ilvl="2">
+      <w:startOverride w:val="1"/>
+    </w:lvlOverride>
+    <w:lvlOverride w:ilvl="3">
+      <w:startOverride w:val="1"/>
+    </w:lvlOverride>
+    <w:lvlOverride w:ilvl="4">
+      <w:startOverride w:val="1"/>
+    </w:lvlOverride>
+    <w:lvlOverride w:ilvl="5">
+      <w:startOverride w:val="1"/>
+    </w:lvlOverride>
+    <w:lvlOverride w:ilvl="6">
+      <w:startOverride w:val="1"/>
+    </w:lvlOverride>
+    <w:lvlOverride w:ilvl="7">
+      <w:startOverride w:val="1"/>
+    </w:lvlOverride>
+    <w:lvlOverride w:ilvl="8">
+      <w:startOverride w:val="1"/>
+    </w:lvlOverride>
+  </w:num>
+  <w:num w:numId="1013">
     <w:abstractNumId w:val="991"/>
   </w:num>
 </w:numbering>

--- a/docs/manual/elsereno-manual.docx
+++ b/docs/manual/elsereno-manual.docx
@@ -2,7 +2,33 @@
 <file path=word/document.xml><?xml version="1.0" encoding="utf-8"?>
 <w:document xmlns:w="http://schemas.openxmlformats.org/wordprocessingml/2006/main" xmlns:m="http://schemas.openxmlformats.org/officeDocument/2006/math" xmlns:r="http://schemas.openxmlformats.org/officeDocument/2006/relationships" xmlns:o="urn:schemas-microsoft-com:office:office" xmlns:v="urn:schemas-microsoft-com:vml" xmlns:w10="urn:schemas-microsoft-com:office:word" xmlns:a="http://schemas.openxmlformats.org/drawingml/2006/main" xmlns:pic="http://schemas.openxmlformats.org/drawingml/2006/picture" xmlns:wp="http://schemas.openxmlformats.org/drawingml/2006/wordprocessingDrawing">
   <w:body>
-    <w:bookmarkStart w:id="86" w:name="elsereno--manual-de-casos-de-uso"/>
+    <w:sdt>
+      <w:sdtPr>
+        <w:docPartObj>
+          <w:docPartGallery w:val="Table of Contents"/>
+          <w:docPartUnique/>
+        </w:docPartObj>
+      </w:sdtPr>
+      <w:sdtContent>
+        <w:p>
+          <w:pPr>
+            <w:pStyle w:val="TOCHeading"/>
+          </w:pPr>
+          <w:r>
+            <w:t xml:space="preserve">Table of Contents</w:t>
+          </w:r>
+        </w:p>
+        <w:p>
+          <w:r>
+            <w:fldChar w:fldCharType="begin" w:dirty="true"/>
+            <w:instrText xml:space="preserve">TOC \o "1-2" \h \z \u</w:instrText>
+            <w:fldChar w:fldCharType="separate"/>
+            <w:fldChar w:fldCharType="end"/>
+          </w:r>
+        </w:p>
+      </w:sdtContent>
+    </w:sdt>
+    <w:bookmarkStart w:id="85" w:name="elsereno-manual-de-casos-de-uso"/>
     <w:p>
       <w:pPr>
         <w:pStyle w:val="Heading1"/>
@@ -49,7 +75,7 @@
         <w:t xml:space="preserve">Versión del manual</w:t>
       </w:r>
       <w:r>
-        <w:t xml:space="preserve">: v1.12 · 2026-04-25</w:t>
+        <w:t xml:space="preserve">: v1.12 (+ v1.13 in-flight) · 2026-04-25</w:t>
       </w:r>
       <w:r>
         <w:t xml:space="preserve"> </w:t>
@@ -74,7 +100,71 @@
         <w:t xml:space="preserve"> </w:t>
       </w:r>
       <w:r>
-        <w:t xml:space="preserve">Shodan InternetDB sin API key)</w:t>
+        <w:t xml:space="preserve">Shodan InternetDB sin API key).</w:t>
+      </w:r>
+      <w:r>
+        <w:t xml:space="preserve"> </w:t>
+      </w:r>
+      <w:r>
+        <w:rPr>
+          <w:b/>
+          <w:bCs/>
+        </w:rPr>
+        <w:t xml:space="preserve">v1.13 en</w:t>
+      </w:r>
+      <w:r>
+        <w:rPr>
+          <w:b/>
+          <w:bCs/>
+        </w:rPr>
+        <w:t xml:space="preserve"> </w:t>
+      </w:r>
+      <w:r>
+        <w:rPr>
+          <w:rStyle w:val="VerbatimChar"/>
+          <w:b/>
+          <w:bCs/>
+        </w:rPr>
+        <w:t xml:space="preserve">main</w:t>
+      </w:r>
+      <w:r>
+        <w:t xml:space="preserve"> </w:t>
+      </w:r>
+      <w:r>
+        <w:t xml:space="preserve">añade</w:t>
+      </w:r>
+      <w:r>
+        <w:t xml:space="preserve"> </w:t>
+      </w:r>
+      <w:r>
+        <w:t xml:space="preserve">BACnet WPM/DeleteObject por-target, CWMP firmware verifier</w:t>
+      </w:r>
+      <w:r>
+        <w:t xml:space="preserve"> </w:t>
+      </w:r>
+      <w:r>
+        <w:t xml:space="preserve">pre-flight, InternetDB bulk lookup, RPC case-warning, CWMP-over-</w:t>
+      </w:r>
+      <w:r>
+        <w:t xml:space="preserve"> </w:t>
+      </w:r>
+      <w:r>
+        <w:t xml:space="preserve">TLS recipe, triage</w:t>
+      </w:r>
+      <w:r>
+        <w:t xml:space="preserve"> </w:t>
+      </w:r>
+      <w:r>
+        <w:rPr>
+          <w:rStyle w:val="VerbatimChar"/>
+        </w:rPr>
+        <w:t xml:space="preserve">utility</w:t>
+      </w:r>
+      <w:r>
+        <w:t xml:space="preserve"> </w:t>
+      </w:r>
+      <w:r>
+        <w:t xml:space="preserve">bucket — sin tag aún.</w:t>
       </w:r>
     </w:p>
     <w:p>
@@ -84,13 +174,25 @@
         </w:pict>
       </w:r>
     </w:p>
-    <w:bookmarkStart w:id="10" w:name="novedades-v111--v112"/>
+    <w:bookmarkStart w:id="9" w:name="X6013e51803574a136a2796f4682dab2fe0ac643"/>
     <w:p>
       <w:pPr>
         <w:pStyle w:val="Heading2"/>
       </w:pPr>
       <w:r>
-        <w:t xml:space="preserve">Novedades v1.11 / v1.12</w:t>
+        <w:t xml:space="preserve">Novedades v1.13 (in-flight on</w:t>
+      </w:r>
+      <w:r>
+        <w:t xml:space="preserve"> </w:t>
+      </w:r>
+      <w:r>
+        <w:rPr>
+          <w:rStyle w:val="VerbatimChar"/>
+        </w:rPr>
+        <w:t xml:space="preserve">main</w:t>
+      </w:r>
+      <w:r>
+        <w:t xml:space="preserve">, sin tag aún)</w:t>
       </w:r>
     </w:p>
     <w:p>
@@ -98,41 +200,13 @@
         <w:pStyle w:val="FirstParagraph"/>
       </w:pPr>
       <w:r>
-        <w:rPr>
-          <w:b/>
-          <w:bCs/>
-        </w:rPr>
-        <w:t xml:space="preserve">v1.11.0</w:t>
-      </w:r>
-      <w:r>
-        <w:t xml:space="preserve"> </w:t>
-      </w:r>
-      <w:r>
-        <w:t xml:space="preserve">(2026-04-24) — CWMP/TR-069 offensive proxy.</w:t>
-      </w:r>
-      <w:r>
-        <w:t xml:space="preserve"> </w:t>
-      </w:r>
-      <w:r>
-        <w:t xml:space="preserve">Allowlist por SOAP RPC para tráfico ACS-CPE. RPCs read-only +</w:t>
-      </w:r>
-      <w:r>
-        <w:t xml:space="preserve"> </w:t>
-      </w:r>
-      <w:r>
-        <w:t xml:space="preserve">protocol-flow (GetParameter*, Inform, TransferComplete, …)</w:t>
-      </w:r>
-      <w:r>
-        <w:t xml:space="preserve"> </w:t>
-      </w:r>
-      <w:r>
-        <w:t xml:space="preserve">pasan siempre; los write-capable (SetParameterValues, Reboot,</w:t>
-      </w:r>
-      <w:r>
-        <w:t xml:space="preserve"> </w:t>
-      </w:r>
-      <w:r>
-        <w:t xml:space="preserve">Download, FactoryReset, …) requieren</w:t>
+        <w:t xml:space="preserve">Siete chunks han aterrizado desde el cierre de v1.12; el operador</w:t>
+      </w:r>
+      <w:r>
+        <w:t xml:space="preserve"> </w:t>
+      </w:r>
+      <w:r>
+        <w:t xml:space="preserve">decide cuándo cortar</w:t>
       </w:r>
       <w:r>
         <w:t xml:space="preserve"> </w:t>
@@ -141,55 +215,10 @@
         <w:rPr>
           <w:rStyle w:val="VerbatimChar"/>
         </w:rPr>
-        <w:t xml:space="preserve">--rpc &lt;Name&gt;</w:t>
-      </w:r>
-      <w:r>
-        <w:t xml:space="preserve"> </w:t>
-      </w:r>
-      <w:r>
-        <w:t xml:space="preserve">explícito.</w:t>
-      </w:r>
-      <w:r>
-        <w:t xml:space="preserve"> </w:t>
-      </w:r>
-      <w:r>
-        <w:t xml:space="preserve">Refusal: SOAP Fault 9001 "Request denied" + cabecera</w:t>
-      </w:r>
-      <w:r>
-        <w:t xml:space="preserve"> </w:t>
-      </w:r>
-      <w:r>
-        <w:rPr>
-          <w:rStyle w:val="VerbatimChar"/>
-        </w:rPr>
-        <w:t xml:space="preserve">X-Elsereno-Gate-Reason</w:t>
-      </w:r>
-      <w:r>
-        <w:t xml:space="preserve">. Ver §6.5 (CWMP).</w:t>
-      </w:r>
-    </w:p>
-    <w:p>
-      <w:pPr>
-        <w:pStyle w:val="BodyText"/>
-      </w:pPr>
-      <w:r>
-        <w:rPr>
-          <w:b/>
-          <w:bCs/>
-        </w:rPr>
-        <w:t xml:space="preserve">v1.12.0</w:t>
-      </w:r>
-      <w:r>
-        <w:t xml:space="preserve"> </w:t>
-      </w:r>
-      <w:r>
-        <w:t xml:space="preserve">(2026-04-25) — gates tightening + paginación de</w:t>
-      </w:r>
-      <w:r>
-        <w:t xml:space="preserve"> </w:t>
-      </w:r>
-      <w:r>
-        <w:t xml:space="preserve">inputs. Cada gate ya escopa por identidad fina:</w:t>
+        <w:t xml:space="preserve">v1.13.0</w:t>
+      </w:r>
+      <w:r>
+        <w:t xml:space="preserve">.</w:t>
       </w:r>
     </w:p>
     <w:p>
@@ -205,7 +234,7 @@
           <w:b/>
           <w:bCs/>
         </w:rPr>
-        <w:t xml:space="preserve">CWMP</w:t>
+        <w:t xml:space="preserve">InternetDB bulk lookup</w:t>
       </w:r>
       <w:r>
         <w:t xml:space="preserve">:</w:t>
@@ -217,13 +246,13 @@
         <w:rPr>
           <w:rStyle w:val="VerbatimChar"/>
         </w:rPr>
-        <w:t xml:space="preserve">--param-prefix InternetGatewayDevice.WANDevice.</w:t>
-      </w:r>
-      <w:r>
-        <w:t xml:space="preserve"> </w:t>
-      </w:r>
-      <w:r>
-        <w:t xml:space="preserve">para tightening de Set* RPCs;</w:t>
+        <w:t xml:space="preserve">--input internetdb:file:&lt;path&gt;</w:t>
+      </w:r>
+      <w:r>
+        <w:t xml:space="preserve"> </w:t>
+      </w:r>
+      <w:r>
+        <w:t xml:space="preserve">(un IP por línea) o</w:t>
       </w:r>
       <w:r>
         <w:t xml:space="preserve"> </w:t>
@@ -232,13 +261,25 @@
         <w:rPr>
           <w:rStyle w:val="VerbatimChar"/>
         </w:rPr>
-        <w:t xml:space="preserve">--firmware url=…;sha256=…</w:t>
-      </w:r>
-      <w:r>
-        <w:t xml:space="preserve"> </w:t>
-      </w:r>
-      <w:r>
-        <w:t xml:space="preserve">para limitar Download a imágenes concretas.</w:t>
+        <w:t xml:space="preserve">internetdb:-</w:t>
+      </w:r>
+      <w:r>
+        <w:t xml:space="preserve"> </w:t>
+      </w:r>
+      <w:r>
+        <w:t xml:space="preserve">(stdin). v1.12 chunk 9</w:t>
+      </w:r>
+      <w:r>
+        <w:t xml:space="preserve"> </w:t>
+      </w:r>
+      <w:r>
+        <w:t xml:space="preserve">shippeó single-IP; v1.13 chunk 1 cierra el shape bulk.</w:t>
+      </w:r>
+      <w:r>
+        <w:t xml:space="preserve"> </w:t>
+      </w:r>
+      <w:r>
+        <w:t xml:space="preserve">Rate-limit upstream ~10 rps.</w:t>
       </w:r>
     </w:p>
     <w:p>
@@ -254,10 +295,10 @@
           <w:b/>
           <w:bCs/>
         </w:rPr>
-        <w:t xml:space="preserve">OPC UA</w:t>
-      </w:r>
-      <w:r>
-        <w:t xml:space="preserve">: walk de cada WriteValue (no solo el primero);</w:t>
+        <w:t xml:space="preserve">CWMP firmware pre-flight verifier</w:t>
+      </w:r>
+      <w:r>
+        <w:t xml:space="preserve">:</w:t>
       </w:r>
       <w:r>
         <w:t xml:space="preserve"> </w:t>
@@ -266,19 +307,28 @@
         <w:rPr>
           <w:rStyle w:val="VerbatimChar"/>
         </w:rPr>
-        <w:t xml:space="preserve">--node-id ns=N;{i,s,g,b}=…</w:t>
-      </w:r>
-      <w:r>
-        <w:t xml:space="preserve"> </w:t>
-      </w:r>
-      <w:r>
-        <w:t xml:space="preserve">admite los cuatro encodings</w:t>
-      </w:r>
-      <w:r>
-        <w:t xml:space="preserve"> </w:t>
-      </w:r>
-      <w:r>
-        <w:t xml:space="preserve">(numeric / String / GUID / ByteString);</w:t>
+        <w:t xml:space="preserve">elsereno-offensive write cwmp verify-firmware --firmware url=…;sha256=…</w:t>
+      </w:r>
+      <w:r>
+        <w:t xml:space="preserve">. HEAD → GET, calcula SHA-256</w:t>
+      </w:r>
+      <w:r>
+        <w:t xml:space="preserve"> </w:t>
+      </w:r>
+      <w:r>
+        <w:t xml:space="preserve">sobre el body, compara con el pin. Output OK / MISMATCH /</w:t>
+      </w:r>
+      <w:r>
+        <w:t xml:space="preserve"> </w:t>
+      </w:r>
+      <w:r>
+        <w:t xml:space="preserve">UNREACHABLE. Pegada antes de comprometer el allowlist de</w:t>
+      </w:r>
+      <w:r>
+        <w:t xml:space="preserve"> </w:t>
+      </w:r>
+      <w:r>
+        <w:t xml:space="preserve">firmware en</w:t>
       </w:r>
       <w:r>
         <w:t xml:space="preserve"> </w:t>
@@ -287,13 +337,10 @@
         <w:rPr>
           <w:rStyle w:val="VerbatimChar"/>
         </w:rPr>
-        <w:t xml:space="preserve">--call-method object=…;method=…</w:t>
-      </w:r>
-      <w:r>
-        <w:t xml:space="preserve"> </w:t>
-      </w:r>
-      <w:r>
-        <w:t xml:space="preserve">para CallRequest.</w:t>
+        <w:t xml:space="preserve">proxy listen</w:t>
+      </w:r>
+      <w:r>
+        <w:t xml:space="preserve">.</w:t>
       </w:r>
     </w:p>
     <w:p>
@@ -309,43 +356,40 @@
           <w:b/>
           <w:bCs/>
         </w:rPr>
-        <w:t xml:space="preserve">Modbus</w:t>
-      </w:r>
-      <w:r>
-        <w:t xml:space="preserve">:</w:t>
-      </w:r>
-      <w:r>
-        <w:t xml:space="preserve"> </w:t>
-      </w:r>
-      <w:r>
-        <w:rPr>
-          <w:rStyle w:val="VerbatimChar"/>
-        </w:rPr>
-        <w:t xml:space="preserve">--write unit=N;fc=M;start=A;end=B</w:t>
-      </w:r>
-      <w:r>
-        <w:t xml:space="preserve"> </w:t>
-      </w:r>
-      <w:r>
-        <w:t xml:space="preserve">estructurado;</w:t>
-      </w:r>
-      <w:r>
-        <w:t xml:space="preserve"> </w:t>
-      </w:r>
-      <w:r>
-        <w:t xml:space="preserve">round-trip lossless con</w:t>
-      </w:r>
-      <w:r>
-        <w:t xml:space="preserve"> </w:t>
-      </w:r>
-      <w:r>
-        <w:rPr>
-          <w:rStyle w:val="VerbatimChar"/>
-        </w:rPr>
-        <w:t xml:space="preserve">--emit-allow-file</w:t>
+        <w:t xml:space="preserve">BACnet WritePropertyMultiple (svc 16) per-object gate</w:t>
       </w:r>
       <w:r>
         <w:t xml:space="preserve">.</w:t>
+      </w:r>
+      <w:r>
+        <w:t xml:space="preserve"> </w:t>
+      </w:r>
+      <w:r>
+        <w:t xml:space="preserve">WPM tiene SEQUENCE-OF anidado con valores BER constructed</w:t>
+      </w:r>
+      <w:r>
+        <w:t xml:space="preserve"> </w:t>
+      </w:r>
+      <w:r>
+        <w:t xml:space="preserve">(BACnetWeeklySchedule, …). Walker depth-aware. Cualquier</w:t>
+      </w:r>
+      <w:r>
+        <w:t xml:space="preserve"> </w:t>
+      </w:r>
+      <w:r>
+        <w:t xml:space="preserve">tupla forbidden refusa el batch entero (fail-closed). Usa</w:t>
+      </w:r>
+      <w:r>
+        <w:t xml:space="preserve"> </w:t>
+      </w:r>
+      <w:r>
+        <w:t xml:space="preserve">context tag 0 para el inner PropertyId (vs tag 1 en</w:t>
+      </w:r>
+      <w:r>
+        <w:t xml:space="preserve"> </w:t>
+      </w:r>
+      <w:r>
+        <w:t xml:space="preserve">WriteProperty).</w:t>
       </w:r>
     </w:p>
     <w:p>
@@ -361,10 +405,16 @@
           <w:b/>
           <w:bCs/>
         </w:rPr>
-        <w:t xml:space="preserve">SIP</w:t>
-      </w:r>
-      <w:r>
-        <w:t xml:space="preserve">:</w:t>
+        <w:t xml:space="preserve">BACnet DeleteObject (svc 11) per-target gate</w:t>
+      </w:r>
+      <w:r>
+        <w:t xml:space="preserve">. Lista</w:t>
+      </w:r>
+      <w:r>
+        <w:t xml:space="preserve"> </w:t>
+      </w:r>
+      <w:r>
+        <w:t xml:space="preserve">separada</w:t>
       </w:r>
       <w:r>
         <w:t xml:space="preserve"> </w:t>
@@ -373,13 +423,76 @@
         <w:rPr>
           <w:rStyle w:val="VerbatimChar"/>
         </w:rPr>
-        <w:t xml:space="preserve">--from-domain HOST</w:t>
-      </w:r>
-      <w:r>
-        <w:t xml:space="preserve"> </w:t>
-      </w:r>
-      <w:r>
-        <w:t xml:space="preserve">(identity-spoof guard).</w:t>
+        <w:t xml:space="preserve">--delete-object type=N;instance=M</w:t>
+      </w:r>
+      <w:r>
+        <w:t xml:space="preserve"> </w:t>
+      </w:r>
+      <w:r>
+        <w:t xml:space="preserve">(no se reusa</w:t>
+      </w:r>
+      <w:r>
+        <w:t xml:space="preserve"> </w:t>
+      </w:r>
+      <w:r>
+        <w:t xml:space="preserve">AllowedObjects con PropertyId=0). El patrón típico BAS es</w:t>
+      </w:r>
+      <w:r>
+        <w:t xml:space="preserve"> </w:t>
+      </w:r>
+      <w:r>
+        <w:t xml:space="preserve">“writes ok, delete forbidden”</w:t>
+      </w:r>
+      <w:r>
+        <w:t xml:space="preserve">, así que un operador que</w:t>
+      </w:r>
+      <w:r>
+        <w:t xml:space="preserve"> </w:t>
+      </w:r>
+      <w:r>
+        <w:t xml:space="preserve">permitió</w:t>
+      </w:r>
+      <w:r>
+        <w:t xml:space="preserve"> </w:t>
+      </w:r>
+      <w:r>
+        <w:rPr>
+          <w:rStyle w:val="VerbatimChar"/>
+        </w:rPr>
+        <w:t xml:space="preserve">--object type=2;instance=99;property=85</w:t>
+      </w:r>
+      <w:r>
+        <w:t xml:space="preserve"> </w:t>
+      </w:r>
+      <w:r>
+        <w:t xml:space="preserve">(write</w:t>
+      </w:r>
+      <w:r>
+        <w:t xml:space="preserve"> </w:t>
+      </w:r>
+      <w:r>
+        <w:t xml:space="preserve">PresentValue en BinaryOutput#99) DEBE añadir</w:t>
+      </w:r>
+      <w:r>
+        <w:t xml:space="preserve"> </w:t>
+      </w:r>
+      <w:r>
+        <w:rPr>
+          <w:rStyle w:val="VerbatimChar"/>
+        </w:rPr>
+        <w:t xml:space="preserve">--delete-object type=2;instance=99</w:t>
+      </w:r>
+      <w:r>
+        <w:t xml:space="preserve"> </w:t>
+      </w:r>
+      <w:r>
+        <w:t xml:space="preserve">para permitir</w:t>
+      </w:r>
+      <w:r>
+        <w:t xml:space="preserve"> </w:t>
+      </w:r>
+      <w:r>
+        <w:t xml:space="preserve">borrarlo.</w:t>
       </w:r>
     </w:p>
     <w:p>
@@ -395,10 +508,25 @@
           <w:b/>
           <w:bCs/>
         </w:rPr>
-        <w:t xml:space="preserve">BACnet</w:t>
-      </w:r>
-      <w:r>
-        <w:t xml:space="preserve">:</w:t>
+        <w:t xml:space="preserve">CWMP RPC-name case-warning</w:t>
+      </w:r>
+      <w:r>
+        <w:t xml:space="preserve"> </w:t>
+      </w:r>
+      <w:r>
+        <w:t xml:space="preserve">en dry-run. TR-069 §A.4</w:t>
+      </w:r>
+      <w:r>
+        <w:t xml:space="preserve"> </w:t>
+      </w:r>
+      <w:r>
+        <w:t xml:space="preserve">declara los RPC names case-sensitive. El comando warna si</w:t>
+      </w:r>
+      <w:r>
+        <w:t xml:space="preserve"> </w:t>
+      </w:r>
+      <w:r>
+        <w:t xml:space="preserve">ve</w:t>
       </w:r>
       <w:r>
         <w:t xml:space="preserve"> </w:t>
@@ -407,19 +535,31 @@
         <w:rPr>
           <w:rStyle w:val="VerbatimChar"/>
         </w:rPr>
-        <w:t xml:space="preserve">--object type=N;instance=M;property=P</w:t>
-      </w:r>
-      <w:r>
-        <w:t xml:space="preserve"> </w:t>
-      </w:r>
-      <w:r>
-        <w:t xml:space="preserve">para</w:t>
-      </w:r>
-      <w:r>
-        <w:t xml:space="preserve"> </w:t>
-      </w:r>
-      <w:r>
-        <w:t xml:space="preserve">WriteProperty (svc 15) con BER walker.</w:t>
+        <w:t xml:space="preserve">--rpc "FactoryReset"</w:t>
+      </w:r>
+      <w:r>
+        <w:t xml:space="preserve"> </w:t>
+      </w:r>
+      <w:r>
+        <w:t xml:space="preserve">cuando lo canónico es</w:t>
+      </w:r>
+      <w:r>
+        <w:t xml:space="preserve"> </w:t>
+      </w:r>
+      <w:r>
+        <w:rPr>
+          <w:rStyle w:val="VerbatimChar"/>
+        </w:rPr>
+        <w:t xml:space="preserve">factoryReset</w:t>
+      </w:r>
+      <w:r>
+        <w:t xml:space="preserve">. El gate sigue siendo strict; el warning es</w:t>
+      </w:r>
+      <w:r>
+        <w:t xml:space="preserve"> </w:t>
+      </w:r>
+      <w:r>
+        <w:t xml:space="preserve">UX-only.</w:t>
       </w:r>
     </w:p>
     <w:p>
@@ -435,6 +575,652 @@
           <w:b/>
           <w:bCs/>
         </w:rPr>
+        <w:t xml:space="preserve">CWMP-over-TLS operator recipe</w:t>
+      </w:r>
+      <w:r>
+        <w:t xml:space="preserve"> </w:t>
+      </w:r>
+      <w:r>
+        <w:t xml:space="preserve">(docs only). Tres</w:t>
+      </w:r>
+      <w:r>
+        <w:t xml:space="preserve"> </w:t>
+      </w:r>
+      <w:r>
+        <w:t xml:space="preserve">patrones de front-proxy en</w:t>
+      </w:r>
+      <w:r>
+        <w:t xml:space="preserve"> </w:t>
+      </w:r>
+      <w:r>
+        <w:rPr>
+          <w:rStyle w:val="VerbatimChar"/>
+        </w:rPr>
+        <w:t xml:space="preserve">docs/protocols/cwmp.md</w:t>
+      </w:r>
+      <w:r>
+        <w:t xml:space="preserve">:</w:t>
+      </w:r>
+      <w:r>
+        <w:t xml:space="preserve"> </w:t>
+      </w:r>
+      <w:r>
+        <w:t xml:space="preserve">nginx (</w:t>
+      </w:r>
+      <w:r>
+        <w:rPr>
+          <w:rStyle w:val="VerbatimChar"/>
+        </w:rPr>
+        <w:t xml:space="preserve">stream</w:t>
+      </w:r>
+      <w:r>
+        <w:t xml:space="preserve">), HAProxy (</w:t>
+      </w:r>
+      <w:r>
+        <w:rPr>
+          <w:rStyle w:val="VerbatimChar"/>
+        </w:rPr>
+        <w:t xml:space="preserve">mode tcp</w:t>
+      </w:r>
+      <w:r>
+        <w:t xml:space="preserve">), Caddy (</w:t>
+      </w:r>
+      <w:r>
+        <w:rPr>
+          <w:rStyle w:val="VerbatimChar"/>
+        </w:rPr>
+        <w:t xml:space="preserve">layer4</w:t>
+      </w:r>
+      <w:r>
+        <w:t xml:space="preserve">).</w:t>
+      </w:r>
+      <w:r>
+        <w:t xml:space="preserve"> </w:t>
+      </w:r>
+      <w:r>
+        <w:t xml:space="preserve">Cada uno termina TLS en</w:t>
+      </w:r>
+      <w:r>
+        <w:t xml:space="preserve"> </w:t>
+      </w:r>
+      <w:r>
+        <w:rPr>
+          <w:rStyle w:val="VerbatimChar"/>
+        </w:rPr>
+        <w:t xml:space="preserve">:7548</w:t>
+      </w:r>
+      <w:r>
+        <w:t xml:space="preserve"> </w:t>
+      </w:r>
+      <w:r>
+        <w:t xml:space="preserve">y forwards plaintext al</w:t>
+      </w:r>
+      <w:r>
+        <w:t xml:space="preserve"> </w:t>
+      </w:r>
+      <w:r>
+        <w:t xml:space="preserve">gate en</w:t>
+      </w:r>
+      <w:r>
+        <w:t xml:space="preserve"> </w:t>
+      </w:r>
+      <w:r>
+        <w:rPr>
+          <w:rStyle w:val="VerbatimChar"/>
+        </w:rPr>
+        <w:t xml:space="preserve">:7547</w:t>
+      </w:r>
+      <w:r>
+        <w:t xml:space="preserve">. El gate stays TLS-agnostic.</w:t>
+      </w:r>
+    </w:p>
+    <w:p>
+      <w:pPr>
+        <w:pStyle w:val="Compact"/>
+        <w:numPr>
+          <w:ilvl w:val="0"/>
+          <w:numId w:val="1001"/>
+        </w:numPr>
+      </w:pPr>
+      <w:r>
+        <w:rPr>
+          <w:b/>
+          <w:bCs/>
+        </w:rPr>
+        <w:t xml:space="preserve">Triage</w:t>
+      </w:r>
+      <w:r>
+        <w:rPr>
+          <w:b/>
+          <w:bCs/>
+        </w:rPr>
+        <w:t xml:space="preserve"> </w:t>
+      </w:r>
+      <w:r>
+        <w:rPr>
+          <w:rStyle w:val="VerbatimChar"/>
+          <w:b/>
+          <w:bCs/>
+        </w:rPr>
+        <w:t xml:space="preserve">utility</w:t>
+      </w:r>
+      <w:r>
+        <w:rPr>
+          <w:b/>
+          <w:bCs/>
+        </w:rPr>
+        <w:t xml:space="preserve"> </w:t>
+      </w:r>
+      <w:r>
+        <w:rPr>
+          <w:b/>
+          <w:bCs/>
+        </w:rPr>
+        <w:t xml:space="preserve">bucket</w:t>
+      </w:r>
+      <w:r>
+        <w:t xml:space="preserve">: 4ª prioridad entre</w:t>
+      </w:r>
+      <w:r>
+        <w:t xml:space="preserve"> </w:t>
+      </w:r>
+      <w:r>
+        <w:rPr>
+          <w:rStyle w:val="VerbatimChar"/>
+        </w:rPr>
+        <w:t xml:space="preserve">strategic</w:t>
+      </w:r>
+      <w:r>
+        <w:t xml:space="preserve"> </w:t>
+      </w:r>
+      <w:r>
+        <w:t xml:space="preserve">y</w:t>
+      </w:r>
+      <w:r>
+        <w:t xml:space="preserve"> </w:t>
+      </w:r>
+      <w:r>
+        <w:rPr>
+          <w:rStyle w:val="VerbatimChar"/>
+        </w:rPr>
+        <w:t xml:space="preserve">routine</w:t>
+      </w:r>
+      <w:r>
+        <w:t xml:space="preserve">. Heurística: severity ∈ {info, low} AND</w:t>
+      </w:r>
+      <w:r>
+        <w:t xml:space="preserve"> </w:t>
+      </w:r>
+      <w:r>
+        <w:t xml:space="preserve">(Protocol ∈ {banner, atmodem} OR</w:t>
+      </w:r>
+      <w:r>
+        <w:t xml:space="preserve"> </w:t>
+      </w:r>
+      <w:r>
+        <w:rPr>
+          <w:rStyle w:val="VerbatimChar"/>
+        </w:rPr>
+        <w:t xml:space="preserve">impact_class &lt; 20</w:t>
+      </w:r>
+      <w:r>
+        <w:t xml:space="preserve">).</w:t>
+      </w:r>
+      <w:r>
+        <w:t xml:space="preserve"> </w:t>
+      </w:r>
+      <w:r>
+        <w:t xml:space="preserve">Captura banner-leaks y AT-modem chatter — info útil pero</w:t>
+      </w:r>
+      <w:r>
+        <w:t xml:space="preserve"> </w:t>
+      </w:r>
+      <w:r>
+        <w:t xml:space="preserve">no aguja directa.</w:t>
+      </w:r>
+    </w:p>
+    <w:p>
+      <w:pPr>
+        <w:pStyle w:val="FirstParagraph"/>
+      </w:pPr>
+      <w:r>
+        <w:t xml:space="preserve">Soporte: el fix de</w:t>
+      </w:r>
+      <w:r>
+        <w:t xml:space="preserve"> </w:t>
+      </w:r>
+      <w:r>
+        <w:rPr>
+          <w:rStyle w:val="VerbatimChar"/>
+        </w:rPr>
+        <w:t xml:space="preserve">make sec</w:t>
+      </w:r>
+      <w:r>
+        <w:t xml:space="preserve"> </w:t>
+      </w:r>
+      <w:r>
+        <w:t xml:space="preserve">(commit</w:t>
+      </w:r>
+      <w:r>
+        <w:t xml:space="preserve"> </w:t>
+      </w:r>
+      <w:r>
+        <w:rPr>
+          <w:rStyle w:val="VerbatimChar"/>
+        </w:rPr>
+        <w:t xml:space="preserve">b611f5c</w:t>
+      </w:r>
+      <w:r>
+        <w:t xml:space="preserve">) cambió 18</w:t>
+      </w:r>
+      <w:r>
+        <w:t xml:space="preserve"> </w:t>
+      </w:r>
+      <w:r>
+        <w:rPr>
+          <w:rStyle w:val="VerbatimChar"/>
+        </w:rPr>
+        <w:t xml:space="preserve">//nolint:gosec</w:t>
+      </w:r>
+      <w:r>
+        <w:t xml:space="preserve"> </w:t>
+      </w:r>
+      <w:r>
+        <w:t xml:space="preserve">por</w:t>
+      </w:r>
+      <w:r>
+        <w:t xml:space="preserve"> </w:t>
+      </w:r>
+      <w:r>
+        <w:rPr>
+          <w:rStyle w:val="VerbatimChar"/>
+        </w:rPr>
+        <w:t xml:space="preserve">// #nosec G&lt;NNN&gt;</w:t>
+      </w:r>
+      <w:r>
+        <w:t xml:space="preserve"> </w:t>
+      </w:r>
+      <w:r>
+        <w:t xml:space="preserve">nativo (gosec</w:t>
+      </w:r>
+      <w:r>
+        <w:t xml:space="preserve"> </w:t>
+      </w:r>
+      <w:r>
+        <w:t xml:space="preserve">standalone no honra la anotación de golangci-lint).</w:t>
+      </w:r>
+    </w:p>
+    <w:p>
+      <w:r>
+        <w:pict>
+          <v:rect style="width:0;height:1.5pt" o:hralign="center" o:hrstd="t" o:hr="t"/>
+        </w:pict>
+      </w:r>
+    </w:p>
+    <w:bookmarkEnd w:id="9"/>
+    <w:bookmarkStart w:id="11" w:name="novedades-v1.11-v1.12"/>
+    <w:p>
+      <w:pPr>
+        <w:pStyle w:val="Heading2"/>
+      </w:pPr>
+      <w:r>
+        <w:t xml:space="preserve">Novedades v1.11 / v1.12</w:t>
+      </w:r>
+    </w:p>
+    <w:p>
+      <w:pPr>
+        <w:pStyle w:val="FirstParagraph"/>
+      </w:pPr>
+      <w:r>
+        <w:rPr>
+          <w:b/>
+          <w:bCs/>
+        </w:rPr>
+        <w:t xml:space="preserve">v1.11.0</w:t>
+      </w:r>
+      <w:r>
+        <w:t xml:space="preserve"> </w:t>
+      </w:r>
+      <w:r>
+        <w:t xml:space="preserve">(2026-04-24) — CWMP/TR-069 offensive proxy.</w:t>
+      </w:r>
+      <w:r>
+        <w:t xml:space="preserve"> </w:t>
+      </w:r>
+      <w:r>
+        <w:t xml:space="preserve">Allowlist por SOAP RPC para tráfico ACS-CPE. RPCs read-only +</w:t>
+      </w:r>
+      <w:r>
+        <w:t xml:space="preserve"> </w:t>
+      </w:r>
+      <w:r>
+        <w:t xml:space="preserve">protocol-flow (GetParameter*, Inform, TransferComplete, …)</w:t>
+      </w:r>
+      <w:r>
+        <w:t xml:space="preserve"> </w:t>
+      </w:r>
+      <w:r>
+        <w:t xml:space="preserve">pasan siempre; los write-capable (SetParameterValues, Reboot,</w:t>
+      </w:r>
+      <w:r>
+        <w:t xml:space="preserve"> </w:t>
+      </w:r>
+      <w:r>
+        <w:t xml:space="preserve">Download, FactoryReset, …) requieren</w:t>
+      </w:r>
+      <w:r>
+        <w:t xml:space="preserve"> </w:t>
+      </w:r>
+      <w:r>
+        <w:rPr>
+          <w:rStyle w:val="VerbatimChar"/>
+        </w:rPr>
+        <w:t xml:space="preserve">--rpc &lt;Name&gt;</w:t>
+      </w:r>
+      <w:r>
+        <w:t xml:space="preserve"> </w:t>
+      </w:r>
+      <w:r>
+        <w:t xml:space="preserve">explícito.</w:t>
+      </w:r>
+      <w:r>
+        <w:t xml:space="preserve"> </w:t>
+      </w:r>
+      <w:r>
+        <w:t xml:space="preserve">Refusal: SOAP Fault 9001</w:t>
+      </w:r>
+      <w:r>
+        <w:t xml:space="preserve"> </w:t>
+      </w:r>
+      <w:r>
+        <w:t xml:space="preserve">“Request denied”</w:t>
+      </w:r>
+      <w:r>
+        <w:t xml:space="preserve"> </w:t>
+      </w:r>
+      <w:r>
+        <w:t xml:space="preserve">+ cabecera</w:t>
+      </w:r>
+      <w:r>
+        <w:t xml:space="preserve"> </w:t>
+      </w:r>
+      <w:r>
+        <w:rPr>
+          <w:rStyle w:val="VerbatimChar"/>
+        </w:rPr>
+        <w:t xml:space="preserve">X-Elsereno-Gate-Reason</w:t>
+      </w:r>
+      <w:r>
+        <w:t xml:space="preserve">. Ver §6.5 (CWMP).</w:t>
+      </w:r>
+    </w:p>
+    <w:p>
+      <w:pPr>
+        <w:pStyle w:val="BodyText"/>
+      </w:pPr>
+      <w:r>
+        <w:rPr>
+          <w:b/>
+          <w:bCs/>
+        </w:rPr>
+        <w:t xml:space="preserve">v1.12.0</w:t>
+      </w:r>
+      <w:r>
+        <w:t xml:space="preserve"> </w:t>
+      </w:r>
+      <w:r>
+        <w:t xml:space="preserve">(2026-04-25) — gates tightening + paginación de</w:t>
+      </w:r>
+      <w:r>
+        <w:t xml:space="preserve"> </w:t>
+      </w:r>
+      <w:r>
+        <w:t xml:space="preserve">inputs. Cada gate ya escopa por identidad fina:</w:t>
+      </w:r>
+    </w:p>
+    <w:p>
+      <w:pPr>
+        <w:pStyle w:val="Compact"/>
+        <w:numPr>
+          <w:ilvl w:val="0"/>
+          <w:numId w:val="1002"/>
+        </w:numPr>
+      </w:pPr>
+      <w:r>
+        <w:rPr>
+          <w:b/>
+          <w:bCs/>
+        </w:rPr>
+        <w:t xml:space="preserve">CWMP</w:t>
+      </w:r>
+      <w:r>
+        <w:t xml:space="preserve">:</w:t>
+      </w:r>
+      <w:r>
+        <w:t xml:space="preserve"> </w:t>
+      </w:r>
+      <w:r>
+        <w:rPr>
+          <w:rStyle w:val="VerbatimChar"/>
+        </w:rPr>
+        <w:t xml:space="preserve">--param-prefix InternetGatewayDevice.WANDevice.</w:t>
+      </w:r>
+      <w:r>
+        <w:t xml:space="preserve"> </w:t>
+      </w:r>
+      <w:r>
+        <w:t xml:space="preserve">para tightening de Set* RPCs;</w:t>
+      </w:r>
+      <w:r>
+        <w:t xml:space="preserve"> </w:t>
+      </w:r>
+      <w:r>
+        <w:rPr>
+          <w:rStyle w:val="VerbatimChar"/>
+        </w:rPr>
+        <w:t xml:space="preserve">--firmware url=…;sha256=…</w:t>
+      </w:r>
+      <w:r>
+        <w:t xml:space="preserve"> </w:t>
+      </w:r>
+      <w:r>
+        <w:t xml:space="preserve">para limitar Download a imágenes concretas.</w:t>
+      </w:r>
+    </w:p>
+    <w:p>
+      <w:pPr>
+        <w:pStyle w:val="Compact"/>
+        <w:numPr>
+          <w:ilvl w:val="0"/>
+          <w:numId w:val="1002"/>
+        </w:numPr>
+      </w:pPr>
+      <w:r>
+        <w:rPr>
+          <w:b/>
+          <w:bCs/>
+        </w:rPr>
+        <w:t xml:space="preserve">OPC UA</w:t>
+      </w:r>
+      <w:r>
+        <w:t xml:space="preserve">: walk de cada WriteValue (no solo el primero);</w:t>
+      </w:r>
+      <w:r>
+        <w:t xml:space="preserve"> </w:t>
+      </w:r>
+      <w:r>
+        <w:rPr>
+          <w:rStyle w:val="VerbatimChar"/>
+        </w:rPr>
+        <w:t xml:space="preserve">--node-id ns=N;{i,s,g,b}=…</w:t>
+      </w:r>
+      <w:r>
+        <w:t xml:space="preserve"> </w:t>
+      </w:r>
+      <w:r>
+        <w:t xml:space="preserve">admite los cuatro encodings</w:t>
+      </w:r>
+      <w:r>
+        <w:t xml:space="preserve"> </w:t>
+      </w:r>
+      <w:r>
+        <w:t xml:space="preserve">(numeric / String / GUID / ByteString);</w:t>
+      </w:r>
+      <w:r>
+        <w:t xml:space="preserve"> </w:t>
+      </w:r>
+      <w:r>
+        <w:rPr>
+          <w:rStyle w:val="VerbatimChar"/>
+        </w:rPr>
+        <w:t xml:space="preserve">--call-method object=…;method=…</w:t>
+      </w:r>
+      <w:r>
+        <w:t xml:space="preserve"> </w:t>
+      </w:r>
+      <w:r>
+        <w:t xml:space="preserve">para CallRequest.</w:t>
+      </w:r>
+    </w:p>
+    <w:p>
+      <w:pPr>
+        <w:pStyle w:val="Compact"/>
+        <w:numPr>
+          <w:ilvl w:val="0"/>
+          <w:numId w:val="1002"/>
+        </w:numPr>
+      </w:pPr>
+      <w:r>
+        <w:rPr>
+          <w:b/>
+          <w:bCs/>
+        </w:rPr>
+        <w:t xml:space="preserve">Modbus</w:t>
+      </w:r>
+      <w:r>
+        <w:t xml:space="preserve">:</w:t>
+      </w:r>
+      <w:r>
+        <w:t xml:space="preserve"> </w:t>
+      </w:r>
+      <w:r>
+        <w:rPr>
+          <w:rStyle w:val="VerbatimChar"/>
+        </w:rPr>
+        <w:t xml:space="preserve">--write unit=N;fc=M;start=A;end=B</w:t>
+      </w:r>
+      <w:r>
+        <w:t xml:space="preserve"> </w:t>
+      </w:r>
+      <w:r>
+        <w:t xml:space="preserve">estructurado;</w:t>
+      </w:r>
+      <w:r>
+        <w:t xml:space="preserve"> </w:t>
+      </w:r>
+      <w:r>
+        <w:t xml:space="preserve">round-trip lossless con</w:t>
+      </w:r>
+      <w:r>
+        <w:t xml:space="preserve"> </w:t>
+      </w:r>
+      <w:r>
+        <w:rPr>
+          <w:rStyle w:val="VerbatimChar"/>
+        </w:rPr>
+        <w:t xml:space="preserve">--emit-allow-file</w:t>
+      </w:r>
+      <w:r>
+        <w:t xml:space="preserve">.</w:t>
+      </w:r>
+    </w:p>
+    <w:p>
+      <w:pPr>
+        <w:pStyle w:val="Compact"/>
+        <w:numPr>
+          <w:ilvl w:val="0"/>
+          <w:numId w:val="1002"/>
+        </w:numPr>
+      </w:pPr>
+      <w:r>
+        <w:rPr>
+          <w:b/>
+          <w:bCs/>
+        </w:rPr>
+        <w:t xml:space="preserve">SIP</w:t>
+      </w:r>
+      <w:r>
+        <w:t xml:space="preserve">:</w:t>
+      </w:r>
+      <w:r>
+        <w:t xml:space="preserve"> </w:t>
+      </w:r>
+      <w:r>
+        <w:rPr>
+          <w:rStyle w:val="VerbatimChar"/>
+        </w:rPr>
+        <w:t xml:space="preserve">--from-domain HOST</w:t>
+      </w:r>
+      <w:r>
+        <w:t xml:space="preserve"> </w:t>
+      </w:r>
+      <w:r>
+        <w:t xml:space="preserve">(identity-spoof guard).</w:t>
+      </w:r>
+    </w:p>
+    <w:p>
+      <w:pPr>
+        <w:pStyle w:val="Compact"/>
+        <w:numPr>
+          <w:ilvl w:val="0"/>
+          <w:numId w:val="1002"/>
+        </w:numPr>
+      </w:pPr>
+      <w:r>
+        <w:rPr>
+          <w:b/>
+          <w:bCs/>
+        </w:rPr>
+        <w:t xml:space="preserve">BACnet</w:t>
+      </w:r>
+      <w:r>
+        <w:t xml:space="preserve">:</w:t>
+      </w:r>
+      <w:r>
+        <w:t xml:space="preserve"> </w:t>
+      </w:r>
+      <w:r>
+        <w:rPr>
+          <w:rStyle w:val="VerbatimChar"/>
+        </w:rPr>
+        <w:t xml:space="preserve">--object type=N;instance=M;property=P</w:t>
+      </w:r>
+      <w:r>
+        <w:t xml:space="preserve"> </w:t>
+      </w:r>
+      <w:r>
+        <w:t xml:space="preserve">para</w:t>
+      </w:r>
+      <w:r>
+        <w:t xml:space="preserve"> </w:t>
+      </w:r>
+      <w:r>
+        <w:t xml:space="preserve">WriteProperty (svc 15) con BER walker.</w:t>
+      </w:r>
+    </w:p>
+    <w:p>
+      <w:pPr>
+        <w:pStyle w:val="Compact"/>
+        <w:numPr>
+          <w:ilvl w:val="0"/>
+          <w:numId w:val="1002"/>
+        </w:numPr>
+      </w:pPr>
+      <w:r>
+        <w:rPr>
+          <w:b/>
+          <w:bCs/>
+        </w:rPr>
         <w:t xml:space="preserve">Inputs</w:t>
       </w:r>
       <w:r>
@@ -444,7 +1230,13 @@
         <w:t xml:space="preserve"> </w:t>
       </w:r>
       <w:r>
-        <w:t xml:space="preserve">shodan/censys/fofa/zoomeye/onyphe (cierra el "page 1 only"</w:t>
+        <w:t xml:space="preserve">shodan/censys/fofa/zoomeye/onyphe (cierra el</w:t>
+      </w:r>
+      <w:r>
+        <w:t xml:space="preserve"> </w:t>
+      </w:r>
+      <w:r>
+        <w:t xml:space="preserve">“page 1 only”</w:t>
       </w:r>
       <w:r>
         <w:t xml:space="preserve"> </w:t>
@@ -498,7 +1290,7 @@
       <w:r>
         <w:t xml:space="preserve"> </w:t>
       </w:r>
-      <w:hyperlink r:id="rId9">
+      <w:hyperlink r:id="rId10">
         <w:r>
           <w:rPr>
             <w:rStyle w:val="VerbatimChar"/>
@@ -517,8 +1309,8 @@
         </w:pict>
       </w:r>
     </w:p>
-    <w:bookmarkEnd w:id="10"/>
-    <w:bookmarkStart w:id="11" w:name="Xea05dff0abed751a36cca1beebb840d288b97f2"/>
+    <w:bookmarkEnd w:id="11"/>
+    <w:bookmarkStart w:id="12" w:name="aviso-legal-uso-autorizado"/>
     <w:p>
       <w:pPr>
         <w:pStyle w:val="Heading2"/>
@@ -545,7 +1337,13 @@
         <w:t xml:space="preserve">dual-use</w:t>
       </w:r>
       <w:r>
-        <w:t xml:space="preserve">. La capacidad "offensive"</w:t>
+        <w:t xml:space="preserve">. La capacidad</w:t>
+      </w:r>
+      <w:r>
+        <w:t xml:space="preserve"> </w:t>
+      </w:r>
+      <w:r>
+        <w:t xml:space="preserve">“offensive”</w:t>
       </w:r>
       <w:r>
         <w:t xml:space="preserve"> </w:t>
@@ -606,1893 +1404,6 @@
       </w:r>
       <w:r>
         <w:t xml:space="preserve">:</w:t>
-      </w:r>
-    </w:p>
-    <w:p>
-      <w:pPr>
-        <w:pStyle w:val="Compact"/>
-        <w:numPr>
-          <w:ilvl w:val="0"/>
-          <w:numId w:val="1002"/>
-        </w:numPr>
-      </w:pPr>
-      <w:r>
-        <w:t xml:space="preserve">Un</w:t>
-      </w:r>
-      <w:r>
-        <w:t xml:space="preserve"> </w:t>
-      </w:r>
-      <w:r>
-        <w:rPr>
-          <w:rStyle w:val="VerbatimChar"/>
-        </w:rPr>
-        <w:t xml:space="preserve">write modbus send</w:t>
-      </w:r>
-      <w:r>
-        <w:t xml:space="preserve"> </w:t>
-      </w:r>
-      <w:r>
-        <w:t xml:space="preserve">fuera de scope puede</w:t>
-      </w:r>
-      <w:r>
-        <w:t xml:space="preserve"> </w:t>
-      </w:r>
-      <w:r>
-        <w:rPr>
-          <w:b/>
-          <w:bCs/>
-        </w:rPr>
-        <w:t xml:space="preserve">parar una</w:t>
-      </w:r>
-      <w:r>
-        <w:rPr>
-          <w:b/>
-          <w:bCs/>
-        </w:rPr>
-        <w:t xml:space="preserve"> </w:t>
-      </w:r>
-      <w:r>
-        <w:rPr>
-          <w:b/>
-          <w:bCs/>
-        </w:rPr>
-        <w:t xml:space="preserve">planta real</w:t>
-      </w:r>
-      <w:r>
-        <w:t xml:space="preserve">.</w:t>
-      </w:r>
-    </w:p>
-    <w:p>
-      <w:pPr>
-        <w:pStyle w:val="Compact"/>
-        <w:numPr>
-          <w:ilvl w:val="0"/>
-          <w:numId w:val="1002"/>
-        </w:numPr>
-      </w:pPr>
-      <w:r>
-        <w:t xml:space="preserve">Un</w:t>
-      </w:r>
-      <w:r>
-        <w:t xml:space="preserve"> </w:t>
-      </w:r>
-      <w:r>
-        <w:rPr>
-          <w:rStyle w:val="VerbatimChar"/>
-        </w:rPr>
-        <w:t xml:space="preserve">dial</w:t>
-      </w:r>
-      <w:r>
-        <w:t xml:space="preserve"> </w:t>
-      </w:r>
-      <w:r>
-        <w:t xml:space="preserve">mal numerado puede llamar a servicios de emergencia</w:t>
-      </w:r>
-      <w:r>
-        <w:t xml:space="preserve"> </w:t>
-      </w:r>
-      <w:r>
-        <w:t xml:space="preserve">(el guard ≤3 dígitos lo bloquea, pero +34 91 911 … no).</w:t>
-      </w:r>
-    </w:p>
-    <w:p>
-      <w:pPr>
-        <w:pStyle w:val="Compact"/>
-        <w:numPr>
-          <w:ilvl w:val="0"/>
-          <w:numId w:val="1002"/>
-        </w:numPr>
-      </w:pPr>
-      <w:r>
-        <w:t xml:space="preserve">Un</w:t>
-      </w:r>
-      <w:r>
-        <w:t xml:space="preserve"> </w:t>
-      </w:r>
-      <w:r>
-        <w:rPr>
-          <w:rStyle w:val="VerbatimChar"/>
-        </w:rPr>
-        <w:t xml:space="preserve">exploit run</w:t>
-      </w:r>
-      <w:r>
-        <w:t xml:space="preserve"> </w:t>
-      </w:r>
-      <w:r>
-        <w:t xml:space="preserve">sobre un PLC en producción puede dejarlo</w:t>
-      </w:r>
-      <w:r>
-        <w:t xml:space="preserve"> </w:t>
-      </w:r>
-      <w:r>
-        <w:rPr>
-          <w:b/>
-          <w:bCs/>
-        </w:rPr>
-        <w:t xml:space="preserve">colgado</w:t>
-      </w:r>
-      <w:r>
-        <w:t xml:space="preserve"> </w:t>
-      </w:r>
-      <w:r>
-        <w:t xml:space="preserve">hasta ciclo de alimentación.</w:t>
-      </w:r>
-    </w:p>
-    <w:p>
-      <w:pPr>
-        <w:pStyle w:val="FirstParagraph"/>
-      </w:pPr>
-      <w:r>
-        <w:t xml:space="preserve">El binario default es</w:t>
-      </w:r>
-      <w:r>
-        <w:t xml:space="preserve"> </w:t>
-      </w:r>
-      <w:r>
-        <w:rPr>
-          <w:b/>
-          <w:bCs/>
-        </w:rPr>
-        <w:t xml:space="preserve">totalmente read-only</w:t>
-      </w:r>
-      <w:r>
-        <w:t xml:space="preserve"> </w:t>
-      </w:r>
-      <w:r>
-        <w:t xml:space="preserve">y seguro. El</w:t>
-      </w:r>
-      <w:r>
-        <w:t xml:space="preserve"> </w:t>
-      </w:r>
-      <w:r>
-        <w:t xml:space="preserve">binario offensive requiere (a) build tag, (b)</w:t>
-      </w:r>
-      <w:r>
-        <w:t xml:space="preserve"> </w:t>
-      </w:r>
-      <w:r>
-        <w:rPr>
-          <w:rStyle w:val="VerbatimChar"/>
-        </w:rPr>
-        <w:t xml:space="preserve">--accept-writes</w:t>
-      </w:r>
-      <w:r>
-        <w:t xml:space="preserve">,</w:t>
-      </w:r>
-      <w:r>
-        <w:t xml:space="preserve"> </w:t>
-      </w:r>
-      <w:r>
-        <w:t xml:space="preserve">(c)</w:t>
-      </w:r>
-      <w:r>
-        <w:t xml:space="preserve"> </w:t>
-      </w:r>
-      <w:r>
-        <w:rPr>
-          <w:rStyle w:val="VerbatimChar"/>
-        </w:rPr>
-        <w:t xml:space="preserve">--confirm-target</w:t>
-      </w:r>
-      <w:r>
-        <w:t xml:space="preserve">, (d)</w:t>
-      </w:r>
-      <w:r>
-        <w:t xml:space="preserve"> </w:t>
-      </w:r>
-      <w:r>
-        <w:rPr>
-          <w:rStyle w:val="VerbatimChar"/>
-        </w:rPr>
-        <w:t xml:space="preserve">--confirm-token</w:t>
-      </w:r>
-      <w:r>
-        <w:t xml:space="preserve"> </w:t>
-      </w:r>
-      <w:r>
-        <w:t xml:space="preserve">(HMAC derivado del</w:t>
-      </w:r>
-      <w:r>
-        <w:t xml:space="preserve"> </w:t>
-      </w:r>
-      <w:r>
-        <w:t xml:space="preserve">vault). Cada acción se auditéa en cadena hash.</w:t>
-      </w:r>
-    </w:p>
-    <w:p>
-      <w:r>
-        <w:pict>
-          <v:rect style="width:0;height:1.5pt" o:hralign="center" o:hrstd="t" o:hr="t"/>
-        </w:pict>
-      </w:r>
-    </w:p>
-    <w:bookmarkEnd w:id="11"/>
-    <w:bookmarkStart w:id="21" w:name="Xf6c63c3465d7da42861a7ccc3b208f82bc85729"/>
-    <w:p>
-      <w:pPr>
-        <w:pStyle w:val="Heading2"/>
-      </w:pPr>
-      <w:r>
-        <w:t xml:space="preserve">1. Instalación + primer arranque</w:t>
-      </w:r>
-    </w:p>
-    <w:bookmarkStart w:id="12" w:name="X365ad0e363092e573011c3afd0d900b110fec9e"/>
-    <w:p>
-      <w:pPr>
-        <w:pStyle w:val="Heading3"/>
-      </w:pPr>
-      <w:r>
-        <w:t xml:space="preserve">1.1 Instalación desde release firmada (v1.8.0+)</w:t>
-      </w:r>
-    </w:p>
-    <w:p>
-      <w:pPr>
-        <w:pStyle w:val="SourceCode"/>
-      </w:pPr>
-      <w:r>
-        <w:rPr>
-          <w:rStyle w:val="VariableTok"/>
-        </w:rPr>
-        <w:t xml:space="preserve">VERSION</w:t>
-      </w:r>
-      <w:r>
-        <w:rPr>
-          <w:rStyle w:val="OperatorTok"/>
-        </w:rPr>
-        <w:t xml:space="preserve">=</w:t>
-      </w:r>
-      <w:r>
-        <w:rPr>
-          <w:rStyle w:val="NormalTok"/>
-        </w:rPr>
-        <w:t xml:space="preserve">1.8.0</w:t>
-      </w:r>
-      <w:r>
-        <w:br/>
-      </w:r>
-      <w:r>
-        <w:rPr>
-          <w:rStyle w:val="VariableTok"/>
-        </w:rPr>
-        <w:t xml:space="preserve">OS</w:t>
-      </w:r>
-      <w:r>
-        <w:rPr>
-          <w:rStyle w:val="OperatorTok"/>
-        </w:rPr>
-        <w:t xml:space="preserve">=</w:t>
-      </w:r>
-      <w:r>
-        <w:rPr>
-          <w:rStyle w:val="NormalTok"/>
-        </w:rPr>
-        <w:t xml:space="preserve">darwin          </w:t>
-      </w:r>
-      <w:r>
-        <w:rPr>
-          <w:rStyle w:val="CommentTok"/>
-        </w:rPr>
-        <w:t xml:space="preserve"># o linux</w:t>
-      </w:r>
-      <w:r>
-        <w:br/>
-      </w:r>
-      <w:r>
-        <w:rPr>
-          <w:rStyle w:val="VariableTok"/>
-        </w:rPr>
-        <w:t xml:space="preserve">ARCH</w:t>
-      </w:r>
-      <w:r>
-        <w:rPr>
-          <w:rStyle w:val="OperatorTok"/>
-        </w:rPr>
-        <w:t xml:space="preserve">=</w:t>
-      </w:r>
-      <w:r>
-        <w:rPr>
-          <w:rStyle w:val="NormalTok"/>
-        </w:rPr>
-        <w:t xml:space="preserve">arm64         </w:t>
-      </w:r>
-      <w:r>
-        <w:rPr>
-          <w:rStyle w:val="CommentTok"/>
-        </w:rPr>
-        <w:t xml:space="preserve"># o amd64</w:t>
-      </w:r>
-      <w:r>
-        <w:br/>
-      </w:r>
-      <w:r>
-        <w:rPr>
-          <w:rStyle w:val="VariableTok"/>
-        </w:rPr>
-        <w:t xml:space="preserve">BASE</w:t>
-      </w:r>
-      <w:r>
-        <w:rPr>
-          <w:rStyle w:val="OperatorTok"/>
-        </w:rPr>
-        <w:t xml:space="preserve">=</w:t>
-      </w:r>
-      <w:r>
-        <w:rPr>
-          <w:rStyle w:val="StringTok"/>
-        </w:rPr>
-        <w:t xml:space="preserve">"https://github.com/RobinR00T/elSereno/releases/download/v</w:t>
-      </w:r>
-      <w:r>
-        <w:rPr>
-          <w:rStyle w:val="VariableTok"/>
-        </w:rPr>
-        <w:t xml:space="preserve">${VERSION}</w:t>
-      </w:r>
-      <w:r>
-        <w:rPr>
-          <w:rStyle w:val="StringTok"/>
-        </w:rPr>
-        <w:t xml:space="preserve">"</w:t>
-      </w:r>
-      <w:r>
-        <w:br/>
-      </w:r>
-      <w:r>
-        <w:br/>
-      </w:r>
-      <w:r>
-        <w:rPr>
-          <w:rStyle w:val="CommentTok"/>
-        </w:rPr>
-        <w:t xml:space="preserve"># Descargar el tarball + checksums + SBOM</w:t>
-      </w:r>
-      <w:r>
-        <w:br/>
-      </w:r>
-      <w:r>
-        <w:rPr>
-          <w:rStyle w:val="ExtensionTok"/>
-        </w:rPr>
-        <w:t xml:space="preserve">curl</w:t>
-      </w:r>
-      <w:r>
-        <w:rPr>
-          <w:rStyle w:val="NormalTok"/>
-        </w:rPr>
-        <w:t xml:space="preserve"> </w:t>
-      </w:r>
-      <w:r>
-        <w:rPr>
-          <w:rStyle w:val="AttributeTok"/>
-        </w:rPr>
-        <w:t xml:space="preserve">-fLo</w:t>
-      </w:r>
-      <w:r>
-        <w:rPr>
-          <w:rStyle w:val="NormalTok"/>
-        </w:rPr>
-        <w:t xml:space="preserve"> </w:t>
-      </w:r>
-      <w:r>
-        <w:rPr>
-          <w:rStyle w:val="StringTok"/>
-        </w:rPr>
-        <w:t xml:space="preserve">"elsereno_</w:t>
-      </w:r>
-      <w:r>
-        <w:rPr>
-          <w:rStyle w:val="VariableTok"/>
-        </w:rPr>
-        <w:t xml:space="preserve">${VERSION}</w:t>
-      </w:r>
-      <w:r>
-        <w:rPr>
-          <w:rStyle w:val="StringTok"/>
-        </w:rPr>
-        <w:t xml:space="preserve">.tar.gz"</w:t>
-      </w:r>
-      <w:r>
-        <w:rPr>
-          <w:rStyle w:val="NormalTok"/>
-        </w:rPr>
-        <w:t xml:space="preserve"> </w:t>
-      </w:r>
-      <w:r>
-        <w:rPr>
-          <w:rStyle w:val="DataTypeTok"/>
-        </w:rPr>
-        <w:t xml:space="preserve">\</w:t>
-      </w:r>
-      <w:r>
-        <w:br/>
-      </w:r>
-      <w:r>
-        <w:rPr>
-          <w:rStyle w:val="NormalTok"/>
-        </w:rPr>
-        <w:t xml:space="preserve">  </w:t>
-      </w:r>
-      <w:r>
-        <w:rPr>
-          <w:rStyle w:val="StringTok"/>
-        </w:rPr>
-        <w:t xml:space="preserve">"</w:t>
-      </w:r>
-      <w:r>
-        <w:rPr>
-          <w:rStyle w:val="VariableTok"/>
-        </w:rPr>
-        <w:t xml:space="preserve">${BASE}</w:t>
-      </w:r>
-      <w:r>
-        <w:rPr>
-          <w:rStyle w:val="StringTok"/>
-        </w:rPr>
-        <w:t xml:space="preserve">/elsereno_</w:t>
-      </w:r>
-      <w:r>
-        <w:rPr>
-          <w:rStyle w:val="VariableTok"/>
-        </w:rPr>
-        <w:t xml:space="preserve">${VERSION}</w:t>
-      </w:r>
-      <w:r>
-        <w:rPr>
-          <w:rStyle w:val="StringTok"/>
-        </w:rPr>
-        <w:t xml:space="preserve">_</w:t>
-      </w:r>
-      <w:r>
-        <w:rPr>
-          <w:rStyle w:val="VariableTok"/>
-        </w:rPr>
-        <w:t xml:space="preserve">${OS}</w:t>
-      </w:r>
-      <w:r>
-        <w:rPr>
-          <w:rStyle w:val="StringTok"/>
-        </w:rPr>
-        <w:t xml:space="preserve">_</w:t>
-      </w:r>
-      <w:r>
-        <w:rPr>
-          <w:rStyle w:val="VariableTok"/>
-        </w:rPr>
-        <w:t xml:space="preserve">${ARCH}</w:t>
-      </w:r>
-      <w:r>
-        <w:rPr>
-          <w:rStyle w:val="StringTok"/>
-        </w:rPr>
-        <w:t xml:space="preserve">.tar.gz"</w:t>
-      </w:r>
-      <w:r>
-        <w:br/>
-      </w:r>
-      <w:r>
-        <w:rPr>
-          <w:rStyle w:val="ExtensionTok"/>
-        </w:rPr>
-        <w:t xml:space="preserve">curl</w:t>
-      </w:r>
-      <w:r>
-        <w:rPr>
-          <w:rStyle w:val="NormalTok"/>
-        </w:rPr>
-        <w:t xml:space="preserve"> </w:t>
-      </w:r>
-      <w:r>
-        <w:rPr>
-          <w:rStyle w:val="AttributeTok"/>
-        </w:rPr>
-        <w:t xml:space="preserve">-fLo</w:t>
-      </w:r>
-      <w:r>
-        <w:rPr>
-          <w:rStyle w:val="NormalTok"/>
-        </w:rPr>
-        <w:t xml:space="preserve"> checksums.txt </w:t>
-      </w:r>
-      <w:r>
-        <w:rPr>
-          <w:rStyle w:val="StringTok"/>
-        </w:rPr>
-        <w:t xml:space="preserve">"</w:t>
-      </w:r>
-      <w:r>
-        <w:rPr>
-          <w:rStyle w:val="VariableTok"/>
-        </w:rPr>
-        <w:t xml:space="preserve">${BASE}</w:t>
-      </w:r>
-      <w:r>
-        <w:rPr>
-          <w:rStyle w:val="StringTok"/>
-        </w:rPr>
-        <w:t xml:space="preserve">/checksums.txt"</w:t>
-      </w:r>
-      <w:r>
-        <w:br/>
-      </w:r>
-      <w:r>
-        <w:rPr>
-          <w:rStyle w:val="ExtensionTok"/>
-        </w:rPr>
-        <w:t xml:space="preserve">curl</w:t>
-      </w:r>
-      <w:r>
-        <w:rPr>
-          <w:rStyle w:val="NormalTok"/>
-        </w:rPr>
-        <w:t xml:space="preserve"> </w:t>
-      </w:r>
-      <w:r>
-        <w:rPr>
-          <w:rStyle w:val="AttributeTok"/>
-        </w:rPr>
-        <w:t xml:space="preserve">-fLo</w:t>
-      </w:r>
-      <w:r>
-        <w:rPr>
-          <w:rStyle w:val="NormalTok"/>
-        </w:rPr>
-        <w:t xml:space="preserve"> </w:t>
-      </w:r>
-      <w:r>
-        <w:rPr>
-          <w:rStyle w:val="StringTok"/>
-        </w:rPr>
-        <w:t xml:space="preserve">"elsereno_</w:t>
-      </w:r>
-      <w:r>
-        <w:rPr>
-          <w:rStyle w:val="VariableTok"/>
-        </w:rPr>
-        <w:t xml:space="preserve">${VERSION}</w:t>
-      </w:r>
-      <w:r>
-        <w:rPr>
-          <w:rStyle w:val="StringTok"/>
-        </w:rPr>
-        <w:t xml:space="preserve">.tar.gz.cyclonedx.json"</w:t>
-      </w:r>
-      <w:r>
-        <w:rPr>
-          <w:rStyle w:val="NormalTok"/>
-        </w:rPr>
-        <w:t xml:space="preserve"> </w:t>
-      </w:r>
-      <w:r>
-        <w:rPr>
-          <w:rStyle w:val="DataTypeTok"/>
-        </w:rPr>
-        <w:t xml:space="preserve">\</w:t>
-      </w:r>
-      <w:r>
-        <w:br/>
-      </w:r>
-      <w:r>
-        <w:rPr>
-          <w:rStyle w:val="NormalTok"/>
-        </w:rPr>
-        <w:t xml:space="preserve">  </w:t>
-      </w:r>
-      <w:r>
-        <w:rPr>
-          <w:rStyle w:val="StringTok"/>
-        </w:rPr>
-        <w:t xml:space="preserve">"</w:t>
-      </w:r>
-      <w:r>
-        <w:rPr>
-          <w:rStyle w:val="VariableTok"/>
-        </w:rPr>
-        <w:t xml:space="preserve">${BASE}</w:t>
-      </w:r>
-      <w:r>
-        <w:rPr>
-          <w:rStyle w:val="StringTok"/>
-        </w:rPr>
-        <w:t xml:space="preserve">/elsereno_</w:t>
-      </w:r>
-      <w:r>
-        <w:rPr>
-          <w:rStyle w:val="VariableTok"/>
-        </w:rPr>
-        <w:t xml:space="preserve">${VERSION}</w:t>
-      </w:r>
-      <w:r>
-        <w:rPr>
-          <w:rStyle w:val="StringTok"/>
-        </w:rPr>
-        <w:t xml:space="preserve">_</w:t>
-      </w:r>
-      <w:r>
-        <w:rPr>
-          <w:rStyle w:val="VariableTok"/>
-        </w:rPr>
-        <w:t xml:space="preserve">${OS}</w:t>
-      </w:r>
-      <w:r>
-        <w:rPr>
-          <w:rStyle w:val="StringTok"/>
-        </w:rPr>
-        <w:t xml:space="preserve">_</w:t>
-      </w:r>
-      <w:r>
-        <w:rPr>
-          <w:rStyle w:val="VariableTok"/>
-        </w:rPr>
-        <w:t xml:space="preserve">${ARCH}</w:t>
-      </w:r>
-      <w:r>
-        <w:rPr>
-          <w:rStyle w:val="StringTok"/>
-        </w:rPr>
-        <w:t xml:space="preserve">.tar.gz.cyclonedx.json"</w:t>
-      </w:r>
-      <w:r>
-        <w:br/>
-      </w:r>
-      <w:r>
-        <w:br/>
-      </w:r>
-      <w:r>
-        <w:rPr>
-          <w:rStyle w:val="CommentTok"/>
-        </w:rPr>
-        <w:t xml:space="preserve"># Integridad SHA-256</w:t>
-      </w:r>
-      <w:r>
-        <w:br/>
-      </w:r>
-      <w:r>
-        <w:rPr>
-          <w:rStyle w:val="ExtensionTok"/>
-        </w:rPr>
-        <w:t xml:space="preserve">shasum</w:t>
-      </w:r>
-      <w:r>
-        <w:rPr>
-          <w:rStyle w:val="NormalTok"/>
-        </w:rPr>
-        <w:t xml:space="preserve"> </w:t>
-      </w:r>
-      <w:r>
-        <w:rPr>
-          <w:rStyle w:val="AttributeTok"/>
-        </w:rPr>
-        <w:t xml:space="preserve">-a</w:t>
-      </w:r>
-      <w:r>
-        <w:rPr>
-          <w:rStyle w:val="NormalTok"/>
-        </w:rPr>
-        <w:t xml:space="preserve"> 256 </w:t>
-      </w:r>
-      <w:r>
-        <w:rPr>
-          <w:rStyle w:val="AttributeTok"/>
-        </w:rPr>
-        <w:t xml:space="preserve">-c</w:t>
-      </w:r>
-      <w:r>
-        <w:rPr>
-          <w:rStyle w:val="NormalTok"/>
-        </w:rPr>
-        <w:t xml:space="preserve"> checksums.txt </w:t>
-      </w:r>
-      <w:r>
-        <w:rPr>
-          <w:rStyle w:val="AttributeTok"/>
-        </w:rPr>
-        <w:t xml:space="preserve">--ignore-missing</w:t>
-      </w:r>
-      <w:r>
-        <w:br/>
-      </w:r>
-      <w:r>
-        <w:br/>
-      </w:r>
-      <w:r>
-        <w:rPr>
-          <w:rStyle w:val="CommentTok"/>
-        </w:rPr>
-        <w:t xml:space="preserve"># Desempaquetar</w:t>
-      </w:r>
-      <w:r>
-        <w:br/>
-      </w:r>
-      <w:r>
-        <w:rPr>
-          <w:rStyle w:val="FunctionTok"/>
-        </w:rPr>
-        <w:t xml:space="preserve">tar</w:t>
-      </w:r>
-      <w:r>
-        <w:rPr>
-          <w:rStyle w:val="NormalTok"/>
-        </w:rPr>
-        <w:t xml:space="preserve"> xzf </w:t>
-      </w:r>
-      <w:r>
-        <w:rPr>
-          <w:rStyle w:val="StringTok"/>
-        </w:rPr>
-        <w:t xml:space="preserve">"elsereno_</w:t>
-      </w:r>
-      <w:r>
-        <w:rPr>
-          <w:rStyle w:val="VariableTok"/>
-        </w:rPr>
-        <w:t xml:space="preserve">${VERSION}</w:t>
-      </w:r>
-      <w:r>
-        <w:rPr>
-          <w:rStyle w:val="StringTok"/>
-        </w:rPr>
-        <w:t xml:space="preserve">.tar.gz"</w:t>
-      </w:r>
-      <w:r>
-        <w:br/>
-      </w:r>
-      <w:r>
-        <w:br/>
-      </w:r>
-      <w:r>
-        <w:rPr>
-          <w:rStyle w:val="CommentTok"/>
-        </w:rPr>
-        <w:t xml:space="preserve"># Dos binarios dentro del tar:</w:t>
-      </w:r>
-      <w:r>
-        <w:br/>
-      </w:r>
-      <w:r>
-        <w:rPr>
-          <w:rStyle w:val="CommentTok"/>
-        </w:rPr>
-        <w:t xml:space="preserve">#   elsereno            — build por defecto (read-only, safe)</w:t>
-      </w:r>
-      <w:r>
-        <w:br/>
-      </w:r>
-      <w:r>
-        <w:rPr>
-          <w:rStyle w:val="CommentTok"/>
-        </w:rPr>
-        <w:t xml:space="preserve">#   elsereno-offensive  — build -tags offensive (write/exploit/…)</w:t>
-      </w:r>
-      <w:r>
-        <w:br/>
-      </w:r>
-      <w:r>
-        <w:rPr>
-          <w:rStyle w:val="ExtensionTok"/>
-        </w:rPr>
-        <w:t xml:space="preserve">./elsereno_</w:t>
-      </w:r>
-      <w:r>
-        <w:rPr>
-          <w:rStyle w:val="VariableTok"/>
-        </w:rPr>
-        <w:t xml:space="preserve">${VERSION}</w:t>
-      </w:r>
-      <w:r>
-        <w:rPr>
-          <w:rStyle w:val="ExtensionTok"/>
-        </w:rPr>
-        <w:t xml:space="preserve">_</w:t>
-      </w:r>
-      <w:r>
-        <w:rPr>
-          <w:rStyle w:val="VariableTok"/>
-        </w:rPr>
-        <w:t xml:space="preserve">${OS}</w:t>
-      </w:r>
-      <w:r>
-        <w:rPr>
-          <w:rStyle w:val="ExtensionTok"/>
-        </w:rPr>
-        <w:t xml:space="preserve">_</w:t>
-      </w:r>
-      <w:r>
-        <w:rPr>
-          <w:rStyle w:val="VariableTok"/>
-        </w:rPr>
-        <w:t xml:space="preserve">${ARCH}</w:t>
-      </w:r>
-      <w:r>
-        <w:rPr>
-          <w:rStyle w:val="ExtensionTok"/>
-        </w:rPr>
-        <w:t xml:space="preserve">/elsereno</w:t>
-      </w:r>
-      <w:r>
-        <w:rPr>
-          <w:rStyle w:val="NormalTok"/>
-        </w:rPr>
-        <w:t xml:space="preserve"> version</w:t>
-      </w:r>
-      <w:r>
-        <w:br/>
-      </w:r>
-      <w:r>
-        <w:rPr>
-          <w:rStyle w:val="ExtensionTok"/>
-        </w:rPr>
-        <w:t xml:space="preserve">./elsereno_</w:t>
-      </w:r>
-      <w:r>
-        <w:rPr>
-          <w:rStyle w:val="VariableTok"/>
-        </w:rPr>
-        <w:t xml:space="preserve">${VERSION}</w:t>
-      </w:r>
-      <w:r>
-        <w:rPr>
-          <w:rStyle w:val="ExtensionTok"/>
-        </w:rPr>
-        <w:t xml:space="preserve">_</w:t>
-      </w:r>
-      <w:r>
-        <w:rPr>
-          <w:rStyle w:val="VariableTok"/>
-        </w:rPr>
-        <w:t xml:space="preserve">${OS}</w:t>
-      </w:r>
-      <w:r>
-        <w:rPr>
-          <w:rStyle w:val="ExtensionTok"/>
-        </w:rPr>
-        <w:t xml:space="preserve">_</w:t>
-      </w:r>
-      <w:r>
-        <w:rPr>
-          <w:rStyle w:val="VariableTok"/>
-        </w:rPr>
-        <w:t xml:space="preserve">${ARCH}</w:t>
-      </w:r>
-      <w:r>
-        <w:rPr>
-          <w:rStyle w:val="ExtensionTok"/>
-        </w:rPr>
-        <w:t xml:space="preserve">/elsereno</w:t>
-      </w:r>
-      <w:r>
-        <w:rPr>
-          <w:rStyle w:val="NormalTok"/>
-        </w:rPr>
-        <w:t xml:space="preserve"> plugins list </w:t>
-      </w:r>
-      <w:r>
-        <w:rPr>
-          <w:rStyle w:val="KeywordTok"/>
-        </w:rPr>
-        <w:t xml:space="preserve">|</w:t>
-      </w:r>
-      <w:r>
-        <w:rPr>
-          <w:rStyle w:val="NormalTok"/>
-        </w:rPr>
-        <w:t xml:space="preserve"> </w:t>
-      </w:r>
-      <w:r>
-        <w:rPr>
-          <w:rStyle w:val="FunctionTok"/>
-        </w:rPr>
-        <w:t xml:space="preserve">wc</w:t>
-      </w:r>
-      <w:r>
-        <w:rPr>
-          <w:rStyle w:val="NormalTok"/>
-        </w:rPr>
-        <w:t xml:space="preserve"> </w:t>
-      </w:r>
-      <w:r>
-        <w:rPr>
-          <w:rStyle w:val="AttributeTok"/>
-        </w:rPr>
-        <w:t xml:space="preserve">-l</w:t>
-      </w:r>
-      <w:r>
-        <w:rPr>
-          <w:rStyle w:val="NormalTok"/>
-        </w:rPr>
-        <w:t xml:space="preserve">   </w:t>
-      </w:r>
-      <w:r>
-        <w:rPr>
-          <w:rStyle w:val="CommentTok"/>
-        </w:rPr>
-        <w:t xml:space="preserve"># 17</w:t>
-      </w:r>
-    </w:p>
-    <w:bookmarkEnd w:id="12"/>
-    <w:bookmarkStart w:id="13" w:name="X00478f8d9db8d78b67d4e45f9806028dbc4faad"/>
-    <w:p>
-      <w:pPr>
-        <w:pStyle w:val="Heading3"/>
-      </w:pPr>
-      <w:r>
-        <w:t xml:space="preserve">1.2 Verificar el tag GPG firmado</w:t>
-      </w:r>
-    </w:p>
-    <w:p>
-      <w:pPr>
-        <w:pStyle w:val="FirstParagraph"/>
-      </w:pPr>
-      <w:r>
-        <w:t xml:space="preserve">El tag</w:t>
-      </w:r>
-      <w:r>
-        <w:t xml:space="preserve"> </w:t>
-      </w:r>
-      <w:r>
-        <w:rPr>
-          <w:rStyle w:val="VerbatimChar"/>
-        </w:rPr>
-        <w:t xml:space="preserve">v1.8.0</w:t>
-      </w:r>
-      <w:r>
-        <w:t xml:space="preserve"> </w:t>
-      </w:r>
-      <w:r>
-        <w:t xml:space="preserve">está firmado con la clave del maintainer. Es el</w:t>
-      </w:r>
-      <w:r>
-        <w:t xml:space="preserve"> </w:t>
-      </w:r>
-      <w:r>
-        <w:t xml:space="preserve">método de verificación canónico desde v1.8.0 (cosign keyless /</w:t>
-      </w:r>
-      <w:r>
-        <w:t xml:space="preserve"> </w:t>
-      </w:r>
-      <w:r>
-        <w:t xml:space="preserve">SLSA requieren CI facturada y no aplican al free-tier flow).</w:t>
-      </w:r>
-    </w:p>
-    <w:p>
-      <w:pPr>
-        <w:pStyle w:val="SourceCode"/>
-      </w:pPr>
-      <w:r>
-        <w:rPr>
-          <w:rStyle w:val="CommentTok"/>
-        </w:rPr>
-        <w:t xml:space="preserve"># Importar la clave pública</w:t>
-      </w:r>
-      <w:r>
-        <w:br/>
-      </w:r>
-      <w:r>
-        <w:rPr>
-          <w:rStyle w:val="ExtensionTok"/>
-        </w:rPr>
-        <w:t xml:space="preserve">curl</w:t>
-      </w:r>
-      <w:r>
-        <w:rPr>
-          <w:rStyle w:val="NormalTok"/>
-        </w:rPr>
-        <w:t xml:space="preserve"> </w:t>
-      </w:r>
-      <w:r>
-        <w:rPr>
-          <w:rStyle w:val="AttributeTok"/>
-        </w:rPr>
-        <w:t xml:space="preserve">-fL</w:t>
-      </w:r>
-      <w:r>
-        <w:rPr>
-          <w:rStyle w:val="NormalTok"/>
-        </w:rPr>
-        <w:t xml:space="preserve"> https://github.com/RobinR00T.gpg </w:t>
-      </w:r>
-      <w:r>
-        <w:rPr>
-          <w:rStyle w:val="KeywordTok"/>
-        </w:rPr>
-        <w:t xml:space="preserve">|</w:t>
-      </w:r>
-      <w:r>
-        <w:rPr>
-          <w:rStyle w:val="NormalTok"/>
-        </w:rPr>
-        <w:t xml:space="preserve"> </w:t>
-      </w:r>
-      <w:r>
-        <w:rPr>
-          <w:rStyle w:val="ExtensionTok"/>
-        </w:rPr>
-        <w:t xml:space="preserve">gpg</w:t>
-      </w:r>
-      <w:r>
-        <w:rPr>
-          <w:rStyle w:val="NormalTok"/>
-        </w:rPr>
-        <w:t xml:space="preserve"> </w:t>
-      </w:r>
-      <w:r>
-        <w:rPr>
-          <w:rStyle w:val="AttributeTok"/>
-        </w:rPr>
-        <w:t xml:space="preserve">--import</w:t>
-      </w:r>
-      <w:r>
-        <w:br/>
-      </w:r>
-      <w:r>
-        <w:br/>
-      </w:r>
-      <w:r>
-        <w:rPr>
-          <w:rStyle w:val="CommentTok"/>
-        </w:rPr>
-        <w:t xml:space="preserve"># O pedirla al keyserver (si está publicada):</w:t>
-      </w:r>
-      <w:r>
-        <w:br/>
-      </w:r>
-      <w:r>
-        <w:rPr>
-          <w:rStyle w:val="ExtensionTok"/>
-        </w:rPr>
-        <w:t xml:space="preserve">gpg</w:t>
-      </w:r>
-      <w:r>
-        <w:rPr>
-          <w:rStyle w:val="NormalTok"/>
-        </w:rPr>
-        <w:t xml:space="preserve"> </w:t>
-      </w:r>
-      <w:r>
-        <w:rPr>
-          <w:rStyle w:val="AttributeTok"/>
-        </w:rPr>
-        <w:t xml:space="preserve">--keyserver</w:t>
-      </w:r>
-      <w:r>
-        <w:rPr>
-          <w:rStyle w:val="NormalTok"/>
-        </w:rPr>
-        <w:t xml:space="preserve"> keys.openpgp.org </w:t>
-      </w:r>
-      <w:r>
-        <w:rPr>
-          <w:rStyle w:val="AttributeTok"/>
-        </w:rPr>
-        <w:t xml:space="preserve">--recv-keys</w:t>
-      </w:r>
-      <w:r>
-        <w:rPr>
-          <w:rStyle w:val="NormalTok"/>
-        </w:rPr>
-        <w:t xml:space="preserve"> ACE3B86BACACE7D6</w:t>
-      </w:r>
-      <w:r>
-        <w:br/>
-      </w:r>
-      <w:r>
-        <w:br/>
-      </w:r>
-      <w:r>
-        <w:rPr>
-          <w:rStyle w:val="CommentTok"/>
-        </w:rPr>
-        <w:t xml:space="preserve"># Clonar + verificar</w:t>
-      </w:r>
-      <w:r>
-        <w:br/>
-      </w:r>
-      <w:r>
-        <w:rPr>
-          <w:rStyle w:val="FunctionTok"/>
-        </w:rPr>
-        <w:t xml:space="preserve">git</w:t>
-      </w:r>
-      <w:r>
-        <w:rPr>
-          <w:rStyle w:val="NormalTok"/>
-        </w:rPr>
-        <w:t xml:space="preserve"> clone https://github.com/RobinR00T/elSereno.git</w:t>
-      </w:r>
-      <w:r>
-        <w:br/>
-      </w:r>
-      <w:r>
-        <w:rPr>
-          <w:rStyle w:val="BuiltInTok"/>
-        </w:rPr>
-        <w:t xml:space="preserve">cd</w:t>
-      </w:r>
-      <w:r>
-        <w:rPr>
-          <w:rStyle w:val="NormalTok"/>
-        </w:rPr>
-        <w:t xml:space="preserve"> elSereno</w:t>
-      </w:r>
-      <w:r>
-        <w:br/>
-      </w:r>
-      <w:r>
-        <w:rPr>
-          <w:rStyle w:val="FunctionTok"/>
-        </w:rPr>
-        <w:t xml:space="preserve">git</w:t>
-      </w:r>
-      <w:r>
-        <w:rPr>
-          <w:rStyle w:val="NormalTok"/>
-        </w:rPr>
-        <w:t xml:space="preserve"> tag </w:t>
-      </w:r>
-      <w:r>
-        <w:rPr>
-          <w:rStyle w:val="AttributeTok"/>
-        </w:rPr>
-        <w:t xml:space="preserve">-v</w:t>
-      </w:r>
-      <w:r>
-        <w:rPr>
-          <w:rStyle w:val="NormalTok"/>
-        </w:rPr>
-        <w:t xml:space="preserve"> v1.8.0</w:t>
-      </w:r>
-      <w:r>
-        <w:br/>
-      </w:r>
-      <w:r>
-        <w:rPr>
-          <w:rStyle w:val="CommentTok"/>
-        </w:rPr>
-        <w:t xml:space="preserve"># → "Good signature from Daniel Solís Agea &lt;daniel.solis@zynap.com&gt;"</w:t>
-      </w:r>
-    </w:p>
-    <w:bookmarkEnd w:id="13"/>
-    <w:bookmarkStart w:id="14" w:name="X4387d75d451c9fd51fb5d4c5a3776b1092c32cb"/>
-    <w:p>
-      <w:pPr>
-        <w:pStyle w:val="Heading3"/>
-      </w:pPr>
-      <w:r>
-        <w:t xml:space="preserve">1.3 Build desde fuentes (reproducible)</w:t>
-      </w:r>
-    </w:p>
-    <w:p>
-      <w:pPr>
-        <w:pStyle w:val="SourceCode"/>
-      </w:pPr>
-      <w:r>
-        <w:rPr>
-          <w:rStyle w:val="FunctionTok"/>
-        </w:rPr>
-        <w:t xml:space="preserve">git</w:t>
-      </w:r>
-      <w:r>
-        <w:rPr>
-          <w:rStyle w:val="NormalTok"/>
-        </w:rPr>
-        <w:t xml:space="preserve"> clone https://github.com/RobinR00T/elSereno.git</w:t>
-      </w:r>
-      <w:r>
-        <w:br/>
-      </w:r>
-      <w:r>
-        <w:rPr>
-          <w:rStyle w:val="BuiltInTok"/>
-        </w:rPr>
-        <w:t xml:space="preserve">cd</w:t>
-      </w:r>
-      <w:r>
-        <w:rPr>
-          <w:rStyle w:val="NormalTok"/>
-        </w:rPr>
-        <w:t xml:space="preserve"> elSereno</w:t>
-      </w:r>
-      <w:r>
-        <w:br/>
-      </w:r>
-      <w:r>
-        <w:rPr>
-          <w:rStyle w:val="FunctionTok"/>
-        </w:rPr>
-        <w:t xml:space="preserve">git</w:t>
-      </w:r>
-      <w:r>
-        <w:rPr>
-          <w:rStyle w:val="NormalTok"/>
-        </w:rPr>
-        <w:t xml:space="preserve"> checkout v1.8.0</w:t>
-      </w:r>
-      <w:r>
-        <w:br/>
-      </w:r>
-      <w:r>
-        <w:br/>
-      </w:r>
-      <w:r>
-        <w:rPr>
-          <w:rStyle w:val="CommentTok"/>
-        </w:rPr>
-        <w:t xml:space="preserve"># Build default</w:t>
-      </w:r>
-      <w:r>
-        <w:br/>
-      </w:r>
-      <w:r>
-        <w:rPr>
-          <w:rStyle w:val="FunctionTok"/>
-        </w:rPr>
-        <w:t xml:space="preserve">make</w:t>
-      </w:r>
-      <w:r>
-        <w:rPr>
-          <w:rStyle w:val="NormalTok"/>
-        </w:rPr>
-        <w:t xml:space="preserve"> build          </w:t>
-      </w:r>
-      <w:r>
-        <w:rPr>
-          <w:rStyle w:val="CommentTok"/>
-        </w:rPr>
-        <w:t xml:space="preserve"># → bin/elsereno</w:t>
-      </w:r>
-      <w:r>
-        <w:br/>
-      </w:r>
-      <w:r>
-        <w:br/>
-      </w:r>
-      <w:r>
-        <w:rPr>
-          <w:rStyle w:val="CommentTok"/>
-        </w:rPr>
-        <w:t xml:space="preserve"># Build offensive</w:t>
-      </w:r>
-      <w:r>
-        <w:br/>
-      </w:r>
-      <w:r>
-        <w:rPr>
-          <w:rStyle w:val="FunctionTok"/>
-        </w:rPr>
-        <w:t xml:space="preserve">make</w:t>
-      </w:r>
-      <w:r>
-        <w:rPr>
-          <w:rStyle w:val="NormalTok"/>
-        </w:rPr>
-        <w:t xml:space="preserve"> build-offensive  </w:t>
-      </w:r>
-      <w:r>
-        <w:rPr>
-          <w:rStyle w:val="CommentTok"/>
-        </w:rPr>
-        <w:t xml:space="preserve"># → bin/elsereno-offensive</w:t>
-      </w:r>
-      <w:r>
-        <w:br/>
-      </w:r>
-      <w:r>
-        <w:br/>
-      </w:r>
-      <w:r>
-        <w:rPr>
-          <w:rStyle w:val="CommentTok"/>
-        </w:rPr>
-        <w:t xml:space="preserve"># O todo vía goreleaser (mismo flujo que la release oficial):</w:t>
-      </w:r>
-      <w:r>
-        <w:br/>
-      </w:r>
-      <w:r>
-        <w:rPr>
-          <w:rStyle w:val="ExtensionTok"/>
-        </w:rPr>
-        <w:t xml:space="preserve">goreleaser</w:t>
-      </w:r>
-      <w:r>
-        <w:rPr>
-          <w:rStyle w:val="NormalTok"/>
-        </w:rPr>
-        <w:t xml:space="preserve"> release </w:t>
-      </w:r>
-      <w:r>
-        <w:rPr>
-          <w:rStyle w:val="AttributeTok"/>
-        </w:rPr>
-        <w:t xml:space="preserve">--clean</w:t>
-      </w:r>
-      <w:r>
-        <w:rPr>
-          <w:rStyle w:val="NormalTok"/>
-        </w:rPr>
-        <w:t xml:space="preserve"> </w:t>
-      </w:r>
-      <w:r>
-        <w:rPr>
-          <w:rStyle w:val="AttributeTok"/>
-        </w:rPr>
-        <w:t xml:space="preserve">--skip</w:t>
-      </w:r>
-      <w:r>
-        <w:rPr>
-          <w:rStyle w:val="OperatorTok"/>
-        </w:rPr>
-        <w:t xml:space="preserve">=</w:t>
-      </w:r>
-      <w:r>
-        <w:rPr>
-          <w:rStyle w:val="NormalTok"/>
-        </w:rPr>
-        <w:t xml:space="preserve">publish,sign,docker,validate</w:t>
-      </w:r>
-      <w:r>
-        <w:br/>
-      </w:r>
-      <w:r>
-        <w:rPr>
-          <w:rStyle w:val="ExtensionTok"/>
-        </w:rPr>
-        <w:t xml:space="preserve">shasum</w:t>
-      </w:r>
-      <w:r>
-        <w:rPr>
-          <w:rStyle w:val="NormalTok"/>
-        </w:rPr>
-        <w:t xml:space="preserve"> </w:t>
-      </w:r>
-      <w:r>
-        <w:rPr>
-          <w:rStyle w:val="AttributeTok"/>
-        </w:rPr>
-        <w:t xml:space="preserve">-a</w:t>
-      </w:r>
-      <w:r>
-        <w:rPr>
-          <w:rStyle w:val="NormalTok"/>
-        </w:rPr>
-        <w:t xml:space="preserve"> 256 dist/elsereno_</w:t>
-      </w:r>
-      <w:r>
-        <w:rPr>
-          <w:rStyle w:val="PreprocessorTok"/>
-        </w:rPr>
-        <w:t xml:space="preserve">*</w:t>
-      </w:r>
-      <w:r>
-        <w:rPr>
-          <w:rStyle w:val="NormalTok"/>
-        </w:rPr>
-        <w:t xml:space="preserve">.tar.gz</w:t>
-      </w:r>
-      <w:r>
-        <w:br/>
-      </w:r>
-      <w:r>
-        <w:rPr>
-          <w:rStyle w:val="CommentTok"/>
-        </w:rPr>
-        <w:t xml:space="preserve"># → debe coincidir con checksums.txt de la release publicada</w:t>
-      </w:r>
-    </w:p>
-    <w:bookmarkEnd w:id="14"/>
-    <w:bookmarkStart w:id="15" w:name="Xcb3c5a4aed15e4a8a00572a9a2b95db2f1fddc2"/>
-    <w:p>
-      <w:pPr>
-        <w:pStyle w:val="Heading3"/>
-      </w:pPr>
-      <w:r>
-        <w:t xml:space="preserve">1.4 Docker (v1.1–v1.7 — sólo si restaurás Actions billing)</w:t>
-      </w:r>
-    </w:p>
-    <w:p>
-      <w:pPr>
-        <w:pStyle w:val="FirstParagraph"/>
-      </w:pPr>
-      <w:r>
-        <w:t xml:space="preserve">El docker image en</w:t>
-      </w:r>
-      <w:r>
-        <w:t xml:space="preserve"> </w:t>
-      </w:r>
-      <w:r>
-        <w:rPr>
-          <w:rStyle w:val="VerbatimChar"/>
-        </w:rPr>
-        <w:t xml:space="preserve">ghcr.io/robinr00t/elsereno:*</w:t>
-      </w:r>
-      <w:r>
-        <w:t xml:space="preserve"> </w:t>
-      </w:r>
-      <w:r>
-        <w:t xml:space="preserve">queda en</w:t>
-      </w:r>
-      <w:r>
-        <w:t xml:space="preserve"> </w:t>
-      </w:r>
-      <w:r>
-        <w:t xml:space="preserve">releases anteriores con Actions activo. Para v1.8.0 no hay</w:t>
-      </w:r>
-      <w:r>
-        <w:t xml:space="preserve"> </w:t>
-      </w:r>
-      <w:r>
-        <w:t xml:space="preserve">imagen pública (sin CI billing). Para build local:</w:t>
-      </w:r>
-    </w:p>
-    <w:p>
-      <w:pPr>
-        <w:pStyle w:val="SourceCode"/>
-      </w:pPr>
-      <w:r>
-        <w:rPr>
-          <w:rStyle w:val="ExtensionTok"/>
-        </w:rPr>
-        <w:t xml:space="preserve">docker</w:t>
-      </w:r>
-      <w:r>
-        <w:rPr>
-          <w:rStyle w:val="NormalTok"/>
-        </w:rPr>
-        <w:t xml:space="preserve"> buildx build </w:t>
-      </w:r>
-      <w:r>
-        <w:rPr>
-          <w:rStyle w:val="AttributeTok"/>
-        </w:rPr>
-        <w:t xml:space="preserve">--platform</w:t>
-      </w:r>
-      <w:r>
-        <w:rPr>
-          <w:rStyle w:val="NormalTok"/>
-        </w:rPr>
-        <w:t xml:space="preserve"> linux/amd64,linux/arm64 </w:t>
-      </w:r>
-      <w:r>
-        <w:rPr>
-          <w:rStyle w:val="DataTypeTok"/>
-        </w:rPr>
-        <w:t xml:space="preserve">\</w:t>
-      </w:r>
-      <w:r>
-        <w:br/>
-      </w:r>
-      <w:r>
-        <w:rPr>
-          <w:rStyle w:val="NormalTok"/>
-        </w:rPr>
-        <w:t xml:space="preserve">  </w:t>
-      </w:r>
-      <w:r>
-        <w:rPr>
-          <w:rStyle w:val="AttributeTok"/>
-        </w:rPr>
-        <w:t xml:space="preserve">-t</w:t>
-      </w:r>
-      <w:r>
-        <w:rPr>
-          <w:rStyle w:val="NormalTok"/>
-        </w:rPr>
-        <w:t xml:space="preserve"> local/elsereno:v1.8.0 .</w:t>
-      </w:r>
-      <w:r>
-        <w:br/>
-      </w:r>
-      <w:r>
-        <w:rPr>
-          <w:rStyle w:val="ExtensionTok"/>
-        </w:rPr>
-        <w:t xml:space="preserve">docker</w:t>
-      </w:r>
-      <w:r>
-        <w:rPr>
-          <w:rStyle w:val="NormalTok"/>
-        </w:rPr>
-        <w:t xml:space="preserve"> run </w:t>
-      </w:r>
-      <w:r>
-        <w:rPr>
-          <w:rStyle w:val="AttributeTok"/>
-        </w:rPr>
-        <w:t xml:space="preserve">--rm</w:t>
-      </w:r>
-      <w:r>
-        <w:rPr>
-          <w:rStyle w:val="NormalTok"/>
-        </w:rPr>
-        <w:t xml:space="preserve"> local/elsereno:v1.8.0 version</w:t>
-      </w:r>
-    </w:p>
-    <w:bookmarkEnd w:id="15"/>
-    <w:bookmarkStart w:id="16" w:name="X95660cd46a7693944b8f3dfb0b03f185ffa83c5"/>
-    <w:p>
-      <w:pPr>
-        <w:pStyle w:val="Heading3"/>
-      </w:pPr>
-      <w:r>
-        <w:t xml:space="preserve">1.5 Primer arranque — vault + dashboard</w:t>
-      </w:r>
-    </w:p>
-    <w:p>
-      <w:pPr>
-        <w:pStyle w:val="SourceCode"/>
-      </w:pPr>
-      <w:r>
-        <w:rPr>
-          <w:rStyle w:val="CommentTok"/>
-        </w:rPr>
-        <w:t xml:space="preserve"># Inicializa el vault cifrado (Argon2id + AES-GCM)</w:t>
-      </w:r>
-      <w:r>
-        <w:br/>
-      </w:r>
-      <w:r>
-        <w:rPr>
-          <w:rStyle w:val="ExtensionTok"/>
-        </w:rPr>
-        <w:t xml:space="preserve">elsereno</w:t>
-      </w:r>
-      <w:r>
-        <w:rPr>
-          <w:rStyle w:val="NormalTok"/>
-        </w:rPr>
-        <w:t xml:space="preserve"> vault init</w:t>
-      </w:r>
-      <w:r>
-        <w:br/>
-      </w:r>
-      <w:r>
-        <w:rPr>
-          <w:rStyle w:val="CommentTok"/>
-        </w:rPr>
-        <w:t xml:space="preserve"># Pide passphrase dos veces</w:t>
-      </w:r>
-      <w:r>
-        <w:br/>
-      </w:r>
-      <w:r>
-        <w:br/>
-      </w:r>
-      <w:r>
-        <w:rPr>
-          <w:rStyle w:val="CommentTok"/>
-        </w:rPr>
-        <w:t xml:space="preserve"># Desbloquea interactivamente</w:t>
-      </w:r>
-      <w:r>
-        <w:br/>
-      </w:r>
-      <w:r>
-        <w:rPr>
-          <w:rStyle w:val="ExtensionTok"/>
-        </w:rPr>
-        <w:t xml:space="preserve">elsereno</w:t>
-      </w:r>
-      <w:r>
-        <w:rPr>
-          <w:rStyle w:val="NormalTok"/>
-        </w:rPr>
-        <w:t xml:space="preserve"> vault unlock</w:t>
-      </w:r>
-      <w:r>
-        <w:br/>
-      </w:r>
-      <w:r>
-        <w:br/>
-      </w:r>
-      <w:r>
-        <w:rPr>
-          <w:rStyle w:val="CommentTok"/>
-        </w:rPr>
-        <w:t xml:space="preserve"># Arranca el dashboard HTTP en loopback (requiere vault desbloqueado)</w:t>
-      </w:r>
-      <w:r>
-        <w:br/>
-      </w:r>
-      <w:r>
-        <w:rPr>
-          <w:rStyle w:val="ExtensionTok"/>
-        </w:rPr>
-        <w:t xml:space="preserve">elsereno</w:t>
-      </w:r>
-      <w:r>
-        <w:rPr>
-          <w:rStyle w:val="NormalTok"/>
-        </w:rPr>
-        <w:t xml:space="preserve"> serve </w:t>
-      </w:r>
-      <w:r>
-        <w:rPr>
-          <w:rStyle w:val="AttributeTok"/>
-        </w:rPr>
-        <w:t xml:space="preserve">--addr</w:t>
-      </w:r>
-      <w:r>
-        <w:rPr>
-          <w:rStyle w:val="NormalTok"/>
-        </w:rPr>
-        <w:t xml:space="preserve"> 127.0.0.1:8787</w:t>
-      </w:r>
-      <w:r>
-        <w:br/>
-      </w:r>
-      <w:r>
-        <w:br/>
-      </w:r>
-      <w:r>
-        <w:rPr>
-          <w:rStyle w:val="CommentTok"/>
-        </w:rPr>
-        <w:t xml:space="preserve"># En otra terminal</w:t>
-      </w:r>
-      <w:r>
-        <w:br/>
-      </w:r>
-      <w:r>
-        <w:rPr>
-          <w:rStyle w:val="ExtensionTok"/>
-        </w:rPr>
-        <w:t xml:space="preserve">open</w:t>
-      </w:r>
-      <w:r>
-        <w:rPr>
-          <w:rStyle w:val="NormalTok"/>
-        </w:rPr>
-        <w:t xml:space="preserve"> http://127.0.0.1:8787</w:t>
-      </w:r>
-    </w:p>
-    <w:p>
-      <w:pPr>
-        <w:pStyle w:val="FirstParagraph"/>
-      </w:pPr>
-      <w:r>
-        <w:t xml:space="preserve">Para arranque no-interactivo (CI, agente, docker):</w:t>
-      </w:r>
-    </w:p>
-    <w:p>
-      <w:pPr>
-        <w:pStyle w:val="SourceCode"/>
-      </w:pPr>
-      <w:r>
-        <w:rPr>
-          <w:rStyle w:val="BuiltInTok"/>
-        </w:rPr>
-        <w:t xml:space="preserve">umask</w:t>
-      </w:r>
-      <w:r>
-        <w:rPr>
-          <w:rStyle w:val="NormalTok"/>
-        </w:rPr>
-        <w:t xml:space="preserve"> 077</w:t>
-      </w:r>
-      <w:r>
-        <w:br/>
-      </w:r>
-      <w:r>
-        <w:rPr>
-          <w:rStyle w:val="BuiltInTok"/>
-        </w:rPr>
-        <w:t xml:space="preserve">printf</w:t>
-      </w:r>
-      <w:r>
-        <w:rPr>
-          <w:rStyle w:val="NormalTok"/>
-        </w:rPr>
-        <w:t xml:space="preserve"> </w:t>
-      </w:r>
-      <w:r>
-        <w:rPr>
-          <w:rStyle w:val="StringTok"/>
-        </w:rPr>
-        <w:t xml:space="preserve">'%s'</w:t>
-      </w:r>
-      <w:r>
-        <w:rPr>
-          <w:rStyle w:val="NormalTok"/>
-        </w:rPr>
-        <w:t xml:space="preserve"> </w:t>
-      </w:r>
-      <w:r>
-        <w:rPr>
-          <w:rStyle w:val="StringTok"/>
-        </w:rPr>
-        <w:t xml:space="preserve">"</w:t>
-      </w:r>
-      <w:r>
-        <w:rPr>
-          <w:rStyle w:val="VariableTok"/>
-        </w:rPr>
-        <w:t xml:space="preserve">$MY_PASSPHRASE</w:t>
-      </w:r>
-      <w:r>
-        <w:rPr>
-          <w:rStyle w:val="StringTok"/>
-        </w:rPr>
-        <w:t xml:space="preserve">"</w:t>
-      </w:r>
-      <w:r>
-        <w:rPr>
-          <w:rStyle w:val="NormalTok"/>
-        </w:rPr>
-        <w:t xml:space="preserve"> </w:t>
-      </w:r>
-      <w:r>
-        <w:rPr>
-          <w:rStyle w:val="OperatorTok"/>
-        </w:rPr>
-        <w:t xml:space="preserve">&gt;</w:t>
-      </w:r>
-      <w:r>
-        <w:rPr>
-          <w:rStyle w:val="NormalTok"/>
-        </w:rPr>
-        <w:t xml:space="preserve"> ~/.elsereno/dev.pp</w:t>
-      </w:r>
-      <w:r>
-        <w:br/>
-      </w:r>
-      <w:r>
-        <w:rPr>
-          <w:rStyle w:val="FunctionTok"/>
-        </w:rPr>
-        <w:t xml:space="preserve">chmod</w:t>
-      </w:r>
-      <w:r>
-        <w:rPr>
-          <w:rStyle w:val="NormalTok"/>
-        </w:rPr>
-        <w:t xml:space="preserve"> 0600 ~/.elsereno/dev.pp</w:t>
-      </w:r>
-      <w:r>
-        <w:br/>
-      </w:r>
-      <w:r>
-        <w:rPr>
-          <w:rStyle w:val="ExtensionTok"/>
-        </w:rPr>
-        <w:t xml:space="preserve">elsereno</w:t>
-      </w:r>
-      <w:r>
-        <w:rPr>
-          <w:rStyle w:val="NormalTok"/>
-        </w:rPr>
-        <w:t xml:space="preserve"> vault init   </w:t>
-      </w:r>
-      <w:r>
-        <w:rPr>
-          <w:rStyle w:val="AttributeTok"/>
-        </w:rPr>
-        <w:t xml:space="preserve">--vault-passphrase-file</w:t>
-      </w:r>
-      <w:r>
-        <w:rPr>
-          <w:rStyle w:val="NormalTok"/>
-        </w:rPr>
-        <w:t xml:space="preserve"> ~/.elsereno/dev.pp</w:t>
-      </w:r>
-      <w:r>
-        <w:br/>
-      </w:r>
-      <w:r>
-        <w:rPr>
-          <w:rStyle w:val="ExtensionTok"/>
-        </w:rPr>
-        <w:t xml:space="preserve">elsereno</w:t>
-      </w:r>
-      <w:r>
-        <w:rPr>
-          <w:rStyle w:val="NormalTok"/>
-        </w:rPr>
-        <w:t xml:space="preserve"> serve        </w:t>
-      </w:r>
-      <w:r>
-        <w:rPr>
-          <w:rStyle w:val="AttributeTok"/>
-        </w:rPr>
-        <w:t xml:space="preserve">--vault-passphrase-file</w:t>
-      </w:r>
-      <w:r>
-        <w:rPr>
-          <w:rStyle w:val="NormalTok"/>
-        </w:rPr>
-        <w:t xml:space="preserve"> ~/.elsereno/dev.pp</w:t>
-      </w:r>
-    </w:p>
-    <w:bookmarkEnd w:id="16"/>
-    <w:bookmarkStart w:id="20" w:name="X2b00d0e01cbec630c7e0a729ae509d0e6c694aa"/>
-    <w:p>
-      <w:pPr>
-        <w:pStyle w:val="Heading3"/>
-      </w:pPr>
-      <w:r>
-        <w:t xml:space="preserve">1.6 Dashboard con Postgres (opcional, v1.2+)</w:t>
-      </w:r>
-    </w:p>
-    <w:p>
-      <w:pPr>
-        <w:pStyle w:val="FirstParagraph"/>
-      </w:pPr>
-      <w:r>
-        <w:t xml:space="preserve">Sin</w:t>
-      </w:r>
-      <w:r>
-        <w:t xml:space="preserve"> </w:t>
-      </w:r>
-      <w:r>
-        <w:rPr>
-          <w:rStyle w:val="VerbatimChar"/>
-        </w:rPr>
-        <w:t xml:space="preserve">$DATABASE_URL</w:t>
-      </w:r>
-      <w:r>
-        <w:t xml:space="preserve">, los paneles de findings/triage/runs</w:t>
-      </w:r>
-      <w:r>
-        <w:t xml:space="preserve"> </w:t>
-      </w:r>
-      <w:r>
-        <w:t xml:space="preserve">responden 503 y la UI muestra "backend unavailable". Los paneles</w:t>
-      </w:r>
-      <w:r>
-        <w:t xml:space="preserve"> </w:t>
-      </w:r>
-      <w:r>
-        <w:t xml:space="preserve">overview / plugins / live-feed / security siguen funcionando</w:t>
-      </w:r>
-      <w:r>
-        <w:t xml:space="preserve"> </w:t>
-      </w:r>
-      <w:r>
-        <w:t xml:space="preserve">100% sin BD — la BD es sólo para historia persistida.</w:t>
-      </w:r>
-    </w:p>
-    <w:bookmarkStart w:id="17" w:name="X79908b26ab48c308062361dfc5eb284c054a0e9"/>
-    <w:p>
-      <w:pPr>
-        <w:pStyle w:val="Heading4"/>
-      </w:pPr>
-      <w:r>
-        <w:t xml:space="preserve">1.6.1 Con el script helper (</w:t>
-      </w:r>
-      <w:r>
-        <w:rPr>
-          <w:rStyle w:val="VerbatimChar"/>
-        </w:rPr>
-        <w:t xml:space="preserve">scripts/dev-db.sh</w:t>
-      </w:r>
-      <w:r>
-        <w:t xml:space="preserve">)</w:t>
-      </w:r>
-    </w:p>
-    <w:p>
-      <w:pPr>
-        <w:pStyle w:val="FirstParagraph"/>
-      </w:pPr>
-      <w:r>
-        <w:t xml:space="preserve">ElSereno ships un script que arranca la dev-db + espera health</w:t>
       </w:r>
     </w:p>
     <w:p>
@@ -2504,7 +1415,7 @@
         </w:numPr>
       </w:pPr>
       <w:r>
-        <w:t xml:space="preserve">aplica migrations + deja el</w:t>
+        <w:t xml:space="preserve">Un</w:t>
       </w:r>
       <w:r>
         <w:t xml:space="preserve"> </w:t>
@@ -2513,6 +1424,1896 @@
         <w:rPr>
           <w:rStyle w:val="VerbatimChar"/>
         </w:rPr>
+        <w:t xml:space="preserve">write modbus send</w:t>
+      </w:r>
+      <w:r>
+        <w:t xml:space="preserve"> </w:t>
+      </w:r>
+      <w:r>
+        <w:t xml:space="preserve">fuera de scope puede</w:t>
+      </w:r>
+      <w:r>
+        <w:t xml:space="preserve"> </w:t>
+      </w:r>
+      <w:r>
+        <w:rPr>
+          <w:b/>
+          <w:bCs/>
+        </w:rPr>
+        <w:t xml:space="preserve">parar una</w:t>
+      </w:r>
+      <w:r>
+        <w:rPr>
+          <w:b/>
+          <w:bCs/>
+        </w:rPr>
+        <w:t xml:space="preserve"> </w:t>
+      </w:r>
+      <w:r>
+        <w:rPr>
+          <w:b/>
+          <w:bCs/>
+        </w:rPr>
+        <w:t xml:space="preserve">planta real</w:t>
+      </w:r>
+      <w:r>
+        <w:t xml:space="preserve">.</w:t>
+      </w:r>
+    </w:p>
+    <w:p>
+      <w:pPr>
+        <w:pStyle w:val="Compact"/>
+        <w:numPr>
+          <w:ilvl w:val="0"/>
+          <w:numId w:val="1003"/>
+        </w:numPr>
+      </w:pPr>
+      <w:r>
+        <w:t xml:space="preserve">Un</w:t>
+      </w:r>
+      <w:r>
+        <w:t xml:space="preserve"> </w:t>
+      </w:r>
+      <w:r>
+        <w:rPr>
+          <w:rStyle w:val="VerbatimChar"/>
+        </w:rPr>
+        <w:t xml:space="preserve">dial</w:t>
+      </w:r>
+      <w:r>
+        <w:t xml:space="preserve"> </w:t>
+      </w:r>
+      <w:r>
+        <w:t xml:space="preserve">mal numerado puede llamar a servicios de emergencia</w:t>
+      </w:r>
+      <w:r>
+        <w:t xml:space="preserve"> </w:t>
+      </w:r>
+      <w:r>
+        <w:t xml:space="preserve">(el guard ≤3 dígitos lo bloquea, pero +34 91 911 … no).</w:t>
+      </w:r>
+    </w:p>
+    <w:p>
+      <w:pPr>
+        <w:pStyle w:val="Compact"/>
+        <w:numPr>
+          <w:ilvl w:val="0"/>
+          <w:numId w:val="1003"/>
+        </w:numPr>
+      </w:pPr>
+      <w:r>
+        <w:t xml:space="preserve">Un</w:t>
+      </w:r>
+      <w:r>
+        <w:t xml:space="preserve"> </w:t>
+      </w:r>
+      <w:r>
+        <w:rPr>
+          <w:rStyle w:val="VerbatimChar"/>
+        </w:rPr>
+        <w:t xml:space="preserve">exploit run</w:t>
+      </w:r>
+      <w:r>
+        <w:t xml:space="preserve"> </w:t>
+      </w:r>
+      <w:r>
+        <w:t xml:space="preserve">sobre un PLC en producción puede dejarlo</w:t>
+      </w:r>
+      <w:r>
+        <w:t xml:space="preserve"> </w:t>
+      </w:r>
+      <w:r>
+        <w:rPr>
+          <w:b/>
+          <w:bCs/>
+        </w:rPr>
+        <w:t xml:space="preserve">colgado</w:t>
+      </w:r>
+      <w:r>
+        <w:t xml:space="preserve"> </w:t>
+      </w:r>
+      <w:r>
+        <w:t xml:space="preserve">hasta ciclo de alimentación.</w:t>
+      </w:r>
+    </w:p>
+    <w:p>
+      <w:pPr>
+        <w:pStyle w:val="FirstParagraph"/>
+      </w:pPr>
+      <w:r>
+        <w:t xml:space="preserve">El binario default es</w:t>
+      </w:r>
+      <w:r>
+        <w:t xml:space="preserve"> </w:t>
+      </w:r>
+      <w:r>
+        <w:rPr>
+          <w:b/>
+          <w:bCs/>
+        </w:rPr>
+        <w:t xml:space="preserve">totalmente read-only</w:t>
+      </w:r>
+      <w:r>
+        <w:t xml:space="preserve"> </w:t>
+      </w:r>
+      <w:r>
+        <w:t xml:space="preserve">y seguro. El</w:t>
+      </w:r>
+      <w:r>
+        <w:t xml:space="preserve"> </w:t>
+      </w:r>
+      <w:r>
+        <w:t xml:space="preserve">binario offensive requiere (a) build tag, (b)</w:t>
+      </w:r>
+      <w:r>
+        <w:t xml:space="preserve"> </w:t>
+      </w:r>
+      <w:r>
+        <w:rPr>
+          <w:rStyle w:val="VerbatimChar"/>
+        </w:rPr>
+        <w:t xml:space="preserve">--accept-writes</w:t>
+      </w:r>
+      <w:r>
+        <w:t xml:space="preserve">,</w:t>
+      </w:r>
+      <w:r>
+        <w:t xml:space="preserve"> </w:t>
+      </w:r>
+      <w:r>
+        <w:t xml:space="preserve">(c)</w:t>
+      </w:r>
+      <w:r>
+        <w:t xml:space="preserve"> </w:t>
+      </w:r>
+      <w:r>
+        <w:rPr>
+          <w:rStyle w:val="VerbatimChar"/>
+        </w:rPr>
+        <w:t xml:space="preserve">--confirm-target</w:t>
+      </w:r>
+      <w:r>
+        <w:t xml:space="preserve">, (d)</w:t>
+      </w:r>
+      <w:r>
+        <w:t xml:space="preserve"> </w:t>
+      </w:r>
+      <w:r>
+        <w:rPr>
+          <w:rStyle w:val="VerbatimChar"/>
+        </w:rPr>
+        <w:t xml:space="preserve">--confirm-token</w:t>
+      </w:r>
+      <w:r>
+        <w:t xml:space="preserve"> </w:t>
+      </w:r>
+      <w:r>
+        <w:t xml:space="preserve">(HMAC derivado del</w:t>
+      </w:r>
+      <w:r>
+        <w:t xml:space="preserve"> </w:t>
+      </w:r>
+      <w:r>
+        <w:t xml:space="preserve">vault). Cada acción se auditéa en cadena hash.</w:t>
+      </w:r>
+    </w:p>
+    <w:p>
+      <w:r>
+        <w:pict>
+          <v:rect style="width:0;height:1.5pt" o:hralign="center" o:hrstd="t" o:hr="t"/>
+        </w:pict>
+      </w:r>
+    </w:p>
+    <w:bookmarkEnd w:id="12"/>
+    <w:bookmarkStart w:id="22" w:name="instalación-primer-arranque"/>
+    <w:p>
+      <w:pPr>
+        <w:pStyle w:val="Heading2"/>
+      </w:pPr>
+      <w:r>
+        <w:t xml:space="preserve">1. Instalación + primer arranque</w:t>
+      </w:r>
+    </w:p>
+    <w:bookmarkStart w:id="13" w:name="instalación-desde-release-firmada-v1.8.0"/>
+    <w:p>
+      <w:pPr>
+        <w:pStyle w:val="Heading3"/>
+      </w:pPr>
+      <w:r>
+        <w:t xml:space="preserve">1.1 Instalación desde release firmada (v1.8.0+)</w:t>
+      </w:r>
+    </w:p>
+    <w:p>
+      <w:pPr>
+        <w:pStyle w:val="SourceCode"/>
+      </w:pPr>
+      <w:r>
+        <w:rPr>
+          <w:rStyle w:val="VariableTok"/>
+        </w:rPr>
+        <w:t xml:space="preserve">VERSION</w:t>
+      </w:r>
+      <w:r>
+        <w:rPr>
+          <w:rStyle w:val="OperatorTok"/>
+        </w:rPr>
+        <w:t xml:space="preserve">=</w:t>
+      </w:r>
+      <w:r>
+        <w:rPr>
+          <w:rStyle w:val="NormalTok"/>
+        </w:rPr>
+        <w:t xml:space="preserve">1.8.0</w:t>
+      </w:r>
+      <w:r>
+        <w:br/>
+      </w:r>
+      <w:r>
+        <w:rPr>
+          <w:rStyle w:val="VariableTok"/>
+        </w:rPr>
+        <w:t xml:space="preserve">OS</w:t>
+      </w:r>
+      <w:r>
+        <w:rPr>
+          <w:rStyle w:val="OperatorTok"/>
+        </w:rPr>
+        <w:t xml:space="preserve">=</w:t>
+      </w:r>
+      <w:r>
+        <w:rPr>
+          <w:rStyle w:val="NormalTok"/>
+        </w:rPr>
+        <w:t xml:space="preserve">darwin          </w:t>
+      </w:r>
+      <w:r>
+        <w:rPr>
+          <w:rStyle w:val="CommentTok"/>
+        </w:rPr>
+        <w:t xml:space="preserve"># o linux</w:t>
+      </w:r>
+      <w:r>
+        <w:br/>
+      </w:r>
+      <w:r>
+        <w:rPr>
+          <w:rStyle w:val="VariableTok"/>
+        </w:rPr>
+        <w:t xml:space="preserve">ARCH</w:t>
+      </w:r>
+      <w:r>
+        <w:rPr>
+          <w:rStyle w:val="OperatorTok"/>
+        </w:rPr>
+        <w:t xml:space="preserve">=</w:t>
+      </w:r>
+      <w:r>
+        <w:rPr>
+          <w:rStyle w:val="NormalTok"/>
+        </w:rPr>
+        <w:t xml:space="preserve">arm64         </w:t>
+      </w:r>
+      <w:r>
+        <w:rPr>
+          <w:rStyle w:val="CommentTok"/>
+        </w:rPr>
+        <w:t xml:space="preserve"># o amd64</w:t>
+      </w:r>
+      <w:r>
+        <w:br/>
+      </w:r>
+      <w:r>
+        <w:rPr>
+          <w:rStyle w:val="VariableTok"/>
+        </w:rPr>
+        <w:t xml:space="preserve">BASE</w:t>
+      </w:r>
+      <w:r>
+        <w:rPr>
+          <w:rStyle w:val="OperatorTok"/>
+        </w:rPr>
+        <w:t xml:space="preserve">=</w:t>
+      </w:r>
+      <w:r>
+        <w:rPr>
+          <w:rStyle w:val="StringTok"/>
+        </w:rPr>
+        <w:t xml:space="preserve">"https://github.com/RobinR00T/elSereno/releases/download/v</w:t>
+      </w:r>
+      <w:r>
+        <w:rPr>
+          <w:rStyle w:val="VariableTok"/>
+        </w:rPr>
+        <w:t xml:space="preserve">${VERSION}</w:t>
+      </w:r>
+      <w:r>
+        <w:rPr>
+          <w:rStyle w:val="StringTok"/>
+        </w:rPr>
+        <w:t xml:space="preserve">"</w:t>
+      </w:r>
+      <w:r>
+        <w:br/>
+      </w:r>
+      <w:r>
+        <w:br/>
+      </w:r>
+      <w:r>
+        <w:rPr>
+          <w:rStyle w:val="CommentTok"/>
+        </w:rPr>
+        <w:t xml:space="preserve"># Descargar el tarball + checksums + SBOM</w:t>
+      </w:r>
+      <w:r>
+        <w:br/>
+      </w:r>
+      <w:r>
+        <w:rPr>
+          <w:rStyle w:val="ExtensionTok"/>
+        </w:rPr>
+        <w:t xml:space="preserve">curl</w:t>
+      </w:r>
+      <w:r>
+        <w:rPr>
+          <w:rStyle w:val="NormalTok"/>
+        </w:rPr>
+        <w:t xml:space="preserve"> </w:t>
+      </w:r>
+      <w:r>
+        <w:rPr>
+          <w:rStyle w:val="AttributeTok"/>
+        </w:rPr>
+        <w:t xml:space="preserve">-fLo</w:t>
+      </w:r>
+      <w:r>
+        <w:rPr>
+          <w:rStyle w:val="NormalTok"/>
+        </w:rPr>
+        <w:t xml:space="preserve"> </w:t>
+      </w:r>
+      <w:r>
+        <w:rPr>
+          <w:rStyle w:val="StringTok"/>
+        </w:rPr>
+        <w:t xml:space="preserve">"elsereno_</w:t>
+      </w:r>
+      <w:r>
+        <w:rPr>
+          <w:rStyle w:val="VariableTok"/>
+        </w:rPr>
+        <w:t xml:space="preserve">${VERSION}</w:t>
+      </w:r>
+      <w:r>
+        <w:rPr>
+          <w:rStyle w:val="StringTok"/>
+        </w:rPr>
+        <w:t xml:space="preserve">.tar.gz"</w:t>
+      </w:r>
+      <w:r>
+        <w:rPr>
+          <w:rStyle w:val="NormalTok"/>
+        </w:rPr>
+        <w:t xml:space="preserve"> </w:t>
+      </w:r>
+      <w:r>
+        <w:rPr>
+          <w:rStyle w:val="DataTypeTok"/>
+        </w:rPr>
+        <w:t xml:space="preserve">\</w:t>
+      </w:r>
+      <w:r>
+        <w:br/>
+      </w:r>
+      <w:r>
+        <w:rPr>
+          <w:rStyle w:val="NormalTok"/>
+        </w:rPr>
+        <w:t xml:space="preserve">  </w:t>
+      </w:r>
+      <w:r>
+        <w:rPr>
+          <w:rStyle w:val="StringTok"/>
+        </w:rPr>
+        <w:t xml:space="preserve">"</w:t>
+      </w:r>
+      <w:r>
+        <w:rPr>
+          <w:rStyle w:val="VariableTok"/>
+        </w:rPr>
+        <w:t xml:space="preserve">${BASE}</w:t>
+      </w:r>
+      <w:r>
+        <w:rPr>
+          <w:rStyle w:val="StringTok"/>
+        </w:rPr>
+        <w:t xml:space="preserve">/elsereno_</w:t>
+      </w:r>
+      <w:r>
+        <w:rPr>
+          <w:rStyle w:val="VariableTok"/>
+        </w:rPr>
+        <w:t xml:space="preserve">${VERSION}</w:t>
+      </w:r>
+      <w:r>
+        <w:rPr>
+          <w:rStyle w:val="StringTok"/>
+        </w:rPr>
+        <w:t xml:space="preserve">_</w:t>
+      </w:r>
+      <w:r>
+        <w:rPr>
+          <w:rStyle w:val="VariableTok"/>
+        </w:rPr>
+        <w:t xml:space="preserve">${OS}</w:t>
+      </w:r>
+      <w:r>
+        <w:rPr>
+          <w:rStyle w:val="StringTok"/>
+        </w:rPr>
+        <w:t xml:space="preserve">_</w:t>
+      </w:r>
+      <w:r>
+        <w:rPr>
+          <w:rStyle w:val="VariableTok"/>
+        </w:rPr>
+        <w:t xml:space="preserve">${ARCH}</w:t>
+      </w:r>
+      <w:r>
+        <w:rPr>
+          <w:rStyle w:val="StringTok"/>
+        </w:rPr>
+        <w:t xml:space="preserve">.tar.gz"</w:t>
+      </w:r>
+      <w:r>
+        <w:br/>
+      </w:r>
+      <w:r>
+        <w:rPr>
+          <w:rStyle w:val="ExtensionTok"/>
+        </w:rPr>
+        <w:t xml:space="preserve">curl</w:t>
+      </w:r>
+      <w:r>
+        <w:rPr>
+          <w:rStyle w:val="NormalTok"/>
+        </w:rPr>
+        <w:t xml:space="preserve"> </w:t>
+      </w:r>
+      <w:r>
+        <w:rPr>
+          <w:rStyle w:val="AttributeTok"/>
+        </w:rPr>
+        <w:t xml:space="preserve">-fLo</w:t>
+      </w:r>
+      <w:r>
+        <w:rPr>
+          <w:rStyle w:val="NormalTok"/>
+        </w:rPr>
+        <w:t xml:space="preserve"> checksums.txt </w:t>
+      </w:r>
+      <w:r>
+        <w:rPr>
+          <w:rStyle w:val="StringTok"/>
+        </w:rPr>
+        <w:t xml:space="preserve">"</w:t>
+      </w:r>
+      <w:r>
+        <w:rPr>
+          <w:rStyle w:val="VariableTok"/>
+        </w:rPr>
+        <w:t xml:space="preserve">${BASE}</w:t>
+      </w:r>
+      <w:r>
+        <w:rPr>
+          <w:rStyle w:val="StringTok"/>
+        </w:rPr>
+        <w:t xml:space="preserve">/checksums.txt"</w:t>
+      </w:r>
+      <w:r>
+        <w:br/>
+      </w:r>
+      <w:r>
+        <w:rPr>
+          <w:rStyle w:val="ExtensionTok"/>
+        </w:rPr>
+        <w:t xml:space="preserve">curl</w:t>
+      </w:r>
+      <w:r>
+        <w:rPr>
+          <w:rStyle w:val="NormalTok"/>
+        </w:rPr>
+        <w:t xml:space="preserve"> </w:t>
+      </w:r>
+      <w:r>
+        <w:rPr>
+          <w:rStyle w:val="AttributeTok"/>
+        </w:rPr>
+        <w:t xml:space="preserve">-fLo</w:t>
+      </w:r>
+      <w:r>
+        <w:rPr>
+          <w:rStyle w:val="NormalTok"/>
+        </w:rPr>
+        <w:t xml:space="preserve"> </w:t>
+      </w:r>
+      <w:r>
+        <w:rPr>
+          <w:rStyle w:val="StringTok"/>
+        </w:rPr>
+        <w:t xml:space="preserve">"elsereno_</w:t>
+      </w:r>
+      <w:r>
+        <w:rPr>
+          <w:rStyle w:val="VariableTok"/>
+        </w:rPr>
+        <w:t xml:space="preserve">${VERSION}</w:t>
+      </w:r>
+      <w:r>
+        <w:rPr>
+          <w:rStyle w:val="StringTok"/>
+        </w:rPr>
+        <w:t xml:space="preserve">.tar.gz.cyclonedx.json"</w:t>
+      </w:r>
+      <w:r>
+        <w:rPr>
+          <w:rStyle w:val="NormalTok"/>
+        </w:rPr>
+        <w:t xml:space="preserve"> </w:t>
+      </w:r>
+      <w:r>
+        <w:rPr>
+          <w:rStyle w:val="DataTypeTok"/>
+        </w:rPr>
+        <w:t xml:space="preserve">\</w:t>
+      </w:r>
+      <w:r>
+        <w:br/>
+      </w:r>
+      <w:r>
+        <w:rPr>
+          <w:rStyle w:val="NormalTok"/>
+        </w:rPr>
+        <w:t xml:space="preserve">  </w:t>
+      </w:r>
+      <w:r>
+        <w:rPr>
+          <w:rStyle w:val="StringTok"/>
+        </w:rPr>
+        <w:t xml:space="preserve">"</w:t>
+      </w:r>
+      <w:r>
+        <w:rPr>
+          <w:rStyle w:val="VariableTok"/>
+        </w:rPr>
+        <w:t xml:space="preserve">${BASE}</w:t>
+      </w:r>
+      <w:r>
+        <w:rPr>
+          <w:rStyle w:val="StringTok"/>
+        </w:rPr>
+        <w:t xml:space="preserve">/elsereno_</w:t>
+      </w:r>
+      <w:r>
+        <w:rPr>
+          <w:rStyle w:val="VariableTok"/>
+        </w:rPr>
+        <w:t xml:space="preserve">${VERSION}</w:t>
+      </w:r>
+      <w:r>
+        <w:rPr>
+          <w:rStyle w:val="StringTok"/>
+        </w:rPr>
+        <w:t xml:space="preserve">_</w:t>
+      </w:r>
+      <w:r>
+        <w:rPr>
+          <w:rStyle w:val="VariableTok"/>
+        </w:rPr>
+        <w:t xml:space="preserve">${OS}</w:t>
+      </w:r>
+      <w:r>
+        <w:rPr>
+          <w:rStyle w:val="StringTok"/>
+        </w:rPr>
+        <w:t xml:space="preserve">_</w:t>
+      </w:r>
+      <w:r>
+        <w:rPr>
+          <w:rStyle w:val="VariableTok"/>
+        </w:rPr>
+        <w:t xml:space="preserve">${ARCH}</w:t>
+      </w:r>
+      <w:r>
+        <w:rPr>
+          <w:rStyle w:val="StringTok"/>
+        </w:rPr>
+        <w:t xml:space="preserve">.tar.gz.cyclonedx.json"</w:t>
+      </w:r>
+      <w:r>
+        <w:br/>
+      </w:r>
+      <w:r>
+        <w:br/>
+      </w:r>
+      <w:r>
+        <w:rPr>
+          <w:rStyle w:val="CommentTok"/>
+        </w:rPr>
+        <w:t xml:space="preserve"># Integridad SHA-256</w:t>
+      </w:r>
+      <w:r>
+        <w:br/>
+      </w:r>
+      <w:r>
+        <w:rPr>
+          <w:rStyle w:val="ExtensionTok"/>
+        </w:rPr>
+        <w:t xml:space="preserve">shasum</w:t>
+      </w:r>
+      <w:r>
+        <w:rPr>
+          <w:rStyle w:val="NormalTok"/>
+        </w:rPr>
+        <w:t xml:space="preserve"> </w:t>
+      </w:r>
+      <w:r>
+        <w:rPr>
+          <w:rStyle w:val="AttributeTok"/>
+        </w:rPr>
+        <w:t xml:space="preserve">-a</w:t>
+      </w:r>
+      <w:r>
+        <w:rPr>
+          <w:rStyle w:val="NormalTok"/>
+        </w:rPr>
+        <w:t xml:space="preserve"> 256 </w:t>
+      </w:r>
+      <w:r>
+        <w:rPr>
+          <w:rStyle w:val="AttributeTok"/>
+        </w:rPr>
+        <w:t xml:space="preserve">-c</w:t>
+      </w:r>
+      <w:r>
+        <w:rPr>
+          <w:rStyle w:val="NormalTok"/>
+        </w:rPr>
+        <w:t xml:space="preserve"> checksums.txt </w:t>
+      </w:r>
+      <w:r>
+        <w:rPr>
+          <w:rStyle w:val="AttributeTok"/>
+        </w:rPr>
+        <w:t xml:space="preserve">--ignore-missing</w:t>
+      </w:r>
+      <w:r>
+        <w:br/>
+      </w:r>
+      <w:r>
+        <w:br/>
+      </w:r>
+      <w:r>
+        <w:rPr>
+          <w:rStyle w:val="CommentTok"/>
+        </w:rPr>
+        <w:t xml:space="preserve"># Desempaquetar</w:t>
+      </w:r>
+      <w:r>
+        <w:br/>
+      </w:r>
+      <w:r>
+        <w:rPr>
+          <w:rStyle w:val="FunctionTok"/>
+        </w:rPr>
+        <w:t xml:space="preserve">tar</w:t>
+      </w:r>
+      <w:r>
+        <w:rPr>
+          <w:rStyle w:val="NormalTok"/>
+        </w:rPr>
+        <w:t xml:space="preserve"> xzf </w:t>
+      </w:r>
+      <w:r>
+        <w:rPr>
+          <w:rStyle w:val="StringTok"/>
+        </w:rPr>
+        <w:t xml:space="preserve">"elsereno_</w:t>
+      </w:r>
+      <w:r>
+        <w:rPr>
+          <w:rStyle w:val="VariableTok"/>
+        </w:rPr>
+        <w:t xml:space="preserve">${VERSION}</w:t>
+      </w:r>
+      <w:r>
+        <w:rPr>
+          <w:rStyle w:val="StringTok"/>
+        </w:rPr>
+        <w:t xml:space="preserve">.tar.gz"</w:t>
+      </w:r>
+      <w:r>
+        <w:br/>
+      </w:r>
+      <w:r>
+        <w:br/>
+      </w:r>
+      <w:r>
+        <w:rPr>
+          <w:rStyle w:val="CommentTok"/>
+        </w:rPr>
+        <w:t xml:space="preserve"># Dos binarios dentro del tar:</w:t>
+      </w:r>
+      <w:r>
+        <w:br/>
+      </w:r>
+      <w:r>
+        <w:rPr>
+          <w:rStyle w:val="CommentTok"/>
+        </w:rPr>
+        <w:t xml:space="preserve">#   elsereno            — build por defecto (read-only, safe)</w:t>
+      </w:r>
+      <w:r>
+        <w:br/>
+      </w:r>
+      <w:r>
+        <w:rPr>
+          <w:rStyle w:val="CommentTok"/>
+        </w:rPr>
+        <w:t xml:space="preserve">#   elsereno-offensive  — build -tags offensive (write/exploit/…)</w:t>
+      </w:r>
+      <w:r>
+        <w:br/>
+      </w:r>
+      <w:r>
+        <w:rPr>
+          <w:rStyle w:val="ExtensionTok"/>
+        </w:rPr>
+        <w:t xml:space="preserve">./elsereno_</w:t>
+      </w:r>
+      <w:r>
+        <w:rPr>
+          <w:rStyle w:val="VariableTok"/>
+        </w:rPr>
+        <w:t xml:space="preserve">${VERSION}</w:t>
+      </w:r>
+      <w:r>
+        <w:rPr>
+          <w:rStyle w:val="ExtensionTok"/>
+        </w:rPr>
+        <w:t xml:space="preserve">_</w:t>
+      </w:r>
+      <w:r>
+        <w:rPr>
+          <w:rStyle w:val="VariableTok"/>
+        </w:rPr>
+        <w:t xml:space="preserve">${OS}</w:t>
+      </w:r>
+      <w:r>
+        <w:rPr>
+          <w:rStyle w:val="ExtensionTok"/>
+        </w:rPr>
+        <w:t xml:space="preserve">_</w:t>
+      </w:r>
+      <w:r>
+        <w:rPr>
+          <w:rStyle w:val="VariableTok"/>
+        </w:rPr>
+        <w:t xml:space="preserve">${ARCH}</w:t>
+      </w:r>
+      <w:r>
+        <w:rPr>
+          <w:rStyle w:val="ExtensionTok"/>
+        </w:rPr>
+        <w:t xml:space="preserve">/elsereno</w:t>
+      </w:r>
+      <w:r>
+        <w:rPr>
+          <w:rStyle w:val="NormalTok"/>
+        </w:rPr>
+        <w:t xml:space="preserve"> version</w:t>
+      </w:r>
+      <w:r>
+        <w:br/>
+      </w:r>
+      <w:r>
+        <w:rPr>
+          <w:rStyle w:val="ExtensionTok"/>
+        </w:rPr>
+        <w:t xml:space="preserve">./elsereno_</w:t>
+      </w:r>
+      <w:r>
+        <w:rPr>
+          <w:rStyle w:val="VariableTok"/>
+        </w:rPr>
+        <w:t xml:space="preserve">${VERSION}</w:t>
+      </w:r>
+      <w:r>
+        <w:rPr>
+          <w:rStyle w:val="ExtensionTok"/>
+        </w:rPr>
+        <w:t xml:space="preserve">_</w:t>
+      </w:r>
+      <w:r>
+        <w:rPr>
+          <w:rStyle w:val="VariableTok"/>
+        </w:rPr>
+        <w:t xml:space="preserve">${OS}</w:t>
+      </w:r>
+      <w:r>
+        <w:rPr>
+          <w:rStyle w:val="ExtensionTok"/>
+        </w:rPr>
+        <w:t xml:space="preserve">_</w:t>
+      </w:r>
+      <w:r>
+        <w:rPr>
+          <w:rStyle w:val="VariableTok"/>
+        </w:rPr>
+        <w:t xml:space="preserve">${ARCH}</w:t>
+      </w:r>
+      <w:r>
+        <w:rPr>
+          <w:rStyle w:val="ExtensionTok"/>
+        </w:rPr>
+        <w:t xml:space="preserve">/elsereno</w:t>
+      </w:r>
+      <w:r>
+        <w:rPr>
+          <w:rStyle w:val="NormalTok"/>
+        </w:rPr>
+        <w:t xml:space="preserve"> plugins list </w:t>
+      </w:r>
+      <w:r>
+        <w:rPr>
+          <w:rStyle w:val="KeywordTok"/>
+        </w:rPr>
+        <w:t xml:space="preserve">|</w:t>
+      </w:r>
+      <w:r>
+        <w:rPr>
+          <w:rStyle w:val="NormalTok"/>
+        </w:rPr>
+        <w:t xml:space="preserve"> </w:t>
+      </w:r>
+      <w:r>
+        <w:rPr>
+          <w:rStyle w:val="FunctionTok"/>
+        </w:rPr>
+        <w:t xml:space="preserve">wc</w:t>
+      </w:r>
+      <w:r>
+        <w:rPr>
+          <w:rStyle w:val="NormalTok"/>
+        </w:rPr>
+        <w:t xml:space="preserve"> </w:t>
+      </w:r>
+      <w:r>
+        <w:rPr>
+          <w:rStyle w:val="AttributeTok"/>
+        </w:rPr>
+        <w:t xml:space="preserve">-l</w:t>
+      </w:r>
+      <w:r>
+        <w:rPr>
+          <w:rStyle w:val="NormalTok"/>
+        </w:rPr>
+        <w:t xml:space="preserve">   </w:t>
+      </w:r>
+      <w:r>
+        <w:rPr>
+          <w:rStyle w:val="CommentTok"/>
+        </w:rPr>
+        <w:t xml:space="preserve"># 17</w:t>
+      </w:r>
+    </w:p>
+    <w:bookmarkEnd w:id="13"/>
+    <w:bookmarkStart w:id="14" w:name="verificar-el-tag-gpg-firmado"/>
+    <w:p>
+      <w:pPr>
+        <w:pStyle w:val="Heading3"/>
+      </w:pPr>
+      <w:r>
+        <w:t xml:space="preserve">1.2 Verificar el tag GPG firmado</w:t>
+      </w:r>
+    </w:p>
+    <w:p>
+      <w:pPr>
+        <w:pStyle w:val="FirstParagraph"/>
+      </w:pPr>
+      <w:r>
+        <w:t xml:space="preserve">El tag</w:t>
+      </w:r>
+      <w:r>
+        <w:t xml:space="preserve"> </w:t>
+      </w:r>
+      <w:r>
+        <w:rPr>
+          <w:rStyle w:val="VerbatimChar"/>
+        </w:rPr>
+        <w:t xml:space="preserve">v1.8.0</w:t>
+      </w:r>
+      <w:r>
+        <w:t xml:space="preserve"> </w:t>
+      </w:r>
+      <w:r>
+        <w:t xml:space="preserve">está firmado con la clave del maintainer. Es el</w:t>
+      </w:r>
+      <w:r>
+        <w:t xml:space="preserve"> </w:t>
+      </w:r>
+      <w:r>
+        <w:t xml:space="preserve">método de verificación canónico desde v1.8.0 (cosign keyless /</w:t>
+      </w:r>
+      <w:r>
+        <w:t xml:space="preserve"> </w:t>
+      </w:r>
+      <w:r>
+        <w:t xml:space="preserve">SLSA requieren CI facturada y no aplican al free-tier flow).</w:t>
+      </w:r>
+    </w:p>
+    <w:p>
+      <w:pPr>
+        <w:pStyle w:val="SourceCode"/>
+      </w:pPr>
+      <w:r>
+        <w:rPr>
+          <w:rStyle w:val="CommentTok"/>
+        </w:rPr>
+        <w:t xml:space="preserve"># Importar la clave pública</w:t>
+      </w:r>
+      <w:r>
+        <w:br/>
+      </w:r>
+      <w:r>
+        <w:rPr>
+          <w:rStyle w:val="ExtensionTok"/>
+        </w:rPr>
+        <w:t xml:space="preserve">curl</w:t>
+      </w:r>
+      <w:r>
+        <w:rPr>
+          <w:rStyle w:val="NormalTok"/>
+        </w:rPr>
+        <w:t xml:space="preserve"> </w:t>
+      </w:r>
+      <w:r>
+        <w:rPr>
+          <w:rStyle w:val="AttributeTok"/>
+        </w:rPr>
+        <w:t xml:space="preserve">-fL</w:t>
+      </w:r>
+      <w:r>
+        <w:rPr>
+          <w:rStyle w:val="NormalTok"/>
+        </w:rPr>
+        <w:t xml:space="preserve"> https://github.com/RobinR00T.gpg </w:t>
+      </w:r>
+      <w:r>
+        <w:rPr>
+          <w:rStyle w:val="KeywordTok"/>
+        </w:rPr>
+        <w:t xml:space="preserve">|</w:t>
+      </w:r>
+      <w:r>
+        <w:rPr>
+          <w:rStyle w:val="NormalTok"/>
+        </w:rPr>
+        <w:t xml:space="preserve"> </w:t>
+      </w:r>
+      <w:r>
+        <w:rPr>
+          <w:rStyle w:val="ExtensionTok"/>
+        </w:rPr>
+        <w:t xml:space="preserve">gpg</w:t>
+      </w:r>
+      <w:r>
+        <w:rPr>
+          <w:rStyle w:val="NormalTok"/>
+        </w:rPr>
+        <w:t xml:space="preserve"> </w:t>
+      </w:r>
+      <w:r>
+        <w:rPr>
+          <w:rStyle w:val="AttributeTok"/>
+        </w:rPr>
+        <w:t xml:space="preserve">--import</w:t>
+      </w:r>
+      <w:r>
+        <w:br/>
+      </w:r>
+      <w:r>
+        <w:br/>
+      </w:r>
+      <w:r>
+        <w:rPr>
+          <w:rStyle w:val="CommentTok"/>
+        </w:rPr>
+        <w:t xml:space="preserve"># O pedirla al keyserver (si está publicada):</w:t>
+      </w:r>
+      <w:r>
+        <w:br/>
+      </w:r>
+      <w:r>
+        <w:rPr>
+          <w:rStyle w:val="ExtensionTok"/>
+        </w:rPr>
+        <w:t xml:space="preserve">gpg</w:t>
+      </w:r>
+      <w:r>
+        <w:rPr>
+          <w:rStyle w:val="NormalTok"/>
+        </w:rPr>
+        <w:t xml:space="preserve"> </w:t>
+      </w:r>
+      <w:r>
+        <w:rPr>
+          <w:rStyle w:val="AttributeTok"/>
+        </w:rPr>
+        <w:t xml:space="preserve">--keyserver</w:t>
+      </w:r>
+      <w:r>
+        <w:rPr>
+          <w:rStyle w:val="NormalTok"/>
+        </w:rPr>
+        <w:t xml:space="preserve"> keys.openpgp.org </w:t>
+      </w:r>
+      <w:r>
+        <w:rPr>
+          <w:rStyle w:val="AttributeTok"/>
+        </w:rPr>
+        <w:t xml:space="preserve">--recv-keys</w:t>
+      </w:r>
+      <w:r>
+        <w:rPr>
+          <w:rStyle w:val="NormalTok"/>
+        </w:rPr>
+        <w:t xml:space="preserve"> ACE3B86BACACE7D6</w:t>
+      </w:r>
+      <w:r>
+        <w:br/>
+      </w:r>
+      <w:r>
+        <w:br/>
+      </w:r>
+      <w:r>
+        <w:rPr>
+          <w:rStyle w:val="CommentTok"/>
+        </w:rPr>
+        <w:t xml:space="preserve"># Clonar + verificar</w:t>
+      </w:r>
+      <w:r>
+        <w:br/>
+      </w:r>
+      <w:r>
+        <w:rPr>
+          <w:rStyle w:val="FunctionTok"/>
+        </w:rPr>
+        <w:t xml:space="preserve">git</w:t>
+      </w:r>
+      <w:r>
+        <w:rPr>
+          <w:rStyle w:val="NormalTok"/>
+        </w:rPr>
+        <w:t xml:space="preserve"> clone https://github.com/RobinR00T/elSereno.git</w:t>
+      </w:r>
+      <w:r>
+        <w:br/>
+      </w:r>
+      <w:r>
+        <w:rPr>
+          <w:rStyle w:val="BuiltInTok"/>
+        </w:rPr>
+        <w:t xml:space="preserve">cd</w:t>
+      </w:r>
+      <w:r>
+        <w:rPr>
+          <w:rStyle w:val="NormalTok"/>
+        </w:rPr>
+        <w:t xml:space="preserve"> elSereno</w:t>
+      </w:r>
+      <w:r>
+        <w:br/>
+      </w:r>
+      <w:r>
+        <w:rPr>
+          <w:rStyle w:val="FunctionTok"/>
+        </w:rPr>
+        <w:t xml:space="preserve">git</w:t>
+      </w:r>
+      <w:r>
+        <w:rPr>
+          <w:rStyle w:val="NormalTok"/>
+        </w:rPr>
+        <w:t xml:space="preserve"> tag </w:t>
+      </w:r>
+      <w:r>
+        <w:rPr>
+          <w:rStyle w:val="AttributeTok"/>
+        </w:rPr>
+        <w:t xml:space="preserve">-v</w:t>
+      </w:r>
+      <w:r>
+        <w:rPr>
+          <w:rStyle w:val="NormalTok"/>
+        </w:rPr>
+        <w:t xml:space="preserve"> v1.8.0</w:t>
+      </w:r>
+      <w:r>
+        <w:br/>
+      </w:r>
+      <w:r>
+        <w:rPr>
+          <w:rStyle w:val="CommentTok"/>
+        </w:rPr>
+        <w:t xml:space="preserve"># → "Good signature from Daniel Solís Agea &lt;daniel.solis@zynap.com&gt;"</w:t>
+      </w:r>
+    </w:p>
+    <w:bookmarkEnd w:id="14"/>
+    <w:bookmarkStart w:id="15" w:name="build-desde-fuentes-reproducible"/>
+    <w:p>
+      <w:pPr>
+        <w:pStyle w:val="Heading3"/>
+      </w:pPr>
+      <w:r>
+        <w:t xml:space="preserve">1.3 Build desde fuentes (reproducible)</w:t>
+      </w:r>
+    </w:p>
+    <w:p>
+      <w:pPr>
+        <w:pStyle w:val="SourceCode"/>
+      </w:pPr>
+      <w:r>
+        <w:rPr>
+          <w:rStyle w:val="FunctionTok"/>
+        </w:rPr>
+        <w:t xml:space="preserve">git</w:t>
+      </w:r>
+      <w:r>
+        <w:rPr>
+          <w:rStyle w:val="NormalTok"/>
+        </w:rPr>
+        <w:t xml:space="preserve"> clone https://github.com/RobinR00T/elSereno.git</w:t>
+      </w:r>
+      <w:r>
+        <w:br/>
+      </w:r>
+      <w:r>
+        <w:rPr>
+          <w:rStyle w:val="BuiltInTok"/>
+        </w:rPr>
+        <w:t xml:space="preserve">cd</w:t>
+      </w:r>
+      <w:r>
+        <w:rPr>
+          <w:rStyle w:val="NormalTok"/>
+        </w:rPr>
+        <w:t xml:space="preserve"> elSereno</w:t>
+      </w:r>
+      <w:r>
+        <w:br/>
+      </w:r>
+      <w:r>
+        <w:rPr>
+          <w:rStyle w:val="FunctionTok"/>
+        </w:rPr>
+        <w:t xml:space="preserve">git</w:t>
+      </w:r>
+      <w:r>
+        <w:rPr>
+          <w:rStyle w:val="NormalTok"/>
+        </w:rPr>
+        <w:t xml:space="preserve"> checkout v1.8.0</w:t>
+      </w:r>
+      <w:r>
+        <w:br/>
+      </w:r>
+      <w:r>
+        <w:br/>
+      </w:r>
+      <w:r>
+        <w:rPr>
+          <w:rStyle w:val="CommentTok"/>
+        </w:rPr>
+        <w:t xml:space="preserve"># Build default</w:t>
+      </w:r>
+      <w:r>
+        <w:br/>
+      </w:r>
+      <w:r>
+        <w:rPr>
+          <w:rStyle w:val="FunctionTok"/>
+        </w:rPr>
+        <w:t xml:space="preserve">make</w:t>
+      </w:r>
+      <w:r>
+        <w:rPr>
+          <w:rStyle w:val="NormalTok"/>
+        </w:rPr>
+        <w:t xml:space="preserve"> build          </w:t>
+      </w:r>
+      <w:r>
+        <w:rPr>
+          <w:rStyle w:val="CommentTok"/>
+        </w:rPr>
+        <w:t xml:space="preserve"># → bin/elsereno</w:t>
+      </w:r>
+      <w:r>
+        <w:br/>
+      </w:r>
+      <w:r>
+        <w:br/>
+      </w:r>
+      <w:r>
+        <w:rPr>
+          <w:rStyle w:val="CommentTok"/>
+        </w:rPr>
+        <w:t xml:space="preserve"># Build offensive</w:t>
+      </w:r>
+      <w:r>
+        <w:br/>
+      </w:r>
+      <w:r>
+        <w:rPr>
+          <w:rStyle w:val="FunctionTok"/>
+        </w:rPr>
+        <w:t xml:space="preserve">make</w:t>
+      </w:r>
+      <w:r>
+        <w:rPr>
+          <w:rStyle w:val="NormalTok"/>
+        </w:rPr>
+        <w:t xml:space="preserve"> build-offensive  </w:t>
+      </w:r>
+      <w:r>
+        <w:rPr>
+          <w:rStyle w:val="CommentTok"/>
+        </w:rPr>
+        <w:t xml:space="preserve"># → bin/elsereno-offensive</w:t>
+      </w:r>
+      <w:r>
+        <w:br/>
+      </w:r>
+      <w:r>
+        <w:br/>
+      </w:r>
+      <w:r>
+        <w:rPr>
+          <w:rStyle w:val="CommentTok"/>
+        </w:rPr>
+        <w:t xml:space="preserve"># O todo vía goreleaser (mismo flujo que la release oficial):</w:t>
+      </w:r>
+      <w:r>
+        <w:br/>
+      </w:r>
+      <w:r>
+        <w:rPr>
+          <w:rStyle w:val="ExtensionTok"/>
+        </w:rPr>
+        <w:t xml:space="preserve">goreleaser</w:t>
+      </w:r>
+      <w:r>
+        <w:rPr>
+          <w:rStyle w:val="NormalTok"/>
+        </w:rPr>
+        <w:t xml:space="preserve"> release </w:t>
+      </w:r>
+      <w:r>
+        <w:rPr>
+          <w:rStyle w:val="AttributeTok"/>
+        </w:rPr>
+        <w:t xml:space="preserve">--clean</w:t>
+      </w:r>
+      <w:r>
+        <w:rPr>
+          <w:rStyle w:val="NormalTok"/>
+        </w:rPr>
+        <w:t xml:space="preserve"> </w:t>
+      </w:r>
+      <w:r>
+        <w:rPr>
+          <w:rStyle w:val="AttributeTok"/>
+        </w:rPr>
+        <w:t xml:space="preserve">--skip</w:t>
+      </w:r>
+      <w:r>
+        <w:rPr>
+          <w:rStyle w:val="OperatorTok"/>
+        </w:rPr>
+        <w:t xml:space="preserve">=</w:t>
+      </w:r>
+      <w:r>
+        <w:rPr>
+          <w:rStyle w:val="NormalTok"/>
+        </w:rPr>
+        <w:t xml:space="preserve">publish,sign,docker,validate</w:t>
+      </w:r>
+      <w:r>
+        <w:br/>
+      </w:r>
+      <w:r>
+        <w:rPr>
+          <w:rStyle w:val="ExtensionTok"/>
+        </w:rPr>
+        <w:t xml:space="preserve">shasum</w:t>
+      </w:r>
+      <w:r>
+        <w:rPr>
+          <w:rStyle w:val="NormalTok"/>
+        </w:rPr>
+        <w:t xml:space="preserve"> </w:t>
+      </w:r>
+      <w:r>
+        <w:rPr>
+          <w:rStyle w:val="AttributeTok"/>
+        </w:rPr>
+        <w:t xml:space="preserve">-a</w:t>
+      </w:r>
+      <w:r>
+        <w:rPr>
+          <w:rStyle w:val="NormalTok"/>
+        </w:rPr>
+        <w:t xml:space="preserve"> 256 dist/elsereno_</w:t>
+      </w:r>
+      <w:r>
+        <w:rPr>
+          <w:rStyle w:val="PreprocessorTok"/>
+        </w:rPr>
+        <w:t xml:space="preserve">*</w:t>
+      </w:r>
+      <w:r>
+        <w:rPr>
+          <w:rStyle w:val="NormalTok"/>
+        </w:rPr>
+        <w:t xml:space="preserve">.tar.gz</w:t>
+      </w:r>
+      <w:r>
+        <w:br/>
+      </w:r>
+      <w:r>
+        <w:rPr>
+          <w:rStyle w:val="CommentTok"/>
+        </w:rPr>
+        <w:t xml:space="preserve"># → debe coincidir con checksums.txt de la release publicada</w:t>
+      </w:r>
+    </w:p>
+    <w:bookmarkEnd w:id="15"/>
+    <w:bookmarkStart w:id="16" w:name="X9f36325be88893e1b808e4fb09fc1f2ceaec5df"/>
+    <w:p>
+      <w:pPr>
+        <w:pStyle w:val="Heading3"/>
+      </w:pPr>
+      <w:r>
+        <w:t xml:space="preserve">1.4 Docker (v1.1–v1.7 — sólo si restaurás Actions billing)</w:t>
+      </w:r>
+    </w:p>
+    <w:p>
+      <w:pPr>
+        <w:pStyle w:val="FirstParagraph"/>
+      </w:pPr>
+      <w:r>
+        <w:t xml:space="preserve">El docker image en</w:t>
+      </w:r>
+      <w:r>
+        <w:t xml:space="preserve"> </w:t>
+      </w:r>
+      <w:r>
+        <w:rPr>
+          <w:rStyle w:val="VerbatimChar"/>
+        </w:rPr>
+        <w:t xml:space="preserve">ghcr.io/robinr00t/elsereno:*</w:t>
+      </w:r>
+      <w:r>
+        <w:t xml:space="preserve"> </w:t>
+      </w:r>
+      <w:r>
+        <w:t xml:space="preserve">queda en</w:t>
+      </w:r>
+      <w:r>
+        <w:t xml:space="preserve"> </w:t>
+      </w:r>
+      <w:r>
+        <w:t xml:space="preserve">releases anteriores con Actions activo. Para v1.8.0 no hay</w:t>
+      </w:r>
+      <w:r>
+        <w:t xml:space="preserve"> </w:t>
+      </w:r>
+      <w:r>
+        <w:t xml:space="preserve">imagen pública (sin CI billing). Para build local:</w:t>
+      </w:r>
+    </w:p>
+    <w:p>
+      <w:pPr>
+        <w:pStyle w:val="SourceCode"/>
+      </w:pPr>
+      <w:r>
+        <w:rPr>
+          <w:rStyle w:val="ExtensionTok"/>
+        </w:rPr>
+        <w:t xml:space="preserve">docker</w:t>
+      </w:r>
+      <w:r>
+        <w:rPr>
+          <w:rStyle w:val="NormalTok"/>
+        </w:rPr>
+        <w:t xml:space="preserve"> buildx build </w:t>
+      </w:r>
+      <w:r>
+        <w:rPr>
+          <w:rStyle w:val="AttributeTok"/>
+        </w:rPr>
+        <w:t xml:space="preserve">--platform</w:t>
+      </w:r>
+      <w:r>
+        <w:rPr>
+          <w:rStyle w:val="NormalTok"/>
+        </w:rPr>
+        <w:t xml:space="preserve"> linux/amd64,linux/arm64 </w:t>
+      </w:r>
+      <w:r>
+        <w:rPr>
+          <w:rStyle w:val="DataTypeTok"/>
+        </w:rPr>
+        <w:t xml:space="preserve">\</w:t>
+      </w:r>
+      <w:r>
+        <w:br/>
+      </w:r>
+      <w:r>
+        <w:rPr>
+          <w:rStyle w:val="NormalTok"/>
+        </w:rPr>
+        <w:t xml:space="preserve">  </w:t>
+      </w:r>
+      <w:r>
+        <w:rPr>
+          <w:rStyle w:val="AttributeTok"/>
+        </w:rPr>
+        <w:t xml:space="preserve">-t</w:t>
+      </w:r>
+      <w:r>
+        <w:rPr>
+          <w:rStyle w:val="NormalTok"/>
+        </w:rPr>
+        <w:t xml:space="preserve"> local/elsereno:v1.8.0 .</w:t>
+      </w:r>
+      <w:r>
+        <w:br/>
+      </w:r>
+      <w:r>
+        <w:rPr>
+          <w:rStyle w:val="ExtensionTok"/>
+        </w:rPr>
+        <w:t xml:space="preserve">docker</w:t>
+      </w:r>
+      <w:r>
+        <w:rPr>
+          <w:rStyle w:val="NormalTok"/>
+        </w:rPr>
+        <w:t xml:space="preserve"> run </w:t>
+      </w:r>
+      <w:r>
+        <w:rPr>
+          <w:rStyle w:val="AttributeTok"/>
+        </w:rPr>
+        <w:t xml:space="preserve">--rm</w:t>
+      </w:r>
+      <w:r>
+        <w:rPr>
+          <w:rStyle w:val="NormalTok"/>
+        </w:rPr>
+        <w:t xml:space="preserve"> local/elsereno:v1.8.0 version</w:t>
+      </w:r>
+    </w:p>
+    <w:bookmarkEnd w:id="16"/>
+    <w:bookmarkStart w:id="17" w:name="primer-arranque-vault-dashboard"/>
+    <w:p>
+      <w:pPr>
+        <w:pStyle w:val="Heading3"/>
+      </w:pPr>
+      <w:r>
+        <w:t xml:space="preserve">1.5 Primer arranque — vault + dashboard</w:t>
+      </w:r>
+    </w:p>
+    <w:p>
+      <w:pPr>
+        <w:pStyle w:val="SourceCode"/>
+      </w:pPr>
+      <w:r>
+        <w:rPr>
+          <w:rStyle w:val="CommentTok"/>
+        </w:rPr>
+        <w:t xml:space="preserve"># Inicializa el vault cifrado (Argon2id + AES-GCM)</w:t>
+      </w:r>
+      <w:r>
+        <w:br/>
+      </w:r>
+      <w:r>
+        <w:rPr>
+          <w:rStyle w:val="ExtensionTok"/>
+        </w:rPr>
+        <w:t xml:space="preserve">elsereno</w:t>
+      </w:r>
+      <w:r>
+        <w:rPr>
+          <w:rStyle w:val="NormalTok"/>
+        </w:rPr>
+        <w:t xml:space="preserve"> vault init</w:t>
+      </w:r>
+      <w:r>
+        <w:br/>
+      </w:r>
+      <w:r>
+        <w:rPr>
+          <w:rStyle w:val="CommentTok"/>
+        </w:rPr>
+        <w:t xml:space="preserve"># Pide passphrase dos veces</w:t>
+      </w:r>
+      <w:r>
+        <w:br/>
+      </w:r>
+      <w:r>
+        <w:br/>
+      </w:r>
+      <w:r>
+        <w:rPr>
+          <w:rStyle w:val="CommentTok"/>
+        </w:rPr>
+        <w:t xml:space="preserve"># Desbloquea interactivamente</w:t>
+      </w:r>
+      <w:r>
+        <w:br/>
+      </w:r>
+      <w:r>
+        <w:rPr>
+          <w:rStyle w:val="ExtensionTok"/>
+        </w:rPr>
+        <w:t xml:space="preserve">elsereno</w:t>
+      </w:r>
+      <w:r>
+        <w:rPr>
+          <w:rStyle w:val="NormalTok"/>
+        </w:rPr>
+        <w:t xml:space="preserve"> vault unlock</w:t>
+      </w:r>
+      <w:r>
+        <w:br/>
+      </w:r>
+      <w:r>
+        <w:br/>
+      </w:r>
+      <w:r>
+        <w:rPr>
+          <w:rStyle w:val="CommentTok"/>
+        </w:rPr>
+        <w:t xml:space="preserve"># Arranca el dashboard HTTP en loopback (requiere vault desbloqueado)</w:t>
+      </w:r>
+      <w:r>
+        <w:br/>
+      </w:r>
+      <w:r>
+        <w:rPr>
+          <w:rStyle w:val="ExtensionTok"/>
+        </w:rPr>
+        <w:t xml:space="preserve">elsereno</w:t>
+      </w:r>
+      <w:r>
+        <w:rPr>
+          <w:rStyle w:val="NormalTok"/>
+        </w:rPr>
+        <w:t xml:space="preserve"> serve </w:t>
+      </w:r>
+      <w:r>
+        <w:rPr>
+          <w:rStyle w:val="AttributeTok"/>
+        </w:rPr>
+        <w:t xml:space="preserve">--addr</w:t>
+      </w:r>
+      <w:r>
+        <w:rPr>
+          <w:rStyle w:val="NormalTok"/>
+        </w:rPr>
+        <w:t xml:space="preserve"> 127.0.0.1:8787</w:t>
+      </w:r>
+      <w:r>
+        <w:br/>
+      </w:r>
+      <w:r>
+        <w:br/>
+      </w:r>
+      <w:r>
+        <w:rPr>
+          <w:rStyle w:val="CommentTok"/>
+        </w:rPr>
+        <w:t xml:space="preserve"># En otra terminal</w:t>
+      </w:r>
+      <w:r>
+        <w:br/>
+      </w:r>
+      <w:r>
+        <w:rPr>
+          <w:rStyle w:val="ExtensionTok"/>
+        </w:rPr>
+        <w:t xml:space="preserve">open</w:t>
+      </w:r>
+      <w:r>
+        <w:rPr>
+          <w:rStyle w:val="NormalTok"/>
+        </w:rPr>
+        <w:t xml:space="preserve"> http://127.0.0.1:8787</w:t>
+      </w:r>
+    </w:p>
+    <w:p>
+      <w:pPr>
+        <w:pStyle w:val="FirstParagraph"/>
+      </w:pPr>
+      <w:r>
+        <w:t xml:space="preserve">Para arranque no-interactivo (CI, agente, docker):</w:t>
+      </w:r>
+    </w:p>
+    <w:p>
+      <w:pPr>
+        <w:pStyle w:val="SourceCode"/>
+      </w:pPr>
+      <w:r>
+        <w:rPr>
+          <w:rStyle w:val="BuiltInTok"/>
+        </w:rPr>
+        <w:t xml:space="preserve">umask</w:t>
+      </w:r>
+      <w:r>
+        <w:rPr>
+          <w:rStyle w:val="NormalTok"/>
+        </w:rPr>
+        <w:t xml:space="preserve"> 077</w:t>
+      </w:r>
+      <w:r>
+        <w:br/>
+      </w:r>
+      <w:r>
+        <w:rPr>
+          <w:rStyle w:val="BuiltInTok"/>
+        </w:rPr>
+        <w:t xml:space="preserve">printf</w:t>
+      </w:r>
+      <w:r>
+        <w:rPr>
+          <w:rStyle w:val="NormalTok"/>
+        </w:rPr>
+        <w:t xml:space="preserve"> </w:t>
+      </w:r>
+      <w:r>
+        <w:rPr>
+          <w:rStyle w:val="StringTok"/>
+        </w:rPr>
+        <w:t xml:space="preserve">'%s'</w:t>
+      </w:r>
+      <w:r>
+        <w:rPr>
+          <w:rStyle w:val="NormalTok"/>
+        </w:rPr>
+        <w:t xml:space="preserve"> </w:t>
+      </w:r>
+      <w:r>
+        <w:rPr>
+          <w:rStyle w:val="StringTok"/>
+        </w:rPr>
+        <w:t xml:space="preserve">"</w:t>
+      </w:r>
+      <w:r>
+        <w:rPr>
+          <w:rStyle w:val="VariableTok"/>
+        </w:rPr>
+        <w:t xml:space="preserve">$MY_PASSPHRASE</w:t>
+      </w:r>
+      <w:r>
+        <w:rPr>
+          <w:rStyle w:val="StringTok"/>
+        </w:rPr>
+        <w:t xml:space="preserve">"</w:t>
+      </w:r>
+      <w:r>
+        <w:rPr>
+          <w:rStyle w:val="NormalTok"/>
+        </w:rPr>
+        <w:t xml:space="preserve"> </w:t>
+      </w:r>
+      <w:r>
+        <w:rPr>
+          <w:rStyle w:val="OperatorTok"/>
+        </w:rPr>
+        <w:t xml:space="preserve">&gt;</w:t>
+      </w:r>
+      <w:r>
+        <w:rPr>
+          <w:rStyle w:val="NormalTok"/>
+        </w:rPr>
+        <w:t xml:space="preserve"> ~/.elsereno/dev.pp</w:t>
+      </w:r>
+      <w:r>
+        <w:br/>
+      </w:r>
+      <w:r>
+        <w:rPr>
+          <w:rStyle w:val="FunctionTok"/>
+        </w:rPr>
+        <w:t xml:space="preserve">chmod</w:t>
+      </w:r>
+      <w:r>
+        <w:rPr>
+          <w:rStyle w:val="NormalTok"/>
+        </w:rPr>
+        <w:t xml:space="preserve"> 0600 ~/.elsereno/dev.pp</w:t>
+      </w:r>
+      <w:r>
+        <w:br/>
+      </w:r>
+      <w:r>
+        <w:rPr>
+          <w:rStyle w:val="ExtensionTok"/>
+        </w:rPr>
+        <w:t xml:space="preserve">elsereno</w:t>
+      </w:r>
+      <w:r>
+        <w:rPr>
+          <w:rStyle w:val="NormalTok"/>
+        </w:rPr>
+        <w:t xml:space="preserve"> vault init   </w:t>
+      </w:r>
+      <w:r>
+        <w:rPr>
+          <w:rStyle w:val="AttributeTok"/>
+        </w:rPr>
+        <w:t xml:space="preserve">--vault-passphrase-file</w:t>
+      </w:r>
+      <w:r>
+        <w:rPr>
+          <w:rStyle w:val="NormalTok"/>
+        </w:rPr>
+        <w:t xml:space="preserve"> ~/.elsereno/dev.pp</w:t>
+      </w:r>
+      <w:r>
+        <w:br/>
+      </w:r>
+      <w:r>
+        <w:rPr>
+          <w:rStyle w:val="ExtensionTok"/>
+        </w:rPr>
+        <w:t xml:space="preserve">elsereno</w:t>
+      </w:r>
+      <w:r>
+        <w:rPr>
+          <w:rStyle w:val="NormalTok"/>
+        </w:rPr>
+        <w:t xml:space="preserve"> serve        </w:t>
+      </w:r>
+      <w:r>
+        <w:rPr>
+          <w:rStyle w:val="AttributeTok"/>
+        </w:rPr>
+        <w:t xml:space="preserve">--vault-passphrase-file</w:t>
+      </w:r>
+      <w:r>
+        <w:rPr>
+          <w:rStyle w:val="NormalTok"/>
+        </w:rPr>
+        <w:t xml:space="preserve"> ~/.elsereno/dev.pp</w:t>
+      </w:r>
+    </w:p>
+    <w:bookmarkEnd w:id="17"/>
+    <w:bookmarkStart w:id="21" w:name="dashboard-con-postgres-opcional-v1.2"/>
+    <w:p>
+      <w:pPr>
+        <w:pStyle w:val="Heading3"/>
+      </w:pPr>
+      <w:r>
+        <w:t xml:space="preserve">1.6 Dashboard con Postgres (opcional, v1.2+)</w:t>
+      </w:r>
+    </w:p>
+    <w:p>
+      <w:pPr>
+        <w:pStyle w:val="FirstParagraph"/>
+      </w:pPr>
+      <w:r>
+        <w:t xml:space="preserve">Sin</w:t>
+      </w:r>
+      <w:r>
+        <w:t xml:space="preserve"> </w:t>
+      </w:r>
+      <w:r>
+        <w:rPr>
+          <w:rStyle w:val="VerbatimChar"/>
+        </w:rPr>
+        <w:t xml:space="preserve">$DATABASE_URL</w:t>
+      </w:r>
+      <w:r>
+        <w:t xml:space="preserve">, los paneles de findings/triage/runs</w:t>
+      </w:r>
+      <w:r>
+        <w:t xml:space="preserve"> </w:t>
+      </w:r>
+      <w:r>
+        <w:t xml:space="preserve">responden 503 y la UI muestra</w:t>
+      </w:r>
+      <w:r>
+        <w:t xml:space="preserve"> </w:t>
+      </w:r>
+      <w:r>
+        <w:t xml:space="preserve">“backend unavailable”</w:t>
+      </w:r>
+      <w:r>
+        <w:t xml:space="preserve">. Los paneles</w:t>
+      </w:r>
+      <w:r>
+        <w:t xml:space="preserve"> </w:t>
+      </w:r>
+      <w:r>
+        <w:t xml:space="preserve">overview / plugins / live-feed / security siguen funcionando</w:t>
+      </w:r>
+      <w:r>
+        <w:t xml:space="preserve"> </w:t>
+      </w:r>
+      <w:r>
+        <w:t xml:space="preserve">100% sin BD — la BD es sólo para historia persistida.</w:t>
+      </w:r>
+    </w:p>
+    <w:bookmarkStart w:id="18" w:name="con-el-script-helper-scriptsdev-db.sh"/>
+    <w:p>
+      <w:pPr>
+        <w:pStyle w:val="Heading4"/>
+      </w:pPr>
+      <w:r>
+        <w:t xml:space="preserve">1.6.1 Con el script helper (</w:t>
+      </w:r>
+      <w:r>
+        <w:rPr>
+          <w:rStyle w:val="VerbatimChar"/>
+        </w:rPr>
+        <w:t xml:space="preserve">scripts/dev-db.sh</w:t>
+      </w:r>
+      <w:r>
+        <w:t xml:space="preserve">)</w:t>
+      </w:r>
+    </w:p>
+    <w:p>
+      <w:pPr>
+        <w:pStyle w:val="FirstParagraph"/>
+      </w:pPr>
+      <w:r>
+        <w:t xml:space="preserve">ElSereno ships un script que arranca la dev-db + espera health</w:t>
+      </w:r>
+      <w:r>
+        <w:t xml:space="preserve"> </w:t>
+      </w:r>
+      <w:r>
+        <w:t xml:space="preserve">+ aplica migrations + deja el</w:t>
+      </w:r>
+      <w:r>
+        <w:t xml:space="preserve"> </w:t>
+      </w:r>
+      <w:r>
+        <w:rPr>
+          <w:rStyle w:val="VerbatimChar"/>
+        </w:rPr>
         <w:t xml:space="preserve">DATABASE_URL</w:t>
       </w:r>
       <w:r>
@@ -2796,8 +3597,8 @@
         <w:t xml:space="preserve"> ~/.elsereno/dev.pp</w:t>
       </w:r>
     </w:p>
-    <w:bookmarkEnd w:id="17"/>
-    <w:bookmarkStart w:id="18" w:name="Xa991740e9b775f2c253023d720e69673db17f13"/>
+    <w:bookmarkEnd w:id="18"/>
+    <w:bookmarkStart w:id="19" w:name="manual-sin-script"/>
     <w:p>
       <w:pPr>
         <w:pStyle w:val="Heading4"/>
@@ -2918,14 +3719,20 @@
         <w:t xml:space="preserve"> serve</w:t>
       </w:r>
     </w:p>
-    <w:bookmarkEnd w:id="18"/>
-    <w:bookmarkStart w:id="19" w:name="X294f816b7265d3aaa8cfd672fccf8c6b563b2a8"/>
+    <w:bookmarkEnd w:id="19"/>
+    <w:bookmarkStart w:id="20" w:name="matriz-necesito-bd"/>
     <w:p>
       <w:pPr>
         <w:pStyle w:val="Heading4"/>
       </w:pPr>
       <w:r>
-        <w:t xml:space="preserve">1.6.3 Matriz "¿necesito BD?"</w:t>
+        <w:t xml:space="preserve">1.6.3 Matriz</w:t>
+      </w:r>
+      <w:r>
+        <w:t xml:space="preserve"> </w:t>
+      </w:r>
+      <w:r>
+        <w:t xml:space="preserve">“¿necesito BD?”</w:t>
       </w:r>
     </w:p>
     <w:tbl>
@@ -3361,7 +4168,42 @@
                 <w:b/>
                 <w:bCs/>
               </w:rPr>
-              <w:t xml:space="preserve">reporte "db": "ok"</w:t>
+              <w:t xml:space="preserve">reporte</w:t>
+            </w:r>
+            <w:r>
+              <w:rPr>
+                <w:b/>
+                <w:bCs/>
+              </w:rPr>
+              <w:t xml:space="preserve"> </w:t>
+            </w:r>
+            <w:r>
+              <w:rPr>
+                <w:b/>
+                <w:bCs/>
+              </w:rPr>
+              <w:t xml:space="preserve">“db”</w:t>
+            </w:r>
+            <w:r>
+              <w:rPr>
+                <w:b/>
+                <w:bCs/>
+              </w:rPr>
+              <w:t xml:space="preserve">:</w:t>
+            </w:r>
+            <w:r>
+              <w:rPr>
+                <w:b/>
+                <w:bCs/>
+              </w:rPr>
+              <w:t xml:space="preserve"> </w:t>
+            </w:r>
+            <w:r>
+              <w:rPr>
+                <w:b/>
+                <w:bCs/>
+              </w:rPr>
+              <w:t xml:space="preserve">“ok”</w:t>
             </w:r>
           </w:p>
         </w:tc>
@@ -3382,7 +4224,16 @@
               <w:t xml:space="preserve"> </w:t>
             </w:r>
             <w:r>
-              <w:t xml:space="preserve">(sin DB reporta "skipped")</w:t>
+              <w:t xml:space="preserve">(sin DB reporta</w:t>
+            </w:r>
+            <w:r>
+              <w:t xml:space="preserve"> </w:t>
+            </w:r>
+            <w:r>
+              <w:t xml:space="preserve">“skipped”</w:t>
+            </w:r>
+            <w:r>
+              <w:t xml:space="preserve">)</w:t>
             </w:r>
           </w:p>
         </w:tc>
@@ -3395,10 +4246,10 @@
         </w:pict>
       </w:r>
     </w:p>
-    <w:bookmarkEnd w:id="19"/>
     <w:bookmarkEnd w:id="20"/>
     <w:bookmarkEnd w:id="21"/>
-    <w:bookmarkStart w:id="31" w:name="X782d1a9db6dc99895fa39bf375ab7aa398292da"/>
+    <w:bookmarkEnd w:id="22"/>
+    <w:bookmarkStart w:id="32" w:name="descubrimiento-defensive-build-default"/>
     <w:p>
       <w:pPr>
         <w:pStyle w:val="Heading2"/>
@@ -3407,7 +4258,7 @@
         <w:t xml:space="preserve">2. Descubrimiento (defensive, build default)</w:t>
       </w:r>
     </w:p>
-    <w:bookmarkStart w:id="29" w:name="Xfa52791e1c56044ba794f8611acdaa54939d3cb"/>
+    <w:bookmarkStart w:id="30" w:name="X1ee034aca0c177c861d9744cbf39ceb35860c0d"/>
     <w:p>
       <w:pPr>
         <w:pStyle w:val="Heading3"/>
@@ -3449,7 +4300,7 @@
         <w:t xml:space="preserve">quieres saber qué servicios ICS tienen expuestos y priorizarlos.</w:t>
       </w:r>
     </w:p>
-    <w:bookmarkStart w:id="22" w:name="X1f67a6261f89dc07bd0cb3c5a72fc0b3d36d9f3"/>
+    <w:bookmarkStart w:id="23" w:name="inputs-desde-shodan"/>
     <w:p>
       <w:pPr>
         <w:pStyle w:val="Heading4"/>
@@ -3699,8 +4550,8 @@
         <w:t xml:space="preserve">"shodan-initial"</w:t>
       </w:r>
     </w:p>
-    <w:bookmarkEnd w:id="22"/>
-    <w:bookmarkStart w:id="23" w:name="Xe25a70885f9637afe840f2f691e7c009792ff23"/>
+    <w:bookmarkEnd w:id="23"/>
+    <w:bookmarkStart w:id="24" w:name="inputs-desde-censys"/>
     <w:p>
       <w:pPr>
         <w:pStyle w:val="Heading4"/>
@@ -3840,8 +4691,8 @@
         <w:t xml:space="preserve"> censys</w:t>
       </w:r>
     </w:p>
-    <w:bookmarkEnd w:id="23"/>
-    <w:bookmarkStart w:id="24" w:name="X40603267df2d870aa3d38b748ccaf4cf25ee25d"/>
+    <w:bookmarkEnd w:id="24"/>
+    <w:bookmarkStart w:id="25" w:name="Xe29c940adda284f9a09ccf9b2a70df500e95e19"/>
     <w:p>
       <w:pPr>
         <w:pStyle w:val="Heading4"/>
@@ -4800,8 +5651,8 @@
         <w:t xml:space="preserve">// targets[] es []core.Target → pipeable al scanner via stdin</w:t>
       </w:r>
     </w:p>
-    <w:bookmarkEnd w:id="24"/>
-    <w:bookmarkStart w:id="25" w:name="Xa0cab43b27028fbed39df1bc4229bd434aac3d2"/>
+    <w:bookmarkEnd w:id="25"/>
+    <w:bookmarkStart w:id="26" w:name="inputs-desde-nmap-xml"/>
     <w:p>
       <w:pPr>
         <w:pStyle w:val="Heading4"/>
@@ -4971,8 +5822,8 @@
         <w:t xml:space="preserve"> findings.ndjson</w:t>
       </w:r>
     </w:p>
-    <w:bookmarkEnd w:id="25"/>
-    <w:bookmarkStart w:id="26" w:name="X4fd5a15870769e1d9d92bce6978c8329433a05b"/>
+    <w:bookmarkEnd w:id="26"/>
+    <w:bookmarkStart w:id="27" w:name="inputs-desde-stdin-lista-plana"/>
     <w:p>
       <w:pPr>
         <w:pStyle w:val="Heading4"/>
@@ -5109,8 +5960,8 @@
         <w:t xml:space="preserve"> targets.txt</w:t>
       </w:r>
     </w:p>
-    <w:bookmarkEnd w:id="26"/>
-    <w:bookmarkStart w:id="27" w:name="Xd810427af1a36142921255931943b931edc8d57"/>
+    <w:bookmarkEnd w:id="27"/>
+    <w:bookmarkStart w:id="28" w:name="X8210b2a47c3e645dbee7a222357d35801339da5"/>
     <w:p>
       <w:pPr>
         <w:pStyle w:val="Heading4"/>
@@ -6136,8 +6987,8 @@
         <w:t xml:space="preserve">.</w:t>
       </w:r>
     </w:p>
-    <w:bookmarkEnd w:id="27"/>
-    <w:bookmarkStart w:id="28" w:name="X99a89caf18469be8aa317828dedf212d10ac690"/>
+    <w:bookmarkEnd w:id="28"/>
+    <w:bookmarkStart w:id="29" w:name="outputs-reporting"/>
     <w:p>
       <w:pPr>
         <w:pStyle w:val="Heading4"/>
@@ -6489,9 +7340,9 @@
         <w:t xml:space="preserve"> ~/.elsereno/wh.pp</w:t>
       </w:r>
     </w:p>
-    <w:bookmarkEnd w:id="28"/>
     <w:bookmarkEnd w:id="29"/>
-    <w:bookmarkStart w:id="30" w:name="X7fab3ee91ff04d279e5c17c90ddfd7e5e96caf3"/>
+    <w:bookmarkEnd w:id="30"/>
+    <w:bookmarkStart w:id="31" w:name="dashboard-sse-en-vivo-v1.1"/>
     <w:p>
       <w:pPr>
         <w:pStyle w:val="Heading3"/>
@@ -6557,15 +7408,15 @@
       <w:r>
         <w:t xml:space="preserve">El feed live tambén recibe:</w:t>
       </w:r>
-    </w:p>
-    <w:p>
-      <w:pPr>
-        <w:pStyle w:val="Compact"/>
-        <w:numPr>
-          <w:ilvl w:val="0"/>
-          <w:numId w:val="1004"/>
-        </w:numPr>
-      </w:pPr>
+      <w:r>
+        <w:t xml:space="preserve"> </w:t>
+      </w:r>
+      <w:r>
+        <w:t xml:space="preserve">-</w:t>
+      </w:r>
+      <w:r>
+        <w:t xml:space="preserve"> </w:t>
+      </w:r>
       <w:r>
         <w:rPr>
           <w:rStyle w:val="VerbatimChar"/>
@@ -6593,15 +7444,15 @@
       <w:r>
         <w:t xml:space="preserve">— lifecycle de runs</w:t>
       </w:r>
-    </w:p>
-    <w:p>
-      <w:pPr>
-        <w:pStyle w:val="Compact"/>
-        <w:numPr>
-          <w:ilvl w:val="0"/>
-          <w:numId w:val="1004"/>
-        </w:numPr>
-      </w:pPr>
+      <w:r>
+        <w:t xml:space="preserve"> </w:t>
+      </w:r>
+      <w:r>
+        <w:t xml:space="preserve">-</w:t>
+      </w:r>
+      <w:r>
+        <w:t xml:space="preserve"> </w:t>
+      </w:r>
       <w:r>
         <w:rPr>
           <w:rStyle w:val="VerbatimChar"/>
@@ -6614,15 +7465,15 @@
       <w:r>
         <w:t xml:space="preserve">— cada hallazgo scored</w:t>
       </w:r>
-    </w:p>
-    <w:p>
-      <w:pPr>
-        <w:pStyle w:val="Compact"/>
-        <w:numPr>
-          <w:ilvl w:val="0"/>
-          <w:numId w:val="1004"/>
-        </w:numPr>
-      </w:pPr>
+      <w:r>
+        <w:t xml:space="preserve"> </w:t>
+      </w:r>
+      <w:r>
+        <w:t xml:space="preserve">-</w:t>
+      </w:r>
+      <w:r>
+        <w:t xml:space="preserve"> </w:t>
+      </w:r>
       <w:r>
         <w:rPr>
           <w:rStyle w:val="VerbatimChar"/>
@@ -6643,9 +7494,9 @@
         </w:pict>
       </w:r>
     </w:p>
-    <w:bookmarkEnd w:id="30"/>
     <w:bookmarkEnd w:id="31"/>
-    <w:bookmarkStart w:id="49" w:name="Xaaef436ab648d707f401daacc5e7f7ba2d00801"/>
+    <w:bookmarkEnd w:id="32"/>
+    <w:bookmarkStart w:id="50" w:name="fingerprint-por-protocolo"/>
     <w:p>
       <w:pPr>
         <w:pStyle w:val="Heading2"/>
@@ -6689,13 +7540,14 @@
     <w:tbl>
       <w:tblPr>
         <w:tblStyle w:val="Table"/>
-        <w:tblW w:type="auto" w:w="0"/>
+        <w:tblW w:type="pct" w:w="5000"/>
+        <w:tblLayout w:type="fixed"/>
         <w:tblLook w:firstRow="1" w:lastRow="0" w:firstColumn="0" w:lastColumn="0" w:noHBand="0" w:noVBand="0" w:val="0020"/>
       </w:tblPr>
       <w:tblGrid>
-        <w:gridCol w:w="2640"/>
-        <w:gridCol w:w="2640"/>
-        <w:gridCol w:w="2640"/>
+        <w:gridCol w:w="2292"/>
+        <w:gridCol w:w="2917"/>
+        <w:gridCol w:w="2709"/>
       </w:tblGrid>
       <w:tr>
         <w:trPr>
@@ -7010,7 +7862,25 @@
               <w:pStyle w:val="Compact"/>
             </w:pPr>
             <w:r>
-              <w:t xml:space="preserve">Banner grab "fox a" + "fox.version"</w:t>
+              <w:t xml:space="preserve">Banner grab</w:t>
+            </w:r>
+            <w:r>
+              <w:t xml:space="preserve"> </w:t>
+            </w:r>
+            <w:r>
+              <w:t xml:space="preserve">“fox a”</w:t>
+            </w:r>
+            <w:r>
+              <w:t xml:space="preserve"> </w:t>
+            </w:r>
+            <w:r>
+              <w:t xml:space="preserve">+</w:t>
+            </w:r>
+            <w:r>
+              <w:t xml:space="preserve"> </w:t>
+            </w:r>
+            <w:r>
+              <w:t xml:space="preserve">“fox.version”</w:t>
             </w:r>
           </w:p>
         </w:tc>
@@ -7370,7 +8240,7 @@
         <w:t xml:space="preserve">discovery) y v1.4 (CWMP / TR-069).</w:t>
       </w:r>
     </w:p>
-    <w:bookmarkStart w:id="32" w:name="X5c4984bfac5a4a4a82fecaf00d6b23d5adf8f16"/>
+    <w:bookmarkStart w:id="33" w:name="modbus"/>
     <w:p>
       <w:pPr>
         <w:pStyle w:val="Heading3"/>
@@ -7519,8 +8389,8 @@
         <w:t xml:space="preserve"> explain</w:t>
       </w:r>
     </w:p>
-    <w:bookmarkEnd w:id="32"/>
-    <w:bookmarkStart w:id="33" w:name="X3a2f8eca28ca8a7b717f61a6f89448a2fba2913"/>
+    <w:bookmarkEnd w:id="33"/>
+    <w:bookmarkStart w:id="34" w:name="siemens-s7-102"/>
     <w:p>
       <w:pPr>
         <w:pStyle w:val="Heading3"/>
@@ -7618,8 +8488,8 @@
         <w:t xml:space="preserve"># sube si el firmware está en nuestra tabla de CVEs.</w:t>
       </w:r>
     </w:p>
-    <w:bookmarkEnd w:id="33"/>
-    <w:bookmarkStart w:id="34" w:name="X1824449f5fab93b0f0fa953c4269106d55e5ab1"/>
+    <w:bookmarkEnd w:id="34"/>
+    <w:bookmarkStart w:id="35" w:name="ethernetip"/>
     <w:p>
       <w:pPr>
         <w:pStyle w:val="Heading3"/>
@@ -7708,8 +8578,8 @@
         <w:t xml:space="preserve"># Si el target es Rockwell / Omron / Allen-Bradley → `protocol_risk` alto.</w:t>
       </w:r>
     </w:p>
-    <w:bookmarkEnd w:id="34"/>
-    <w:bookmarkStart w:id="35" w:name="X96784a3cd1cffbcad17f0ce5d1b8ebbb2f0d535"/>
+    <w:bookmarkEnd w:id="35"/>
+    <w:bookmarkStart w:id="36" w:name="bacnetip-udp"/>
     <w:p>
       <w:pPr>
         <w:pStyle w:val="Heading3"/>
@@ -7798,8 +8668,8 @@
         <w:t xml:space="preserve"># I-Am del device y extrae DeviceObject instance.</w:t>
       </w:r>
     </w:p>
-    <w:bookmarkEnd w:id="35"/>
-    <w:bookmarkStart w:id="36" w:name="X738eb3725e59d130120124b39d1d755f1cd03eb"/>
+    <w:bookmarkEnd w:id="36"/>
+    <w:bookmarkStart w:id="37" w:name="dnp3"/>
     <w:p>
       <w:pPr>
         <w:pStyle w:val="Heading3"/>
@@ -7888,8 +8758,8 @@
         <w:t xml:space="preserve"># identifica el device state (restart, need-time, class-data).</w:t>
       </w:r>
     </w:p>
-    <w:bookmarkEnd w:id="36"/>
-    <w:bookmarkStart w:id="37" w:name="X6f8cf26e9d6ac2f74cbf78be34fb12e7c1ae349"/>
+    <w:bookmarkEnd w:id="37"/>
+    <w:bookmarkStart w:id="38" w:name="iec-60870-5-104"/>
     <w:p>
       <w:pPr>
         <w:pStyle w:val="Heading3"/>
@@ -7978,8 +8848,8 @@
         <w:t xml:space="preserve"># confirm si acepta comandos (power-grid RTUs típicamente).</w:t>
       </w:r>
     </w:p>
-    <w:bookmarkEnd w:id="37"/>
-    <w:bookmarkStart w:id="38" w:name="X1edb31a25b79096f09d56480629a4489ac02b63"/>
+    <w:bookmarkEnd w:id="38"/>
+    <w:bookmarkStart w:id="39" w:name="hart-ip"/>
     <w:p>
       <w:pPr>
         <w:pStyle w:val="Heading3"/>
@@ -8077,8 +8947,8 @@
         <w:t xml:space="preserve"># viven dentro de TokenPassPDU y necesitan sesión autenticada.</w:t>
       </w:r>
     </w:p>
-    <w:bookmarkEnd w:id="38"/>
-    <w:bookmarkStart w:id="39" w:name="X9329b5c33570901dea6e865576c8b58941cea88"/>
+    <w:bookmarkEnd w:id="39"/>
+    <w:bookmarkStart w:id="40" w:name="niagara-fox-bms"/>
     <w:p>
       <w:pPr>
         <w:pStyle w:val="Heading3"/>
@@ -8167,8 +9037,8 @@
         <w:t xml:space="preserve"># en el connect. ElSereno captura eso como finding evidence.</w:t>
       </w:r>
     </w:p>
-    <w:bookmarkEnd w:id="39"/>
-    <w:bookmarkStart w:id="40" w:name="Xc100d6dc4bceda2b5eb6b9acd7fede52e17a253"/>
+    <w:bookmarkEnd w:id="40"/>
+    <w:bookmarkStart w:id="41" w:name="atg-veeder-root-surtidores"/>
     <w:p>
       <w:pPr>
         <w:pStyle w:val="Heading3"/>
@@ -8266,8 +9136,8 @@
         <w:t xml:space="preserve"># cerró el puerto a Internet, esto es un hallazgo CRITICAL.</w:t>
       </w:r>
     </w:p>
-    <w:bookmarkEnd w:id="40"/>
-    <w:bookmarkStart w:id="41" w:name="X179d662f481c357fa50f8b9490e063d30bb3170"/>
+    <w:bookmarkEnd w:id="41"/>
+    <w:bookmarkStart w:id="42" w:name="opc-ua-v1.1"/>
     <w:p>
       <w:pPr>
         <w:pStyle w:val="Heading3"/>
@@ -8374,8 +9244,8 @@
         <w:t xml:space="preserve">#  - bytes non-UA → posible HTTPS u otro servicio en 4840</w:t>
       </w:r>
     </w:p>
-    <w:bookmarkEnd w:id="41"/>
-    <w:bookmarkStart w:id="42" w:name="X6db17b5b4dfeb3355ac1c069b7c93afb763a35b"/>
+    <w:bookmarkEnd w:id="42"/>
+    <w:bookmarkStart w:id="43" w:name="xot-x.25-sobre-tcp-rfc-1613"/>
     <w:p>
       <w:pPr>
         <w:pStyle w:val="Heading3"/>
@@ -8464,8 +9334,8 @@
         <w:t xml:space="preserve"># ElSereno tiene un REPL (v1.2+) para send/clear/data manual.</w:t>
       </w:r>
     </w:p>
-    <w:bookmarkEnd w:id="42"/>
-    <w:bookmarkStart w:id="43" w:name="Xe61f7f2d21c47c5c65c70018659b9054583160c"/>
+    <w:bookmarkEnd w:id="43"/>
+    <w:bookmarkStart w:id="44" w:name="at-modems-serial-tcp-reverse-proxy"/>
     <w:p>
       <w:pPr>
         <w:pStyle w:val="Heading3"/>
@@ -8611,8 +9481,8 @@
         <w:t xml:space="preserve">"/dev/ttyUSB0"</w:t>
       </w:r>
     </w:p>
-    <w:bookmarkEnd w:id="43"/>
-    <w:bookmarkStart w:id="44" w:name="Xd62f0c08ff511a4a0a972e61c35dc9d7b7d8bee"/>
+    <w:bookmarkEnd w:id="44"/>
+    <w:bookmarkStart w:id="45" w:name="banner-genérico"/>
     <w:p>
       <w:pPr>
         <w:pStyle w:val="Heading3"/>
@@ -8689,8 +9559,8 @@
         <w:t xml:space="preserve">"10.0.0.20:2323"</w:t>
       </w:r>
     </w:p>
-    <w:bookmarkEnd w:id="44"/>
-    <w:bookmarkStart w:id="45" w:name="Xc2dfdf6033a9afd5f218e53864b1d47899348af"/>
+    <w:bookmarkEnd w:id="45"/>
+    <w:bookmarkStart w:id="46" w:name="sip-pbx-discovery-v1.3"/>
     <w:p>
       <w:pPr>
         <w:pStyle w:val="Heading3"/>
@@ -8878,8 +9748,8 @@
         <w:t xml:space="preserve"># con Digest challenge.</w:t>
       </w:r>
     </w:p>
-    <w:bookmarkEnd w:id="45"/>
-    <w:bookmarkStart w:id="46" w:name="X6ac26cb5d01acde849b71d98fde6806fac59d22"/>
+    <w:bookmarkEnd w:id="46"/>
+    <w:bookmarkStart w:id="47" w:name="iax2-asterisk-binary-protocol-v1.3"/>
     <w:p>
       <w:pPr>
         <w:pStyle w:val="Heading3"/>
@@ -9067,8 +9937,8 @@
         <w:t xml:space="preserve"># sanity guard (real mini-frames son exactamente 4 bytes).</w:t>
       </w:r>
     </w:p>
-    <w:bookmarkEnd w:id="46"/>
-    <w:bookmarkStart w:id="47" w:name="X061977e69543426073cfab229eda3692fe731e7"/>
+    <w:bookmarkEnd w:id="47"/>
+    <w:bookmarkStart w:id="48" w:name="pbx-http-admin-ui-v1.3"/>
     <w:p>
       <w:pPr>
         <w:pStyle w:val="Heading3"/>
@@ -9364,8 +10234,8 @@
         <w:t xml:space="preserve"># página de login.</w:t>
       </w:r>
     </w:p>
-    <w:bookmarkEnd w:id="47"/>
-    <w:bookmarkStart w:id="48" w:name="X8bcca0a87f0e55de0b6b4aa1cd69c1ea2b0fbb9"/>
+    <w:bookmarkEnd w:id="48"/>
+    <w:bookmarkStart w:id="49" w:name="cwmp-tr-069-v1.4"/>
     <w:p>
       <w:pPr>
         <w:pStyle w:val="Heading3"/>
@@ -9551,9 +10421,9 @@
         </w:pict>
       </w:r>
     </w:p>
-    <w:bookmarkEnd w:id="48"/>
     <w:bookmarkEnd w:id="49"/>
-    <w:bookmarkStart w:id="50" w:name="Xa2901b565cdec1ef9c2dd2c397e2191cfa8cbf5"/>
+    <w:bookmarkEnd w:id="50"/>
+    <w:bookmarkStart w:id="51" w:name="scoring-triage"/>
     <w:p>
       <w:pPr>
         <w:pStyle w:val="Heading2"/>
@@ -9679,15 +10549,15 @@
       <w:r>
         <w:t xml:space="preserve">Los pesos por defecto:</w:t>
       </w:r>
-    </w:p>
-    <w:p>
-      <w:pPr>
-        <w:pStyle w:val="Compact"/>
-        <w:numPr>
-          <w:ilvl w:val="0"/>
-          <w:numId w:val="1005"/>
-        </w:numPr>
-      </w:pPr>
+      <w:r>
+        <w:t xml:space="preserve"> </w:t>
+      </w:r>
+      <w:r>
+        <w:t xml:space="preserve">-</w:t>
+      </w:r>
+      <w:r>
+        <w:t xml:space="preserve"> </w:t>
+      </w:r>
       <w:r>
         <w:rPr>
           <w:rStyle w:val="VerbatimChar"/>
@@ -9700,15 +10570,15 @@
       <w:r>
         <w:t xml:space="preserve">25 %</w:t>
       </w:r>
-    </w:p>
-    <w:p>
-      <w:pPr>
-        <w:pStyle w:val="Compact"/>
-        <w:numPr>
-          <w:ilvl w:val="0"/>
-          <w:numId w:val="1005"/>
-        </w:numPr>
-      </w:pPr>
+      <w:r>
+        <w:t xml:space="preserve"> </w:t>
+      </w:r>
+      <w:r>
+        <w:t xml:space="preserve">-</w:t>
+      </w:r>
+      <w:r>
+        <w:t xml:space="preserve"> </w:t>
+      </w:r>
       <w:r>
         <w:rPr>
           <w:rStyle w:val="VerbatimChar"/>
@@ -9721,15 +10591,15 @@
       <w:r>
         <w:t xml:space="preserve">20 %</w:t>
       </w:r>
-    </w:p>
-    <w:p>
-      <w:pPr>
-        <w:pStyle w:val="Compact"/>
-        <w:numPr>
-          <w:ilvl w:val="0"/>
-          <w:numId w:val="1005"/>
-        </w:numPr>
-      </w:pPr>
+      <w:r>
+        <w:t xml:space="preserve"> </w:t>
+      </w:r>
+      <w:r>
+        <w:t xml:space="preserve">-</w:t>
+      </w:r>
+      <w:r>
+        <w:t xml:space="preserve"> </w:t>
+      </w:r>
       <w:r>
         <w:rPr>
           <w:rStyle w:val="VerbatimChar"/>
@@ -9742,15 +10612,15 @@
       <w:r>
         <w:t xml:space="preserve">20 %</w:t>
       </w:r>
-    </w:p>
-    <w:p>
-      <w:pPr>
-        <w:pStyle w:val="Compact"/>
-        <w:numPr>
-          <w:ilvl w:val="0"/>
-          <w:numId w:val="1005"/>
-        </w:numPr>
-      </w:pPr>
+      <w:r>
+        <w:t xml:space="preserve"> </w:t>
+      </w:r>
+      <w:r>
+        <w:t xml:space="preserve">-</w:t>
+      </w:r>
+      <w:r>
+        <w:t xml:space="preserve"> </w:t>
+      </w:r>
       <w:r>
         <w:rPr>
           <w:rStyle w:val="VerbatimChar"/>
@@ -9763,15 +10633,15 @@
       <w:r>
         <w:t xml:space="preserve">15 %</w:t>
       </w:r>
-    </w:p>
-    <w:p>
-      <w:pPr>
-        <w:pStyle w:val="Compact"/>
-        <w:numPr>
-          <w:ilvl w:val="0"/>
-          <w:numId w:val="1005"/>
-        </w:numPr>
-      </w:pPr>
+      <w:r>
+        <w:t xml:space="preserve"> </w:t>
+      </w:r>
+      <w:r>
+        <w:t xml:space="preserve">-</w:t>
+      </w:r>
+      <w:r>
+        <w:t xml:space="preserve"> </w:t>
+      </w:r>
       <w:r>
         <w:rPr>
           <w:rStyle w:val="VerbatimChar"/>
@@ -9784,15 +10654,15 @@
       <w:r>
         <w:t xml:space="preserve">10 %</w:t>
       </w:r>
-    </w:p>
-    <w:p>
-      <w:pPr>
-        <w:pStyle w:val="Compact"/>
-        <w:numPr>
-          <w:ilvl w:val="0"/>
-          <w:numId w:val="1005"/>
-        </w:numPr>
-      </w:pPr>
+      <w:r>
+        <w:t xml:space="preserve"> </w:t>
+      </w:r>
+      <w:r>
+        <w:t xml:space="preserve">-</w:t>
+      </w:r>
+      <w:r>
+        <w:t xml:space="preserve"> </w:t>
+      </w:r>
       <w:r>
         <w:rPr>
           <w:rStyle w:val="VerbatimChar"/>
@@ -9808,7 +10678,7 @@
     </w:p>
     <w:p>
       <w:pPr>
-        <w:pStyle w:val="FirstParagraph"/>
+        <w:pStyle w:val="BodyText"/>
       </w:pPr>
       <w:r>
         <w:t xml:space="preserve">Severity thresholds: critical ≥ 80, high ≥ 60, medium ≥ 40, low ≥ 20.</w:t>
@@ -9821,8 +10691,8 @@
         </w:pict>
       </w:r>
     </w:p>
-    <w:bookmarkEnd w:id="50"/>
-    <w:bookmarkStart w:id="51" w:name="X680fbe0f5bcaec941e6dc984650f810cd12e716"/>
+    <w:bookmarkEnd w:id="51"/>
+    <w:bookmarkStart w:id="52" w:name="api-http"/>
     <w:p>
       <w:pPr>
         <w:pStyle w:val="Heading2"/>
@@ -10241,8 +11111,8 @@
         </w:pict>
       </w:r>
     </w:p>
-    <w:bookmarkEnd w:id="51"/>
-    <w:bookmarkStart w:id="68" w:name="Xfa27d9e2fc86e73fb3234dd90d04918f3667355"/>
+    <w:bookmarkEnd w:id="52"/>
+    <w:bookmarkStart w:id="69" w:name="casos-ofensivos-build--tags-offensive"/>
     <w:p>
       <w:pPr>
         <w:pStyle w:val="Heading2"/>
@@ -10277,17 +11147,11 @@
       <w:r>
         <w:t xml:space="preserve">:</w:t>
       </w:r>
-    </w:p>
-    <w:p>
-      <w:pPr>
-        <w:pStyle w:val="Compact"/>
-        <w:numPr>
-          <w:ilvl w:val="0"/>
-          <w:numId w:val="1006"/>
-        </w:numPr>
-      </w:pPr>
-      <w:r>
-        <w:t xml:space="preserve">Binario construido con</w:t>
+      <w:r>
+        <w:t xml:space="preserve"> </w:t>
+      </w:r>
+      <w:r>
+        <w:t xml:space="preserve">1. Binario construido con</w:t>
       </w:r>
       <w:r>
         <w:t xml:space="preserve"> </w:t>
@@ -10316,29 +11180,17 @@
       <w:r>
         <w:t xml:space="preserve">).</w:t>
       </w:r>
-    </w:p>
-    <w:p>
-      <w:pPr>
-        <w:pStyle w:val="Compact"/>
-        <w:numPr>
-          <w:ilvl w:val="0"/>
-          <w:numId w:val="1006"/>
-        </w:numPr>
-      </w:pPr>
-      <w:r>
-        <w:t xml:space="preserve">Vault desbloqueado (para derivar tokens).</w:t>
-      </w:r>
-    </w:p>
-    <w:p>
-      <w:pPr>
-        <w:pStyle w:val="Compact"/>
-        <w:numPr>
-          <w:ilvl w:val="0"/>
-          <w:numId w:val="1006"/>
-        </w:numPr>
-      </w:pPr>
-      <w:r>
-        <w:t xml:space="preserve">Triple confirmación:</w:t>
+      <w:r>
+        <w:t xml:space="preserve"> </w:t>
+      </w:r>
+      <w:r>
+        <w:t xml:space="preserve">2. Vault desbloqueado (para derivar tokens).</w:t>
+      </w:r>
+      <w:r>
+        <w:t xml:space="preserve"> </w:t>
+      </w:r>
+      <w:r>
+        <w:t xml:space="preserve">3. Triple confirmación:</w:t>
       </w:r>
       <w:r>
         <w:t xml:space="preserve"> </w:t>
@@ -10376,17 +11228,11 @@
       <w:r>
         <w:t xml:space="preserve">.</w:t>
       </w:r>
-    </w:p>
-    <w:p>
-      <w:pPr>
-        <w:pStyle w:val="Compact"/>
-        <w:numPr>
-          <w:ilvl w:val="0"/>
-          <w:numId w:val="1006"/>
-        </w:numPr>
-      </w:pPr>
-      <w:r>
-        <w:t xml:space="preserve">(Si dial)</w:t>
+      <w:r>
+        <w:t xml:space="preserve"> </w:t>
+      </w:r>
+      <w:r>
+        <w:t xml:space="preserve">4. (Si dial)</w:t>
       </w:r>
       <w:r>
         <w:t xml:space="preserve"> </w:t>
@@ -10404,7 +11250,7 @@
         <w:t xml:space="preserve">y números &gt; 3 dígitos.</w:t>
       </w:r>
     </w:p>
-    <w:bookmarkStart w:id="54" w:name="X4e35870b816711731ca6d3eafdcf8c73b26bc4c"/>
+    <w:bookmarkStart w:id="55" w:name="modbus-write-dos-modos"/>
     <w:p>
       <w:pPr>
         <w:pStyle w:val="Heading3"/>
@@ -10427,7 +11273,7 @@
         <w:t xml:space="preserve">porque su CLI original (v1.2) era per-request, no per-session:</w:t>
       </w:r>
     </w:p>
-    <w:bookmarkStart w:id="52" w:name="Xc2a95dc738ae372ba5b81d02bc64de7a9cb5c87"/>
+    <w:bookmarkStart w:id="53" w:name="per-request-v1.2-todavía-suportado"/>
     <w:p>
       <w:pPr>
         <w:pStyle w:val="Heading4"/>
@@ -10807,8 +11653,8 @@
         <w:t xml:space="preserve"> audit verify-file</w:t>
       </w:r>
     </w:p>
-    <w:bookmarkEnd w:id="52"/>
-    <w:bookmarkStart w:id="53" w:name="X202ef66a3b4664f96fea561b0fd881ab414c2da"/>
+    <w:bookmarkEnd w:id="53"/>
+    <w:bookmarkStart w:id="54" w:name="X9600bd5a89cdad16ab64f20a9d5dbcf61d2f61b"/>
     <w:p>
       <w:pPr>
         <w:pStyle w:val="Heading4"/>
@@ -11253,9 +12099,9 @@
         <w:t xml:space="preserve">.</w:t>
       </w:r>
     </w:p>
-    <w:bookmarkEnd w:id="53"/>
     <w:bookmarkEnd w:id="54"/>
-    <w:bookmarkStart w:id="55" w:name="X5e1155a4b73938b28a56c7dd4fc8c98aee112be"/>
+    <w:bookmarkEnd w:id="55"/>
+    <w:bookmarkStart w:id="56" w:name="exploit-cve-catálogo-reducido"/>
     <w:p>
       <w:pPr>
         <w:pStyle w:val="Heading3"/>
@@ -11515,8 +12361,8 @@
         <w:t xml:space="preserve"> ~/.elsereno/dev.pp</w:t>
       </w:r>
     </w:p>
-    <w:bookmarkEnd w:id="55"/>
-    <w:bookmarkStart w:id="56" w:name="X6332d4d474a56f4342ac10635444639f668985c"/>
+    <w:bookmarkEnd w:id="56"/>
+    <w:bookmarkStart w:id="57" w:name="harvest-descubrir-credenciales-débiles"/>
     <w:p>
       <w:pPr>
         <w:pStyle w:val="Heading3"/>
@@ -11763,8 +12609,8 @@
         <w:t xml:space="preserve"># registra token_reveal en audit</w:t>
       </w:r>
     </w:p>
-    <w:bookmarkEnd w:id="56"/>
-    <w:bookmarkStart w:id="57" w:name="X8a39fb2af08e6c78fec6666de17caba076bdb87"/>
+    <w:bookmarkEnd w:id="57"/>
+    <w:bookmarkStart w:id="58" w:name="dial-individual-un-número"/>
     <w:p>
       <w:pPr>
         <w:pStyle w:val="Heading3"/>
@@ -12051,8 +12897,8 @@
         <w:t xml:space="preserve">#   audit chain appended to: ~/.elsereno/audit.jsonl</w:t>
       </w:r>
     </w:p>
-    <w:bookmarkEnd w:id="57"/>
-    <w:bookmarkStart w:id="66" w:name="X1e344f038e39d9cc4e5aa251a934f06dbc44254"/>
+    <w:bookmarkEnd w:id="58"/>
+    <w:bookmarkStart w:id="67" w:name="proxy-write-gated-v1.5-cli-proxy-listen"/>
     <w:p>
       <w:pPr>
         <w:pStyle w:val="Heading3"/>
@@ -12106,7 +12952,7 @@
         <w:t xml:space="preserve">iax2, pbxhttp, bacnet.</w:t>
       </w:r>
     </w:p>
-    <w:bookmarkStart w:id="58" w:name="X8c8db57ccaaf320b1f4206d626e48a3f90dd0e3"/>
+    <w:bookmarkStart w:id="59" w:name="X1f77599160d8f12b637984171c3fb00f7ba13c7"/>
     <w:p>
       <w:pPr>
         <w:pStyle w:val="Heading4"/>
@@ -12387,30 +13233,30 @@
       <w:r>
         <w:t xml:space="preserve">Dry-runs disponibles:</w:t>
       </w:r>
-    </w:p>
-    <w:p>
-      <w:pPr>
-        <w:pStyle w:val="Compact"/>
-        <w:numPr>
-          <w:ilvl w:val="0"/>
-          <w:numId w:val="1007"/>
-        </w:numPr>
-      </w:pPr>
+      <w:r>
+        <w:t xml:space="preserve"> </w:t>
+      </w:r>
+      <w:r>
+        <w:t xml:space="preserve">-</w:t>
+      </w:r>
+      <w:r>
+        <w:t xml:space="preserve"> </w:t>
+      </w:r>
       <w:r>
         <w:rPr>
           <w:rStyle w:val="VerbatimChar"/>
         </w:rPr>
         <w:t xml:space="preserve">write sip dry-run --target H:P --method &lt;M&gt;…</w:t>
       </w:r>
-    </w:p>
-    <w:p>
-      <w:pPr>
-        <w:pStyle w:val="Compact"/>
-        <w:numPr>
-          <w:ilvl w:val="0"/>
-          <w:numId w:val="1007"/>
-        </w:numPr>
-      </w:pPr>
+      <w:r>
+        <w:t xml:space="preserve"> </w:t>
+      </w:r>
+      <w:r>
+        <w:t xml:space="preserve">-</w:t>
+      </w:r>
+      <w:r>
+        <w:t xml:space="preserve"> </w:t>
+      </w:r>
       <w:r>
         <w:rPr>
           <w:rStyle w:val="VerbatimChar"/>
@@ -12423,30 +13269,30 @@
       <w:r>
         <w:t xml:space="preserve">(subclases gated: NEW / REGREQ / AUTHREP / ACCEPT)</w:t>
       </w:r>
-    </w:p>
-    <w:p>
-      <w:pPr>
-        <w:pStyle w:val="Compact"/>
-        <w:numPr>
-          <w:ilvl w:val="0"/>
-          <w:numId w:val="1007"/>
-        </w:numPr>
-      </w:pPr>
+      <w:r>
+        <w:t xml:space="preserve"> </w:t>
+      </w:r>
+      <w:r>
+        <w:t xml:space="preserve">-</w:t>
+      </w:r>
+      <w:r>
+        <w:t xml:space="preserve"> </w:t>
+      </w:r>
       <w:r>
         <w:rPr>
           <w:rStyle w:val="VerbatimChar"/>
         </w:rPr>
         <w:t xml:space="preserve">write pbxhttp dry-run --target H:P --allow METHOD:/path</w:t>
       </w:r>
-    </w:p>
-    <w:p>
-      <w:pPr>
-        <w:pStyle w:val="Compact"/>
-        <w:numPr>
-          <w:ilvl w:val="0"/>
-          <w:numId w:val="1007"/>
-        </w:numPr>
-      </w:pPr>
+      <w:r>
+        <w:t xml:space="preserve"> </w:t>
+      </w:r>
+      <w:r>
+        <w:t xml:space="preserve">-</w:t>
+      </w:r>
+      <w:r>
+        <w:t xml:space="preserve"> </w:t>
+      </w:r>
       <w:r>
         <w:rPr>
           <w:rStyle w:val="VerbatimChar"/>
@@ -12474,30 +13320,30 @@
       <w:r>
         <w:t xml:space="preserve">activa el gate per-NodeId de v1.6)</w:t>
       </w:r>
-    </w:p>
-    <w:p>
-      <w:pPr>
-        <w:pStyle w:val="Compact"/>
-        <w:numPr>
-          <w:ilvl w:val="0"/>
-          <w:numId w:val="1007"/>
-        </w:numPr>
-      </w:pPr>
+      <w:r>
+        <w:t xml:space="preserve"> </w:t>
+      </w:r>
+      <w:r>
+        <w:t xml:space="preserve">-</w:t>
+      </w:r>
+      <w:r>
+        <w:t xml:space="preserve"> </w:t>
+      </w:r>
       <w:r>
         <w:rPr>
           <w:rStyle w:val="VerbatimChar"/>
         </w:rPr>
         <w:t xml:space="preserve">write bacnet dry-run --target H:P --service-choice &lt;N&gt;</w:t>
       </w:r>
-    </w:p>
-    <w:p>
-      <w:pPr>
-        <w:pStyle w:val="Compact"/>
-        <w:numPr>
-          <w:ilvl w:val="0"/>
-          <w:numId w:val="1007"/>
-        </w:numPr>
-      </w:pPr>
+      <w:r>
+        <w:t xml:space="preserve"> </w:t>
+      </w:r>
+      <w:r>
+        <w:t xml:space="preserve">-</w:t>
+      </w:r>
+      <w:r>
+        <w:t xml:space="preserve"> </w:t>
+      </w:r>
       <w:r>
         <w:rPr>
           <w:rStyle w:val="VerbatimChar"/>
@@ -12517,8 +13363,8 @@
         <w:t xml:space="preserve">per-request; proxy-session dry-run es v1.9 carry-over)</w:t>
       </w:r>
     </w:p>
-    <w:bookmarkEnd w:id="58"/>
-    <w:bookmarkStart w:id="59" w:name="X719d1e1e6c3fa192626bbdfb1b883e81841708d"/>
+    <w:bookmarkEnd w:id="59"/>
+    <w:bookmarkStart w:id="60" w:name="lanzar-el-proxy-con-el-yaml"/>
     <w:p>
       <w:pPr>
         <w:pStyle w:val="Heading4"/>
@@ -12749,41 +13595,23 @@
       <w:r>
         <w:t xml:space="preserve">. El proxy:</w:t>
       </w:r>
-    </w:p>
-    <w:p>
-      <w:pPr>
-        <w:pStyle w:val="Compact"/>
-        <w:numPr>
-          <w:ilvl w:val="0"/>
-          <w:numId w:val="1008"/>
-        </w:numPr>
-      </w:pPr>
-      <w:r>
-        <w:t xml:space="preserve">Siempre permite OPTIONS / ACK / BYE / CANCEL / PRACK.</w:t>
-      </w:r>
-    </w:p>
-    <w:p>
-      <w:pPr>
-        <w:pStyle w:val="Compact"/>
-        <w:numPr>
-          <w:ilvl w:val="0"/>
-          <w:numId w:val="1008"/>
-        </w:numPr>
-      </w:pPr>
-      <w:r>
-        <w:t xml:space="preserve">Permite INVITE + REGISTER (vienen en el allowlist).</w:t>
-      </w:r>
-    </w:p>
-    <w:p>
-      <w:pPr>
-        <w:pStyle w:val="Compact"/>
-        <w:numPr>
-          <w:ilvl w:val="0"/>
-          <w:numId w:val="1008"/>
-        </w:numPr>
-      </w:pPr>
-      <w:r>
-        <w:t xml:space="preserve">Rechaza cualquier otro con</w:t>
+      <w:r>
+        <w:t xml:space="preserve"> </w:t>
+      </w:r>
+      <w:r>
+        <w:t xml:space="preserve">- Siempre permite OPTIONS / ACK / BYE / CANCEL / PRACK.</w:t>
+      </w:r>
+      <w:r>
+        <w:t xml:space="preserve"> </w:t>
+      </w:r>
+      <w:r>
+        <w:t xml:space="preserve">- Permite INVITE + REGISTER (vienen en el allowlist).</w:t>
+      </w:r>
+      <w:r>
+        <w:t xml:space="preserve"> </w:t>
+      </w:r>
+      <w:r>
+        <w:t xml:space="preserve">- Rechaza cualquier otro con</w:t>
       </w:r>
       <w:r>
         <w:t xml:space="preserve"> </w:t>
@@ -12815,21 +13643,15 @@
       <w:r>
         <w:t xml:space="preserve">listando los permitidos.</w:t>
       </w:r>
-    </w:p>
-    <w:p>
-      <w:pPr>
-        <w:pStyle w:val="Compact"/>
-        <w:numPr>
-          <w:ilvl w:val="0"/>
-          <w:numId w:val="1008"/>
-        </w:numPr>
-      </w:pPr>
-      <w:r>
-        <w:t xml:space="preserve">La respuesta del upstream vuelve al cliente transparente.</w:t>
-      </w:r>
-    </w:p>
-    <w:bookmarkEnd w:id="59"/>
-    <w:bookmarkStart w:id="60" w:name="X72e3c2cb85f6389fdea551ff523edbf57609bad"/>
+      <w:r>
+        <w:t xml:space="preserve"> </w:t>
+      </w:r>
+      <w:r>
+        <w:t xml:space="preserve">- La respuesta del upstream vuelve al cliente transparente.</w:t>
+      </w:r>
+    </w:p>
+    <w:bookmarkEnd w:id="60"/>
+    <w:bookmarkStart w:id="61" w:name="refusal-codes-por-protocolo"/>
     <w:p>
       <w:pPr>
         <w:pStyle w:val="Heading4"/>
@@ -12855,12 +13677,13 @@
     <w:tbl>
       <w:tblPr>
         <w:tblStyle w:val="Table"/>
-        <w:tblW w:type="auto" w:w="0"/>
+        <w:tblW w:type="pct" w:w="5000"/>
+        <w:tblLayout w:type="fixed"/>
         <w:tblLook w:firstRow="1" w:lastRow="0" w:firstColumn="0" w:lastColumn="0" w:noHBand="0" w:noVBand="0" w:val="0020"/>
       </w:tblPr>
       <w:tblGrid>
-        <w:gridCol w:w="3960"/>
-        <w:gridCol w:w="3960"/>
+        <w:gridCol w:w="1782"/>
+        <w:gridCol w:w="6138"/>
       </w:tblGrid>
       <w:tr>
         <w:trPr>
@@ -13019,7 +13842,7 @@
               <w:pStyle w:val="Compact"/>
             </w:pPr>
             <w:r>
-              <w:t xml:space="preserve">IAX2 HANGUP frame al client's SrcCallNum</w:t>
+              <w:t xml:space="preserve">IAX2 HANGUP frame al client’s SrcCallNum</w:t>
             </w:r>
           </w:p>
         </w:tc>
@@ -13082,8 +13905,8 @@
         </w:tc>
       </w:tr>
     </w:tbl>
-    <w:bookmarkEnd w:id="60"/>
-    <w:bookmarkStart w:id="61" w:name="Xaf88636f70ec9a7ee8ed4a5e32d28adaa359839"/>
+    <w:bookmarkEnd w:id="61"/>
+    <w:bookmarkStart w:id="62" w:name="X59c332b96631a50a17b4e66bc3c13c47e9ea5fd"/>
     <w:p>
       <w:pPr>
         <w:pStyle w:val="Heading4"/>
@@ -13354,8 +14177,8 @@
         <w:t xml:space="preserve"> --vault-passphrase-file ~/.elsereno/vault.pp</w:t>
       </w:r>
     </w:p>
-    <w:bookmarkEnd w:id="61"/>
-    <w:bookmarkStart w:id="62" w:name="X4fc7c67e9744f2025c8c9b9d60af9fdd4e55000"/>
+    <w:bookmarkEnd w:id="62"/>
+    <w:bookmarkStart w:id="63" w:name="Xa18c2c925c568e68b4701ce079ee41aca1225b6"/>
     <w:p>
       <w:pPr>
         <w:pStyle w:val="Heading4"/>
@@ -13896,12 +14719,13 @@
     <w:tbl>
       <w:tblPr>
         <w:tblStyle w:val="Table"/>
-        <w:tblW w:type="auto" w:w="0"/>
+        <w:tblW w:type="pct" w:w="5000"/>
+        <w:tblLayout w:type="fixed"/>
         <w:tblLook w:firstRow="1" w:lastRow="0" w:firstColumn="0" w:lastColumn="0" w:noHBand="0" w:noVBand="0" w:val="0020"/>
       </w:tblPr>
       <w:tblGrid>
-        <w:gridCol w:w="3960"/>
-        <w:gridCol w:w="3960"/>
+        <w:gridCol w:w="5901"/>
+        <w:gridCol w:w="2018"/>
       </w:tblGrid>
       <w:tr>
         <w:trPr>
@@ -14128,8 +14952,8 @@
         <w:t xml:space="preserve">siguen con el gate método-nivel únicamente.</w:t>
       </w:r>
     </w:p>
-    <w:bookmarkEnd w:id="62"/>
-    <w:bookmarkStart w:id="63" w:name="X29a5f44a832637817c35b93c7867a8b958695b3"/>
+    <w:bookmarkEnd w:id="63"/>
+    <w:bookmarkStart w:id="64" w:name="X9071fa16e2a854b797660bcd944750ecac6c58f"/>
     <w:p>
       <w:pPr>
         <w:pStyle w:val="Heading4"/>
@@ -14699,12 +15523,13 @@
     <w:tbl>
       <w:tblPr>
         <w:tblStyle w:val="Table"/>
-        <w:tblW w:type="auto" w:w="0"/>
+        <w:tblW w:type="pct" w:w="5000"/>
+        <w:tblLayout w:type="fixed"/>
         <w:tblLook w:firstRow="1" w:lastRow="0" w:firstColumn="0" w:lastColumn="0" w:noHBand="0" w:noVBand="0" w:val="0020"/>
       </w:tblPr>
       <w:tblGrid>
-        <w:gridCol w:w="3960"/>
-        <w:gridCol w:w="3960"/>
+        <w:gridCol w:w="6144"/>
+        <w:gridCol w:w="1775"/>
       </w:tblGrid>
       <w:tr>
         <w:trPr>
@@ -15027,7 +15852,7 @@
         <w:pStyle w:val="Compact"/>
         <w:numPr>
           <w:ilvl w:val="0"/>
-          <w:numId w:val="1009"/>
+          <w:numId w:val="1004"/>
         </w:numPr>
       </w:pPr>
       <w:r>
@@ -15054,7 +15879,7 @@
         <w:pStyle w:val="Compact"/>
         <w:numPr>
           <w:ilvl w:val="0"/>
-          <w:numId w:val="1009"/>
+          <w:numId w:val="1004"/>
         </w:numPr>
       </w:pPr>
       <w:r>
@@ -15081,7 +15906,7 @@
         <w:pStyle w:val="Compact"/>
         <w:numPr>
           <w:ilvl w:val="0"/>
-          <w:numId w:val="1009"/>
+          <w:numId w:val="1004"/>
         </w:numPr>
       </w:pPr>
       <w:r>
@@ -15138,7 +15963,7 @@
         <w:pStyle w:val="Compact"/>
         <w:numPr>
           <w:ilvl w:val="0"/>
-          <w:numId w:val="1009"/>
+          <w:numId w:val="1004"/>
         </w:numPr>
       </w:pPr>
       <w:r>
@@ -15437,8 +16262,8 @@
         <w:t xml:space="preserve"># ambos bloques.</w:t>
       </w:r>
     </w:p>
-    <w:bookmarkEnd w:id="63"/>
-    <w:bookmarkStart w:id="64" w:name="X7cf9c33ed54a8da2ef747d9de5ae51319622dea"/>
+    <w:bookmarkEnd w:id="64"/>
+    <w:bookmarkStart w:id="65" w:name="opc-ua-per-nodeid-v1.6"/>
     <w:p>
       <w:pPr>
         <w:pStyle w:val="Heading4"/>
@@ -15696,7 +16521,13 @@
         <w:pStyle w:val="FirstParagraph"/>
       </w:pPr>
       <w:r>
-        <w:t xml:space="preserve">Esto es lo que cierra el caso de uso "permitir al HMI escribir</w:t>
+        <w:t xml:space="preserve">Esto es lo que cierra el caso de uso</w:t>
+      </w:r>
+      <w:r>
+        <w:t xml:space="preserve"> </w:t>
+      </w:r>
+      <w:r>
+        <w:t xml:space="preserve">“permitir al HMI escribir</w:t>
       </w:r>
       <w:r>
         <w:t xml:space="preserve"> </w:t>
@@ -15708,11 +16539,14 @@
         <w:t xml:space="preserve"> </w:t>
       </w:r>
       <w:r>
-        <w:t xml:space="preserve">pero no a la señal de presión".</w:t>
-      </w:r>
-    </w:p>
-    <w:bookmarkEnd w:id="64"/>
-    <w:bookmarkStart w:id="65" w:name="X51699895163e8a494b27d00efda9f48e34540e6"/>
+        <w:t xml:space="preserve">pero no a la señal de presión”</w:t>
+      </w:r>
+      <w:r>
+        <w:t xml:space="preserve">.</w:t>
+      </w:r>
+    </w:p>
+    <w:bookmarkEnd w:id="65"/>
+    <w:bookmarkStart w:id="66" w:name="cwmp-tr-069-rpc-allowlist-v1.11"/>
     <w:p>
       <w:pPr>
         <w:pStyle w:val="Heading4"/>
@@ -16171,12 +17005,13 @@
     <w:tbl>
       <w:tblPr>
         <w:tblStyle w:val="Table"/>
-        <w:tblW w:type="auto" w:w="0"/>
+        <w:tblW w:type="pct" w:w="5000"/>
+        <w:tblLayout w:type="fixed"/>
         <w:tblLook w:firstRow="1" w:lastRow="0" w:firstColumn="0" w:lastColumn="0" w:noHBand="0" w:noVBand="0" w:val="0020"/>
       </w:tblPr>
       <w:tblGrid>
-        <w:gridCol w:w="3960"/>
-        <w:gridCol w:w="3960"/>
+        <w:gridCol w:w="6469"/>
+        <w:gridCol w:w="1450"/>
       </w:tblGrid>
       <w:tr>
         <w:trPr>
@@ -16368,7 +17203,19 @@
               <w:pStyle w:val="Compact"/>
             </w:pPr>
             <w:r>
-              <w:t xml:space="preserve">REFUSED → SOAP Fault 9001 "Request denied" +</w:t>
+              <w:t xml:space="preserve">REFUSED → SOAP Fault 9001</w:t>
+            </w:r>
+            <w:r>
+              <w:t xml:space="preserve"> </w:t>
+            </w:r>
+            <w:r>
+              <w:t xml:space="preserve">“Request denied”</w:t>
+            </w:r>
+            <w:r>
+              <w:t xml:space="preserve"> </w:t>
+            </w:r>
+            <w:r>
+              <w:t xml:space="preserve">+</w:t>
             </w:r>
             <w:r>
               <w:t xml:space="preserve"> </w:t>
@@ -16655,13 +17502,25 @@
         <w:t xml:space="preserve"> </w:t>
       </w:r>
       <w:r>
-        <w:t xml:space="preserve">parsee la negativa limpiamente y la muestre en su GUI como "CPE</w:t>
-      </w:r>
-      <w:r>
-        <w:t xml:space="preserve"> </w:t>
-      </w:r>
-      <w:r>
-        <w:t xml:space="preserve">returned fault 9001 Request denied" en lugar de un error de</w:t>
+        <w:t xml:space="preserve">parsee la negativa limpiamente y la muestre en su GUI como</w:t>
+      </w:r>
+      <w:r>
+        <w:t xml:space="preserve"> </w:t>
+      </w:r>
+      <w:r>
+        <w:t xml:space="preserve">“CPE</w:t>
+      </w:r>
+      <w:r>
+        <w:t xml:space="preserve"> </w:t>
+      </w:r>
+      <w:r>
+        <w:t xml:space="preserve">returned fault 9001 Request denied”</w:t>
+      </w:r>
+      <w:r>
+        <w:t xml:space="preserve"> </w:t>
+      </w:r>
+      <w:r>
+        <w:t xml:space="preserve">en lugar de un error de</w:t>
       </w:r>
       <w:r>
         <w:t xml:space="preserve"> </w:t>
@@ -16670,9 +17529,9 @@
         <w:t xml:space="preserve">transporte ambiguo.</w:t>
       </w:r>
     </w:p>
-    <w:bookmarkEnd w:id="65"/>
     <w:bookmarkEnd w:id="66"/>
-    <w:bookmarkStart w:id="67" w:name="X7ccbbefc198a0a05538bb5543a6014a74c42d23"/>
+    <w:bookmarkEnd w:id="67"/>
+    <w:bookmarkStart w:id="68" w:name="sandbox-seccomp-bpf-linux"/>
     <w:p>
       <w:pPr>
         <w:pStyle w:val="Heading3"/>
@@ -16700,7 +17559,7 @@
         <w:pStyle w:val="Compact"/>
         <w:numPr>
           <w:ilvl w:val="0"/>
-          <w:numId w:val="1010"/>
+          <w:numId w:val="1005"/>
         </w:numPr>
       </w:pPr>
       <w:r>
@@ -16724,7 +17583,7 @@
         <w:pStyle w:val="Compact"/>
         <w:numPr>
           <w:ilvl w:val="0"/>
-          <w:numId w:val="1010"/>
+          <w:numId w:val="1005"/>
         </w:numPr>
       </w:pPr>
       <w:r>
@@ -16748,7 +17607,7 @@
         <w:pStyle w:val="Compact"/>
         <w:numPr>
           <w:ilvl w:val="0"/>
-          <w:numId w:val="1010"/>
+          <w:numId w:val="1005"/>
         </w:numPr>
       </w:pPr>
       <w:r>
@@ -16809,9 +17668,9 @@
         </w:pict>
       </w:r>
     </w:p>
-    <w:bookmarkEnd w:id="67"/>
     <w:bookmarkEnd w:id="68"/>
-    <w:bookmarkStart w:id="74" w:name="X14648dae6bc4372d8ca38031e240871a3e38905"/>
+    <w:bookmarkEnd w:id="69"/>
+    <w:bookmarkStart w:id="75" w:name="X041fbee2e8f285cc0b7041a11dc0d7d247dc488"/>
     <w:p>
       <w:pPr>
         <w:pStyle w:val="Heading2"/>
@@ -16828,7 +17687,7 @@
         <w:t xml:space="preserve">El red team corre ElSereno contra tu red; qué deja en logs:</w:t>
       </w:r>
     </w:p>
-    <w:bookmarkStart w:id="69" w:name="X52a74752e71d1aed8a8fa29bad658b0eb9af839"/>
+    <w:bookmarkStart w:id="70" w:name="Xf2d6836e9061b03645f09edf91d1e31f0f400d2"/>
     <w:p>
       <w:pPr>
         <w:pStyle w:val="Heading3"/>
@@ -16930,8 +17789,8 @@
         <w:t xml:space="preserve">  sid:1000001; rev:1;)</w:t>
       </w:r>
     </w:p>
-    <w:bookmarkEnd w:id="69"/>
-    <w:bookmarkStart w:id="70" w:name="Xbc61510dc99e3bec3c9fe043c845b9aa015954c"/>
+    <w:bookmarkEnd w:id="70"/>
+    <w:bookmarkStart w:id="71" w:name="firma-a-nivel-opc-ua-hel"/>
     <w:p>
       <w:pPr>
         <w:pStyle w:val="Heading3"/>
@@ -17024,8 +17883,8 @@
         <w:t xml:space="preserve">}</w:t>
       </w:r>
     </w:p>
-    <w:bookmarkEnd w:id="70"/>
-    <w:bookmarkStart w:id="71" w:name="X6c34296ef46a70771744be232ea36b96271bf79"/>
+    <w:bookmarkEnd w:id="71"/>
+    <w:bookmarkStart w:id="72" w:name="firma-a-nivel-veeder-root"/>
     <w:p>
       <w:pPr>
         <w:pStyle w:val="Heading3"/>
@@ -17054,8 +17913,8 @@
         <w:t xml:space="preserve">response: envuelve líneas con tankID, inventory, alarm codes</w:t>
       </w:r>
     </w:p>
-    <w:bookmarkEnd w:id="71"/>
-    <w:bookmarkStart w:id="72" w:name="X5619fddf498e3e74ee20b337820b505fa6739cd"/>
+    <w:bookmarkEnd w:id="72"/>
+    <w:bookmarkStart w:id="73" w:name="signaling-de-writes-hostiles"/>
     <w:p>
       <w:pPr>
         <w:pStyle w:val="Heading3"/>
@@ -17069,7 +17928,7 @@
         <w:pStyle w:val="Compact"/>
         <w:numPr>
           <w:ilvl w:val="0"/>
-          <w:numId w:val="1011"/>
+          <w:numId w:val="1006"/>
         </w:numPr>
       </w:pPr>
       <w:r>
@@ -17100,7 +17959,7 @@
         <w:pStyle w:val="Compact"/>
         <w:numPr>
           <w:ilvl w:val="0"/>
-          <w:numId w:val="1011"/>
+          <w:numId w:val="1006"/>
         </w:numPr>
       </w:pPr>
       <w:r>
@@ -17112,7 +17971,7 @@
         <w:pStyle w:val="Compact"/>
         <w:numPr>
           <w:ilvl w:val="0"/>
-          <w:numId w:val="1011"/>
+          <w:numId w:val="1006"/>
         </w:numPr>
       </w:pPr>
       <w:r>
@@ -17124,15 +17983,15 @@
         <w:pStyle w:val="Compact"/>
         <w:numPr>
           <w:ilvl w:val="0"/>
-          <w:numId w:val="1011"/>
+          <w:numId w:val="1006"/>
         </w:numPr>
       </w:pPr>
       <w:r>
         <w:t xml:space="preserve">IEC-104 I-frame con ASDU type 45-51 → alerta.</w:t>
       </w:r>
     </w:p>
-    <w:bookmarkEnd w:id="72"/>
-    <w:bookmarkStart w:id="73" w:name="X7ff7f29e7fa9185b957278925cedd4666296f96"/>
+    <w:bookmarkEnd w:id="73"/>
+    <w:bookmarkStart w:id="74" w:name="dashboard-como-receptor-de-detection"/>
     <w:p>
       <w:pPr>
         <w:pStyle w:val="Heading3"/>
@@ -17248,9 +18107,9 @@
         </w:pict>
       </w:r>
     </w:p>
-    <w:bookmarkEnd w:id="73"/>
     <w:bookmarkEnd w:id="74"/>
-    <w:bookmarkStart w:id="75" w:name="Xa210c5c580ff07f6dd5170ec54ca27d0a43a1c2"/>
+    <w:bookmarkEnd w:id="75"/>
+    <w:bookmarkStart w:id="76" w:name="backup-restauración"/>
     <w:p>
       <w:pPr>
         <w:pStyle w:val="Heading2"/>
@@ -17415,14 +18274,14 @@
         </w:pict>
       </w:r>
     </w:p>
-    <w:bookmarkEnd w:id="75"/>
-    <w:bookmarkStart w:id="76" w:name="X5bf9043e201463a42dae437579c9953fab895bd"/>
+    <w:bookmarkEnd w:id="76"/>
+    <w:bookmarkStart w:id="77" w:name="arquitectura-birds-eye"/>
     <w:p>
       <w:pPr>
         <w:pStyle w:val="Heading2"/>
       </w:pPr>
       <w:r>
-        <w:t xml:space="preserve">9. Arquitectura (bird's-eye)</w:t>
+        <w:t xml:space="preserve">9. Arquitectura (bird’s-eye)</w:t>
       </w:r>
     </w:p>
     <w:p>
@@ -17722,8 +18581,8 @@
         </w:pict>
       </w:r>
     </w:p>
-    <w:bookmarkEnd w:id="76"/>
-    <w:bookmarkStart w:id="82" w:name="X52f51a8774d1cacdcae6a0f902658c620307e21"/>
+    <w:bookmarkEnd w:id="77"/>
+    <w:bookmarkStart w:id="83" w:name="troubleshooting-frecuente"/>
     <w:p>
       <w:pPr>
         <w:pStyle w:val="Heading2"/>
@@ -17732,7 +18591,7 @@
         <w:t xml:space="preserve">10. Troubleshooting frecuente</w:t>
       </w:r>
     </w:p>
-    <w:bookmarkStart w:id="77" w:name="Xe321917ddb292c6624393a9d043be3ad09afc55"/>
+    <w:bookmarkStart w:id="78" w:name="vault-bad-passphrase"/>
     <w:p>
       <w:pPr>
         <w:pStyle w:val="Heading3"/>
@@ -17785,8 +18644,8 @@
         <w:t xml:space="preserve">credenciales desde backup cifrado.</w:t>
       </w:r>
     </w:p>
-    <w:bookmarkEnd w:id="77"/>
-    <w:bookmarkStart w:id="78" w:name="X33997cee91b8bf3b833e02edee0d324d20240ca"/>
+    <w:bookmarkEnd w:id="78"/>
+    <w:bookmarkStart w:id="79" w:name="serve-csrf-key-hkdf-failed"/>
     <w:p>
       <w:pPr>
         <w:pStyle w:val="Heading3"/>
@@ -17827,8 +18686,8 @@
         <w:t xml:space="preserve">antes.</w:t>
       </w:r>
     </w:p>
-    <w:bookmarkEnd w:id="78"/>
-    <w:bookmarkStart w:id="79" w:name="X1d22f903f72bb62ebd3e2470baa3c74a7071147"/>
+    <w:bookmarkEnd w:id="79"/>
+    <w:bookmarkStart w:id="80" w:name="dashboard-sin-estilos"/>
     <w:p>
       <w:pPr>
         <w:pStyle w:val="Heading3"/>
@@ -17884,8 +18743,8 @@
         <w:t xml:space="preserve">está cableado. Si ves esto, tu binario es viejo — actualiza.</w:t>
       </w:r>
     </w:p>
-    <w:bookmarkEnd w:id="79"/>
-    <w:bookmarkStart w:id="80" w:name="X785767a02f271205f8dc736e01ccd674e298b9e"/>
+    <w:bookmarkEnd w:id="80"/>
+    <w:bookmarkStart w:id="81" w:name="readyz-devuelve-503"/>
     <w:p>
       <w:pPr>
         <w:pStyle w:val="Heading3"/>
@@ -17953,8 +18812,8 @@
         <w:t xml:space="preserve">si quieres correr sin DB.</w:t>
       </w:r>
     </w:p>
-    <w:bookmarkEnd w:id="80"/>
-    <w:bookmarkStart w:id="81" w:name="X6b11d960e75c689d578a281b6fe7a0ab10e43f4"/>
+    <w:bookmarkEnd w:id="81"/>
+    <w:bookmarkStart w:id="82" w:name="audit-errchainbroken"/>
     <w:p>
       <w:pPr>
         <w:pStyle w:val="Heading3"/>
@@ -17996,6 +18855,78 @@
       </w:r>
       <w:r>
         <w:t xml:space="preserve">es grave: la cadena hash ya no valida. Procedimiento:</w:t>
+      </w:r>
+      <w:r>
+        <w:t xml:space="preserve"> </w:t>
+      </w:r>
+      <w:r>
+        <w:t xml:space="preserve">1.</w:t>
+      </w:r>
+      <w:r>
+        <w:t xml:space="preserve"> </w:t>
+      </w:r>
+      <w:r>
+        <w:rPr>
+          <w:rStyle w:val="VerbatimChar"/>
+        </w:rPr>
+        <w:t xml:space="preserve">cp ~/.elsereno/audit.jsonl audit-corrupt.jsonl.bak</w:t>
+      </w:r>
+      <w:r>
+        <w:t xml:space="preserve"> </w:t>
+      </w:r>
+      <w:r>
+        <w:t xml:space="preserve">2. Investigar quién modificó (mtime, zfs snapshots, etc.)</w:t>
+      </w:r>
+      <w:r>
+        <w:t xml:space="preserve"> </w:t>
+      </w:r>
+      <w:r>
+        <w:t xml:space="preserve">3. Si el operador quiere seguir:</w:t>
+      </w:r>
+      <w:r>
+        <w:t xml:space="preserve"> </w:t>
+      </w:r>
+      <w:r>
+        <w:rPr>
+          <w:rStyle w:val="VerbatimChar"/>
+        </w:rPr>
+        <w:t xml:space="preserve">elsereno audit rebase</w:t>
+      </w:r>
+      <w:r>
+        <w:t xml:space="preserve"> </w:t>
+      </w:r>
+      <w:r>
+        <w:t xml:space="preserve">inserta</w:t>
+      </w:r>
+      <w:r>
+        <w:t xml:space="preserve"> </w:t>
+      </w:r>
+      <w:r>
+        <w:t xml:space="preserve">un rebase marker + reinicia la cadena. La corruption queda</w:t>
+      </w:r>
+      <w:r>
+        <w:t xml:space="preserve"> </w:t>
+      </w:r>
+      <w:r>
+        <w:t xml:space="preserve">auditéada de forma explícita (no oculta).</w:t>
+      </w:r>
+    </w:p>
+    <w:p>
+      <w:r>
+        <w:pict>
+          <v:rect style="width:0;height:1.5pt" o:hralign="center" o:hrstd="t" o:hr="t"/>
+        </w:pict>
+      </w:r>
+    </w:p>
+    <w:bookmarkEnd w:id="82"/>
+    <w:bookmarkEnd w:id="83"/>
+    <w:bookmarkStart w:id="84" w:name="enlaces"/>
+    <w:p>
+      <w:pPr>
+        <w:pStyle w:val="Heading2"/>
+      </w:pPr>
+      <w:r>
+        <w:t xml:space="preserve">11. Enlaces</w:t>
       </w:r>
     </w:p>
     <w:p>
@@ -18003,14 +18934,11 @@
         <w:pStyle w:val="Compact"/>
         <w:numPr>
           <w:ilvl w:val="0"/>
-          <w:numId w:val="1012"/>
+          <w:numId w:val="1007"/>
         </w:numPr>
       </w:pPr>
       <w:r>
-        <w:rPr>
-          <w:rStyle w:val="VerbatimChar"/>
-        </w:rPr>
-        <w:t xml:space="preserve">cp ~/.elsereno/audit.jsonl audit-corrupt.jsonl.bak</w:t>
+        <w:t xml:space="preserve">Repo: https://github.com/RobinR00T/elSereno</w:t>
       </w:r>
     </w:p>
     <w:p>
@@ -18018,11 +18946,11 @@
         <w:pStyle w:val="Compact"/>
         <w:numPr>
           <w:ilvl w:val="0"/>
-          <w:numId w:val="1012"/>
+          <w:numId w:val="1007"/>
         </w:numPr>
       </w:pPr>
       <w:r>
-        <w:t xml:space="preserve">Investigar quién modificó (mtime, zfs snapshots, etc.)</w:t>
+        <w:t xml:space="preserve">Releases: https://github.com/RobinR00T/elSereno/releases</w:t>
       </w:r>
     </w:p>
     <w:p>
@@ -18030,38 +18958,47 @@
         <w:pStyle w:val="Compact"/>
         <w:numPr>
           <w:ilvl w:val="0"/>
-          <w:numId w:val="1012"/>
+          <w:numId w:val="1007"/>
         </w:numPr>
       </w:pPr>
       <w:r>
-        <w:t xml:space="preserve">Si el operador quiere seguir:</w:t>
-      </w:r>
-      <w:r>
-        <w:t xml:space="preserve"> </w:t>
-      </w:r>
-      <w:r>
-        <w:rPr>
-          <w:rStyle w:val="VerbatimChar"/>
-        </w:rPr>
-        <w:t xml:space="preserve">elsereno audit rebase</w:t>
-      </w:r>
-      <w:r>
-        <w:t xml:space="preserve"> </w:t>
-      </w:r>
-      <w:r>
-        <w:t xml:space="preserve">inserta</w:t>
-      </w:r>
-      <w:r>
-        <w:t xml:space="preserve"> </w:t>
-      </w:r>
-      <w:r>
-        <w:t xml:space="preserve">un rebase marker + reinicia la cadena. La corruption queda</w:t>
-      </w:r>
-      <w:r>
-        <w:t xml:space="preserve"> </w:t>
-      </w:r>
-      <w:r>
-        <w:t xml:space="preserve">auditéada de forma explícita (no oculta).</w:t>
+        <w:t xml:space="preserve">SECURITY.md: políticas de vulnerability disclosure</w:t>
+      </w:r>
+    </w:p>
+    <w:p>
+      <w:pPr>
+        <w:pStyle w:val="Compact"/>
+        <w:numPr>
+          <w:ilvl w:val="0"/>
+          <w:numId w:val="1007"/>
+        </w:numPr>
+      </w:pPr>
+      <w:r>
+        <w:t xml:space="preserve">LEGAL.md: condiciones de uso + dual-use warning</w:t>
+      </w:r>
+    </w:p>
+    <w:p>
+      <w:pPr>
+        <w:pStyle w:val="Compact"/>
+        <w:numPr>
+          <w:ilvl w:val="0"/>
+          <w:numId w:val="1007"/>
+        </w:numPr>
+      </w:pPr>
+      <w:r>
+        <w:t xml:space="preserve">NON-GOALS.md: qué NO hace ElSereno (para evitar malentendidos)</w:t>
+      </w:r>
+    </w:p>
+    <w:p>
+      <w:pPr>
+        <w:pStyle w:val="Compact"/>
+        <w:numPr>
+          <w:ilvl w:val="0"/>
+          <w:numId w:val="1007"/>
+        </w:numPr>
+      </w:pPr>
+      <w:r>
+        <w:t xml:space="preserve">ADRs: .context/decisions/ en el repo (042 = seccomp, 040 = write-gate, 039 = triple-confirm)</w:t>
       </w:r>
     </w:p>
     <w:p>
@@ -18071,120 +19008,8 @@
         </w:pict>
       </w:r>
     </w:p>
-    <w:bookmarkEnd w:id="81"/>
-    <w:bookmarkEnd w:id="82"/>
-    <w:bookmarkStart w:id="85" w:name="X5d66cc19aa61e7a15cd37e4943339977db9d068"/>
-    <w:p>
-      <w:pPr>
-        <w:pStyle w:val="Heading2"/>
-      </w:pPr>
-      <w:r>
-        <w:t xml:space="preserve">11. Enlaces</w:t>
-      </w:r>
-    </w:p>
-    <w:p>
-      <w:pPr>
-        <w:pStyle w:val="Compact"/>
-        <w:numPr>
-          <w:ilvl w:val="0"/>
-          <w:numId w:val="1013"/>
-        </w:numPr>
-      </w:pPr>
-      <w:r>
-        <w:t xml:space="preserve">Repo:</w:t>
-      </w:r>
-      <w:r>
-        <w:t xml:space="preserve"> </w:t>
-      </w:r>
-      <w:hyperlink r:id="rId83">
-        <w:r>
-          <w:rPr>
-            <w:rStyle w:val="Hyperlink"/>
-          </w:rPr>
-          <w:t xml:space="preserve">https://github.com/RobinR00T/elSereno</w:t>
-        </w:r>
-      </w:hyperlink>
-    </w:p>
-    <w:p>
-      <w:pPr>
-        <w:pStyle w:val="Compact"/>
-        <w:numPr>
-          <w:ilvl w:val="0"/>
-          <w:numId w:val="1013"/>
-        </w:numPr>
-      </w:pPr>
-      <w:r>
-        <w:t xml:space="preserve">Releases:</w:t>
-      </w:r>
-      <w:r>
-        <w:t xml:space="preserve"> </w:t>
-      </w:r>
-      <w:hyperlink r:id="rId84">
-        <w:r>
-          <w:rPr>
-            <w:rStyle w:val="Hyperlink"/>
-          </w:rPr>
-          <w:t xml:space="preserve">https://github.com/RobinR00T/elSereno/releases</w:t>
-        </w:r>
-      </w:hyperlink>
-    </w:p>
-    <w:p>
-      <w:pPr>
-        <w:pStyle w:val="Compact"/>
-        <w:numPr>
-          <w:ilvl w:val="0"/>
-          <w:numId w:val="1013"/>
-        </w:numPr>
-      </w:pPr>
-      <w:r>
-        <w:t xml:space="preserve">SECURITY.md: políticas de vulnerability disclosure</w:t>
-      </w:r>
-    </w:p>
-    <w:p>
-      <w:pPr>
-        <w:pStyle w:val="Compact"/>
-        <w:numPr>
-          <w:ilvl w:val="0"/>
-          <w:numId w:val="1013"/>
-        </w:numPr>
-      </w:pPr>
-      <w:r>
-        <w:t xml:space="preserve">LEGAL.md: condiciones de uso + dual-use warning</w:t>
-      </w:r>
-    </w:p>
-    <w:p>
-      <w:pPr>
-        <w:pStyle w:val="Compact"/>
-        <w:numPr>
-          <w:ilvl w:val="0"/>
-          <w:numId w:val="1013"/>
-        </w:numPr>
-      </w:pPr>
-      <w:r>
-        <w:t xml:space="preserve">NON-GOALS.md: qué NO hace ElSereno (para evitar malentendidos)</w:t>
-      </w:r>
-    </w:p>
-    <w:p>
-      <w:pPr>
-        <w:pStyle w:val="Compact"/>
-        <w:numPr>
-          <w:ilvl w:val="0"/>
-          <w:numId w:val="1013"/>
-        </w:numPr>
-      </w:pPr>
-      <w:r>
-        <w:t xml:space="preserve">ADRs: .context/decisions/ en el repo (042 = seccomp, 040 = write-gate, 039 = triple-confirm)</w:t>
-      </w:r>
-    </w:p>
-    <w:p>
-      <w:r>
-        <w:pict>
-          <v:rect style="width:0;height:1.5pt" o:hralign="center" o:hrstd="t" o:hr="t"/>
-        </w:pict>
-      </w:r>
-    </w:p>
+    <w:bookmarkEnd w:id="84"/>
     <w:bookmarkEnd w:id="85"/>
-    <w:bookmarkEnd w:id="86"/>
     <w:sectPr>
       <w:footnotePr>
         <w:numRestart w:val="eachSect"/>
@@ -18396,91 +19221,6 @@
       <w:rPr>
         <w:rFonts w:ascii="Wingdings" w:hAnsi="Wingdings" w:cs="Wingdings" w:hint="default"/>
       </w:rPr>
-    </w:lvl>
-  </w:abstractNum>
-  <w:abstractNum w:abstractNumId="99411">
-    <w:nsid w:val="00A99411"/>
-    <w:multiLevelType w:val="multilevel"/>
-    <w:lvl w:ilvl="0">
-      <w:start w:val="1"/>
-      <w:numFmt w:val="decimal"/>
-      <w:lvlText w:val="%1."/>
-      <w:lvlJc w:val="left"/>
-      <w:pPr>
-        <w:ind w:left="720" w:hanging="360"/>
-      </w:pPr>
-    </w:lvl>
-    <w:lvl w:ilvl="1">
-      <w:start w:val="1"/>
-      <w:numFmt w:val="decimal"/>
-      <w:lvlText w:val="%2."/>
-      <w:lvlJc w:val="left"/>
-      <w:pPr>
-        <w:ind w:left="1440" w:hanging="360"/>
-      </w:pPr>
-    </w:lvl>
-    <w:lvl w:ilvl="2">
-      <w:start w:val="1"/>
-      <w:numFmt w:val="decimal"/>
-      <w:lvlText w:val="%3."/>
-      <w:lvlJc w:val="left"/>
-      <w:pPr>
-        <w:ind w:left="2160" w:hanging="360"/>
-      </w:pPr>
-    </w:lvl>
-    <w:lvl w:ilvl="3">
-      <w:start w:val="1"/>
-      <w:numFmt w:val="decimal"/>
-      <w:lvlText w:val="%4."/>
-      <w:lvlJc w:val="left"/>
-      <w:pPr>
-        <w:ind w:left="2880" w:hanging="360"/>
-      </w:pPr>
-    </w:lvl>
-    <w:lvl w:ilvl="4">
-      <w:start w:val="1"/>
-      <w:numFmt w:val="decimal"/>
-      <w:lvlText w:val="%5."/>
-      <w:lvlJc w:val="left"/>
-      <w:pPr>
-        <w:ind w:left="3600" w:hanging="360"/>
-      </w:pPr>
-    </w:lvl>
-    <w:lvl w:ilvl="5">
-      <w:start w:val="1"/>
-      <w:numFmt w:val="decimal"/>
-      <w:lvlText w:val="%6."/>
-      <w:lvlJc w:val="left"/>
-      <w:pPr>
-        <w:ind w:left="4320" w:hanging="360"/>
-      </w:pPr>
-    </w:lvl>
-    <w:lvl w:ilvl="6">
-      <w:start w:val="1"/>
-      <w:numFmt w:val="decimal"/>
-      <w:lvlText w:val="%7."/>
-      <w:lvlJc w:val="left"/>
-      <w:pPr>
-        <w:ind w:left="5040" w:hanging="360"/>
-      </w:pPr>
-    </w:lvl>
-    <w:lvl w:ilvl="7">
-      <w:start w:val="1"/>
-      <w:numFmt w:val="decimal"/>
-      <w:lvlText w:val="%8."/>
-      <w:lvlJc w:val="left"/>
-      <w:pPr>
-        <w:ind w:left="5760" w:hanging="360"/>
-      </w:pPr>
-    </w:lvl>
-    <w:lvl w:ilvl="8">
-      <w:start w:val="1"/>
-      <w:numFmt w:val="decimal"/>
-      <w:lvlText w:val="%9."/>
-      <w:lvlJc w:val="left"/>
-      <w:pPr>
-        <w:ind w:left="6480" w:hanging="360"/>
-      </w:pPr>
     </w:lvl>
   </w:abstractNum>
   <w:num w:numId="1000">
@@ -18502,81 +19242,9 @@
     <w:abstractNumId w:val="991"/>
   </w:num>
   <w:num w:numId="1006">
-    <w:abstractNumId w:val="99411"/>
-    <w:lvlOverride w:ilvl="0">
-      <w:startOverride w:val="1"/>
-    </w:lvlOverride>
-    <w:lvlOverride w:ilvl="1">
-      <w:startOverride w:val="1"/>
-    </w:lvlOverride>
-    <w:lvlOverride w:ilvl="2">
-      <w:startOverride w:val="1"/>
-    </w:lvlOverride>
-    <w:lvlOverride w:ilvl="3">
-      <w:startOverride w:val="1"/>
-    </w:lvlOverride>
-    <w:lvlOverride w:ilvl="4">
-      <w:startOverride w:val="1"/>
-    </w:lvlOverride>
-    <w:lvlOverride w:ilvl="5">
-      <w:startOverride w:val="1"/>
-    </w:lvlOverride>
-    <w:lvlOverride w:ilvl="6">
-      <w:startOverride w:val="1"/>
-    </w:lvlOverride>
-    <w:lvlOverride w:ilvl="7">
-      <w:startOverride w:val="1"/>
-    </w:lvlOverride>
-    <w:lvlOverride w:ilvl="8">
-      <w:startOverride w:val="1"/>
-    </w:lvlOverride>
+    <w:abstractNumId w:val="991"/>
   </w:num>
   <w:num w:numId="1007">
-    <w:abstractNumId w:val="991"/>
-  </w:num>
-  <w:num w:numId="1008">
-    <w:abstractNumId w:val="991"/>
-  </w:num>
-  <w:num w:numId="1009">
-    <w:abstractNumId w:val="991"/>
-  </w:num>
-  <w:num w:numId="1010">
-    <w:abstractNumId w:val="991"/>
-  </w:num>
-  <w:num w:numId="1011">
-    <w:abstractNumId w:val="991"/>
-  </w:num>
-  <w:num w:numId="1012">
-    <w:abstractNumId w:val="99411"/>
-    <w:lvlOverride w:ilvl="0">
-      <w:startOverride w:val="1"/>
-    </w:lvlOverride>
-    <w:lvlOverride w:ilvl="1">
-      <w:startOverride w:val="1"/>
-    </w:lvlOverride>
-    <w:lvlOverride w:ilvl="2">
-      <w:startOverride w:val="1"/>
-    </w:lvlOverride>
-    <w:lvlOverride w:ilvl="3">
-      <w:startOverride w:val="1"/>
-    </w:lvlOverride>
-    <w:lvlOverride w:ilvl="4">
-      <w:startOverride w:val="1"/>
-    </w:lvlOverride>
-    <w:lvlOverride w:ilvl="5">
-      <w:startOverride w:val="1"/>
-    </w:lvlOverride>
-    <w:lvlOverride w:ilvl="6">
-      <w:startOverride w:val="1"/>
-    </w:lvlOverride>
-    <w:lvlOverride w:ilvl="7">
-      <w:startOverride w:val="1"/>
-    </w:lvlOverride>
-    <w:lvlOverride w:ilvl="8">
-      <w:startOverride w:val="1"/>
-    </w:lvlOverride>
-  </w:num>
-  <w:num w:numId="1013">
     <w:abstractNumId w:val="991"/>
   </w:num>
 </w:numbering>

--- a/docs/manual/elsereno-manual.docx
+++ b/docs/manual/elsereno-manual.docx
@@ -28,7 +28,7 @@
         </w:p>
       </w:sdtContent>
     </w:sdt>
-    <w:bookmarkStart w:id="85" w:name="elsereno-manual-de-casos-de-uso"/>
+    <w:bookmarkStart w:id="88" w:name="elsereno-manual-de-casos-de-uso"/>
     <w:p>
       <w:pPr>
         <w:pStyle w:val="Heading1"/>
@@ -75,7 +75,13 @@
         <w:t xml:space="preserve">Versión del manual</w:t>
       </w:r>
       <w:r>
-        <w:t xml:space="preserve">: v1.12 (+ v1.13 in-flight) · 2026-04-25</w:t>
+        <w:t xml:space="preserve">: v1.13 (ciclo cerrado, tag pendiente) ·</w:t>
+      </w:r>
+      <w:r>
+        <w:t xml:space="preserve"> </w:t>
+      </w:r>
+      <w:r>
+        <w:t xml:space="preserve">2026-04-26</w:t>
       </w:r>
       <w:r>
         <w:t xml:space="preserve"> </w:t>
@@ -110,7 +116,7 @@
           <w:b/>
           <w:bCs/>
         </w:rPr>
-        <w:t xml:space="preserve">v1.13 en</w:t>
+        <w:t xml:space="preserve">v1.13 cierra TODOS los</w:t>
       </w:r>
       <w:r>
         <w:rPr>
@@ -121,35 +127,34 @@
       </w:r>
       <w:r>
         <w:rPr>
-          <w:rStyle w:val="VerbatimChar"/>
           <w:b/>
           <w:bCs/>
         </w:rPr>
-        <w:t xml:space="preserve">main</w:t>
-      </w:r>
-      <w:r>
-        <w:t xml:space="preserve"> </w:t>
-      </w:r>
-      <w:r>
-        <w:t xml:space="preserve">añade</w:t>
-      </w:r>
-      <w:r>
-        <w:t xml:space="preserve"> </w:t>
-      </w:r>
-      <w:r>
-        <w:t xml:space="preserve">BACnet WPM/DeleteObject por-target, CWMP firmware verifier</w:t>
-      </w:r>
-      <w:r>
-        <w:t xml:space="preserve"> </w:t>
-      </w:r>
-      <w:r>
-        <w:t xml:space="preserve">pre-flight, InternetDB bulk lookup, RPC case-warning, CWMP-over-</w:t>
-      </w:r>
-      <w:r>
-        <w:t xml:space="preserve"> </w:t>
-      </w:r>
-      <w:r>
-        <w:t xml:space="preserve">TLS recipe, triage</w:t>
+        <w:t xml:space="preserve">servicios mutating BACnet</w:t>
+      </w:r>
+      <w:r>
+        <w:t xml:space="preserve"> </w:t>
+      </w:r>
+      <w:r>
+        <w:t xml:space="preserve">(svc 7/8/9/10/11/15/16/17/20/27)</w:t>
+      </w:r>
+      <w:r>
+        <w:t xml:space="preserve"> </w:t>
+      </w:r>
+      <w:r>
+        <w:t xml:space="preserve">con wire-level per-target-or-state allowlists. Plus CWMP</w:t>
+      </w:r>
+      <w:r>
+        <w:t xml:space="preserve"> </w:t>
+      </w:r>
+      <w:r>
+        <w:t xml:space="preserve">firmware verifier, RPC case-warning, over-TLS recipe,</w:t>
+      </w:r>
+      <w:r>
+        <w:t xml:space="preserve"> </w:t>
+      </w:r>
+      <w:r>
+        <w:t xml:space="preserve">InternetDB bulk lookup, triage</w:t>
       </w:r>
       <w:r>
         <w:t xml:space="preserve"> </w:t>
@@ -164,7 +169,13 @@
         <w:t xml:space="preserve"> </w:t>
       </w:r>
       <w:r>
-        <w:t xml:space="preserve">bucket — sin tag aún.</w:t>
+        <w:t xml:space="preserve">bucket. Build from</w:t>
+      </w:r>
+      <w:r>
+        <w:t xml:space="preserve"> </w:t>
+      </w:r>
+      <w:r>
+        <w:t xml:space="preserve">source hasta que se corte el tag v1.13.0.</w:t>
       </w:r>
     </w:p>
     <w:p>
@@ -174,13 +185,639 @@
         </w:pict>
       </w:r>
     </w:p>
-    <w:bookmarkStart w:id="9" w:name="X6013e51803574a136a2796f4682dab2fe0ac643"/>
+    <w:bookmarkStart w:id="12" w:name="X789089fa016734cc18e464fef6253018f5d60c4"/>
     <w:p>
       <w:pPr>
         <w:pStyle w:val="Heading2"/>
       </w:pPr>
       <w:r>
-        <w:t xml:space="preserve">Novedades v1.13 (in-flight on</w:t>
+        <w:t xml:space="preserve">Novedades v1.13.0 (ciclo cerrado, tag pendiente)</w:t>
+      </w:r>
+    </w:p>
+    <w:p>
+      <w:pPr>
+        <w:pStyle w:val="FirstParagraph"/>
+      </w:pPr>
+      <w:r>
+        <w:t xml:space="preserve">Trece chunks han aterrizado.</w:t>
+      </w:r>
+      <w:r>
+        <w:t xml:space="preserve"> </w:t>
+      </w:r>
+      <w:r>
+        <w:rPr>
+          <w:b/>
+          <w:bCs/>
+        </w:rPr>
+        <w:t xml:space="preserve">Cierre completo de la dimensión</w:t>
+      </w:r>
+      <w:r>
+        <w:rPr>
+          <w:b/>
+          <w:bCs/>
+        </w:rPr>
+        <w:t xml:space="preserve"> </w:t>
+      </w:r>
+      <w:r>
+        <w:rPr>
+          <w:b/>
+          <w:bCs/>
+        </w:rPr>
+        <w:t xml:space="preserve">BACnet</w:t>
+      </w:r>
+      <w:r>
+        <w:t xml:space="preserve"> </w:t>
+      </w:r>
+      <w:r>
+        <w:t xml:space="preserve">— los 9 servicios destructivos (svc 7/8/9/10/11/15/16/</w:t>
+      </w:r>
+      <w:r>
+        <w:t xml:space="preserve"> </w:t>
+      </w:r>
+      <w:r>
+        <w:t xml:space="preserve">17/20/27) tienen ahora wire-level per-target-or-state allowlists.</w:t>
+      </w:r>
+    </w:p>
+    <w:bookmarkStart w:id="9" w:name="servicios-bacnet-completados"/>
+    <w:p>
+      <w:pPr>
+        <w:pStyle w:val="Heading3"/>
+      </w:pPr>
+      <w:r>
+        <w:t xml:space="preserve">Servicios BACnet completados</w:t>
+      </w:r>
+    </w:p>
+    <w:tbl>
+      <w:tblPr>
+        <w:tblStyle w:val="Table"/>
+        <w:tblW w:type="pct" w:w="5000"/>
+        <w:tblLayout w:type="fixed"/>
+        <w:tblLook w:firstRow="1" w:lastRow="0" w:firstColumn="0" w:lastColumn="0" w:noHBand="0" w:noVBand="0" w:val="0020"/>
+      </w:tblPr>
+      <w:tblGrid>
+        <w:gridCol w:w="363"/>
+        <w:gridCol w:w="2325"/>
+        <w:gridCol w:w="2252"/>
+        <w:gridCol w:w="2979"/>
+      </w:tblGrid>
+      <w:tr>
+        <w:trPr>
+          <w:tblHeader w:val="on"/>
+        </w:trPr>
+        <w:tc>
+          <w:tcPr/>
+          <w:p>
+            <w:pPr>
+              <w:pStyle w:val="Compact"/>
+            </w:pPr>
+            <w:r>
+              <w:t xml:space="preserve">svc</w:t>
+            </w:r>
+          </w:p>
+        </w:tc>
+        <w:tc>
+          <w:tcPr/>
+          <w:p>
+            <w:pPr>
+              <w:pStyle w:val="Compact"/>
+            </w:pPr>
+            <w:r>
+              <w:t xml:space="preserve">Servicio</w:t>
+            </w:r>
+          </w:p>
+        </w:tc>
+        <w:tc>
+          <w:tcPr/>
+          <w:p>
+            <w:pPr>
+              <w:pStyle w:val="Compact"/>
+            </w:pPr>
+            <w:r>
+              <w:t xml:space="preserve">Granularidad</w:t>
+            </w:r>
+          </w:p>
+        </w:tc>
+        <w:tc>
+          <w:tcPr/>
+          <w:p>
+            <w:pPr>
+              <w:pStyle w:val="Compact"/>
+            </w:pPr>
+            <w:r>
+              <w:t xml:space="preserve">Flag CLI</w:t>
+            </w:r>
+          </w:p>
+        </w:tc>
+      </w:tr>
+      <w:tr>
+        <w:tc>
+          <w:tcPr/>
+          <w:p>
+            <w:pPr>
+              <w:pStyle w:val="Compact"/>
+            </w:pPr>
+            <w:r>
+              <w:t xml:space="preserve">7</w:t>
+            </w:r>
+          </w:p>
+        </w:tc>
+        <w:tc>
+          <w:tcPr/>
+          <w:p>
+            <w:pPr>
+              <w:pStyle w:val="Compact"/>
+            </w:pPr>
+            <w:r>
+              <w:t xml:space="preserve">AtomicWriteFile</w:t>
+            </w:r>
+          </w:p>
+        </w:tc>
+        <w:tc>
+          <w:tcPr/>
+          <w:p>
+            <w:pPr>
+              <w:pStyle w:val="Compact"/>
+            </w:pPr>
+            <w:r>
+              <w:t xml:space="preserve">per-File-instance</w:t>
+            </w:r>
+          </w:p>
+        </w:tc>
+        <w:tc>
+          <w:tcPr/>
+          <w:p>
+            <w:pPr>
+              <w:pStyle w:val="Compact"/>
+            </w:pPr>
+            <w:r>
+              <w:rPr>
+                <w:rStyle w:val="VerbatimChar"/>
+              </w:rPr>
+              <w:t xml:space="preserve">--awf-file N</w:t>
+            </w:r>
+          </w:p>
+        </w:tc>
+      </w:tr>
+      <w:tr>
+        <w:tc>
+          <w:tcPr/>
+          <w:p>
+            <w:pPr>
+              <w:pStyle w:val="Compact"/>
+            </w:pPr>
+            <w:r>
+              <w:t xml:space="preserve">8</w:t>
+            </w:r>
+          </w:p>
+        </w:tc>
+        <w:tc>
+          <w:tcPr/>
+          <w:p>
+            <w:pPr>
+              <w:pStyle w:val="Compact"/>
+            </w:pPr>
+            <w:r>
+              <w:t xml:space="preserve">AddListElement</w:t>
+            </w:r>
+          </w:p>
+        </w:tc>
+        <w:tc>
+          <w:tcPr/>
+          <w:p>
+            <w:pPr>
+              <w:pStyle w:val="Compact"/>
+            </w:pPr>
+            <w:r>
+              <w:t xml:space="preserve">per-(type, instance, prop)</w:t>
+            </w:r>
+          </w:p>
+        </w:tc>
+        <w:tc>
+          <w:tcPr/>
+          <w:p>
+            <w:pPr>
+              <w:pStyle w:val="Compact"/>
+            </w:pPr>
+            <w:r>
+              <w:rPr>
+                <w:rStyle w:val="VerbatimChar"/>
+              </w:rPr>
+              <w:t xml:space="preserve">--list-element type=N;instance=M;property=P</w:t>
+            </w:r>
+          </w:p>
+        </w:tc>
+      </w:tr>
+      <w:tr>
+        <w:tc>
+          <w:tcPr/>
+          <w:p>
+            <w:pPr>
+              <w:pStyle w:val="Compact"/>
+            </w:pPr>
+            <w:r>
+              <w:t xml:space="preserve">9</w:t>
+            </w:r>
+          </w:p>
+        </w:tc>
+        <w:tc>
+          <w:tcPr/>
+          <w:p>
+            <w:pPr>
+              <w:pStyle w:val="Compact"/>
+            </w:pPr>
+            <w:r>
+              <w:t xml:space="preserve">RemoveListElement</w:t>
+            </w:r>
+          </w:p>
+        </w:tc>
+        <w:tc>
+          <w:tcPr/>
+          <w:p>
+            <w:pPr>
+              <w:pStyle w:val="Compact"/>
+            </w:pPr>
+            <w:r>
+              <w:t xml:space="preserve">per-(type, instance, prop) †</w:t>
+            </w:r>
+          </w:p>
+        </w:tc>
+        <w:tc>
+          <w:tcPr/>
+          <w:p>
+            <w:pPr>
+              <w:pStyle w:val="Compact"/>
+            </w:pPr>
+            <w:r>
+              <w:rPr>
+                <w:rStyle w:val="VerbatimChar"/>
+              </w:rPr>
+              <w:t xml:space="preserve">--list-element …</w:t>
+            </w:r>
+            <w:r>
+              <w:t xml:space="preserve"> </w:t>
+            </w:r>
+            <w:r>
+              <w:t xml:space="preserve">(compartido)</w:t>
+            </w:r>
+          </w:p>
+        </w:tc>
+      </w:tr>
+      <w:tr>
+        <w:tc>
+          <w:tcPr/>
+          <w:p>
+            <w:pPr>
+              <w:pStyle w:val="Compact"/>
+            </w:pPr>
+            <w:r>
+              <w:t xml:space="preserve">10</w:t>
+            </w:r>
+          </w:p>
+        </w:tc>
+        <w:tc>
+          <w:tcPr/>
+          <w:p>
+            <w:pPr>
+              <w:pStyle w:val="Compact"/>
+            </w:pPr>
+            <w:r>
+              <w:t xml:space="preserve">CreateObject</w:t>
+            </w:r>
+          </w:p>
+        </w:tc>
+        <w:tc>
+          <w:tcPr/>
+          <w:p>
+            <w:pPr>
+              <w:pStyle w:val="Compact"/>
+            </w:pPr>
+            <w:r>
+              <w:t xml:space="preserve">per-type (instance ignorado)</w:t>
+            </w:r>
+          </w:p>
+        </w:tc>
+        <w:tc>
+          <w:tcPr/>
+          <w:p>
+            <w:pPr>
+              <w:pStyle w:val="Compact"/>
+            </w:pPr>
+            <w:r>
+              <w:rPr>
+                <w:rStyle w:val="VerbatimChar"/>
+              </w:rPr>
+              <w:t xml:space="preserve">--create-object-type N</w:t>
+            </w:r>
+          </w:p>
+        </w:tc>
+      </w:tr>
+      <w:tr>
+        <w:tc>
+          <w:tcPr/>
+          <w:p>
+            <w:pPr>
+              <w:pStyle w:val="Compact"/>
+            </w:pPr>
+            <w:r>
+              <w:t xml:space="preserve">11</w:t>
+            </w:r>
+          </w:p>
+        </w:tc>
+        <w:tc>
+          <w:tcPr/>
+          <w:p>
+            <w:pPr>
+              <w:pStyle w:val="Compact"/>
+            </w:pPr>
+            <w:r>
+              <w:t xml:space="preserve">DeleteObject</w:t>
+            </w:r>
+          </w:p>
+        </w:tc>
+        <w:tc>
+          <w:tcPr/>
+          <w:p>
+            <w:pPr>
+              <w:pStyle w:val="Compact"/>
+            </w:pPr>
+            <w:r>
+              <w:t xml:space="preserve">per-(type, instance)</w:t>
+            </w:r>
+          </w:p>
+        </w:tc>
+        <w:tc>
+          <w:tcPr/>
+          <w:p>
+            <w:pPr>
+              <w:pStyle w:val="Compact"/>
+            </w:pPr>
+            <w:r>
+              <w:rPr>
+                <w:rStyle w:val="VerbatimChar"/>
+              </w:rPr>
+              <w:t xml:space="preserve">--delete-object type=N;instance=M</w:t>
+            </w:r>
+          </w:p>
+        </w:tc>
+      </w:tr>
+      <w:tr>
+        <w:tc>
+          <w:tcPr/>
+          <w:p>
+            <w:pPr>
+              <w:pStyle w:val="Compact"/>
+            </w:pPr>
+            <w:r>
+              <w:t xml:space="preserve">15</w:t>
+            </w:r>
+          </w:p>
+        </w:tc>
+        <w:tc>
+          <w:tcPr/>
+          <w:p>
+            <w:pPr>
+              <w:pStyle w:val="Compact"/>
+            </w:pPr>
+            <w:r>
+              <w:t xml:space="preserve">WriteProperty (v1.12)</w:t>
+            </w:r>
+          </w:p>
+        </w:tc>
+        <w:tc>
+          <w:tcPr/>
+          <w:p>
+            <w:pPr>
+              <w:pStyle w:val="Compact"/>
+            </w:pPr>
+            <w:r>
+              <w:t xml:space="preserve">per-(type, instance, prop)</w:t>
+            </w:r>
+          </w:p>
+        </w:tc>
+        <w:tc>
+          <w:tcPr/>
+          <w:p>
+            <w:pPr>
+              <w:pStyle w:val="Compact"/>
+            </w:pPr>
+            <w:r>
+              <w:rPr>
+                <w:rStyle w:val="VerbatimChar"/>
+              </w:rPr>
+              <w:t xml:space="preserve">--object type=N;instance=M;property=P</w:t>
+            </w:r>
+          </w:p>
+        </w:tc>
+      </w:tr>
+      <w:tr>
+        <w:tc>
+          <w:tcPr/>
+          <w:p>
+            <w:pPr>
+              <w:pStyle w:val="Compact"/>
+            </w:pPr>
+            <w:r>
+              <w:t xml:space="preserve">16</w:t>
+            </w:r>
+          </w:p>
+        </w:tc>
+        <w:tc>
+          <w:tcPr/>
+          <w:p>
+            <w:pPr>
+              <w:pStyle w:val="Compact"/>
+            </w:pPr>
+            <w:r>
+              <w:t xml:space="preserve">WritePropertyMultiple</w:t>
+            </w:r>
+          </w:p>
+        </w:tc>
+        <w:tc>
+          <w:tcPr/>
+          <w:p>
+            <w:pPr>
+              <w:pStyle w:val="Compact"/>
+            </w:pPr>
+            <w:r>
+              <w:t xml:space="preserve">per-tuple, batch walker</w:t>
+            </w:r>
+          </w:p>
+        </w:tc>
+        <w:tc>
+          <w:tcPr/>
+          <w:p>
+            <w:pPr>
+              <w:pStyle w:val="Compact"/>
+            </w:pPr>
+            <w:r>
+              <w:rPr>
+                <w:rStyle w:val="VerbatimChar"/>
+              </w:rPr>
+              <w:t xml:space="preserve">--object …</w:t>
+            </w:r>
+            <w:r>
+              <w:t xml:space="preserve"> </w:t>
+            </w:r>
+            <w:r>
+              <w:t xml:space="preserve">(compartido con svc 15)</w:t>
+            </w:r>
+          </w:p>
+        </w:tc>
+      </w:tr>
+      <w:tr>
+        <w:tc>
+          <w:tcPr/>
+          <w:p>
+            <w:pPr>
+              <w:pStyle w:val="Compact"/>
+            </w:pPr>
+            <w:r>
+              <w:t xml:space="preserve">17</w:t>
+            </w:r>
+          </w:p>
+        </w:tc>
+        <w:tc>
+          <w:tcPr/>
+          <w:p>
+            <w:pPr>
+              <w:pStyle w:val="Compact"/>
+            </w:pPr>
+            <w:r>
+              <w:t xml:space="preserve">DeviceCommunicationControl</w:t>
+            </w:r>
+          </w:p>
+        </w:tc>
+        <w:tc>
+          <w:tcPr/>
+          <w:p>
+            <w:pPr>
+              <w:pStyle w:val="Compact"/>
+            </w:pPr>
+            <w:r>
+              <w:t xml:space="preserve">per-state (enableDisable)</w:t>
+            </w:r>
+          </w:p>
+        </w:tc>
+        <w:tc>
+          <w:tcPr/>
+          <w:p>
+            <w:pPr>
+              <w:pStyle w:val="Compact"/>
+            </w:pPr>
+            <w:r>
+              <w:rPr>
+                <w:rStyle w:val="VerbatimChar"/>
+              </w:rPr>
+              <w:t xml:space="preserve">--dcc-state N</w:t>
+            </w:r>
+          </w:p>
+        </w:tc>
+      </w:tr>
+      <w:tr>
+        <w:tc>
+          <w:tcPr/>
+          <w:p>
+            <w:pPr>
+              <w:pStyle w:val="Compact"/>
+            </w:pPr>
+            <w:r>
+              <w:t xml:space="preserve">20</w:t>
+            </w:r>
+          </w:p>
+        </w:tc>
+        <w:tc>
+          <w:tcPr/>
+          <w:p>
+            <w:pPr>
+              <w:pStyle w:val="Compact"/>
+            </w:pPr>
+            <w:r>
+              <w:t xml:space="preserve">ReinitializeDevice</w:t>
+            </w:r>
+          </w:p>
+        </w:tc>
+        <w:tc>
+          <w:tcPr/>
+          <w:p>
+            <w:pPr>
+              <w:pStyle w:val="Compact"/>
+            </w:pPr>
+            <w:r>
+              <w:t xml:space="preserve">per-state (state-of-device)</w:t>
+            </w:r>
+          </w:p>
+        </w:tc>
+        <w:tc>
+          <w:tcPr/>
+          <w:p>
+            <w:pPr>
+              <w:pStyle w:val="Compact"/>
+            </w:pPr>
+            <w:r>
+              <w:rPr>
+                <w:rStyle w:val="VerbatimChar"/>
+              </w:rPr>
+              <w:t xml:space="preserve">--reinit-state N</w:t>
+            </w:r>
+          </w:p>
+        </w:tc>
+      </w:tr>
+      <w:tr>
+        <w:tc>
+          <w:tcPr/>
+          <w:p>
+            <w:pPr>
+              <w:pStyle w:val="Compact"/>
+            </w:pPr>
+            <w:r>
+              <w:t xml:space="preserve">27</w:t>
+            </w:r>
+          </w:p>
+        </w:tc>
+        <w:tc>
+          <w:tcPr/>
+          <w:p>
+            <w:pPr>
+              <w:pStyle w:val="Compact"/>
+            </w:pPr>
+            <w:r>
+              <w:t xml:space="preserve">LifeSafetyOperation</w:t>
+            </w:r>
+          </w:p>
+        </w:tc>
+        <w:tc>
+          <w:tcPr/>
+          <w:p>
+            <w:pPr>
+              <w:pStyle w:val="Compact"/>
+            </w:pPr>
+            <w:r>
+              <w:t xml:space="preserve">per-operation</w:t>
+            </w:r>
+          </w:p>
+        </w:tc>
+        <w:tc>
+          <w:tcPr/>
+          <w:p>
+            <w:pPr>
+              <w:pStyle w:val="Compact"/>
+            </w:pPr>
+            <w:r>
+              <w:rPr>
+                <w:rStyle w:val="VerbatimChar"/>
+              </w:rPr>
+              <w:t xml:space="preserve">--lso-op N</w:t>
+            </w:r>
+          </w:p>
+        </w:tc>
+      </w:tr>
+    </w:tbl>
+    <w:p>
+      <w:pPr>
+        <w:pStyle w:val="BodyText"/>
+      </w:pPr>
+      <w:r>
+        <w:t xml:space="preserve">† svc 8 + 9 comparten la misma allowlist</w:t>
       </w:r>
       <w:r>
         <w:t xml:space="preserve"> </w:t>
@@ -189,36 +826,20 @@
         <w:rPr>
           <w:rStyle w:val="VerbatimChar"/>
         </w:rPr>
-        <w:t xml:space="preserve">main</w:t>
-      </w:r>
-      <w:r>
-        <w:t xml:space="preserve">, sin tag aún)</w:t>
-      </w:r>
-    </w:p>
-    <w:p>
-      <w:pPr>
-        <w:pStyle w:val="FirstParagraph"/>
-      </w:pPr>
-      <w:r>
-        <w:t xml:space="preserve">Siete chunks han aterrizado desde el cierre de v1.12; el operador</w:t>
-      </w:r>
-      <w:r>
-        <w:t xml:space="preserve"> </w:t>
-      </w:r>
-      <w:r>
-        <w:t xml:space="preserve">decide cuándo cortar</w:t>
-      </w:r>
-      <w:r>
-        <w:t xml:space="preserve"> </w:t>
-      </w:r>
-      <w:r>
-        <w:rPr>
-          <w:rStyle w:val="VerbatimChar"/>
-        </w:rPr>
-        <w:t xml:space="preserve">v1.13.0</w:t>
+        <w:t xml:space="preserve">--list-element</w:t>
       </w:r>
       <w:r>
         <w:t xml:space="preserve">.</w:t>
+      </w:r>
+    </w:p>
+    <w:bookmarkEnd w:id="9"/>
+    <w:bookmarkStart w:id="11" w:name="otras-mejoras-v1.13"/>
+    <w:p>
+      <w:pPr>
+        <w:pStyle w:val="Heading3"/>
+      </w:pPr>
+      <w:r>
+        <w:t xml:space="preserve">Otras mejoras v1.13</w:t>
       </w:r>
     </w:p>
     <w:p>
@@ -234,7 +855,7 @@
           <w:b/>
           <w:bCs/>
         </w:rPr>
-        <w:t xml:space="preserve">InternetDB bulk lookup</w:t>
+        <w:t xml:space="preserve">CWMP firmware pre-flight verifier</w:t>
       </w:r>
       <w:r>
         <w:t xml:space="preserve">:</w:t>
@@ -246,40 +867,22 @@
         <w:rPr>
           <w:rStyle w:val="VerbatimChar"/>
         </w:rPr>
-        <w:t xml:space="preserve">--input internetdb:file:&lt;path&gt;</w:t>
-      </w:r>
-      <w:r>
-        <w:t xml:space="preserve"> </w:t>
-      </w:r>
-      <w:r>
-        <w:t xml:space="preserve">(un IP por línea) o</w:t>
-      </w:r>
-      <w:r>
-        <w:t xml:space="preserve"> </w:t>
-      </w:r>
-      <w:r>
-        <w:rPr>
-          <w:rStyle w:val="VerbatimChar"/>
-        </w:rPr>
-        <w:t xml:space="preserve">internetdb:-</w:t>
-      </w:r>
-      <w:r>
-        <w:t xml:space="preserve"> </w:t>
-      </w:r>
-      <w:r>
-        <w:t xml:space="preserve">(stdin). v1.12 chunk 9</w:t>
-      </w:r>
-      <w:r>
-        <w:t xml:space="preserve"> </w:t>
-      </w:r>
-      <w:r>
-        <w:t xml:space="preserve">shippeó single-IP; v1.13 chunk 1 cierra el shape bulk.</w:t>
-      </w:r>
-      <w:r>
-        <w:t xml:space="preserve"> </w:t>
-      </w:r>
-      <w:r>
-        <w:t xml:space="preserve">Rate-limit upstream ~10 rps.</w:t>
+        <w:t xml:space="preserve">elsereno-offensive write cwmp verify-firmware --firmware url=…;sha256=…</w:t>
+      </w:r>
+      <w:r>
+        <w:t xml:space="preserve">. HEAD → GET, calcula SHA-256</w:t>
+      </w:r>
+      <w:r>
+        <w:t xml:space="preserve"> </w:t>
+      </w:r>
+      <w:r>
+        <w:t xml:space="preserve">sobre el body, compara con el pin. Output OK / MISMATCH /</w:t>
+      </w:r>
+      <w:r>
+        <w:t xml:space="preserve"> </w:t>
+      </w:r>
+      <w:r>
+        <w:t xml:space="preserve">UNREACHABLE.</w:t>
       </w:r>
     </w:p>
     <w:p>
@@ -295,52 +898,13 @@
           <w:b/>
           <w:bCs/>
         </w:rPr>
-        <w:t xml:space="preserve">CWMP firmware pre-flight verifier</w:t>
-      </w:r>
-      <w:r>
-        <w:t xml:space="preserve">:</w:t>
-      </w:r>
-      <w:r>
-        <w:t xml:space="preserve"> </w:t>
-      </w:r>
-      <w:r>
-        <w:rPr>
-          <w:rStyle w:val="VerbatimChar"/>
-        </w:rPr>
-        <w:t xml:space="preserve">elsereno-offensive write cwmp verify-firmware --firmware url=…;sha256=…</w:t>
-      </w:r>
-      <w:r>
-        <w:t xml:space="preserve">. HEAD → GET, calcula SHA-256</w:t>
-      </w:r>
-      <w:r>
-        <w:t xml:space="preserve"> </w:t>
-      </w:r>
-      <w:r>
-        <w:t xml:space="preserve">sobre el body, compara con el pin. Output OK / MISMATCH /</w:t>
-      </w:r>
-      <w:r>
-        <w:t xml:space="preserve"> </w:t>
-      </w:r>
-      <w:r>
-        <w:t xml:space="preserve">UNREACHABLE. Pegada antes de comprometer el allowlist de</w:t>
-      </w:r>
-      <w:r>
-        <w:t xml:space="preserve"> </w:t>
-      </w:r>
-      <w:r>
-        <w:t xml:space="preserve">firmware en</w:t>
-      </w:r>
-      <w:r>
-        <w:t xml:space="preserve"> </w:t>
-      </w:r>
-      <w:r>
-        <w:rPr>
-          <w:rStyle w:val="VerbatimChar"/>
-        </w:rPr>
-        <w:t xml:space="preserve">proxy listen</w:t>
-      </w:r>
-      <w:r>
-        <w:t xml:space="preserve">.</w:t>
+        <w:t xml:space="preserve">CWMP RPC case-warning</w:t>
+      </w:r>
+      <w:r>
+        <w:t xml:space="preserve"> </w:t>
+      </w:r>
+      <w:r>
+        <w:t xml:space="preserve">en dry-run (TR-069 §A.4).</w:t>
       </w:r>
     </w:p>
     <w:p>
@@ -356,40 +920,19 @@
           <w:b/>
           <w:bCs/>
         </w:rPr>
-        <w:t xml:space="preserve">BACnet WritePropertyMultiple (svc 16) per-object gate</w:t>
-      </w:r>
-      <w:r>
-        <w:t xml:space="preserve">.</w:t>
-      </w:r>
-      <w:r>
-        <w:t xml:space="preserve"> </w:t>
-      </w:r>
-      <w:r>
-        <w:t xml:space="preserve">WPM tiene SEQUENCE-OF anidado con valores BER constructed</w:t>
-      </w:r>
-      <w:r>
-        <w:t xml:space="preserve"> </w:t>
-      </w:r>
-      <w:r>
-        <w:t xml:space="preserve">(BACnetWeeklySchedule, …). Walker depth-aware. Cualquier</w:t>
-      </w:r>
-      <w:r>
-        <w:t xml:space="preserve"> </w:t>
-      </w:r>
-      <w:r>
-        <w:t xml:space="preserve">tupla forbidden refusa el batch entero (fail-closed). Usa</w:t>
-      </w:r>
-      <w:r>
-        <w:t xml:space="preserve"> </w:t>
-      </w:r>
-      <w:r>
-        <w:t xml:space="preserve">context tag 0 para el inner PropertyId (vs tag 1 en</w:t>
-      </w:r>
-      <w:r>
-        <w:t xml:space="preserve"> </w:t>
-      </w:r>
-      <w:r>
-        <w:t xml:space="preserve">WriteProperty).</w:t>
+        <w:t xml:space="preserve">CWMP-over-TLS operator recipe</w:t>
+      </w:r>
+      <w:r>
+        <w:t xml:space="preserve"> </w:t>
+      </w:r>
+      <w:r>
+        <w:t xml:space="preserve">(nginx / HAProxy / Caddy</w:t>
+      </w:r>
+      <w:r>
+        <w:t xml:space="preserve"> </w:t>
+      </w:r>
+      <w:r>
+        <w:t xml:space="preserve">front-proxy).</w:t>
       </w:r>
     </w:p>
     <w:p>
@@ -405,16 +948,10 @@
           <w:b/>
           <w:bCs/>
         </w:rPr>
-        <w:t xml:space="preserve">BACnet DeleteObject (svc 11) per-target gate</w:t>
-      </w:r>
-      <w:r>
-        <w:t xml:space="preserve">. Lista</w:t>
-      </w:r>
-      <w:r>
-        <w:t xml:space="preserve"> </w:t>
-      </w:r>
-      <w:r>
-        <w:t xml:space="preserve">separada</w:t>
+        <w:t xml:space="preserve">InternetDB bulk lookup</w:t>
+      </w:r>
+      <w:r>
+        <w:t xml:space="preserve">:</w:t>
       </w:r>
       <w:r>
         <w:t xml:space="preserve"> </w:t>
@@ -423,34 +960,13 @@
         <w:rPr>
           <w:rStyle w:val="VerbatimChar"/>
         </w:rPr>
-        <w:t xml:space="preserve">--delete-object type=N;instance=M</w:t>
-      </w:r>
-      <w:r>
-        <w:t xml:space="preserve"> </w:t>
-      </w:r>
-      <w:r>
-        <w:t xml:space="preserve">(no se reusa</w:t>
-      </w:r>
-      <w:r>
-        <w:t xml:space="preserve"> </w:t>
-      </w:r>
-      <w:r>
-        <w:t xml:space="preserve">AllowedObjects con PropertyId=0). El patrón típico BAS es</w:t>
-      </w:r>
-      <w:r>
-        <w:t xml:space="preserve"> </w:t>
-      </w:r>
-      <w:r>
-        <w:t xml:space="preserve">“writes ok, delete forbidden”</w:t>
-      </w:r>
-      <w:r>
-        <w:t xml:space="preserve">, así que un operador que</w:t>
-      </w:r>
-      <w:r>
-        <w:t xml:space="preserve"> </w:t>
-      </w:r>
-      <w:r>
-        <w:t xml:space="preserve">permitió</w:t>
+        <w:t xml:space="preserve">--input internetdb:file:&lt;path&gt;</w:t>
+      </w:r>
+      <w:r>
+        <w:t xml:space="preserve"> </w:t>
+      </w:r>
+      <w:r>
+        <w:t xml:space="preserve">o</w:t>
       </w:r>
       <w:r>
         <w:t xml:space="preserve"> </w:t>
@@ -459,40 +975,13 @@
         <w:rPr>
           <w:rStyle w:val="VerbatimChar"/>
         </w:rPr>
-        <w:t xml:space="preserve">--object type=2;instance=99;property=85</w:t>
-      </w:r>
-      <w:r>
-        <w:t xml:space="preserve"> </w:t>
-      </w:r>
-      <w:r>
-        <w:t xml:space="preserve">(write</w:t>
-      </w:r>
-      <w:r>
-        <w:t xml:space="preserve"> </w:t>
-      </w:r>
-      <w:r>
-        <w:t xml:space="preserve">PresentValue en BinaryOutput#99) DEBE añadir</w:t>
-      </w:r>
-      <w:r>
-        <w:t xml:space="preserve"> </w:t>
-      </w:r>
-      <w:r>
-        <w:rPr>
-          <w:rStyle w:val="VerbatimChar"/>
-        </w:rPr>
-        <w:t xml:space="preserve">--delete-object type=2;instance=99</w:t>
-      </w:r>
-      <w:r>
-        <w:t xml:space="preserve"> </w:t>
-      </w:r>
-      <w:r>
-        <w:t xml:space="preserve">para permitir</w:t>
-      </w:r>
-      <w:r>
-        <w:t xml:space="preserve"> </w:t>
-      </w:r>
-      <w:r>
-        <w:t xml:space="preserve">borrarlo.</w:t>
+        <w:t xml:space="preserve">internetdb:-</w:t>
+      </w:r>
+      <w:r>
+        <w:t xml:space="preserve"> </w:t>
+      </w:r>
+      <w:r>
+        <w:t xml:space="preserve">(stdin).</w:t>
       </w:r>
     </w:p>
     <w:p>
@@ -508,185 +997,6 @@
           <w:b/>
           <w:bCs/>
         </w:rPr>
-        <w:t xml:space="preserve">CWMP RPC-name case-warning</w:t>
-      </w:r>
-      <w:r>
-        <w:t xml:space="preserve"> </w:t>
-      </w:r>
-      <w:r>
-        <w:t xml:space="preserve">en dry-run. TR-069 §A.4</w:t>
-      </w:r>
-      <w:r>
-        <w:t xml:space="preserve"> </w:t>
-      </w:r>
-      <w:r>
-        <w:t xml:space="preserve">declara los RPC names case-sensitive. El comando warna si</w:t>
-      </w:r>
-      <w:r>
-        <w:t xml:space="preserve"> </w:t>
-      </w:r>
-      <w:r>
-        <w:t xml:space="preserve">ve</w:t>
-      </w:r>
-      <w:r>
-        <w:t xml:space="preserve"> </w:t>
-      </w:r>
-      <w:r>
-        <w:rPr>
-          <w:rStyle w:val="VerbatimChar"/>
-        </w:rPr>
-        <w:t xml:space="preserve">--rpc "FactoryReset"</w:t>
-      </w:r>
-      <w:r>
-        <w:t xml:space="preserve"> </w:t>
-      </w:r>
-      <w:r>
-        <w:t xml:space="preserve">cuando lo canónico es</w:t>
-      </w:r>
-      <w:r>
-        <w:t xml:space="preserve"> </w:t>
-      </w:r>
-      <w:r>
-        <w:rPr>
-          <w:rStyle w:val="VerbatimChar"/>
-        </w:rPr>
-        <w:t xml:space="preserve">factoryReset</w:t>
-      </w:r>
-      <w:r>
-        <w:t xml:space="preserve">. El gate sigue siendo strict; el warning es</w:t>
-      </w:r>
-      <w:r>
-        <w:t xml:space="preserve"> </w:t>
-      </w:r>
-      <w:r>
-        <w:t xml:space="preserve">UX-only.</w:t>
-      </w:r>
-    </w:p>
-    <w:p>
-      <w:pPr>
-        <w:pStyle w:val="Compact"/>
-        <w:numPr>
-          <w:ilvl w:val="0"/>
-          <w:numId w:val="1001"/>
-        </w:numPr>
-      </w:pPr>
-      <w:r>
-        <w:rPr>
-          <w:b/>
-          <w:bCs/>
-        </w:rPr>
-        <w:t xml:space="preserve">CWMP-over-TLS operator recipe</w:t>
-      </w:r>
-      <w:r>
-        <w:t xml:space="preserve"> </w:t>
-      </w:r>
-      <w:r>
-        <w:t xml:space="preserve">(docs only). Tres</w:t>
-      </w:r>
-      <w:r>
-        <w:t xml:space="preserve"> </w:t>
-      </w:r>
-      <w:r>
-        <w:t xml:space="preserve">patrones de front-proxy en</w:t>
-      </w:r>
-      <w:r>
-        <w:t xml:space="preserve"> </w:t>
-      </w:r>
-      <w:r>
-        <w:rPr>
-          <w:rStyle w:val="VerbatimChar"/>
-        </w:rPr>
-        <w:t xml:space="preserve">docs/protocols/cwmp.md</w:t>
-      </w:r>
-      <w:r>
-        <w:t xml:space="preserve">:</w:t>
-      </w:r>
-      <w:r>
-        <w:t xml:space="preserve"> </w:t>
-      </w:r>
-      <w:r>
-        <w:t xml:space="preserve">nginx (</w:t>
-      </w:r>
-      <w:r>
-        <w:rPr>
-          <w:rStyle w:val="VerbatimChar"/>
-        </w:rPr>
-        <w:t xml:space="preserve">stream</w:t>
-      </w:r>
-      <w:r>
-        <w:t xml:space="preserve">), HAProxy (</w:t>
-      </w:r>
-      <w:r>
-        <w:rPr>
-          <w:rStyle w:val="VerbatimChar"/>
-        </w:rPr>
-        <w:t xml:space="preserve">mode tcp</w:t>
-      </w:r>
-      <w:r>
-        <w:t xml:space="preserve">), Caddy (</w:t>
-      </w:r>
-      <w:r>
-        <w:rPr>
-          <w:rStyle w:val="VerbatimChar"/>
-        </w:rPr>
-        <w:t xml:space="preserve">layer4</w:t>
-      </w:r>
-      <w:r>
-        <w:t xml:space="preserve">).</w:t>
-      </w:r>
-      <w:r>
-        <w:t xml:space="preserve"> </w:t>
-      </w:r>
-      <w:r>
-        <w:t xml:space="preserve">Cada uno termina TLS en</w:t>
-      </w:r>
-      <w:r>
-        <w:t xml:space="preserve"> </w:t>
-      </w:r>
-      <w:r>
-        <w:rPr>
-          <w:rStyle w:val="VerbatimChar"/>
-        </w:rPr>
-        <w:t xml:space="preserve">:7548</w:t>
-      </w:r>
-      <w:r>
-        <w:t xml:space="preserve"> </w:t>
-      </w:r>
-      <w:r>
-        <w:t xml:space="preserve">y forwards plaintext al</w:t>
-      </w:r>
-      <w:r>
-        <w:t xml:space="preserve"> </w:t>
-      </w:r>
-      <w:r>
-        <w:t xml:space="preserve">gate en</w:t>
-      </w:r>
-      <w:r>
-        <w:t xml:space="preserve"> </w:t>
-      </w:r>
-      <w:r>
-        <w:rPr>
-          <w:rStyle w:val="VerbatimChar"/>
-        </w:rPr>
-        <w:t xml:space="preserve">:7547</w:t>
-      </w:r>
-      <w:r>
-        <w:t xml:space="preserve">. El gate stays TLS-agnostic.</w:t>
-      </w:r>
-    </w:p>
-    <w:p>
-      <w:pPr>
-        <w:pStyle w:val="Compact"/>
-        <w:numPr>
-          <w:ilvl w:val="0"/>
-          <w:numId w:val="1001"/>
-        </w:numPr>
-      </w:pPr>
-      <w:r>
-        <w:rPr>
-          <w:b/>
-          <w:bCs/>
-        </w:rPr>
         <w:t xml:space="preserve">Triage</w:t>
       </w:r>
       <w:r>
@@ -746,37 +1056,7 @@
         <w:t xml:space="preserve">routine</w:t>
       </w:r>
       <w:r>
-        <w:t xml:space="preserve">. Heurística: severity ∈ {info, low} AND</w:t>
-      </w:r>
-      <w:r>
-        <w:t xml:space="preserve"> </w:t>
-      </w:r>
-      <w:r>
-        <w:t xml:space="preserve">(Protocol ∈ {banner, atmodem} OR</w:t>
-      </w:r>
-      <w:r>
-        <w:t xml:space="preserve"> </w:t>
-      </w:r>
-      <w:r>
-        <w:rPr>
-          <w:rStyle w:val="VerbatimChar"/>
-        </w:rPr>
-        <w:t xml:space="preserve">impact_class &lt; 20</w:t>
-      </w:r>
-      <w:r>
-        <w:t xml:space="preserve">).</w:t>
-      </w:r>
-      <w:r>
-        <w:t xml:space="preserve"> </w:t>
-      </w:r>
-      <w:r>
-        <w:t xml:space="preserve">Captura banner-leaks y AT-modem chatter — info útil pero</w:t>
-      </w:r>
-      <w:r>
-        <w:t xml:space="preserve"> </w:t>
-      </w:r>
-      <w:r>
-        <w:t xml:space="preserve">no aguja directa.</w:t>
+        <w:t xml:space="preserve">.</w:t>
       </w:r>
     </w:p>
     <w:p>
@@ -784,70 +1064,21 @@
         <w:pStyle w:val="FirstParagraph"/>
       </w:pPr>
       <w:r>
-        <w:t xml:space="preserve">Soporte: el fix de</w:t>
-      </w:r>
-      <w:r>
-        <w:t xml:space="preserve"> </w:t>
-      </w:r>
-      <w:r>
-        <w:rPr>
-          <w:rStyle w:val="VerbatimChar"/>
-        </w:rPr>
-        <w:t xml:space="preserve">make sec</w:t>
-      </w:r>
-      <w:r>
-        <w:t xml:space="preserve"> </w:t>
-      </w:r>
-      <w:r>
-        <w:t xml:space="preserve">(commit</w:t>
-      </w:r>
-      <w:r>
-        <w:t xml:space="preserve"> </w:t>
-      </w:r>
-      <w:r>
-        <w:rPr>
-          <w:rStyle w:val="VerbatimChar"/>
-        </w:rPr>
-        <w:t xml:space="preserve">b611f5c</w:t>
-      </w:r>
-      <w:r>
-        <w:t xml:space="preserve">) cambió 18</w:t>
-      </w:r>
-      <w:r>
-        <w:t xml:space="preserve"> </w:t>
-      </w:r>
-      <w:r>
-        <w:rPr>
-          <w:rStyle w:val="VerbatimChar"/>
-        </w:rPr>
-        <w:t xml:space="preserve">//nolint:gosec</w:t>
-      </w:r>
-      <w:r>
-        <w:t xml:space="preserve"> </w:t>
-      </w:r>
-      <w:r>
-        <w:t xml:space="preserve">por</w:t>
-      </w:r>
-      <w:r>
-        <w:t xml:space="preserve"> </w:t>
-      </w:r>
-      <w:r>
-        <w:rPr>
-          <w:rStyle w:val="VerbatimChar"/>
-        </w:rPr>
-        <w:t xml:space="preserve">// #nosec G&lt;NNN&gt;</w:t>
-      </w:r>
-      <w:r>
-        <w:t xml:space="preserve"> </w:t>
-      </w:r>
-      <w:r>
-        <w:t xml:space="preserve">nativo (gosec</w:t>
-      </w:r>
-      <w:r>
-        <w:t xml:space="preserve"> </w:t>
-      </w:r>
-      <w:r>
-        <w:t xml:space="preserve">standalone no honra la anotación de golangci-lint).</w:t>
+        <w:t xml:space="preserve">Snapshot completo:</w:t>
+      </w:r>
+      <w:r>
+        <w:t xml:space="preserve"> </w:t>
+      </w:r>
+      <w:hyperlink r:id="rId10">
+        <w:r>
+          <w:rPr>
+            <w:rStyle w:val="VerbatimChar"/>
+          </w:rPr>
+          <w:t xml:space="preserve">.context/snapshots/v1.13.0-bacnet-completion-and-cwmp-polish.md</w:t>
+        </w:r>
+      </w:hyperlink>
+      <w:r>
+        <w:t xml:space="preserve">.</w:t>
       </w:r>
     </w:p>
     <w:p>
@@ -857,8 +1088,9 @@
         </w:pict>
       </w:r>
     </w:p>
-    <w:bookmarkEnd w:id="9"/>
-    <w:bookmarkStart w:id="11" w:name="novedades-v1.11-v1.12"/>
+    <w:bookmarkEnd w:id="11"/>
+    <w:bookmarkEnd w:id="12"/>
+    <w:bookmarkStart w:id="14" w:name="novedades-v1.11-v1.12"/>
     <w:p>
       <w:pPr>
         <w:pStyle w:val="Heading2"/>
@@ -1290,7 +1522,7 @@
       <w:r>
         <w:t xml:space="preserve"> </w:t>
       </w:r>
-      <w:hyperlink r:id="rId10">
+      <w:hyperlink r:id="rId13">
         <w:r>
           <w:rPr>
             <w:rStyle w:val="VerbatimChar"/>
@@ -1309,8 +1541,8 @@
         </w:pict>
       </w:r>
     </w:p>
-    <w:bookmarkEnd w:id="11"/>
-    <w:bookmarkStart w:id="12" w:name="aviso-legal-uso-autorizado"/>
+    <w:bookmarkEnd w:id="14"/>
+    <w:bookmarkStart w:id="15" w:name="aviso-legal-uso-autorizado"/>
     <w:p>
       <w:pPr>
         <w:pStyle w:val="Heading2"/>
@@ -1624,8 +1856,8 @@
         </w:pict>
       </w:r>
     </w:p>
-    <w:bookmarkEnd w:id="12"/>
-    <w:bookmarkStart w:id="22" w:name="instalación-primer-arranque"/>
+    <w:bookmarkEnd w:id="15"/>
+    <w:bookmarkStart w:id="25" w:name="instalación-primer-arranque"/>
     <w:p>
       <w:pPr>
         <w:pStyle w:val="Heading2"/>
@@ -1634,7 +1866,7 @@
         <w:t xml:space="preserve">1. Instalación + primer arranque</w:t>
       </w:r>
     </w:p>
-    <w:bookmarkStart w:id="13" w:name="instalación-desde-release-firmada-v1.8.0"/>
+    <w:bookmarkStart w:id="16" w:name="instalación-desde-release-firmada-v1.8.0"/>
     <w:p>
       <w:pPr>
         <w:pStyle w:val="Heading3"/>
@@ -2326,8 +2558,8 @@
         <w:t xml:space="preserve"># 17</w:t>
       </w:r>
     </w:p>
-    <w:bookmarkEnd w:id="13"/>
-    <w:bookmarkStart w:id="14" w:name="verificar-el-tag-gpg-firmado"/>
+    <w:bookmarkEnd w:id="16"/>
+    <w:bookmarkStart w:id="17" w:name="verificar-el-tag-gpg-firmado"/>
     <w:p>
       <w:pPr>
         <w:pStyle w:val="Heading3"/>
@@ -2568,8 +2800,8 @@
         <w:t xml:space="preserve"># → "Good signature from Daniel Solís Agea &lt;daniel.solis@zynap.com&gt;"</w:t>
       </w:r>
     </w:p>
-    <w:bookmarkEnd w:id="14"/>
-    <w:bookmarkStart w:id="15" w:name="build-desde-fuentes-reproducible"/>
+    <w:bookmarkEnd w:id="17"/>
+    <w:bookmarkStart w:id="18" w:name="build-desde-fuentes-reproducible"/>
     <w:p>
       <w:pPr>
         <w:pStyle w:val="Heading3"/>
@@ -2796,8 +3028,8 @@
         <w:t xml:space="preserve"># → debe coincidir con checksums.txt de la release publicada</w:t>
       </w:r>
     </w:p>
-    <w:bookmarkEnd w:id="15"/>
-    <w:bookmarkStart w:id="16" w:name="X9f36325be88893e1b808e4fb09fc1f2ceaec5df"/>
+    <w:bookmarkEnd w:id="18"/>
+    <w:bookmarkStart w:id="19" w:name="X9f36325be88893e1b808e4fb09fc1f2ceaec5df"/>
     <w:p>
       <w:pPr>
         <w:pStyle w:val="Heading3"/>
@@ -2924,8 +3156,8 @@
         <w:t xml:space="preserve"> local/elsereno:v1.8.0 version</w:t>
       </w:r>
     </w:p>
-    <w:bookmarkEnd w:id="16"/>
-    <w:bookmarkStart w:id="17" w:name="primer-arranque-vault-dashboard"/>
+    <w:bookmarkEnd w:id="19"/>
+    <w:bookmarkStart w:id="20" w:name="primer-arranque-vault-dashboard"/>
     <w:p>
       <w:pPr>
         <w:pStyle w:val="Heading3"/>
@@ -3219,8 +3451,8 @@
         <w:t xml:space="preserve"> ~/.elsereno/dev.pp</w:t>
       </w:r>
     </w:p>
-    <w:bookmarkEnd w:id="17"/>
-    <w:bookmarkStart w:id="21" w:name="dashboard-con-postgres-opcional-v1.2"/>
+    <w:bookmarkEnd w:id="20"/>
+    <w:bookmarkStart w:id="24" w:name="dashboard-con-postgres-opcional-v1.2"/>
     <w:p>
       <w:pPr>
         <w:pStyle w:val="Heading3"/>
@@ -3276,7 +3508,7 @@
         <w:t xml:space="preserve">100% sin BD — la BD es sólo para historia persistida.</w:t>
       </w:r>
     </w:p>
-    <w:bookmarkStart w:id="18" w:name="con-el-script-helper-scriptsdev-db.sh"/>
+    <w:bookmarkStart w:id="21" w:name="con-el-script-helper-scriptsdev-db.sh"/>
     <w:p>
       <w:pPr>
         <w:pStyle w:val="Heading4"/>
@@ -3597,8 +3829,8 @@
         <w:t xml:space="preserve"> ~/.elsereno/dev.pp</w:t>
       </w:r>
     </w:p>
-    <w:bookmarkEnd w:id="18"/>
-    <w:bookmarkStart w:id="19" w:name="manual-sin-script"/>
+    <w:bookmarkEnd w:id="21"/>
+    <w:bookmarkStart w:id="22" w:name="manual-sin-script"/>
     <w:p>
       <w:pPr>
         <w:pStyle w:val="Heading4"/>
@@ -3719,8 +3951,8 @@
         <w:t xml:space="preserve"> serve</w:t>
       </w:r>
     </w:p>
-    <w:bookmarkEnd w:id="19"/>
-    <w:bookmarkStart w:id="20" w:name="matriz-necesito-bd"/>
+    <w:bookmarkEnd w:id="22"/>
+    <w:bookmarkStart w:id="23" w:name="matriz-necesito-bd"/>
     <w:p>
       <w:pPr>
         <w:pStyle w:val="Heading4"/>
@@ -4246,10 +4478,10 @@
         </w:pict>
       </w:r>
     </w:p>
-    <w:bookmarkEnd w:id="20"/>
-    <w:bookmarkEnd w:id="21"/>
-    <w:bookmarkEnd w:id="22"/>
-    <w:bookmarkStart w:id="32" w:name="descubrimiento-defensive-build-default"/>
+    <w:bookmarkEnd w:id="23"/>
+    <w:bookmarkEnd w:id="24"/>
+    <w:bookmarkEnd w:id="25"/>
+    <w:bookmarkStart w:id="35" w:name="descubrimiento-defensive-build-default"/>
     <w:p>
       <w:pPr>
         <w:pStyle w:val="Heading2"/>
@@ -4258,7 +4490,7 @@
         <w:t xml:space="preserve">2. Descubrimiento (defensive, build default)</w:t>
       </w:r>
     </w:p>
-    <w:bookmarkStart w:id="30" w:name="X1ee034aca0c177c861d9744cbf39ceb35860c0d"/>
+    <w:bookmarkStart w:id="33" w:name="X1ee034aca0c177c861d9744cbf39ceb35860c0d"/>
     <w:p>
       <w:pPr>
         <w:pStyle w:val="Heading3"/>
@@ -4300,7 +4532,7 @@
         <w:t xml:space="preserve">quieres saber qué servicios ICS tienen expuestos y priorizarlos.</w:t>
       </w:r>
     </w:p>
-    <w:bookmarkStart w:id="23" w:name="inputs-desde-shodan"/>
+    <w:bookmarkStart w:id="26" w:name="inputs-desde-shodan"/>
     <w:p>
       <w:pPr>
         <w:pStyle w:val="Heading4"/>
@@ -4550,8 +4782,8 @@
         <w:t xml:space="preserve">"shodan-initial"</w:t>
       </w:r>
     </w:p>
-    <w:bookmarkEnd w:id="23"/>
-    <w:bookmarkStart w:id="24" w:name="inputs-desde-censys"/>
+    <w:bookmarkEnd w:id="26"/>
+    <w:bookmarkStart w:id="27" w:name="inputs-desde-censys"/>
     <w:p>
       <w:pPr>
         <w:pStyle w:val="Heading4"/>
@@ -4691,8 +4923,8 @@
         <w:t xml:space="preserve"> censys</w:t>
       </w:r>
     </w:p>
-    <w:bookmarkEnd w:id="24"/>
-    <w:bookmarkStart w:id="25" w:name="Xe29c940adda284f9a09ccf9b2a70df500e95e19"/>
+    <w:bookmarkEnd w:id="27"/>
+    <w:bookmarkStart w:id="28" w:name="Xe29c940adda284f9a09ccf9b2a70df500e95e19"/>
     <w:p>
       <w:pPr>
         <w:pStyle w:val="Heading4"/>
@@ -5651,8 +5883,8 @@
         <w:t xml:space="preserve">// targets[] es []core.Target → pipeable al scanner via stdin</w:t>
       </w:r>
     </w:p>
-    <w:bookmarkEnd w:id="25"/>
-    <w:bookmarkStart w:id="26" w:name="inputs-desde-nmap-xml"/>
+    <w:bookmarkEnd w:id="28"/>
+    <w:bookmarkStart w:id="29" w:name="inputs-desde-nmap-xml"/>
     <w:p>
       <w:pPr>
         <w:pStyle w:val="Heading4"/>
@@ -5822,8 +6054,8 @@
         <w:t xml:space="preserve"> findings.ndjson</w:t>
       </w:r>
     </w:p>
-    <w:bookmarkEnd w:id="26"/>
-    <w:bookmarkStart w:id="27" w:name="inputs-desde-stdin-lista-plana"/>
+    <w:bookmarkEnd w:id="29"/>
+    <w:bookmarkStart w:id="30" w:name="inputs-desde-stdin-lista-plana"/>
     <w:p>
       <w:pPr>
         <w:pStyle w:val="Heading4"/>
@@ -5960,8 +6192,8 @@
         <w:t xml:space="preserve"> targets.txt</w:t>
       </w:r>
     </w:p>
-    <w:bookmarkEnd w:id="27"/>
-    <w:bookmarkStart w:id="28" w:name="X8210b2a47c3e645dbee7a222357d35801339da5"/>
+    <w:bookmarkEnd w:id="30"/>
+    <w:bookmarkStart w:id="31" w:name="X8210b2a47c3e645dbee7a222357d35801339da5"/>
     <w:p>
       <w:pPr>
         <w:pStyle w:val="Heading4"/>
@@ -6987,8 +7219,8 @@
         <w:t xml:space="preserve">.</w:t>
       </w:r>
     </w:p>
-    <w:bookmarkEnd w:id="28"/>
-    <w:bookmarkStart w:id="29" w:name="outputs-reporting"/>
+    <w:bookmarkEnd w:id="31"/>
+    <w:bookmarkStart w:id="32" w:name="outputs-reporting"/>
     <w:p>
       <w:pPr>
         <w:pStyle w:val="Heading4"/>
@@ -7340,9 +7572,9 @@
         <w:t xml:space="preserve"> ~/.elsereno/wh.pp</w:t>
       </w:r>
     </w:p>
-    <w:bookmarkEnd w:id="29"/>
-    <w:bookmarkEnd w:id="30"/>
-    <w:bookmarkStart w:id="31" w:name="dashboard-sse-en-vivo-v1.1"/>
+    <w:bookmarkEnd w:id="32"/>
+    <w:bookmarkEnd w:id="33"/>
+    <w:bookmarkStart w:id="34" w:name="dashboard-sse-en-vivo-v1.1"/>
     <w:p>
       <w:pPr>
         <w:pStyle w:val="Heading3"/>
@@ -7494,9 +7726,9 @@
         </w:pict>
       </w:r>
     </w:p>
-    <w:bookmarkEnd w:id="31"/>
-    <w:bookmarkEnd w:id="32"/>
-    <w:bookmarkStart w:id="50" w:name="fingerprint-por-protocolo"/>
+    <w:bookmarkEnd w:id="34"/>
+    <w:bookmarkEnd w:id="35"/>
+    <w:bookmarkStart w:id="53" w:name="fingerprint-por-protocolo"/>
     <w:p>
       <w:pPr>
         <w:pStyle w:val="Heading2"/>
@@ -8240,7 +8472,7 @@
         <w:t xml:space="preserve">discovery) y v1.4 (CWMP / TR-069).</w:t>
       </w:r>
     </w:p>
-    <w:bookmarkStart w:id="33" w:name="modbus"/>
+    <w:bookmarkStart w:id="36" w:name="modbus"/>
     <w:p>
       <w:pPr>
         <w:pStyle w:val="Heading3"/>
@@ -8389,8 +8621,8 @@
         <w:t xml:space="preserve"> explain</w:t>
       </w:r>
     </w:p>
-    <w:bookmarkEnd w:id="33"/>
-    <w:bookmarkStart w:id="34" w:name="siemens-s7-102"/>
+    <w:bookmarkEnd w:id="36"/>
+    <w:bookmarkStart w:id="37" w:name="siemens-s7-102"/>
     <w:p>
       <w:pPr>
         <w:pStyle w:val="Heading3"/>
@@ -8488,8 +8720,8 @@
         <w:t xml:space="preserve"># sube si el firmware está en nuestra tabla de CVEs.</w:t>
       </w:r>
     </w:p>
-    <w:bookmarkEnd w:id="34"/>
-    <w:bookmarkStart w:id="35" w:name="ethernetip"/>
+    <w:bookmarkEnd w:id="37"/>
+    <w:bookmarkStart w:id="38" w:name="ethernetip"/>
     <w:p>
       <w:pPr>
         <w:pStyle w:val="Heading3"/>
@@ -8578,8 +8810,8 @@
         <w:t xml:space="preserve"># Si el target es Rockwell / Omron / Allen-Bradley → `protocol_risk` alto.</w:t>
       </w:r>
     </w:p>
-    <w:bookmarkEnd w:id="35"/>
-    <w:bookmarkStart w:id="36" w:name="bacnetip-udp"/>
+    <w:bookmarkEnd w:id="38"/>
+    <w:bookmarkStart w:id="39" w:name="bacnetip-udp"/>
     <w:p>
       <w:pPr>
         <w:pStyle w:val="Heading3"/>
@@ -8668,8 +8900,8 @@
         <w:t xml:space="preserve"># I-Am del device y extrae DeviceObject instance.</w:t>
       </w:r>
     </w:p>
-    <w:bookmarkEnd w:id="36"/>
-    <w:bookmarkStart w:id="37" w:name="dnp3"/>
+    <w:bookmarkEnd w:id="39"/>
+    <w:bookmarkStart w:id="40" w:name="dnp3"/>
     <w:p>
       <w:pPr>
         <w:pStyle w:val="Heading3"/>
@@ -8758,8 +8990,8 @@
         <w:t xml:space="preserve"># identifica el device state (restart, need-time, class-data).</w:t>
       </w:r>
     </w:p>
-    <w:bookmarkEnd w:id="37"/>
-    <w:bookmarkStart w:id="38" w:name="iec-60870-5-104"/>
+    <w:bookmarkEnd w:id="40"/>
+    <w:bookmarkStart w:id="41" w:name="iec-60870-5-104"/>
     <w:p>
       <w:pPr>
         <w:pStyle w:val="Heading3"/>
@@ -8848,8 +9080,8 @@
         <w:t xml:space="preserve"># confirm si acepta comandos (power-grid RTUs típicamente).</w:t>
       </w:r>
     </w:p>
-    <w:bookmarkEnd w:id="38"/>
-    <w:bookmarkStart w:id="39" w:name="hart-ip"/>
+    <w:bookmarkEnd w:id="41"/>
+    <w:bookmarkStart w:id="42" w:name="hart-ip"/>
     <w:p>
       <w:pPr>
         <w:pStyle w:val="Heading3"/>
@@ -8947,8 +9179,8 @@
         <w:t xml:space="preserve"># viven dentro de TokenPassPDU y necesitan sesión autenticada.</w:t>
       </w:r>
     </w:p>
-    <w:bookmarkEnd w:id="39"/>
-    <w:bookmarkStart w:id="40" w:name="niagara-fox-bms"/>
+    <w:bookmarkEnd w:id="42"/>
+    <w:bookmarkStart w:id="43" w:name="niagara-fox-bms"/>
     <w:p>
       <w:pPr>
         <w:pStyle w:val="Heading3"/>
@@ -9037,8 +9269,8 @@
         <w:t xml:space="preserve"># en el connect. ElSereno captura eso como finding evidence.</w:t>
       </w:r>
     </w:p>
-    <w:bookmarkEnd w:id="40"/>
-    <w:bookmarkStart w:id="41" w:name="atg-veeder-root-surtidores"/>
+    <w:bookmarkEnd w:id="43"/>
+    <w:bookmarkStart w:id="44" w:name="atg-veeder-root-surtidores"/>
     <w:p>
       <w:pPr>
         <w:pStyle w:val="Heading3"/>
@@ -9136,8 +9368,8 @@
         <w:t xml:space="preserve"># cerró el puerto a Internet, esto es un hallazgo CRITICAL.</w:t>
       </w:r>
     </w:p>
-    <w:bookmarkEnd w:id="41"/>
-    <w:bookmarkStart w:id="42" w:name="opc-ua-v1.1"/>
+    <w:bookmarkEnd w:id="44"/>
+    <w:bookmarkStart w:id="45" w:name="opc-ua-v1.1"/>
     <w:p>
       <w:pPr>
         <w:pStyle w:val="Heading3"/>
@@ -9244,8 +9476,8 @@
         <w:t xml:space="preserve">#  - bytes non-UA → posible HTTPS u otro servicio en 4840</w:t>
       </w:r>
     </w:p>
-    <w:bookmarkEnd w:id="42"/>
-    <w:bookmarkStart w:id="43" w:name="xot-x.25-sobre-tcp-rfc-1613"/>
+    <w:bookmarkEnd w:id="45"/>
+    <w:bookmarkStart w:id="46" w:name="xot-x.25-sobre-tcp-rfc-1613"/>
     <w:p>
       <w:pPr>
         <w:pStyle w:val="Heading3"/>
@@ -9334,8 +9566,8 @@
         <w:t xml:space="preserve"># ElSereno tiene un REPL (v1.2+) para send/clear/data manual.</w:t>
       </w:r>
     </w:p>
-    <w:bookmarkEnd w:id="43"/>
-    <w:bookmarkStart w:id="44" w:name="at-modems-serial-tcp-reverse-proxy"/>
+    <w:bookmarkEnd w:id="46"/>
+    <w:bookmarkStart w:id="47" w:name="at-modems-serial-tcp-reverse-proxy"/>
     <w:p>
       <w:pPr>
         <w:pStyle w:val="Heading3"/>
@@ -9481,8 +9713,8 @@
         <w:t xml:space="preserve">"/dev/ttyUSB0"</w:t>
       </w:r>
     </w:p>
-    <w:bookmarkEnd w:id="44"/>
-    <w:bookmarkStart w:id="45" w:name="banner-genérico"/>
+    <w:bookmarkEnd w:id="47"/>
+    <w:bookmarkStart w:id="48" w:name="banner-genérico"/>
     <w:p>
       <w:pPr>
         <w:pStyle w:val="Heading3"/>
@@ -9559,8 +9791,8 @@
         <w:t xml:space="preserve">"10.0.0.20:2323"</w:t>
       </w:r>
     </w:p>
-    <w:bookmarkEnd w:id="45"/>
-    <w:bookmarkStart w:id="46" w:name="sip-pbx-discovery-v1.3"/>
+    <w:bookmarkEnd w:id="48"/>
+    <w:bookmarkStart w:id="49" w:name="sip-pbx-discovery-v1.3"/>
     <w:p>
       <w:pPr>
         <w:pStyle w:val="Heading3"/>
@@ -9748,8 +9980,8 @@
         <w:t xml:space="preserve"># con Digest challenge.</w:t>
       </w:r>
     </w:p>
-    <w:bookmarkEnd w:id="46"/>
-    <w:bookmarkStart w:id="47" w:name="iax2-asterisk-binary-protocol-v1.3"/>
+    <w:bookmarkEnd w:id="49"/>
+    <w:bookmarkStart w:id="50" w:name="iax2-asterisk-binary-protocol-v1.3"/>
     <w:p>
       <w:pPr>
         <w:pStyle w:val="Heading3"/>
@@ -9937,8 +10169,8 @@
         <w:t xml:space="preserve"># sanity guard (real mini-frames son exactamente 4 bytes).</w:t>
       </w:r>
     </w:p>
-    <w:bookmarkEnd w:id="47"/>
-    <w:bookmarkStart w:id="48" w:name="pbx-http-admin-ui-v1.3"/>
+    <w:bookmarkEnd w:id="50"/>
+    <w:bookmarkStart w:id="51" w:name="pbx-http-admin-ui-v1.3"/>
     <w:p>
       <w:pPr>
         <w:pStyle w:val="Heading3"/>
@@ -10234,8 +10466,8 @@
         <w:t xml:space="preserve"># página de login.</w:t>
       </w:r>
     </w:p>
-    <w:bookmarkEnd w:id="48"/>
-    <w:bookmarkStart w:id="49" w:name="cwmp-tr-069-v1.4"/>
+    <w:bookmarkEnd w:id="51"/>
+    <w:bookmarkStart w:id="52" w:name="cwmp-tr-069-v1.4"/>
     <w:p>
       <w:pPr>
         <w:pStyle w:val="Heading3"/>
@@ -10421,9 +10653,9 @@
         </w:pict>
       </w:r>
     </w:p>
-    <w:bookmarkEnd w:id="49"/>
-    <w:bookmarkEnd w:id="50"/>
-    <w:bookmarkStart w:id="51" w:name="scoring-triage"/>
+    <w:bookmarkEnd w:id="52"/>
+    <w:bookmarkEnd w:id="53"/>
+    <w:bookmarkStart w:id="54" w:name="scoring-triage"/>
     <w:p>
       <w:pPr>
         <w:pStyle w:val="Heading2"/>
@@ -10691,8 +10923,8 @@
         </w:pict>
       </w:r>
     </w:p>
-    <w:bookmarkEnd w:id="51"/>
-    <w:bookmarkStart w:id="52" w:name="api-http"/>
+    <w:bookmarkEnd w:id="54"/>
+    <w:bookmarkStart w:id="55" w:name="api-http"/>
     <w:p>
       <w:pPr>
         <w:pStyle w:val="Heading2"/>
@@ -11111,8 +11343,8 @@
         </w:pict>
       </w:r>
     </w:p>
-    <w:bookmarkEnd w:id="52"/>
-    <w:bookmarkStart w:id="69" w:name="casos-ofensivos-build--tags-offensive"/>
+    <w:bookmarkEnd w:id="55"/>
+    <w:bookmarkStart w:id="72" w:name="casos-ofensivos-build--tags-offensive"/>
     <w:p>
       <w:pPr>
         <w:pStyle w:val="Heading2"/>
@@ -11250,7 +11482,7 @@
         <w:t xml:space="preserve">y números &gt; 3 dígitos.</w:t>
       </w:r>
     </w:p>
-    <w:bookmarkStart w:id="55" w:name="modbus-write-dos-modos"/>
+    <w:bookmarkStart w:id="58" w:name="modbus-write-dos-modos"/>
     <w:p>
       <w:pPr>
         <w:pStyle w:val="Heading3"/>
@@ -11273,7 +11505,7 @@
         <w:t xml:space="preserve">porque su CLI original (v1.2) era per-request, no per-session:</w:t>
       </w:r>
     </w:p>
-    <w:bookmarkStart w:id="53" w:name="per-request-v1.2-todavía-suportado"/>
+    <w:bookmarkStart w:id="56" w:name="per-request-v1.2-todavía-suportado"/>
     <w:p>
       <w:pPr>
         <w:pStyle w:val="Heading4"/>
@@ -11653,8 +11885,8 @@
         <w:t xml:space="preserve"> audit verify-file</w:t>
       </w:r>
     </w:p>
-    <w:bookmarkEnd w:id="53"/>
-    <w:bookmarkStart w:id="54" w:name="X9600bd5a89cdad16ab64f20a9d5dbcf61d2f61b"/>
+    <w:bookmarkEnd w:id="56"/>
+    <w:bookmarkStart w:id="57" w:name="X9600bd5a89cdad16ab64f20a9d5dbcf61d2f61b"/>
     <w:p>
       <w:pPr>
         <w:pStyle w:val="Heading4"/>
@@ -12099,9 +12331,9 @@
         <w:t xml:space="preserve">.</w:t>
       </w:r>
     </w:p>
-    <w:bookmarkEnd w:id="54"/>
-    <w:bookmarkEnd w:id="55"/>
-    <w:bookmarkStart w:id="56" w:name="exploit-cve-catálogo-reducido"/>
+    <w:bookmarkEnd w:id="57"/>
+    <w:bookmarkEnd w:id="58"/>
+    <w:bookmarkStart w:id="59" w:name="exploit-cve-catálogo-reducido"/>
     <w:p>
       <w:pPr>
         <w:pStyle w:val="Heading3"/>
@@ -12361,8 +12593,8 @@
         <w:t xml:space="preserve"> ~/.elsereno/dev.pp</w:t>
       </w:r>
     </w:p>
-    <w:bookmarkEnd w:id="56"/>
-    <w:bookmarkStart w:id="57" w:name="harvest-descubrir-credenciales-débiles"/>
+    <w:bookmarkEnd w:id="59"/>
+    <w:bookmarkStart w:id="60" w:name="harvest-descubrir-credenciales-débiles"/>
     <w:p>
       <w:pPr>
         <w:pStyle w:val="Heading3"/>
@@ -12609,8 +12841,8 @@
         <w:t xml:space="preserve"># registra token_reveal en audit</w:t>
       </w:r>
     </w:p>
-    <w:bookmarkEnd w:id="57"/>
-    <w:bookmarkStart w:id="58" w:name="dial-individual-un-número"/>
+    <w:bookmarkEnd w:id="60"/>
+    <w:bookmarkStart w:id="61" w:name="dial-individual-un-número"/>
     <w:p>
       <w:pPr>
         <w:pStyle w:val="Heading3"/>
@@ -12897,8 +13129,8 @@
         <w:t xml:space="preserve">#   audit chain appended to: ~/.elsereno/audit.jsonl</w:t>
       </w:r>
     </w:p>
-    <w:bookmarkEnd w:id="58"/>
-    <w:bookmarkStart w:id="67" w:name="proxy-write-gated-v1.5-cli-proxy-listen"/>
+    <w:bookmarkEnd w:id="61"/>
+    <w:bookmarkStart w:id="70" w:name="proxy-write-gated-v1.5-cli-proxy-listen"/>
     <w:p>
       <w:pPr>
         <w:pStyle w:val="Heading3"/>
@@ -12952,7 +13184,7 @@
         <w:t xml:space="preserve">iax2, pbxhttp, bacnet.</w:t>
       </w:r>
     </w:p>
-    <w:bookmarkStart w:id="59" w:name="X1f77599160d8f12b637984171c3fb00f7ba13c7"/>
+    <w:bookmarkStart w:id="62" w:name="X1f77599160d8f12b637984171c3fb00f7ba13c7"/>
     <w:p>
       <w:pPr>
         <w:pStyle w:val="Heading4"/>
@@ -13363,8 +13595,8 @@
         <w:t xml:space="preserve">per-request; proxy-session dry-run es v1.9 carry-over)</w:t>
       </w:r>
     </w:p>
-    <w:bookmarkEnd w:id="59"/>
-    <w:bookmarkStart w:id="60" w:name="lanzar-el-proxy-con-el-yaml"/>
+    <w:bookmarkEnd w:id="62"/>
+    <w:bookmarkStart w:id="63" w:name="lanzar-el-proxy-con-el-yaml"/>
     <w:p>
       <w:pPr>
         <w:pStyle w:val="Heading4"/>
@@ -13650,8 +13882,8 @@
         <w:t xml:space="preserve">- La respuesta del upstream vuelve al cliente transparente.</w:t>
       </w:r>
     </w:p>
-    <w:bookmarkEnd w:id="60"/>
-    <w:bookmarkStart w:id="61" w:name="refusal-codes-por-protocolo"/>
+    <w:bookmarkEnd w:id="63"/>
+    <w:bookmarkStart w:id="64" w:name="refusal-codes-por-protocolo"/>
     <w:p>
       <w:pPr>
         <w:pStyle w:val="Heading4"/>
@@ -13905,8 +14137,8 @@
         </w:tc>
       </w:tr>
     </w:tbl>
-    <w:bookmarkEnd w:id="61"/>
-    <w:bookmarkStart w:id="62" w:name="X59c332b96631a50a17b4e66bc3c13c47e9ea5fd"/>
+    <w:bookmarkEnd w:id="64"/>
+    <w:bookmarkStart w:id="65" w:name="X59c332b96631a50a17b4e66bc3c13c47e9ea5fd"/>
     <w:p>
       <w:pPr>
         <w:pStyle w:val="Heading4"/>
@@ -14177,8 +14409,8 @@
         <w:t xml:space="preserve"> --vault-passphrase-file ~/.elsereno/vault.pp</w:t>
       </w:r>
     </w:p>
-    <w:bookmarkEnd w:id="62"/>
-    <w:bookmarkStart w:id="63" w:name="Xa18c2c925c568e68b4701ce079ee41aca1225b6"/>
+    <w:bookmarkEnd w:id="65"/>
+    <w:bookmarkStart w:id="66" w:name="Xa18c2c925c568e68b4701ce079ee41aca1225b6"/>
     <w:p>
       <w:pPr>
         <w:pStyle w:val="Heading4"/>
@@ -14952,8 +15184,8 @@
         <w:t xml:space="preserve">siguen con el gate método-nivel únicamente.</w:t>
       </w:r>
     </w:p>
-    <w:bookmarkEnd w:id="63"/>
-    <w:bookmarkStart w:id="64" w:name="X9071fa16e2a854b797660bcd944750ecac6c58f"/>
+    <w:bookmarkEnd w:id="66"/>
+    <w:bookmarkStart w:id="67" w:name="X9071fa16e2a854b797660bcd944750ecac6c58f"/>
     <w:p>
       <w:pPr>
         <w:pStyle w:val="Heading4"/>
@@ -16262,8 +16494,8 @@
         <w:t xml:space="preserve"># ambos bloques.</w:t>
       </w:r>
     </w:p>
-    <w:bookmarkEnd w:id="64"/>
-    <w:bookmarkStart w:id="65" w:name="opc-ua-per-nodeid-v1.6"/>
+    <w:bookmarkEnd w:id="67"/>
+    <w:bookmarkStart w:id="68" w:name="opc-ua-per-nodeid-v1.6"/>
     <w:p>
       <w:pPr>
         <w:pStyle w:val="Heading4"/>
@@ -16545,8 +16777,8 @@
         <w:t xml:space="preserve">.</w:t>
       </w:r>
     </w:p>
-    <w:bookmarkEnd w:id="65"/>
-    <w:bookmarkStart w:id="66" w:name="cwmp-tr-069-rpc-allowlist-v1.11"/>
+    <w:bookmarkEnd w:id="68"/>
+    <w:bookmarkStart w:id="69" w:name="cwmp-tr-069-rpc-allowlist-v1.11"/>
     <w:p>
       <w:pPr>
         <w:pStyle w:val="Heading4"/>
@@ -17529,9 +17761,9 @@
         <w:t xml:space="preserve">transporte ambiguo.</w:t>
       </w:r>
     </w:p>
-    <w:bookmarkEnd w:id="66"/>
-    <w:bookmarkEnd w:id="67"/>
-    <w:bookmarkStart w:id="68" w:name="sandbox-seccomp-bpf-linux"/>
+    <w:bookmarkEnd w:id="69"/>
+    <w:bookmarkEnd w:id="70"/>
+    <w:bookmarkStart w:id="71" w:name="sandbox-seccomp-bpf-linux"/>
     <w:p>
       <w:pPr>
         <w:pStyle w:val="Heading3"/>
@@ -17668,9 +17900,9 @@
         </w:pict>
       </w:r>
     </w:p>
-    <w:bookmarkEnd w:id="68"/>
-    <w:bookmarkEnd w:id="69"/>
-    <w:bookmarkStart w:id="75" w:name="X041fbee2e8f285cc0b7041a11dc0d7d247dc488"/>
+    <w:bookmarkEnd w:id="71"/>
+    <w:bookmarkEnd w:id="72"/>
+    <w:bookmarkStart w:id="78" w:name="X041fbee2e8f285cc0b7041a11dc0d7d247dc488"/>
     <w:p>
       <w:pPr>
         <w:pStyle w:val="Heading2"/>
@@ -17687,7 +17919,7 @@
         <w:t xml:space="preserve">El red team corre ElSereno contra tu red; qué deja en logs:</w:t>
       </w:r>
     </w:p>
-    <w:bookmarkStart w:id="70" w:name="Xf2d6836e9061b03645f09edf91d1e31f0f400d2"/>
+    <w:bookmarkStart w:id="73" w:name="Xf2d6836e9061b03645f09edf91d1e31f0f400d2"/>
     <w:p>
       <w:pPr>
         <w:pStyle w:val="Heading3"/>
@@ -17789,8 +18021,8 @@
         <w:t xml:space="preserve">  sid:1000001; rev:1;)</w:t>
       </w:r>
     </w:p>
-    <w:bookmarkEnd w:id="70"/>
-    <w:bookmarkStart w:id="71" w:name="firma-a-nivel-opc-ua-hel"/>
+    <w:bookmarkEnd w:id="73"/>
+    <w:bookmarkStart w:id="74" w:name="firma-a-nivel-opc-ua-hel"/>
     <w:p>
       <w:pPr>
         <w:pStyle w:val="Heading3"/>
@@ -17883,8 +18115,8 @@
         <w:t xml:space="preserve">}</w:t>
       </w:r>
     </w:p>
-    <w:bookmarkEnd w:id="71"/>
-    <w:bookmarkStart w:id="72" w:name="firma-a-nivel-veeder-root"/>
+    <w:bookmarkEnd w:id="74"/>
+    <w:bookmarkStart w:id="75" w:name="firma-a-nivel-veeder-root"/>
     <w:p>
       <w:pPr>
         <w:pStyle w:val="Heading3"/>
@@ -17913,8 +18145,8 @@
         <w:t xml:space="preserve">response: envuelve líneas con tankID, inventory, alarm codes</w:t>
       </w:r>
     </w:p>
-    <w:bookmarkEnd w:id="72"/>
-    <w:bookmarkStart w:id="73" w:name="signaling-de-writes-hostiles"/>
+    <w:bookmarkEnd w:id="75"/>
+    <w:bookmarkStart w:id="76" w:name="signaling-de-writes-hostiles"/>
     <w:p>
       <w:pPr>
         <w:pStyle w:val="Heading3"/>
@@ -17990,8 +18222,8 @@
         <w:t xml:space="preserve">IEC-104 I-frame con ASDU type 45-51 → alerta.</w:t>
       </w:r>
     </w:p>
-    <w:bookmarkEnd w:id="73"/>
-    <w:bookmarkStart w:id="74" w:name="dashboard-como-receptor-de-detection"/>
+    <w:bookmarkEnd w:id="76"/>
+    <w:bookmarkStart w:id="77" w:name="dashboard-como-receptor-de-detection"/>
     <w:p>
       <w:pPr>
         <w:pStyle w:val="Heading3"/>
@@ -18107,9 +18339,9 @@
         </w:pict>
       </w:r>
     </w:p>
-    <w:bookmarkEnd w:id="74"/>
-    <w:bookmarkEnd w:id="75"/>
-    <w:bookmarkStart w:id="76" w:name="backup-restauración"/>
+    <w:bookmarkEnd w:id="77"/>
+    <w:bookmarkEnd w:id="78"/>
+    <w:bookmarkStart w:id="79" w:name="backup-restauración"/>
     <w:p>
       <w:pPr>
         <w:pStyle w:val="Heading2"/>
@@ -18274,8 +18506,8 @@
         </w:pict>
       </w:r>
     </w:p>
-    <w:bookmarkEnd w:id="76"/>
-    <w:bookmarkStart w:id="77" w:name="arquitectura-birds-eye"/>
+    <w:bookmarkEnd w:id="79"/>
+    <w:bookmarkStart w:id="80" w:name="arquitectura-birds-eye"/>
     <w:p>
       <w:pPr>
         <w:pStyle w:val="Heading2"/>
@@ -18581,8 +18813,8 @@
         </w:pict>
       </w:r>
     </w:p>
-    <w:bookmarkEnd w:id="77"/>
-    <w:bookmarkStart w:id="83" w:name="troubleshooting-frecuente"/>
+    <w:bookmarkEnd w:id="80"/>
+    <w:bookmarkStart w:id="86" w:name="troubleshooting-frecuente"/>
     <w:p>
       <w:pPr>
         <w:pStyle w:val="Heading2"/>
@@ -18591,7 +18823,7 @@
         <w:t xml:space="preserve">10. Troubleshooting frecuente</w:t>
       </w:r>
     </w:p>
-    <w:bookmarkStart w:id="78" w:name="vault-bad-passphrase"/>
+    <w:bookmarkStart w:id="81" w:name="vault-bad-passphrase"/>
     <w:p>
       <w:pPr>
         <w:pStyle w:val="Heading3"/>
@@ -18644,8 +18876,8 @@
         <w:t xml:space="preserve">credenciales desde backup cifrado.</w:t>
       </w:r>
     </w:p>
-    <w:bookmarkEnd w:id="78"/>
-    <w:bookmarkStart w:id="79" w:name="serve-csrf-key-hkdf-failed"/>
+    <w:bookmarkEnd w:id="81"/>
+    <w:bookmarkStart w:id="82" w:name="serve-csrf-key-hkdf-failed"/>
     <w:p>
       <w:pPr>
         <w:pStyle w:val="Heading3"/>
@@ -18686,8 +18918,8 @@
         <w:t xml:space="preserve">antes.</w:t>
       </w:r>
     </w:p>
-    <w:bookmarkEnd w:id="79"/>
-    <w:bookmarkStart w:id="80" w:name="dashboard-sin-estilos"/>
+    <w:bookmarkEnd w:id="82"/>
+    <w:bookmarkStart w:id="83" w:name="dashboard-sin-estilos"/>
     <w:p>
       <w:pPr>
         <w:pStyle w:val="Heading3"/>
@@ -18743,8 +18975,8 @@
         <w:t xml:space="preserve">está cableado. Si ves esto, tu binario es viejo — actualiza.</w:t>
       </w:r>
     </w:p>
-    <w:bookmarkEnd w:id="80"/>
-    <w:bookmarkStart w:id="81" w:name="readyz-devuelve-503"/>
+    <w:bookmarkEnd w:id="83"/>
+    <w:bookmarkStart w:id="84" w:name="readyz-devuelve-503"/>
     <w:p>
       <w:pPr>
         <w:pStyle w:val="Heading3"/>
@@ -18812,8 +19044,8 @@
         <w:t xml:space="preserve">si quieres correr sin DB.</w:t>
       </w:r>
     </w:p>
-    <w:bookmarkEnd w:id="81"/>
-    <w:bookmarkStart w:id="82" w:name="audit-errchainbroken"/>
+    <w:bookmarkEnd w:id="84"/>
+    <w:bookmarkStart w:id="85" w:name="audit-errchainbroken"/>
     <w:p>
       <w:pPr>
         <w:pStyle w:val="Heading3"/>
@@ -18918,9 +19150,9 @@
         </w:pict>
       </w:r>
     </w:p>
-    <w:bookmarkEnd w:id="82"/>
-    <w:bookmarkEnd w:id="83"/>
-    <w:bookmarkStart w:id="84" w:name="enlaces"/>
+    <w:bookmarkEnd w:id="85"/>
+    <w:bookmarkEnd w:id="86"/>
+    <w:bookmarkStart w:id="87" w:name="enlaces"/>
     <w:p>
       <w:pPr>
         <w:pStyle w:val="Heading2"/>
@@ -19008,8 +19240,8 @@
         </w:pict>
       </w:r>
     </w:p>
-    <w:bookmarkEnd w:id="84"/>
-    <w:bookmarkEnd w:id="85"/>
+    <w:bookmarkEnd w:id="87"/>
+    <w:bookmarkEnd w:id="88"/>
     <w:sectPr>
       <w:footnotePr>
         <w:numRestart w:val="eachSect"/>

--- a/docs/manual/elsereno-manual.docx
+++ b/docs/manual/elsereno-manual.docx
@@ -75,13 +75,7 @@
         <w:t xml:space="preserve">Versión del manual</w:t>
       </w:r>
       <w:r>
-        <w:t xml:space="preserve">: v1.13 (ciclo cerrado, tag pendiente) ·</w:t>
-      </w:r>
-      <w:r>
-        <w:t xml:space="preserve"> </w:t>
-      </w:r>
-      <w:r>
-        <w:t xml:space="preserve">2026-04-26</w:t>
+        <w:t xml:space="preserve">: v1.13.0 · 2026-04-26</w:t>
       </w:r>
       <w:r>
         <w:t xml:space="preserve"> </w:t>
@@ -94,67 +88,31 @@
         <w:t xml:space="preserve">Compatible con binario</w:t>
       </w:r>
       <w:r>
-        <w:t xml:space="preserve">: v1.12.0+ (per-object gates en los</w:t>
-      </w:r>
-      <w:r>
-        <w:t xml:space="preserve"> </w:t>
-      </w:r>
-      <w:r>
-        <w:t xml:space="preserve">7 write-gated proxies + paginación across 5 input providers +</w:t>
-      </w:r>
-      <w:r>
-        <w:t xml:space="preserve"> </w:t>
-      </w:r>
-      <w:r>
-        <w:t xml:space="preserve">Shodan InternetDB sin API key).</w:t>
-      </w:r>
-      <w:r>
-        <w:t xml:space="preserve"> </w:t>
-      </w:r>
-      <w:r>
-        <w:rPr>
-          <w:b/>
-          <w:bCs/>
-        </w:rPr>
-        <w:t xml:space="preserve">v1.13 cierra TODOS los</w:t>
-      </w:r>
-      <w:r>
-        <w:rPr>
-          <w:b/>
-          <w:bCs/>
-        </w:rPr>
-        <w:t xml:space="preserve"> </w:t>
-      </w:r>
-      <w:r>
-        <w:rPr>
-          <w:b/>
-          <w:bCs/>
-        </w:rPr>
-        <w:t xml:space="preserve">servicios mutating BACnet</w:t>
-      </w:r>
-      <w:r>
-        <w:t xml:space="preserve"> </w:t>
-      </w:r>
-      <w:r>
-        <w:t xml:space="preserve">(svc 7/8/9/10/11/15/16/17/20/27)</w:t>
-      </w:r>
-      <w:r>
-        <w:t xml:space="preserve"> </w:t>
-      </w:r>
-      <w:r>
-        <w:t xml:space="preserve">con wire-level per-target-or-state allowlists. Plus CWMP</w:t>
-      </w:r>
-      <w:r>
-        <w:t xml:space="preserve"> </w:t>
-      </w:r>
-      <w:r>
-        <w:t xml:space="preserve">firmware verifier, RPC case-warning, over-TLS recipe,</w:t>
-      </w:r>
-      <w:r>
-        <w:t xml:space="preserve"> </w:t>
-      </w:r>
-      <w:r>
-        <w:t xml:space="preserve">InternetDB bulk lookup, triage</w:t>
+        <w:t xml:space="preserve">: v1.13.0+ (cierra TODOS los</w:t>
+      </w:r>
+      <w:r>
+        <w:t xml:space="preserve"> </w:t>
+      </w:r>
+      <w:r>
+        <w:t xml:space="preserve">servicios mutating BACnet — svc 7/8/9/10/11/15/16/17/20/27 con</w:t>
+      </w:r>
+      <w:r>
+        <w:t xml:space="preserve"> </w:t>
+      </w:r>
+      <w:r>
+        <w:t xml:space="preserve">wire-level per-target-or-state allowlists). Plus CWMP firmware</w:t>
+      </w:r>
+      <w:r>
+        <w:t xml:space="preserve"> </w:t>
+      </w:r>
+      <w:r>
+        <w:t xml:space="preserve">verifier, RPC case-warning, over-TLS recipe, InternetDB bulk</w:t>
+      </w:r>
+      <w:r>
+        <w:t xml:space="preserve"> </w:t>
+      </w:r>
+      <w:r>
+        <w:t xml:space="preserve">lookup, triage</w:t>
       </w:r>
       <w:r>
         <w:t xml:space="preserve"> </w:t>
@@ -169,13 +127,7 @@
         <w:t xml:space="preserve"> </w:t>
       </w:r>
       <w:r>
-        <w:t xml:space="preserve">bucket. Build from</w:t>
-      </w:r>
-      <w:r>
-        <w:t xml:space="preserve"> </w:t>
-      </w:r>
-      <w:r>
-        <w:t xml:space="preserve">source hasta que se corte el tag v1.13.0.</w:t>
+        <w:t xml:space="preserve">bucket.</w:t>
       </w:r>
     </w:p>
     <w:p>
@@ -185,13 +137,13 @@
         </w:pict>
       </w:r>
     </w:p>
-    <w:bookmarkStart w:id="12" w:name="X789089fa016734cc18e464fef6253018f5d60c4"/>
+    <w:bookmarkStart w:id="12" w:name="novedades-v1.13.0"/>
     <w:p>
       <w:pPr>
         <w:pStyle w:val="Heading2"/>
       </w:pPr>
       <w:r>
-        <w:t xml:space="preserve">Novedades v1.13.0 (ciclo cerrado, tag pendiente)</w:t>
+        <w:t xml:space="preserve">Novedades v1.13.0</w:t>
       </w:r>
     </w:p>
     <w:p>

--- a/docs/manual/elsereno-manual.docx
+++ b/docs/manual/elsereno-manual.docx
@@ -28,7 +28,7 @@
         </w:p>
       </w:sdtContent>
     </w:sdt>
-    <w:bookmarkStart w:id="88" w:name="elsereno-manual-de-casos-de-uso"/>
+    <w:bookmarkStart w:id="90" w:name="elsereno-manual-de-casos-de-uso"/>
     <w:p>
       <w:pPr>
         <w:pStyle w:val="Heading1"/>
@@ -75,7 +75,13 @@
         <w:t xml:space="preserve">Versión del manual</w:t>
       </w:r>
       <w:r>
-        <w:t xml:space="preserve">: v1.13.0 · 2026-04-26</w:t>
+        <w:t xml:space="preserve">: v1.14.0 (ciclo cerrado, tag pendiente)</w:t>
+      </w:r>
+      <w:r>
+        <w:t xml:space="preserve"> </w:t>
+      </w:r>
+      <w:r>
+        <w:t xml:space="preserve">· 2026-04-26</w:t>
       </w:r>
       <w:r>
         <w:t xml:space="preserve"> </w:t>
@@ -94,25 +100,23 @@
         <w:t xml:space="preserve"> </w:t>
       </w:r>
       <w:r>
-        <w:t xml:space="preserve">servicios mutating BACnet — svc 7/8/9/10/11/15/16/17/20/27 con</w:t>
-      </w:r>
-      <w:r>
-        <w:t xml:space="preserve"> </w:t>
-      </w:r>
-      <w:r>
-        <w:t xml:space="preserve">wire-level per-target-or-state allowlists). Plus CWMP firmware</w:t>
-      </w:r>
-      <w:r>
-        <w:t xml:space="preserve"> </w:t>
-      </w:r>
-      <w:r>
-        <w:t xml:space="preserve">verifier, RPC case-warning, over-TLS recipe, InternetDB bulk</w:t>
-      </w:r>
-      <w:r>
-        <w:t xml:space="preserve"> </w:t>
-      </w:r>
-      <w:r>
-        <w:t xml:space="preserve">lookup, triage</w:t>
+        <w:t xml:space="preserve">servicios mutating BACnet — svc 7/8/9/10/11/15/16/17/20/27).</w:t>
+      </w:r>
+      <w:r>
+        <w:t xml:space="preserve"> </w:t>
+      </w:r>
+      <w:r>
+        <w:rPr>
+          <w:b/>
+          <w:bCs/>
+        </w:rPr>
+        <w:t xml:space="preserve">v1.14.0</w:t>
+      </w:r>
+      <w:r>
+        <w:t xml:space="preserve"> </w:t>
+      </w:r>
+      <w:r>
+        <w:t xml:space="preserve">añade soporte IPv6 cross-cutting: nuevo paquete</w:t>
       </w:r>
       <w:r>
         <w:t xml:space="preserve"> </w:t>
@@ -121,13 +125,76 @@
         <w:rPr>
           <w:rStyle w:val="VerbatimChar"/>
         </w:rPr>
-        <w:t xml:space="preserve">utility</w:t>
-      </w:r>
-      <w:r>
-        <w:t xml:space="preserve"> </w:t>
-      </w:r>
-      <w:r>
-        <w:t xml:space="preserve">bucket.</w:t>
+        <w:t xml:space="preserve">internal/netutil</w:t>
+      </w:r>
+      <w:r>
+        <w:t xml:space="preserve">, canonicalización IPv6 en</w:t>
+      </w:r>
+      <w:r>
+        <w:t xml:space="preserve"> </w:t>
+      </w:r>
+      <w:r>
+        <w:rPr>
+          <w:rStyle w:val="VerbatimChar"/>
+        </w:rPr>
+        <w:t xml:space="preserve">--target</w:t>
+      </w:r>
+      <w:r>
+        <w:t xml:space="preserve"> </w:t>
+      </w:r>
+      <w:r>
+        <w:t xml:space="preserve">/</w:t>
+      </w:r>
+      <w:r>
+        <w:t xml:space="preserve"> </w:t>
+      </w:r>
+      <w:r>
+        <w:rPr>
+          <w:rStyle w:val="VerbatimChar"/>
+        </w:rPr>
+        <w:t xml:space="preserve">--listen</w:t>
+      </w:r>
+      <w:r>
+        <w:t xml:space="preserve"> </w:t>
+      </w:r>
+      <w:r>
+        <w:t xml:space="preserve">/</w:t>
+      </w:r>
+      <w:r>
+        <w:t xml:space="preserve"> </w:t>
+      </w:r>
+      <w:r>
+        <w:rPr>
+          <w:rStyle w:val="VerbatimChar"/>
+        </w:rPr>
+        <w:t xml:space="preserve">--confirm-target</w:t>
+      </w:r>
+      <w:r>
+        <w:t xml:space="preserve">, fix del dispatcher</w:t>
+      </w:r>
+      <w:r>
+        <w:t xml:space="preserve"> </w:t>
+      </w:r>
+      <w:r>
+        <w:rPr>
+          <w:rStyle w:val="VerbatimChar"/>
+        </w:rPr>
+        <w:t xml:space="preserve">scan --input internetdb:</w:t>
+      </w:r>
+      <w:r>
+        <w:t xml:space="preserve">, bracket-stripping para</w:t>
+      </w:r>
+      <w:r>
+        <w:t xml:space="preserve"> </w:t>
+      </w:r>
+      <w:r>
+        <w:rPr>
+          <w:rStyle w:val="VerbatimChar"/>
+        </w:rPr>
+        <w:t xml:space="preserve">[2001:db8::1]</w:t>
+      </w:r>
+      <w:r>
+        <w:t xml:space="preserve">, scope + dedupe IPv6 contract tests.</w:t>
       </w:r>
     </w:p>
     <w:p>
@@ -137,13 +204,13 @@
         </w:pict>
       </w:r>
     </w:p>
-    <w:bookmarkStart w:id="12" w:name="novedades-v1.13.0"/>
+    <w:bookmarkStart w:id="10" w:name="novedades-v1.14.0-ipv6-cross-cutting"/>
     <w:p>
       <w:pPr>
         <w:pStyle w:val="Heading2"/>
       </w:pPr>
       <w:r>
-        <w:t xml:space="preserve">Novedades v1.13.0</w:t>
+        <w:t xml:space="preserve">Novedades v1.14.0 (IPv6 cross-cutting)</w:t>
       </w:r>
     </w:p>
     <w:p>
@@ -151,30 +218,392 @@
         <w:pStyle w:val="FirstParagraph"/>
       </w:pPr>
       <w:r>
-        <w:t xml:space="preserve">Trece chunks han aterrizado.</w:t>
-      </w:r>
-      <w:r>
-        <w:t xml:space="preserve"> </w:t>
-      </w:r>
+        <w:t xml:space="preserve">Cycle de 4 chunks operator-requested 2026-04-25.</w:t>
+      </w:r>
+    </w:p>
+    <w:p>
+      <w:pPr>
+        <w:pStyle w:val="Compact"/>
+        <w:numPr>
+          <w:ilvl w:val="0"/>
+          <w:numId w:val="1001"/>
+        </w:numPr>
+      </w:pPr>
       <w:r>
         <w:rPr>
           <w:b/>
           <w:bCs/>
         </w:rPr>
-        <w:t xml:space="preserve">Cierre completo de la dimensión</w:t>
-      </w:r>
+        <w:t xml:space="preserve">Chunk 1</w:t>
+      </w:r>
+      <w:r>
+        <w:t xml:space="preserve"> </w:t>
+      </w:r>
+      <w:r>
+        <w:t xml:space="preserve">— Nuevo paquete</w:t>
+      </w:r>
+      <w:r>
+        <w:t xml:space="preserve"> </w:t>
+      </w:r>
+      <w:r>
+        <w:rPr>
+          <w:rStyle w:val="VerbatimChar"/>
+        </w:rPr>
+        <w:t xml:space="preserve">internal/netutil</w:t>
+      </w:r>
+      <w:r>
+        <w:t xml:space="preserve"> </w:t>
+      </w:r>
+      <w:r>
+        <w:t xml:space="preserve">con</w:t>
+      </w:r>
+      <w:r>
+        <w:t xml:space="preserve"> </w:t>
+      </w:r>
+      <w:r>
+        <w:t xml:space="preserve">helpers IsLoopbackHostPort / CanonicalHostPort /</w:t>
+      </w:r>
+      <w:r>
+        <w:t xml:space="preserve"> </w:t>
+      </w:r>
+      <w:r>
+        <w:t xml:space="preserve">ParseAddrPort. Reemplaza la fragile substring-based</w:t>
+      </w:r>
+      <w:r>
+        <w:t xml:space="preserve"> </w:t>
+      </w:r>
+      <w:r>
+        <w:t xml:space="preserve">loopback check de</w:t>
+      </w:r>
+      <w:r>
+        <w:t xml:space="preserve"> </w:t>
+      </w:r>
+      <w:r>
+        <w:rPr>
+          <w:rStyle w:val="VerbatimChar"/>
+        </w:rPr>
+        <w:t xml:space="preserve">cmd_serve.go</w:t>
+      </w:r>
+      <w:r>
+        <w:t xml:space="preserve"> </w:t>
+      </w:r>
+      <w:r>
+        <w:t xml:space="preserve">(no detectaba</w:t>
+      </w:r>
+      <w:r>
+        <w:t xml:space="preserve"> </w:t>
+      </w:r>
+      <w:r>
+        <w:rPr>
+          <w:rStyle w:val="VerbatimChar"/>
+        </w:rPr>
+        <w:t xml:space="preserve">[0:0:0:0: 0:0:0:1]</w:t>
+      </w:r>
+      <w:r>
+        <w:t xml:space="preserve">,</w:t>
+      </w:r>
+      <w:r>
+        <w:t xml:space="preserve"> </w:t>
+      </w:r>
+      <w:r>
+        <w:rPr>
+          <w:rStyle w:val="VerbatimChar"/>
+        </w:rPr>
+        <w:t xml:space="preserve">[::1%lo0]</w:t>
+      </w:r>
+      <w:r>
+        <w:t xml:space="preserve">, ni 127.0.0.5/8).</w:t>
+      </w:r>
+    </w:p>
+    <w:p>
+      <w:pPr>
+        <w:pStyle w:val="Compact"/>
+        <w:numPr>
+          <w:ilvl w:val="0"/>
+          <w:numId w:val="1001"/>
+        </w:numPr>
+      </w:pPr>
       <w:r>
         <w:rPr>
           <w:b/>
           <w:bCs/>
         </w:rPr>
-        <w:t xml:space="preserve"> </w:t>
-      </w:r>
+        <w:t xml:space="preserve">Chunk 2</w:t>
+      </w:r>
+      <w:r>
+        <w:t xml:space="preserve"> </w:t>
+      </w:r>
+      <w:r>
+        <w:t xml:space="preserve">— Canonicalización de target / listen /</w:t>
+      </w:r>
+      <w:r>
+        <w:t xml:space="preserve"> </w:t>
+      </w:r>
+      <w:r>
+        <w:t xml:space="preserve">confirm-target. Operador que escribe</w:t>
+      </w:r>
+      <w:r>
+        <w:t xml:space="preserve"> </w:t>
+      </w:r>
+      <w:r>
+        <w:rPr>
+          <w:rStyle w:val="VerbatimChar"/>
+        </w:rPr>
+        <w:t xml:space="preserve">[0:0:0:0:0:0:0:1]:7547</w:t>
+      </w:r>
+      <w:r>
+        <w:t xml:space="preserve"> </w:t>
+      </w:r>
+      <w:r>
+        <w:t xml:space="preserve">en dry-run y</w:t>
+      </w:r>
+      <w:r>
+        <w:t xml:space="preserve"> </w:t>
+      </w:r>
+      <w:r>
+        <w:rPr>
+          <w:rStyle w:val="VerbatimChar"/>
+        </w:rPr>
+        <w:t xml:space="preserve">[::1]:7547</w:t>
+      </w:r>
+      <w:r>
+        <w:t xml:space="preserve"> </w:t>
+      </w:r>
+      <w:r>
+        <w:t xml:space="preserve">en</w:t>
+      </w:r>
+      <w:r>
+        <w:t xml:space="preserve"> </w:t>
+      </w:r>
+      <w:r>
+        <w:t xml:space="preserve">proxy listen ahora ve ambas formas convergir al mismo</w:t>
+      </w:r>
+      <w:r>
+        <w:t xml:space="preserve"> </w:t>
+      </w:r>
+      <w:r>
+        <w:t xml:space="preserve">string canónico (RFC 5952). Hash matches → confirm-token</w:t>
+      </w:r>
+      <w:r>
+        <w:t xml:space="preserve"> </w:t>
+      </w:r>
+      <w:r>
+        <w:t xml:space="preserve">works.</w:t>
+      </w:r>
+    </w:p>
+    <w:p>
+      <w:pPr>
+        <w:pStyle w:val="Compact"/>
+        <w:numPr>
+          <w:ilvl w:val="0"/>
+          <w:numId w:val="1001"/>
+        </w:numPr>
+      </w:pPr>
       <w:r>
         <w:rPr>
           <w:b/>
           <w:bCs/>
         </w:rPr>
+        <w:t xml:space="preserve">Chunk 3</w:t>
+      </w:r>
+      <w:r>
+        <w:t xml:space="preserve"> </w:t>
+      </w:r>
+      <w:r>
+        <w:t xml:space="preserve">—</w:t>
+      </w:r>
+      <w:r>
+        <w:t xml:space="preserve"> </w:t>
+      </w:r>
+      <w:r>
+        <w:rPr>
+          <w:rStyle w:val="VerbatimChar"/>
+        </w:rPr>
+        <w:t xml:space="preserve">scan --input internetdb:</w:t>
+      </w:r>
+      <w:r>
+        <w:t xml:space="preserve"> </w:t>
+      </w:r>
+      <w:r>
+        <w:t xml:space="preserve">dispatcher fix</w:t>
+      </w:r>
+      <w:r>
+        <w:t xml:space="preserve"> </w:t>
+      </w:r>
+      <w:r>
+        <w:t xml:space="preserve">(regression de v1.13 chunk 1) + bracket-stripping para</w:t>
+      </w:r>
+      <w:r>
+        <w:t xml:space="preserve"> </w:t>
+      </w:r>
+      <w:r>
+        <w:t xml:space="preserve">IPv6 literals (</w:t>
+      </w:r>
+      <w:r>
+        <w:rPr>
+          <w:rStyle w:val="VerbatimChar"/>
+        </w:rPr>
+        <w:t xml:space="preserve">[2001:db8::1]</w:t>
+      </w:r>
+      <w:r>
+        <w:t xml:space="preserve"> </w:t>
+      </w:r>
+      <w:r>
+        <w:t xml:space="preserve">ahora funciona).</w:t>
+      </w:r>
+    </w:p>
+    <w:p>
+      <w:pPr>
+        <w:pStyle w:val="Compact"/>
+        <w:numPr>
+          <w:ilvl w:val="0"/>
+          <w:numId w:val="1001"/>
+        </w:numPr>
+      </w:pPr>
+      <w:r>
+        <w:rPr>
+          <w:b/>
+          <w:bCs/>
+        </w:rPr>
+        <w:t xml:space="preserve">Chunk 4</w:t>
+      </w:r>
+      <w:r>
+        <w:t xml:space="preserve"> </w:t>
+      </w:r>
+      <w:r>
+        <w:t xml:space="preserve">— IPv6 coverage tests para scope + dedupe</w:t>
+      </w:r>
+      <w:r>
+        <w:t xml:space="preserve"> </w:t>
+      </w:r>
+      <w:r>
+        <w:t xml:space="preserve">paths. Audit-only: la infraestructura</w:t>
+      </w:r>
+      <w:r>
+        <w:t xml:space="preserve"> </w:t>
+      </w:r>
+      <w:r>
+        <w:rPr>
+          <w:rStyle w:val="VerbatimChar"/>
+        </w:rPr>
+        <w:t xml:space="preserve">netip.Addr</w:t>
+      </w:r>
+      <w:r>
+        <w:t xml:space="preserve"> </w:t>
+      </w:r>
+      <w:r>
+        <w:t xml:space="preserve">+</w:t>
+      </w:r>
+      <w:r>
+        <w:t xml:space="preserve"> </w:t>
+      </w:r>
+      <w:r>
+        <w:rPr>
+          <w:rStyle w:val="VerbatimChar"/>
+        </w:rPr>
+        <w:t xml:space="preserve">Unmap()</w:t>
+      </w:r>
+      <w:r>
+        <w:t xml:space="preserve"> </w:t>
+      </w:r>
+      <w:r>
+        <w:t xml:space="preserve">ya estaba correcta; los tests pinnan el</w:t>
+      </w:r>
+      <w:r>
+        <w:t xml:space="preserve"> </w:t>
+      </w:r>
+      <w:r>
+        <w:t xml:space="preserve">contrato.</w:t>
+      </w:r>
+    </w:p>
+    <w:p>
+      <w:pPr>
+        <w:pStyle w:val="FirstParagraph"/>
+      </w:pPr>
+      <w:r>
+        <w:t xml:space="preserve">Backwards compat: IPv4 sin cambios; IPv6 already-canonical</w:t>
+      </w:r>
+      <w:r>
+        <w:t xml:space="preserve"> </w:t>
+      </w:r>
+      <w:r>
+        <w:t xml:space="preserve">sin cambios. Solo operadores con tokens minted desde IPv6</w:t>
+      </w:r>
+      <w:r>
+        <w:t xml:space="preserve"> </w:t>
+      </w:r>
+      <w:r>
+        <w:t xml:space="preserve">longform / uppercase necesitan re-mint.</w:t>
+      </w:r>
+    </w:p>
+    <w:p>
+      <w:pPr>
+        <w:pStyle w:val="BodyText"/>
+      </w:pPr>
+      <w:r>
+        <w:t xml:space="preserve">Snapshot completo:</w:t>
+      </w:r>
+      <w:r>
+        <w:t xml:space="preserve"> </w:t>
+      </w:r>
+      <w:hyperlink r:id="rId9">
+        <w:r>
+          <w:rPr>
+            <w:rStyle w:val="VerbatimChar"/>
+          </w:rPr>
+          <w:t xml:space="preserve">.context/snapshots/v1.14.0-ipv6-cross-cutting.md</w:t>
+        </w:r>
+      </w:hyperlink>
+      <w:r>
+        <w:t xml:space="preserve">.</w:t>
+      </w:r>
+    </w:p>
+    <w:p>
+      <w:r>
+        <w:pict>
+          <v:rect style="width:0;height:1.5pt" o:hralign="center" o:hrstd="t" o:hr="t"/>
+        </w:pict>
+      </w:r>
+    </w:p>
+    <w:bookmarkEnd w:id="10"/>
+    <w:bookmarkStart w:id="14" w:name="novedades-v1.13.0"/>
+    <w:p>
+      <w:pPr>
+        <w:pStyle w:val="Heading2"/>
+      </w:pPr>
+      <w:r>
+        <w:t xml:space="preserve">Novedades v1.13.0</w:t>
+      </w:r>
+    </w:p>
+    <w:p>
+      <w:pPr>
+        <w:pStyle w:val="FirstParagraph"/>
+      </w:pPr>
+      <w:r>
+        <w:t xml:space="preserve">Trece chunks han aterrizado.</w:t>
+      </w:r>
+      <w:r>
+        <w:t xml:space="preserve"> </w:t>
+      </w:r>
+      <w:r>
+        <w:rPr>
+          <w:b/>
+          <w:bCs/>
+        </w:rPr>
+        <w:t xml:space="preserve">Cierre completo de la dimensión</w:t>
+      </w:r>
+      <w:r>
+        <w:rPr>
+          <w:b/>
+          <w:bCs/>
+        </w:rPr>
+        <w:t xml:space="preserve"> </w:t>
+      </w:r>
+      <w:r>
+        <w:rPr>
+          <w:b/>
+          <w:bCs/>
+        </w:rPr>
         <w:t xml:space="preserve">BACnet</w:t>
       </w:r>
       <w:r>
@@ -190,7 +619,7 @@
         <w:t xml:space="preserve">17/20/27) tienen ahora wire-level per-target-or-state allowlists.</w:t>
       </w:r>
     </w:p>
-    <w:bookmarkStart w:id="9" w:name="servicios-bacnet-completados"/>
+    <w:bookmarkStart w:id="11" w:name="servicios-bacnet-completados"/>
     <w:p>
       <w:pPr>
         <w:pStyle w:val="Heading3"/>
@@ -784,8 +1213,8 @@
         <w:t xml:space="preserve">.</w:t>
       </w:r>
     </w:p>
-    <w:bookmarkEnd w:id="9"/>
-    <w:bookmarkStart w:id="11" w:name="otras-mejoras-v1.13"/>
+    <w:bookmarkEnd w:id="11"/>
+    <w:bookmarkStart w:id="13" w:name="otras-mejoras-v1.13"/>
     <w:p>
       <w:pPr>
         <w:pStyle w:val="Heading3"/>
@@ -799,7 +1228,7 @@
         <w:pStyle w:val="Compact"/>
         <w:numPr>
           <w:ilvl w:val="0"/>
-          <w:numId w:val="1001"/>
+          <w:numId w:val="1002"/>
         </w:numPr>
       </w:pPr>
       <w:r>
@@ -842,7 +1271,7 @@
         <w:pStyle w:val="Compact"/>
         <w:numPr>
           <w:ilvl w:val="0"/>
-          <w:numId w:val="1001"/>
+          <w:numId w:val="1002"/>
         </w:numPr>
       </w:pPr>
       <w:r>
@@ -864,7 +1293,7 @@
         <w:pStyle w:val="Compact"/>
         <w:numPr>
           <w:ilvl w:val="0"/>
-          <w:numId w:val="1001"/>
+          <w:numId w:val="1002"/>
         </w:numPr>
       </w:pPr>
       <w:r>
@@ -892,7 +1321,7 @@
         <w:pStyle w:val="Compact"/>
         <w:numPr>
           <w:ilvl w:val="0"/>
-          <w:numId w:val="1001"/>
+          <w:numId w:val="1002"/>
         </w:numPr>
       </w:pPr>
       <w:r>
@@ -941,7 +1370,7 @@
         <w:pStyle w:val="Compact"/>
         <w:numPr>
           <w:ilvl w:val="0"/>
-          <w:numId w:val="1001"/>
+          <w:numId w:val="1002"/>
         </w:numPr>
       </w:pPr>
       <w:r>
@@ -1021,7 +1450,7 @@
       <w:r>
         <w:t xml:space="preserve"> </w:t>
       </w:r>
-      <w:hyperlink r:id="rId10">
+      <w:hyperlink r:id="rId12">
         <w:r>
           <w:rPr>
             <w:rStyle w:val="VerbatimChar"/>
@@ -1040,9 +1469,9 @@
         </w:pict>
       </w:r>
     </w:p>
-    <w:bookmarkEnd w:id="11"/>
-    <w:bookmarkEnd w:id="12"/>
-    <w:bookmarkStart w:id="14" w:name="novedades-v1.11-v1.12"/>
+    <w:bookmarkEnd w:id="13"/>
+    <w:bookmarkEnd w:id="14"/>
+    <w:bookmarkStart w:id="16" w:name="novedades-v1.11-v1.12"/>
     <w:p>
       <w:pPr>
         <w:pStyle w:val="Heading2"/>
@@ -1167,7 +1596,7 @@
         <w:pStyle w:val="Compact"/>
         <w:numPr>
           <w:ilvl w:val="0"/>
-          <w:numId w:val="1002"/>
+          <w:numId w:val="1003"/>
         </w:numPr>
       </w:pPr>
       <w:r>
@@ -1216,7 +1645,7 @@
         <w:pStyle w:val="Compact"/>
         <w:numPr>
           <w:ilvl w:val="0"/>
-          <w:numId w:val="1002"/>
+          <w:numId w:val="1003"/>
         </w:numPr>
       </w:pPr>
       <w:r>
@@ -1271,7 +1700,7 @@
         <w:pStyle w:val="Compact"/>
         <w:numPr>
           <w:ilvl w:val="0"/>
-          <w:numId w:val="1002"/>
+          <w:numId w:val="1003"/>
         </w:numPr>
       </w:pPr>
       <w:r>
@@ -1323,7 +1752,7 @@
         <w:pStyle w:val="Compact"/>
         <w:numPr>
           <w:ilvl w:val="0"/>
-          <w:numId w:val="1002"/>
+          <w:numId w:val="1003"/>
         </w:numPr>
       </w:pPr>
       <w:r>
@@ -1357,7 +1786,7 @@
         <w:pStyle w:val="Compact"/>
         <w:numPr>
           <w:ilvl w:val="0"/>
-          <w:numId w:val="1002"/>
+          <w:numId w:val="1003"/>
         </w:numPr>
       </w:pPr>
       <w:r>
@@ -1397,7 +1826,7 @@
         <w:pStyle w:val="Compact"/>
         <w:numPr>
           <w:ilvl w:val="0"/>
-          <w:numId w:val="1002"/>
+          <w:numId w:val="1003"/>
         </w:numPr>
       </w:pPr>
       <w:r>
@@ -1474,7 +1903,7 @@
       <w:r>
         <w:t xml:space="preserve"> </w:t>
       </w:r>
-      <w:hyperlink r:id="rId13">
+      <w:hyperlink r:id="rId15">
         <w:r>
           <w:rPr>
             <w:rStyle w:val="VerbatimChar"/>
@@ -1493,8 +1922,8 @@
         </w:pict>
       </w:r>
     </w:p>
-    <w:bookmarkEnd w:id="14"/>
-    <w:bookmarkStart w:id="15" w:name="aviso-legal-uso-autorizado"/>
+    <w:bookmarkEnd w:id="16"/>
+    <w:bookmarkStart w:id="17" w:name="aviso-legal-uso-autorizado"/>
     <w:p>
       <w:pPr>
         <w:pStyle w:val="Heading2"/>
@@ -1595,7 +2024,7 @@
         <w:pStyle w:val="Compact"/>
         <w:numPr>
           <w:ilvl w:val="0"/>
-          <w:numId w:val="1003"/>
+          <w:numId w:val="1004"/>
         </w:numPr>
       </w:pPr>
       <w:r>
@@ -1649,7 +2078,7 @@
         <w:pStyle w:val="Compact"/>
         <w:numPr>
           <w:ilvl w:val="0"/>
-          <w:numId w:val="1003"/>
+          <w:numId w:val="1004"/>
         </w:numPr>
       </w:pPr>
       <w:r>
@@ -1682,7 +2111,7 @@
         <w:pStyle w:val="Compact"/>
         <w:numPr>
           <w:ilvl w:val="0"/>
-          <w:numId w:val="1003"/>
+          <w:numId w:val="1004"/>
         </w:numPr>
       </w:pPr>
       <w:r>
@@ -1808,8 +2237,8 @@
         </w:pict>
       </w:r>
     </w:p>
-    <w:bookmarkEnd w:id="15"/>
-    <w:bookmarkStart w:id="25" w:name="instalación-primer-arranque"/>
+    <w:bookmarkEnd w:id="17"/>
+    <w:bookmarkStart w:id="27" w:name="instalación-primer-arranque"/>
     <w:p>
       <w:pPr>
         <w:pStyle w:val="Heading2"/>
@@ -1818,7 +2247,7 @@
         <w:t xml:space="preserve">1. Instalación + primer arranque</w:t>
       </w:r>
     </w:p>
-    <w:bookmarkStart w:id="16" w:name="instalación-desde-release-firmada-v1.8.0"/>
+    <w:bookmarkStart w:id="18" w:name="instalación-desde-release-firmada-v1.8.0"/>
     <w:p>
       <w:pPr>
         <w:pStyle w:val="Heading3"/>
@@ -2510,8 +2939,8 @@
         <w:t xml:space="preserve"># 17</w:t>
       </w:r>
     </w:p>
-    <w:bookmarkEnd w:id="16"/>
-    <w:bookmarkStart w:id="17" w:name="verificar-el-tag-gpg-firmado"/>
+    <w:bookmarkEnd w:id="18"/>
+    <w:bookmarkStart w:id="19" w:name="verificar-el-tag-gpg-firmado"/>
     <w:p>
       <w:pPr>
         <w:pStyle w:val="Heading3"/>
@@ -2752,8 +3181,8 @@
         <w:t xml:space="preserve"># → "Good signature from Daniel Solís Agea &lt;daniel.solis@zynap.com&gt;"</w:t>
       </w:r>
     </w:p>
-    <w:bookmarkEnd w:id="17"/>
-    <w:bookmarkStart w:id="18" w:name="build-desde-fuentes-reproducible"/>
+    <w:bookmarkEnd w:id="19"/>
+    <w:bookmarkStart w:id="20" w:name="build-desde-fuentes-reproducible"/>
     <w:p>
       <w:pPr>
         <w:pStyle w:val="Heading3"/>
@@ -2980,8 +3409,8 @@
         <w:t xml:space="preserve"># → debe coincidir con checksums.txt de la release publicada</w:t>
       </w:r>
     </w:p>
-    <w:bookmarkEnd w:id="18"/>
-    <w:bookmarkStart w:id="19" w:name="X9f36325be88893e1b808e4fb09fc1f2ceaec5df"/>
+    <w:bookmarkEnd w:id="20"/>
+    <w:bookmarkStart w:id="21" w:name="X9f36325be88893e1b808e4fb09fc1f2ceaec5df"/>
     <w:p>
       <w:pPr>
         <w:pStyle w:val="Heading3"/>
@@ -3108,8 +3537,8 @@
         <w:t xml:space="preserve"> local/elsereno:v1.8.0 version</w:t>
       </w:r>
     </w:p>
-    <w:bookmarkEnd w:id="19"/>
-    <w:bookmarkStart w:id="20" w:name="primer-arranque-vault-dashboard"/>
+    <w:bookmarkEnd w:id="21"/>
+    <w:bookmarkStart w:id="22" w:name="primer-arranque-vault-dashboard"/>
     <w:p>
       <w:pPr>
         <w:pStyle w:val="Heading3"/>
@@ -3403,8 +3832,8 @@
         <w:t xml:space="preserve"> ~/.elsereno/dev.pp</w:t>
       </w:r>
     </w:p>
-    <w:bookmarkEnd w:id="20"/>
-    <w:bookmarkStart w:id="24" w:name="dashboard-con-postgres-opcional-v1.2"/>
+    <w:bookmarkEnd w:id="22"/>
+    <w:bookmarkStart w:id="26" w:name="dashboard-con-postgres-opcional-v1.2"/>
     <w:p>
       <w:pPr>
         <w:pStyle w:val="Heading3"/>
@@ -3460,7 +3889,7 @@
         <w:t xml:space="preserve">100% sin BD — la BD es sólo para historia persistida.</w:t>
       </w:r>
     </w:p>
-    <w:bookmarkStart w:id="21" w:name="con-el-script-helper-scriptsdev-db.sh"/>
+    <w:bookmarkStart w:id="23" w:name="con-el-script-helper-scriptsdev-db.sh"/>
     <w:p>
       <w:pPr>
         <w:pStyle w:val="Heading4"/>
@@ -3781,8 +4210,8 @@
         <w:t xml:space="preserve"> ~/.elsereno/dev.pp</w:t>
       </w:r>
     </w:p>
-    <w:bookmarkEnd w:id="21"/>
-    <w:bookmarkStart w:id="22" w:name="manual-sin-script"/>
+    <w:bookmarkEnd w:id="23"/>
+    <w:bookmarkStart w:id="24" w:name="manual-sin-script"/>
     <w:p>
       <w:pPr>
         <w:pStyle w:val="Heading4"/>
@@ -3903,8 +4332,8 @@
         <w:t xml:space="preserve"> serve</w:t>
       </w:r>
     </w:p>
-    <w:bookmarkEnd w:id="22"/>
-    <w:bookmarkStart w:id="23" w:name="matriz-necesito-bd"/>
+    <w:bookmarkEnd w:id="24"/>
+    <w:bookmarkStart w:id="25" w:name="matriz-necesito-bd"/>
     <w:p>
       <w:pPr>
         <w:pStyle w:val="Heading4"/>
@@ -4430,10 +4859,10 @@
         </w:pict>
       </w:r>
     </w:p>
-    <w:bookmarkEnd w:id="23"/>
-    <w:bookmarkEnd w:id="24"/>
     <w:bookmarkEnd w:id="25"/>
-    <w:bookmarkStart w:id="35" w:name="descubrimiento-defensive-build-default"/>
+    <w:bookmarkEnd w:id="26"/>
+    <w:bookmarkEnd w:id="27"/>
+    <w:bookmarkStart w:id="37" w:name="descubrimiento-defensive-build-default"/>
     <w:p>
       <w:pPr>
         <w:pStyle w:val="Heading2"/>
@@ -4442,7 +4871,7 @@
         <w:t xml:space="preserve">2. Descubrimiento (defensive, build default)</w:t>
       </w:r>
     </w:p>
-    <w:bookmarkStart w:id="33" w:name="X1ee034aca0c177c861d9744cbf39ceb35860c0d"/>
+    <w:bookmarkStart w:id="35" w:name="X1ee034aca0c177c861d9744cbf39ceb35860c0d"/>
     <w:p>
       <w:pPr>
         <w:pStyle w:val="Heading3"/>
@@ -4484,7 +4913,7 @@
         <w:t xml:space="preserve">quieres saber qué servicios ICS tienen expuestos y priorizarlos.</w:t>
       </w:r>
     </w:p>
-    <w:bookmarkStart w:id="26" w:name="inputs-desde-shodan"/>
+    <w:bookmarkStart w:id="28" w:name="inputs-desde-shodan"/>
     <w:p>
       <w:pPr>
         <w:pStyle w:val="Heading4"/>
@@ -4734,8 +5163,8 @@
         <w:t xml:space="preserve">"shodan-initial"</w:t>
       </w:r>
     </w:p>
-    <w:bookmarkEnd w:id="26"/>
-    <w:bookmarkStart w:id="27" w:name="inputs-desde-censys"/>
+    <w:bookmarkEnd w:id="28"/>
+    <w:bookmarkStart w:id="29" w:name="inputs-desde-censys"/>
     <w:p>
       <w:pPr>
         <w:pStyle w:val="Heading4"/>
@@ -4875,8 +5304,8 @@
         <w:t xml:space="preserve"> censys</w:t>
       </w:r>
     </w:p>
-    <w:bookmarkEnd w:id="27"/>
-    <w:bookmarkStart w:id="28" w:name="Xe29c940adda284f9a09ccf9b2a70df500e95e19"/>
+    <w:bookmarkEnd w:id="29"/>
+    <w:bookmarkStart w:id="30" w:name="Xe29c940adda284f9a09ccf9b2a70df500e95e19"/>
     <w:p>
       <w:pPr>
         <w:pStyle w:val="Heading4"/>
@@ -5835,8 +6264,8 @@
         <w:t xml:space="preserve">// targets[] es []core.Target → pipeable al scanner via stdin</w:t>
       </w:r>
     </w:p>
-    <w:bookmarkEnd w:id="28"/>
-    <w:bookmarkStart w:id="29" w:name="inputs-desde-nmap-xml"/>
+    <w:bookmarkEnd w:id="30"/>
+    <w:bookmarkStart w:id="31" w:name="inputs-desde-nmap-xml"/>
     <w:p>
       <w:pPr>
         <w:pStyle w:val="Heading4"/>
@@ -6006,8 +6435,8 @@
         <w:t xml:space="preserve"> findings.ndjson</w:t>
       </w:r>
     </w:p>
-    <w:bookmarkEnd w:id="29"/>
-    <w:bookmarkStart w:id="30" w:name="inputs-desde-stdin-lista-plana"/>
+    <w:bookmarkEnd w:id="31"/>
+    <w:bookmarkStart w:id="32" w:name="inputs-desde-stdin-lista-plana"/>
     <w:p>
       <w:pPr>
         <w:pStyle w:val="Heading4"/>
@@ -6144,8 +6573,8 @@
         <w:t xml:space="preserve"> targets.txt</w:t>
       </w:r>
     </w:p>
-    <w:bookmarkEnd w:id="30"/>
-    <w:bookmarkStart w:id="31" w:name="X8210b2a47c3e645dbee7a222357d35801339da5"/>
+    <w:bookmarkEnd w:id="32"/>
+    <w:bookmarkStart w:id="33" w:name="X8210b2a47c3e645dbee7a222357d35801339da5"/>
     <w:p>
       <w:pPr>
         <w:pStyle w:val="Heading4"/>
@@ -7171,8 +7600,8 @@
         <w:t xml:space="preserve">.</w:t>
       </w:r>
     </w:p>
-    <w:bookmarkEnd w:id="31"/>
-    <w:bookmarkStart w:id="32" w:name="outputs-reporting"/>
+    <w:bookmarkEnd w:id="33"/>
+    <w:bookmarkStart w:id="34" w:name="outputs-reporting"/>
     <w:p>
       <w:pPr>
         <w:pStyle w:val="Heading4"/>
@@ -7524,9 +7953,9 @@
         <w:t xml:space="preserve"> ~/.elsereno/wh.pp</w:t>
       </w:r>
     </w:p>
-    <w:bookmarkEnd w:id="32"/>
-    <w:bookmarkEnd w:id="33"/>
-    <w:bookmarkStart w:id="34" w:name="dashboard-sse-en-vivo-v1.1"/>
+    <w:bookmarkEnd w:id="34"/>
+    <w:bookmarkEnd w:id="35"/>
+    <w:bookmarkStart w:id="36" w:name="dashboard-sse-en-vivo-v1.1"/>
     <w:p>
       <w:pPr>
         <w:pStyle w:val="Heading3"/>
@@ -7678,9 +8107,9 @@
         </w:pict>
       </w:r>
     </w:p>
-    <w:bookmarkEnd w:id="34"/>
-    <w:bookmarkEnd w:id="35"/>
-    <w:bookmarkStart w:id="53" w:name="fingerprint-por-protocolo"/>
+    <w:bookmarkEnd w:id="36"/>
+    <w:bookmarkEnd w:id="37"/>
+    <w:bookmarkStart w:id="55" w:name="fingerprint-por-protocolo"/>
     <w:p>
       <w:pPr>
         <w:pStyle w:val="Heading2"/>
@@ -8424,7 +8853,7 @@
         <w:t xml:space="preserve">discovery) y v1.4 (CWMP / TR-069).</w:t>
       </w:r>
     </w:p>
-    <w:bookmarkStart w:id="36" w:name="modbus"/>
+    <w:bookmarkStart w:id="38" w:name="modbus"/>
     <w:p>
       <w:pPr>
         <w:pStyle w:val="Heading3"/>
@@ -8573,8 +9002,8 @@
         <w:t xml:space="preserve"> explain</w:t>
       </w:r>
     </w:p>
-    <w:bookmarkEnd w:id="36"/>
-    <w:bookmarkStart w:id="37" w:name="siemens-s7-102"/>
+    <w:bookmarkEnd w:id="38"/>
+    <w:bookmarkStart w:id="39" w:name="siemens-s7-102"/>
     <w:p>
       <w:pPr>
         <w:pStyle w:val="Heading3"/>
@@ -8672,8 +9101,8 @@
         <w:t xml:space="preserve"># sube si el firmware está en nuestra tabla de CVEs.</w:t>
       </w:r>
     </w:p>
-    <w:bookmarkEnd w:id="37"/>
-    <w:bookmarkStart w:id="38" w:name="ethernetip"/>
+    <w:bookmarkEnd w:id="39"/>
+    <w:bookmarkStart w:id="40" w:name="ethernetip"/>
     <w:p>
       <w:pPr>
         <w:pStyle w:val="Heading3"/>
@@ -8762,8 +9191,8 @@
         <w:t xml:space="preserve"># Si el target es Rockwell / Omron / Allen-Bradley → `protocol_risk` alto.</w:t>
       </w:r>
     </w:p>
-    <w:bookmarkEnd w:id="38"/>
-    <w:bookmarkStart w:id="39" w:name="bacnetip-udp"/>
+    <w:bookmarkEnd w:id="40"/>
+    <w:bookmarkStart w:id="41" w:name="bacnetip-udp"/>
     <w:p>
       <w:pPr>
         <w:pStyle w:val="Heading3"/>
@@ -8852,8 +9281,8 @@
         <w:t xml:space="preserve"># I-Am del device y extrae DeviceObject instance.</w:t>
       </w:r>
     </w:p>
-    <w:bookmarkEnd w:id="39"/>
-    <w:bookmarkStart w:id="40" w:name="dnp3"/>
+    <w:bookmarkEnd w:id="41"/>
+    <w:bookmarkStart w:id="42" w:name="dnp3"/>
     <w:p>
       <w:pPr>
         <w:pStyle w:val="Heading3"/>
@@ -8942,8 +9371,8 @@
         <w:t xml:space="preserve"># identifica el device state (restart, need-time, class-data).</w:t>
       </w:r>
     </w:p>
-    <w:bookmarkEnd w:id="40"/>
-    <w:bookmarkStart w:id="41" w:name="iec-60870-5-104"/>
+    <w:bookmarkEnd w:id="42"/>
+    <w:bookmarkStart w:id="43" w:name="iec-60870-5-104"/>
     <w:p>
       <w:pPr>
         <w:pStyle w:val="Heading3"/>
@@ -9032,8 +9461,8 @@
         <w:t xml:space="preserve"># confirm si acepta comandos (power-grid RTUs típicamente).</w:t>
       </w:r>
     </w:p>
-    <w:bookmarkEnd w:id="41"/>
-    <w:bookmarkStart w:id="42" w:name="hart-ip"/>
+    <w:bookmarkEnd w:id="43"/>
+    <w:bookmarkStart w:id="44" w:name="hart-ip"/>
     <w:p>
       <w:pPr>
         <w:pStyle w:val="Heading3"/>
@@ -9131,8 +9560,8 @@
         <w:t xml:space="preserve"># viven dentro de TokenPassPDU y necesitan sesión autenticada.</w:t>
       </w:r>
     </w:p>
-    <w:bookmarkEnd w:id="42"/>
-    <w:bookmarkStart w:id="43" w:name="niagara-fox-bms"/>
+    <w:bookmarkEnd w:id="44"/>
+    <w:bookmarkStart w:id="45" w:name="niagara-fox-bms"/>
     <w:p>
       <w:pPr>
         <w:pStyle w:val="Heading3"/>
@@ -9221,8 +9650,8 @@
         <w:t xml:space="preserve"># en el connect. ElSereno captura eso como finding evidence.</w:t>
       </w:r>
     </w:p>
-    <w:bookmarkEnd w:id="43"/>
-    <w:bookmarkStart w:id="44" w:name="atg-veeder-root-surtidores"/>
+    <w:bookmarkEnd w:id="45"/>
+    <w:bookmarkStart w:id="46" w:name="atg-veeder-root-surtidores"/>
     <w:p>
       <w:pPr>
         <w:pStyle w:val="Heading3"/>
@@ -9320,8 +9749,8 @@
         <w:t xml:space="preserve"># cerró el puerto a Internet, esto es un hallazgo CRITICAL.</w:t>
       </w:r>
     </w:p>
-    <w:bookmarkEnd w:id="44"/>
-    <w:bookmarkStart w:id="45" w:name="opc-ua-v1.1"/>
+    <w:bookmarkEnd w:id="46"/>
+    <w:bookmarkStart w:id="47" w:name="opc-ua-v1.1"/>
     <w:p>
       <w:pPr>
         <w:pStyle w:val="Heading3"/>
@@ -9428,8 +9857,8 @@
         <w:t xml:space="preserve">#  - bytes non-UA → posible HTTPS u otro servicio en 4840</w:t>
       </w:r>
     </w:p>
-    <w:bookmarkEnd w:id="45"/>
-    <w:bookmarkStart w:id="46" w:name="xot-x.25-sobre-tcp-rfc-1613"/>
+    <w:bookmarkEnd w:id="47"/>
+    <w:bookmarkStart w:id="48" w:name="xot-x.25-sobre-tcp-rfc-1613"/>
     <w:p>
       <w:pPr>
         <w:pStyle w:val="Heading3"/>
@@ -9518,8 +9947,8 @@
         <w:t xml:space="preserve"># ElSereno tiene un REPL (v1.2+) para send/clear/data manual.</w:t>
       </w:r>
     </w:p>
-    <w:bookmarkEnd w:id="46"/>
-    <w:bookmarkStart w:id="47" w:name="at-modems-serial-tcp-reverse-proxy"/>
+    <w:bookmarkEnd w:id="48"/>
+    <w:bookmarkStart w:id="49" w:name="at-modems-serial-tcp-reverse-proxy"/>
     <w:p>
       <w:pPr>
         <w:pStyle w:val="Heading3"/>
@@ -9665,8 +10094,8 @@
         <w:t xml:space="preserve">"/dev/ttyUSB0"</w:t>
       </w:r>
     </w:p>
-    <w:bookmarkEnd w:id="47"/>
-    <w:bookmarkStart w:id="48" w:name="banner-genérico"/>
+    <w:bookmarkEnd w:id="49"/>
+    <w:bookmarkStart w:id="50" w:name="banner-genérico"/>
     <w:p>
       <w:pPr>
         <w:pStyle w:val="Heading3"/>
@@ -9743,8 +10172,8 @@
         <w:t xml:space="preserve">"10.0.0.20:2323"</w:t>
       </w:r>
     </w:p>
-    <w:bookmarkEnd w:id="48"/>
-    <w:bookmarkStart w:id="49" w:name="sip-pbx-discovery-v1.3"/>
+    <w:bookmarkEnd w:id="50"/>
+    <w:bookmarkStart w:id="51" w:name="sip-pbx-discovery-v1.3"/>
     <w:p>
       <w:pPr>
         <w:pStyle w:val="Heading3"/>
@@ -9932,8 +10361,8 @@
         <w:t xml:space="preserve"># con Digest challenge.</w:t>
       </w:r>
     </w:p>
-    <w:bookmarkEnd w:id="49"/>
-    <w:bookmarkStart w:id="50" w:name="iax2-asterisk-binary-protocol-v1.3"/>
+    <w:bookmarkEnd w:id="51"/>
+    <w:bookmarkStart w:id="52" w:name="iax2-asterisk-binary-protocol-v1.3"/>
     <w:p>
       <w:pPr>
         <w:pStyle w:val="Heading3"/>
@@ -10121,8 +10550,8 @@
         <w:t xml:space="preserve"># sanity guard (real mini-frames son exactamente 4 bytes).</w:t>
       </w:r>
     </w:p>
-    <w:bookmarkEnd w:id="50"/>
-    <w:bookmarkStart w:id="51" w:name="pbx-http-admin-ui-v1.3"/>
+    <w:bookmarkEnd w:id="52"/>
+    <w:bookmarkStart w:id="53" w:name="pbx-http-admin-ui-v1.3"/>
     <w:p>
       <w:pPr>
         <w:pStyle w:val="Heading3"/>
@@ -10418,8 +10847,8 @@
         <w:t xml:space="preserve"># página de login.</w:t>
       </w:r>
     </w:p>
-    <w:bookmarkEnd w:id="51"/>
-    <w:bookmarkStart w:id="52" w:name="cwmp-tr-069-v1.4"/>
+    <w:bookmarkEnd w:id="53"/>
+    <w:bookmarkStart w:id="54" w:name="cwmp-tr-069-v1.4"/>
     <w:p>
       <w:pPr>
         <w:pStyle w:val="Heading3"/>
@@ -10605,9 +11034,9 @@
         </w:pict>
       </w:r>
     </w:p>
-    <w:bookmarkEnd w:id="52"/>
-    <w:bookmarkEnd w:id="53"/>
-    <w:bookmarkStart w:id="54" w:name="scoring-triage"/>
+    <w:bookmarkEnd w:id="54"/>
+    <w:bookmarkEnd w:id="55"/>
+    <w:bookmarkStart w:id="56" w:name="scoring-triage"/>
     <w:p>
       <w:pPr>
         <w:pStyle w:val="Heading2"/>
@@ -10875,8 +11304,8 @@
         </w:pict>
       </w:r>
     </w:p>
-    <w:bookmarkEnd w:id="54"/>
-    <w:bookmarkStart w:id="55" w:name="api-http"/>
+    <w:bookmarkEnd w:id="56"/>
+    <w:bookmarkStart w:id="57" w:name="api-http"/>
     <w:p>
       <w:pPr>
         <w:pStyle w:val="Heading2"/>
@@ -11295,8 +11724,8 @@
         </w:pict>
       </w:r>
     </w:p>
-    <w:bookmarkEnd w:id="55"/>
-    <w:bookmarkStart w:id="72" w:name="casos-ofensivos-build--tags-offensive"/>
+    <w:bookmarkEnd w:id="57"/>
+    <w:bookmarkStart w:id="74" w:name="casos-ofensivos-build--tags-offensive"/>
     <w:p>
       <w:pPr>
         <w:pStyle w:val="Heading2"/>
@@ -11434,7 +11863,7 @@
         <w:t xml:space="preserve">y números &gt; 3 dígitos.</w:t>
       </w:r>
     </w:p>
-    <w:bookmarkStart w:id="58" w:name="modbus-write-dos-modos"/>
+    <w:bookmarkStart w:id="60" w:name="modbus-write-dos-modos"/>
     <w:p>
       <w:pPr>
         <w:pStyle w:val="Heading3"/>
@@ -11457,7 +11886,7 @@
         <w:t xml:space="preserve">porque su CLI original (v1.2) era per-request, no per-session:</w:t>
       </w:r>
     </w:p>
-    <w:bookmarkStart w:id="56" w:name="per-request-v1.2-todavía-suportado"/>
+    <w:bookmarkStart w:id="58" w:name="per-request-v1.2-todavía-suportado"/>
     <w:p>
       <w:pPr>
         <w:pStyle w:val="Heading4"/>
@@ -11837,8 +12266,8 @@
         <w:t xml:space="preserve"> audit verify-file</w:t>
       </w:r>
     </w:p>
-    <w:bookmarkEnd w:id="56"/>
-    <w:bookmarkStart w:id="57" w:name="X9600bd5a89cdad16ab64f20a9d5dbcf61d2f61b"/>
+    <w:bookmarkEnd w:id="58"/>
+    <w:bookmarkStart w:id="59" w:name="X9600bd5a89cdad16ab64f20a9d5dbcf61d2f61b"/>
     <w:p>
       <w:pPr>
         <w:pStyle w:val="Heading4"/>
@@ -12283,9 +12712,9 @@
         <w:t xml:space="preserve">.</w:t>
       </w:r>
     </w:p>
-    <w:bookmarkEnd w:id="57"/>
-    <w:bookmarkEnd w:id="58"/>
-    <w:bookmarkStart w:id="59" w:name="exploit-cve-catálogo-reducido"/>
+    <w:bookmarkEnd w:id="59"/>
+    <w:bookmarkEnd w:id="60"/>
+    <w:bookmarkStart w:id="61" w:name="exploit-cve-catálogo-reducido"/>
     <w:p>
       <w:pPr>
         <w:pStyle w:val="Heading3"/>
@@ -12545,8 +12974,8 @@
         <w:t xml:space="preserve"> ~/.elsereno/dev.pp</w:t>
       </w:r>
     </w:p>
-    <w:bookmarkEnd w:id="59"/>
-    <w:bookmarkStart w:id="60" w:name="harvest-descubrir-credenciales-débiles"/>
+    <w:bookmarkEnd w:id="61"/>
+    <w:bookmarkStart w:id="62" w:name="harvest-descubrir-credenciales-débiles"/>
     <w:p>
       <w:pPr>
         <w:pStyle w:val="Heading3"/>
@@ -12793,8 +13222,8 @@
         <w:t xml:space="preserve"># registra token_reveal en audit</w:t>
       </w:r>
     </w:p>
-    <w:bookmarkEnd w:id="60"/>
-    <w:bookmarkStart w:id="61" w:name="dial-individual-un-número"/>
+    <w:bookmarkEnd w:id="62"/>
+    <w:bookmarkStart w:id="63" w:name="dial-individual-un-número"/>
     <w:p>
       <w:pPr>
         <w:pStyle w:val="Heading3"/>
@@ -13081,8 +13510,8 @@
         <w:t xml:space="preserve">#   audit chain appended to: ~/.elsereno/audit.jsonl</w:t>
       </w:r>
     </w:p>
-    <w:bookmarkEnd w:id="61"/>
-    <w:bookmarkStart w:id="70" w:name="proxy-write-gated-v1.5-cli-proxy-listen"/>
+    <w:bookmarkEnd w:id="63"/>
+    <w:bookmarkStart w:id="72" w:name="proxy-write-gated-v1.5-cli-proxy-listen"/>
     <w:p>
       <w:pPr>
         <w:pStyle w:val="Heading3"/>
@@ -13136,7 +13565,7 @@
         <w:t xml:space="preserve">iax2, pbxhttp, bacnet.</w:t>
       </w:r>
     </w:p>
-    <w:bookmarkStart w:id="62" w:name="X1f77599160d8f12b637984171c3fb00f7ba13c7"/>
+    <w:bookmarkStart w:id="64" w:name="X1f77599160d8f12b637984171c3fb00f7ba13c7"/>
     <w:p>
       <w:pPr>
         <w:pStyle w:val="Heading4"/>
@@ -13547,8 +13976,8 @@
         <w:t xml:space="preserve">per-request; proxy-session dry-run es v1.9 carry-over)</w:t>
       </w:r>
     </w:p>
-    <w:bookmarkEnd w:id="62"/>
-    <w:bookmarkStart w:id="63" w:name="lanzar-el-proxy-con-el-yaml"/>
+    <w:bookmarkEnd w:id="64"/>
+    <w:bookmarkStart w:id="65" w:name="lanzar-el-proxy-con-el-yaml"/>
     <w:p>
       <w:pPr>
         <w:pStyle w:val="Heading4"/>
@@ -13834,8 +14263,8 @@
         <w:t xml:space="preserve">- La respuesta del upstream vuelve al cliente transparente.</w:t>
       </w:r>
     </w:p>
-    <w:bookmarkEnd w:id="63"/>
-    <w:bookmarkStart w:id="64" w:name="refusal-codes-por-protocolo"/>
+    <w:bookmarkEnd w:id="65"/>
+    <w:bookmarkStart w:id="66" w:name="refusal-codes-por-protocolo"/>
     <w:p>
       <w:pPr>
         <w:pStyle w:val="Heading4"/>
@@ -14089,8 +14518,8 @@
         </w:tc>
       </w:tr>
     </w:tbl>
-    <w:bookmarkEnd w:id="64"/>
-    <w:bookmarkStart w:id="65" w:name="X59c332b96631a50a17b4e66bc3c13c47e9ea5fd"/>
+    <w:bookmarkEnd w:id="66"/>
+    <w:bookmarkStart w:id="67" w:name="X59c332b96631a50a17b4e66bc3c13c47e9ea5fd"/>
     <w:p>
       <w:pPr>
         <w:pStyle w:val="Heading4"/>
@@ -14361,8 +14790,8 @@
         <w:t xml:space="preserve"> --vault-passphrase-file ~/.elsereno/vault.pp</w:t>
       </w:r>
     </w:p>
-    <w:bookmarkEnd w:id="65"/>
-    <w:bookmarkStart w:id="66" w:name="Xa18c2c925c568e68b4701ce079ee41aca1225b6"/>
+    <w:bookmarkEnd w:id="67"/>
+    <w:bookmarkStart w:id="68" w:name="Xa18c2c925c568e68b4701ce079ee41aca1225b6"/>
     <w:p>
       <w:pPr>
         <w:pStyle w:val="Heading4"/>
@@ -15136,8 +15565,8 @@
         <w:t xml:space="preserve">siguen con el gate método-nivel únicamente.</w:t>
       </w:r>
     </w:p>
-    <w:bookmarkEnd w:id="66"/>
-    <w:bookmarkStart w:id="67" w:name="X9071fa16e2a854b797660bcd944750ecac6c58f"/>
+    <w:bookmarkEnd w:id="68"/>
+    <w:bookmarkStart w:id="69" w:name="X9071fa16e2a854b797660bcd944750ecac6c58f"/>
     <w:p>
       <w:pPr>
         <w:pStyle w:val="Heading4"/>
@@ -16036,7 +16465,7 @@
         <w:pStyle w:val="Compact"/>
         <w:numPr>
           <w:ilvl w:val="0"/>
-          <w:numId w:val="1004"/>
+          <w:numId w:val="1005"/>
         </w:numPr>
       </w:pPr>
       <w:r>
@@ -16063,7 +16492,7 @@
         <w:pStyle w:val="Compact"/>
         <w:numPr>
           <w:ilvl w:val="0"/>
-          <w:numId w:val="1004"/>
+          <w:numId w:val="1005"/>
         </w:numPr>
       </w:pPr>
       <w:r>
@@ -16090,7 +16519,7 @@
         <w:pStyle w:val="Compact"/>
         <w:numPr>
           <w:ilvl w:val="0"/>
-          <w:numId w:val="1004"/>
+          <w:numId w:val="1005"/>
         </w:numPr>
       </w:pPr>
       <w:r>
@@ -16147,7 +16576,7 @@
         <w:pStyle w:val="Compact"/>
         <w:numPr>
           <w:ilvl w:val="0"/>
-          <w:numId w:val="1004"/>
+          <w:numId w:val="1005"/>
         </w:numPr>
       </w:pPr>
       <w:r>
@@ -16446,8 +16875,8 @@
         <w:t xml:space="preserve"># ambos bloques.</w:t>
       </w:r>
     </w:p>
-    <w:bookmarkEnd w:id="67"/>
-    <w:bookmarkStart w:id="68" w:name="opc-ua-per-nodeid-v1.6"/>
+    <w:bookmarkEnd w:id="69"/>
+    <w:bookmarkStart w:id="70" w:name="opc-ua-per-nodeid-v1.6"/>
     <w:p>
       <w:pPr>
         <w:pStyle w:val="Heading4"/>
@@ -16729,8 +17158,8 @@
         <w:t xml:space="preserve">.</w:t>
       </w:r>
     </w:p>
-    <w:bookmarkEnd w:id="68"/>
-    <w:bookmarkStart w:id="69" w:name="cwmp-tr-069-rpc-allowlist-v1.11"/>
+    <w:bookmarkEnd w:id="70"/>
+    <w:bookmarkStart w:id="71" w:name="cwmp-tr-069-rpc-allowlist-v1.11"/>
     <w:p>
       <w:pPr>
         <w:pStyle w:val="Heading4"/>
@@ -17713,154 +18142,15 @@
         <w:t xml:space="preserve">transporte ambiguo.</w:t>
       </w:r>
     </w:p>
-    <w:bookmarkEnd w:id="69"/>
-    <w:bookmarkEnd w:id="70"/>
-    <w:bookmarkStart w:id="71" w:name="sandbox-seccomp-bpf-linux"/>
-    <w:p>
-      <w:pPr>
-        <w:pStyle w:val="Heading3"/>
-      </w:pPr>
-      <w:r>
-        <w:t xml:space="preserve">6.6 Sandbox seccomp-bpf (Linux)</w:t>
-      </w:r>
-    </w:p>
-    <w:p>
-      <w:pPr>
-        <w:pStyle w:val="FirstParagraph"/>
-      </w:pPr>
-      <w:r>
-        <w:t xml:space="preserve">Todos los verbs ofensivos instalan un filtro BPF por-perfil</w:t>
-      </w:r>
-      <w:r>
-        <w:t xml:space="preserve"> </w:t>
-      </w:r>
-      <w:r>
-        <w:t xml:space="preserve">antes del I/O network:</w:t>
-      </w:r>
-    </w:p>
-    <w:p>
-      <w:pPr>
-        <w:pStyle w:val="Compact"/>
-        <w:numPr>
-          <w:ilvl w:val="0"/>
-          <w:numId w:val="1005"/>
-        </w:numPr>
-      </w:pPr>
-      <w:r>
-        <w:rPr>
-          <w:rStyle w:val="VerbatimChar"/>
-        </w:rPr>
-        <w:t xml:space="preserve">exploit</w:t>
-      </w:r>
-      <w:r>
-        <w:t xml:space="preserve">: bloquea execve/execveat/fork/clone3/ptrace/bpf/</w:t>
-      </w:r>
-      <w:r>
-        <w:t xml:space="preserve"> </w:t>
-      </w:r>
-      <w:r>
-        <w:t xml:space="preserve">init_module/unshare/mount/setns/reboot + kexec + pivot_root.</w:t>
-      </w:r>
-    </w:p>
-    <w:p>
-      <w:pPr>
-        <w:pStyle w:val="Compact"/>
-        <w:numPr>
-          <w:ilvl w:val="0"/>
-          <w:numId w:val="1005"/>
-        </w:numPr>
-      </w:pPr>
-      <w:r>
-        <w:rPr>
-          <w:rStyle w:val="VerbatimChar"/>
-        </w:rPr>
-        <w:t xml:space="preserve">harvest</w:t>
-      </w:r>
-      <w:r>
-        <w:t xml:space="preserve">: exploit base + bloqueo de file mutators</w:t>
-      </w:r>
-      <w:r>
-        <w:t xml:space="preserve"> </w:t>
-      </w:r>
-      <w:r>
-        <w:t xml:space="preserve">(unlink, truncate, rename, chmod, mknod, …).</w:t>
-      </w:r>
-    </w:p>
-    <w:p>
-      <w:pPr>
-        <w:pStyle w:val="Compact"/>
-        <w:numPr>
-          <w:ilvl w:val="0"/>
-          <w:numId w:val="1005"/>
-        </w:numPr>
-      </w:pPr>
-      <w:r>
-        <w:rPr>
-          <w:rStyle w:val="VerbatimChar"/>
-        </w:rPr>
-        <w:t xml:space="preserve">dial</w:t>
-      </w:r>
-      <w:r>
-        <w:t xml:space="preserve">: exploit base + bloqueo de network openers</w:t>
-      </w:r>
-      <w:r>
-        <w:t xml:space="preserve"> </w:t>
-      </w:r>
-      <w:r>
-        <w:t xml:space="preserve">(socket, connect, bind, listen, sendto, …).</w:t>
-      </w:r>
-    </w:p>
-    <w:p>
-      <w:pPr>
-        <w:pStyle w:val="FirstParagraph"/>
-      </w:pPr>
-      <w:r>
-        <w:t xml:space="preserve">En macOS el sandbox degrada a</w:t>
-      </w:r>
-      <w:r>
-        <w:t xml:space="preserve"> </w:t>
-      </w:r>
-      <w:r>
-        <w:rPr>
-          <w:rStyle w:val="VerbatimChar"/>
-        </w:rPr>
-        <w:t xml:space="preserve">Kind: unavailable</w:t>
-      </w:r>
-      <w:r>
-        <w:t xml:space="preserve"> </w:t>
-      </w:r>
-      <w:r>
-        <w:t xml:space="preserve">+ audit</w:t>
-      </w:r>
-      <w:r>
-        <w:t xml:space="preserve"> </w:t>
-      </w:r>
-      <w:r>
-        <w:rPr>
-          <w:rStyle w:val="VerbatimChar"/>
-        </w:rPr>
-        <w:t xml:space="preserve">offensive_sandbox: available=false</w:t>
-      </w:r>
-      <w:r>
-        <w:t xml:space="preserve">.</w:t>
-      </w:r>
-    </w:p>
-    <w:p>
-      <w:r>
-        <w:pict>
-          <v:rect style="width:0;height:1.5pt" o:hralign="center" o:hrstd="t" o:hr="t"/>
-        </w:pict>
-      </w:r>
-    </w:p>
     <w:bookmarkEnd w:id="71"/>
     <w:bookmarkEnd w:id="72"/>
-    <w:bookmarkStart w:id="78" w:name="X041fbee2e8f285cc0b7041a11dc0d7d247dc488"/>
-    <w:p>
-      <w:pPr>
-        <w:pStyle w:val="Heading2"/>
-      </w:pPr>
-      <w:r>
-        <w:t xml:space="preserve">7. Detection (caso defensivo — cómo lo detecta el blue team)</w:t>
+    <w:bookmarkStart w:id="73" w:name="sandbox-seccomp-bpf-linux"/>
+    <w:p>
+      <w:pPr>
+        <w:pStyle w:val="Heading3"/>
+      </w:pPr>
+      <w:r>
+        <w:t xml:space="preserve">6.6 Sandbox seccomp-bpf (Linux)</w:t>
       </w:r>
     </w:p>
     <w:p>
@@ -17868,243 +18158,13 @@
         <w:pStyle w:val="FirstParagraph"/>
       </w:pPr>
       <w:r>
-        <w:t xml:space="preserve">El red team corre ElSereno contra tu red; qué deja en logs:</w:t>
-      </w:r>
-    </w:p>
-    <w:bookmarkStart w:id="73" w:name="Xf2d6836e9061b03645f09edf91d1e31f0f400d2"/>
-    <w:p>
-      <w:pPr>
-        <w:pStyle w:val="Heading3"/>
-      </w:pPr>
-      <w:r>
-        <w:t xml:space="preserve">7.1 Firma a nivel Modbus (FC + unit + address pattern)</w:t>
-      </w:r>
-    </w:p>
-    <w:p>
-      <w:pPr>
-        <w:pStyle w:val="SourceCode"/>
-      </w:pPr>
-      <w:r>
-        <w:rPr>
-          <w:rStyle w:val="VerbatimChar"/>
-        </w:rPr>
-        <w:t xml:space="preserve">src=10.0.0.100 dst=plc.internal:502</w:t>
-      </w:r>
-      <w:r>
-        <w:br/>
-      </w:r>
-      <w:r>
-        <w:rPr>
-          <w:rStyle w:val="VerbatimChar"/>
-        </w:rPr>
-        <w:t xml:space="preserve">pattern: TCP SYN + TCP PSH with Modbus MBAP header (txID incrementing)</w:t>
-      </w:r>
-      <w:r>
-        <w:br/>
-      </w:r>
-      <w:r>
-        <w:rPr>
-          <w:rStyle w:val="VerbatimChar"/>
-        </w:rPr>
-        <w:t xml:space="preserve">     + FC 0x01/0x03 (read coils/regs) on unit 1, address 0</w:t>
-      </w:r>
-      <w:r>
-        <w:br/>
-      </w:r>
-      <w:r>
-        <w:rPr>
-          <w:rStyle w:val="VerbatimChar"/>
-        </w:rPr>
-        <w:t xml:space="preserve">response: normal device identification (FC 0x2B / subcode 14)</w:t>
-      </w:r>
-    </w:p>
-    <w:p>
-      <w:pPr>
-        <w:pStyle w:val="FirstParagraph"/>
-      </w:pPr>
-      <w:r>
-        <w:t xml:space="preserve">Alerta en Suricata:</w:t>
-      </w:r>
-    </w:p>
-    <w:p>
-      <w:pPr>
-        <w:pStyle w:val="SourceCode"/>
-      </w:pPr>
-      <w:r>
-        <w:rPr>
-          <w:rStyle w:val="VerbatimChar"/>
-        </w:rPr>
-        <w:t xml:space="preserve">alert tcp $EXTERNAL_NET any -&gt; $HOME_NET 502 ( \</w:t>
-      </w:r>
-      <w:r>
-        <w:br/>
-      </w:r>
-      <w:r>
-        <w:rPr>
-          <w:rStyle w:val="VerbatimChar"/>
-        </w:rPr>
-        <w:t xml:space="preserve">  msg:"ICS Modbus read from external"; \</w:t>
-      </w:r>
-      <w:r>
-        <w:br/>
-      </w:r>
-      <w:r>
-        <w:rPr>
-          <w:rStyle w:val="VerbatimChar"/>
-        </w:rPr>
-        <w:t xml:space="preserve">  flow:to_server,established; \</w:t>
-      </w:r>
-      <w:r>
-        <w:br/>
-      </w:r>
-      <w:r>
-        <w:rPr>
-          <w:rStyle w:val="VerbatimChar"/>
-        </w:rPr>
-        <w:t xml:space="preserve">  content:"|00 2B 0E|"; offset:7; depth:3; \</w:t>
-      </w:r>
-      <w:r>
-        <w:br/>
-      </w:r>
-      <w:r>
-        <w:rPr>
-          <w:rStyle w:val="VerbatimChar"/>
-        </w:rPr>
-        <w:t xml:space="preserve">  sid:1000001; rev:1;)</w:t>
-      </w:r>
-    </w:p>
-    <w:bookmarkEnd w:id="73"/>
-    <w:bookmarkStart w:id="74" w:name="firma-a-nivel-opc-ua-hel"/>
-    <w:p>
-      <w:pPr>
-        <w:pStyle w:val="Heading3"/>
-      </w:pPr>
-      <w:r>
-        <w:t xml:space="preserve">7.2 Firma a nivel OPC UA HEL</w:t>
-      </w:r>
-    </w:p>
-    <w:p>
-      <w:pPr>
-        <w:pStyle w:val="SourceCode"/>
-      </w:pPr>
-      <w:r>
-        <w:rPr>
-          <w:rStyle w:val="VerbatimChar"/>
-        </w:rPr>
-        <w:t xml:space="preserve">src=attacker dst=plc:4840</w:t>
-      </w:r>
-      <w:r>
-        <w:br/>
-      </w:r>
-      <w:r>
-        <w:rPr>
-          <w:rStyle w:val="VerbatimChar"/>
-        </w:rPr>
-        <w:t xml:space="preserve">pattern: TCP PSH with bytes "HEL" at offset 0, endpoint URL</w:t>
-      </w:r>
-      <w:r>
-        <w:br/>
-      </w:r>
-      <w:r>
-        <w:rPr>
-          <w:rStyle w:val="VerbatimChar"/>
-        </w:rPr>
-        <w:t xml:space="preserve">         contains "opc.tcp://" + target's own IP</w:t>
-      </w:r>
-    </w:p>
-    <w:p>
-      <w:pPr>
-        <w:pStyle w:val="FirstParagraph"/>
-      </w:pPr>
-      <w:r>
-        <w:t xml:space="preserve">Zeek script:</w:t>
-      </w:r>
-    </w:p>
-    <w:p>
-      <w:pPr>
-        <w:pStyle w:val="SourceCode"/>
-      </w:pPr>
-      <w:r>
-        <w:rPr>
-          <w:rStyle w:val="VerbatimChar"/>
-        </w:rPr>
-        <w:t xml:space="preserve">event tcp_packet(c: connection, is_orig: bool, flags: string, seq: count,</w:t>
-      </w:r>
-      <w:r>
-        <w:br/>
-      </w:r>
-      <w:r>
-        <w:rPr>
-          <w:rStyle w:val="VerbatimChar"/>
-        </w:rPr>
-        <w:t xml:space="preserve">                 ack: count, len: count, payload: string) {</w:t>
-      </w:r>
-      <w:r>
-        <w:br/>
-      </w:r>
-      <w:r>
-        <w:rPr>
-          <w:rStyle w:val="VerbatimChar"/>
-        </w:rPr>
-        <w:t xml:space="preserve">    if ( |payload| &gt;= 3 &amp;&amp; payload[0:3] == "HEL" &amp;&amp; c$id$resp_p == 4840/tcp )</w:t>
-      </w:r>
-      <w:r>
-        <w:br/>
-      </w:r>
-      <w:r>
-        <w:rPr>
-          <w:rStyle w:val="VerbatimChar"/>
-        </w:rPr>
-        <w:t xml:space="preserve">        NOTICE([$note=OPCUA::ProbeSeen, $conn=c]);</w:t>
-      </w:r>
-      <w:r>
-        <w:br/>
-      </w:r>
-      <w:r>
-        <w:rPr>
-          <w:rStyle w:val="VerbatimChar"/>
-        </w:rPr>
-        <w:t xml:space="preserve">}</w:t>
-      </w:r>
-    </w:p>
-    <w:bookmarkEnd w:id="74"/>
-    <w:bookmarkStart w:id="75" w:name="firma-a-nivel-veeder-root"/>
-    <w:p>
-      <w:pPr>
-        <w:pStyle w:val="Heading3"/>
-      </w:pPr>
-      <w:r>
-        <w:t xml:space="preserve">7.3 Firma a nivel Veeder-Root</w:t>
-      </w:r>
-    </w:p>
-    <w:p>
-      <w:pPr>
-        <w:pStyle w:val="SourceCode"/>
-      </w:pPr>
-      <w:r>
-        <w:rPr>
-          <w:rStyle w:val="VerbatimChar"/>
-        </w:rPr>
-        <w:t xml:space="preserve">pattern: ASCII "&lt;SOH&gt;I20100" o variantes "I20200", "I20300", "V20100"</w:t>
-      </w:r>
-      <w:r>
-        <w:br/>
-      </w:r>
-      <w:r>
-        <w:rPr>
-          <w:rStyle w:val="VerbatimChar"/>
-        </w:rPr>
-        <w:t xml:space="preserve">response: envuelve líneas con tankID, inventory, alarm codes</w:t>
-      </w:r>
-    </w:p>
-    <w:bookmarkEnd w:id="75"/>
-    <w:bookmarkStart w:id="76" w:name="signaling-de-writes-hostiles"/>
-    <w:p>
-      <w:pPr>
-        <w:pStyle w:val="Heading3"/>
-      </w:pPr>
-      <w:r>
-        <w:t xml:space="preserve">7.4 Signaling de writes hostiles</w:t>
+        <w:t xml:space="preserve">Todos los verbs ofensivos instalan un filtro BPF por-perfil</w:t>
+      </w:r>
+      <w:r>
+        <w:t xml:space="preserve"> </w:t>
+      </w:r>
+      <w:r>
+        <w:t xml:space="preserve">antes del I/O network:</w:t>
       </w:r>
     </w:p>
     <w:p>
@@ -18116,26 +18176,19 @@
         </w:numPr>
       </w:pPr>
       <w:r>
-        <w:t xml:space="preserve">Modbus FC 5/6/15/16/22/23 desde fuentes externas al cuadro de</w:t>
-      </w:r>
-      <w:r>
-        <w:t xml:space="preserve"> </w:t>
-      </w:r>
-      <w:r>
-        <w:t xml:space="preserve">HMIs →</w:t>
-      </w:r>
-      <w:r>
-        <w:t xml:space="preserve"> </w:t>
-      </w:r>
-      <w:r>
-        <w:rPr>
-          <w:b/>
-          <w:bCs/>
-        </w:rPr>
-        <w:t xml:space="preserve">alerta crítica</w:t>
-      </w:r>
-      <w:r>
-        <w:t xml:space="preserve">.</w:t>
+        <w:rPr>
+          <w:rStyle w:val="VerbatimChar"/>
+        </w:rPr>
+        <w:t xml:space="preserve">exploit</w:t>
+      </w:r>
+      <w:r>
+        <w:t xml:space="preserve">: bloquea execve/execveat/fork/clone3/ptrace/bpf/</w:t>
+      </w:r>
+      <w:r>
+        <w:t xml:space="preserve"> </w:t>
+      </w:r>
+      <w:r>
+        <w:t xml:space="preserve">init_module/unshare/mount/setns/reboot + kexec + pivot_root.</w:t>
       </w:r>
     </w:p>
     <w:p>
@@ -18147,7 +18200,19 @@
         </w:numPr>
       </w:pPr>
       <w:r>
-        <w:t xml:space="preserve">S7 ROSCTR 0x01 con function_code 0x04 (PLC control → STOP) → alerta.</w:t>
+        <w:rPr>
+          <w:rStyle w:val="VerbatimChar"/>
+        </w:rPr>
+        <w:t xml:space="preserve">harvest</w:t>
+      </w:r>
+      <w:r>
+        <w:t xml:space="preserve">: exploit base + bloqueo de file mutators</w:t>
+      </w:r>
+      <w:r>
+        <w:t xml:space="preserve"> </w:t>
+      </w:r>
+      <w:r>
+        <w:t xml:space="preserve">(unlink, truncate, rename, chmod, mknod, …).</w:t>
       </w:r>
     </w:p>
     <w:p>
@@ -18159,29 +18224,19 @@
         </w:numPr>
       </w:pPr>
       <w:r>
-        <w:t xml:space="preserve">DNP3 app FC 0x05/0x06 (DirectOperate) desde subnet no-master → alerta.</w:t>
-      </w:r>
-    </w:p>
-    <w:p>
-      <w:pPr>
-        <w:pStyle w:val="Compact"/>
-        <w:numPr>
-          <w:ilvl w:val="0"/>
-          <w:numId w:val="1006"/>
-        </w:numPr>
-      </w:pPr>
-      <w:r>
-        <w:t xml:space="preserve">IEC-104 I-frame con ASDU type 45-51 → alerta.</w:t>
-      </w:r>
-    </w:p>
-    <w:bookmarkEnd w:id="76"/>
-    <w:bookmarkStart w:id="77" w:name="dashboard-como-receptor-de-detection"/>
-    <w:p>
-      <w:pPr>
-        <w:pStyle w:val="Heading3"/>
-      </w:pPr>
-      <w:r>
-        <w:t xml:space="preserve">7.5 Dashboard como receptor de detection</w:t>
+        <w:rPr>
+          <w:rStyle w:val="VerbatimChar"/>
+        </w:rPr>
+        <w:t xml:space="preserve">dial</w:t>
+      </w:r>
+      <w:r>
+        <w:t xml:space="preserve">: exploit base + bloqueo de network openers</w:t>
+      </w:r>
+      <w:r>
+        <w:t xml:space="preserve"> </w:t>
+      </w:r>
+      <w:r>
+        <w:t xml:space="preserve">(socket, connect, bind, listen, sendto, …).</w:t>
       </w:r>
     </w:p>
     <w:p>
@@ -18189,7 +18244,7 @@
         <w:pStyle w:val="FirstParagraph"/>
       </w:pPr>
       <w:r>
-        <w:t xml:space="preserve">Si tu stack envía a ElSereno (vía</w:t>
+        <w:t xml:space="preserve">En macOS el sandbox degrada a</w:t>
       </w:r>
       <w:r>
         <w:t xml:space="preserve"> </w:t>
@@ -18198,90 +18253,25 @@
         <w:rPr>
           <w:rStyle w:val="VerbatimChar"/>
         </w:rPr>
-        <w:t xml:space="preserve">syslog</w:t>
-      </w:r>
-      <w:r>
-        <w:t xml:space="preserve"> </w:t>
-      </w:r>
-      <w:r>
-        <w:t xml:space="preserve">output):</w:t>
-      </w:r>
-    </w:p>
-    <w:p>
-      <w:pPr>
-        <w:pStyle w:val="SourceCode"/>
-      </w:pPr>
-      <w:r>
-        <w:rPr>
-          <w:rStyle w:val="CommentTok"/>
-        </w:rPr>
-        <w:t xml:space="preserve"># Agente ICS-NIDS vuelca CEF a ElSereno</w:t>
-      </w:r>
-      <w:r>
-        <w:br/>
-      </w:r>
-      <w:r>
-        <w:rPr>
-          <w:rStyle w:val="ExtensionTok"/>
-        </w:rPr>
-        <w:t xml:space="preserve">elsereno</w:t>
-      </w:r>
-      <w:r>
-        <w:rPr>
-          <w:rStyle w:val="NormalTok"/>
-        </w:rPr>
-        <w:t xml:space="preserve"> scan </w:t>
-      </w:r>
-      <w:r>
-        <w:rPr>
-          <w:rStyle w:val="AttributeTok"/>
-        </w:rPr>
-        <w:t xml:space="preserve">--input-file</w:t>
-      </w:r>
-      <w:r>
-        <w:rPr>
-          <w:rStyle w:val="NormalTok"/>
-        </w:rPr>
-        <w:t xml:space="preserve"> cef-events.csv </w:t>
-      </w:r>
-      <w:r>
-        <w:rPr>
-          <w:rStyle w:val="AttributeTok"/>
-        </w:rPr>
-        <w:t xml:space="preserve">--input-type</w:t>
-      </w:r>
-      <w:r>
-        <w:rPr>
-          <w:rStyle w:val="NormalTok"/>
-        </w:rPr>
-        <w:t xml:space="preserve"> cef </w:t>
-      </w:r>
-      <w:r>
-        <w:rPr>
-          <w:rStyle w:val="DataTypeTok"/>
-        </w:rPr>
-        <w:t xml:space="preserve">\</w:t>
-      </w:r>
-      <w:r>
-        <w:br/>
-      </w:r>
-      <w:r>
-        <w:rPr>
-          <w:rStyle w:val="NormalTok"/>
-        </w:rPr>
-        <w:t xml:space="preserve">              </w:t>
-      </w:r>
-      <w:r>
-        <w:rPr>
-          <w:rStyle w:val="AttributeTok"/>
-        </w:rPr>
-        <w:t xml:space="preserve">--out-ndjson</w:t>
-      </w:r>
-      <w:r>
-        <w:rPr>
-          <w:rStyle w:val="NormalTok"/>
-        </w:rPr>
-        <w:t xml:space="preserve"> merged.ndjson</w:t>
+        <w:t xml:space="preserve">Kind: unavailable</w:t>
+      </w:r>
+      <w:r>
+        <w:t xml:space="preserve"> </w:t>
+      </w:r>
+      <w:r>
+        <w:t xml:space="preserve">+ audit</w:t>
+      </w:r>
+      <w:r>
+        <w:t xml:space="preserve"> </w:t>
+      </w:r>
+      <w:r>
+        <w:rPr>
+          <w:rStyle w:val="VerbatimChar"/>
+        </w:rPr>
+        <w:t xml:space="preserve">offensive_sandbox: available=false</w:t>
+      </w:r>
+      <w:r>
+        <w:t xml:space="preserve">.</w:t>
       </w:r>
     </w:p>
     <w:p>
@@ -18291,826 +18281,259 @@
         </w:pict>
       </w:r>
     </w:p>
+    <w:bookmarkEnd w:id="73"/>
+    <w:bookmarkEnd w:id="74"/>
+    <w:bookmarkStart w:id="80" w:name="X041fbee2e8f285cc0b7041a11dc0d7d247dc488"/>
+    <w:p>
+      <w:pPr>
+        <w:pStyle w:val="Heading2"/>
+      </w:pPr>
+      <w:r>
+        <w:t xml:space="preserve">7. Detection (caso defensivo — cómo lo detecta el blue team)</w:t>
+      </w:r>
+    </w:p>
+    <w:p>
+      <w:pPr>
+        <w:pStyle w:val="FirstParagraph"/>
+      </w:pPr>
+      <w:r>
+        <w:t xml:space="preserve">El red team corre ElSereno contra tu red; qué deja en logs:</w:t>
+      </w:r>
+    </w:p>
+    <w:bookmarkStart w:id="75" w:name="Xf2d6836e9061b03645f09edf91d1e31f0f400d2"/>
+    <w:p>
+      <w:pPr>
+        <w:pStyle w:val="Heading3"/>
+      </w:pPr>
+      <w:r>
+        <w:t xml:space="preserve">7.1 Firma a nivel Modbus (FC + unit + address pattern)</w:t>
+      </w:r>
+    </w:p>
+    <w:p>
+      <w:pPr>
+        <w:pStyle w:val="SourceCode"/>
+      </w:pPr>
+      <w:r>
+        <w:rPr>
+          <w:rStyle w:val="VerbatimChar"/>
+        </w:rPr>
+        <w:t xml:space="preserve">src=10.0.0.100 dst=plc.internal:502</w:t>
+      </w:r>
+      <w:r>
+        <w:br/>
+      </w:r>
+      <w:r>
+        <w:rPr>
+          <w:rStyle w:val="VerbatimChar"/>
+        </w:rPr>
+        <w:t xml:space="preserve">pattern: TCP SYN + TCP PSH with Modbus MBAP header (txID incrementing)</w:t>
+      </w:r>
+      <w:r>
+        <w:br/>
+      </w:r>
+      <w:r>
+        <w:rPr>
+          <w:rStyle w:val="VerbatimChar"/>
+        </w:rPr>
+        <w:t xml:space="preserve">     + FC 0x01/0x03 (read coils/regs) on unit 1, address 0</w:t>
+      </w:r>
+      <w:r>
+        <w:br/>
+      </w:r>
+      <w:r>
+        <w:rPr>
+          <w:rStyle w:val="VerbatimChar"/>
+        </w:rPr>
+        <w:t xml:space="preserve">response: normal device identification (FC 0x2B / subcode 14)</w:t>
+      </w:r>
+    </w:p>
+    <w:p>
+      <w:pPr>
+        <w:pStyle w:val="FirstParagraph"/>
+      </w:pPr>
+      <w:r>
+        <w:t xml:space="preserve">Alerta en Suricata:</w:t>
+      </w:r>
+    </w:p>
+    <w:p>
+      <w:pPr>
+        <w:pStyle w:val="SourceCode"/>
+      </w:pPr>
+      <w:r>
+        <w:rPr>
+          <w:rStyle w:val="VerbatimChar"/>
+        </w:rPr>
+        <w:t xml:space="preserve">alert tcp $EXTERNAL_NET any -&gt; $HOME_NET 502 ( \</w:t>
+      </w:r>
+      <w:r>
+        <w:br/>
+      </w:r>
+      <w:r>
+        <w:rPr>
+          <w:rStyle w:val="VerbatimChar"/>
+        </w:rPr>
+        <w:t xml:space="preserve">  msg:"ICS Modbus read from external"; \</w:t>
+      </w:r>
+      <w:r>
+        <w:br/>
+      </w:r>
+      <w:r>
+        <w:rPr>
+          <w:rStyle w:val="VerbatimChar"/>
+        </w:rPr>
+        <w:t xml:space="preserve">  flow:to_server,established; \</w:t>
+      </w:r>
+      <w:r>
+        <w:br/>
+      </w:r>
+      <w:r>
+        <w:rPr>
+          <w:rStyle w:val="VerbatimChar"/>
+        </w:rPr>
+        <w:t xml:space="preserve">  content:"|00 2B 0E|"; offset:7; depth:3; \</w:t>
+      </w:r>
+      <w:r>
+        <w:br/>
+      </w:r>
+      <w:r>
+        <w:rPr>
+          <w:rStyle w:val="VerbatimChar"/>
+        </w:rPr>
+        <w:t xml:space="preserve">  sid:1000001; rev:1;)</w:t>
+      </w:r>
+    </w:p>
+    <w:bookmarkEnd w:id="75"/>
+    <w:bookmarkStart w:id="76" w:name="firma-a-nivel-opc-ua-hel"/>
+    <w:p>
+      <w:pPr>
+        <w:pStyle w:val="Heading3"/>
+      </w:pPr>
+      <w:r>
+        <w:t xml:space="preserve">7.2 Firma a nivel OPC UA HEL</w:t>
+      </w:r>
+    </w:p>
+    <w:p>
+      <w:pPr>
+        <w:pStyle w:val="SourceCode"/>
+      </w:pPr>
+      <w:r>
+        <w:rPr>
+          <w:rStyle w:val="VerbatimChar"/>
+        </w:rPr>
+        <w:t xml:space="preserve">src=attacker dst=plc:4840</w:t>
+      </w:r>
+      <w:r>
+        <w:br/>
+      </w:r>
+      <w:r>
+        <w:rPr>
+          <w:rStyle w:val="VerbatimChar"/>
+        </w:rPr>
+        <w:t xml:space="preserve">pattern: TCP PSH with bytes "HEL" at offset 0, endpoint URL</w:t>
+      </w:r>
+      <w:r>
+        <w:br/>
+      </w:r>
+      <w:r>
+        <w:rPr>
+          <w:rStyle w:val="VerbatimChar"/>
+        </w:rPr>
+        <w:t xml:space="preserve">         contains "opc.tcp://" + target's own IP</w:t>
+      </w:r>
+    </w:p>
+    <w:p>
+      <w:pPr>
+        <w:pStyle w:val="FirstParagraph"/>
+      </w:pPr>
+      <w:r>
+        <w:t xml:space="preserve">Zeek script:</w:t>
+      </w:r>
+    </w:p>
+    <w:p>
+      <w:pPr>
+        <w:pStyle w:val="SourceCode"/>
+      </w:pPr>
+      <w:r>
+        <w:rPr>
+          <w:rStyle w:val="VerbatimChar"/>
+        </w:rPr>
+        <w:t xml:space="preserve">event tcp_packet(c: connection, is_orig: bool, flags: string, seq: count,</w:t>
+      </w:r>
+      <w:r>
+        <w:br/>
+      </w:r>
+      <w:r>
+        <w:rPr>
+          <w:rStyle w:val="VerbatimChar"/>
+        </w:rPr>
+        <w:t xml:space="preserve">                 ack: count, len: count, payload: string) {</w:t>
+      </w:r>
+      <w:r>
+        <w:br/>
+      </w:r>
+      <w:r>
+        <w:rPr>
+          <w:rStyle w:val="VerbatimChar"/>
+        </w:rPr>
+        <w:t xml:space="preserve">    if ( |payload| &gt;= 3 &amp;&amp; payload[0:3] == "HEL" &amp;&amp; c$id$resp_p == 4840/tcp )</w:t>
+      </w:r>
+      <w:r>
+        <w:br/>
+      </w:r>
+      <w:r>
+        <w:rPr>
+          <w:rStyle w:val="VerbatimChar"/>
+        </w:rPr>
+        <w:t xml:space="preserve">        NOTICE([$note=OPCUA::ProbeSeen, $conn=c]);</w:t>
+      </w:r>
+      <w:r>
+        <w:br/>
+      </w:r>
+      <w:r>
+        <w:rPr>
+          <w:rStyle w:val="VerbatimChar"/>
+        </w:rPr>
+        <w:t xml:space="preserve">}</w:t>
+      </w:r>
+    </w:p>
+    <w:bookmarkEnd w:id="76"/>
+    <w:bookmarkStart w:id="77" w:name="firma-a-nivel-veeder-root"/>
+    <w:p>
+      <w:pPr>
+        <w:pStyle w:val="Heading3"/>
+      </w:pPr>
+      <w:r>
+        <w:t xml:space="preserve">7.3 Firma a nivel Veeder-Root</w:t>
+      </w:r>
+    </w:p>
+    <w:p>
+      <w:pPr>
+        <w:pStyle w:val="SourceCode"/>
+      </w:pPr>
+      <w:r>
+        <w:rPr>
+          <w:rStyle w:val="VerbatimChar"/>
+        </w:rPr>
+        <w:t xml:space="preserve">pattern: ASCII "&lt;SOH&gt;I20100" o variantes "I20200", "I20300", "V20100"</w:t>
+      </w:r>
+      <w:r>
+        <w:br/>
+      </w:r>
+      <w:r>
+        <w:rPr>
+          <w:rStyle w:val="VerbatimChar"/>
+        </w:rPr>
+        <w:t xml:space="preserve">response: envuelve líneas con tankID, inventory, alarm codes</w:t>
+      </w:r>
+    </w:p>
     <w:bookmarkEnd w:id="77"/>
-    <w:bookmarkEnd w:id="78"/>
-    <w:bookmarkStart w:id="79" w:name="backup-restauración"/>
-    <w:p>
-      <w:pPr>
-        <w:pStyle w:val="Heading2"/>
-      </w:pPr>
-      <w:r>
-        <w:t xml:space="preserve">8. Backup + restauración</w:t>
-      </w:r>
-    </w:p>
-    <w:p>
-      <w:pPr>
-        <w:pStyle w:val="FirstParagraph"/>
-      </w:pPr>
-      <w:r>
-        <w:t xml:space="preserve">Backup cifrado del vault + config:</w:t>
-      </w:r>
-    </w:p>
-    <w:p>
-      <w:pPr>
-        <w:pStyle w:val="SourceCode"/>
-      </w:pPr>
-      <w:r>
-        <w:rPr>
-          <w:rStyle w:val="CommentTok"/>
-        </w:rPr>
-        <w:t xml:space="preserve"># Cifrado AES-GCM con master key derivada de la passphrase</w:t>
-      </w:r>
-      <w:r>
-        <w:br/>
-      </w:r>
-      <w:r>
-        <w:rPr>
-          <w:rStyle w:val="ExtensionTok"/>
-        </w:rPr>
-        <w:t xml:space="preserve">elsereno</w:t>
-      </w:r>
-      <w:r>
-        <w:rPr>
-          <w:rStyle w:val="NormalTok"/>
-        </w:rPr>
-        <w:t xml:space="preserve"> backup create </w:t>
-      </w:r>
-      <w:r>
-        <w:rPr>
-          <w:rStyle w:val="AttributeTok"/>
-        </w:rPr>
-        <w:t xml:space="preserve">--out</w:t>
-      </w:r>
-      <w:r>
-        <w:rPr>
-          <w:rStyle w:val="NormalTok"/>
-        </w:rPr>
-        <w:t xml:space="preserve"> backup-2026-04-22.elsb</w:t>
-      </w:r>
-      <w:r>
-        <w:br/>
-      </w:r>
-      <w:r>
-        <w:br/>
-      </w:r>
-      <w:r>
-        <w:rPr>
-          <w:rStyle w:val="CommentTok"/>
-        </w:rPr>
-        <w:t xml:space="preserve"># Restore</w:t>
-      </w:r>
-      <w:r>
-        <w:br/>
-      </w:r>
-      <w:r>
-        <w:rPr>
-          <w:rStyle w:val="ExtensionTok"/>
-        </w:rPr>
-        <w:t xml:space="preserve">elsereno</w:t>
-      </w:r>
-      <w:r>
-        <w:rPr>
-          <w:rStyle w:val="NormalTok"/>
-        </w:rPr>
-        <w:t xml:space="preserve"> backup restore </w:t>
-      </w:r>
-      <w:r>
-        <w:rPr>
-          <w:rStyle w:val="AttributeTok"/>
-        </w:rPr>
-        <w:t xml:space="preserve">--in</w:t>
-      </w:r>
-      <w:r>
-        <w:rPr>
-          <w:rStyle w:val="NormalTok"/>
-        </w:rPr>
-        <w:t xml:space="preserve"> backup-2026-04-22.elsb</w:t>
-      </w:r>
-    </w:p>
-    <w:p>
-      <w:pPr>
-        <w:pStyle w:val="FirstParagraph"/>
-      </w:pPr>
-      <w:r>
-        <w:t xml:space="preserve">Audit chain:</w:t>
-      </w:r>
-    </w:p>
-    <w:p>
-      <w:pPr>
-        <w:pStyle w:val="SourceCode"/>
-      </w:pPr>
-      <w:r>
-        <w:rPr>
-          <w:rStyle w:val="ExtensionTok"/>
-        </w:rPr>
-        <w:t xml:space="preserve">elsereno</w:t>
-      </w:r>
-      <w:r>
-        <w:rPr>
-          <w:rStyle w:val="NormalTok"/>
-        </w:rPr>
-        <w:t xml:space="preserve"> audit verify-file       </w:t>
-      </w:r>
-      <w:r>
-        <w:rPr>
-          <w:rStyle w:val="CommentTok"/>
-        </w:rPr>
-        <w:t xml:space="preserve"># valida ~/.elsereno/audit.jsonl</w:t>
-      </w:r>
-      <w:r>
-        <w:br/>
-      </w:r>
-      <w:r>
-        <w:rPr>
-          <w:rStyle w:val="ExtensionTok"/>
-        </w:rPr>
-        <w:t xml:space="preserve">elsereno</w:t>
-      </w:r>
-      <w:r>
-        <w:rPr>
-          <w:rStyle w:val="NormalTok"/>
-        </w:rPr>
-        <w:t xml:space="preserve"> audit export </w:t>
-      </w:r>
-      <w:r>
-        <w:rPr>
-          <w:rStyle w:val="AttributeTok"/>
-        </w:rPr>
-        <w:t xml:space="preserve">--out</w:t>
-      </w:r>
-      <w:r>
-        <w:rPr>
-          <w:rStyle w:val="NormalTok"/>
-        </w:rPr>
-        <w:t xml:space="preserve"> audit.jsonl.asc   </w:t>
-      </w:r>
-      <w:r>
-        <w:rPr>
-          <w:rStyle w:val="CommentTok"/>
-        </w:rPr>
-        <w:t xml:space="preserve"># firma con GPG</w:t>
-      </w:r>
-    </w:p>
-    <w:p>
-      <w:r>
-        <w:pict>
-          <v:rect style="width:0;height:1.5pt" o:hralign="center" o:hrstd="t" o:hr="t"/>
-        </w:pict>
-      </w:r>
-    </w:p>
-    <w:bookmarkEnd w:id="79"/>
-    <w:bookmarkStart w:id="80" w:name="arquitectura-birds-eye"/>
-    <w:p>
-      <w:pPr>
-        <w:pStyle w:val="Heading2"/>
-      </w:pPr>
-      <w:r>
-        <w:t xml:space="preserve">9. Arquitectura (bird’s-eye)</w:t>
-      </w:r>
-    </w:p>
-    <w:p>
-      <w:pPr>
-        <w:pStyle w:val="SourceCode"/>
-      </w:pPr>
-      <w:r>
-        <w:rPr>
-          <w:rStyle w:val="VerbatimChar"/>
-        </w:rPr>
-        <w:t xml:space="preserve">        ┌──────────────┐       ┌──────────────┐</w:t>
-      </w:r>
-      <w:r>
-        <w:br/>
-      </w:r>
-      <w:r>
-        <w:rPr>
-          <w:rStyle w:val="VerbatimChar"/>
-        </w:rPr>
-        <w:t xml:space="preserve">        │  Input       │       │  Output      │</w:t>
-      </w:r>
-      <w:r>
-        <w:br/>
-      </w:r>
-      <w:r>
-        <w:rPr>
-          <w:rStyle w:val="VerbatimChar"/>
-        </w:rPr>
-        <w:t xml:space="preserve">        │ shodan/censys│       │ ndjson/csv   │</w:t>
-      </w:r>
-      <w:r>
-        <w:br/>
-      </w:r>
-      <w:r>
-        <w:rPr>
-          <w:rStyle w:val="VerbatimChar"/>
-        </w:rPr>
-        <w:t xml:space="preserve">        │  nmapxml/txt │       │ html/cef     │</w:t>
-      </w:r>
-      <w:r>
-        <w:br/>
-      </w:r>
-      <w:r>
-        <w:rPr>
-          <w:rStyle w:val="VerbatimChar"/>
-        </w:rPr>
-        <w:t xml:space="preserve">        └──────┬───────┘       │ syslog/webhk │</w:t>
-      </w:r>
-      <w:r>
-        <w:br/>
-      </w:r>
-      <w:r>
-        <w:rPr>
-          <w:rStyle w:val="VerbatimChar"/>
-        </w:rPr>
-        <w:t xml:space="preserve">               │               │ jira/ghissue │</w:t>
-      </w:r>
-      <w:r>
-        <w:br/>
-      </w:r>
-      <w:r>
-        <w:rPr>
-          <w:rStyle w:val="VerbatimChar"/>
-        </w:rPr>
-        <w:t xml:space="preserve">               ▼               └──────┬───────┘</w:t>
-      </w:r>
-      <w:r>
-        <w:br/>
-      </w:r>
-      <w:r>
-        <w:rPr>
-          <w:rStyle w:val="VerbatimChar"/>
-        </w:rPr>
-        <w:t xml:space="preserve">        ┌──────────────┐              ▲</w:t>
-      </w:r>
-      <w:r>
-        <w:br/>
-      </w:r>
-      <w:r>
-        <w:rPr>
-          <w:rStyle w:val="VerbatimChar"/>
-        </w:rPr>
-        <w:t xml:space="preserve">        │   Scanner    │              │</w:t>
-      </w:r>
-      <w:r>
-        <w:br/>
-      </w:r>
-      <w:r>
-        <w:rPr>
-          <w:rStyle w:val="VerbatimChar"/>
-        </w:rPr>
-        <w:t xml:space="preserve">        │  concurrency │              │</w:t>
-      </w:r>
-      <w:r>
-        <w:br/>
-      </w:r>
-      <w:r>
-        <w:rPr>
-          <w:rStyle w:val="VerbatimChar"/>
-        </w:rPr>
-        <w:t xml:space="preserve">        │  rate + retry│              │</w:t>
-      </w:r>
-      <w:r>
-        <w:br/>
-      </w:r>
-      <w:r>
-        <w:rPr>
-          <w:rStyle w:val="VerbatimChar"/>
-        </w:rPr>
-        <w:t xml:space="preserve">        └──────┬───────┘              │</w:t>
-      </w:r>
-      <w:r>
-        <w:br/>
-      </w:r>
-      <w:r>
-        <w:rPr>
-          <w:rStyle w:val="VerbatimChar"/>
-        </w:rPr>
-        <w:t xml:space="preserve">               │                      │</w:t>
-      </w:r>
-      <w:r>
-        <w:br/>
-      </w:r>
-      <w:r>
-        <w:rPr>
-          <w:rStyle w:val="VerbatimChar"/>
-        </w:rPr>
-        <w:t xml:space="preserve">               ▼                      │</w:t>
-      </w:r>
-      <w:r>
-        <w:br/>
-      </w:r>
-      <w:r>
-        <w:rPr>
-          <w:rStyle w:val="VerbatimChar"/>
-        </w:rPr>
-        <w:t xml:space="preserve">        ┌──────────────┐  ┌──────────────┐</w:t>
-      </w:r>
-      <w:r>
-        <w:br/>
-      </w:r>
-      <w:r>
-        <w:rPr>
-          <w:rStyle w:val="VerbatimChar"/>
-        </w:rPr>
-        <w:t xml:space="preserve">        │  Protocol    │  │  Scoring     │</w:t>
-      </w:r>
-      <w:r>
-        <w:br/>
-      </w:r>
-      <w:r>
-        <w:rPr>
-          <w:rStyle w:val="VerbatimChar"/>
-        </w:rPr>
-        <w:t xml:space="preserve">        │  Plugin *13  │─▶│  factors×6   │</w:t>
-      </w:r>
-      <w:r>
-        <w:br/>
-      </w:r>
-      <w:r>
-        <w:rPr>
-          <w:rStyle w:val="VerbatimChar"/>
-        </w:rPr>
-        <w:t xml:space="preserve">        └──────┬───────┘  └──────┬───────┘</w:t>
-      </w:r>
-      <w:r>
-        <w:br/>
-      </w:r>
-      <w:r>
-        <w:rPr>
-          <w:rStyle w:val="VerbatimChar"/>
-        </w:rPr>
-        <w:t xml:space="preserve">               │                 │</w:t>
-      </w:r>
-      <w:r>
-        <w:br/>
-      </w:r>
-      <w:r>
-        <w:rPr>
-          <w:rStyle w:val="VerbatimChar"/>
-        </w:rPr>
-        <w:t xml:space="preserve">               ▼                 ▼</w:t>
-      </w:r>
-      <w:r>
-        <w:br/>
-      </w:r>
-      <w:r>
-        <w:rPr>
-          <w:rStyle w:val="VerbatimChar"/>
-        </w:rPr>
-        <w:t xml:space="preserve">        ┌──────────────┐  ┌──────────────┐</w:t>
-      </w:r>
-      <w:r>
-        <w:br/>
-      </w:r>
-      <w:r>
-        <w:rPr>
-          <w:rStyle w:val="VerbatimChar"/>
-        </w:rPr>
-        <w:t xml:space="preserve">        │  Findings    │  │  Audit chain │</w:t>
-      </w:r>
-      <w:r>
-        <w:br/>
-      </w:r>
-      <w:r>
-        <w:rPr>
-          <w:rStyle w:val="VerbatimChar"/>
-        </w:rPr>
-        <w:t xml:space="preserve">        │  pgx.CopyFrom│  │ JCS+SHA256   │</w:t>
-      </w:r>
-      <w:r>
-        <w:br/>
-      </w:r>
-      <w:r>
-        <w:rPr>
-          <w:rStyle w:val="VerbatimChar"/>
-        </w:rPr>
-        <w:t xml:space="preserve">        └──────┬───────┘  └──────┬───────┘</w:t>
-      </w:r>
-      <w:r>
-        <w:br/>
-      </w:r>
-      <w:r>
-        <w:rPr>
-          <w:rStyle w:val="VerbatimChar"/>
-        </w:rPr>
-        <w:t xml:space="preserve">               │                 │</w:t>
-      </w:r>
-      <w:r>
-        <w:br/>
-      </w:r>
-      <w:r>
-        <w:rPr>
-          <w:rStyle w:val="VerbatimChar"/>
-        </w:rPr>
-        <w:t xml:space="preserve">               └────────┬────────┘</w:t>
-      </w:r>
-      <w:r>
-        <w:br/>
-      </w:r>
-      <w:r>
-        <w:rPr>
-          <w:rStyle w:val="VerbatimChar"/>
-        </w:rPr>
-        <w:t xml:space="preserve">                        ▼</w:t>
-      </w:r>
-      <w:r>
-        <w:br/>
-      </w:r>
-      <w:r>
-        <w:rPr>
-          <w:rStyle w:val="VerbatimChar"/>
-        </w:rPr>
-        <w:t xml:space="preserve">                 ┌──────────────┐</w:t>
-      </w:r>
-      <w:r>
-        <w:br/>
-      </w:r>
-      <w:r>
-        <w:rPr>
-          <w:rStyle w:val="VerbatimChar"/>
-        </w:rPr>
-        <w:t xml:space="preserve">                 │  Dashboard   │</w:t>
-      </w:r>
-      <w:r>
-        <w:br/>
-      </w:r>
-      <w:r>
-        <w:rPr>
-          <w:rStyle w:val="VerbatimChar"/>
-        </w:rPr>
-        <w:t xml:space="preserve">                 │  SSE stream  │</w:t>
-      </w:r>
-      <w:r>
-        <w:br/>
-      </w:r>
-      <w:r>
-        <w:rPr>
-          <w:rStyle w:val="VerbatimChar"/>
-        </w:rPr>
-        <w:t xml:space="preserve">                 │ /api/v1/*    │</w:t>
-      </w:r>
-      <w:r>
-        <w:br/>
-      </w:r>
-      <w:r>
-        <w:rPr>
-          <w:rStyle w:val="VerbatimChar"/>
-        </w:rPr>
-        <w:t xml:space="preserve">                 └──────────────┘</w:t>
-      </w:r>
-    </w:p>
-    <w:p>
-      <w:r>
-        <w:pict>
-          <v:rect style="width:0;height:1.5pt" o:hralign="center" o:hrstd="t" o:hr="t"/>
-        </w:pict>
-      </w:r>
-    </w:p>
-    <w:bookmarkEnd w:id="80"/>
-    <w:bookmarkStart w:id="86" w:name="troubleshooting-frecuente"/>
-    <w:p>
-      <w:pPr>
-        <w:pStyle w:val="Heading2"/>
-      </w:pPr>
-      <w:r>
-        <w:t xml:space="preserve">10. Troubleshooting frecuente</w:t>
-      </w:r>
-    </w:p>
-    <w:bookmarkStart w:id="81" w:name="vault-bad-passphrase"/>
+    <w:bookmarkStart w:id="78" w:name="signaling-de-writes-hostiles"/>
     <w:p>
       <w:pPr>
         <w:pStyle w:val="Heading3"/>
       </w:pPr>
       <w:r>
-        <w:t xml:space="preserve">10.1</w:t>
-      </w:r>
-      <w:r>
-        <w:t xml:space="preserve"> </w:t>
-      </w:r>
-      <w:r>
-        <w:rPr>
-          <w:rStyle w:val="VerbatimChar"/>
-        </w:rPr>
-        <w:t xml:space="preserve">vault: bad passphrase</w:t>
-      </w:r>
-    </w:p>
-    <w:p>
-      <w:pPr>
-        <w:pStyle w:val="FirstParagraph"/>
-      </w:pPr>
-      <w:r>
-        <w:t xml:space="preserve">Reintentarlo; no hay recuperación (por diseño ADR-018). Para</w:t>
-      </w:r>
-      <w:r>
-        <w:t xml:space="preserve"> </w:t>
-      </w:r>
-      <w:r>
-        <w:t xml:space="preserve">instalación en máquina nueva:</w:t>
-      </w:r>
-      <w:r>
-        <w:t xml:space="preserve"> </w:t>
-      </w:r>
-      <w:r>
-        <w:rPr>
-          <w:rStyle w:val="VerbatimChar"/>
-        </w:rPr>
-        <w:t xml:space="preserve">vault init</w:t>
-      </w:r>
-      <w:r>
-        <w:t xml:space="preserve"> </w:t>
-      </w:r>
-      <w:r>
-        <w:t xml:space="preserve">de cero + reimportar</w:t>
-      </w:r>
-      <w:r>
-        <w:t xml:space="preserve"> </w:t>
-      </w:r>
-      <w:r>
-        <w:t xml:space="preserve">credenciales desde backup cifrado.</w:t>
-      </w:r>
-    </w:p>
-    <w:bookmarkEnd w:id="81"/>
-    <w:bookmarkStart w:id="82" w:name="serve-csrf-key-hkdf-failed"/>
-    <w:p>
-      <w:pPr>
-        <w:pStyle w:val="Heading3"/>
-      </w:pPr>
-      <w:r>
-        <w:t xml:space="preserve">10.2</w:t>
-      </w:r>
-      <w:r>
-        <w:t xml:space="preserve"> </w:t>
-      </w:r>
-      <w:r>
-        <w:rPr>
-          <w:rStyle w:val="VerbatimChar"/>
-        </w:rPr>
-        <w:t xml:space="preserve">serve: CSRF key: HKDF failed</w:t>
-      </w:r>
-    </w:p>
-    <w:p>
-      <w:pPr>
-        <w:pStyle w:val="FirstParagraph"/>
-      </w:pPr>
-      <w:r>
-        <w:t xml:space="preserve">El vault no está desbloqueado.</w:t>
-      </w:r>
-      <w:r>
-        <w:t xml:space="preserve"> </w:t>
-      </w:r>
-      <w:r>
-        <w:rPr>
-          <w:rStyle w:val="VerbatimChar"/>
-        </w:rPr>
-        <w:t xml:space="preserve">elsereno vault unlock</w:t>
-      </w:r>
-      <w:r>
-        <w:t xml:space="preserve"> </w:t>
-      </w:r>
-      <w:r>
-        <w:t xml:space="preserve">antes.</w:t>
-      </w:r>
-    </w:p>
-    <w:bookmarkEnd w:id="82"/>
-    <w:bookmarkStart w:id="83" w:name="dashboard-sin-estilos"/>
-    <w:p>
-      <w:pPr>
-        <w:pStyle w:val="Heading3"/>
-      </w:pPr>
-      <w:r>
-        <w:t xml:space="preserve">10.3 Dashboard sin estilos</w:t>
-      </w:r>
-    </w:p>
-    <w:p>
-      <w:pPr>
-        <w:pStyle w:val="FirstParagraph"/>
-      </w:pPr>
-      <w:r>
-        <w:t xml:space="preserve">Indica que tu navegador está bloqueando el inline</w:t>
-      </w:r>
-      <w:r>
-        <w:t xml:space="preserve"> </w:t>
-      </w:r>
-      <w:r>
-        <w:rPr>
-          <w:rStyle w:val="VerbatimChar"/>
-        </w:rPr>
-        <w:t xml:space="preserve">&lt;style&gt;</w:t>
-      </w:r>
-      <w:r>
-        <w:t xml:space="preserve"> </w:t>
-      </w:r>
-      <w:r>
-        <w:t xml:space="preserve">por</w:t>
-      </w:r>
-      <w:r>
-        <w:t xml:space="preserve"> </w:t>
-      </w:r>
-      <w:r>
-        <w:t xml:space="preserve">CSP. Desde v1.1 chunk 4a (y v1.2 en</w:t>
-      </w:r>
-      <w:r>
-        <w:t xml:space="preserve"> </w:t>
-      </w:r>
-      <w:r>
-        <w:rPr>
-          <w:rStyle w:val="VerbatimChar"/>
-        </w:rPr>
-        <w:t xml:space="preserve">/admin/security</w:t>
-      </w:r>
-      <w:r>
-        <w:t xml:space="preserve">) el nonce</w:t>
-      </w:r>
-      <w:r>
-        <w:t xml:space="preserve"> </w:t>
-      </w:r>
-      <w:r>
-        <w:t xml:space="preserve">está cableado. Si ves esto, tu binario es viejo — actualiza.</w:t>
-      </w:r>
-    </w:p>
-    <w:bookmarkEnd w:id="83"/>
-    <w:bookmarkStart w:id="84" w:name="readyz-devuelve-503"/>
-    <w:p>
-      <w:pPr>
-        <w:pStyle w:val="Heading3"/>
-      </w:pPr>
-      <w:r>
-        <w:t xml:space="preserve">10.4</w:t>
-      </w:r>
-      <w:r>
-        <w:t xml:space="preserve"> </w:t>
-      </w:r>
-      <w:r>
-        <w:rPr>
-          <w:rStyle w:val="VerbatimChar"/>
-        </w:rPr>
-        <w:t xml:space="preserve">/readyz</w:t>
-      </w:r>
-      <w:r>
-        <w:t xml:space="preserve"> </w:t>
-      </w:r>
-      <w:r>
-        <w:t xml:space="preserve">devuelve 503</w:t>
-      </w:r>
-    </w:p>
-    <w:p>
-      <w:pPr>
-        <w:pStyle w:val="FirstParagraph"/>
-      </w:pPr>
-      <w:r>
-        <w:t xml:space="preserve">Postgres caído.</w:t>
-      </w:r>
-      <w:r>
-        <w:t xml:space="preserve"> </w:t>
-      </w:r>
-      <w:r>
-        <w:rPr>
-          <w:rStyle w:val="VerbatimChar"/>
-        </w:rPr>
-        <w:t xml:space="preserve">docker compose ps db</w:t>
-      </w:r>
-      <w:r>
-        <w:t xml:space="preserve"> </w:t>
-      </w:r>
-      <w:r>
-        <w:t xml:space="preserve">para ver el estado, o</w:t>
-      </w:r>
-      <w:r>
-        <w:t xml:space="preserve"> </w:t>
-      </w:r>
-      <w:r>
-        <w:t xml:space="preserve">desconfigura</w:t>
-      </w:r>
-      <w:r>
-        <w:t xml:space="preserve"> </w:t>
-      </w:r>
-      <w:r>
-        <w:rPr>
-          <w:rStyle w:val="VerbatimChar"/>
-        </w:rPr>
-        <w:t xml:space="preserve">DATABASE_URL</w:t>
-      </w:r>
-      <w:r>
-        <w:t xml:space="preserve"> </w:t>
-      </w:r>
-      <w:r>
-        <w:t xml:space="preserve">si quieres correr sin DB.</w:t>
-      </w:r>
-    </w:p>
-    <w:bookmarkEnd w:id="84"/>
-    <w:bookmarkStart w:id="85" w:name="audit-errchainbroken"/>
-    <w:p>
-      <w:pPr>
-        <w:pStyle w:val="Heading3"/>
-      </w:pPr>
-      <w:r>
-        <w:t xml:space="preserve">10.5</w:t>
-      </w:r>
-      <w:r>
-        <w:t xml:space="preserve"> </w:t>
-      </w:r>
-      <w:r>
-        <w:rPr>
-          <w:rStyle w:val="VerbatimChar"/>
-        </w:rPr>
-        <w:t xml:space="preserve">audit: ErrChainBroken</w:t>
-      </w:r>
-    </w:p>
-    <w:p>
-      <w:pPr>
-        <w:pStyle w:val="FirstParagraph"/>
-      </w:pPr>
-      <w:r>
-        <w:t xml:space="preserve">Alguien (o algo) tocó el fichero</w:t>
-      </w:r>
-      <w:r>
-        <w:t xml:space="preserve"> </w:t>
-      </w:r>
-      <w:r>
-        <w:rPr>
-          <w:rStyle w:val="VerbatimChar"/>
-        </w:rPr>
-        <w:t xml:space="preserve">~/.elsereno/audit.jsonl</w:t>
-      </w:r>
-      <w:r>
-        <w:t xml:space="preserve">. Esto</w:t>
-      </w:r>
-      <w:r>
-        <w:t xml:space="preserve"> </w:t>
-      </w:r>
-      <w:r>
-        <w:t xml:space="preserve">es grave: la cadena hash ya no valida. Procedimiento:</w:t>
-      </w:r>
-      <w:r>
-        <w:t xml:space="preserve"> </w:t>
-      </w:r>
-      <w:r>
-        <w:t xml:space="preserve">1.</w:t>
-      </w:r>
-      <w:r>
-        <w:t xml:space="preserve"> </w:t>
-      </w:r>
-      <w:r>
-        <w:rPr>
-          <w:rStyle w:val="VerbatimChar"/>
-        </w:rPr>
-        <w:t xml:space="preserve">cp ~/.elsereno/audit.jsonl audit-corrupt.jsonl.bak</w:t>
-      </w:r>
-      <w:r>
-        <w:t xml:space="preserve"> </w:t>
-      </w:r>
-      <w:r>
-        <w:t xml:space="preserve">2. Investigar quién modificó (mtime, zfs snapshots, etc.)</w:t>
-      </w:r>
-      <w:r>
-        <w:t xml:space="preserve"> </w:t>
-      </w:r>
-      <w:r>
-        <w:t xml:space="preserve">3. Si el operador quiere seguir:</w:t>
-      </w:r>
-      <w:r>
-        <w:t xml:space="preserve"> </w:t>
-      </w:r>
-      <w:r>
-        <w:rPr>
-          <w:rStyle w:val="VerbatimChar"/>
-        </w:rPr>
-        <w:t xml:space="preserve">elsereno audit rebase</w:t>
-      </w:r>
-      <w:r>
-        <w:t xml:space="preserve"> </w:t>
-      </w:r>
-      <w:r>
-        <w:t xml:space="preserve">inserta</w:t>
-      </w:r>
-      <w:r>
-        <w:t xml:space="preserve"> </w:t>
-      </w:r>
-      <w:r>
-        <w:t xml:space="preserve">un rebase marker + reinicia la cadena. La corruption queda</w:t>
-      </w:r>
-      <w:r>
-        <w:t xml:space="preserve"> </w:t>
-      </w:r>
-      <w:r>
-        <w:t xml:space="preserve">auditéada de forma explícita (no oculta).</w:t>
-      </w:r>
-    </w:p>
-    <w:p>
-      <w:r>
-        <w:pict>
-          <v:rect style="width:0;height:1.5pt" o:hralign="center" o:hrstd="t" o:hr="t"/>
-        </w:pict>
-      </w:r>
-    </w:p>
-    <w:bookmarkEnd w:id="85"/>
-    <w:bookmarkEnd w:id="86"/>
-    <w:bookmarkStart w:id="87" w:name="enlaces"/>
-    <w:p>
-      <w:pPr>
-        <w:pStyle w:val="Heading2"/>
-      </w:pPr>
-      <w:r>
-        <w:t xml:space="preserve">11. Enlaces</w:t>
+        <w:t xml:space="preserve">7.4 Signaling de writes hostiles</w:t>
       </w:r>
     </w:p>
     <w:p>
@@ -19122,7 +18545,26 @@
         </w:numPr>
       </w:pPr>
       <w:r>
-        <w:t xml:space="preserve">Repo: https://github.com/RobinR00T/elSereno</w:t>
+        <w:t xml:space="preserve">Modbus FC 5/6/15/16/22/23 desde fuentes externas al cuadro de</w:t>
+      </w:r>
+      <w:r>
+        <w:t xml:space="preserve"> </w:t>
+      </w:r>
+      <w:r>
+        <w:t xml:space="preserve">HMIs →</w:t>
+      </w:r>
+      <w:r>
+        <w:t xml:space="preserve"> </w:t>
+      </w:r>
+      <w:r>
+        <w:rPr>
+          <w:b/>
+          <w:bCs/>
+        </w:rPr>
+        <w:t xml:space="preserve">alerta crítica</w:t>
+      </w:r>
+      <w:r>
+        <w:t xml:space="preserve">.</w:t>
       </w:r>
     </w:p>
     <w:p>
@@ -19134,7 +18576,7 @@
         </w:numPr>
       </w:pPr>
       <w:r>
-        <w:t xml:space="preserve">Releases: https://github.com/RobinR00T/elSereno/releases</w:t>
+        <w:t xml:space="preserve">S7 ROSCTR 0x01 con function_code 0x04 (PLC control → STOP) → alerta.</w:t>
       </w:r>
     </w:p>
     <w:p>
@@ -19146,7 +18588,7 @@
         </w:numPr>
       </w:pPr>
       <w:r>
-        <w:t xml:space="preserve">SECURITY.md: políticas de vulnerability disclosure</w:t>
+        <w:t xml:space="preserve">DNP3 app FC 0x05/0x06 (DirectOperate) desde subnet no-master → alerta.</w:t>
       </w:r>
     </w:p>
     <w:p>
@@ -19158,7 +18600,946 @@
         </w:numPr>
       </w:pPr>
       <w:r>
-        <w:t xml:space="preserve">LEGAL.md: condiciones de uso + dual-use warning</w:t>
+        <w:t xml:space="preserve">IEC-104 I-frame con ASDU type 45-51 → alerta.</w:t>
+      </w:r>
+    </w:p>
+    <w:bookmarkEnd w:id="78"/>
+    <w:bookmarkStart w:id="79" w:name="dashboard-como-receptor-de-detection"/>
+    <w:p>
+      <w:pPr>
+        <w:pStyle w:val="Heading3"/>
+      </w:pPr>
+      <w:r>
+        <w:t xml:space="preserve">7.5 Dashboard como receptor de detection</w:t>
+      </w:r>
+    </w:p>
+    <w:p>
+      <w:pPr>
+        <w:pStyle w:val="FirstParagraph"/>
+      </w:pPr>
+      <w:r>
+        <w:t xml:space="preserve">Si tu stack envía a ElSereno (vía</w:t>
+      </w:r>
+      <w:r>
+        <w:t xml:space="preserve"> </w:t>
+      </w:r>
+      <w:r>
+        <w:rPr>
+          <w:rStyle w:val="VerbatimChar"/>
+        </w:rPr>
+        <w:t xml:space="preserve">syslog</w:t>
+      </w:r>
+      <w:r>
+        <w:t xml:space="preserve"> </w:t>
+      </w:r>
+      <w:r>
+        <w:t xml:space="preserve">output):</w:t>
+      </w:r>
+    </w:p>
+    <w:p>
+      <w:pPr>
+        <w:pStyle w:val="SourceCode"/>
+      </w:pPr>
+      <w:r>
+        <w:rPr>
+          <w:rStyle w:val="CommentTok"/>
+        </w:rPr>
+        <w:t xml:space="preserve"># Agente ICS-NIDS vuelca CEF a ElSereno</w:t>
+      </w:r>
+      <w:r>
+        <w:br/>
+      </w:r>
+      <w:r>
+        <w:rPr>
+          <w:rStyle w:val="ExtensionTok"/>
+        </w:rPr>
+        <w:t xml:space="preserve">elsereno</w:t>
+      </w:r>
+      <w:r>
+        <w:rPr>
+          <w:rStyle w:val="NormalTok"/>
+        </w:rPr>
+        <w:t xml:space="preserve"> scan </w:t>
+      </w:r>
+      <w:r>
+        <w:rPr>
+          <w:rStyle w:val="AttributeTok"/>
+        </w:rPr>
+        <w:t xml:space="preserve">--input-file</w:t>
+      </w:r>
+      <w:r>
+        <w:rPr>
+          <w:rStyle w:val="NormalTok"/>
+        </w:rPr>
+        <w:t xml:space="preserve"> cef-events.csv </w:t>
+      </w:r>
+      <w:r>
+        <w:rPr>
+          <w:rStyle w:val="AttributeTok"/>
+        </w:rPr>
+        <w:t xml:space="preserve">--input-type</w:t>
+      </w:r>
+      <w:r>
+        <w:rPr>
+          <w:rStyle w:val="NormalTok"/>
+        </w:rPr>
+        <w:t xml:space="preserve"> cef </w:t>
+      </w:r>
+      <w:r>
+        <w:rPr>
+          <w:rStyle w:val="DataTypeTok"/>
+        </w:rPr>
+        <w:t xml:space="preserve">\</w:t>
+      </w:r>
+      <w:r>
+        <w:br/>
+      </w:r>
+      <w:r>
+        <w:rPr>
+          <w:rStyle w:val="NormalTok"/>
+        </w:rPr>
+        <w:t xml:space="preserve">              </w:t>
+      </w:r>
+      <w:r>
+        <w:rPr>
+          <w:rStyle w:val="AttributeTok"/>
+        </w:rPr>
+        <w:t xml:space="preserve">--out-ndjson</w:t>
+      </w:r>
+      <w:r>
+        <w:rPr>
+          <w:rStyle w:val="NormalTok"/>
+        </w:rPr>
+        <w:t xml:space="preserve"> merged.ndjson</w:t>
+      </w:r>
+    </w:p>
+    <w:p>
+      <w:r>
+        <w:pict>
+          <v:rect style="width:0;height:1.5pt" o:hralign="center" o:hrstd="t" o:hr="t"/>
+        </w:pict>
+      </w:r>
+    </w:p>
+    <w:bookmarkEnd w:id="79"/>
+    <w:bookmarkEnd w:id="80"/>
+    <w:bookmarkStart w:id="81" w:name="backup-restauración"/>
+    <w:p>
+      <w:pPr>
+        <w:pStyle w:val="Heading2"/>
+      </w:pPr>
+      <w:r>
+        <w:t xml:space="preserve">8. Backup + restauración</w:t>
+      </w:r>
+    </w:p>
+    <w:p>
+      <w:pPr>
+        <w:pStyle w:val="FirstParagraph"/>
+      </w:pPr>
+      <w:r>
+        <w:t xml:space="preserve">Backup cifrado del vault + config:</w:t>
+      </w:r>
+    </w:p>
+    <w:p>
+      <w:pPr>
+        <w:pStyle w:val="SourceCode"/>
+      </w:pPr>
+      <w:r>
+        <w:rPr>
+          <w:rStyle w:val="CommentTok"/>
+        </w:rPr>
+        <w:t xml:space="preserve"># Cifrado AES-GCM con master key derivada de la passphrase</w:t>
+      </w:r>
+      <w:r>
+        <w:br/>
+      </w:r>
+      <w:r>
+        <w:rPr>
+          <w:rStyle w:val="ExtensionTok"/>
+        </w:rPr>
+        <w:t xml:space="preserve">elsereno</w:t>
+      </w:r>
+      <w:r>
+        <w:rPr>
+          <w:rStyle w:val="NormalTok"/>
+        </w:rPr>
+        <w:t xml:space="preserve"> backup create </w:t>
+      </w:r>
+      <w:r>
+        <w:rPr>
+          <w:rStyle w:val="AttributeTok"/>
+        </w:rPr>
+        <w:t xml:space="preserve">--out</w:t>
+      </w:r>
+      <w:r>
+        <w:rPr>
+          <w:rStyle w:val="NormalTok"/>
+        </w:rPr>
+        <w:t xml:space="preserve"> backup-2026-04-22.elsb</w:t>
+      </w:r>
+      <w:r>
+        <w:br/>
+      </w:r>
+      <w:r>
+        <w:br/>
+      </w:r>
+      <w:r>
+        <w:rPr>
+          <w:rStyle w:val="CommentTok"/>
+        </w:rPr>
+        <w:t xml:space="preserve"># Restore</w:t>
+      </w:r>
+      <w:r>
+        <w:br/>
+      </w:r>
+      <w:r>
+        <w:rPr>
+          <w:rStyle w:val="ExtensionTok"/>
+        </w:rPr>
+        <w:t xml:space="preserve">elsereno</w:t>
+      </w:r>
+      <w:r>
+        <w:rPr>
+          <w:rStyle w:val="NormalTok"/>
+        </w:rPr>
+        <w:t xml:space="preserve"> backup restore </w:t>
+      </w:r>
+      <w:r>
+        <w:rPr>
+          <w:rStyle w:val="AttributeTok"/>
+        </w:rPr>
+        <w:t xml:space="preserve">--in</w:t>
+      </w:r>
+      <w:r>
+        <w:rPr>
+          <w:rStyle w:val="NormalTok"/>
+        </w:rPr>
+        <w:t xml:space="preserve"> backup-2026-04-22.elsb</w:t>
+      </w:r>
+    </w:p>
+    <w:p>
+      <w:pPr>
+        <w:pStyle w:val="FirstParagraph"/>
+      </w:pPr>
+      <w:r>
+        <w:t xml:space="preserve">Audit chain:</w:t>
+      </w:r>
+    </w:p>
+    <w:p>
+      <w:pPr>
+        <w:pStyle w:val="SourceCode"/>
+      </w:pPr>
+      <w:r>
+        <w:rPr>
+          <w:rStyle w:val="ExtensionTok"/>
+        </w:rPr>
+        <w:t xml:space="preserve">elsereno</w:t>
+      </w:r>
+      <w:r>
+        <w:rPr>
+          <w:rStyle w:val="NormalTok"/>
+        </w:rPr>
+        <w:t xml:space="preserve"> audit verify-file       </w:t>
+      </w:r>
+      <w:r>
+        <w:rPr>
+          <w:rStyle w:val="CommentTok"/>
+        </w:rPr>
+        <w:t xml:space="preserve"># valida ~/.elsereno/audit.jsonl</w:t>
+      </w:r>
+      <w:r>
+        <w:br/>
+      </w:r>
+      <w:r>
+        <w:rPr>
+          <w:rStyle w:val="ExtensionTok"/>
+        </w:rPr>
+        <w:t xml:space="preserve">elsereno</w:t>
+      </w:r>
+      <w:r>
+        <w:rPr>
+          <w:rStyle w:val="NormalTok"/>
+        </w:rPr>
+        <w:t xml:space="preserve"> audit export </w:t>
+      </w:r>
+      <w:r>
+        <w:rPr>
+          <w:rStyle w:val="AttributeTok"/>
+        </w:rPr>
+        <w:t xml:space="preserve">--out</w:t>
+      </w:r>
+      <w:r>
+        <w:rPr>
+          <w:rStyle w:val="NormalTok"/>
+        </w:rPr>
+        <w:t xml:space="preserve"> audit.jsonl.asc   </w:t>
+      </w:r>
+      <w:r>
+        <w:rPr>
+          <w:rStyle w:val="CommentTok"/>
+        </w:rPr>
+        <w:t xml:space="preserve"># firma con GPG</w:t>
+      </w:r>
+    </w:p>
+    <w:p>
+      <w:r>
+        <w:pict>
+          <v:rect style="width:0;height:1.5pt" o:hralign="center" o:hrstd="t" o:hr="t"/>
+        </w:pict>
+      </w:r>
+    </w:p>
+    <w:bookmarkEnd w:id="81"/>
+    <w:bookmarkStart w:id="82" w:name="arquitectura-birds-eye"/>
+    <w:p>
+      <w:pPr>
+        <w:pStyle w:val="Heading2"/>
+      </w:pPr>
+      <w:r>
+        <w:t xml:space="preserve">9. Arquitectura (bird’s-eye)</w:t>
+      </w:r>
+    </w:p>
+    <w:p>
+      <w:pPr>
+        <w:pStyle w:val="SourceCode"/>
+      </w:pPr>
+      <w:r>
+        <w:rPr>
+          <w:rStyle w:val="VerbatimChar"/>
+        </w:rPr>
+        <w:t xml:space="preserve">        ┌──────────────┐       ┌──────────────┐</w:t>
+      </w:r>
+      <w:r>
+        <w:br/>
+      </w:r>
+      <w:r>
+        <w:rPr>
+          <w:rStyle w:val="VerbatimChar"/>
+        </w:rPr>
+        <w:t xml:space="preserve">        │  Input       │       │  Output      │</w:t>
+      </w:r>
+      <w:r>
+        <w:br/>
+      </w:r>
+      <w:r>
+        <w:rPr>
+          <w:rStyle w:val="VerbatimChar"/>
+        </w:rPr>
+        <w:t xml:space="preserve">        │ shodan/censys│       │ ndjson/csv   │</w:t>
+      </w:r>
+      <w:r>
+        <w:br/>
+      </w:r>
+      <w:r>
+        <w:rPr>
+          <w:rStyle w:val="VerbatimChar"/>
+        </w:rPr>
+        <w:t xml:space="preserve">        │  nmapxml/txt │       │ html/cef     │</w:t>
+      </w:r>
+      <w:r>
+        <w:br/>
+      </w:r>
+      <w:r>
+        <w:rPr>
+          <w:rStyle w:val="VerbatimChar"/>
+        </w:rPr>
+        <w:t xml:space="preserve">        └──────┬───────┘       │ syslog/webhk │</w:t>
+      </w:r>
+      <w:r>
+        <w:br/>
+      </w:r>
+      <w:r>
+        <w:rPr>
+          <w:rStyle w:val="VerbatimChar"/>
+        </w:rPr>
+        <w:t xml:space="preserve">               │               │ jira/ghissue │</w:t>
+      </w:r>
+      <w:r>
+        <w:br/>
+      </w:r>
+      <w:r>
+        <w:rPr>
+          <w:rStyle w:val="VerbatimChar"/>
+        </w:rPr>
+        <w:t xml:space="preserve">               ▼               └──────┬───────┘</w:t>
+      </w:r>
+      <w:r>
+        <w:br/>
+      </w:r>
+      <w:r>
+        <w:rPr>
+          <w:rStyle w:val="VerbatimChar"/>
+        </w:rPr>
+        <w:t xml:space="preserve">        ┌──────────────┐              ▲</w:t>
+      </w:r>
+      <w:r>
+        <w:br/>
+      </w:r>
+      <w:r>
+        <w:rPr>
+          <w:rStyle w:val="VerbatimChar"/>
+        </w:rPr>
+        <w:t xml:space="preserve">        │   Scanner    │              │</w:t>
+      </w:r>
+      <w:r>
+        <w:br/>
+      </w:r>
+      <w:r>
+        <w:rPr>
+          <w:rStyle w:val="VerbatimChar"/>
+        </w:rPr>
+        <w:t xml:space="preserve">        │  concurrency │              │</w:t>
+      </w:r>
+      <w:r>
+        <w:br/>
+      </w:r>
+      <w:r>
+        <w:rPr>
+          <w:rStyle w:val="VerbatimChar"/>
+        </w:rPr>
+        <w:t xml:space="preserve">        │  rate + retry│              │</w:t>
+      </w:r>
+      <w:r>
+        <w:br/>
+      </w:r>
+      <w:r>
+        <w:rPr>
+          <w:rStyle w:val="VerbatimChar"/>
+        </w:rPr>
+        <w:t xml:space="preserve">        └──────┬───────┘              │</w:t>
+      </w:r>
+      <w:r>
+        <w:br/>
+      </w:r>
+      <w:r>
+        <w:rPr>
+          <w:rStyle w:val="VerbatimChar"/>
+        </w:rPr>
+        <w:t xml:space="preserve">               │                      │</w:t>
+      </w:r>
+      <w:r>
+        <w:br/>
+      </w:r>
+      <w:r>
+        <w:rPr>
+          <w:rStyle w:val="VerbatimChar"/>
+        </w:rPr>
+        <w:t xml:space="preserve">               ▼                      │</w:t>
+      </w:r>
+      <w:r>
+        <w:br/>
+      </w:r>
+      <w:r>
+        <w:rPr>
+          <w:rStyle w:val="VerbatimChar"/>
+        </w:rPr>
+        <w:t xml:space="preserve">        ┌──────────────┐  ┌──────────────┐</w:t>
+      </w:r>
+      <w:r>
+        <w:br/>
+      </w:r>
+      <w:r>
+        <w:rPr>
+          <w:rStyle w:val="VerbatimChar"/>
+        </w:rPr>
+        <w:t xml:space="preserve">        │  Protocol    │  │  Scoring     │</w:t>
+      </w:r>
+      <w:r>
+        <w:br/>
+      </w:r>
+      <w:r>
+        <w:rPr>
+          <w:rStyle w:val="VerbatimChar"/>
+        </w:rPr>
+        <w:t xml:space="preserve">        │  Plugin *13  │─▶│  factors×6   │</w:t>
+      </w:r>
+      <w:r>
+        <w:br/>
+      </w:r>
+      <w:r>
+        <w:rPr>
+          <w:rStyle w:val="VerbatimChar"/>
+        </w:rPr>
+        <w:t xml:space="preserve">        └──────┬───────┘  └──────┬───────┘</w:t>
+      </w:r>
+      <w:r>
+        <w:br/>
+      </w:r>
+      <w:r>
+        <w:rPr>
+          <w:rStyle w:val="VerbatimChar"/>
+        </w:rPr>
+        <w:t xml:space="preserve">               │                 │</w:t>
+      </w:r>
+      <w:r>
+        <w:br/>
+      </w:r>
+      <w:r>
+        <w:rPr>
+          <w:rStyle w:val="VerbatimChar"/>
+        </w:rPr>
+        <w:t xml:space="preserve">               ▼                 ▼</w:t>
+      </w:r>
+      <w:r>
+        <w:br/>
+      </w:r>
+      <w:r>
+        <w:rPr>
+          <w:rStyle w:val="VerbatimChar"/>
+        </w:rPr>
+        <w:t xml:space="preserve">        ┌──────────────┐  ┌──────────────┐</w:t>
+      </w:r>
+      <w:r>
+        <w:br/>
+      </w:r>
+      <w:r>
+        <w:rPr>
+          <w:rStyle w:val="VerbatimChar"/>
+        </w:rPr>
+        <w:t xml:space="preserve">        │  Findings    │  │  Audit chain │</w:t>
+      </w:r>
+      <w:r>
+        <w:br/>
+      </w:r>
+      <w:r>
+        <w:rPr>
+          <w:rStyle w:val="VerbatimChar"/>
+        </w:rPr>
+        <w:t xml:space="preserve">        │  pgx.CopyFrom│  │ JCS+SHA256   │</w:t>
+      </w:r>
+      <w:r>
+        <w:br/>
+      </w:r>
+      <w:r>
+        <w:rPr>
+          <w:rStyle w:val="VerbatimChar"/>
+        </w:rPr>
+        <w:t xml:space="preserve">        └──────┬───────┘  └──────┬───────┘</w:t>
+      </w:r>
+      <w:r>
+        <w:br/>
+      </w:r>
+      <w:r>
+        <w:rPr>
+          <w:rStyle w:val="VerbatimChar"/>
+        </w:rPr>
+        <w:t xml:space="preserve">               │                 │</w:t>
+      </w:r>
+      <w:r>
+        <w:br/>
+      </w:r>
+      <w:r>
+        <w:rPr>
+          <w:rStyle w:val="VerbatimChar"/>
+        </w:rPr>
+        <w:t xml:space="preserve">               └────────┬────────┘</w:t>
+      </w:r>
+      <w:r>
+        <w:br/>
+      </w:r>
+      <w:r>
+        <w:rPr>
+          <w:rStyle w:val="VerbatimChar"/>
+        </w:rPr>
+        <w:t xml:space="preserve">                        ▼</w:t>
+      </w:r>
+      <w:r>
+        <w:br/>
+      </w:r>
+      <w:r>
+        <w:rPr>
+          <w:rStyle w:val="VerbatimChar"/>
+        </w:rPr>
+        <w:t xml:space="preserve">                 ┌──────────────┐</w:t>
+      </w:r>
+      <w:r>
+        <w:br/>
+      </w:r>
+      <w:r>
+        <w:rPr>
+          <w:rStyle w:val="VerbatimChar"/>
+        </w:rPr>
+        <w:t xml:space="preserve">                 │  Dashboard   │</w:t>
+      </w:r>
+      <w:r>
+        <w:br/>
+      </w:r>
+      <w:r>
+        <w:rPr>
+          <w:rStyle w:val="VerbatimChar"/>
+        </w:rPr>
+        <w:t xml:space="preserve">                 │  SSE stream  │</w:t>
+      </w:r>
+      <w:r>
+        <w:br/>
+      </w:r>
+      <w:r>
+        <w:rPr>
+          <w:rStyle w:val="VerbatimChar"/>
+        </w:rPr>
+        <w:t xml:space="preserve">                 │ /api/v1/*    │</w:t>
+      </w:r>
+      <w:r>
+        <w:br/>
+      </w:r>
+      <w:r>
+        <w:rPr>
+          <w:rStyle w:val="VerbatimChar"/>
+        </w:rPr>
+        <w:t xml:space="preserve">                 └──────────────┘</w:t>
+      </w:r>
+    </w:p>
+    <w:p>
+      <w:r>
+        <w:pict>
+          <v:rect style="width:0;height:1.5pt" o:hralign="center" o:hrstd="t" o:hr="t"/>
+        </w:pict>
+      </w:r>
+    </w:p>
+    <w:bookmarkEnd w:id="82"/>
+    <w:bookmarkStart w:id="88" w:name="troubleshooting-frecuente"/>
+    <w:p>
+      <w:pPr>
+        <w:pStyle w:val="Heading2"/>
+      </w:pPr>
+      <w:r>
+        <w:t xml:space="preserve">10. Troubleshooting frecuente</w:t>
+      </w:r>
+    </w:p>
+    <w:bookmarkStart w:id="83" w:name="vault-bad-passphrase"/>
+    <w:p>
+      <w:pPr>
+        <w:pStyle w:val="Heading3"/>
+      </w:pPr>
+      <w:r>
+        <w:t xml:space="preserve">10.1</w:t>
+      </w:r>
+      <w:r>
+        <w:t xml:space="preserve"> </w:t>
+      </w:r>
+      <w:r>
+        <w:rPr>
+          <w:rStyle w:val="VerbatimChar"/>
+        </w:rPr>
+        <w:t xml:space="preserve">vault: bad passphrase</w:t>
+      </w:r>
+    </w:p>
+    <w:p>
+      <w:pPr>
+        <w:pStyle w:val="FirstParagraph"/>
+      </w:pPr>
+      <w:r>
+        <w:t xml:space="preserve">Reintentarlo; no hay recuperación (por diseño ADR-018). Para</w:t>
+      </w:r>
+      <w:r>
+        <w:t xml:space="preserve"> </w:t>
+      </w:r>
+      <w:r>
+        <w:t xml:space="preserve">instalación en máquina nueva:</w:t>
+      </w:r>
+      <w:r>
+        <w:t xml:space="preserve"> </w:t>
+      </w:r>
+      <w:r>
+        <w:rPr>
+          <w:rStyle w:val="VerbatimChar"/>
+        </w:rPr>
+        <w:t xml:space="preserve">vault init</w:t>
+      </w:r>
+      <w:r>
+        <w:t xml:space="preserve"> </w:t>
+      </w:r>
+      <w:r>
+        <w:t xml:space="preserve">de cero + reimportar</w:t>
+      </w:r>
+      <w:r>
+        <w:t xml:space="preserve"> </w:t>
+      </w:r>
+      <w:r>
+        <w:t xml:space="preserve">credenciales desde backup cifrado.</w:t>
+      </w:r>
+    </w:p>
+    <w:bookmarkEnd w:id="83"/>
+    <w:bookmarkStart w:id="84" w:name="serve-csrf-key-hkdf-failed"/>
+    <w:p>
+      <w:pPr>
+        <w:pStyle w:val="Heading3"/>
+      </w:pPr>
+      <w:r>
+        <w:t xml:space="preserve">10.2</w:t>
+      </w:r>
+      <w:r>
+        <w:t xml:space="preserve"> </w:t>
+      </w:r>
+      <w:r>
+        <w:rPr>
+          <w:rStyle w:val="VerbatimChar"/>
+        </w:rPr>
+        <w:t xml:space="preserve">serve: CSRF key: HKDF failed</w:t>
+      </w:r>
+    </w:p>
+    <w:p>
+      <w:pPr>
+        <w:pStyle w:val="FirstParagraph"/>
+      </w:pPr>
+      <w:r>
+        <w:t xml:space="preserve">El vault no está desbloqueado.</w:t>
+      </w:r>
+      <w:r>
+        <w:t xml:space="preserve"> </w:t>
+      </w:r>
+      <w:r>
+        <w:rPr>
+          <w:rStyle w:val="VerbatimChar"/>
+        </w:rPr>
+        <w:t xml:space="preserve">elsereno vault unlock</w:t>
+      </w:r>
+      <w:r>
+        <w:t xml:space="preserve"> </w:t>
+      </w:r>
+      <w:r>
+        <w:t xml:space="preserve">antes.</w:t>
+      </w:r>
+    </w:p>
+    <w:bookmarkEnd w:id="84"/>
+    <w:bookmarkStart w:id="85" w:name="dashboard-sin-estilos"/>
+    <w:p>
+      <w:pPr>
+        <w:pStyle w:val="Heading3"/>
+      </w:pPr>
+      <w:r>
+        <w:t xml:space="preserve">10.3 Dashboard sin estilos</w:t>
+      </w:r>
+    </w:p>
+    <w:p>
+      <w:pPr>
+        <w:pStyle w:val="FirstParagraph"/>
+      </w:pPr>
+      <w:r>
+        <w:t xml:space="preserve">Indica que tu navegador está bloqueando el inline</w:t>
+      </w:r>
+      <w:r>
+        <w:t xml:space="preserve"> </w:t>
+      </w:r>
+      <w:r>
+        <w:rPr>
+          <w:rStyle w:val="VerbatimChar"/>
+        </w:rPr>
+        <w:t xml:space="preserve">&lt;style&gt;</w:t>
+      </w:r>
+      <w:r>
+        <w:t xml:space="preserve"> </w:t>
+      </w:r>
+      <w:r>
+        <w:t xml:space="preserve">por</w:t>
+      </w:r>
+      <w:r>
+        <w:t xml:space="preserve"> </w:t>
+      </w:r>
+      <w:r>
+        <w:t xml:space="preserve">CSP. Desde v1.1 chunk 4a (y v1.2 en</w:t>
+      </w:r>
+      <w:r>
+        <w:t xml:space="preserve"> </w:t>
+      </w:r>
+      <w:r>
+        <w:rPr>
+          <w:rStyle w:val="VerbatimChar"/>
+        </w:rPr>
+        <w:t xml:space="preserve">/admin/security</w:t>
+      </w:r>
+      <w:r>
+        <w:t xml:space="preserve">) el nonce</w:t>
+      </w:r>
+      <w:r>
+        <w:t xml:space="preserve"> </w:t>
+      </w:r>
+      <w:r>
+        <w:t xml:space="preserve">está cableado. Si ves esto, tu binario es viejo — actualiza.</w:t>
+      </w:r>
+    </w:p>
+    <w:bookmarkEnd w:id="85"/>
+    <w:bookmarkStart w:id="86" w:name="readyz-devuelve-503"/>
+    <w:p>
+      <w:pPr>
+        <w:pStyle w:val="Heading3"/>
+      </w:pPr>
+      <w:r>
+        <w:t xml:space="preserve">10.4</w:t>
+      </w:r>
+      <w:r>
+        <w:t xml:space="preserve"> </w:t>
+      </w:r>
+      <w:r>
+        <w:rPr>
+          <w:rStyle w:val="VerbatimChar"/>
+        </w:rPr>
+        <w:t xml:space="preserve">/readyz</w:t>
+      </w:r>
+      <w:r>
+        <w:t xml:space="preserve"> </w:t>
+      </w:r>
+      <w:r>
+        <w:t xml:space="preserve">devuelve 503</w:t>
+      </w:r>
+    </w:p>
+    <w:p>
+      <w:pPr>
+        <w:pStyle w:val="FirstParagraph"/>
+      </w:pPr>
+      <w:r>
+        <w:t xml:space="preserve">Postgres caído.</w:t>
+      </w:r>
+      <w:r>
+        <w:t xml:space="preserve"> </w:t>
+      </w:r>
+      <w:r>
+        <w:rPr>
+          <w:rStyle w:val="VerbatimChar"/>
+        </w:rPr>
+        <w:t xml:space="preserve">docker compose ps db</w:t>
+      </w:r>
+      <w:r>
+        <w:t xml:space="preserve"> </w:t>
+      </w:r>
+      <w:r>
+        <w:t xml:space="preserve">para ver el estado, o</w:t>
+      </w:r>
+      <w:r>
+        <w:t xml:space="preserve"> </w:t>
+      </w:r>
+      <w:r>
+        <w:t xml:space="preserve">desconfigura</w:t>
+      </w:r>
+      <w:r>
+        <w:t xml:space="preserve"> </w:t>
+      </w:r>
+      <w:r>
+        <w:rPr>
+          <w:rStyle w:val="VerbatimChar"/>
+        </w:rPr>
+        <w:t xml:space="preserve">DATABASE_URL</w:t>
+      </w:r>
+      <w:r>
+        <w:t xml:space="preserve"> </w:t>
+      </w:r>
+      <w:r>
+        <w:t xml:space="preserve">si quieres correr sin DB.</w:t>
+      </w:r>
+    </w:p>
+    <w:bookmarkEnd w:id="86"/>
+    <w:bookmarkStart w:id="87" w:name="audit-errchainbroken"/>
+    <w:p>
+      <w:pPr>
+        <w:pStyle w:val="Heading3"/>
+      </w:pPr>
+      <w:r>
+        <w:t xml:space="preserve">10.5</w:t>
+      </w:r>
+      <w:r>
+        <w:t xml:space="preserve"> </w:t>
+      </w:r>
+      <w:r>
+        <w:rPr>
+          <w:rStyle w:val="VerbatimChar"/>
+        </w:rPr>
+        <w:t xml:space="preserve">audit: ErrChainBroken</w:t>
+      </w:r>
+    </w:p>
+    <w:p>
+      <w:pPr>
+        <w:pStyle w:val="FirstParagraph"/>
+      </w:pPr>
+      <w:r>
+        <w:t xml:space="preserve">Alguien (o algo) tocó el fichero</w:t>
+      </w:r>
+      <w:r>
+        <w:t xml:space="preserve"> </w:t>
+      </w:r>
+      <w:r>
+        <w:rPr>
+          <w:rStyle w:val="VerbatimChar"/>
+        </w:rPr>
+        <w:t xml:space="preserve">~/.elsereno/audit.jsonl</w:t>
+      </w:r>
+      <w:r>
+        <w:t xml:space="preserve">. Esto</w:t>
+      </w:r>
+      <w:r>
+        <w:t xml:space="preserve"> </w:t>
+      </w:r>
+      <w:r>
+        <w:t xml:space="preserve">es grave: la cadena hash ya no valida. Procedimiento:</w:t>
+      </w:r>
+      <w:r>
+        <w:t xml:space="preserve"> </w:t>
+      </w:r>
+      <w:r>
+        <w:t xml:space="preserve">1.</w:t>
+      </w:r>
+      <w:r>
+        <w:t xml:space="preserve"> </w:t>
+      </w:r>
+      <w:r>
+        <w:rPr>
+          <w:rStyle w:val="VerbatimChar"/>
+        </w:rPr>
+        <w:t xml:space="preserve">cp ~/.elsereno/audit.jsonl audit-corrupt.jsonl.bak</w:t>
+      </w:r>
+      <w:r>
+        <w:t xml:space="preserve"> </w:t>
+      </w:r>
+      <w:r>
+        <w:t xml:space="preserve">2. Investigar quién modificó (mtime, zfs snapshots, etc.)</w:t>
+      </w:r>
+      <w:r>
+        <w:t xml:space="preserve"> </w:t>
+      </w:r>
+      <w:r>
+        <w:t xml:space="preserve">3. Si el operador quiere seguir:</w:t>
+      </w:r>
+      <w:r>
+        <w:t xml:space="preserve"> </w:t>
+      </w:r>
+      <w:r>
+        <w:rPr>
+          <w:rStyle w:val="VerbatimChar"/>
+        </w:rPr>
+        <w:t xml:space="preserve">elsereno audit rebase</w:t>
+      </w:r>
+      <w:r>
+        <w:t xml:space="preserve"> </w:t>
+      </w:r>
+      <w:r>
+        <w:t xml:space="preserve">inserta</w:t>
+      </w:r>
+      <w:r>
+        <w:t xml:space="preserve"> </w:t>
+      </w:r>
+      <w:r>
+        <w:t xml:space="preserve">un rebase marker + reinicia la cadena. La corruption queda</w:t>
+      </w:r>
+      <w:r>
+        <w:t xml:space="preserve"> </w:t>
+      </w:r>
+      <w:r>
+        <w:t xml:space="preserve">auditéada de forma explícita (no oculta).</w:t>
+      </w:r>
+    </w:p>
+    <w:p>
+      <w:r>
+        <w:pict>
+          <v:rect style="width:0;height:1.5pt" o:hralign="center" o:hrstd="t" o:hr="t"/>
+        </w:pict>
+      </w:r>
+    </w:p>
+    <w:bookmarkEnd w:id="87"/>
+    <w:bookmarkEnd w:id="88"/>
+    <w:bookmarkStart w:id="89" w:name="enlaces"/>
+    <w:p>
+      <w:pPr>
+        <w:pStyle w:val="Heading2"/>
+      </w:pPr>
+      <w:r>
+        <w:t xml:space="preserve">11. Enlaces</w:t>
       </w:r>
     </w:p>
     <w:p>
@@ -19166,11 +19547,11 @@
         <w:pStyle w:val="Compact"/>
         <w:numPr>
           <w:ilvl w:val="0"/>
-          <w:numId w:val="1007"/>
+          <w:numId w:val="1008"/>
         </w:numPr>
       </w:pPr>
       <w:r>
-        <w:t xml:space="preserve">NON-GOALS.md: qué NO hace ElSereno (para evitar malentendidos)</w:t>
+        <w:t xml:space="preserve">Repo: https://github.com/RobinR00T/elSereno</w:t>
       </w:r>
     </w:p>
     <w:p>
@@ -19178,7 +19559,55 @@
         <w:pStyle w:val="Compact"/>
         <w:numPr>
           <w:ilvl w:val="0"/>
-          <w:numId w:val="1007"/>
+          <w:numId w:val="1008"/>
+        </w:numPr>
+      </w:pPr>
+      <w:r>
+        <w:t xml:space="preserve">Releases: https://github.com/RobinR00T/elSereno/releases</w:t>
+      </w:r>
+    </w:p>
+    <w:p>
+      <w:pPr>
+        <w:pStyle w:val="Compact"/>
+        <w:numPr>
+          <w:ilvl w:val="0"/>
+          <w:numId w:val="1008"/>
+        </w:numPr>
+      </w:pPr>
+      <w:r>
+        <w:t xml:space="preserve">SECURITY.md: políticas de vulnerability disclosure</w:t>
+      </w:r>
+    </w:p>
+    <w:p>
+      <w:pPr>
+        <w:pStyle w:val="Compact"/>
+        <w:numPr>
+          <w:ilvl w:val="0"/>
+          <w:numId w:val="1008"/>
+        </w:numPr>
+      </w:pPr>
+      <w:r>
+        <w:t xml:space="preserve">LEGAL.md: condiciones de uso + dual-use warning</w:t>
+      </w:r>
+    </w:p>
+    <w:p>
+      <w:pPr>
+        <w:pStyle w:val="Compact"/>
+        <w:numPr>
+          <w:ilvl w:val="0"/>
+          <w:numId w:val="1008"/>
+        </w:numPr>
+      </w:pPr>
+      <w:r>
+        <w:t xml:space="preserve">NON-GOALS.md: qué NO hace ElSereno (para evitar malentendidos)</w:t>
+      </w:r>
+    </w:p>
+    <w:p>
+      <w:pPr>
+        <w:pStyle w:val="Compact"/>
+        <w:numPr>
+          <w:ilvl w:val="0"/>
+          <w:numId w:val="1008"/>
         </w:numPr>
       </w:pPr>
       <w:r>
@@ -19192,8 +19621,8 @@
         </w:pict>
       </w:r>
     </w:p>
-    <w:bookmarkEnd w:id="87"/>
-    <w:bookmarkEnd w:id="88"/>
+    <w:bookmarkEnd w:id="89"/>
+    <w:bookmarkEnd w:id="90"/>
     <w:sectPr>
       <w:footnotePr>
         <w:numRestart w:val="eachSect"/>
@@ -19429,6 +19858,9 @@
     <w:abstractNumId w:val="991"/>
   </w:num>
   <w:num w:numId="1007">
+    <w:abstractNumId w:val="991"/>
+  </w:num>
+  <w:num w:numId="1008">
     <w:abstractNumId w:val="991"/>
   </w:num>
 </w:numbering>

--- a/docs/manual/elsereno-manual.docx
+++ b/docs/manual/elsereno-manual.docx
@@ -75,13 +75,7 @@
         <w:t xml:space="preserve">Versión del manual</w:t>
       </w:r>
       <w:r>
-        <w:t xml:space="preserve">: v1.14.0 (ciclo cerrado, tag pendiente)</w:t>
-      </w:r>
-      <w:r>
-        <w:t xml:space="preserve"> </w:t>
-      </w:r>
-      <w:r>
-        <w:t xml:space="preserve">· 2026-04-26</w:t>
+        <w:t xml:space="preserve">: v1.14.0 · 2026-04-26</w:t>
       </w:r>
       <w:r>
         <w:t xml:space="preserve"> </w:t>
@@ -94,29 +88,13 @@
         <w:t xml:space="preserve">Compatible con binario</w:t>
       </w:r>
       <w:r>
-        <w:t xml:space="preserve">: v1.13.0+ (cierra TODOS los</w:t>
-      </w:r>
-      <w:r>
-        <w:t xml:space="preserve"> </w:t>
-      </w:r>
-      <w:r>
-        <w:t xml:space="preserve">servicios mutating BACnet — svc 7/8/9/10/11/15/16/17/20/27).</w:t>
-      </w:r>
-      <w:r>
-        <w:t xml:space="preserve"> </w:t>
-      </w:r>
-      <w:r>
-        <w:rPr>
-          <w:b/>
-          <w:bCs/>
-        </w:rPr>
-        <w:t xml:space="preserve">v1.14.0</w:t>
-      </w:r>
-      <w:r>
-        <w:t xml:space="preserve"> </w:t>
-      </w:r>
-      <w:r>
-        <w:t xml:space="preserve">añade soporte IPv6 cross-cutting: nuevo paquete</w:t>
+        <w:t xml:space="preserve">: v1.14.0+ (IPv6 cross-cutting:</w:t>
+      </w:r>
+      <w:r>
+        <w:t xml:space="preserve"> </w:t>
+      </w:r>
+      <w:r>
+        <w:t xml:space="preserve">nuevo paquete</w:t>
       </w:r>
       <w:r>
         <w:t xml:space="preserve"> </w:t>
@@ -170,7 +148,13 @@
         <w:t xml:space="preserve">--confirm-target</w:t>
       </w:r>
       <w:r>
-        <w:t xml:space="preserve">, fix del dispatcher</w:t>
+        <w:t xml:space="preserve">, fix del</w:t>
+      </w:r>
+      <w:r>
+        <w:t xml:space="preserve"> </w:t>
+      </w:r>
+      <w:r>
+        <w:t xml:space="preserve">dispatcher</w:t>
       </w:r>
       <w:r>
         <w:t xml:space="preserve"> </w:t>
@@ -194,7 +178,19 @@
         <w:t xml:space="preserve">[2001:db8::1]</w:t>
       </w:r>
       <w:r>
-        <w:t xml:space="preserve">, scope + dedupe IPv6 contract tests.</w:t>
+        <w:t xml:space="preserve">, scope + dedupe IPv6 contract tests). v1.13.0</w:t>
+      </w:r>
+      <w:r>
+        <w:t xml:space="preserve"> </w:t>
+      </w:r>
+      <w:r>
+        <w:t xml:space="preserve">sigue cerrando TODOS los servicios mutating BACnet (svc 7/8/9/</w:t>
+      </w:r>
+      <w:r>
+        <w:t xml:space="preserve"> </w:t>
+      </w:r>
+      <w:r>
+        <w:t xml:space="preserve">10/11/15/16/17/20/27).</w:t>
       </w:r>
     </w:p>
     <w:p>

--- a/docs/manual/elsereno-manual.docx
+++ b/docs/manual/elsereno-manual.docx
@@ -28,7 +28,7 @@
         </w:p>
       </w:sdtContent>
     </w:sdt>
-    <w:bookmarkStart w:id="90" w:name="elsereno-manual-de-casos-de-uso"/>
+    <w:bookmarkStart w:id="92" w:name="elsereno-manual-de-casos-de-uso"/>
     <w:p>
       <w:pPr>
         <w:pStyle w:val="Heading1"/>
@@ -75,7 +75,13 @@
         <w:t xml:space="preserve">Versión del manual</w:t>
       </w:r>
       <w:r>
-        <w:t xml:space="preserve">: v1.14.0 · 2026-04-26</w:t>
+        <w:t xml:space="preserve">: v1.15.0 (ciclo cerrado, tag pendiente)</w:t>
+      </w:r>
+      <w:r>
+        <w:t xml:space="preserve"> </w:t>
+      </w:r>
+      <w:r>
+        <w:t xml:space="preserve">· 2026-04-26</w:t>
       </w:r>
       <w:r>
         <w:t xml:space="preserve"> </w:t>
@@ -88,13 +94,29 @@
         <w:t xml:space="preserve">Compatible con binario</w:t>
       </w:r>
       <w:r>
-        <w:t xml:space="preserve">: v1.14.0+ (IPv6 cross-cutting:</w:t>
-      </w:r>
-      <w:r>
-        <w:t xml:space="preserve"> </w:t>
-      </w:r>
-      <w:r>
-        <w:t xml:space="preserve">nuevo paquete</w:t>
+        <w:t xml:space="preserve">: v1.14.0+ (IPv6 cross-cutting).</w:t>
+      </w:r>
+      <w:r>
+        <w:t xml:space="preserve"> </w:t>
+      </w:r>
+      <w:r>
+        <w:rPr>
+          <w:b/>
+          <w:bCs/>
+        </w:rPr>
+        <w:t xml:space="preserve">v1.15.0</w:t>
+      </w:r>
+      <w:r>
+        <w:t xml:space="preserve"> </w:t>
+      </w:r>
+      <w:r>
+        <w:t xml:space="preserve">añade loose-end closure en 5 frentes: CWMP</w:t>
+      </w:r>
+      <w:r>
+        <w:t xml:space="preserve"> </w:t>
+      </w:r>
+      <w:r>
+        <w:t xml:space="preserve">TransferComplete observer,</w:t>
       </w:r>
       <w:r>
         <w:t xml:space="preserve"> </w:t>
@@ -103,94 +125,22 @@
         <w:rPr>
           <w:rStyle w:val="VerbatimChar"/>
         </w:rPr>
-        <w:t xml:space="preserve">internal/netutil</w:t>
-      </w:r>
-      <w:r>
-        <w:t xml:space="preserve">, canonicalización IPv6 en</w:t>
-      </w:r>
-      <w:r>
-        <w:t xml:space="preserve"> </w:t>
-      </w:r>
-      <w:r>
-        <w:rPr>
-          <w:rStyle w:val="VerbatimChar"/>
-        </w:rPr>
-        <w:t xml:space="preserve">--target</w:t>
-      </w:r>
-      <w:r>
-        <w:t xml:space="preserve"> </w:t>
-      </w:r>
-      <w:r>
-        <w:t xml:space="preserve">/</w:t>
-      </w:r>
-      <w:r>
-        <w:t xml:space="preserve"> </w:t>
-      </w:r>
-      <w:r>
-        <w:rPr>
-          <w:rStyle w:val="VerbatimChar"/>
-        </w:rPr>
-        <w:t xml:space="preserve">--listen</w:t>
-      </w:r>
-      <w:r>
-        <w:t xml:space="preserve"> </w:t>
-      </w:r>
-      <w:r>
-        <w:t xml:space="preserve">/</w:t>
-      </w:r>
-      <w:r>
-        <w:t xml:space="preserve"> </w:t>
-      </w:r>
-      <w:r>
-        <w:rPr>
-          <w:rStyle w:val="VerbatimChar"/>
-        </w:rPr>
-        <w:t xml:space="preserve">--confirm-target</w:t>
-      </w:r>
-      <w:r>
-        <w:t xml:space="preserve">, fix del</w:t>
-      </w:r>
-      <w:r>
-        <w:t xml:space="preserve"> </w:t>
-      </w:r>
-      <w:r>
-        <w:t xml:space="preserve">dispatcher</w:t>
-      </w:r>
-      <w:r>
-        <w:t xml:space="preserve"> </w:t>
-      </w:r>
-      <w:r>
-        <w:rPr>
-          <w:rStyle w:val="VerbatimChar"/>
-        </w:rPr>
-        <w:t xml:space="preserve">scan --input internetdb:</w:t>
-      </w:r>
-      <w:r>
-        <w:t xml:space="preserve">, bracket-stripping para</w:t>
-      </w:r>
-      <w:r>
-        <w:t xml:space="preserve"> </w:t>
-      </w:r>
-      <w:r>
-        <w:rPr>
-          <w:rStyle w:val="VerbatimChar"/>
-        </w:rPr>
-        <w:t xml:space="preserve">[2001:db8::1]</w:t>
-      </w:r>
-      <w:r>
-        <w:t xml:space="preserve">, scope + dedupe IPv6 contract tests). v1.13.0</w:t>
-      </w:r>
-      <w:r>
-        <w:t xml:space="preserve"> </w:t>
-      </w:r>
-      <w:r>
-        <w:t xml:space="preserve">sigue cerrando TODOS los servicios mutating BACnet (svc 7/8/9/</w:t>
-      </w:r>
-      <w:r>
-        <w:t xml:space="preserve"> </w:t>
-      </w:r>
-      <w:r>
-        <w:t xml:space="preserve">10/11/15/16/17/20/27).</w:t>
+        <w:t xml:space="preserve">elsereno discover --auto &lt;CIDR&gt;</w:t>
+      </w:r>
+      <w:r>
+        <w:t xml:space="preserve">,</w:t>
+      </w:r>
+      <w:r>
+        <w:t xml:space="preserve"> </w:t>
+      </w:r>
+      <w:r>
+        <w:t xml:space="preserve">STIX 2.1 export sink, audit cross-process flock, SIGHUP</w:t>
+      </w:r>
+      <w:r>
+        <w:t xml:space="preserve"> </w:t>
+      </w:r>
+      <w:r>
+        <w:t xml:space="preserve">reload-style exit.</w:t>
       </w:r>
     </w:p>
     <w:p>
@@ -200,13 +150,13 @@
         </w:pict>
       </w:r>
     </w:p>
-    <w:bookmarkStart w:id="10" w:name="novedades-v1.14.0-ipv6-cross-cutting"/>
+    <w:bookmarkStart w:id="10" w:name="novedades-v1.15.0-5-chunks-tag-pendiente"/>
     <w:p>
       <w:pPr>
         <w:pStyle w:val="Heading2"/>
       </w:pPr>
       <w:r>
-        <w:t xml:space="preserve">Novedades v1.14.0 (IPv6 cross-cutting)</w:t>
+        <w:t xml:space="preserve">Novedades v1.15.0 (5 chunks; tag pendiente)</w:t>
       </w:r>
     </w:p>
     <w:p>
@@ -214,7 +164,7 @@
         <w:pStyle w:val="FirstParagraph"/>
       </w:pPr>
       <w:r>
-        <w:t xml:space="preserve">Cycle de 4 chunks operator-requested 2026-04-25.</w:t>
+        <w:t xml:space="preserve">Loose-end closure cycle:</w:t>
       </w:r>
     </w:p>
     <w:p>
@@ -230,13 +180,10 @@
           <w:b/>
           <w:bCs/>
         </w:rPr>
-        <w:t xml:space="preserve">Chunk 1</w:t>
-      </w:r>
-      <w:r>
-        <w:t xml:space="preserve"> </w:t>
-      </w:r>
-      <w:r>
-        <w:t xml:space="preserve">— Nuevo paquete</w:t>
+        <w:t xml:space="preserve">CWMP TransferComplete observer</w:t>
+      </w:r>
+      <w:r>
+        <w:t xml:space="preserve">: cuando el CPE reporta</w:t>
       </w:r>
       <w:r>
         <w:t xml:space="preserve"> </w:t>
@@ -245,70 +192,25 @@
         <w:rPr>
           <w:rStyle w:val="VerbatimChar"/>
         </w:rPr>
-        <w:t xml:space="preserve">internal/netutil</w:t>
-      </w:r>
-      <w:r>
-        <w:t xml:space="preserve"> </w:t>
-      </w:r>
-      <w:r>
-        <w:t xml:space="preserve">con</w:t>
-      </w:r>
-      <w:r>
-        <w:t xml:space="preserve"> </w:t>
-      </w:r>
-      <w:r>
-        <w:t xml:space="preserve">helpers IsLoopbackHostPort / CanonicalHostPort /</w:t>
-      </w:r>
-      <w:r>
-        <w:t xml:space="preserve"> </w:t>
-      </w:r>
-      <w:r>
-        <w:t xml:space="preserve">ParseAddrPort. Reemplaza la fragile substring-based</w:t>
-      </w:r>
-      <w:r>
-        <w:t xml:space="preserve"> </w:t>
-      </w:r>
-      <w:r>
-        <w:t xml:space="preserve">loopback check de</w:t>
-      </w:r>
-      <w:r>
-        <w:t xml:space="preserve"> </w:t>
-      </w:r>
-      <w:r>
-        <w:rPr>
-          <w:rStyle w:val="VerbatimChar"/>
-        </w:rPr>
-        <w:t xml:space="preserve">cmd_serve.go</w:t>
-      </w:r>
-      <w:r>
-        <w:t xml:space="preserve"> </w:t>
-      </w:r>
-      <w:r>
-        <w:t xml:space="preserve">(no detectaba</w:t>
-      </w:r>
-      <w:r>
-        <w:t xml:space="preserve"> </w:t>
-      </w:r>
-      <w:r>
-        <w:rPr>
-          <w:rStyle w:val="VerbatimChar"/>
-        </w:rPr>
-        <w:t xml:space="preserve">[0:0:0:0: 0:0:0:1]</w:t>
-      </w:r>
-      <w:r>
-        <w:t xml:space="preserve">,</w:t>
-      </w:r>
-      <w:r>
-        <w:t xml:space="preserve"> </w:t>
-      </w:r>
-      <w:r>
-        <w:rPr>
-          <w:rStyle w:val="VerbatimChar"/>
-        </w:rPr>
-        <w:t xml:space="preserve">[::1%lo0]</w:t>
-      </w:r>
-      <w:r>
-        <w:t xml:space="preserve">, ni 127.0.0.5/8).</w:t>
+        <w:t xml:space="preserve">TransferComplete</w:t>
+      </w:r>
+      <w:r>
+        <w:t xml:space="preserve"> </w:t>
+      </w:r>
+      <w:r>
+        <w:t xml:space="preserve">post-firmware-push, el gate emite una</w:t>
+      </w:r>
+      <w:r>
+        <w:t xml:space="preserve"> </w:t>
+      </w:r>
+      <w:r>
+        <w:t xml:space="preserve">línea de log estructurada (status=ok|fault, command_key,</w:t>
+      </w:r>
+      <w:r>
+        <w:t xml:space="preserve"> </w:t>
+      </w:r>
+      <w:r>
+        <w:t xml:space="preserve">fault_code…). Cierra el loop de v1.12 chunk-10 firmware-pin.</w:t>
       </w:r>
     </w:p>
     <w:p>
@@ -321,22 +223,32 @@
       </w:pPr>
       <w:r>
         <w:rPr>
+          <w:rStyle w:val="VerbatimChar"/>
           <w:b/>
           <w:bCs/>
         </w:rPr>
-        <w:t xml:space="preserve">Chunk 2</w:t>
-      </w:r>
-      <w:r>
-        <w:t xml:space="preserve"> </w:t>
-      </w:r>
-      <w:r>
-        <w:t xml:space="preserve">— Canonicalización de target / listen /</w:t>
-      </w:r>
-      <w:r>
-        <w:t xml:space="preserve"> </w:t>
-      </w:r>
-      <w:r>
-        <w:t xml:space="preserve">confirm-target. Operador que escribe</w:t>
+        <w:t xml:space="preserve">elsereno discover --auto &lt;CIDR&gt;</w:t>
+      </w:r>
+      <w:r>
+        <w:t xml:space="preserve">: TCP-connect sweep</w:t>
+      </w:r>
+      <w:r>
+        <w:t xml:space="preserve"> </w:t>
+      </w:r>
+      <w:r>
+        <w:t xml:space="preserve">punto-a-shoot. Itera el CIDR, prueba el puerto well-known</w:t>
+      </w:r>
+      <w:r>
+        <w:t xml:space="preserve"> </w:t>
+      </w:r>
+      <w:r>
+        <w:t xml:space="preserve">de cada plugin registrado, emite responsive (host, port)</w:t>
+      </w:r>
+      <w:r>
+        <w:t xml:space="preserve"> </w:t>
+      </w:r>
+      <w:r>
+        <w:t xml:space="preserve">como NDJSON o</w:t>
       </w:r>
       <w:r>
         <w:t xml:space="preserve"> </w:t>
@@ -345,13 +257,13 @@
         <w:rPr>
           <w:rStyle w:val="VerbatimChar"/>
         </w:rPr>
-        <w:t xml:space="preserve">[0:0:0:0:0:0:0:1]:7547</w:t>
-      </w:r>
-      <w:r>
-        <w:t xml:space="preserve"> </w:t>
-      </w:r>
-      <w:r>
-        <w:t xml:space="preserve">en dry-run y</w:t>
+        <w:t xml:space="preserve">host:port</w:t>
+      </w:r>
+      <w:r>
+        <w:t xml:space="preserve"> </w:t>
+      </w:r>
+      <w:r>
+        <w:t xml:space="preserve">list. Pipe-friendly:</w:t>
       </w:r>
       <w:r>
         <w:t xml:space="preserve"> </w:t>
@@ -360,31 +272,10 @@
         <w:rPr>
           <w:rStyle w:val="VerbatimChar"/>
         </w:rPr>
-        <w:t xml:space="preserve">[::1]:7547</w:t>
-      </w:r>
-      <w:r>
-        <w:t xml:space="preserve"> </w:t>
-      </w:r>
-      <w:r>
-        <w:t xml:space="preserve">en</w:t>
-      </w:r>
-      <w:r>
-        <w:t xml:space="preserve"> </w:t>
-      </w:r>
-      <w:r>
-        <w:t xml:space="preserve">proxy listen ahora ve ambas formas convergir al mismo</w:t>
-      </w:r>
-      <w:r>
-        <w:t xml:space="preserve"> </w:t>
-      </w:r>
-      <w:r>
-        <w:t xml:space="preserve">string canónico (RFC 5952). Hash matches → confirm-token</w:t>
-      </w:r>
-      <w:r>
-        <w:t xml:space="preserve"> </w:t>
-      </w:r>
-      <w:r>
-        <w:t xml:space="preserve">works.</w:t>
+        <w:t xml:space="preserve">elsereno discover --auto 192.168.1.0/24 --format list | elsereno scan --input list:-</w:t>
+      </w:r>
+      <w:r>
+        <w:t xml:space="preserve">.</w:t>
       </w:r>
     </w:p>
     <w:p>
@@ -400,13 +291,10 @@
           <w:b/>
           <w:bCs/>
         </w:rPr>
-        <w:t xml:space="preserve">Chunk 3</w:t>
-      </w:r>
-      <w:r>
-        <w:t xml:space="preserve"> </w:t>
-      </w:r>
-      <w:r>
-        <w:t xml:space="preserve">—</w:t>
+        <w:t xml:space="preserve">STIX 2.1 export sink</w:t>
+      </w:r>
+      <w:r>
+        <w:t xml:space="preserve">:</w:t>
       </w:r>
       <w:r>
         <w:t xml:space="preserve"> </w:t>
@@ -415,37 +303,31 @@
         <w:rPr>
           <w:rStyle w:val="VerbatimChar"/>
         </w:rPr>
-        <w:t xml:space="preserve">scan --input internetdb:</w:t>
-      </w:r>
-      <w:r>
-        <w:t xml:space="preserve"> </w:t>
-      </w:r>
-      <w:r>
-        <w:t xml:space="preserve">dispatcher fix</w:t>
-      </w:r>
-      <w:r>
-        <w:t xml:space="preserve"> </w:t>
-      </w:r>
-      <w:r>
-        <w:t xml:space="preserve">(regression de v1.13 chunk 1) + bracket-stripping para</w:t>
-      </w:r>
-      <w:r>
-        <w:t xml:space="preserve"> </w:t>
-      </w:r>
-      <w:r>
-        <w:t xml:space="preserve">IPv6 literals (</w:t>
-      </w:r>
-      <w:r>
-        <w:rPr>
-          <w:rStyle w:val="VerbatimChar"/>
-        </w:rPr>
-        <w:t xml:space="preserve">[2001:db8::1]</w:t>
-      </w:r>
-      <w:r>
-        <w:t xml:space="preserve"> </w:t>
-      </w:r>
-      <w:r>
-        <w:t xml:space="preserve">ahora funciona).</w:t>
+        <w:t xml:space="preserve">--output-format stix</w:t>
+      </w:r>
+      <w:r>
+        <w:t xml:space="preserve"> </w:t>
+      </w:r>
+      <w:r>
+        <w:t xml:space="preserve">emite</w:t>
+      </w:r>
+      <w:r>
+        <w:t xml:space="preserve"> </w:t>
+      </w:r>
+      <w:r>
+        <w:t xml:space="preserve">findings como bundle STIX (ipv4/ipv6-addr SCO + network-</w:t>
+      </w:r>
+      <w:r>
+        <w:t xml:space="preserve"> </w:t>
+      </w:r>
+      <w:r>
+        <w:t xml:space="preserve">traffic SCO + observed-data SDO). Listo para MISP /</w:t>
+      </w:r>
+      <w:r>
+        <w:t xml:space="preserve"> </w:t>
+      </w:r>
+      <w:r>
+        <w:t xml:space="preserve">OpenCTI / ThreatBus.</w:t>
       </w:r>
     </w:p>
     <w:p>
@@ -461,6 +343,409 @@
           <w:b/>
           <w:bCs/>
         </w:rPr>
+        <w:t xml:space="preserve">Audit cross-process merge via flock</w:t>
+      </w:r>
+      <w:r>
+        <w:t xml:space="preserve">: dos procesos</w:t>
+      </w:r>
+      <w:r>
+        <w:t xml:space="preserve"> </w:t>
+      </w:r>
+      <w:r>
+        <w:t xml:space="preserve">ElSereno appendeando a</w:t>
+      </w:r>
+      <w:r>
+        <w:t xml:space="preserve"> </w:t>
+      </w:r>
+      <w:r>
+        <w:rPr>
+          <w:rStyle w:val="VerbatimChar"/>
+        </w:rPr>
+        <w:t xml:space="preserve">~/.elsereno/audit.jsonl</w:t>
+      </w:r>
+      <w:r>
+        <w:t xml:space="preserve"> </w:t>
+      </w:r>
+      <w:r>
+        <w:t xml:space="preserve">ya no</w:t>
+      </w:r>
+      <w:r>
+        <w:t xml:space="preserve"> </w:t>
+      </w:r>
+      <w:r>
+        <w:t xml:space="preserve">rompen la chain. Linux + macOS via</w:t>
+      </w:r>
+      <w:r>
+        <w:t xml:space="preserve"> </w:t>
+      </w:r>
+      <w:r>
+        <w:rPr>
+          <w:rStyle w:val="VerbatimChar"/>
+        </w:rPr>
+        <w:t xml:space="preserve">unix.Flock(LOCK_EX)</w:t>
+      </w:r>
+      <w:r>
+        <w:t xml:space="preserve">.</w:t>
+      </w:r>
+    </w:p>
+    <w:p>
+      <w:pPr>
+        <w:pStyle w:val="Compact"/>
+        <w:numPr>
+          <w:ilvl w:val="0"/>
+          <w:numId w:val="1001"/>
+        </w:numPr>
+      </w:pPr>
+      <w:r>
+        <w:rPr>
+          <w:b/>
+          <w:bCs/>
+        </w:rPr>
+        <w:t xml:space="preserve">SIGHUP reload-style exit</w:t>
+      </w:r>
+      <w:r>
+        <w:t xml:space="preserve">:</w:t>
+      </w:r>
+      <w:r>
+        <w:t xml:space="preserve"> </w:t>
+      </w:r>
+      <w:r>
+        <w:rPr>
+          <w:rStyle w:val="VerbatimChar"/>
+        </w:rPr>
+        <w:t xml:space="preserve">proxy listen</w:t>
+      </w:r>
+      <w:r>
+        <w:t xml:space="preserve"> </w:t>
+      </w:r>
+      <w:r>
+        <w:t xml:space="preserve">distingue</w:t>
+      </w:r>
+      <w:r>
+        <w:t xml:space="preserve"> </w:t>
+      </w:r>
+      <w:r>
+        <w:t xml:space="preserve">SIGHUP (exit 75 / EX_TEMPFAIL — supervisor restart signal)</w:t>
+      </w:r>
+      <w:r>
+        <w:t xml:space="preserve"> </w:t>
+      </w:r>
+      <w:r>
+        <w:t xml:space="preserve">de SIGINT/SIGTERM (exit 0 — clean stop). Workflow:</w:t>
+      </w:r>
+      <w:r>
+        <w:t xml:space="preserve"> </w:t>
+      </w:r>
+      <w:r>
+        <w:t xml:space="preserve">edit allow-file, mint fresh confirm-token,</w:t>
+      </w:r>
+      <w:r>
+        <w:t xml:space="preserve"> </w:t>
+      </w:r>
+      <w:r>
+        <w:rPr>
+          <w:rStyle w:val="VerbatimChar"/>
+        </w:rPr>
+        <w:t xml:space="preserve">kill -HUP $pid</w:t>
+      </w:r>
+      <w:r>
+        <w:t xml:space="preserve"> </w:t>
+      </w:r>
+      <w:r>
+        <w:t xml:space="preserve">→ systemd / runit / s6 reinicia con config nueva.</w:t>
+      </w:r>
+    </w:p>
+    <w:p>
+      <w:pPr>
+        <w:pStyle w:val="FirstParagraph"/>
+      </w:pPr>
+      <w:r>
+        <w:t xml:space="preserve">Snapshot completo:</w:t>
+      </w:r>
+      <w:r>
+        <w:t xml:space="preserve"> </w:t>
+      </w:r>
+      <w:hyperlink r:id="rId9">
+        <w:r>
+          <w:rPr>
+            <w:rStyle w:val="VerbatimChar"/>
+          </w:rPr>
+          <w:t xml:space="preserve">.context/snapshots/v1.15.0-cwmp-discover-stix-flock-sighup.md</w:t>
+        </w:r>
+      </w:hyperlink>
+      <w:r>
+        <w:t xml:space="preserve">.</w:t>
+      </w:r>
+    </w:p>
+    <w:p>
+      <w:r>
+        <w:pict>
+          <v:rect style="width:0;height:1.5pt" o:hralign="center" o:hrstd="t" o:hr="t"/>
+        </w:pict>
+      </w:r>
+    </w:p>
+    <w:bookmarkEnd w:id="10"/>
+    <w:bookmarkStart w:id="12" w:name="novedades-v1.14.0-ipv6-cross-cutting"/>
+    <w:p>
+      <w:pPr>
+        <w:pStyle w:val="Heading2"/>
+      </w:pPr>
+      <w:r>
+        <w:t xml:space="preserve">Novedades v1.14.0 (IPv6 cross-cutting)</w:t>
+      </w:r>
+    </w:p>
+    <w:p>
+      <w:pPr>
+        <w:pStyle w:val="FirstParagraph"/>
+      </w:pPr>
+      <w:r>
+        <w:t xml:space="preserve">Cycle de 4 chunks operator-requested 2026-04-25.</w:t>
+      </w:r>
+    </w:p>
+    <w:p>
+      <w:pPr>
+        <w:pStyle w:val="Compact"/>
+        <w:numPr>
+          <w:ilvl w:val="0"/>
+          <w:numId w:val="1002"/>
+        </w:numPr>
+      </w:pPr>
+      <w:r>
+        <w:rPr>
+          <w:b/>
+          <w:bCs/>
+        </w:rPr>
+        <w:t xml:space="preserve">Chunk 1</w:t>
+      </w:r>
+      <w:r>
+        <w:t xml:space="preserve"> </w:t>
+      </w:r>
+      <w:r>
+        <w:t xml:space="preserve">— Nuevo paquete</w:t>
+      </w:r>
+      <w:r>
+        <w:t xml:space="preserve"> </w:t>
+      </w:r>
+      <w:r>
+        <w:rPr>
+          <w:rStyle w:val="VerbatimChar"/>
+        </w:rPr>
+        <w:t xml:space="preserve">internal/netutil</w:t>
+      </w:r>
+      <w:r>
+        <w:t xml:space="preserve"> </w:t>
+      </w:r>
+      <w:r>
+        <w:t xml:space="preserve">con</w:t>
+      </w:r>
+      <w:r>
+        <w:t xml:space="preserve"> </w:t>
+      </w:r>
+      <w:r>
+        <w:t xml:space="preserve">helpers IsLoopbackHostPort / CanonicalHostPort /</w:t>
+      </w:r>
+      <w:r>
+        <w:t xml:space="preserve"> </w:t>
+      </w:r>
+      <w:r>
+        <w:t xml:space="preserve">ParseAddrPort. Reemplaza la fragile substring-based</w:t>
+      </w:r>
+      <w:r>
+        <w:t xml:space="preserve"> </w:t>
+      </w:r>
+      <w:r>
+        <w:t xml:space="preserve">loopback check de</w:t>
+      </w:r>
+      <w:r>
+        <w:t xml:space="preserve"> </w:t>
+      </w:r>
+      <w:r>
+        <w:rPr>
+          <w:rStyle w:val="VerbatimChar"/>
+        </w:rPr>
+        <w:t xml:space="preserve">cmd_serve.go</w:t>
+      </w:r>
+      <w:r>
+        <w:t xml:space="preserve"> </w:t>
+      </w:r>
+      <w:r>
+        <w:t xml:space="preserve">(no detectaba</w:t>
+      </w:r>
+      <w:r>
+        <w:t xml:space="preserve"> </w:t>
+      </w:r>
+      <w:r>
+        <w:rPr>
+          <w:rStyle w:val="VerbatimChar"/>
+        </w:rPr>
+        <w:t xml:space="preserve">[0:0:0:0: 0:0:0:1]</w:t>
+      </w:r>
+      <w:r>
+        <w:t xml:space="preserve">,</w:t>
+      </w:r>
+      <w:r>
+        <w:t xml:space="preserve"> </w:t>
+      </w:r>
+      <w:r>
+        <w:rPr>
+          <w:rStyle w:val="VerbatimChar"/>
+        </w:rPr>
+        <w:t xml:space="preserve">[::1%lo0]</w:t>
+      </w:r>
+      <w:r>
+        <w:t xml:space="preserve">, ni 127.0.0.5/8).</w:t>
+      </w:r>
+    </w:p>
+    <w:p>
+      <w:pPr>
+        <w:pStyle w:val="Compact"/>
+        <w:numPr>
+          <w:ilvl w:val="0"/>
+          <w:numId w:val="1002"/>
+        </w:numPr>
+      </w:pPr>
+      <w:r>
+        <w:rPr>
+          <w:b/>
+          <w:bCs/>
+        </w:rPr>
+        <w:t xml:space="preserve">Chunk 2</w:t>
+      </w:r>
+      <w:r>
+        <w:t xml:space="preserve"> </w:t>
+      </w:r>
+      <w:r>
+        <w:t xml:space="preserve">— Canonicalización de target / listen /</w:t>
+      </w:r>
+      <w:r>
+        <w:t xml:space="preserve"> </w:t>
+      </w:r>
+      <w:r>
+        <w:t xml:space="preserve">confirm-target. Operador que escribe</w:t>
+      </w:r>
+      <w:r>
+        <w:t xml:space="preserve"> </w:t>
+      </w:r>
+      <w:r>
+        <w:rPr>
+          <w:rStyle w:val="VerbatimChar"/>
+        </w:rPr>
+        <w:t xml:space="preserve">[0:0:0:0:0:0:0:1]:7547</w:t>
+      </w:r>
+      <w:r>
+        <w:t xml:space="preserve"> </w:t>
+      </w:r>
+      <w:r>
+        <w:t xml:space="preserve">en dry-run y</w:t>
+      </w:r>
+      <w:r>
+        <w:t xml:space="preserve"> </w:t>
+      </w:r>
+      <w:r>
+        <w:rPr>
+          <w:rStyle w:val="VerbatimChar"/>
+        </w:rPr>
+        <w:t xml:space="preserve">[::1]:7547</w:t>
+      </w:r>
+      <w:r>
+        <w:t xml:space="preserve"> </w:t>
+      </w:r>
+      <w:r>
+        <w:t xml:space="preserve">en</w:t>
+      </w:r>
+      <w:r>
+        <w:t xml:space="preserve"> </w:t>
+      </w:r>
+      <w:r>
+        <w:t xml:space="preserve">proxy listen ahora ve ambas formas convergir al mismo</w:t>
+      </w:r>
+      <w:r>
+        <w:t xml:space="preserve"> </w:t>
+      </w:r>
+      <w:r>
+        <w:t xml:space="preserve">string canónico (RFC 5952). Hash matches → confirm-token</w:t>
+      </w:r>
+      <w:r>
+        <w:t xml:space="preserve"> </w:t>
+      </w:r>
+      <w:r>
+        <w:t xml:space="preserve">works.</w:t>
+      </w:r>
+    </w:p>
+    <w:p>
+      <w:pPr>
+        <w:pStyle w:val="Compact"/>
+        <w:numPr>
+          <w:ilvl w:val="0"/>
+          <w:numId w:val="1002"/>
+        </w:numPr>
+      </w:pPr>
+      <w:r>
+        <w:rPr>
+          <w:b/>
+          <w:bCs/>
+        </w:rPr>
+        <w:t xml:space="preserve">Chunk 3</w:t>
+      </w:r>
+      <w:r>
+        <w:t xml:space="preserve"> </w:t>
+      </w:r>
+      <w:r>
+        <w:t xml:space="preserve">—</w:t>
+      </w:r>
+      <w:r>
+        <w:t xml:space="preserve"> </w:t>
+      </w:r>
+      <w:r>
+        <w:rPr>
+          <w:rStyle w:val="VerbatimChar"/>
+        </w:rPr>
+        <w:t xml:space="preserve">scan --input internetdb:</w:t>
+      </w:r>
+      <w:r>
+        <w:t xml:space="preserve"> </w:t>
+      </w:r>
+      <w:r>
+        <w:t xml:space="preserve">dispatcher fix</w:t>
+      </w:r>
+      <w:r>
+        <w:t xml:space="preserve"> </w:t>
+      </w:r>
+      <w:r>
+        <w:t xml:space="preserve">(regression de v1.13 chunk 1) + bracket-stripping para</w:t>
+      </w:r>
+      <w:r>
+        <w:t xml:space="preserve"> </w:t>
+      </w:r>
+      <w:r>
+        <w:t xml:space="preserve">IPv6 literals (</w:t>
+      </w:r>
+      <w:r>
+        <w:rPr>
+          <w:rStyle w:val="VerbatimChar"/>
+        </w:rPr>
+        <w:t xml:space="preserve">[2001:db8::1]</w:t>
+      </w:r>
+      <w:r>
+        <w:t xml:space="preserve"> </w:t>
+      </w:r>
+      <w:r>
+        <w:t xml:space="preserve">ahora funciona).</w:t>
+      </w:r>
+    </w:p>
+    <w:p>
+      <w:pPr>
+        <w:pStyle w:val="Compact"/>
+        <w:numPr>
+          <w:ilvl w:val="0"/>
+          <w:numId w:val="1002"/>
+        </w:numPr>
+      </w:pPr>
+      <w:r>
+        <w:rPr>
+          <w:b/>
+          <w:bCs/>
+        </w:rPr>
         <w:t xml:space="preserve">Chunk 4</w:t>
       </w:r>
       <w:r>
@@ -542,7 +827,7 @@
       <w:r>
         <w:t xml:space="preserve"> </w:t>
       </w:r>
-      <w:hyperlink r:id="rId9">
+      <w:hyperlink r:id="rId11">
         <w:r>
           <w:rPr>
             <w:rStyle w:val="VerbatimChar"/>
@@ -561,8 +846,8 @@
         </w:pict>
       </w:r>
     </w:p>
-    <w:bookmarkEnd w:id="10"/>
-    <w:bookmarkStart w:id="14" w:name="novedades-v1.13.0"/>
+    <w:bookmarkEnd w:id="12"/>
+    <w:bookmarkStart w:id="16" w:name="novedades-v1.13.0"/>
     <w:p>
       <w:pPr>
         <w:pStyle w:val="Heading2"/>
@@ -615,7 +900,7 @@
         <w:t xml:space="preserve">17/20/27) tienen ahora wire-level per-target-or-state allowlists.</w:t>
       </w:r>
     </w:p>
-    <w:bookmarkStart w:id="11" w:name="servicios-bacnet-completados"/>
+    <w:bookmarkStart w:id="13" w:name="servicios-bacnet-completados"/>
     <w:p>
       <w:pPr>
         <w:pStyle w:val="Heading3"/>
@@ -1209,8 +1494,8 @@
         <w:t xml:space="preserve">.</w:t>
       </w:r>
     </w:p>
-    <w:bookmarkEnd w:id="11"/>
-    <w:bookmarkStart w:id="13" w:name="otras-mejoras-v1.13"/>
+    <w:bookmarkEnd w:id="13"/>
+    <w:bookmarkStart w:id="15" w:name="otras-mejoras-v1.13"/>
     <w:p>
       <w:pPr>
         <w:pStyle w:val="Heading3"/>
@@ -1224,7 +1509,7 @@
         <w:pStyle w:val="Compact"/>
         <w:numPr>
           <w:ilvl w:val="0"/>
-          <w:numId w:val="1002"/>
+          <w:numId w:val="1003"/>
         </w:numPr>
       </w:pPr>
       <w:r>
@@ -1267,7 +1552,7 @@
         <w:pStyle w:val="Compact"/>
         <w:numPr>
           <w:ilvl w:val="0"/>
-          <w:numId w:val="1002"/>
+          <w:numId w:val="1003"/>
         </w:numPr>
       </w:pPr>
       <w:r>
@@ -1289,7 +1574,7 @@
         <w:pStyle w:val="Compact"/>
         <w:numPr>
           <w:ilvl w:val="0"/>
-          <w:numId w:val="1002"/>
+          <w:numId w:val="1003"/>
         </w:numPr>
       </w:pPr>
       <w:r>
@@ -1317,7 +1602,7 @@
         <w:pStyle w:val="Compact"/>
         <w:numPr>
           <w:ilvl w:val="0"/>
-          <w:numId w:val="1002"/>
+          <w:numId w:val="1003"/>
         </w:numPr>
       </w:pPr>
       <w:r>
@@ -1366,7 +1651,7 @@
         <w:pStyle w:val="Compact"/>
         <w:numPr>
           <w:ilvl w:val="0"/>
-          <w:numId w:val="1002"/>
+          <w:numId w:val="1003"/>
         </w:numPr>
       </w:pPr>
       <w:r>
@@ -1446,7 +1731,7 @@
       <w:r>
         <w:t xml:space="preserve"> </w:t>
       </w:r>
-      <w:hyperlink r:id="rId12">
+      <w:hyperlink r:id="rId14">
         <w:r>
           <w:rPr>
             <w:rStyle w:val="VerbatimChar"/>
@@ -1465,9 +1750,9 @@
         </w:pict>
       </w:r>
     </w:p>
-    <w:bookmarkEnd w:id="13"/>
-    <w:bookmarkEnd w:id="14"/>
-    <w:bookmarkStart w:id="16" w:name="novedades-v1.11-v1.12"/>
+    <w:bookmarkEnd w:id="15"/>
+    <w:bookmarkEnd w:id="16"/>
+    <w:bookmarkStart w:id="18" w:name="novedades-v1.11-v1.12"/>
     <w:p>
       <w:pPr>
         <w:pStyle w:val="Heading2"/>
@@ -1592,7 +1877,7 @@
         <w:pStyle w:val="Compact"/>
         <w:numPr>
           <w:ilvl w:val="0"/>
-          <w:numId w:val="1003"/>
+          <w:numId w:val="1004"/>
         </w:numPr>
       </w:pPr>
       <w:r>
@@ -1641,7 +1926,7 @@
         <w:pStyle w:val="Compact"/>
         <w:numPr>
           <w:ilvl w:val="0"/>
-          <w:numId w:val="1003"/>
+          <w:numId w:val="1004"/>
         </w:numPr>
       </w:pPr>
       <w:r>
@@ -1696,7 +1981,7 @@
         <w:pStyle w:val="Compact"/>
         <w:numPr>
           <w:ilvl w:val="0"/>
-          <w:numId w:val="1003"/>
+          <w:numId w:val="1004"/>
         </w:numPr>
       </w:pPr>
       <w:r>
@@ -1748,7 +2033,7 @@
         <w:pStyle w:val="Compact"/>
         <w:numPr>
           <w:ilvl w:val="0"/>
-          <w:numId w:val="1003"/>
+          <w:numId w:val="1004"/>
         </w:numPr>
       </w:pPr>
       <w:r>
@@ -1782,7 +2067,7 @@
         <w:pStyle w:val="Compact"/>
         <w:numPr>
           <w:ilvl w:val="0"/>
-          <w:numId w:val="1003"/>
+          <w:numId w:val="1004"/>
         </w:numPr>
       </w:pPr>
       <w:r>
@@ -1822,7 +2107,7 @@
         <w:pStyle w:val="Compact"/>
         <w:numPr>
           <w:ilvl w:val="0"/>
-          <w:numId w:val="1003"/>
+          <w:numId w:val="1004"/>
         </w:numPr>
       </w:pPr>
       <w:r>
@@ -1899,7 +2184,7 @@
       <w:r>
         <w:t xml:space="preserve"> </w:t>
       </w:r>
-      <w:hyperlink r:id="rId15">
+      <w:hyperlink r:id="rId17">
         <w:r>
           <w:rPr>
             <w:rStyle w:val="VerbatimChar"/>
@@ -1918,8 +2203,8 @@
         </w:pict>
       </w:r>
     </w:p>
-    <w:bookmarkEnd w:id="16"/>
-    <w:bookmarkStart w:id="17" w:name="aviso-legal-uso-autorizado"/>
+    <w:bookmarkEnd w:id="18"/>
+    <w:bookmarkStart w:id="19" w:name="aviso-legal-uso-autorizado"/>
     <w:p>
       <w:pPr>
         <w:pStyle w:val="Heading2"/>
@@ -2020,7 +2305,7 @@
         <w:pStyle w:val="Compact"/>
         <w:numPr>
           <w:ilvl w:val="0"/>
-          <w:numId w:val="1004"/>
+          <w:numId w:val="1005"/>
         </w:numPr>
       </w:pPr>
       <w:r>
@@ -2074,7 +2359,7 @@
         <w:pStyle w:val="Compact"/>
         <w:numPr>
           <w:ilvl w:val="0"/>
-          <w:numId w:val="1004"/>
+          <w:numId w:val="1005"/>
         </w:numPr>
       </w:pPr>
       <w:r>
@@ -2107,7 +2392,7 @@
         <w:pStyle w:val="Compact"/>
         <w:numPr>
           <w:ilvl w:val="0"/>
-          <w:numId w:val="1004"/>
+          <w:numId w:val="1005"/>
         </w:numPr>
       </w:pPr>
       <w:r>
@@ -2233,8 +2518,8 @@
         </w:pict>
       </w:r>
     </w:p>
-    <w:bookmarkEnd w:id="17"/>
-    <w:bookmarkStart w:id="27" w:name="instalación-primer-arranque"/>
+    <w:bookmarkEnd w:id="19"/>
+    <w:bookmarkStart w:id="29" w:name="instalación-primer-arranque"/>
     <w:p>
       <w:pPr>
         <w:pStyle w:val="Heading2"/>
@@ -2243,7 +2528,7 @@
         <w:t xml:space="preserve">1. Instalación + primer arranque</w:t>
       </w:r>
     </w:p>
-    <w:bookmarkStart w:id="18" w:name="instalación-desde-release-firmada-v1.8.0"/>
+    <w:bookmarkStart w:id="20" w:name="instalación-desde-release-firmada-v1.8.0"/>
     <w:p>
       <w:pPr>
         <w:pStyle w:val="Heading3"/>
@@ -2935,8 +3220,8 @@
         <w:t xml:space="preserve"># 17</w:t>
       </w:r>
     </w:p>
-    <w:bookmarkEnd w:id="18"/>
-    <w:bookmarkStart w:id="19" w:name="verificar-el-tag-gpg-firmado"/>
+    <w:bookmarkEnd w:id="20"/>
+    <w:bookmarkStart w:id="21" w:name="verificar-el-tag-gpg-firmado"/>
     <w:p>
       <w:pPr>
         <w:pStyle w:val="Heading3"/>
@@ -3177,8 +3462,8 @@
         <w:t xml:space="preserve"># → "Good signature from Daniel Solís Agea &lt;daniel.solis@zynap.com&gt;"</w:t>
       </w:r>
     </w:p>
-    <w:bookmarkEnd w:id="19"/>
-    <w:bookmarkStart w:id="20" w:name="build-desde-fuentes-reproducible"/>
+    <w:bookmarkEnd w:id="21"/>
+    <w:bookmarkStart w:id="22" w:name="build-desde-fuentes-reproducible"/>
     <w:p>
       <w:pPr>
         <w:pStyle w:val="Heading3"/>
@@ -3405,8 +3690,8 @@
         <w:t xml:space="preserve"># → debe coincidir con checksums.txt de la release publicada</w:t>
       </w:r>
     </w:p>
-    <w:bookmarkEnd w:id="20"/>
-    <w:bookmarkStart w:id="21" w:name="X9f36325be88893e1b808e4fb09fc1f2ceaec5df"/>
+    <w:bookmarkEnd w:id="22"/>
+    <w:bookmarkStart w:id="23" w:name="X9f36325be88893e1b808e4fb09fc1f2ceaec5df"/>
     <w:p>
       <w:pPr>
         <w:pStyle w:val="Heading3"/>
@@ -3533,8 +3818,8 @@
         <w:t xml:space="preserve"> local/elsereno:v1.8.0 version</w:t>
       </w:r>
     </w:p>
-    <w:bookmarkEnd w:id="21"/>
-    <w:bookmarkStart w:id="22" w:name="primer-arranque-vault-dashboard"/>
+    <w:bookmarkEnd w:id="23"/>
+    <w:bookmarkStart w:id="24" w:name="primer-arranque-vault-dashboard"/>
     <w:p>
       <w:pPr>
         <w:pStyle w:val="Heading3"/>
@@ -3828,8 +4113,8 @@
         <w:t xml:space="preserve"> ~/.elsereno/dev.pp</w:t>
       </w:r>
     </w:p>
-    <w:bookmarkEnd w:id="22"/>
-    <w:bookmarkStart w:id="26" w:name="dashboard-con-postgres-opcional-v1.2"/>
+    <w:bookmarkEnd w:id="24"/>
+    <w:bookmarkStart w:id="28" w:name="dashboard-con-postgres-opcional-v1.2"/>
     <w:p>
       <w:pPr>
         <w:pStyle w:val="Heading3"/>
@@ -3885,7 +4170,7 @@
         <w:t xml:space="preserve">100% sin BD — la BD es sólo para historia persistida.</w:t>
       </w:r>
     </w:p>
-    <w:bookmarkStart w:id="23" w:name="con-el-script-helper-scriptsdev-db.sh"/>
+    <w:bookmarkStart w:id="25" w:name="con-el-script-helper-scriptsdev-db.sh"/>
     <w:p>
       <w:pPr>
         <w:pStyle w:val="Heading4"/>
@@ -4206,8 +4491,8 @@
         <w:t xml:space="preserve"> ~/.elsereno/dev.pp</w:t>
       </w:r>
     </w:p>
-    <w:bookmarkEnd w:id="23"/>
-    <w:bookmarkStart w:id="24" w:name="manual-sin-script"/>
+    <w:bookmarkEnd w:id="25"/>
+    <w:bookmarkStart w:id="26" w:name="manual-sin-script"/>
     <w:p>
       <w:pPr>
         <w:pStyle w:val="Heading4"/>
@@ -4328,8 +4613,8 @@
         <w:t xml:space="preserve"> serve</w:t>
       </w:r>
     </w:p>
-    <w:bookmarkEnd w:id="24"/>
-    <w:bookmarkStart w:id="25" w:name="matriz-necesito-bd"/>
+    <w:bookmarkEnd w:id="26"/>
+    <w:bookmarkStart w:id="27" w:name="matriz-necesito-bd"/>
     <w:p>
       <w:pPr>
         <w:pStyle w:val="Heading4"/>
@@ -4855,10 +5140,10 @@
         </w:pict>
       </w:r>
     </w:p>
-    <w:bookmarkEnd w:id="25"/>
-    <w:bookmarkEnd w:id="26"/>
     <w:bookmarkEnd w:id="27"/>
-    <w:bookmarkStart w:id="37" w:name="descubrimiento-defensive-build-default"/>
+    <w:bookmarkEnd w:id="28"/>
+    <w:bookmarkEnd w:id="29"/>
+    <w:bookmarkStart w:id="39" w:name="descubrimiento-defensive-build-default"/>
     <w:p>
       <w:pPr>
         <w:pStyle w:val="Heading2"/>
@@ -4867,7 +5152,7 @@
         <w:t xml:space="preserve">2. Descubrimiento (defensive, build default)</w:t>
       </w:r>
     </w:p>
-    <w:bookmarkStart w:id="35" w:name="X1ee034aca0c177c861d9744cbf39ceb35860c0d"/>
+    <w:bookmarkStart w:id="37" w:name="X1ee034aca0c177c861d9744cbf39ceb35860c0d"/>
     <w:p>
       <w:pPr>
         <w:pStyle w:val="Heading3"/>
@@ -4909,7 +5194,7 @@
         <w:t xml:space="preserve">quieres saber qué servicios ICS tienen expuestos y priorizarlos.</w:t>
       </w:r>
     </w:p>
-    <w:bookmarkStart w:id="28" w:name="inputs-desde-shodan"/>
+    <w:bookmarkStart w:id="30" w:name="inputs-desde-shodan"/>
     <w:p>
       <w:pPr>
         <w:pStyle w:val="Heading4"/>
@@ -5159,8 +5444,8 @@
         <w:t xml:space="preserve">"shodan-initial"</w:t>
       </w:r>
     </w:p>
-    <w:bookmarkEnd w:id="28"/>
-    <w:bookmarkStart w:id="29" w:name="inputs-desde-censys"/>
+    <w:bookmarkEnd w:id="30"/>
+    <w:bookmarkStart w:id="31" w:name="inputs-desde-censys"/>
     <w:p>
       <w:pPr>
         <w:pStyle w:val="Heading4"/>
@@ -5300,8 +5585,8 @@
         <w:t xml:space="preserve"> censys</w:t>
       </w:r>
     </w:p>
-    <w:bookmarkEnd w:id="29"/>
-    <w:bookmarkStart w:id="30" w:name="Xe29c940adda284f9a09ccf9b2a70df500e95e19"/>
+    <w:bookmarkEnd w:id="31"/>
+    <w:bookmarkStart w:id="32" w:name="Xe29c940adda284f9a09ccf9b2a70df500e95e19"/>
     <w:p>
       <w:pPr>
         <w:pStyle w:val="Heading4"/>
@@ -6260,8 +6545,8 @@
         <w:t xml:space="preserve">// targets[] es []core.Target → pipeable al scanner via stdin</w:t>
       </w:r>
     </w:p>
-    <w:bookmarkEnd w:id="30"/>
-    <w:bookmarkStart w:id="31" w:name="inputs-desde-nmap-xml"/>
+    <w:bookmarkEnd w:id="32"/>
+    <w:bookmarkStart w:id="33" w:name="inputs-desde-nmap-xml"/>
     <w:p>
       <w:pPr>
         <w:pStyle w:val="Heading4"/>
@@ -6431,8 +6716,8 @@
         <w:t xml:space="preserve"> findings.ndjson</w:t>
       </w:r>
     </w:p>
-    <w:bookmarkEnd w:id="31"/>
-    <w:bookmarkStart w:id="32" w:name="inputs-desde-stdin-lista-plana"/>
+    <w:bookmarkEnd w:id="33"/>
+    <w:bookmarkStart w:id="34" w:name="inputs-desde-stdin-lista-plana"/>
     <w:p>
       <w:pPr>
         <w:pStyle w:val="Heading4"/>
@@ -6569,8 +6854,8 @@
         <w:t xml:space="preserve"> targets.txt</w:t>
       </w:r>
     </w:p>
-    <w:bookmarkEnd w:id="32"/>
-    <w:bookmarkStart w:id="33" w:name="X8210b2a47c3e645dbee7a222357d35801339da5"/>
+    <w:bookmarkEnd w:id="34"/>
+    <w:bookmarkStart w:id="35" w:name="X8210b2a47c3e645dbee7a222357d35801339da5"/>
     <w:p>
       <w:pPr>
         <w:pStyle w:val="Heading4"/>
@@ -7596,8 +7881,8 @@
         <w:t xml:space="preserve">.</w:t>
       </w:r>
     </w:p>
-    <w:bookmarkEnd w:id="33"/>
-    <w:bookmarkStart w:id="34" w:name="outputs-reporting"/>
+    <w:bookmarkEnd w:id="35"/>
+    <w:bookmarkStart w:id="36" w:name="outputs-reporting"/>
     <w:p>
       <w:pPr>
         <w:pStyle w:val="Heading4"/>
@@ -7949,9 +8234,9 @@
         <w:t xml:space="preserve"> ~/.elsereno/wh.pp</w:t>
       </w:r>
     </w:p>
-    <w:bookmarkEnd w:id="34"/>
-    <w:bookmarkEnd w:id="35"/>
-    <w:bookmarkStart w:id="36" w:name="dashboard-sse-en-vivo-v1.1"/>
+    <w:bookmarkEnd w:id="36"/>
+    <w:bookmarkEnd w:id="37"/>
+    <w:bookmarkStart w:id="38" w:name="dashboard-sse-en-vivo-v1.1"/>
     <w:p>
       <w:pPr>
         <w:pStyle w:val="Heading3"/>
@@ -8103,9 +8388,9 @@
         </w:pict>
       </w:r>
     </w:p>
-    <w:bookmarkEnd w:id="36"/>
-    <w:bookmarkEnd w:id="37"/>
-    <w:bookmarkStart w:id="55" w:name="fingerprint-por-protocolo"/>
+    <w:bookmarkEnd w:id="38"/>
+    <w:bookmarkEnd w:id="39"/>
+    <w:bookmarkStart w:id="57" w:name="fingerprint-por-protocolo"/>
     <w:p>
       <w:pPr>
         <w:pStyle w:val="Heading2"/>
@@ -8849,7 +9134,7 @@
         <w:t xml:space="preserve">discovery) y v1.4 (CWMP / TR-069).</w:t>
       </w:r>
     </w:p>
-    <w:bookmarkStart w:id="38" w:name="modbus"/>
+    <w:bookmarkStart w:id="40" w:name="modbus"/>
     <w:p>
       <w:pPr>
         <w:pStyle w:val="Heading3"/>
@@ -8998,8 +9283,8 @@
         <w:t xml:space="preserve"> explain</w:t>
       </w:r>
     </w:p>
-    <w:bookmarkEnd w:id="38"/>
-    <w:bookmarkStart w:id="39" w:name="siemens-s7-102"/>
+    <w:bookmarkEnd w:id="40"/>
+    <w:bookmarkStart w:id="41" w:name="siemens-s7-102"/>
     <w:p>
       <w:pPr>
         <w:pStyle w:val="Heading3"/>
@@ -9097,8 +9382,8 @@
         <w:t xml:space="preserve"># sube si el firmware está en nuestra tabla de CVEs.</w:t>
       </w:r>
     </w:p>
-    <w:bookmarkEnd w:id="39"/>
-    <w:bookmarkStart w:id="40" w:name="ethernetip"/>
+    <w:bookmarkEnd w:id="41"/>
+    <w:bookmarkStart w:id="42" w:name="ethernetip"/>
     <w:p>
       <w:pPr>
         <w:pStyle w:val="Heading3"/>
@@ -9187,8 +9472,8 @@
         <w:t xml:space="preserve"># Si el target es Rockwell / Omron / Allen-Bradley → `protocol_risk` alto.</w:t>
       </w:r>
     </w:p>
-    <w:bookmarkEnd w:id="40"/>
-    <w:bookmarkStart w:id="41" w:name="bacnetip-udp"/>
+    <w:bookmarkEnd w:id="42"/>
+    <w:bookmarkStart w:id="43" w:name="bacnetip-udp"/>
     <w:p>
       <w:pPr>
         <w:pStyle w:val="Heading3"/>
@@ -9277,8 +9562,8 @@
         <w:t xml:space="preserve"># I-Am del device y extrae DeviceObject instance.</w:t>
       </w:r>
     </w:p>
-    <w:bookmarkEnd w:id="41"/>
-    <w:bookmarkStart w:id="42" w:name="dnp3"/>
+    <w:bookmarkEnd w:id="43"/>
+    <w:bookmarkStart w:id="44" w:name="dnp3"/>
     <w:p>
       <w:pPr>
         <w:pStyle w:val="Heading3"/>
@@ -9367,8 +9652,8 @@
         <w:t xml:space="preserve"># identifica el device state (restart, need-time, class-data).</w:t>
       </w:r>
     </w:p>
-    <w:bookmarkEnd w:id="42"/>
-    <w:bookmarkStart w:id="43" w:name="iec-60870-5-104"/>
+    <w:bookmarkEnd w:id="44"/>
+    <w:bookmarkStart w:id="45" w:name="iec-60870-5-104"/>
     <w:p>
       <w:pPr>
         <w:pStyle w:val="Heading3"/>
@@ -9457,8 +9742,8 @@
         <w:t xml:space="preserve"># confirm si acepta comandos (power-grid RTUs típicamente).</w:t>
       </w:r>
     </w:p>
-    <w:bookmarkEnd w:id="43"/>
-    <w:bookmarkStart w:id="44" w:name="hart-ip"/>
+    <w:bookmarkEnd w:id="45"/>
+    <w:bookmarkStart w:id="46" w:name="hart-ip"/>
     <w:p>
       <w:pPr>
         <w:pStyle w:val="Heading3"/>
@@ -9556,8 +9841,8 @@
         <w:t xml:space="preserve"># viven dentro de TokenPassPDU y necesitan sesión autenticada.</w:t>
       </w:r>
     </w:p>
-    <w:bookmarkEnd w:id="44"/>
-    <w:bookmarkStart w:id="45" w:name="niagara-fox-bms"/>
+    <w:bookmarkEnd w:id="46"/>
+    <w:bookmarkStart w:id="47" w:name="niagara-fox-bms"/>
     <w:p>
       <w:pPr>
         <w:pStyle w:val="Heading3"/>
@@ -9646,8 +9931,8 @@
         <w:t xml:space="preserve"># en el connect. ElSereno captura eso como finding evidence.</w:t>
       </w:r>
     </w:p>
-    <w:bookmarkEnd w:id="45"/>
-    <w:bookmarkStart w:id="46" w:name="atg-veeder-root-surtidores"/>
+    <w:bookmarkEnd w:id="47"/>
+    <w:bookmarkStart w:id="48" w:name="atg-veeder-root-surtidores"/>
     <w:p>
       <w:pPr>
         <w:pStyle w:val="Heading3"/>
@@ -9745,8 +10030,8 @@
         <w:t xml:space="preserve"># cerró el puerto a Internet, esto es un hallazgo CRITICAL.</w:t>
       </w:r>
     </w:p>
-    <w:bookmarkEnd w:id="46"/>
-    <w:bookmarkStart w:id="47" w:name="opc-ua-v1.1"/>
+    <w:bookmarkEnd w:id="48"/>
+    <w:bookmarkStart w:id="49" w:name="opc-ua-v1.1"/>
     <w:p>
       <w:pPr>
         <w:pStyle w:val="Heading3"/>
@@ -9853,8 +10138,8 @@
         <w:t xml:space="preserve">#  - bytes non-UA → posible HTTPS u otro servicio en 4840</w:t>
       </w:r>
     </w:p>
-    <w:bookmarkEnd w:id="47"/>
-    <w:bookmarkStart w:id="48" w:name="xot-x.25-sobre-tcp-rfc-1613"/>
+    <w:bookmarkEnd w:id="49"/>
+    <w:bookmarkStart w:id="50" w:name="xot-x.25-sobre-tcp-rfc-1613"/>
     <w:p>
       <w:pPr>
         <w:pStyle w:val="Heading3"/>
@@ -9943,8 +10228,8 @@
         <w:t xml:space="preserve"># ElSereno tiene un REPL (v1.2+) para send/clear/data manual.</w:t>
       </w:r>
     </w:p>
-    <w:bookmarkEnd w:id="48"/>
-    <w:bookmarkStart w:id="49" w:name="at-modems-serial-tcp-reverse-proxy"/>
+    <w:bookmarkEnd w:id="50"/>
+    <w:bookmarkStart w:id="51" w:name="at-modems-serial-tcp-reverse-proxy"/>
     <w:p>
       <w:pPr>
         <w:pStyle w:val="Heading3"/>
@@ -10090,8 +10375,8 @@
         <w:t xml:space="preserve">"/dev/ttyUSB0"</w:t>
       </w:r>
     </w:p>
-    <w:bookmarkEnd w:id="49"/>
-    <w:bookmarkStart w:id="50" w:name="banner-genérico"/>
+    <w:bookmarkEnd w:id="51"/>
+    <w:bookmarkStart w:id="52" w:name="banner-genérico"/>
     <w:p>
       <w:pPr>
         <w:pStyle w:val="Heading3"/>
@@ -10168,8 +10453,8 @@
         <w:t xml:space="preserve">"10.0.0.20:2323"</w:t>
       </w:r>
     </w:p>
-    <w:bookmarkEnd w:id="50"/>
-    <w:bookmarkStart w:id="51" w:name="sip-pbx-discovery-v1.3"/>
+    <w:bookmarkEnd w:id="52"/>
+    <w:bookmarkStart w:id="53" w:name="sip-pbx-discovery-v1.3"/>
     <w:p>
       <w:pPr>
         <w:pStyle w:val="Heading3"/>
@@ -10357,8 +10642,8 @@
         <w:t xml:space="preserve"># con Digest challenge.</w:t>
       </w:r>
     </w:p>
-    <w:bookmarkEnd w:id="51"/>
-    <w:bookmarkStart w:id="52" w:name="iax2-asterisk-binary-protocol-v1.3"/>
+    <w:bookmarkEnd w:id="53"/>
+    <w:bookmarkStart w:id="54" w:name="iax2-asterisk-binary-protocol-v1.3"/>
     <w:p>
       <w:pPr>
         <w:pStyle w:val="Heading3"/>
@@ -10546,8 +10831,8 @@
         <w:t xml:space="preserve"># sanity guard (real mini-frames son exactamente 4 bytes).</w:t>
       </w:r>
     </w:p>
-    <w:bookmarkEnd w:id="52"/>
-    <w:bookmarkStart w:id="53" w:name="pbx-http-admin-ui-v1.3"/>
+    <w:bookmarkEnd w:id="54"/>
+    <w:bookmarkStart w:id="55" w:name="pbx-http-admin-ui-v1.3"/>
     <w:p>
       <w:pPr>
         <w:pStyle w:val="Heading3"/>
@@ -10843,8 +11128,8 @@
         <w:t xml:space="preserve"># página de login.</w:t>
       </w:r>
     </w:p>
-    <w:bookmarkEnd w:id="53"/>
-    <w:bookmarkStart w:id="54" w:name="cwmp-tr-069-v1.4"/>
+    <w:bookmarkEnd w:id="55"/>
+    <w:bookmarkStart w:id="56" w:name="cwmp-tr-069-v1.4"/>
     <w:p>
       <w:pPr>
         <w:pStyle w:val="Heading3"/>
@@ -11030,9 +11315,9 @@
         </w:pict>
       </w:r>
     </w:p>
-    <w:bookmarkEnd w:id="54"/>
-    <w:bookmarkEnd w:id="55"/>
-    <w:bookmarkStart w:id="56" w:name="scoring-triage"/>
+    <w:bookmarkEnd w:id="56"/>
+    <w:bookmarkEnd w:id="57"/>
+    <w:bookmarkStart w:id="58" w:name="scoring-triage"/>
     <w:p>
       <w:pPr>
         <w:pStyle w:val="Heading2"/>
@@ -11300,8 +11585,8 @@
         </w:pict>
       </w:r>
     </w:p>
-    <w:bookmarkEnd w:id="56"/>
-    <w:bookmarkStart w:id="57" w:name="api-http"/>
+    <w:bookmarkEnd w:id="58"/>
+    <w:bookmarkStart w:id="59" w:name="api-http"/>
     <w:p>
       <w:pPr>
         <w:pStyle w:val="Heading2"/>
@@ -11720,8 +12005,8 @@
         </w:pict>
       </w:r>
     </w:p>
-    <w:bookmarkEnd w:id="57"/>
-    <w:bookmarkStart w:id="74" w:name="casos-ofensivos-build--tags-offensive"/>
+    <w:bookmarkEnd w:id="59"/>
+    <w:bookmarkStart w:id="76" w:name="casos-ofensivos-build--tags-offensive"/>
     <w:p>
       <w:pPr>
         <w:pStyle w:val="Heading2"/>
@@ -11859,7 +12144,7 @@
         <w:t xml:space="preserve">y números &gt; 3 dígitos.</w:t>
       </w:r>
     </w:p>
-    <w:bookmarkStart w:id="60" w:name="modbus-write-dos-modos"/>
+    <w:bookmarkStart w:id="62" w:name="modbus-write-dos-modos"/>
     <w:p>
       <w:pPr>
         <w:pStyle w:val="Heading3"/>
@@ -11882,7 +12167,7 @@
         <w:t xml:space="preserve">porque su CLI original (v1.2) era per-request, no per-session:</w:t>
       </w:r>
     </w:p>
-    <w:bookmarkStart w:id="58" w:name="per-request-v1.2-todavía-suportado"/>
+    <w:bookmarkStart w:id="60" w:name="per-request-v1.2-todavía-suportado"/>
     <w:p>
       <w:pPr>
         <w:pStyle w:val="Heading4"/>
@@ -12262,8 +12547,8 @@
         <w:t xml:space="preserve"> audit verify-file</w:t>
       </w:r>
     </w:p>
-    <w:bookmarkEnd w:id="58"/>
-    <w:bookmarkStart w:id="59" w:name="X9600bd5a89cdad16ab64f20a9d5dbcf61d2f61b"/>
+    <w:bookmarkEnd w:id="60"/>
+    <w:bookmarkStart w:id="61" w:name="X9600bd5a89cdad16ab64f20a9d5dbcf61d2f61b"/>
     <w:p>
       <w:pPr>
         <w:pStyle w:val="Heading4"/>
@@ -12708,9 +12993,9 @@
         <w:t xml:space="preserve">.</w:t>
       </w:r>
     </w:p>
-    <w:bookmarkEnd w:id="59"/>
-    <w:bookmarkEnd w:id="60"/>
-    <w:bookmarkStart w:id="61" w:name="exploit-cve-catálogo-reducido"/>
+    <w:bookmarkEnd w:id="61"/>
+    <w:bookmarkEnd w:id="62"/>
+    <w:bookmarkStart w:id="63" w:name="exploit-cve-catálogo-reducido"/>
     <w:p>
       <w:pPr>
         <w:pStyle w:val="Heading3"/>
@@ -12970,8 +13255,8 @@
         <w:t xml:space="preserve"> ~/.elsereno/dev.pp</w:t>
       </w:r>
     </w:p>
-    <w:bookmarkEnd w:id="61"/>
-    <w:bookmarkStart w:id="62" w:name="harvest-descubrir-credenciales-débiles"/>
+    <w:bookmarkEnd w:id="63"/>
+    <w:bookmarkStart w:id="64" w:name="harvest-descubrir-credenciales-débiles"/>
     <w:p>
       <w:pPr>
         <w:pStyle w:val="Heading3"/>
@@ -13218,8 +13503,8 @@
         <w:t xml:space="preserve"># registra token_reveal en audit</w:t>
       </w:r>
     </w:p>
-    <w:bookmarkEnd w:id="62"/>
-    <w:bookmarkStart w:id="63" w:name="dial-individual-un-número"/>
+    <w:bookmarkEnd w:id="64"/>
+    <w:bookmarkStart w:id="65" w:name="dial-individual-un-número"/>
     <w:p>
       <w:pPr>
         <w:pStyle w:val="Heading3"/>
@@ -13506,8 +13791,8 @@
         <w:t xml:space="preserve">#   audit chain appended to: ~/.elsereno/audit.jsonl</w:t>
       </w:r>
     </w:p>
-    <w:bookmarkEnd w:id="63"/>
-    <w:bookmarkStart w:id="72" w:name="proxy-write-gated-v1.5-cli-proxy-listen"/>
+    <w:bookmarkEnd w:id="65"/>
+    <w:bookmarkStart w:id="74" w:name="proxy-write-gated-v1.5-cli-proxy-listen"/>
     <w:p>
       <w:pPr>
         <w:pStyle w:val="Heading3"/>
@@ -13561,7 +13846,7 @@
         <w:t xml:space="preserve">iax2, pbxhttp, bacnet.</w:t>
       </w:r>
     </w:p>
-    <w:bookmarkStart w:id="64" w:name="X1f77599160d8f12b637984171c3fb00f7ba13c7"/>
+    <w:bookmarkStart w:id="66" w:name="X1f77599160d8f12b637984171c3fb00f7ba13c7"/>
     <w:p>
       <w:pPr>
         <w:pStyle w:val="Heading4"/>
@@ -13972,8 +14257,8 @@
         <w:t xml:space="preserve">per-request; proxy-session dry-run es v1.9 carry-over)</w:t>
       </w:r>
     </w:p>
-    <w:bookmarkEnd w:id="64"/>
-    <w:bookmarkStart w:id="65" w:name="lanzar-el-proxy-con-el-yaml"/>
+    <w:bookmarkEnd w:id="66"/>
+    <w:bookmarkStart w:id="67" w:name="lanzar-el-proxy-con-el-yaml"/>
     <w:p>
       <w:pPr>
         <w:pStyle w:val="Heading4"/>
@@ -14259,8 +14544,8 @@
         <w:t xml:space="preserve">- La respuesta del upstream vuelve al cliente transparente.</w:t>
       </w:r>
     </w:p>
-    <w:bookmarkEnd w:id="65"/>
-    <w:bookmarkStart w:id="66" w:name="refusal-codes-por-protocolo"/>
+    <w:bookmarkEnd w:id="67"/>
+    <w:bookmarkStart w:id="68" w:name="refusal-codes-por-protocolo"/>
     <w:p>
       <w:pPr>
         <w:pStyle w:val="Heading4"/>
@@ -14514,8 +14799,8 @@
         </w:tc>
       </w:tr>
     </w:tbl>
-    <w:bookmarkEnd w:id="66"/>
-    <w:bookmarkStart w:id="67" w:name="X59c332b96631a50a17b4e66bc3c13c47e9ea5fd"/>
+    <w:bookmarkEnd w:id="68"/>
+    <w:bookmarkStart w:id="69" w:name="X59c332b96631a50a17b4e66bc3c13c47e9ea5fd"/>
     <w:p>
       <w:pPr>
         <w:pStyle w:val="Heading4"/>
@@ -14786,8 +15071,8 @@
         <w:t xml:space="preserve"> --vault-passphrase-file ~/.elsereno/vault.pp</w:t>
       </w:r>
     </w:p>
-    <w:bookmarkEnd w:id="67"/>
-    <w:bookmarkStart w:id="68" w:name="Xa18c2c925c568e68b4701ce079ee41aca1225b6"/>
+    <w:bookmarkEnd w:id="69"/>
+    <w:bookmarkStart w:id="70" w:name="Xa18c2c925c568e68b4701ce079ee41aca1225b6"/>
     <w:p>
       <w:pPr>
         <w:pStyle w:val="Heading4"/>
@@ -15561,8 +15846,8 @@
         <w:t xml:space="preserve">siguen con el gate método-nivel únicamente.</w:t>
       </w:r>
     </w:p>
-    <w:bookmarkEnd w:id="68"/>
-    <w:bookmarkStart w:id="69" w:name="X9071fa16e2a854b797660bcd944750ecac6c58f"/>
+    <w:bookmarkEnd w:id="70"/>
+    <w:bookmarkStart w:id="71" w:name="X9071fa16e2a854b797660bcd944750ecac6c58f"/>
     <w:p>
       <w:pPr>
         <w:pStyle w:val="Heading4"/>
@@ -16461,7 +16746,7 @@
         <w:pStyle w:val="Compact"/>
         <w:numPr>
           <w:ilvl w:val="0"/>
-          <w:numId w:val="1005"/>
+          <w:numId w:val="1006"/>
         </w:numPr>
       </w:pPr>
       <w:r>
@@ -16488,7 +16773,7 @@
         <w:pStyle w:val="Compact"/>
         <w:numPr>
           <w:ilvl w:val="0"/>
-          <w:numId w:val="1005"/>
+          <w:numId w:val="1006"/>
         </w:numPr>
       </w:pPr>
       <w:r>
@@ -16515,7 +16800,7 @@
         <w:pStyle w:val="Compact"/>
         <w:numPr>
           <w:ilvl w:val="0"/>
-          <w:numId w:val="1005"/>
+          <w:numId w:val="1006"/>
         </w:numPr>
       </w:pPr>
       <w:r>
@@ -16572,7 +16857,7 @@
         <w:pStyle w:val="Compact"/>
         <w:numPr>
           <w:ilvl w:val="0"/>
-          <w:numId w:val="1005"/>
+          <w:numId w:val="1006"/>
         </w:numPr>
       </w:pPr>
       <w:r>
@@ -16871,8 +17156,8 @@
         <w:t xml:space="preserve"># ambos bloques.</w:t>
       </w:r>
     </w:p>
-    <w:bookmarkEnd w:id="69"/>
-    <w:bookmarkStart w:id="70" w:name="opc-ua-per-nodeid-v1.6"/>
+    <w:bookmarkEnd w:id="71"/>
+    <w:bookmarkStart w:id="72" w:name="opc-ua-per-nodeid-v1.6"/>
     <w:p>
       <w:pPr>
         <w:pStyle w:val="Heading4"/>
@@ -17154,8 +17439,8 @@
         <w:t xml:space="preserve">.</w:t>
       </w:r>
     </w:p>
-    <w:bookmarkEnd w:id="70"/>
-    <w:bookmarkStart w:id="71" w:name="cwmp-tr-069-rpc-allowlist-v1.11"/>
+    <w:bookmarkEnd w:id="72"/>
+    <w:bookmarkStart w:id="73" w:name="cwmp-tr-069-rpc-allowlist-v1.11"/>
     <w:p>
       <w:pPr>
         <w:pStyle w:val="Heading4"/>
@@ -18138,154 +18423,15 @@
         <w:t xml:space="preserve">transporte ambiguo.</w:t>
       </w:r>
     </w:p>
-    <w:bookmarkEnd w:id="71"/>
-    <w:bookmarkEnd w:id="72"/>
-    <w:bookmarkStart w:id="73" w:name="sandbox-seccomp-bpf-linux"/>
-    <w:p>
-      <w:pPr>
-        <w:pStyle w:val="Heading3"/>
-      </w:pPr>
-      <w:r>
-        <w:t xml:space="preserve">6.6 Sandbox seccomp-bpf (Linux)</w:t>
-      </w:r>
-    </w:p>
-    <w:p>
-      <w:pPr>
-        <w:pStyle w:val="FirstParagraph"/>
-      </w:pPr>
-      <w:r>
-        <w:t xml:space="preserve">Todos los verbs ofensivos instalan un filtro BPF por-perfil</w:t>
-      </w:r>
-      <w:r>
-        <w:t xml:space="preserve"> </w:t>
-      </w:r>
-      <w:r>
-        <w:t xml:space="preserve">antes del I/O network:</w:t>
-      </w:r>
-    </w:p>
-    <w:p>
-      <w:pPr>
-        <w:pStyle w:val="Compact"/>
-        <w:numPr>
-          <w:ilvl w:val="0"/>
-          <w:numId w:val="1006"/>
-        </w:numPr>
-      </w:pPr>
-      <w:r>
-        <w:rPr>
-          <w:rStyle w:val="VerbatimChar"/>
-        </w:rPr>
-        <w:t xml:space="preserve">exploit</w:t>
-      </w:r>
-      <w:r>
-        <w:t xml:space="preserve">: bloquea execve/execveat/fork/clone3/ptrace/bpf/</w:t>
-      </w:r>
-      <w:r>
-        <w:t xml:space="preserve"> </w:t>
-      </w:r>
-      <w:r>
-        <w:t xml:space="preserve">init_module/unshare/mount/setns/reboot + kexec + pivot_root.</w:t>
-      </w:r>
-    </w:p>
-    <w:p>
-      <w:pPr>
-        <w:pStyle w:val="Compact"/>
-        <w:numPr>
-          <w:ilvl w:val="0"/>
-          <w:numId w:val="1006"/>
-        </w:numPr>
-      </w:pPr>
-      <w:r>
-        <w:rPr>
-          <w:rStyle w:val="VerbatimChar"/>
-        </w:rPr>
-        <w:t xml:space="preserve">harvest</w:t>
-      </w:r>
-      <w:r>
-        <w:t xml:space="preserve">: exploit base + bloqueo de file mutators</w:t>
-      </w:r>
-      <w:r>
-        <w:t xml:space="preserve"> </w:t>
-      </w:r>
-      <w:r>
-        <w:t xml:space="preserve">(unlink, truncate, rename, chmod, mknod, …).</w:t>
-      </w:r>
-    </w:p>
-    <w:p>
-      <w:pPr>
-        <w:pStyle w:val="Compact"/>
-        <w:numPr>
-          <w:ilvl w:val="0"/>
-          <w:numId w:val="1006"/>
-        </w:numPr>
-      </w:pPr>
-      <w:r>
-        <w:rPr>
-          <w:rStyle w:val="VerbatimChar"/>
-        </w:rPr>
-        <w:t xml:space="preserve">dial</w:t>
-      </w:r>
-      <w:r>
-        <w:t xml:space="preserve">: exploit base + bloqueo de network openers</w:t>
-      </w:r>
-      <w:r>
-        <w:t xml:space="preserve"> </w:t>
-      </w:r>
-      <w:r>
-        <w:t xml:space="preserve">(socket, connect, bind, listen, sendto, …).</w:t>
-      </w:r>
-    </w:p>
-    <w:p>
-      <w:pPr>
-        <w:pStyle w:val="FirstParagraph"/>
-      </w:pPr>
-      <w:r>
-        <w:t xml:space="preserve">En macOS el sandbox degrada a</w:t>
-      </w:r>
-      <w:r>
-        <w:t xml:space="preserve"> </w:t>
-      </w:r>
-      <w:r>
-        <w:rPr>
-          <w:rStyle w:val="VerbatimChar"/>
-        </w:rPr>
-        <w:t xml:space="preserve">Kind: unavailable</w:t>
-      </w:r>
-      <w:r>
-        <w:t xml:space="preserve"> </w:t>
-      </w:r>
-      <w:r>
-        <w:t xml:space="preserve">+ audit</w:t>
-      </w:r>
-      <w:r>
-        <w:t xml:space="preserve"> </w:t>
-      </w:r>
-      <w:r>
-        <w:rPr>
-          <w:rStyle w:val="VerbatimChar"/>
-        </w:rPr>
-        <w:t xml:space="preserve">offensive_sandbox: available=false</w:t>
-      </w:r>
-      <w:r>
-        <w:t xml:space="preserve">.</w:t>
-      </w:r>
-    </w:p>
-    <w:p>
-      <w:r>
-        <w:pict>
-          <v:rect style="width:0;height:1.5pt" o:hralign="center" o:hrstd="t" o:hr="t"/>
-        </w:pict>
-      </w:r>
-    </w:p>
     <w:bookmarkEnd w:id="73"/>
     <w:bookmarkEnd w:id="74"/>
-    <w:bookmarkStart w:id="80" w:name="X041fbee2e8f285cc0b7041a11dc0d7d247dc488"/>
-    <w:p>
-      <w:pPr>
-        <w:pStyle w:val="Heading2"/>
-      </w:pPr>
-      <w:r>
-        <w:t xml:space="preserve">7. Detection (caso defensivo — cómo lo detecta el blue team)</w:t>
+    <w:bookmarkStart w:id="75" w:name="sandbox-seccomp-bpf-linux"/>
+    <w:p>
+      <w:pPr>
+        <w:pStyle w:val="Heading3"/>
+      </w:pPr>
+      <w:r>
+        <w:t xml:space="preserve">6.6 Sandbox seccomp-bpf (Linux)</w:t>
       </w:r>
     </w:p>
     <w:p>
@@ -18293,243 +18439,13 @@
         <w:pStyle w:val="FirstParagraph"/>
       </w:pPr>
       <w:r>
-        <w:t xml:space="preserve">El red team corre ElSereno contra tu red; qué deja en logs:</w:t>
-      </w:r>
-    </w:p>
-    <w:bookmarkStart w:id="75" w:name="Xf2d6836e9061b03645f09edf91d1e31f0f400d2"/>
-    <w:p>
-      <w:pPr>
-        <w:pStyle w:val="Heading3"/>
-      </w:pPr>
-      <w:r>
-        <w:t xml:space="preserve">7.1 Firma a nivel Modbus (FC + unit + address pattern)</w:t>
-      </w:r>
-    </w:p>
-    <w:p>
-      <w:pPr>
-        <w:pStyle w:val="SourceCode"/>
-      </w:pPr>
-      <w:r>
-        <w:rPr>
-          <w:rStyle w:val="VerbatimChar"/>
-        </w:rPr>
-        <w:t xml:space="preserve">src=10.0.0.100 dst=plc.internal:502</w:t>
-      </w:r>
-      <w:r>
-        <w:br/>
-      </w:r>
-      <w:r>
-        <w:rPr>
-          <w:rStyle w:val="VerbatimChar"/>
-        </w:rPr>
-        <w:t xml:space="preserve">pattern: TCP SYN + TCP PSH with Modbus MBAP header (txID incrementing)</w:t>
-      </w:r>
-      <w:r>
-        <w:br/>
-      </w:r>
-      <w:r>
-        <w:rPr>
-          <w:rStyle w:val="VerbatimChar"/>
-        </w:rPr>
-        <w:t xml:space="preserve">     + FC 0x01/0x03 (read coils/regs) on unit 1, address 0</w:t>
-      </w:r>
-      <w:r>
-        <w:br/>
-      </w:r>
-      <w:r>
-        <w:rPr>
-          <w:rStyle w:val="VerbatimChar"/>
-        </w:rPr>
-        <w:t xml:space="preserve">response: normal device identification (FC 0x2B / subcode 14)</w:t>
-      </w:r>
-    </w:p>
-    <w:p>
-      <w:pPr>
-        <w:pStyle w:val="FirstParagraph"/>
-      </w:pPr>
-      <w:r>
-        <w:t xml:space="preserve">Alerta en Suricata:</w:t>
-      </w:r>
-    </w:p>
-    <w:p>
-      <w:pPr>
-        <w:pStyle w:val="SourceCode"/>
-      </w:pPr>
-      <w:r>
-        <w:rPr>
-          <w:rStyle w:val="VerbatimChar"/>
-        </w:rPr>
-        <w:t xml:space="preserve">alert tcp $EXTERNAL_NET any -&gt; $HOME_NET 502 ( \</w:t>
-      </w:r>
-      <w:r>
-        <w:br/>
-      </w:r>
-      <w:r>
-        <w:rPr>
-          <w:rStyle w:val="VerbatimChar"/>
-        </w:rPr>
-        <w:t xml:space="preserve">  msg:"ICS Modbus read from external"; \</w:t>
-      </w:r>
-      <w:r>
-        <w:br/>
-      </w:r>
-      <w:r>
-        <w:rPr>
-          <w:rStyle w:val="VerbatimChar"/>
-        </w:rPr>
-        <w:t xml:space="preserve">  flow:to_server,established; \</w:t>
-      </w:r>
-      <w:r>
-        <w:br/>
-      </w:r>
-      <w:r>
-        <w:rPr>
-          <w:rStyle w:val="VerbatimChar"/>
-        </w:rPr>
-        <w:t xml:space="preserve">  content:"|00 2B 0E|"; offset:7; depth:3; \</w:t>
-      </w:r>
-      <w:r>
-        <w:br/>
-      </w:r>
-      <w:r>
-        <w:rPr>
-          <w:rStyle w:val="VerbatimChar"/>
-        </w:rPr>
-        <w:t xml:space="preserve">  sid:1000001; rev:1;)</w:t>
-      </w:r>
-    </w:p>
-    <w:bookmarkEnd w:id="75"/>
-    <w:bookmarkStart w:id="76" w:name="firma-a-nivel-opc-ua-hel"/>
-    <w:p>
-      <w:pPr>
-        <w:pStyle w:val="Heading3"/>
-      </w:pPr>
-      <w:r>
-        <w:t xml:space="preserve">7.2 Firma a nivel OPC UA HEL</w:t>
-      </w:r>
-    </w:p>
-    <w:p>
-      <w:pPr>
-        <w:pStyle w:val="SourceCode"/>
-      </w:pPr>
-      <w:r>
-        <w:rPr>
-          <w:rStyle w:val="VerbatimChar"/>
-        </w:rPr>
-        <w:t xml:space="preserve">src=attacker dst=plc:4840</w:t>
-      </w:r>
-      <w:r>
-        <w:br/>
-      </w:r>
-      <w:r>
-        <w:rPr>
-          <w:rStyle w:val="VerbatimChar"/>
-        </w:rPr>
-        <w:t xml:space="preserve">pattern: TCP PSH with bytes "HEL" at offset 0, endpoint URL</w:t>
-      </w:r>
-      <w:r>
-        <w:br/>
-      </w:r>
-      <w:r>
-        <w:rPr>
-          <w:rStyle w:val="VerbatimChar"/>
-        </w:rPr>
-        <w:t xml:space="preserve">         contains "opc.tcp://" + target's own IP</w:t>
-      </w:r>
-    </w:p>
-    <w:p>
-      <w:pPr>
-        <w:pStyle w:val="FirstParagraph"/>
-      </w:pPr>
-      <w:r>
-        <w:t xml:space="preserve">Zeek script:</w:t>
-      </w:r>
-    </w:p>
-    <w:p>
-      <w:pPr>
-        <w:pStyle w:val="SourceCode"/>
-      </w:pPr>
-      <w:r>
-        <w:rPr>
-          <w:rStyle w:val="VerbatimChar"/>
-        </w:rPr>
-        <w:t xml:space="preserve">event tcp_packet(c: connection, is_orig: bool, flags: string, seq: count,</w:t>
-      </w:r>
-      <w:r>
-        <w:br/>
-      </w:r>
-      <w:r>
-        <w:rPr>
-          <w:rStyle w:val="VerbatimChar"/>
-        </w:rPr>
-        <w:t xml:space="preserve">                 ack: count, len: count, payload: string) {</w:t>
-      </w:r>
-      <w:r>
-        <w:br/>
-      </w:r>
-      <w:r>
-        <w:rPr>
-          <w:rStyle w:val="VerbatimChar"/>
-        </w:rPr>
-        <w:t xml:space="preserve">    if ( |payload| &gt;= 3 &amp;&amp; payload[0:3] == "HEL" &amp;&amp; c$id$resp_p == 4840/tcp )</w:t>
-      </w:r>
-      <w:r>
-        <w:br/>
-      </w:r>
-      <w:r>
-        <w:rPr>
-          <w:rStyle w:val="VerbatimChar"/>
-        </w:rPr>
-        <w:t xml:space="preserve">        NOTICE([$note=OPCUA::ProbeSeen, $conn=c]);</w:t>
-      </w:r>
-      <w:r>
-        <w:br/>
-      </w:r>
-      <w:r>
-        <w:rPr>
-          <w:rStyle w:val="VerbatimChar"/>
-        </w:rPr>
-        <w:t xml:space="preserve">}</w:t>
-      </w:r>
-    </w:p>
-    <w:bookmarkEnd w:id="76"/>
-    <w:bookmarkStart w:id="77" w:name="firma-a-nivel-veeder-root"/>
-    <w:p>
-      <w:pPr>
-        <w:pStyle w:val="Heading3"/>
-      </w:pPr>
-      <w:r>
-        <w:t xml:space="preserve">7.3 Firma a nivel Veeder-Root</w:t>
-      </w:r>
-    </w:p>
-    <w:p>
-      <w:pPr>
-        <w:pStyle w:val="SourceCode"/>
-      </w:pPr>
-      <w:r>
-        <w:rPr>
-          <w:rStyle w:val="VerbatimChar"/>
-        </w:rPr>
-        <w:t xml:space="preserve">pattern: ASCII "&lt;SOH&gt;I20100" o variantes "I20200", "I20300", "V20100"</w:t>
-      </w:r>
-      <w:r>
-        <w:br/>
-      </w:r>
-      <w:r>
-        <w:rPr>
-          <w:rStyle w:val="VerbatimChar"/>
-        </w:rPr>
-        <w:t xml:space="preserve">response: envuelve líneas con tankID, inventory, alarm codes</w:t>
-      </w:r>
-    </w:p>
-    <w:bookmarkEnd w:id="77"/>
-    <w:bookmarkStart w:id="78" w:name="signaling-de-writes-hostiles"/>
-    <w:p>
-      <w:pPr>
-        <w:pStyle w:val="Heading3"/>
-      </w:pPr>
-      <w:r>
-        <w:t xml:space="preserve">7.4 Signaling de writes hostiles</w:t>
+        <w:t xml:space="preserve">Todos los verbs ofensivos instalan un filtro BPF por-perfil</w:t>
+      </w:r>
+      <w:r>
+        <w:t xml:space="preserve"> </w:t>
+      </w:r>
+      <w:r>
+        <w:t xml:space="preserve">antes del I/O network:</w:t>
       </w:r>
     </w:p>
     <w:p>
@@ -18541,26 +18457,19 @@
         </w:numPr>
       </w:pPr>
       <w:r>
-        <w:t xml:space="preserve">Modbus FC 5/6/15/16/22/23 desde fuentes externas al cuadro de</w:t>
-      </w:r>
-      <w:r>
-        <w:t xml:space="preserve"> </w:t>
-      </w:r>
-      <w:r>
-        <w:t xml:space="preserve">HMIs →</w:t>
-      </w:r>
-      <w:r>
-        <w:t xml:space="preserve"> </w:t>
-      </w:r>
-      <w:r>
-        <w:rPr>
-          <w:b/>
-          <w:bCs/>
-        </w:rPr>
-        <w:t xml:space="preserve">alerta crítica</w:t>
-      </w:r>
-      <w:r>
-        <w:t xml:space="preserve">.</w:t>
+        <w:rPr>
+          <w:rStyle w:val="VerbatimChar"/>
+        </w:rPr>
+        <w:t xml:space="preserve">exploit</w:t>
+      </w:r>
+      <w:r>
+        <w:t xml:space="preserve">: bloquea execve/execveat/fork/clone3/ptrace/bpf/</w:t>
+      </w:r>
+      <w:r>
+        <w:t xml:space="preserve"> </w:t>
+      </w:r>
+      <w:r>
+        <w:t xml:space="preserve">init_module/unshare/mount/setns/reboot + kexec + pivot_root.</w:t>
       </w:r>
     </w:p>
     <w:p>
@@ -18572,7 +18481,19 @@
         </w:numPr>
       </w:pPr>
       <w:r>
-        <w:t xml:space="preserve">S7 ROSCTR 0x01 con function_code 0x04 (PLC control → STOP) → alerta.</w:t>
+        <w:rPr>
+          <w:rStyle w:val="VerbatimChar"/>
+        </w:rPr>
+        <w:t xml:space="preserve">harvest</w:t>
+      </w:r>
+      <w:r>
+        <w:t xml:space="preserve">: exploit base + bloqueo de file mutators</w:t>
+      </w:r>
+      <w:r>
+        <w:t xml:space="preserve"> </w:t>
+      </w:r>
+      <w:r>
+        <w:t xml:space="preserve">(unlink, truncate, rename, chmod, mknod, …).</w:t>
       </w:r>
     </w:p>
     <w:p>
@@ -18584,29 +18505,19 @@
         </w:numPr>
       </w:pPr>
       <w:r>
-        <w:t xml:space="preserve">DNP3 app FC 0x05/0x06 (DirectOperate) desde subnet no-master → alerta.</w:t>
-      </w:r>
-    </w:p>
-    <w:p>
-      <w:pPr>
-        <w:pStyle w:val="Compact"/>
-        <w:numPr>
-          <w:ilvl w:val="0"/>
-          <w:numId w:val="1007"/>
-        </w:numPr>
-      </w:pPr>
-      <w:r>
-        <w:t xml:space="preserve">IEC-104 I-frame con ASDU type 45-51 → alerta.</w:t>
-      </w:r>
-    </w:p>
-    <w:bookmarkEnd w:id="78"/>
-    <w:bookmarkStart w:id="79" w:name="dashboard-como-receptor-de-detection"/>
-    <w:p>
-      <w:pPr>
-        <w:pStyle w:val="Heading3"/>
-      </w:pPr>
-      <w:r>
-        <w:t xml:space="preserve">7.5 Dashboard como receptor de detection</w:t>
+        <w:rPr>
+          <w:rStyle w:val="VerbatimChar"/>
+        </w:rPr>
+        <w:t xml:space="preserve">dial</w:t>
+      </w:r>
+      <w:r>
+        <w:t xml:space="preserve">: exploit base + bloqueo de network openers</w:t>
+      </w:r>
+      <w:r>
+        <w:t xml:space="preserve"> </w:t>
+      </w:r>
+      <w:r>
+        <w:t xml:space="preserve">(socket, connect, bind, listen, sendto, …).</w:t>
       </w:r>
     </w:p>
     <w:p>
@@ -18614,7 +18525,7 @@
         <w:pStyle w:val="FirstParagraph"/>
       </w:pPr>
       <w:r>
-        <w:t xml:space="preserve">Si tu stack envía a ElSereno (vía</w:t>
+        <w:t xml:space="preserve">En macOS el sandbox degrada a</w:t>
       </w:r>
       <w:r>
         <w:t xml:space="preserve"> </w:t>
@@ -18623,90 +18534,25 @@
         <w:rPr>
           <w:rStyle w:val="VerbatimChar"/>
         </w:rPr>
-        <w:t xml:space="preserve">syslog</w:t>
-      </w:r>
-      <w:r>
-        <w:t xml:space="preserve"> </w:t>
-      </w:r>
-      <w:r>
-        <w:t xml:space="preserve">output):</w:t>
-      </w:r>
-    </w:p>
-    <w:p>
-      <w:pPr>
-        <w:pStyle w:val="SourceCode"/>
-      </w:pPr>
-      <w:r>
-        <w:rPr>
-          <w:rStyle w:val="CommentTok"/>
-        </w:rPr>
-        <w:t xml:space="preserve"># Agente ICS-NIDS vuelca CEF a ElSereno</w:t>
-      </w:r>
-      <w:r>
-        <w:br/>
-      </w:r>
-      <w:r>
-        <w:rPr>
-          <w:rStyle w:val="ExtensionTok"/>
-        </w:rPr>
-        <w:t xml:space="preserve">elsereno</w:t>
-      </w:r>
-      <w:r>
-        <w:rPr>
-          <w:rStyle w:val="NormalTok"/>
-        </w:rPr>
-        <w:t xml:space="preserve"> scan </w:t>
-      </w:r>
-      <w:r>
-        <w:rPr>
-          <w:rStyle w:val="AttributeTok"/>
-        </w:rPr>
-        <w:t xml:space="preserve">--input-file</w:t>
-      </w:r>
-      <w:r>
-        <w:rPr>
-          <w:rStyle w:val="NormalTok"/>
-        </w:rPr>
-        <w:t xml:space="preserve"> cef-events.csv </w:t>
-      </w:r>
-      <w:r>
-        <w:rPr>
-          <w:rStyle w:val="AttributeTok"/>
-        </w:rPr>
-        <w:t xml:space="preserve">--input-type</w:t>
-      </w:r>
-      <w:r>
-        <w:rPr>
-          <w:rStyle w:val="NormalTok"/>
-        </w:rPr>
-        <w:t xml:space="preserve"> cef </w:t>
-      </w:r>
-      <w:r>
-        <w:rPr>
-          <w:rStyle w:val="DataTypeTok"/>
-        </w:rPr>
-        <w:t xml:space="preserve">\</w:t>
-      </w:r>
-      <w:r>
-        <w:br/>
-      </w:r>
-      <w:r>
-        <w:rPr>
-          <w:rStyle w:val="NormalTok"/>
-        </w:rPr>
-        <w:t xml:space="preserve">              </w:t>
-      </w:r>
-      <w:r>
-        <w:rPr>
-          <w:rStyle w:val="AttributeTok"/>
-        </w:rPr>
-        <w:t xml:space="preserve">--out-ndjson</w:t>
-      </w:r>
-      <w:r>
-        <w:rPr>
-          <w:rStyle w:val="NormalTok"/>
-        </w:rPr>
-        <w:t xml:space="preserve"> merged.ndjson</w:t>
+        <w:t xml:space="preserve">Kind: unavailable</w:t>
+      </w:r>
+      <w:r>
+        <w:t xml:space="preserve"> </w:t>
+      </w:r>
+      <w:r>
+        <w:t xml:space="preserve">+ audit</w:t>
+      </w:r>
+      <w:r>
+        <w:t xml:space="preserve"> </w:t>
+      </w:r>
+      <w:r>
+        <w:rPr>
+          <w:rStyle w:val="VerbatimChar"/>
+        </w:rPr>
+        <w:t xml:space="preserve">offensive_sandbox: available=false</w:t>
+      </w:r>
+      <w:r>
+        <w:t xml:space="preserve">.</w:t>
       </w:r>
     </w:p>
     <w:p>
@@ -18716,826 +18562,259 @@
         </w:pict>
       </w:r>
     </w:p>
+    <w:bookmarkEnd w:id="75"/>
+    <w:bookmarkEnd w:id="76"/>
+    <w:bookmarkStart w:id="82" w:name="X041fbee2e8f285cc0b7041a11dc0d7d247dc488"/>
+    <w:p>
+      <w:pPr>
+        <w:pStyle w:val="Heading2"/>
+      </w:pPr>
+      <w:r>
+        <w:t xml:space="preserve">7. Detection (caso defensivo — cómo lo detecta el blue team)</w:t>
+      </w:r>
+    </w:p>
+    <w:p>
+      <w:pPr>
+        <w:pStyle w:val="FirstParagraph"/>
+      </w:pPr>
+      <w:r>
+        <w:t xml:space="preserve">El red team corre ElSereno contra tu red; qué deja en logs:</w:t>
+      </w:r>
+    </w:p>
+    <w:bookmarkStart w:id="77" w:name="Xf2d6836e9061b03645f09edf91d1e31f0f400d2"/>
+    <w:p>
+      <w:pPr>
+        <w:pStyle w:val="Heading3"/>
+      </w:pPr>
+      <w:r>
+        <w:t xml:space="preserve">7.1 Firma a nivel Modbus (FC + unit + address pattern)</w:t>
+      </w:r>
+    </w:p>
+    <w:p>
+      <w:pPr>
+        <w:pStyle w:val="SourceCode"/>
+      </w:pPr>
+      <w:r>
+        <w:rPr>
+          <w:rStyle w:val="VerbatimChar"/>
+        </w:rPr>
+        <w:t xml:space="preserve">src=10.0.0.100 dst=plc.internal:502</w:t>
+      </w:r>
+      <w:r>
+        <w:br/>
+      </w:r>
+      <w:r>
+        <w:rPr>
+          <w:rStyle w:val="VerbatimChar"/>
+        </w:rPr>
+        <w:t xml:space="preserve">pattern: TCP SYN + TCP PSH with Modbus MBAP header (txID incrementing)</w:t>
+      </w:r>
+      <w:r>
+        <w:br/>
+      </w:r>
+      <w:r>
+        <w:rPr>
+          <w:rStyle w:val="VerbatimChar"/>
+        </w:rPr>
+        <w:t xml:space="preserve">     + FC 0x01/0x03 (read coils/regs) on unit 1, address 0</w:t>
+      </w:r>
+      <w:r>
+        <w:br/>
+      </w:r>
+      <w:r>
+        <w:rPr>
+          <w:rStyle w:val="VerbatimChar"/>
+        </w:rPr>
+        <w:t xml:space="preserve">response: normal device identification (FC 0x2B / subcode 14)</w:t>
+      </w:r>
+    </w:p>
+    <w:p>
+      <w:pPr>
+        <w:pStyle w:val="FirstParagraph"/>
+      </w:pPr>
+      <w:r>
+        <w:t xml:space="preserve">Alerta en Suricata:</w:t>
+      </w:r>
+    </w:p>
+    <w:p>
+      <w:pPr>
+        <w:pStyle w:val="SourceCode"/>
+      </w:pPr>
+      <w:r>
+        <w:rPr>
+          <w:rStyle w:val="VerbatimChar"/>
+        </w:rPr>
+        <w:t xml:space="preserve">alert tcp $EXTERNAL_NET any -&gt; $HOME_NET 502 ( \</w:t>
+      </w:r>
+      <w:r>
+        <w:br/>
+      </w:r>
+      <w:r>
+        <w:rPr>
+          <w:rStyle w:val="VerbatimChar"/>
+        </w:rPr>
+        <w:t xml:space="preserve">  msg:"ICS Modbus read from external"; \</w:t>
+      </w:r>
+      <w:r>
+        <w:br/>
+      </w:r>
+      <w:r>
+        <w:rPr>
+          <w:rStyle w:val="VerbatimChar"/>
+        </w:rPr>
+        <w:t xml:space="preserve">  flow:to_server,established; \</w:t>
+      </w:r>
+      <w:r>
+        <w:br/>
+      </w:r>
+      <w:r>
+        <w:rPr>
+          <w:rStyle w:val="VerbatimChar"/>
+        </w:rPr>
+        <w:t xml:space="preserve">  content:"|00 2B 0E|"; offset:7; depth:3; \</w:t>
+      </w:r>
+      <w:r>
+        <w:br/>
+      </w:r>
+      <w:r>
+        <w:rPr>
+          <w:rStyle w:val="VerbatimChar"/>
+        </w:rPr>
+        <w:t xml:space="preserve">  sid:1000001; rev:1;)</w:t>
+      </w:r>
+    </w:p>
+    <w:bookmarkEnd w:id="77"/>
+    <w:bookmarkStart w:id="78" w:name="firma-a-nivel-opc-ua-hel"/>
+    <w:p>
+      <w:pPr>
+        <w:pStyle w:val="Heading3"/>
+      </w:pPr>
+      <w:r>
+        <w:t xml:space="preserve">7.2 Firma a nivel OPC UA HEL</w:t>
+      </w:r>
+    </w:p>
+    <w:p>
+      <w:pPr>
+        <w:pStyle w:val="SourceCode"/>
+      </w:pPr>
+      <w:r>
+        <w:rPr>
+          <w:rStyle w:val="VerbatimChar"/>
+        </w:rPr>
+        <w:t xml:space="preserve">src=attacker dst=plc:4840</w:t>
+      </w:r>
+      <w:r>
+        <w:br/>
+      </w:r>
+      <w:r>
+        <w:rPr>
+          <w:rStyle w:val="VerbatimChar"/>
+        </w:rPr>
+        <w:t xml:space="preserve">pattern: TCP PSH with bytes "HEL" at offset 0, endpoint URL</w:t>
+      </w:r>
+      <w:r>
+        <w:br/>
+      </w:r>
+      <w:r>
+        <w:rPr>
+          <w:rStyle w:val="VerbatimChar"/>
+        </w:rPr>
+        <w:t xml:space="preserve">         contains "opc.tcp://" + target's own IP</w:t>
+      </w:r>
+    </w:p>
+    <w:p>
+      <w:pPr>
+        <w:pStyle w:val="FirstParagraph"/>
+      </w:pPr>
+      <w:r>
+        <w:t xml:space="preserve">Zeek script:</w:t>
+      </w:r>
+    </w:p>
+    <w:p>
+      <w:pPr>
+        <w:pStyle w:val="SourceCode"/>
+      </w:pPr>
+      <w:r>
+        <w:rPr>
+          <w:rStyle w:val="VerbatimChar"/>
+        </w:rPr>
+        <w:t xml:space="preserve">event tcp_packet(c: connection, is_orig: bool, flags: string, seq: count,</w:t>
+      </w:r>
+      <w:r>
+        <w:br/>
+      </w:r>
+      <w:r>
+        <w:rPr>
+          <w:rStyle w:val="VerbatimChar"/>
+        </w:rPr>
+        <w:t xml:space="preserve">                 ack: count, len: count, payload: string) {</w:t>
+      </w:r>
+      <w:r>
+        <w:br/>
+      </w:r>
+      <w:r>
+        <w:rPr>
+          <w:rStyle w:val="VerbatimChar"/>
+        </w:rPr>
+        <w:t xml:space="preserve">    if ( |payload| &gt;= 3 &amp;&amp; payload[0:3] == "HEL" &amp;&amp; c$id$resp_p == 4840/tcp )</w:t>
+      </w:r>
+      <w:r>
+        <w:br/>
+      </w:r>
+      <w:r>
+        <w:rPr>
+          <w:rStyle w:val="VerbatimChar"/>
+        </w:rPr>
+        <w:t xml:space="preserve">        NOTICE([$note=OPCUA::ProbeSeen, $conn=c]);</w:t>
+      </w:r>
+      <w:r>
+        <w:br/>
+      </w:r>
+      <w:r>
+        <w:rPr>
+          <w:rStyle w:val="VerbatimChar"/>
+        </w:rPr>
+        <w:t xml:space="preserve">}</w:t>
+      </w:r>
+    </w:p>
+    <w:bookmarkEnd w:id="78"/>
+    <w:bookmarkStart w:id="79" w:name="firma-a-nivel-veeder-root"/>
+    <w:p>
+      <w:pPr>
+        <w:pStyle w:val="Heading3"/>
+      </w:pPr>
+      <w:r>
+        <w:t xml:space="preserve">7.3 Firma a nivel Veeder-Root</w:t>
+      </w:r>
+    </w:p>
+    <w:p>
+      <w:pPr>
+        <w:pStyle w:val="SourceCode"/>
+      </w:pPr>
+      <w:r>
+        <w:rPr>
+          <w:rStyle w:val="VerbatimChar"/>
+        </w:rPr>
+        <w:t xml:space="preserve">pattern: ASCII "&lt;SOH&gt;I20100" o variantes "I20200", "I20300", "V20100"</w:t>
+      </w:r>
+      <w:r>
+        <w:br/>
+      </w:r>
+      <w:r>
+        <w:rPr>
+          <w:rStyle w:val="VerbatimChar"/>
+        </w:rPr>
+        <w:t xml:space="preserve">response: envuelve líneas con tankID, inventory, alarm codes</w:t>
+      </w:r>
+    </w:p>
     <w:bookmarkEnd w:id="79"/>
-    <w:bookmarkEnd w:id="80"/>
-    <w:bookmarkStart w:id="81" w:name="backup-restauración"/>
-    <w:p>
-      <w:pPr>
-        <w:pStyle w:val="Heading2"/>
-      </w:pPr>
-      <w:r>
-        <w:t xml:space="preserve">8. Backup + restauración</w:t>
-      </w:r>
-    </w:p>
-    <w:p>
-      <w:pPr>
-        <w:pStyle w:val="FirstParagraph"/>
-      </w:pPr>
-      <w:r>
-        <w:t xml:space="preserve">Backup cifrado del vault + config:</w:t>
-      </w:r>
-    </w:p>
-    <w:p>
-      <w:pPr>
-        <w:pStyle w:val="SourceCode"/>
-      </w:pPr>
-      <w:r>
-        <w:rPr>
-          <w:rStyle w:val="CommentTok"/>
-        </w:rPr>
-        <w:t xml:space="preserve"># Cifrado AES-GCM con master key derivada de la passphrase</w:t>
-      </w:r>
-      <w:r>
-        <w:br/>
-      </w:r>
-      <w:r>
-        <w:rPr>
-          <w:rStyle w:val="ExtensionTok"/>
-        </w:rPr>
-        <w:t xml:space="preserve">elsereno</w:t>
-      </w:r>
-      <w:r>
-        <w:rPr>
-          <w:rStyle w:val="NormalTok"/>
-        </w:rPr>
-        <w:t xml:space="preserve"> backup create </w:t>
-      </w:r>
-      <w:r>
-        <w:rPr>
-          <w:rStyle w:val="AttributeTok"/>
-        </w:rPr>
-        <w:t xml:space="preserve">--out</w:t>
-      </w:r>
-      <w:r>
-        <w:rPr>
-          <w:rStyle w:val="NormalTok"/>
-        </w:rPr>
-        <w:t xml:space="preserve"> backup-2026-04-22.elsb</w:t>
-      </w:r>
-      <w:r>
-        <w:br/>
-      </w:r>
-      <w:r>
-        <w:br/>
-      </w:r>
-      <w:r>
-        <w:rPr>
-          <w:rStyle w:val="CommentTok"/>
-        </w:rPr>
-        <w:t xml:space="preserve"># Restore</w:t>
-      </w:r>
-      <w:r>
-        <w:br/>
-      </w:r>
-      <w:r>
-        <w:rPr>
-          <w:rStyle w:val="ExtensionTok"/>
-        </w:rPr>
-        <w:t xml:space="preserve">elsereno</w:t>
-      </w:r>
-      <w:r>
-        <w:rPr>
-          <w:rStyle w:val="NormalTok"/>
-        </w:rPr>
-        <w:t xml:space="preserve"> backup restore </w:t>
-      </w:r>
-      <w:r>
-        <w:rPr>
-          <w:rStyle w:val="AttributeTok"/>
-        </w:rPr>
-        <w:t xml:space="preserve">--in</w:t>
-      </w:r>
-      <w:r>
-        <w:rPr>
-          <w:rStyle w:val="NormalTok"/>
-        </w:rPr>
-        <w:t xml:space="preserve"> backup-2026-04-22.elsb</w:t>
-      </w:r>
-    </w:p>
-    <w:p>
-      <w:pPr>
-        <w:pStyle w:val="FirstParagraph"/>
-      </w:pPr>
-      <w:r>
-        <w:t xml:space="preserve">Audit chain:</w:t>
-      </w:r>
-    </w:p>
-    <w:p>
-      <w:pPr>
-        <w:pStyle w:val="SourceCode"/>
-      </w:pPr>
-      <w:r>
-        <w:rPr>
-          <w:rStyle w:val="ExtensionTok"/>
-        </w:rPr>
-        <w:t xml:space="preserve">elsereno</w:t>
-      </w:r>
-      <w:r>
-        <w:rPr>
-          <w:rStyle w:val="NormalTok"/>
-        </w:rPr>
-        <w:t xml:space="preserve"> audit verify-file       </w:t>
-      </w:r>
-      <w:r>
-        <w:rPr>
-          <w:rStyle w:val="CommentTok"/>
-        </w:rPr>
-        <w:t xml:space="preserve"># valida ~/.elsereno/audit.jsonl</w:t>
-      </w:r>
-      <w:r>
-        <w:br/>
-      </w:r>
-      <w:r>
-        <w:rPr>
-          <w:rStyle w:val="ExtensionTok"/>
-        </w:rPr>
-        <w:t xml:space="preserve">elsereno</w:t>
-      </w:r>
-      <w:r>
-        <w:rPr>
-          <w:rStyle w:val="NormalTok"/>
-        </w:rPr>
-        <w:t xml:space="preserve"> audit export </w:t>
-      </w:r>
-      <w:r>
-        <w:rPr>
-          <w:rStyle w:val="AttributeTok"/>
-        </w:rPr>
-        <w:t xml:space="preserve">--out</w:t>
-      </w:r>
-      <w:r>
-        <w:rPr>
-          <w:rStyle w:val="NormalTok"/>
-        </w:rPr>
-        <w:t xml:space="preserve"> audit.jsonl.asc   </w:t>
-      </w:r>
-      <w:r>
-        <w:rPr>
-          <w:rStyle w:val="CommentTok"/>
-        </w:rPr>
-        <w:t xml:space="preserve"># firma con GPG</w:t>
-      </w:r>
-    </w:p>
-    <w:p>
-      <w:r>
-        <w:pict>
-          <v:rect style="width:0;height:1.5pt" o:hralign="center" o:hrstd="t" o:hr="t"/>
-        </w:pict>
-      </w:r>
-    </w:p>
-    <w:bookmarkEnd w:id="81"/>
-    <w:bookmarkStart w:id="82" w:name="arquitectura-birds-eye"/>
-    <w:p>
-      <w:pPr>
-        <w:pStyle w:val="Heading2"/>
-      </w:pPr>
-      <w:r>
-        <w:t xml:space="preserve">9. Arquitectura (bird’s-eye)</w:t>
-      </w:r>
-    </w:p>
-    <w:p>
-      <w:pPr>
-        <w:pStyle w:val="SourceCode"/>
-      </w:pPr>
-      <w:r>
-        <w:rPr>
-          <w:rStyle w:val="VerbatimChar"/>
-        </w:rPr>
-        <w:t xml:space="preserve">        ┌──────────────┐       ┌──────────────┐</w:t>
-      </w:r>
-      <w:r>
-        <w:br/>
-      </w:r>
-      <w:r>
-        <w:rPr>
-          <w:rStyle w:val="VerbatimChar"/>
-        </w:rPr>
-        <w:t xml:space="preserve">        │  Input       │       │  Output      │</w:t>
-      </w:r>
-      <w:r>
-        <w:br/>
-      </w:r>
-      <w:r>
-        <w:rPr>
-          <w:rStyle w:val="VerbatimChar"/>
-        </w:rPr>
-        <w:t xml:space="preserve">        │ shodan/censys│       │ ndjson/csv   │</w:t>
-      </w:r>
-      <w:r>
-        <w:br/>
-      </w:r>
-      <w:r>
-        <w:rPr>
-          <w:rStyle w:val="VerbatimChar"/>
-        </w:rPr>
-        <w:t xml:space="preserve">        │  nmapxml/txt │       │ html/cef     │</w:t>
-      </w:r>
-      <w:r>
-        <w:br/>
-      </w:r>
-      <w:r>
-        <w:rPr>
-          <w:rStyle w:val="VerbatimChar"/>
-        </w:rPr>
-        <w:t xml:space="preserve">        └──────┬───────┘       │ syslog/webhk │</w:t>
-      </w:r>
-      <w:r>
-        <w:br/>
-      </w:r>
-      <w:r>
-        <w:rPr>
-          <w:rStyle w:val="VerbatimChar"/>
-        </w:rPr>
-        <w:t xml:space="preserve">               │               │ jira/ghissue │</w:t>
-      </w:r>
-      <w:r>
-        <w:br/>
-      </w:r>
-      <w:r>
-        <w:rPr>
-          <w:rStyle w:val="VerbatimChar"/>
-        </w:rPr>
-        <w:t xml:space="preserve">               ▼               └──────┬───────┘</w:t>
-      </w:r>
-      <w:r>
-        <w:br/>
-      </w:r>
-      <w:r>
-        <w:rPr>
-          <w:rStyle w:val="VerbatimChar"/>
-        </w:rPr>
-        <w:t xml:space="preserve">        ┌──────────────┐              ▲</w:t>
-      </w:r>
-      <w:r>
-        <w:br/>
-      </w:r>
-      <w:r>
-        <w:rPr>
-          <w:rStyle w:val="VerbatimChar"/>
-        </w:rPr>
-        <w:t xml:space="preserve">        │   Scanner    │              │</w:t>
-      </w:r>
-      <w:r>
-        <w:br/>
-      </w:r>
-      <w:r>
-        <w:rPr>
-          <w:rStyle w:val="VerbatimChar"/>
-        </w:rPr>
-        <w:t xml:space="preserve">        │  concurrency │              │</w:t>
-      </w:r>
-      <w:r>
-        <w:br/>
-      </w:r>
-      <w:r>
-        <w:rPr>
-          <w:rStyle w:val="VerbatimChar"/>
-        </w:rPr>
-        <w:t xml:space="preserve">        │  rate + retry│              │</w:t>
-      </w:r>
-      <w:r>
-        <w:br/>
-      </w:r>
-      <w:r>
-        <w:rPr>
-          <w:rStyle w:val="VerbatimChar"/>
-        </w:rPr>
-        <w:t xml:space="preserve">        └──────┬───────┘              │</w:t>
-      </w:r>
-      <w:r>
-        <w:br/>
-      </w:r>
-      <w:r>
-        <w:rPr>
-          <w:rStyle w:val="VerbatimChar"/>
-        </w:rPr>
-        <w:t xml:space="preserve">               │                      │</w:t>
-      </w:r>
-      <w:r>
-        <w:br/>
-      </w:r>
-      <w:r>
-        <w:rPr>
-          <w:rStyle w:val="VerbatimChar"/>
-        </w:rPr>
-        <w:t xml:space="preserve">               ▼                      │</w:t>
-      </w:r>
-      <w:r>
-        <w:br/>
-      </w:r>
-      <w:r>
-        <w:rPr>
-          <w:rStyle w:val="VerbatimChar"/>
-        </w:rPr>
-        <w:t xml:space="preserve">        ┌──────────────┐  ┌──────────────┐</w:t>
-      </w:r>
-      <w:r>
-        <w:br/>
-      </w:r>
-      <w:r>
-        <w:rPr>
-          <w:rStyle w:val="VerbatimChar"/>
-        </w:rPr>
-        <w:t xml:space="preserve">        │  Protocol    │  │  Scoring     │</w:t>
-      </w:r>
-      <w:r>
-        <w:br/>
-      </w:r>
-      <w:r>
-        <w:rPr>
-          <w:rStyle w:val="VerbatimChar"/>
-        </w:rPr>
-        <w:t xml:space="preserve">        │  Plugin *13  │─▶│  factors×6   │</w:t>
-      </w:r>
-      <w:r>
-        <w:br/>
-      </w:r>
-      <w:r>
-        <w:rPr>
-          <w:rStyle w:val="VerbatimChar"/>
-        </w:rPr>
-        <w:t xml:space="preserve">        └──────┬───────┘  └──────┬───────┘</w:t>
-      </w:r>
-      <w:r>
-        <w:br/>
-      </w:r>
-      <w:r>
-        <w:rPr>
-          <w:rStyle w:val="VerbatimChar"/>
-        </w:rPr>
-        <w:t xml:space="preserve">               │                 │</w:t>
-      </w:r>
-      <w:r>
-        <w:br/>
-      </w:r>
-      <w:r>
-        <w:rPr>
-          <w:rStyle w:val="VerbatimChar"/>
-        </w:rPr>
-        <w:t xml:space="preserve">               ▼                 ▼</w:t>
-      </w:r>
-      <w:r>
-        <w:br/>
-      </w:r>
-      <w:r>
-        <w:rPr>
-          <w:rStyle w:val="VerbatimChar"/>
-        </w:rPr>
-        <w:t xml:space="preserve">        ┌──────────────┐  ┌──────────────┐</w:t>
-      </w:r>
-      <w:r>
-        <w:br/>
-      </w:r>
-      <w:r>
-        <w:rPr>
-          <w:rStyle w:val="VerbatimChar"/>
-        </w:rPr>
-        <w:t xml:space="preserve">        │  Findings    │  │  Audit chain │</w:t>
-      </w:r>
-      <w:r>
-        <w:br/>
-      </w:r>
-      <w:r>
-        <w:rPr>
-          <w:rStyle w:val="VerbatimChar"/>
-        </w:rPr>
-        <w:t xml:space="preserve">        │  pgx.CopyFrom│  │ JCS+SHA256   │</w:t>
-      </w:r>
-      <w:r>
-        <w:br/>
-      </w:r>
-      <w:r>
-        <w:rPr>
-          <w:rStyle w:val="VerbatimChar"/>
-        </w:rPr>
-        <w:t xml:space="preserve">        └──────┬───────┘  └──────┬───────┘</w:t>
-      </w:r>
-      <w:r>
-        <w:br/>
-      </w:r>
-      <w:r>
-        <w:rPr>
-          <w:rStyle w:val="VerbatimChar"/>
-        </w:rPr>
-        <w:t xml:space="preserve">               │                 │</w:t>
-      </w:r>
-      <w:r>
-        <w:br/>
-      </w:r>
-      <w:r>
-        <w:rPr>
-          <w:rStyle w:val="VerbatimChar"/>
-        </w:rPr>
-        <w:t xml:space="preserve">               └────────┬────────┘</w:t>
-      </w:r>
-      <w:r>
-        <w:br/>
-      </w:r>
-      <w:r>
-        <w:rPr>
-          <w:rStyle w:val="VerbatimChar"/>
-        </w:rPr>
-        <w:t xml:space="preserve">                        ▼</w:t>
-      </w:r>
-      <w:r>
-        <w:br/>
-      </w:r>
-      <w:r>
-        <w:rPr>
-          <w:rStyle w:val="VerbatimChar"/>
-        </w:rPr>
-        <w:t xml:space="preserve">                 ┌──────────────┐</w:t>
-      </w:r>
-      <w:r>
-        <w:br/>
-      </w:r>
-      <w:r>
-        <w:rPr>
-          <w:rStyle w:val="VerbatimChar"/>
-        </w:rPr>
-        <w:t xml:space="preserve">                 │  Dashboard   │</w:t>
-      </w:r>
-      <w:r>
-        <w:br/>
-      </w:r>
-      <w:r>
-        <w:rPr>
-          <w:rStyle w:val="VerbatimChar"/>
-        </w:rPr>
-        <w:t xml:space="preserve">                 │  SSE stream  │</w:t>
-      </w:r>
-      <w:r>
-        <w:br/>
-      </w:r>
-      <w:r>
-        <w:rPr>
-          <w:rStyle w:val="VerbatimChar"/>
-        </w:rPr>
-        <w:t xml:space="preserve">                 │ /api/v1/*    │</w:t>
-      </w:r>
-      <w:r>
-        <w:br/>
-      </w:r>
-      <w:r>
-        <w:rPr>
-          <w:rStyle w:val="VerbatimChar"/>
-        </w:rPr>
-        <w:t xml:space="preserve">                 └──────────────┘</w:t>
-      </w:r>
-    </w:p>
-    <w:p>
-      <w:r>
-        <w:pict>
-          <v:rect style="width:0;height:1.5pt" o:hralign="center" o:hrstd="t" o:hr="t"/>
-        </w:pict>
-      </w:r>
-    </w:p>
-    <w:bookmarkEnd w:id="82"/>
-    <w:bookmarkStart w:id="88" w:name="troubleshooting-frecuente"/>
-    <w:p>
-      <w:pPr>
-        <w:pStyle w:val="Heading2"/>
-      </w:pPr>
-      <w:r>
-        <w:t xml:space="preserve">10. Troubleshooting frecuente</w:t>
-      </w:r>
-    </w:p>
-    <w:bookmarkStart w:id="83" w:name="vault-bad-passphrase"/>
+    <w:bookmarkStart w:id="80" w:name="signaling-de-writes-hostiles"/>
     <w:p>
       <w:pPr>
         <w:pStyle w:val="Heading3"/>
       </w:pPr>
       <w:r>
-        <w:t xml:space="preserve">10.1</w:t>
-      </w:r>
-      <w:r>
-        <w:t xml:space="preserve"> </w:t>
-      </w:r>
-      <w:r>
-        <w:rPr>
-          <w:rStyle w:val="VerbatimChar"/>
-        </w:rPr>
-        <w:t xml:space="preserve">vault: bad passphrase</w:t>
-      </w:r>
-    </w:p>
-    <w:p>
-      <w:pPr>
-        <w:pStyle w:val="FirstParagraph"/>
-      </w:pPr>
-      <w:r>
-        <w:t xml:space="preserve">Reintentarlo; no hay recuperación (por diseño ADR-018). Para</w:t>
-      </w:r>
-      <w:r>
-        <w:t xml:space="preserve"> </w:t>
-      </w:r>
-      <w:r>
-        <w:t xml:space="preserve">instalación en máquina nueva:</w:t>
-      </w:r>
-      <w:r>
-        <w:t xml:space="preserve"> </w:t>
-      </w:r>
-      <w:r>
-        <w:rPr>
-          <w:rStyle w:val="VerbatimChar"/>
-        </w:rPr>
-        <w:t xml:space="preserve">vault init</w:t>
-      </w:r>
-      <w:r>
-        <w:t xml:space="preserve"> </w:t>
-      </w:r>
-      <w:r>
-        <w:t xml:space="preserve">de cero + reimportar</w:t>
-      </w:r>
-      <w:r>
-        <w:t xml:space="preserve"> </w:t>
-      </w:r>
-      <w:r>
-        <w:t xml:space="preserve">credenciales desde backup cifrado.</w:t>
-      </w:r>
-    </w:p>
-    <w:bookmarkEnd w:id="83"/>
-    <w:bookmarkStart w:id="84" w:name="serve-csrf-key-hkdf-failed"/>
-    <w:p>
-      <w:pPr>
-        <w:pStyle w:val="Heading3"/>
-      </w:pPr>
-      <w:r>
-        <w:t xml:space="preserve">10.2</w:t>
-      </w:r>
-      <w:r>
-        <w:t xml:space="preserve"> </w:t>
-      </w:r>
-      <w:r>
-        <w:rPr>
-          <w:rStyle w:val="VerbatimChar"/>
-        </w:rPr>
-        <w:t xml:space="preserve">serve: CSRF key: HKDF failed</w:t>
-      </w:r>
-    </w:p>
-    <w:p>
-      <w:pPr>
-        <w:pStyle w:val="FirstParagraph"/>
-      </w:pPr>
-      <w:r>
-        <w:t xml:space="preserve">El vault no está desbloqueado.</w:t>
-      </w:r>
-      <w:r>
-        <w:t xml:space="preserve"> </w:t>
-      </w:r>
-      <w:r>
-        <w:rPr>
-          <w:rStyle w:val="VerbatimChar"/>
-        </w:rPr>
-        <w:t xml:space="preserve">elsereno vault unlock</w:t>
-      </w:r>
-      <w:r>
-        <w:t xml:space="preserve"> </w:t>
-      </w:r>
-      <w:r>
-        <w:t xml:space="preserve">antes.</w:t>
-      </w:r>
-    </w:p>
-    <w:bookmarkEnd w:id="84"/>
-    <w:bookmarkStart w:id="85" w:name="dashboard-sin-estilos"/>
-    <w:p>
-      <w:pPr>
-        <w:pStyle w:val="Heading3"/>
-      </w:pPr>
-      <w:r>
-        <w:t xml:space="preserve">10.3 Dashboard sin estilos</w:t>
-      </w:r>
-    </w:p>
-    <w:p>
-      <w:pPr>
-        <w:pStyle w:val="FirstParagraph"/>
-      </w:pPr>
-      <w:r>
-        <w:t xml:space="preserve">Indica que tu navegador está bloqueando el inline</w:t>
-      </w:r>
-      <w:r>
-        <w:t xml:space="preserve"> </w:t>
-      </w:r>
-      <w:r>
-        <w:rPr>
-          <w:rStyle w:val="VerbatimChar"/>
-        </w:rPr>
-        <w:t xml:space="preserve">&lt;style&gt;</w:t>
-      </w:r>
-      <w:r>
-        <w:t xml:space="preserve"> </w:t>
-      </w:r>
-      <w:r>
-        <w:t xml:space="preserve">por</w:t>
-      </w:r>
-      <w:r>
-        <w:t xml:space="preserve"> </w:t>
-      </w:r>
-      <w:r>
-        <w:t xml:space="preserve">CSP. Desde v1.1 chunk 4a (y v1.2 en</w:t>
-      </w:r>
-      <w:r>
-        <w:t xml:space="preserve"> </w:t>
-      </w:r>
-      <w:r>
-        <w:rPr>
-          <w:rStyle w:val="VerbatimChar"/>
-        </w:rPr>
-        <w:t xml:space="preserve">/admin/security</w:t>
-      </w:r>
-      <w:r>
-        <w:t xml:space="preserve">) el nonce</w:t>
-      </w:r>
-      <w:r>
-        <w:t xml:space="preserve"> </w:t>
-      </w:r>
-      <w:r>
-        <w:t xml:space="preserve">está cableado. Si ves esto, tu binario es viejo — actualiza.</w:t>
-      </w:r>
-    </w:p>
-    <w:bookmarkEnd w:id="85"/>
-    <w:bookmarkStart w:id="86" w:name="readyz-devuelve-503"/>
-    <w:p>
-      <w:pPr>
-        <w:pStyle w:val="Heading3"/>
-      </w:pPr>
-      <w:r>
-        <w:t xml:space="preserve">10.4</w:t>
-      </w:r>
-      <w:r>
-        <w:t xml:space="preserve"> </w:t>
-      </w:r>
-      <w:r>
-        <w:rPr>
-          <w:rStyle w:val="VerbatimChar"/>
-        </w:rPr>
-        <w:t xml:space="preserve">/readyz</w:t>
-      </w:r>
-      <w:r>
-        <w:t xml:space="preserve"> </w:t>
-      </w:r>
-      <w:r>
-        <w:t xml:space="preserve">devuelve 503</w:t>
-      </w:r>
-    </w:p>
-    <w:p>
-      <w:pPr>
-        <w:pStyle w:val="FirstParagraph"/>
-      </w:pPr>
-      <w:r>
-        <w:t xml:space="preserve">Postgres caído.</w:t>
-      </w:r>
-      <w:r>
-        <w:t xml:space="preserve"> </w:t>
-      </w:r>
-      <w:r>
-        <w:rPr>
-          <w:rStyle w:val="VerbatimChar"/>
-        </w:rPr>
-        <w:t xml:space="preserve">docker compose ps db</w:t>
-      </w:r>
-      <w:r>
-        <w:t xml:space="preserve"> </w:t>
-      </w:r>
-      <w:r>
-        <w:t xml:space="preserve">para ver el estado, o</w:t>
-      </w:r>
-      <w:r>
-        <w:t xml:space="preserve"> </w:t>
-      </w:r>
-      <w:r>
-        <w:t xml:space="preserve">desconfigura</w:t>
-      </w:r>
-      <w:r>
-        <w:t xml:space="preserve"> </w:t>
-      </w:r>
-      <w:r>
-        <w:rPr>
-          <w:rStyle w:val="VerbatimChar"/>
-        </w:rPr>
-        <w:t xml:space="preserve">DATABASE_URL</w:t>
-      </w:r>
-      <w:r>
-        <w:t xml:space="preserve"> </w:t>
-      </w:r>
-      <w:r>
-        <w:t xml:space="preserve">si quieres correr sin DB.</w:t>
-      </w:r>
-    </w:p>
-    <w:bookmarkEnd w:id="86"/>
-    <w:bookmarkStart w:id="87" w:name="audit-errchainbroken"/>
-    <w:p>
-      <w:pPr>
-        <w:pStyle w:val="Heading3"/>
-      </w:pPr>
-      <w:r>
-        <w:t xml:space="preserve">10.5</w:t>
-      </w:r>
-      <w:r>
-        <w:t xml:space="preserve"> </w:t>
-      </w:r>
-      <w:r>
-        <w:rPr>
-          <w:rStyle w:val="VerbatimChar"/>
-        </w:rPr>
-        <w:t xml:space="preserve">audit: ErrChainBroken</w:t>
-      </w:r>
-    </w:p>
-    <w:p>
-      <w:pPr>
-        <w:pStyle w:val="FirstParagraph"/>
-      </w:pPr>
-      <w:r>
-        <w:t xml:space="preserve">Alguien (o algo) tocó el fichero</w:t>
-      </w:r>
-      <w:r>
-        <w:t xml:space="preserve"> </w:t>
-      </w:r>
-      <w:r>
-        <w:rPr>
-          <w:rStyle w:val="VerbatimChar"/>
-        </w:rPr>
-        <w:t xml:space="preserve">~/.elsereno/audit.jsonl</w:t>
-      </w:r>
-      <w:r>
-        <w:t xml:space="preserve">. Esto</w:t>
-      </w:r>
-      <w:r>
-        <w:t xml:space="preserve"> </w:t>
-      </w:r>
-      <w:r>
-        <w:t xml:space="preserve">es grave: la cadena hash ya no valida. Procedimiento:</w:t>
-      </w:r>
-      <w:r>
-        <w:t xml:space="preserve"> </w:t>
-      </w:r>
-      <w:r>
-        <w:t xml:space="preserve">1.</w:t>
-      </w:r>
-      <w:r>
-        <w:t xml:space="preserve"> </w:t>
-      </w:r>
-      <w:r>
-        <w:rPr>
-          <w:rStyle w:val="VerbatimChar"/>
-        </w:rPr>
-        <w:t xml:space="preserve">cp ~/.elsereno/audit.jsonl audit-corrupt.jsonl.bak</w:t>
-      </w:r>
-      <w:r>
-        <w:t xml:space="preserve"> </w:t>
-      </w:r>
-      <w:r>
-        <w:t xml:space="preserve">2. Investigar quién modificó (mtime, zfs snapshots, etc.)</w:t>
-      </w:r>
-      <w:r>
-        <w:t xml:space="preserve"> </w:t>
-      </w:r>
-      <w:r>
-        <w:t xml:space="preserve">3. Si el operador quiere seguir:</w:t>
-      </w:r>
-      <w:r>
-        <w:t xml:space="preserve"> </w:t>
-      </w:r>
-      <w:r>
-        <w:rPr>
-          <w:rStyle w:val="VerbatimChar"/>
-        </w:rPr>
-        <w:t xml:space="preserve">elsereno audit rebase</w:t>
-      </w:r>
-      <w:r>
-        <w:t xml:space="preserve"> </w:t>
-      </w:r>
-      <w:r>
-        <w:t xml:space="preserve">inserta</w:t>
-      </w:r>
-      <w:r>
-        <w:t xml:space="preserve"> </w:t>
-      </w:r>
-      <w:r>
-        <w:t xml:space="preserve">un rebase marker + reinicia la cadena. La corruption queda</w:t>
-      </w:r>
-      <w:r>
-        <w:t xml:space="preserve"> </w:t>
-      </w:r>
-      <w:r>
-        <w:t xml:space="preserve">auditéada de forma explícita (no oculta).</w:t>
-      </w:r>
-    </w:p>
-    <w:p>
-      <w:r>
-        <w:pict>
-          <v:rect style="width:0;height:1.5pt" o:hralign="center" o:hrstd="t" o:hr="t"/>
-        </w:pict>
-      </w:r>
-    </w:p>
-    <w:bookmarkEnd w:id="87"/>
-    <w:bookmarkEnd w:id="88"/>
-    <w:bookmarkStart w:id="89" w:name="enlaces"/>
-    <w:p>
-      <w:pPr>
-        <w:pStyle w:val="Heading2"/>
-      </w:pPr>
-      <w:r>
-        <w:t xml:space="preserve">11. Enlaces</w:t>
+        <w:t xml:space="preserve">7.4 Signaling de writes hostiles</w:t>
       </w:r>
     </w:p>
     <w:p>
@@ -19547,7 +18826,26 @@
         </w:numPr>
       </w:pPr>
       <w:r>
-        <w:t xml:space="preserve">Repo: https://github.com/RobinR00T/elSereno</w:t>
+        <w:t xml:space="preserve">Modbus FC 5/6/15/16/22/23 desde fuentes externas al cuadro de</w:t>
+      </w:r>
+      <w:r>
+        <w:t xml:space="preserve"> </w:t>
+      </w:r>
+      <w:r>
+        <w:t xml:space="preserve">HMIs →</w:t>
+      </w:r>
+      <w:r>
+        <w:t xml:space="preserve"> </w:t>
+      </w:r>
+      <w:r>
+        <w:rPr>
+          <w:b/>
+          <w:bCs/>
+        </w:rPr>
+        <w:t xml:space="preserve">alerta crítica</w:t>
+      </w:r>
+      <w:r>
+        <w:t xml:space="preserve">.</w:t>
       </w:r>
     </w:p>
     <w:p>
@@ -19559,7 +18857,7 @@
         </w:numPr>
       </w:pPr>
       <w:r>
-        <w:t xml:space="preserve">Releases: https://github.com/RobinR00T/elSereno/releases</w:t>
+        <w:t xml:space="preserve">S7 ROSCTR 0x01 con function_code 0x04 (PLC control → STOP) → alerta.</w:t>
       </w:r>
     </w:p>
     <w:p>
@@ -19571,7 +18869,7 @@
         </w:numPr>
       </w:pPr>
       <w:r>
-        <w:t xml:space="preserve">SECURITY.md: políticas de vulnerability disclosure</w:t>
+        <w:t xml:space="preserve">DNP3 app FC 0x05/0x06 (DirectOperate) desde subnet no-master → alerta.</w:t>
       </w:r>
     </w:p>
     <w:p>
@@ -19583,7 +18881,946 @@
         </w:numPr>
       </w:pPr>
       <w:r>
-        <w:t xml:space="preserve">LEGAL.md: condiciones de uso + dual-use warning</w:t>
+        <w:t xml:space="preserve">IEC-104 I-frame con ASDU type 45-51 → alerta.</w:t>
+      </w:r>
+    </w:p>
+    <w:bookmarkEnd w:id="80"/>
+    <w:bookmarkStart w:id="81" w:name="dashboard-como-receptor-de-detection"/>
+    <w:p>
+      <w:pPr>
+        <w:pStyle w:val="Heading3"/>
+      </w:pPr>
+      <w:r>
+        <w:t xml:space="preserve">7.5 Dashboard como receptor de detection</w:t>
+      </w:r>
+    </w:p>
+    <w:p>
+      <w:pPr>
+        <w:pStyle w:val="FirstParagraph"/>
+      </w:pPr>
+      <w:r>
+        <w:t xml:space="preserve">Si tu stack envía a ElSereno (vía</w:t>
+      </w:r>
+      <w:r>
+        <w:t xml:space="preserve"> </w:t>
+      </w:r>
+      <w:r>
+        <w:rPr>
+          <w:rStyle w:val="VerbatimChar"/>
+        </w:rPr>
+        <w:t xml:space="preserve">syslog</w:t>
+      </w:r>
+      <w:r>
+        <w:t xml:space="preserve"> </w:t>
+      </w:r>
+      <w:r>
+        <w:t xml:space="preserve">output):</w:t>
+      </w:r>
+    </w:p>
+    <w:p>
+      <w:pPr>
+        <w:pStyle w:val="SourceCode"/>
+      </w:pPr>
+      <w:r>
+        <w:rPr>
+          <w:rStyle w:val="CommentTok"/>
+        </w:rPr>
+        <w:t xml:space="preserve"># Agente ICS-NIDS vuelca CEF a ElSereno</w:t>
+      </w:r>
+      <w:r>
+        <w:br/>
+      </w:r>
+      <w:r>
+        <w:rPr>
+          <w:rStyle w:val="ExtensionTok"/>
+        </w:rPr>
+        <w:t xml:space="preserve">elsereno</w:t>
+      </w:r>
+      <w:r>
+        <w:rPr>
+          <w:rStyle w:val="NormalTok"/>
+        </w:rPr>
+        <w:t xml:space="preserve"> scan </w:t>
+      </w:r>
+      <w:r>
+        <w:rPr>
+          <w:rStyle w:val="AttributeTok"/>
+        </w:rPr>
+        <w:t xml:space="preserve">--input-file</w:t>
+      </w:r>
+      <w:r>
+        <w:rPr>
+          <w:rStyle w:val="NormalTok"/>
+        </w:rPr>
+        <w:t xml:space="preserve"> cef-events.csv </w:t>
+      </w:r>
+      <w:r>
+        <w:rPr>
+          <w:rStyle w:val="AttributeTok"/>
+        </w:rPr>
+        <w:t xml:space="preserve">--input-type</w:t>
+      </w:r>
+      <w:r>
+        <w:rPr>
+          <w:rStyle w:val="NormalTok"/>
+        </w:rPr>
+        <w:t xml:space="preserve"> cef </w:t>
+      </w:r>
+      <w:r>
+        <w:rPr>
+          <w:rStyle w:val="DataTypeTok"/>
+        </w:rPr>
+        <w:t xml:space="preserve">\</w:t>
+      </w:r>
+      <w:r>
+        <w:br/>
+      </w:r>
+      <w:r>
+        <w:rPr>
+          <w:rStyle w:val="NormalTok"/>
+        </w:rPr>
+        <w:t xml:space="preserve">              </w:t>
+      </w:r>
+      <w:r>
+        <w:rPr>
+          <w:rStyle w:val="AttributeTok"/>
+        </w:rPr>
+        <w:t xml:space="preserve">--out-ndjson</w:t>
+      </w:r>
+      <w:r>
+        <w:rPr>
+          <w:rStyle w:val="NormalTok"/>
+        </w:rPr>
+        <w:t xml:space="preserve"> merged.ndjson</w:t>
+      </w:r>
+    </w:p>
+    <w:p>
+      <w:r>
+        <w:pict>
+          <v:rect style="width:0;height:1.5pt" o:hralign="center" o:hrstd="t" o:hr="t"/>
+        </w:pict>
+      </w:r>
+    </w:p>
+    <w:bookmarkEnd w:id="81"/>
+    <w:bookmarkEnd w:id="82"/>
+    <w:bookmarkStart w:id="83" w:name="backup-restauración"/>
+    <w:p>
+      <w:pPr>
+        <w:pStyle w:val="Heading2"/>
+      </w:pPr>
+      <w:r>
+        <w:t xml:space="preserve">8. Backup + restauración</w:t>
+      </w:r>
+    </w:p>
+    <w:p>
+      <w:pPr>
+        <w:pStyle w:val="FirstParagraph"/>
+      </w:pPr>
+      <w:r>
+        <w:t xml:space="preserve">Backup cifrado del vault + config:</w:t>
+      </w:r>
+    </w:p>
+    <w:p>
+      <w:pPr>
+        <w:pStyle w:val="SourceCode"/>
+      </w:pPr>
+      <w:r>
+        <w:rPr>
+          <w:rStyle w:val="CommentTok"/>
+        </w:rPr>
+        <w:t xml:space="preserve"># Cifrado AES-GCM con master key derivada de la passphrase</w:t>
+      </w:r>
+      <w:r>
+        <w:br/>
+      </w:r>
+      <w:r>
+        <w:rPr>
+          <w:rStyle w:val="ExtensionTok"/>
+        </w:rPr>
+        <w:t xml:space="preserve">elsereno</w:t>
+      </w:r>
+      <w:r>
+        <w:rPr>
+          <w:rStyle w:val="NormalTok"/>
+        </w:rPr>
+        <w:t xml:space="preserve"> backup create </w:t>
+      </w:r>
+      <w:r>
+        <w:rPr>
+          <w:rStyle w:val="AttributeTok"/>
+        </w:rPr>
+        <w:t xml:space="preserve">--out</w:t>
+      </w:r>
+      <w:r>
+        <w:rPr>
+          <w:rStyle w:val="NormalTok"/>
+        </w:rPr>
+        <w:t xml:space="preserve"> backup-2026-04-22.elsb</w:t>
+      </w:r>
+      <w:r>
+        <w:br/>
+      </w:r>
+      <w:r>
+        <w:br/>
+      </w:r>
+      <w:r>
+        <w:rPr>
+          <w:rStyle w:val="CommentTok"/>
+        </w:rPr>
+        <w:t xml:space="preserve"># Restore</w:t>
+      </w:r>
+      <w:r>
+        <w:br/>
+      </w:r>
+      <w:r>
+        <w:rPr>
+          <w:rStyle w:val="ExtensionTok"/>
+        </w:rPr>
+        <w:t xml:space="preserve">elsereno</w:t>
+      </w:r>
+      <w:r>
+        <w:rPr>
+          <w:rStyle w:val="NormalTok"/>
+        </w:rPr>
+        <w:t xml:space="preserve"> backup restore </w:t>
+      </w:r>
+      <w:r>
+        <w:rPr>
+          <w:rStyle w:val="AttributeTok"/>
+        </w:rPr>
+        <w:t xml:space="preserve">--in</w:t>
+      </w:r>
+      <w:r>
+        <w:rPr>
+          <w:rStyle w:val="NormalTok"/>
+        </w:rPr>
+        <w:t xml:space="preserve"> backup-2026-04-22.elsb</w:t>
+      </w:r>
+    </w:p>
+    <w:p>
+      <w:pPr>
+        <w:pStyle w:val="FirstParagraph"/>
+      </w:pPr>
+      <w:r>
+        <w:t xml:space="preserve">Audit chain:</w:t>
+      </w:r>
+    </w:p>
+    <w:p>
+      <w:pPr>
+        <w:pStyle w:val="SourceCode"/>
+      </w:pPr>
+      <w:r>
+        <w:rPr>
+          <w:rStyle w:val="ExtensionTok"/>
+        </w:rPr>
+        <w:t xml:space="preserve">elsereno</w:t>
+      </w:r>
+      <w:r>
+        <w:rPr>
+          <w:rStyle w:val="NormalTok"/>
+        </w:rPr>
+        <w:t xml:space="preserve"> audit verify-file       </w:t>
+      </w:r>
+      <w:r>
+        <w:rPr>
+          <w:rStyle w:val="CommentTok"/>
+        </w:rPr>
+        <w:t xml:space="preserve"># valida ~/.elsereno/audit.jsonl</w:t>
+      </w:r>
+      <w:r>
+        <w:br/>
+      </w:r>
+      <w:r>
+        <w:rPr>
+          <w:rStyle w:val="ExtensionTok"/>
+        </w:rPr>
+        <w:t xml:space="preserve">elsereno</w:t>
+      </w:r>
+      <w:r>
+        <w:rPr>
+          <w:rStyle w:val="NormalTok"/>
+        </w:rPr>
+        <w:t xml:space="preserve"> audit export </w:t>
+      </w:r>
+      <w:r>
+        <w:rPr>
+          <w:rStyle w:val="AttributeTok"/>
+        </w:rPr>
+        <w:t xml:space="preserve">--out</w:t>
+      </w:r>
+      <w:r>
+        <w:rPr>
+          <w:rStyle w:val="NormalTok"/>
+        </w:rPr>
+        <w:t xml:space="preserve"> audit.jsonl.asc   </w:t>
+      </w:r>
+      <w:r>
+        <w:rPr>
+          <w:rStyle w:val="CommentTok"/>
+        </w:rPr>
+        <w:t xml:space="preserve"># firma con GPG</w:t>
+      </w:r>
+    </w:p>
+    <w:p>
+      <w:r>
+        <w:pict>
+          <v:rect style="width:0;height:1.5pt" o:hralign="center" o:hrstd="t" o:hr="t"/>
+        </w:pict>
+      </w:r>
+    </w:p>
+    <w:bookmarkEnd w:id="83"/>
+    <w:bookmarkStart w:id="84" w:name="arquitectura-birds-eye"/>
+    <w:p>
+      <w:pPr>
+        <w:pStyle w:val="Heading2"/>
+      </w:pPr>
+      <w:r>
+        <w:t xml:space="preserve">9. Arquitectura (bird’s-eye)</w:t>
+      </w:r>
+    </w:p>
+    <w:p>
+      <w:pPr>
+        <w:pStyle w:val="SourceCode"/>
+      </w:pPr>
+      <w:r>
+        <w:rPr>
+          <w:rStyle w:val="VerbatimChar"/>
+        </w:rPr>
+        <w:t xml:space="preserve">        ┌──────────────┐       ┌──────────────┐</w:t>
+      </w:r>
+      <w:r>
+        <w:br/>
+      </w:r>
+      <w:r>
+        <w:rPr>
+          <w:rStyle w:val="VerbatimChar"/>
+        </w:rPr>
+        <w:t xml:space="preserve">        │  Input       │       │  Output      │</w:t>
+      </w:r>
+      <w:r>
+        <w:br/>
+      </w:r>
+      <w:r>
+        <w:rPr>
+          <w:rStyle w:val="VerbatimChar"/>
+        </w:rPr>
+        <w:t xml:space="preserve">        │ shodan/censys│       │ ndjson/csv   │</w:t>
+      </w:r>
+      <w:r>
+        <w:br/>
+      </w:r>
+      <w:r>
+        <w:rPr>
+          <w:rStyle w:val="VerbatimChar"/>
+        </w:rPr>
+        <w:t xml:space="preserve">        │  nmapxml/txt │       │ html/cef     │</w:t>
+      </w:r>
+      <w:r>
+        <w:br/>
+      </w:r>
+      <w:r>
+        <w:rPr>
+          <w:rStyle w:val="VerbatimChar"/>
+        </w:rPr>
+        <w:t xml:space="preserve">        └──────┬───────┘       │ syslog/webhk │</w:t>
+      </w:r>
+      <w:r>
+        <w:br/>
+      </w:r>
+      <w:r>
+        <w:rPr>
+          <w:rStyle w:val="VerbatimChar"/>
+        </w:rPr>
+        <w:t xml:space="preserve">               │               │ jira/ghissue │</w:t>
+      </w:r>
+      <w:r>
+        <w:br/>
+      </w:r>
+      <w:r>
+        <w:rPr>
+          <w:rStyle w:val="VerbatimChar"/>
+        </w:rPr>
+        <w:t xml:space="preserve">               ▼               └──────┬───────┘</w:t>
+      </w:r>
+      <w:r>
+        <w:br/>
+      </w:r>
+      <w:r>
+        <w:rPr>
+          <w:rStyle w:val="VerbatimChar"/>
+        </w:rPr>
+        <w:t xml:space="preserve">        ┌──────────────┐              ▲</w:t>
+      </w:r>
+      <w:r>
+        <w:br/>
+      </w:r>
+      <w:r>
+        <w:rPr>
+          <w:rStyle w:val="VerbatimChar"/>
+        </w:rPr>
+        <w:t xml:space="preserve">        │   Scanner    │              │</w:t>
+      </w:r>
+      <w:r>
+        <w:br/>
+      </w:r>
+      <w:r>
+        <w:rPr>
+          <w:rStyle w:val="VerbatimChar"/>
+        </w:rPr>
+        <w:t xml:space="preserve">        │  concurrency │              │</w:t>
+      </w:r>
+      <w:r>
+        <w:br/>
+      </w:r>
+      <w:r>
+        <w:rPr>
+          <w:rStyle w:val="VerbatimChar"/>
+        </w:rPr>
+        <w:t xml:space="preserve">        │  rate + retry│              │</w:t>
+      </w:r>
+      <w:r>
+        <w:br/>
+      </w:r>
+      <w:r>
+        <w:rPr>
+          <w:rStyle w:val="VerbatimChar"/>
+        </w:rPr>
+        <w:t xml:space="preserve">        └──────┬───────┘              │</w:t>
+      </w:r>
+      <w:r>
+        <w:br/>
+      </w:r>
+      <w:r>
+        <w:rPr>
+          <w:rStyle w:val="VerbatimChar"/>
+        </w:rPr>
+        <w:t xml:space="preserve">               │                      │</w:t>
+      </w:r>
+      <w:r>
+        <w:br/>
+      </w:r>
+      <w:r>
+        <w:rPr>
+          <w:rStyle w:val="VerbatimChar"/>
+        </w:rPr>
+        <w:t xml:space="preserve">               ▼                      │</w:t>
+      </w:r>
+      <w:r>
+        <w:br/>
+      </w:r>
+      <w:r>
+        <w:rPr>
+          <w:rStyle w:val="VerbatimChar"/>
+        </w:rPr>
+        <w:t xml:space="preserve">        ┌──────────────┐  ┌──────────────┐</w:t>
+      </w:r>
+      <w:r>
+        <w:br/>
+      </w:r>
+      <w:r>
+        <w:rPr>
+          <w:rStyle w:val="VerbatimChar"/>
+        </w:rPr>
+        <w:t xml:space="preserve">        │  Protocol    │  │  Scoring     │</w:t>
+      </w:r>
+      <w:r>
+        <w:br/>
+      </w:r>
+      <w:r>
+        <w:rPr>
+          <w:rStyle w:val="VerbatimChar"/>
+        </w:rPr>
+        <w:t xml:space="preserve">        │  Plugin *13  │─▶│  factors×6   │</w:t>
+      </w:r>
+      <w:r>
+        <w:br/>
+      </w:r>
+      <w:r>
+        <w:rPr>
+          <w:rStyle w:val="VerbatimChar"/>
+        </w:rPr>
+        <w:t xml:space="preserve">        └──────┬───────┘  └──────┬───────┘</w:t>
+      </w:r>
+      <w:r>
+        <w:br/>
+      </w:r>
+      <w:r>
+        <w:rPr>
+          <w:rStyle w:val="VerbatimChar"/>
+        </w:rPr>
+        <w:t xml:space="preserve">               │                 │</w:t>
+      </w:r>
+      <w:r>
+        <w:br/>
+      </w:r>
+      <w:r>
+        <w:rPr>
+          <w:rStyle w:val="VerbatimChar"/>
+        </w:rPr>
+        <w:t xml:space="preserve">               ▼                 ▼</w:t>
+      </w:r>
+      <w:r>
+        <w:br/>
+      </w:r>
+      <w:r>
+        <w:rPr>
+          <w:rStyle w:val="VerbatimChar"/>
+        </w:rPr>
+        <w:t xml:space="preserve">        ┌──────────────┐  ┌──────────────┐</w:t>
+      </w:r>
+      <w:r>
+        <w:br/>
+      </w:r>
+      <w:r>
+        <w:rPr>
+          <w:rStyle w:val="VerbatimChar"/>
+        </w:rPr>
+        <w:t xml:space="preserve">        │  Findings    │  │  Audit chain │</w:t>
+      </w:r>
+      <w:r>
+        <w:br/>
+      </w:r>
+      <w:r>
+        <w:rPr>
+          <w:rStyle w:val="VerbatimChar"/>
+        </w:rPr>
+        <w:t xml:space="preserve">        │  pgx.CopyFrom│  │ JCS+SHA256   │</w:t>
+      </w:r>
+      <w:r>
+        <w:br/>
+      </w:r>
+      <w:r>
+        <w:rPr>
+          <w:rStyle w:val="VerbatimChar"/>
+        </w:rPr>
+        <w:t xml:space="preserve">        └──────┬───────┘  └──────┬───────┘</w:t>
+      </w:r>
+      <w:r>
+        <w:br/>
+      </w:r>
+      <w:r>
+        <w:rPr>
+          <w:rStyle w:val="VerbatimChar"/>
+        </w:rPr>
+        <w:t xml:space="preserve">               │                 │</w:t>
+      </w:r>
+      <w:r>
+        <w:br/>
+      </w:r>
+      <w:r>
+        <w:rPr>
+          <w:rStyle w:val="VerbatimChar"/>
+        </w:rPr>
+        <w:t xml:space="preserve">               └────────┬────────┘</w:t>
+      </w:r>
+      <w:r>
+        <w:br/>
+      </w:r>
+      <w:r>
+        <w:rPr>
+          <w:rStyle w:val="VerbatimChar"/>
+        </w:rPr>
+        <w:t xml:space="preserve">                        ▼</w:t>
+      </w:r>
+      <w:r>
+        <w:br/>
+      </w:r>
+      <w:r>
+        <w:rPr>
+          <w:rStyle w:val="VerbatimChar"/>
+        </w:rPr>
+        <w:t xml:space="preserve">                 ┌──────────────┐</w:t>
+      </w:r>
+      <w:r>
+        <w:br/>
+      </w:r>
+      <w:r>
+        <w:rPr>
+          <w:rStyle w:val="VerbatimChar"/>
+        </w:rPr>
+        <w:t xml:space="preserve">                 │  Dashboard   │</w:t>
+      </w:r>
+      <w:r>
+        <w:br/>
+      </w:r>
+      <w:r>
+        <w:rPr>
+          <w:rStyle w:val="VerbatimChar"/>
+        </w:rPr>
+        <w:t xml:space="preserve">                 │  SSE stream  │</w:t>
+      </w:r>
+      <w:r>
+        <w:br/>
+      </w:r>
+      <w:r>
+        <w:rPr>
+          <w:rStyle w:val="VerbatimChar"/>
+        </w:rPr>
+        <w:t xml:space="preserve">                 │ /api/v1/*    │</w:t>
+      </w:r>
+      <w:r>
+        <w:br/>
+      </w:r>
+      <w:r>
+        <w:rPr>
+          <w:rStyle w:val="VerbatimChar"/>
+        </w:rPr>
+        <w:t xml:space="preserve">                 └──────────────┘</w:t>
+      </w:r>
+    </w:p>
+    <w:p>
+      <w:r>
+        <w:pict>
+          <v:rect style="width:0;height:1.5pt" o:hralign="center" o:hrstd="t" o:hr="t"/>
+        </w:pict>
+      </w:r>
+    </w:p>
+    <w:bookmarkEnd w:id="84"/>
+    <w:bookmarkStart w:id="90" w:name="troubleshooting-frecuente"/>
+    <w:p>
+      <w:pPr>
+        <w:pStyle w:val="Heading2"/>
+      </w:pPr>
+      <w:r>
+        <w:t xml:space="preserve">10. Troubleshooting frecuente</w:t>
+      </w:r>
+    </w:p>
+    <w:bookmarkStart w:id="85" w:name="vault-bad-passphrase"/>
+    <w:p>
+      <w:pPr>
+        <w:pStyle w:val="Heading3"/>
+      </w:pPr>
+      <w:r>
+        <w:t xml:space="preserve">10.1</w:t>
+      </w:r>
+      <w:r>
+        <w:t xml:space="preserve"> </w:t>
+      </w:r>
+      <w:r>
+        <w:rPr>
+          <w:rStyle w:val="VerbatimChar"/>
+        </w:rPr>
+        <w:t xml:space="preserve">vault: bad passphrase</w:t>
+      </w:r>
+    </w:p>
+    <w:p>
+      <w:pPr>
+        <w:pStyle w:val="FirstParagraph"/>
+      </w:pPr>
+      <w:r>
+        <w:t xml:space="preserve">Reintentarlo; no hay recuperación (por diseño ADR-018). Para</w:t>
+      </w:r>
+      <w:r>
+        <w:t xml:space="preserve"> </w:t>
+      </w:r>
+      <w:r>
+        <w:t xml:space="preserve">instalación en máquina nueva:</w:t>
+      </w:r>
+      <w:r>
+        <w:t xml:space="preserve"> </w:t>
+      </w:r>
+      <w:r>
+        <w:rPr>
+          <w:rStyle w:val="VerbatimChar"/>
+        </w:rPr>
+        <w:t xml:space="preserve">vault init</w:t>
+      </w:r>
+      <w:r>
+        <w:t xml:space="preserve"> </w:t>
+      </w:r>
+      <w:r>
+        <w:t xml:space="preserve">de cero + reimportar</w:t>
+      </w:r>
+      <w:r>
+        <w:t xml:space="preserve"> </w:t>
+      </w:r>
+      <w:r>
+        <w:t xml:space="preserve">credenciales desde backup cifrado.</w:t>
+      </w:r>
+    </w:p>
+    <w:bookmarkEnd w:id="85"/>
+    <w:bookmarkStart w:id="86" w:name="serve-csrf-key-hkdf-failed"/>
+    <w:p>
+      <w:pPr>
+        <w:pStyle w:val="Heading3"/>
+      </w:pPr>
+      <w:r>
+        <w:t xml:space="preserve">10.2</w:t>
+      </w:r>
+      <w:r>
+        <w:t xml:space="preserve"> </w:t>
+      </w:r>
+      <w:r>
+        <w:rPr>
+          <w:rStyle w:val="VerbatimChar"/>
+        </w:rPr>
+        <w:t xml:space="preserve">serve: CSRF key: HKDF failed</w:t>
+      </w:r>
+    </w:p>
+    <w:p>
+      <w:pPr>
+        <w:pStyle w:val="FirstParagraph"/>
+      </w:pPr>
+      <w:r>
+        <w:t xml:space="preserve">El vault no está desbloqueado.</w:t>
+      </w:r>
+      <w:r>
+        <w:t xml:space="preserve"> </w:t>
+      </w:r>
+      <w:r>
+        <w:rPr>
+          <w:rStyle w:val="VerbatimChar"/>
+        </w:rPr>
+        <w:t xml:space="preserve">elsereno vault unlock</w:t>
+      </w:r>
+      <w:r>
+        <w:t xml:space="preserve"> </w:t>
+      </w:r>
+      <w:r>
+        <w:t xml:space="preserve">antes.</w:t>
+      </w:r>
+    </w:p>
+    <w:bookmarkEnd w:id="86"/>
+    <w:bookmarkStart w:id="87" w:name="dashboard-sin-estilos"/>
+    <w:p>
+      <w:pPr>
+        <w:pStyle w:val="Heading3"/>
+      </w:pPr>
+      <w:r>
+        <w:t xml:space="preserve">10.3 Dashboard sin estilos</w:t>
+      </w:r>
+    </w:p>
+    <w:p>
+      <w:pPr>
+        <w:pStyle w:val="FirstParagraph"/>
+      </w:pPr>
+      <w:r>
+        <w:t xml:space="preserve">Indica que tu navegador está bloqueando el inline</w:t>
+      </w:r>
+      <w:r>
+        <w:t xml:space="preserve"> </w:t>
+      </w:r>
+      <w:r>
+        <w:rPr>
+          <w:rStyle w:val="VerbatimChar"/>
+        </w:rPr>
+        <w:t xml:space="preserve">&lt;style&gt;</w:t>
+      </w:r>
+      <w:r>
+        <w:t xml:space="preserve"> </w:t>
+      </w:r>
+      <w:r>
+        <w:t xml:space="preserve">por</w:t>
+      </w:r>
+      <w:r>
+        <w:t xml:space="preserve"> </w:t>
+      </w:r>
+      <w:r>
+        <w:t xml:space="preserve">CSP. Desde v1.1 chunk 4a (y v1.2 en</w:t>
+      </w:r>
+      <w:r>
+        <w:t xml:space="preserve"> </w:t>
+      </w:r>
+      <w:r>
+        <w:rPr>
+          <w:rStyle w:val="VerbatimChar"/>
+        </w:rPr>
+        <w:t xml:space="preserve">/admin/security</w:t>
+      </w:r>
+      <w:r>
+        <w:t xml:space="preserve">) el nonce</w:t>
+      </w:r>
+      <w:r>
+        <w:t xml:space="preserve"> </w:t>
+      </w:r>
+      <w:r>
+        <w:t xml:space="preserve">está cableado. Si ves esto, tu binario es viejo — actualiza.</w:t>
+      </w:r>
+    </w:p>
+    <w:bookmarkEnd w:id="87"/>
+    <w:bookmarkStart w:id="88" w:name="readyz-devuelve-503"/>
+    <w:p>
+      <w:pPr>
+        <w:pStyle w:val="Heading3"/>
+      </w:pPr>
+      <w:r>
+        <w:t xml:space="preserve">10.4</w:t>
+      </w:r>
+      <w:r>
+        <w:t xml:space="preserve"> </w:t>
+      </w:r>
+      <w:r>
+        <w:rPr>
+          <w:rStyle w:val="VerbatimChar"/>
+        </w:rPr>
+        <w:t xml:space="preserve">/readyz</w:t>
+      </w:r>
+      <w:r>
+        <w:t xml:space="preserve"> </w:t>
+      </w:r>
+      <w:r>
+        <w:t xml:space="preserve">devuelve 503</w:t>
+      </w:r>
+    </w:p>
+    <w:p>
+      <w:pPr>
+        <w:pStyle w:val="FirstParagraph"/>
+      </w:pPr>
+      <w:r>
+        <w:t xml:space="preserve">Postgres caído.</w:t>
+      </w:r>
+      <w:r>
+        <w:t xml:space="preserve"> </w:t>
+      </w:r>
+      <w:r>
+        <w:rPr>
+          <w:rStyle w:val="VerbatimChar"/>
+        </w:rPr>
+        <w:t xml:space="preserve">docker compose ps db</w:t>
+      </w:r>
+      <w:r>
+        <w:t xml:space="preserve"> </w:t>
+      </w:r>
+      <w:r>
+        <w:t xml:space="preserve">para ver el estado, o</w:t>
+      </w:r>
+      <w:r>
+        <w:t xml:space="preserve"> </w:t>
+      </w:r>
+      <w:r>
+        <w:t xml:space="preserve">desconfigura</w:t>
+      </w:r>
+      <w:r>
+        <w:t xml:space="preserve"> </w:t>
+      </w:r>
+      <w:r>
+        <w:rPr>
+          <w:rStyle w:val="VerbatimChar"/>
+        </w:rPr>
+        <w:t xml:space="preserve">DATABASE_URL</w:t>
+      </w:r>
+      <w:r>
+        <w:t xml:space="preserve"> </w:t>
+      </w:r>
+      <w:r>
+        <w:t xml:space="preserve">si quieres correr sin DB.</w:t>
+      </w:r>
+    </w:p>
+    <w:bookmarkEnd w:id="88"/>
+    <w:bookmarkStart w:id="89" w:name="audit-errchainbroken"/>
+    <w:p>
+      <w:pPr>
+        <w:pStyle w:val="Heading3"/>
+      </w:pPr>
+      <w:r>
+        <w:t xml:space="preserve">10.5</w:t>
+      </w:r>
+      <w:r>
+        <w:t xml:space="preserve"> </w:t>
+      </w:r>
+      <w:r>
+        <w:rPr>
+          <w:rStyle w:val="VerbatimChar"/>
+        </w:rPr>
+        <w:t xml:space="preserve">audit: ErrChainBroken</w:t>
+      </w:r>
+    </w:p>
+    <w:p>
+      <w:pPr>
+        <w:pStyle w:val="FirstParagraph"/>
+      </w:pPr>
+      <w:r>
+        <w:t xml:space="preserve">Alguien (o algo) tocó el fichero</w:t>
+      </w:r>
+      <w:r>
+        <w:t xml:space="preserve"> </w:t>
+      </w:r>
+      <w:r>
+        <w:rPr>
+          <w:rStyle w:val="VerbatimChar"/>
+        </w:rPr>
+        <w:t xml:space="preserve">~/.elsereno/audit.jsonl</w:t>
+      </w:r>
+      <w:r>
+        <w:t xml:space="preserve">. Esto</w:t>
+      </w:r>
+      <w:r>
+        <w:t xml:space="preserve"> </w:t>
+      </w:r>
+      <w:r>
+        <w:t xml:space="preserve">es grave: la cadena hash ya no valida. Procedimiento:</w:t>
+      </w:r>
+      <w:r>
+        <w:t xml:space="preserve"> </w:t>
+      </w:r>
+      <w:r>
+        <w:t xml:space="preserve">1.</w:t>
+      </w:r>
+      <w:r>
+        <w:t xml:space="preserve"> </w:t>
+      </w:r>
+      <w:r>
+        <w:rPr>
+          <w:rStyle w:val="VerbatimChar"/>
+        </w:rPr>
+        <w:t xml:space="preserve">cp ~/.elsereno/audit.jsonl audit-corrupt.jsonl.bak</w:t>
+      </w:r>
+      <w:r>
+        <w:t xml:space="preserve"> </w:t>
+      </w:r>
+      <w:r>
+        <w:t xml:space="preserve">2. Investigar quién modificó (mtime, zfs snapshots, etc.)</w:t>
+      </w:r>
+      <w:r>
+        <w:t xml:space="preserve"> </w:t>
+      </w:r>
+      <w:r>
+        <w:t xml:space="preserve">3. Si el operador quiere seguir:</w:t>
+      </w:r>
+      <w:r>
+        <w:t xml:space="preserve"> </w:t>
+      </w:r>
+      <w:r>
+        <w:rPr>
+          <w:rStyle w:val="VerbatimChar"/>
+        </w:rPr>
+        <w:t xml:space="preserve">elsereno audit rebase</w:t>
+      </w:r>
+      <w:r>
+        <w:t xml:space="preserve"> </w:t>
+      </w:r>
+      <w:r>
+        <w:t xml:space="preserve">inserta</w:t>
+      </w:r>
+      <w:r>
+        <w:t xml:space="preserve"> </w:t>
+      </w:r>
+      <w:r>
+        <w:t xml:space="preserve">un rebase marker + reinicia la cadena. La corruption queda</w:t>
+      </w:r>
+      <w:r>
+        <w:t xml:space="preserve"> </w:t>
+      </w:r>
+      <w:r>
+        <w:t xml:space="preserve">auditéada de forma explícita (no oculta).</w:t>
+      </w:r>
+    </w:p>
+    <w:p>
+      <w:r>
+        <w:pict>
+          <v:rect style="width:0;height:1.5pt" o:hralign="center" o:hrstd="t" o:hr="t"/>
+        </w:pict>
+      </w:r>
+    </w:p>
+    <w:bookmarkEnd w:id="89"/>
+    <w:bookmarkEnd w:id="90"/>
+    <w:bookmarkStart w:id="91" w:name="enlaces"/>
+    <w:p>
+      <w:pPr>
+        <w:pStyle w:val="Heading2"/>
+      </w:pPr>
+      <w:r>
+        <w:t xml:space="preserve">11. Enlaces</w:t>
       </w:r>
     </w:p>
     <w:p>
@@ -19591,11 +19828,11 @@
         <w:pStyle w:val="Compact"/>
         <w:numPr>
           <w:ilvl w:val="0"/>
-          <w:numId w:val="1008"/>
+          <w:numId w:val="1009"/>
         </w:numPr>
       </w:pPr>
       <w:r>
-        <w:t xml:space="preserve">NON-GOALS.md: qué NO hace ElSereno (para evitar malentendidos)</w:t>
+        <w:t xml:space="preserve">Repo: https://github.com/RobinR00T/elSereno</w:t>
       </w:r>
     </w:p>
     <w:p>
@@ -19603,7 +19840,55 @@
         <w:pStyle w:val="Compact"/>
         <w:numPr>
           <w:ilvl w:val="0"/>
-          <w:numId w:val="1008"/>
+          <w:numId w:val="1009"/>
+        </w:numPr>
+      </w:pPr>
+      <w:r>
+        <w:t xml:space="preserve">Releases: https://github.com/RobinR00T/elSereno/releases</w:t>
+      </w:r>
+    </w:p>
+    <w:p>
+      <w:pPr>
+        <w:pStyle w:val="Compact"/>
+        <w:numPr>
+          <w:ilvl w:val="0"/>
+          <w:numId w:val="1009"/>
+        </w:numPr>
+      </w:pPr>
+      <w:r>
+        <w:t xml:space="preserve">SECURITY.md: políticas de vulnerability disclosure</w:t>
+      </w:r>
+    </w:p>
+    <w:p>
+      <w:pPr>
+        <w:pStyle w:val="Compact"/>
+        <w:numPr>
+          <w:ilvl w:val="0"/>
+          <w:numId w:val="1009"/>
+        </w:numPr>
+      </w:pPr>
+      <w:r>
+        <w:t xml:space="preserve">LEGAL.md: condiciones de uso + dual-use warning</w:t>
+      </w:r>
+    </w:p>
+    <w:p>
+      <w:pPr>
+        <w:pStyle w:val="Compact"/>
+        <w:numPr>
+          <w:ilvl w:val="0"/>
+          <w:numId w:val="1009"/>
+        </w:numPr>
+      </w:pPr>
+      <w:r>
+        <w:t xml:space="preserve">NON-GOALS.md: qué NO hace ElSereno (para evitar malentendidos)</w:t>
+      </w:r>
+    </w:p>
+    <w:p>
+      <w:pPr>
+        <w:pStyle w:val="Compact"/>
+        <w:numPr>
+          <w:ilvl w:val="0"/>
+          <w:numId w:val="1009"/>
         </w:numPr>
       </w:pPr>
       <w:r>
@@ -19617,8 +19902,8 @@
         </w:pict>
       </w:r>
     </w:p>
-    <w:bookmarkEnd w:id="89"/>
-    <w:bookmarkEnd w:id="90"/>
+    <w:bookmarkEnd w:id="91"/>
+    <w:bookmarkEnd w:id="92"/>
     <w:sectPr>
       <w:footnotePr>
         <w:numRestart w:val="eachSect"/>
@@ -19857,6 +20142,9 @@
     <w:abstractNumId w:val="991"/>
   </w:num>
   <w:num w:numId="1008">
+    <w:abstractNumId w:val="991"/>
+  </w:num>
+  <w:num w:numId="1009">
     <w:abstractNumId w:val="991"/>
   </w:num>
 </w:numbering>

--- a/docs/manual/elsereno-manual.docx
+++ b/docs/manual/elsereno-manual.docx
@@ -75,13 +75,7 @@
         <w:t xml:space="preserve">Versión del manual</w:t>
       </w:r>
       <w:r>
-        <w:t xml:space="preserve">: v1.15.0 (ciclo cerrado, tag pendiente)</w:t>
-      </w:r>
-      <w:r>
-        <w:t xml:space="preserve"> </w:t>
-      </w:r>
-      <w:r>
-        <w:t xml:space="preserve">· 2026-04-26</w:t>
+        <w:t xml:space="preserve">: v1.15.0 · 2026-04-26</w:t>
       </w:r>
       <w:r>
         <w:t xml:space="preserve"> </w:t>
@@ -94,23 +88,7 @@
         <w:t xml:space="preserve">Compatible con binario</w:t>
       </w:r>
       <w:r>
-        <w:t xml:space="preserve">: v1.14.0+ (IPv6 cross-cutting).</w:t>
-      </w:r>
-      <w:r>
-        <w:t xml:space="preserve"> </w:t>
-      </w:r>
-      <w:r>
-        <w:rPr>
-          <w:b/>
-          <w:bCs/>
-        </w:rPr>
-        <w:t xml:space="preserve">v1.15.0</w:t>
-      </w:r>
-      <w:r>
-        <w:t xml:space="preserve"> </w:t>
-      </w:r>
-      <w:r>
-        <w:t xml:space="preserve">añade loose-end closure en 5 frentes: CWMP</w:t>
+        <w:t xml:space="preserve">: v1.15.0+ (loose-end closure: CWMP</w:t>
       </w:r>
       <w:r>
         <w:t xml:space="preserve"> </w:t>
@@ -140,7 +118,7 @@
         <w:t xml:space="preserve"> </w:t>
       </w:r>
       <w:r>
-        <w:t xml:space="preserve">reload-style exit.</w:t>
+        <w:t xml:space="preserve">reload-style exit).</w:t>
       </w:r>
     </w:p>
     <w:p>
@@ -150,13 +128,13 @@
         </w:pict>
       </w:r>
     </w:p>
-    <w:bookmarkStart w:id="10" w:name="novedades-v1.15.0-5-chunks-tag-pendiente"/>
+    <w:bookmarkStart w:id="10" w:name="novedades-v1.15.0"/>
     <w:p>
       <w:pPr>
         <w:pStyle w:val="Heading2"/>
       </w:pPr>
       <w:r>
-        <w:t xml:space="preserve">Novedades v1.15.0 (5 chunks; tag pendiente)</w:t>
+        <w:t xml:space="preserve">Novedades v1.15.0</w:t>
       </w:r>
     </w:p>
     <w:p>
